--- a/Manuscript/Manuscript_V02_CAH.docx
+++ b/Manuscript/Manuscript_V02_CAH.docx
@@ -940,7 +940,23 @@
           <w:t>A</w:t>
         </w:r>
       </w:ins>
-      <w:del w:id="1" w:author="Unknown Author" w:date="2026-05-29T09:51:20Z">
+      <w:ins w:id="1" w:author="Unknown Author" w:date="2026-05-29T10:14:32Z">
+        <w:r>
+          <w:rPr>
+            <w:rFonts w:cs="Arial" w:ascii="Arial" w:hAnsi="Arial"/>
+          </w:rPr>
+          <w:t xml:space="preserve">, </w:t>
+        </w:r>
+      </w:ins>
+      <w:ins w:id="2" w:author="Unknown Author" w:date="2026-05-29T10:14:32Z">
+        <w:r>
+          <w:rPr>
+            <w:rFonts w:cs="Arial" w:ascii="Arial" w:hAnsi="Arial"/>
+          </w:rPr>
+          <w:t>upper panel</w:t>
+        </w:r>
+      </w:ins>
+      <w:del w:id="3" w:author="Unknown Author" w:date="2026-05-29T09:51:20Z">
         <w:r>
           <w:rPr>
             <w:rFonts w:cs="Arial" w:ascii="Arial" w:hAnsi="Arial"/>
@@ -963,7 +979,7 @@
         </w:rPr>
         <w:t xml:space="preserve">), including </w:t>
       </w:r>
-      <w:ins w:id="2" w:author="Unknown Author" w:date="2026-05-29T09:14:22Z">
+      <w:ins w:id="4" w:author="Unknown Author" w:date="2026-05-29T09:14:22Z">
         <w:r>
           <w:rPr>
             <w:rFonts w:cs="Arial" w:ascii="Arial" w:hAnsi="Arial"/>
@@ -971,7 +987,7 @@
           <w:t>78</w:t>
         </w:r>
       </w:ins>
-      <w:del w:id="3" w:author="Unknown Author" w:date="2026-05-29T09:14:20Z">
+      <w:del w:id="5" w:author="Unknown Author" w:date="2026-05-29T09:14:20Z">
         <w:r>
           <w:rPr>
             <w:rFonts w:cs="Arial" w:ascii="Arial" w:hAnsi="Arial"/>
@@ -985,7 +1001,7 @@
         </w:rPr>
         <w:t xml:space="preserve"> blank paraffin scratches (paraffin controls), </w:t>
       </w:r>
-      <w:ins w:id="4" w:author="Unknown Author" w:date="2026-05-29T09:14:43Z">
+      <w:ins w:id="6" w:author="Unknown Author" w:date="2026-05-29T09:14:43Z">
         <w:r>
           <w:rPr>
             <w:rFonts w:cs="Arial" w:ascii="Arial" w:hAnsi="Arial"/>
@@ -993,7 +1009,7 @@
           <w:t>207</w:t>
         </w:r>
       </w:ins>
-      <w:del w:id="5" w:author="Unknown Author" w:date="2026-05-29T09:14:41Z">
+      <w:del w:id="7" w:author="Unknown Author" w:date="2026-05-29T09:14:41Z">
         <w:r>
           <w:rPr>
             <w:rFonts w:cs="Arial" w:ascii="Arial" w:hAnsi="Arial"/>
@@ -1007,7 +1023,7 @@
         </w:rPr>
         <w:t xml:space="preserve"> lysis buffer controls (buffer), and </w:t>
       </w:r>
-      <w:ins w:id="6" w:author="Unknown Author" w:date="2026-05-29T09:16:49Z">
+      <w:ins w:id="8" w:author="Unknown Author" w:date="2026-05-29T09:16:49Z">
         <w:r>
           <w:rPr>
             <w:rFonts w:cs="Arial" w:ascii="Arial" w:hAnsi="Arial"/>
@@ -1015,7 +1031,7 @@
           <w:t>52</w:t>
         </w:r>
       </w:ins>
-      <w:del w:id="7" w:author="Unknown Author" w:date="2026-05-29T09:16:47Z">
+      <w:del w:id="9" w:author="Unknown Author" w:date="2026-05-29T09:16:47Z">
         <w:r>
           <w:rPr>
             <w:rFonts w:cs="Arial" w:ascii="Arial" w:hAnsi="Arial"/>
@@ -1023,7 +1039,7 @@
           <w:delText>11</w:delText>
         </w:r>
       </w:del>
-      <w:del w:id="8" w:author="Unknown Author" w:date="2026-05-29T09:16:40Z">
+      <w:del w:id="10" w:author="Unknown Author" w:date="2026-05-29T09:16:40Z">
         <w:r>
           <w:rPr>
             <w:rFonts w:cs="Arial" w:ascii="Arial" w:hAnsi="Arial"/>
@@ -1069,7 +1085,7 @@
         </w:rPr>
         <w:t>, yielding an initial pool of 6,</w:t>
       </w:r>
-      <w:ins w:id="9" w:author="Unknown Author" w:date="2026-05-29T09:17:06Z">
+      <w:ins w:id="11" w:author="Unknown Author" w:date="2026-05-29T09:17:06Z">
         <w:r>
           <w:rPr>
             <w:rFonts w:cs="Arial" w:ascii="Arial" w:hAnsi="Arial"/>
@@ -1077,7 +1093,7 @@
           <w:t>017</w:t>
         </w:r>
       </w:ins>
-      <w:del w:id="10" w:author="Unknown Author" w:date="2026-05-29T09:17:03Z">
+      <w:del w:id="12" w:author="Unknown Author" w:date="2026-05-29T09:17:03Z">
         <w:r>
           <w:rPr>
             <w:rFonts w:cs="Arial" w:ascii="Arial" w:hAnsi="Arial"/>
@@ -1091,7 +1107,7 @@
         </w:rPr>
         <w:t xml:space="preserve"> taxa</w:t>
       </w:r>
-      <w:del w:id="11" w:author="Unknown Author" w:date="2026-05-29T09:20:00Z">
+      <w:del w:id="13" w:author="Unknown Author" w:date="2026-05-29T09:20:00Z">
         <w:r>
           <w:rPr>
             <w:rFonts w:cs="Arial" w:ascii="Arial" w:hAnsi="Arial"/>
@@ -1105,7 +1121,7 @@
         </w:rPr>
         <w:t>.</w:t>
       </w:r>
-      <w:del w:id="12" w:author="Unknown Author" w:date="2026-05-29T09:20:21Z">
+      <w:del w:id="14" w:author="Unknown Author" w:date="2026-05-29T09:20:21Z">
         <w:r>
           <w:rPr>
             <w:rFonts w:cs="Arial" w:ascii="Arial" w:hAnsi="Arial"/>
@@ -1113,7 +1129,7 @@
           <w:delText xml:space="preserve"> Taxa with extremely low prevalence or abundance were removed (See Methods section</w:delText>
         </w:r>
       </w:del>
-      <w:del w:id="13" w:author="Unknown Author" w:date="2026-05-29T09:20:21Z">
+      <w:del w:id="15" w:author="Unknown Author" w:date="2026-05-29T09:20:21Z">
         <w:r>
           <w:rPr>
             <w:rFonts w:cs="Arial" w:ascii="Arial" w:hAnsi="Arial"/>
@@ -1121,7 +1137,7 @@
           <w:commentReference w:id="8"/>
         </w:r>
       </w:del>
-      <w:del w:id="14" w:author="Unknown Author" w:date="2026-05-29T09:20:21Z">
+      <w:del w:id="16" w:author="Unknown Author" w:date="2026-05-29T09:20:21Z">
         <w:r>
           <w:rPr>
             <w:rFonts w:cs="Arial" w:ascii="Arial" w:hAnsi="Arial"/>
@@ -1129,7 +1145,7 @@
           <w:delText>),</w:delText>
         </w:r>
       </w:del>
-      <w:ins w:id="15" w:author="Unknown Author" w:date="2026-05-29T09:20:28Z">
+      <w:ins w:id="17" w:author="Unknown Author" w:date="2026-05-29T09:20:28Z">
         <w:r>
           <w:rPr>
             <w:rFonts w:cs="Arial" w:ascii="Arial" w:hAnsi="Arial"/>
@@ -1137,7 +1153,7 @@
           <w:t xml:space="preserve"> </w:t>
         </w:r>
       </w:ins>
-      <w:ins w:id="16" w:author="Unknown Author" w:date="2026-05-29T09:20:28Z">
+      <w:ins w:id="18" w:author="Unknown Author" w:date="2026-05-29T09:20:28Z">
         <w:r>
           <w:rPr>
             <w:rFonts w:cs="Arial" w:ascii="Arial" w:hAnsi="Arial"/>
@@ -1145,7 +1161,7 @@
           <w:t xml:space="preserve">To reduce the noise, </w:t>
         </w:r>
       </w:ins>
-      <w:ins w:id="17" w:author="Unknown Author" w:date="2026-05-29T09:22:25Z">
+      <w:ins w:id="19" w:author="Unknown Author" w:date="2026-05-29T09:22:25Z">
         <w:r>
           <w:rPr>
             <w:rFonts w:cs="Arial" w:ascii="Arial" w:hAnsi="Arial"/>
@@ -1153,7 +1169,7 @@
           <w:t>we applied the following filtering</w:t>
         </w:r>
       </w:ins>
-      <w:ins w:id="18" w:author="Unknown Author" w:date="2026-05-29T09:23:47Z">
+      <w:ins w:id="20" w:author="Unknown Author" w:date="2026-05-29T09:23:47Z">
         <w:r>
           <w:rPr>
             <w:rFonts w:cs="Arial" w:ascii="Arial" w:hAnsi="Arial"/>
@@ -1161,7 +1177,7 @@
           <w:t xml:space="preserve">: </w:t>
         </w:r>
       </w:ins>
-      <w:ins w:id="19" w:author="Unknown Author" w:date="2026-05-29T09:23:47Z">
+      <w:ins w:id="21" w:author="Unknown Author" w:date="2026-05-29T09:23:47Z">
         <w:r>
           <w:rPr>
             <w:rFonts w:cs="Arial" w:ascii="Arial" w:hAnsi="Arial"/>
@@ -1169,7 +1185,7 @@
           <w:t xml:space="preserve">i) samples whose read number are less than 500 were removed from further analyses; ii) </w:t>
         </w:r>
       </w:ins>
-      <w:ins w:id="20" w:author="Unknown Author" w:date="2026-05-29T09:23:47Z">
+      <w:ins w:id="22" w:author="Unknown Author" w:date="2026-05-29T09:23:47Z">
         <w:r>
           <w:rPr>
             <w:rFonts w:cs="Arial" w:ascii="Arial" w:hAnsi="Arial"/>
@@ -1177,7 +1193,7 @@
           <w:t>to eliminate extremely rare</w:t>
         </w:r>
       </w:ins>
-      <w:ins w:id="21" w:author="Unknown Author" w:date="2026-05-29T09:23:47Z">
+      <w:ins w:id="23" w:author="Unknown Author" w:date="2026-05-29T09:23:47Z">
         <w:r>
           <w:rPr>
             <w:rFonts w:cs="Arial" w:ascii="Arial" w:hAnsi="Arial"/>
@@ -1185,7 +1201,7 @@
           <w:t xml:space="preserve"> </w:t>
         </w:r>
       </w:ins>
-      <w:ins w:id="22" w:author="Unknown Author" w:date="2026-05-29T09:23:47Z">
+      <w:ins w:id="24" w:author="Unknown Author" w:date="2026-05-29T09:23:47Z">
         <w:r>
           <w:rPr>
             <w:rFonts w:cs="Arial" w:ascii="Arial" w:hAnsi="Arial"/>
@@ -1193,7 +1209,7 @@
           <w:t>taxa: prevalence detection threshold for each taxa is 2 reads, taxa must happen in at least one sample, and the total abundance of taxa is at least 1e-6, or 19 reads in our setting.</w:t>
         </w:r>
       </w:ins>
-      <w:ins w:id="23" w:author="Unknown Author" w:date="2026-05-29T09:52:00Z">
+      <w:ins w:id="25" w:author="Unknown Author" w:date="2026-05-29T09:52:00Z">
         <w:r>
           <w:rPr>
             <w:rFonts w:cs="Arial" w:ascii="Arial" w:hAnsi="Arial"/>
@@ -1201,7 +1217,7 @@
           <w:t xml:space="preserve"> </w:t>
         </w:r>
       </w:ins>
-      <w:del w:id="24" w:author="Unknown Author" w:date="2026-05-29T09:42:35Z">
+      <w:del w:id="26" w:author="Unknown Author" w:date="2026-05-29T09:42:35Z">
         <w:r>
           <w:rPr>
             <w:rFonts w:cs="Arial" w:ascii="Arial" w:hAnsi="Arial"/>
@@ -1209,7 +1225,7 @@
           <w:delText xml:space="preserve"> and</w:delText>
         </w:r>
       </w:del>
-      <w:ins w:id="25" w:author="Unknown Author" w:date="2026-05-29T09:42:41Z">
+      <w:ins w:id="27" w:author="Unknown Author" w:date="2026-05-29T09:42:41Z">
         <w:r>
           <w:rPr>
             <w:rFonts w:cs="Arial" w:ascii="Arial" w:hAnsi="Arial"/>
@@ -1223,7 +1239,7 @@
         </w:rPr>
         <w:t xml:space="preserve"> samples were</w:t>
       </w:r>
-      <w:ins w:id="26" w:author="Unknown Author" w:date="2026-05-29T09:42:52Z">
+      <w:ins w:id="28" w:author="Unknown Author" w:date="2026-05-29T09:42:52Z">
         <w:r>
           <w:rPr>
             <w:rFonts w:cs="Arial" w:ascii="Arial" w:hAnsi="Arial"/>
@@ -1231,7 +1247,7 @@
           <w:t xml:space="preserve"> </w:t>
         </w:r>
       </w:ins>
-      <w:ins w:id="27" w:author="Unknown Author" w:date="2026-05-29T09:42:52Z">
+      <w:ins w:id="29" w:author="Unknown Author" w:date="2026-05-29T09:42:52Z">
         <w:r>
           <w:rPr>
             <w:rFonts w:cs="Arial" w:ascii="Arial" w:hAnsi="Arial"/>
@@ -1245,15 +1261,23 @@
         </w:rPr>
         <w:t xml:space="preserve"> normalized via Wrench (8) or rarefaction (9). After filtering, 2</w:t>
       </w:r>
-      <w:ins w:id="28" w:author="Unknown Author" w:date="2026-05-29T09:52:51Z">
+      <w:ins w:id="30" w:author="Unknown Author" w:date="2026-05-29T09:52:51Z">
         <w:r>
           <w:rPr>
             <w:rFonts w:cs="Arial" w:ascii="Arial" w:hAnsi="Arial"/>
           </w:rPr>
-          <w:t>69</w:t>
+          <w:t>6</w:t>
         </w:r>
       </w:ins>
-      <w:del w:id="29" w:author="Unknown Author" w:date="2026-05-29T09:52:50Z">
+      <w:ins w:id="31" w:author="Unknown Author" w:date="2026-05-29T11:14:43Z">
+        <w:r>
+          <w:rPr>
+            <w:rFonts w:cs="Arial" w:ascii="Arial" w:hAnsi="Arial"/>
+          </w:rPr>
+          <w:t>2</w:t>
+        </w:r>
+      </w:ins>
+      <w:del w:id="32" w:author="Unknown Author" w:date="2026-05-29T09:52:50Z">
         <w:r>
           <w:rPr>
             <w:rFonts w:cs="Arial" w:ascii="Arial" w:hAnsi="Arial"/>
@@ -1267,7 +1291,7 @@
         </w:rPr>
         <w:t xml:space="preserve"> NCT samples remained: 1</w:t>
       </w:r>
-      <w:ins w:id="30" w:author="Unknown Author" w:date="2026-05-29T09:53:47Z">
+      <w:ins w:id="33" w:author="Unknown Author" w:date="2026-05-29T09:53:47Z">
         <w:r>
           <w:rPr>
             <w:rFonts w:cs="Arial" w:ascii="Arial" w:hAnsi="Arial"/>
@@ -1275,7 +1299,7 @@
           <w:t>67</w:t>
         </w:r>
       </w:ins>
-      <w:del w:id="31" w:author="Unknown Author" w:date="2026-05-29T09:53:46Z">
+      <w:del w:id="34" w:author="Unknown Author" w:date="2026-05-29T09:53:46Z">
         <w:r>
           <w:rPr>
             <w:rFonts w:cs="Arial" w:ascii="Arial" w:hAnsi="Arial"/>
@@ -1289,7 +1313,7 @@
         </w:rPr>
         <w:t xml:space="preserve"> buffer controls, </w:t>
       </w:r>
-      <w:ins w:id="32" w:author="Unknown Author" w:date="2026-05-29T09:53:57Z">
+      <w:ins w:id="35" w:author="Unknown Author" w:date="2026-05-29T09:53:57Z">
         <w:r>
           <w:rPr>
             <w:rFonts w:cs="Arial" w:ascii="Arial" w:hAnsi="Arial"/>
@@ -1297,7 +1321,7 @@
           <w:t>75</w:t>
         </w:r>
       </w:ins>
-      <w:del w:id="33" w:author="Unknown Author" w:date="2026-05-29T09:53:56Z">
+      <w:del w:id="36" w:author="Unknown Author" w:date="2026-05-29T09:53:56Z">
         <w:r>
           <w:rPr>
             <w:rFonts w:cs="Arial" w:ascii="Arial" w:hAnsi="Arial"/>
@@ -1311,7 +1335,7 @@
         </w:rPr>
         <w:t xml:space="preserve"> paraffin controls, and </w:t>
       </w:r>
-      <w:ins w:id="34" w:author="Unknown Author" w:date="2026-05-29T09:54:08Z">
+      <w:ins w:id="37" w:author="Unknown Author" w:date="2026-05-29T09:54:08Z">
         <w:r>
           <w:rPr>
             <w:rFonts w:cs="Arial" w:ascii="Arial" w:hAnsi="Arial"/>
@@ -1319,7 +1343,7 @@
           <w:t>20</w:t>
         </w:r>
       </w:ins>
-      <w:del w:id="35" w:author="Unknown Author" w:date="2026-05-29T09:54:08Z">
+      <w:del w:id="38" w:author="Unknown Author" w:date="2026-05-29T09:54:08Z">
         <w:r>
           <w:rPr>
             <w:rFonts w:cs="Arial" w:ascii="Arial" w:hAnsi="Arial"/>
@@ -1333,7 +1357,7 @@
         </w:rPr>
         <w:t xml:space="preserve"> PCR controls, encompassing </w:t>
       </w:r>
-      <w:ins w:id="36" w:author="Unknown Author" w:date="2026-05-29T09:58:24Z">
+      <w:ins w:id="39" w:author="Unknown Author" w:date="2026-05-29T09:58:24Z">
         <w:r>
           <w:rPr>
             <w:rFonts w:cs="Arial" w:ascii="Arial" w:hAnsi="Arial"/>
@@ -1341,7 +1365,7 @@
           <w:t>2,223</w:t>
         </w:r>
       </w:ins>
-      <w:del w:id="37" w:author="Unknown Author" w:date="2026-05-29T09:54:22Z">
+      <w:del w:id="40" w:author="Unknown Author" w:date="2026-05-29T09:54:22Z">
         <w:r>
           <w:rPr>
             <w:rFonts w:cs="Arial" w:ascii="Arial" w:hAnsi="Arial"/>
@@ -1355,7 +1379,7 @@
         </w:rPr>
         <w:t xml:space="preserve"> taxa after rarefaction and </w:t>
       </w:r>
-      <w:ins w:id="38" w:author="Unknown Author" w:date="2026-05-29T09:57:46Z">
+      <w:ins w:id="41" w:author="Unknown Author" w:date="2026-05-29T09:57:46Z">
         <w:r>
           <w:rPr>
             <w:rFonts w:cs="Arial" w:ascii="Arial" w:hAnsi="Arial"/>
@@ -1363,7 +1387,7 @@
           <w:t>3,028</w:t>
         </w:r>
       </w:ins>
-      <w:del w:id="39" w:author="Unknown Author" w:date="2026-05-29T09:57:45Z">
+      <w:del w:id="42" w:author="Unknown Author" w:date="2026-05-29T09:57:45Z">
         <w:r>
           <w:rPr>
             <w:rFonts w:cs="Arial" w:ascii="Arial" w:hAnsi="Arial"/>
@@ -1377,7 +1401,7 @@
         </w:rPr>
         <w:t xml:space="preserve"> taxa prior to rarefaction. These controls were accumulated between 2021 and 202</w:t>
       </w:r>
-      <w:ins w:id="40" w:author="Unknown Author" w:date="2026-05-29T09:59:19Z">
+      <w:ins w:id="43" w:author="Unknown Author" w:date="2026-05-29T09:59:19Z">
         <w:r>
           <w:rPr>
             <w:rFonts w:cs="Arial" w:ascii="Arial" w:hAnsi="Arial"/>
@@ -1385,7 +1409,7 @@
           <w:t>5</w:t>
         </w:r>
       </w:ins>
-      <w:del w:id="41" w:author="Unknown Author" w:date="2026-05-29T09:59:18Z">
+      <w:del w:id="44" w:author="Unknown Author" w:date="2026-05-29T09:59:18Z">
         <w:r>
           <w:rPr>
             <w:rFonts w:cs="Arial" w:ascii="Arial" w:hAnsi="Arial"/>
@@ -1399,15 +1423,15 @@
         </w:rPr>
         <w:t>, with a sharp expansion of paraffin and buffer control types introduced in 2022 (Table 1). Relevant batch covariates include processing laboratory persons (LP), year, and season (Figure 1.</w:t>
       </w:r>
-      <w:ins w:id="42" w:author="Unknown Author" w:date="2026-05-29T09:51:25Z">
+      <w:ins w:id="45" w:author="Unknown Author" w:date="2026-05-29T10:14:39Z">
         <w:r>
           <w:rPr>
             <w:rFonts w:cs="Arial" w:ascii="Arial" w:hAnsi="Arial"/>
           </w:rPr>
-          <w:t>B</w:t>
+          <w:t>A, lower panel</w:t>
         </w:r>
       </w:ins>
-      <w:del w:id="43" w:author="Unknown Author" w:date="2026-05-29T09:51:30Z">
+      <w:del w:id="46" w:author="Unknown Author" w:date="2026-05-29T09:51:30Z">
         <w:r>
           <w:rPr>
             <w:rFonts w:cs="Arial" w:ascii="Arial" w:hAnsi="Arial"/>
@@ -1415,7 +1439,7 @@
           <w:delText xml:space="preserve">1, lower </w:delText>
         </w:r>
       </w:del>
-      <w:del w:id="44" w:author="Unknown Author" w:date="2026-05-29T09:51:30Z">
+      <w:del w:id="47" w:author="Unknown Author" w:date="2026-05-29T09:51:30Z">
         <w:r>
           <w:rPr>
             <w:rFonts w:cs="Arial" w:ascii="Arial" w:hAnsi="Arial"/>
@@ -1423,7 +1447,7 @@
           <w:commentReference w:id="9"/>
         </w:r>
       </w:del>
-      <w:del w:id="45" w:author="Unknown Author" w:date="2026-05-29T09:51:32Z">
+      <w:del w:id="48" w:author="Unknown Author" w:date="2026-05-29T09:51:32Z">
         <w:r>
           <w:rPr>
             <w:rFonts w:cs="Arial" w:ascii="Arial" w:hAnsi="Arial"/>
@@ -1470,7 +1494,7 @@
           <w:rFonts w:ascii="Arial" w:hAnsi="Arial" w:cs="Arial"/>
         </w:rPr>
       </w:pPr>
-      <w:del w:id="46" w:author="Unknown Author" w:date="2026-05-29T10:08:32Z">
+      <w:del w:id="49" w:author="Unknown Author" w:date="2026-05-29T10:08:32Z">
         <w:r>
           <w:rPr>
             <w:rFonts w:cs="Arial" w:ascii="Arial" w:hAnsi="Arial"/>
@@ -1478,7 +1502,7 @@
           <w:delText xml:space="preserve">Intra-sample </w:delText>
         </w:r>
       </w:del>
-      <w:del w:id="47" w:author="Unknown Author" w:date="2026-05-29T10:08:32Z">
+      <w:del w:id="50" w:author="Unknown Author" w:date="2026-05-29T10:08:32Z">
         <w:r>
           <w:rPr>
             <w:rFonts w:cs="Arial" w:ascii="Arial" w:hAnsi="Arial"/>
@@ -1486,7 +1510,7 @@
           <w:commentReference w:id="10"/>
         </w:r>
       </w:del>
-      <w:del w:id="48" w:author="Unknown Author" w:date="2026-05-29T10:08:32Z">
+      <w:del w:id="51" w:author="Unknown Author" w:date="2026-05-29T10:08:32Z">
         <w:r>
           <w:rPr>
             <w:rFonts w:cs="Arial" w:ascii="Arial" w:hAnsi="Arial"/>
@@ -1494,7 +1518,7 @@
           <w:delText xml:space="preserve">and inter-sample </w:delText>
         </w:r>
       </w:del>
-      <w:del w:id="49" w:author="Unknown Author" w:date="2026-05-29T10:08:32Z">
+      <w:del w:id="52" w:author="Unknown Author" w:date="2026-05-29T10:08:32Z">
         <w:r>
           <w:rPr>
             <w:rFonts w:cs="Arial" w:ascii="Arial" w:hAnsi="Arial"/>
@@ -1502,7 +1526,7 @@
           <w:commentReference w:id="11"/>
         </w:r>
       </w:del>
-      <w:del w:id="50" w:author="Unknown Author" w:date="2026-05-29T10:08:32Z">
+      <w:del w:id="53" w:author="Unknown Author" w:date="2026-05-29T10:08:32Z">
         <w:r>
           <w:rPr>
             <w:rFonts w:cs="Arial" w:ascii="Arial" w:hAnsi="Arial"/>
@@ -1510,7 +1534,7 @@
           <w:commentReference w:id="12"/>
         </w:r>
       </w:del>
-      <w:del w:id="51" w:author="Unknown Author" w:date="2026-05-29T10:08:32Z">
+      <w:del w:id="54" w:author="Unknown Author" w:date="2026-05-29T10:08:32Z">
         <w:r>
           <w:rPr>
             <w:rFonts w:cs="Arial" w:ascii="Arial" w:hAnsi="Arial"/>
@@ -1518,7 +1542,7 @@
           <w:commentReference w:id="13"/>
         </w:r>
       </w:del>
-      <w:del w:id="52" w:author="Unknown Author" w:date="2026-05-29T10:08:32Z">
+      <w:del w:id="55" w:author="Unknown Author" w:date="2026-05-29T10:08:32Z">
         <w:r>
           <w:rPr>
             <w:rFonts w:cs="Arial" w:ascii="Arial" w:hAnsi="Arial"/>
@@ -1526,7 +1550,7 @@
           <w:commentReference w:id="14"/>
         </w:r>
       </w:del>
-      <w:del w:id="53" w:author="Unknown Author" w:date="2026-05-29T10:08:32Z">
+      <w:del w:id="56" w:author="Unknown Author" w:date="2026-05-29T10:08:32Z">
         <w:r>
           <w:rPr>
             <w:rFonts w:cs="Arial" w:ascii="Arial" w:hAnsi="Arial"/>
@@ -1534,7 +1558,7 @@
           <w:delText>differences in microbial diversity</w:delText>
         </w:r>
       </w:del>
-      <w:ins w:id="54" w:author="Unknown Author" w:date="2026-05-29T10:08:39Z">
+      <w:ins w:id="57" w:author="Unknown Author" w:date="2026-05-29T10:08:39Z">
         <w:r>
           <w:rPr>
             <w:rFonts w:cs="Arial" w:ascii="Arial" w:hAnsi="Arial"/>
@@ -1555,7 +1579,7 @@
         </w:rPr>
         <w:t>Buffer controls exhibited significantly higher species richness and evenness compared to paraffin and PCR controls, as measured by observed species count, Shannon index, and inverse Simpson index</w:t>
       </w:r>
-      <w:ins w:id="55" w:author="Unknown Author" w:date="2026-05-29T10:07:22Z">
+      <w:ins w:id="58" w:author="Unknown Author" w:date="2026-05-29T10:07:22Z">
         <w:r>
           <w:rPr>
             <w:rFonts w:cs="Arial" w:ascii="Arial" w:hAnsi="Arial"/>
@@ -2121,7 +2145,7 @@
         </w:tc>
         <w:tc>
           <w:tcPr>
-            <w:cellIns w:id="56" w:author="Unknown Author" w:date="2026-05-29T09:59:51Z"/>
+            <w:cellIns w:id="59" w:author="Unknown Author" w:date="2026-05-29T09:59:51Z"/>
             <w:tcW w:w="1350" w:type="dxa"/>
             <w:tcBorders>
               <w:bottom w:val="single" w:sz="6" w:space="0" w:color="000000"/>
@@ -2139,7 +2163,7 @@
                 <w:rFonts w:ascii="Arial" w:hAnsi="Arial" w:eastAsia="Aptos" w:cs="Arial"/>
               </w:rPr>
             </w:pPr>
-            <w:ins w:id="57" w:author="Unknown Author" w:date="2026-05-29T09:59:51Z">
+            <w:ins w:id="60" w:author="Unknown Author" w:date="2026-05-29T09:59:51Z">
               <w:r>
                 <w:rPr>
                   <w:rFonts w:eastAsia="Aptos" w:cs="Arial" w:ascii="Arial" w:hAnsi="Arial"/>
@@ -2151,7 +2175,7 @@
                 <w:t>‍</w:t>
               </w:r>
             </w:ins>
-            <w:ins w:id="58" w:author="Unknown Author" w:date="2026-05-29T09:59:51Z">
+            <w:ins w:id="61" w:author="Unknown Author" w:date="2026-05-29T09:59:51Z">
               <w:r>
                 <w:rPr>
                   <w:rFonts w:eastAsia="Aptos" w:cs="Arial" w:ascii="Arial" w:hAnsi="Arial"/>
@@ -2222,7 +2246,7 @@
               </w:rPr>
               <w:t>2</w:t>
             </w:r>
-            <w:ins w:id="59" w:author="Unknown Author" w:date="2026-05-29T10:03:40Z">
+            <w:ins w:id="62" w:author="Unknown Author" w:date="2026-05-29T10:03:40Z">
               <w:r>
                 <w:rPr>
                   <w:rFonts w:eastAsia="Aptos" w:cs="Arial" w:ascii="Arial" w:hAnsi="Arial"/>
@@ -2234,7 +2258,7 @@
                 <w:t>6</w:t>
               </w:r>
             </w:ins>
-            <w:del w:id="60" w:author="Unknown Author" w:date="2026-05-29T10:03:40Z">
+            <w:del w:id="63" w:author="Unknown Author" w:date="2026-05-29T10:03:40Z">
               <w:r>
                 <w:rPr>
                   <w:rFonts w:eastAsia="Aptos" w:cs="Arial" w:ascii="Arial" w:hAnsi="Arial"/>
@@ -2274,7 +2298,7 @@
               </w:rPr>
               <w:t>6</w:t>
             </w:r>
-            <w:ins w:id="61" w:author="Unknown Author" w:date="2026-05-29T10:04:07Z">
+            <w:ins w:id="64" w:author="Unknown Author" w:date="2026-05-29T10:04:07Z">
               <w:r>
                 <w:rPr>
                   <w:rFonts w:eastAsia="Aptos" w:cs="Arial" w:ascii="Arial" w:hAnsi="Arial"/>
@@ -2286,7 +2310,7 @@
                 <w:t>7</w:t>
               </w:r>
             </w:ins>
-            <w:del w:id="62" w:author="Unknown Author" w:date="2026-05-29T10:04:06Z">
+            <w:del w:id="65" w:author="Unknown Author" w:date="2026-05-29T10:04:06Z">
               <w:r>
                 <w:rPr>
                   <w:rFonts w:eastAsia="Aptos" w:cs="Arial" w:ascii="Arial" w:hAnsi="Arial"/>
@@ -2316,7 +2340,7 @@
                 <w:rFonts w:ascii="Arial" w:hAnsi="Arial" w:eastAsia="Aptos" w:cs="Arial"/>
               </w:rPr>
             </w:pPr>
-            <w:ins w:id="63" w:author="Unknown Author" w:date="2026-05-29T10:04:30Z">
+            <w:ins w:id="66" w:author="Unknown Author" w:date="2026-05-29T10:04:30Z">
               <w:r>
                 <w:rPr>
                   <w:rFonts w:eastAsia="Aptos" w:cs="Arial" w:ascii="Arial" w:hAnsi="Arial"/>
@@ -2328,7 +2352,7 @@
                 <w:t>17</w:t>
               </w:r>
             </w:ins>
-            <w:del w:id="64" w:author="Unknown Author" w:date="2026-05-29T10:04:30Z">
+            <w:del w:id="67" w:author="Unknown Author" w:date="2026-05-29T10:04:30Z">
               <w:r>
                 <w:rPr>
                   <w:rFonts w:eastAsia="Aptos" w:cs="Arial" w:ascii="Arial" w:hAnsi="Arial"/>
@@ -2358,7 +2382,7 @@
                 <w:rFonts w:ascii="Arial" w:hAnsi="Arial" w:eastAsia="Aptos" w:cs="Arial"/>
               </w:rPr>
             </w:pPr>
-            <w:ins w:id="65" w:author="Unknown Author" w:date="2026-05-29T10:04:57Z">
+            <w:ins w:id="68" w:author="Unknown Author" w:date="2026-05-29T10:04:57Z">
               <w:r>
                 <w:rPr>
                   <w:rFonts w:eastAsia="Aptos" w:cs="Arial" w:ascii="Arial" w:hAnsi="Arial"/>
@@ -2370,7 +2394,7 @@
                 <w:t>38</w:t>
               </w:r>
             </w:ins>
-            <w:del w:id="66" w:author="Unknown Author" w:date="2026-05-29T10:04:56Z">
+            <w:del w:id="69" w:author="Unknown Author" w:date="2026-05-29T10:04:56Z">
               <w:r>
                 <w:rPr>
                   <w:rFonts w:eastAsia="Aptos" w:cs="Arial" w:ascii="Arial" w:hAnsi="Arial"/>
@@ -2386,7 +2410,7 @@
         </w:tc>
         <w:tc>
           <w:tcPr>
-            <w:cellIns w:id="67" w:author="Unknown Author" w:date="2026-05-29T09:59:51Z"/>
+            <w:cellIns w:id="70" w:author="Unknown Author" w:date="2026-05-29T09:59:51Z"/>
             <w:tcW w:w="1350" w:type="dxa"/>
             <w:tcBorders/>
           </w:tcPr>
@@ -2401,7 +2425,7 @@
                 <w:rFonts w:ascii="Arial" w:hAnsi="Arial" w:eastAsia="Aptos" w:cs="Arial"/>
               </w:rPr>
             </w:pPr>
-            <w:ins w:id="68" w:author="Unknown Author" w:date="2026-05-29T09:59:51Z">
+            <w:ins w:id="71" w:author="Unknown Author" w:date="2026-05-29T09:59:51Z">
               <w:r>
                 <w:rPr>
                   <w:rFonts w:eastAsia="Aptos" w:cs="Arial" w:ascii="Arial" w:hAnsi="Arial"/>
@@ -2413,7 +2437,7 @@
                 <w:t>‍</w:t>
               </w:r>
             </w:ins>
-            <w:ins w:id="69" w:author="Unknown Author" w:date="2026-05-29T10:03:06Z">
+            <w:ins w:id="72" w:author="Unknown Author" w:date="2026-05-29T10:03:06Z">
               <w:r>
                 <w:rPr>
                   <w:rFonts w:eastAsia="Aptos" w:cs="Arial" w:ascii="Arial" w:hAnsi="Arial"/>
@@ -2474,7 +2498,7 @@
                 <w:rFonts w:ascii="Arial" w:hAnsi="Arial" w:eastAsia="Aptos" w:cs="Arial"/>
               </w:rPr>
             </w:pPr>
-            <w:ins w:id="70" w:author="Unknown Author" w:date="2026-05-29T10:03:44Z">
+            <w:ins w:id="73" w:author="Unknown Author" w:date="2026-05-29T10:03:44Z">
               <w:r>
                 <w:rPr>
                   <w:rFonts w:eastAsia="Aptos" w:cs="Arial" w:ascii="Arial" w:hAnsi="Arial"/>
@@ -2486,7 +2510,7 @@
                 <w:t>2</w:t>
               </w:r>
             </w:ins>
-            <w:del w:id="71" w:author="Unknown Author" w:date="2026-05-29T10:03:44Z">
+            <w:del w:id="74" w:author="Unknown Author" w:date="2026-05-29T10:03:44Z">
               <w:r>
                 <w:rPr>
                   <w:rFonts w:eastAsia="Aptos" w:cs="Arial" w:ascii="Arial" w:hAnsi="Arial"/>
@@ -2526,7 +2550,7 @@
               </w:rPr>
               <w:t>5</w:t>
             </w:r>
-            <w:ins w:id="72" w:author="Unknown Author" w:date="2026-05-29T10:04:11Z">
+            <w:ins w:id="75" w:author="Unknown Author" w:date="2026-05-29T10:04:11Z">
               <w:r>
                 <w:rPr>
                   <w:rFonts w:eastAsia="Aptos" w:cs="Arial" w:ascii="Arial" w:hAnsi="Arial"/>
@@ -2538,7 +2562,7 @@
                 <w:t>6</w:t>
               </w:r>
             </w:ins>
-            <w:del w:id="73" w:author="Unknown Author" w:date="2026-05-29T10:04:11Z">
+            <w:del w:id="76" w:author="Unknown Author" w:date="2026-05-29T10:04:11Z">
               <w:r>
                 <w:rPr>
                   <w:rFonts w:eastAsia="Aptos" w:cs="Arial" w:ascii="Arial" w:hAnsi="Arial"/>
@@ -2568,7 +2592,7 @@
                 <w:rFonts w:ascii="Arial" w:hAnsi="Arial" w:eastAsia="Aptos" w:cs="Arial"/>
               </w:rPr>
             </w:pPr>
-            <w:ins w:id="74" w:author="Unknown Author" w:date="2026-05-29T10:04:35Z">
+            <w:ins w:id="77" w:author="Unknown Author" w:date="2026-05-29T10:04:35Z">
               <w:r>
                 <w:rPr>
                   <w:rFonts w:eastAsia="Aptos" w:cs="Arial" w:ascii="Arial" w:hAnsi="Arial"/>
@@ -2580,7 +2604,7 @@
                 <w:t>9</w:t>
               </w:r>
             </w:ins>
-            <w:del w:id="75" w:author="Unknown Author" w:date="2026-05-29T10:04:34Z">
+            <w:del w:id="78" w:author="Unknown Author" w:date="2026-05-29T10:04:34Z">
               <w:r>
                 <w:rPr>
                   <w:rFonts w:eastAsia="Aptos" w:cs="Arial" w:ascii="Arial" w:hAnsi="Arial"/>
@@ -2620,7 +2644,7 @@
               </w:rPr>
               <w:t>1</w:t>
             </w:r>
-            <w:del w:id="76" w:author="Unknown Author" w:date="2026-05-29T10:05:01Z">
+            <w:del w:id="79" w:author="Unknown Author" w:date="2026-05-29T10:05:01Z">
               <w:r>
                 <w:rPr>
                   <w:rFonts w:eastAsia="Aptos" w:cs="Arial" w:ascii="Arial" w:hAnsi="Arial"/>
@@ -2636,7 +2660,7 @@
         </w:tc>
         <w:tc>
           <w:tcPr>
-            <w:cellIns w:id="77" w:author="Unknown Author" w:date="2026-05-29T09:59:51Z"/>
+            <w:cellIns w:id="80" w:author="Unknown Author" w:date="2026-05-29T09:59:51Z"/>
             <w:tcW w:w="1350" w:type="dxa"/>
             <w:tcBorders/>
           </w:tcPr>
@@ -2651,7 +2675,7 @@
                 <w:rFonts w:ascii="Arial" w:hAnsi="Arial" w:eastAsia="Aptos" w:cs="Arial"/>
               </w:rPr>
             </w:pPr>
-            <w:ins w:id="78" w:author="Unknown Author" w:date="2026-05-29T09:59:51Z">
+            <w:ins w:id="81" w:author="Unknown Author" w:date="2026-05-29T09:59:51Z">
               <w:r>
                 <w:rPr>
                   <w:rFonts w:eastAsia="Aptos" w:cs="Arial" w:ascii="Arial" w:hAnsi="Arial"/>
@@ -2663,7 +2687,7 @@
                 <w:t>‍</w:t>
               </w:r>
             </w:ins>
-            <w:ins w:id="79" w:author="Unknown Author" w:date="2026-05-29T10:03:14Z">
+            <w:ins w:id="82" w:author="Unknown Author" w:date="2026-05-29T10:03:14Z">
               <w:r>
                 <w:rPr>
                   <w:rFonts w:eastAsia="Aptos" w:cs="Arial" w:ascii="Arial" w:hAnsi="Arial"/>
@@ -2752,7 +2776,7 @@
                 <w:rFonts w:ascii="Arial" w:hAnsi="Arial" w:eastAsia="Aptos" w:cs="Arial"/>
               </w:rPr>
             </w:pPr>
-            <w:ins w:id="80" w:author="Unknown Author" w:date="2026-05-29T10:04:16Z">
+            <w:ins w:id="83" w:author="Unknown Author" w:date="2026-05-29T10:04:16Z">
               <w:r>
                 <w:rPr>
                   <w:rFonts w:eastAsia="Aptos" w:cs="Arial" w:ascii="Arial" w:hAnsi="Arial"/>
@@ -2764,7 +2788,7 @@
                 <w:t>4</w:t>
               </w:r>
             </w:ins>
-            <w:del w:id="81" w:author="Unknown Author" w:date="2026-05-29T10:04:15Z">
+            <w:del w:id="84" w:author="Unknown Author" w:date="2026-05-29T10:04:15Z">
               <w:r>
                 <w:rPr>
                   <w:rFonts w:eastAsia="Aptos" w:cs="Arial" w:ascii="Arial" w:hAnsi="Arial"/>
@@ -2794,7 +2818,7 @@
                 <w:rFonts w:ascii="Arial" w:hAnsi="Arial" w:eastAsia="Aptos" w:cs="Arial"/>
               </w:rPr>
             </w:pPr>
-            <w:ins w:id="82" w:author="Unknown Author" w:date="2026-05-29T10:04:40Z">
+            <w:ins w:id="85" w:author="Unknown Author" w:date="2026-05-29T10:04:40Z">
               <w:r>
                 <w:rPr>
                   <w:rFonts w:eastAsia="Aptos" w:cs="Arial" w:ascii="Arial" w:hAnsi="Arial"/>
@@ -2806,7 +2830,7 @@
                 <w:t>4</w:t>
               </w:r>
             </w:ins>
-            <w:del w:id="83" w:author="Unknown Author" w:date="2026-05-29T10:04:40Z">
+            <w:del w:id="86" w:author="Unknown Author" w:date="2026-05-29T10:04:40Z">
               <w:r>
                 <w:rPr>
                   <w:rFonts w:eastAsia="Aptos" w:cs="Arial" w:ascii="Arial" w:hAnsi="Arial"/>
@@ -2836,7 +2860,7 @@
                 <w:rFonts w:ascii="Arial" w:hAnsi="Arial" w:eastAsia="Aptos" w:cs="Arial"/>
               </w:rPr>
             </w:pPr>
-            <w:ins w:id="84" w:author="Unknown Author" w:date="2026-05-29T10:05:05Z">
+            <w:ins w:id="87" w:author="Unknown Author" w:date="2026-05-29T10:05:05Z">
               <w:r>
                 <w:rPr>
                   <w:rFonts w:eastAsia="Aptos" w:cs="Arial" w:ascii="Arial" w:hAnsi="Arial"/>
@@ -2848,7 +2872,7 @@
                 <w:t>8</w:t>
               </w:r>
             </w:ins>
-            <w:del w:id="85" w:author="Unknown Author" w:date="2026-05-29T10:05:05Z">
+            <w:del w:id="88" w:author="Unknown Author" w:date="2026-05-29T10:05:05Z">
               <w:r>
                 <w:rPr>
                   <w:rFonts w:eastAsia="Aptos" w:cs="Arial" w:ascii="Arial" w:hAnsi="Arial"/>
@@ -2864,7 +2888,7 @@
         </w:tc>
         <w:tc>
           <w:tcPr>
-            <w:cellIns w:id="86" w:author="Unknown Author" w:date="2026-05-29T09:59:51Z"/>
+            <w:cellIns w:id="89" w:author="Unknown Author" w:date="2026-05-29T09:59:51Z"/>
             <w:tcW w:w="1350" w:type="dxa"/>
             <w:tcBorders/>
           </w:tcPr>
@@ -2879,7 +2903,7 @@
                 <w:rFonts w:ascii="Arial" w:hAnsi="Arial" w:eastAsia="Aptos" w:cs="Arial"/>
               </w:rPr>
             </w:pPr>
-            <w:ins w:id="87" w:author="Unknown Author" w:date="2026-05-29T09:59:51Z">
+            <w:ins w:id="90" w:author="Unknown Author" w:date="2026-05-29T09:59:51Z">
               <w:r>
                 <w:rPr>
                   <w:rFonts w:eastAsia="Aptos" w:cs="Arial" w:ascii="Arial" w:hAnsi="Arial"/>
@@ -2891,7 +2915,7 @@
                 <w:t>‍</w:t>
               </w:r>
             </w:ins>
-            <w:ins w:id="88" w:author="Unknown Author" w:date="2026-05-29T10:03:18Z">
+            <w:ins w:id="91" w:author="Unknown Author" w:date="2026-05-29T10:03:18Z">
               <w:r>
                 <w:rPr>
                   <w:rFonts w:eastAsia="Aptos" w:cs="Arial" w:ascii="Arial" w:hAnsi="Arial"/>

--- a/Manuscript/Manuscript_V02_CAH.docx
+++ b/Manuscript/Manuscript_V02_CAH.docx
@@ -48,6 +48,19 @@
     </w:sdt>
     <w:p>
       <w:pPr>
+        <w:pStyle w:val="Normal"/>
+        <w:rPr>
+          <w:rFonts w:ascii="Arial" w:hAnsi="Arial" w:cs="Arial"/>
+        </w:rPr>
+      </w:pPr>
+      <w:r>
+        <w:rPr>
+          <w:rFonts w:cs="Arial" w:ascii="Arial" w:hAnsi="Arial"/>
+        </w:rPr>
+      </w:r>
+    </w:p>
+    <w:p>
+      <w:pPr>
         <w:pStyle w:val="TOCHeading"/>
         <w:jc w:val="center"/>
         <w:rPr>
@@ -513,6 +526,7 @@
     <w:p>
       <w:pPr>
         <w:pStyle w:val="Heading2"/>
+        <w:spacing w:before="0" w:after="80"/>
         <w:rPr>
           <w:rFonts w:ascii="Arial" w:hAnsi="Arial" w:cs="Arial"/>
         </w:rPr>
@@ -682,10 +696,6 @@
                   <a:graphicData uri="http://schemas.microsoft.com/office/word/2010/wordprocessingShape">
                     <wps:wsp>
                       <wps:cNvSpPr/>
-                      <wps:nvSpPr>
-                        <wps:cNvPr id="2" name="Rechteck 1"/>
-                        <wps:cNvSpPr/>
-                      </wps:nvSpPr>
                       <wps:spPr>
                         <a:xfrm>
                           <a:off x="0" y="0"/>
@@ -703,6 +713,12 @@
                           </a:solidFill>
                         </a:ln>
                       </wps:spPr>
+                      <wps:style>
+                        <a:lnRef idx="0"/>
+                        <a:fillRef idx="0"/>
+                        <a:effectRef idx="0"/>
+                        <a:fontRef idx="minor"/>
+                      </wps:style>
                       <wps:bodyPr/>
                     </wps:wsp>
                   </a:graphicData>
@@ -712,10 +728,10 @@
           </mc:Choice>
           <mc:Fallback>
             <w:pict>
-              <v:rect id="shape_0" ID="Rechteck 1" fillcolor="white" stroked="t" o:allowincell="f" style="position:absolute;margin-left:0pt;margin-top:-1.55pt;width:467.95pt;height:1.45pt;mso-wrap-style:none;v-text-anchor:middle;mso-position-vertical:top">
+              <v:rect id="shape_0" ID="Rechteck 1" path="m0,0l-2147483645,0l-2147483645,-2147483646l0,-2147483646xe" fillcolor="white" stroked="t" o:allowincell="f" style="position:absolute;margin-left:0pt;margin-top:-1.55pt;width:467.95pt;height:1.45pt;mso-wrap-style:none;v-text-anchor:middle;mso-position-vertical:top">
                 <v:fill o:detectmouseclick="t" type="solid" color2="black"/>
                 <v:stroke color="black" joinstyle="round" endcap="flat"/>
-                <w10:wrap type="none"/>
+                <w10:wrap type="square"/>
               </v:rect>
             </w:pict>
           </mc:Fallback>
@@ -945,18 +961,10 @@
           <w:rPr>
             <w:rFonts w:cs="Arial" w:ascii="Arial" w:hAnsi="Arial"/>
           </w:rPr>
-          <w:t xml:space="preserve">, </w:t>
+          <w:t>, upper panel</w:t>
         </w:r>
       </w:ins>
-      <w:ins w:id="2" w:author="Unknown Author" w:date="2026-05-29T10:14:32Z">
-        <w:r>
-          <w:rPr>
-            <w:rFonts w:cs="Arial" w:ascii="Arial" w:hAnsi="Arial"/>
-          </w:rPr>
-          <w:t>upper panel</w:t>
-        </w:r>
-      </w:ins>
-      <w:del w:id="3" w:author="Unknown Author" w:date="2026-05-29T09:51:20Z">
+      <w:del w:id="2" w:author="Unknown Author" w:date="2026-05-29T09:51:20Z">
         <w:r>
           <w:rPr>
             <w:rFonts w:cs="Arial" w:ascii="Arial" w:hAnsi="Arial"/>
@@ -979,7 +987,7 @@
         </w:rPr>
         <w:t xml:space="preserve">), including </w:t>
       </w:r>
-      <w:ins w:id="4" w:author="Unknown Author" w:date="2026-05-29T09:14:22Z">
+      <w:ins w:id="3" w:author="Unknown Author" w:date="2026-05-29T09:14:22Z">
         <w:r>
           <w:rPr>
             <w:rFonts w:cs="Arial" w:ascii="Arial" w:hAnsi="Arial"/>
@@ -987,7 +995,7 @@
           <w:t>78</w:t>
         </w:r>
       </w:ins>
-      <w:del w:id="5" w:author="Unknown Author" w:date="2026-05-29T09:14:20Z">
+      <w:del w:id="4" w:author="Unknown Author" w:date="2026-05-29T09:14:20Z">
         <w:r>
           <w:rPr>
             <w:rFonts w:cs="Arial" w:ascii="Arial" w:hAnsi="Arial"/>
@@ -1001,7 +1009,7 @@
         </w:rPr>
         <w:t xml:space="preserve"> blank paraffin scratches (paraffin controls), </w:t>
       </w:r>
-      <w:ins w:id="6" w:author="Unknown Author" w:date="2026-05-29T09:14:43Z">
+      <w:ins w:id="5" w:author="Unknown Author" w:date="2026-05-29T09:14:43Z">
         <w:r>
           <w:rPr>
             <w:rFonts w:cs="Arial" w:ascii="Arial" w:hAnsi="Arial"/>
@@ -1009,7 +1017,7 @@
           <w:t>207</w:t>
         </w:r>
       </w:ins>
-      <w:del w:id="7" w:author="Unknown Author" w:date="2026-05-29T09:14:41Z">
+      <w:del w:id="6" w:author="Unknown Author" w:date="2026-05-29T09:14:41Z">
         <w:r>
           <w:rPr>
             <w:rFonts w:cs="Arial" w:ascii="Arial" w:hAnsi="Arial"/>
@@ -1023,7 +1031,7 @@
         </w:rPr>
         <w:t xml:space="preserve"> lysis buffer controls (buffer), and </w:t>
       </w:r>
-      <w:ins w:id="8" w:author="Unknown Author" w:date="2026-05-29T09:16:49Z">
+      <w:ins w:id="7" w:author="Unknown Author" w:date="2026-05-29T09:16:49Z">
         <w:r>
           <w:rPr>
             <w:rFonts w:cs="Arial" w:ascii="Arial" w:hAnsi="Arial"/>
@@ -1031,7 +1039,7 @@
           <w:t>52</w:t>
         </w:r>
       </w:ins>
-      <w:del w:id="9" w:author="Unknown Author" w:date="2026-05-29T09:16:47Z">
+      <w:del w:id="8" w:author="Unknown Author" w:date="2026-05-29T09:16:40Z">
         <w:r>
           <w:rPr>
             <w:rFonts w:cs="Arial" w:ascii="Arial" w:hAnsi="Arial"/>
@@ -1039,11 +1047,9 @@
           <w:delText>11</w:delText>
         </w:r>
       </w:del>
-      <w:del w:id="10" w:author="Unknown Author" w:date="2026-05-29T09:16:40Z">
+      <w:del w:id="9" w:author="Unknown Author" w:date="2026-05-29T09:16:40Z">
         <w:r>
-          <w:rPr>
-            <w:rFonts w:cs="Arial" w:ascii="Arial" w:hAnsi="Arial"/>
-          </w:rPr>
+          <w:rPr/>
           <w:commentReference w:id="4"/>
         </w:r>
       </w:del>
@@ -1056,24 +1062,18 @@
       <w:commentRangeStart w:id="6"/>
       <w:commentRangeStart w:id="7"/>
       <w:r>
-        <w:rPr>
-          <w:rFonts w:cs="Arial" w:ascii="Arial" w:hAnsi="Arial"/>
-        </w:rPr>
+        <w:rPr/>
         <w:commentReference w:id="5"/>
       </w:r>
       <w:r>
-        <w:rPr>
-          <w:rFonts w:cs="Arial" w:ascii="Arial" w:hAnsi="Arial"/>
-        </w:rPr>
+        <w:rPr/>
       </w:r>
       <w:commentRangeEnd w:id="7"/>
       <w:r>
         <w:commentReference w:id="7"/>
       </w:r>
       <w:r>
-        <w:rPr>
-          <w:rFonts w:cs="Arial" w:ascii="Arial" w:hAnsi="Arial"/>
-        </w:rPr>
+        <w:rPr/>
       </w:r>
       <w:commentRangeEnd w:id="6"/>
       <w:r>
@@ -1085,7 +1085,7 @@
         </w:rPr>
         <w:t>, yielding an initial pool of 6,</w:t>
       </w:r>
-      <w:ins w:id="11" w:author="Unknown Author" w:date="2026-05-29T09:17:06Z">
+      <w:ins w:id="10" w:author="Unknown Author" w:date="2026-05-29T09:17:06Z">
         <w:r>
           <w:rPr>
             <w:rFonts w:cs="Arial" w:ascii="Arial" w:hAnsi="Arial"/>
@@ -1093,7 +1093,7 @@
           <w:t>017</w:t>
         </w:r>
       </w:ins>
-      <w:del w:id="12" w:author="Unknown Author" w:date="2026-05-29T09:17:03Z">
+      <w:del w:id="11" w:author="Unknown Author" w:date="2026-05-29T09:17:03Z">
         <w:r>
           <w:rPr>
             <w:rFonts w:cs="Arial" w:ascii="Arial" w:hAnsi="Arial"/>
@@ -1107,7 +1107,7 @@
         </w:rPr>
         <w:t xml:space="preserve"> taxa</w:t>
       </w:r>
-      <w:del w:id="13" w:author="Unknown Author" w:date="2026-05-29T09:20:00Z">
+      <w:del w:id="12" w:author="Unknown Author" w:date="2026-05-29T09:20:00Z">
         <w:r>
           <w:rPr>
             <w:rFonts w:cs="Arial" w:ascii="Arial" w:hAnsi="Arial"/>
@@ -1121,7 +1121,7 @@
         </w:rPr>
         <w:t>.</w:t>
       </w:r>
-      <w:del w:id="14" w:author="Unknown Author" w:date="2026-05-29T09:20:21Z">
+      <w:del w:id="13" w:author="Unknown Author" w:date="2026-05-29T09:20:21Z">
         <w:r>
           <w:rPr>
             <w:rFonts w:cs="Arial" w:ascii="Arial" w:hAnsi="Arial"/>
@@ -1129,15 +1129,13 @@
           <w:delText xml:space="preserve"> Taxa with extremely low prevalence or abundance were removed (See Methods section</w:delText>
         </w:r>
       </w:del>
-      <w:del w:id="15" w:author="Unknown Author" w:date="2026-05-29T09:20:21Z">
+      <w:del w:id="14" w:author="Unknown Author" w:date="2026-05-29T09:20:21Z">
         <w:r>
-          <w:rPr>
-            <w:rFonts w:cs="Arial" w:ascii="Arial" w:hAnsi="Arial"/>
-          </w:rPr>
+          <w:rPr/>
           <w:commentReference w:id="8"/>
         </w:r>
       </w:del>
-      <w:del w:id="16" w:author="Unknown Author" w:date="2026-05-29T09:20:21Z">
+      <w:del w:id="15" w:author="Unknown Author" w:date="2026-05-29T09:20:21Z">
         <w:r>
           <w:rPr>
             <w:rFonts w:cs="Arial" w:ascii="Arial" w:hAnsi="Arial"/>
@@ -1145,7 +1143,7 @@
           <w:delText>),</w:delText>
         </w:r>
       </w:del>
-      <w:ins w:id="17" w:author="Unknown Author" w:date="2026-05-29T09:20:28Z">
+      <w:ins w:id="16" w:author="Unknown Author" w:date="2026-05-29T09:20:28Z">
         <w:r>
           <w:rPr>
             <w:rFonts w:cs="Arial" w:ascii="Arial" w:hAnsi="Arial"/>
@@ -1153,47 +1151,23 @@
           <w:t xml:space="preserve"> </w:t>
         </w:r>
       </w:ins>
-      <w:ins w:id="18" w:author="Unknown Author" w:date="2026-05-29T09:20:28Z">
+      <w:ins w:id="17" w:author="Unknown Author" w:date="2026-06-03T12:45:42Z">
         <w:r>
           <w:rPr>
             <w:rFonts w:cs="Arial" w:ascii="Arial" w:hAnsi="Arial"/>
           </w:rPr>
-          <w:t xml:space="preserve">To reduce the noise, </w:t>
+          <w:t>To reduce noise, we applied the following filtering steps: (i) samples with fewer than 500 reads were removed from further analyses; and (ii) extremely rare taxa were excluded using the following criteria: a detection threshold of at least 2 reads per sample, presence in at least one sample, and a total abundance of at least 1 × 10⁻⁶ across all samples, corresponding to 19 reads in our dataset</w:t>
         </w:r>
       </w:ins>
-      <w:ins w:id="19" w:author="Unknown Author" w:date="2026-05-29T09:22:25Z">
+      <w:ins w:id="18" w:author="Unknown Author" w:date="2026-05-29T09:23:47Z">
         <w:r>
           <w:rPr>
             <w:rFonts w:cs="Arial" w:ascii="Arial" w:hAnsi="Arial"/>
           </w:rPr>
-          <w:t>we applied the following filtering</w:t>
+          <w:t>.</w:t>
         </w:r>
       </w:ins>
-      <w:ins w:id="20" w:author="Unknown Author" w:date="2026-05-29T09:23:47Z">
-        <w:r>
-          <w:rPr>
-            <w:rFonts w:cs="Arial" w:ascii="Arial" w:hAnsi="Arial"/>
-          </w:rPr>
-          <w:t xml:space="preserve">: </w:t>
-        </w:r>
-      </w:ins>
-      <w:ins w:id="21" w:author="Unknown Author" w:date="2026-05-29T09:23:47Z">
-        <w:r>
-          <w:rPr>
-            <w:rFonts w:cs="Arial" w:ascii="Arial" w:hAnsi="Arial"/>
-          </w:rPr>
-          <w:t xml:space="preserve">i) samples whose read number are less than 500 were removed from further analyses; ii) </w:t>
-        </w:r>
-      </w:ins>
-      <w:ins w:id="22" w:author="Unknown Author" w:date="2026-05-29T09:23:47Z">
-        <w:r>
-          <w:rPr>
-            <w:rFonts w:cs="Arial" w:ascii="Arial" w:hAnsi="Arial"/>
-          </w:rPr>
-          <w:t>to eliminate extremely rare</w:t>
-        </w:r>
-      </w:ins>
-      <w:ins w:id="23" w:author="Unknown Author" w:date="2026-05-29T09:23:47Z">
+      <w:ins w:id="19" w:author="Unknown Author" w:date="2026-05-29T09:52:00Z">
         <w:r>
           <w:rPr>
             <w:rFonts w:cs="Arial" w:ascii="Arial" w:hAnsi="Arial"/>
@@ -1201,23 +1175,7 @@
           <w:t xml:space="preserve"> </w:t>
         </w:r>
       </w:ins>
-      <w:ins w:id="24" w:author="Unknown Author" w:date="2026-05-29T09:23:47Z">
-        <w:r>
-          <w:rPr>
-            <w:rFonts w:cs="Arial" w:ascii="Arial" w:hAnsi="Arial"/>
-          </w:rPr>
-          <w:t>taxa: prevalence detection threshold for each taxa is 2 reads, taxa must happen in at least one sample, and the total abundance of taxa is at least 1e-6, or 19 reads in our setting.</w:t>
-        </w:r>
-      </w:ins>
-      <w:ins w:id="25" w:author="Unknown Author" w:date="2026-05-29T09:52:00Z">
-        <w:r>
-          <w:rPr>
-            <w:rFonts w:cs="Arial" w:ascii="Arial" w:hAnsi="Arial"/>
-          </w:rPr>
-          <w:t xml:space="preserve"> </w:t>
-        </w:r>
-      </w:ins>
-      <w:del w:id="26" w:author="Unknown Author" w:date="2026-05-29T09:42:35Z">
+      <w:del w:id="20" w:author="Unknown Author" w:date="2026-05-29T09:42:35Z">
         <w:r>
           <w:rPr>
             <w:rFonts w:cs="Arial" w:ascii="Arial" w:hAnsi="Arial"/>
@@ -1225,7 +1183,7 @@
           <w:delText xml:space="preserve"> and</w:delText>
         </w:r>
       </w:del>
-      <w:ins w:id="27" w:author="Unknown Author" w:date="2026-05-29T09:42:41Z">
+      <w:ins w:id="21" w:author="Unknown Author" w:date="2026-05-29T09:42:41Z">
         <w:r>
           <w:rPr>
             <w:rFonts w:cs="Arial" w:ascii="Arial" w:hAnsi="Arial"/>
@@ -1239,29 +1197,21 @@
         </w:rPr>
         <w:t xml:space="preserve"> samples were</w:t>
       </w:r>
-      <w:ins w:id="28" w:author="Unknown Author" w:date="2026-05-29T09:42:52Z">
+      <w:ins w:id="22" w:author="Unknown Author" w:date="2026-05-29T09:42:52Z">
         <w:r>
           <w:rPr>
             <w:rFonts w:cs="Arial" w:ascii="Arial" w:hAnsi="Arial"/>
           </w:rPr>
-          <w:t xml:space="preserve"> </w:t>
+          <w:t xml:space="preserve"> then</w:t>
         </w:r>
       </w:ins>
-      <w:ins w:id="29" w:author="Unknown Author" w:date="2026-05-29T09:42:52Z">
-        <w:r>
-          <w:rPr>
-            <w:rFonts w:cs="Arial" w:ascii="Arial" w:hAnsi="Arial"/>
-          </w:rPr>
-          <w:t>then</w:t>
-        </w:r>
-      </w:ins>
       <w:r>
         <w:rPr>
           <w:rFonts w:cs="Arial" w:ascii="Arial" w:hAnsi="Arial"/>
         </w:rPr>
         <w:t xml:space="preserve"> normalized via Wrench (8) or rarefaction (9). After filtering, 2</w:t>
       </w:r>
-      <w:ins w:id="30" w:author="Unknown Author" w:date="2026-05-29T09:52:51Z">
+      <w:ins w:id="23" w:author="Unknown Author" w:date="2026-05-29T09:52:51Z">
         <w:r>
           <w:rPr>
             <w:rFonts w:cs="Arial" w:ascii="Arial" w:hAnsi="Arial"/>
@@ -1269,7 +1219,7 @@
           <w:t>6</w:t>
         </w:r>
       </w:ins>
-      <w:ins w:id="31" w:author="Unknown Author" w:date="2026-05-29T11:14:43Z">
+      <w:ins w:id="24" w:author="Unknown Author" w:date="2026-05-29T11:14:43Z">
         <w:r>
           <w:rPr>
             <w:rFonts w:cs="Arial" w:ascii="Arial" w:hAnsi="Arial"/>
@@ -1277,7 +1227,7 @@
           <w:t>2</w:t>
         </w:r>
       </w:ins>
-      <w:del w:id="32" w:author="Unknown Author" w:date="2026-05-29T09:52:50Z">
+      <w:del w:id="25" w:author="Unknown Author" w:date="2026-05-29T09:52:50Z">
         <w:r>
           <w:rPr>
             <w:rFonts w:cs="Arial" w:ascii="Arial" w:hAnsi="Arial"/>
@@ -1291,7 +1241,7 @@
         </w:rPr>
         <w:t xml:space="preserve"> NCT samples remained: 1</w:t>
       </w:r>
-      <w:ins w:id="33" w:author="Unknown Author" w:date="2026-05-29T09:53:47Z">
+      <w:ins w:id="26" w:author="Unknown Author" w:date="2026-05-29T09:53:47Z">
         <w:r>
           <w:rPr>
             <w:rFonts w:cs="Arial" w:ascii="Arial" w:hAnsi="Arial"/>
@@ -1299,7 +1249,7 @@
           <w:t>67</w:t>
         </w:r>
       </w:ins>
-      <w:del w:id="34" w:author="Unknown Author" w:date="2026-05-29T09:53:46Z">
+      <w:del w:id="27" w:author="Unknown Author" w:date="2026-05-29T09:53:46Z">
         <w:r>
           <w:rPr>
             <w:rFonts w:cs="Arial" w:ascii="Arial" w:hAnsi="Arial"/>
@@ -1313,7 +1263,7 @@
         </w:rPr>
         <w:t xml:space="preserve"> buffer controls, </w:t>
       </w:r>
-      <w:ins w:id="35" w:author="Unknown Author" w:date="2026-05-29T09:53:57Z">
+      <w:ins w:id="28" w:author="Unknown Author" w:date="2026-05-29T09:53:57Z">
         <w:r>
           <w:rPr>
             <w:rFonts w:cs="Arial" w:ascii="Arial" w:hAnsi="Arial"/>
@@ -1321,7 +1271,7 @@
           <w:t>75</w:t>
         </w:r>
       </w:ins>
-      <w:del w:id="36" w:author="Unknown Author" w:date="2026-05-29T09:53:56Z">
+      <w:del w:id="29" w:author="Unknown Author" w:date="2026-05-29T09:53:56Z">
         <w:r>
           <w:rPr>
             <w:rFonts w:cs="Arial" w:ascii="Arial" w:hAnsi="Arial"/>
@@ -1335,7 +1285,7 @@
         </w:rPr>
         <w:t xml:space="preserve"> paraffin controls, and </w:t>
       </w:r>
-      <w:ins w:id="37" w:author="Unknown Author" w:date="2026-05-29T09:54:08Z">
+      <w:ins w:id="30" w:author="Unknown Author" w:date="2026-05-29T09:54:08Z">
         <w:r>
           <w:rPr>
             <w:rFonts w:cs="Arial" w:ascii="Arial" w:hAnsi="Arial"/>
@@ -1343,7 +1293,7 @@
           <w:t>20</w:t>
         </w:r>
       </w:ins>
-      <w:del w:id="38" w:author="Unknown Author" w:date="2026-05-29T09:54:08Z">
+      <w:del w:id="31" w:author="Unknown Author" w:date="2026-05-29T09:54:08Z">
         <w:r>
           <w:rPr>
             <w:rFonts w:cs="Arial" w:ascii="Arial" w:hAnsi="Arial"/>
@@ -1357,7 +1307,7 @@
         </w:rPr>
         <w:t xml:space="preserve"> PCR controls, encompassing </w:t>
       </w:r>
-      <w:ins w:id="39" w:author="Unknown Author" w:date="2026-05-29T09:58:24Z">
+      <w:ins w:id="32" w:author="Unknown Author" w:date="2026-05-29T09:58:24Z">
         <w:r>
           <w:rPr>
             <w:rFonts w:cs="Arial" w:ascii="Arial" w:hAnsi="Arial"/>
@@ -1365,7 +1315,7 @@
           <w:t>2,223</w:t>
         </w:r>
       </w:ins>
-      <w:del w:id="40" w:author="Unknown Author" w:date="2026-05-29T09:54:22Z">
+      <w:del w:id="33" w:author="Unknown Author" w:date="2026-05-29T09:54:22Z">
         <w:r>
           <w:rPr>
             <w:rFonts w:cs="Arial" w:ascii="Arial" w:hAnsi="Arial"/>
@@ -1379,7 +1329,7 @@
         </w:rPr>
         <w:t xml:space="preserve"> taxa after rarefaction and </w:t>
       </w:r>
-      <w:ins w:id="41" w:author="Unknown Author" w:date="2026-05-29T09:57:46Z">
+      <w:ins w:id="34" w:author="Unknown Author" w:date="2026-05-29T09:57:46Z">
         <w:r>
           <w:rPr>
             <w:rFonts w:cs="Arial" w:ascii="Arial" w:hAnsi="Arial"/>
@@ -1387,7 +1337,7 @@
           <w:t>3,028</w:t>
         </w:r>
       </w:ins>
-      <w:del w:id="42" w:author="Unknown Author" w:date="2026-05-29T09:57:45Z">
+      <w:del w:id="35" w:author="Unknown Author" w:date="2026-05-29T09:57:45Z">
         <w:r>
           <w:rPr>
             <w:rFonts w:cs="Arial" w:ascii="Arial" w:hAnsi="Arial"/>
@@ -1401,7 +1351,7 @@
         </w:rPr>
         <w:t xml:space="preserve"> taxa prior to rarefaction. These controls were accumulated between 2021 and 202</w:t>
       </w:r>
-      <w:ins w:id="43" w:author="Unknown Author" w:date="2026-05-29T09:59:19Z">
+      <w:ins w:id="36" w:author="Unknown Author" w:date="2026-05-29T09:59:19Z">
         <w:r>
           <w:rPr>
             <w:rFonts w:cs="Arial" w:ascii="Arial" w:hAnsi="Arial"/>
@@ -1409,7 +1359,7 @@
           <w:t>5</w:t>
         </w:r>
       </w:ins>
-      <w:del w:id="44" w:author="Unknown Author" w:date="2026-05-29T09:59:18Z">
+      <w:del w:id="37" w:author="Unknown Author" w:date="2026-05-29T09:59:18Z">
         <w:r>
           <w:rPr>
             <w:rFonts w:cs="Arial" w:ascii="Arial" w:hAnsi="Arial"/>
@@ -1421,9 +1371,31 @@
         <w:rPr>
           <w:rFonts w:cs="Arial" w:ascii="Arial" w:hAnsi="Arial"/>
         </w:rPr>
-        <w:t>, with a sharp expansion of paraffin and buffer control types introduced in 2022 (Table 1). Relevant batch covariates include processing laboratory persons (LP), year, and season (Figure 1.</w:t>
-      </w:r>
-      <w:ins w:id="45" w:author="Unknown Author" w:date="2026-05-29T10:14:39Z">
+        <w:t>, with a sharp expansion of paraffin and buffer control types introduced in 2022 (Table 1). Relevant batch covariates include processing laboratory person</w:t>
+      </w:r>
+      <w:ins w:id="38" w:author="Unknown Author" w:date="2026-06-03T12:48:53Z">
+        <w:r>
+          <w:rPr>
+            <w:rFonts w:cs="Arial" w:ascii="Arial" w:hAnsi="Arial"/>
+          </w:rPr>
+          <w:t>nel</w:t>
+        </w:r>
+      </w:ins>
+      <w:del w:id="39" w:author="Unknown Author" w:date="2026-06-03T12:48:52Z">
+        <w:r>
+          <w:rPr>
+            <w:rFonts w:cs="Arial" w:ascii="Arial" w:hAnsi="Arial"/>
+          </w:rPr>
+          <w:delText>s</w:delText>
+        </w:r>
+      </w:del>
+      <w:r>
+        <w:rPr>
+          <w:rFonts w:cs="Arial" w:ascii="Arial" w:hAnsi="Arial"/>
+        </w:rPr>
+        <w:t xml:space="preserve"> (LP), year, and season (Figure 1.</w:t>
+      </w:r>
+      <w:ins w:id="40" w:author="Unknown Author" w:date="2026-05-29T10:14:39Z">
         <w:r>
           <w:rPr>
             <w:rFonts w:cs="Arial" w:ascii="Arial" w:hAnsi="Arial"/>
@@ -1431,7 +1403,7 @@
           <w:t>A, lower panel</w:t>
         </w:r>
       </w:ins>
-      <w:del w:id="46" w:author="Unknown Author" w:date="2026-05-29T09:51:30Z">
+      <w:del w:id="41" w:author="Unknown Author" w:date="2026-05-29T09:51:32Z">
         <w:r>
           <w:rPr>
             <w:rFonts w:cs="Arial" w:ascii="Arial" w:hAnsi="Arial"/>
@@ -1439,15 +1411,13 @@
           <w:delText xml:space="preserve">1, lower </w:delText>
         </w:r>
       </w:del>
-      <w:del w:id="47" w:author="Unknown Author" w:date="2026-05-29T09:51:30Z">
+      <w:del w:id="42" w:author="Unknown Author" w:date="2026-05-29T09:51:32Z">
         <w:r>
-          <w:rPr>
-            <w:rFonts w:cs="Arial" w:ascii="Arial" w:hAnsi="Arial"/>
-          </w:rPr>
+          <w:rPr/>
           <w:commentReference w:id="9"/>
         </w:r>
       </w:del>
-      <w:del w:id="48" w:author="Unknown Author" w:date="2026-05-29T09:51:32Z">
+      <w:del w:id="43" w:author="Unknown Author" w:date="2026-05-29T09:51:32Z">
         <w:r>
           <w:rPr>
             <w:rFonts w:cs="Arial" w:ascii="Arial" w:hAnsi="Arial"/>
@@ -1455,18 +1425,12 @@
           <w:delText>panel</w:delText>
         </w:r>
       </w:del>
-      <w:r>
-        <w:rPr>
-          <w:rFonts w:cs="Arial" w:ascii="Arial" w:hAnsi="Arial"/>
-        </w:rPr>
-        <w:t>)</w:t>
-      </w:r>
       <w:bookmarkEnd w:id="3"/>
       <w:r>
         <w:rPr>
           <w:rFonts w:cs="Arial" w:ascii="Arial" w:hAnsi="Arial"/>
         </w:rPr>
-        <w:t>.</w:t>
+        <w:t>).</w:t>
       </w:r>
     </w:p>
     <w:p>
@@ -1494,7 +1458,7 @@
           <w:rFonts w:ascii="Arial" w:hAnsi="Arial" w:cs="Arial"/>
         </w:rPr>
       </w:pPr>
-      <w:del w:id="49" w:author="Unknown Author" w:date="2026-05-29T10:08:32Z">
+      <w:del w:id="44" w:author="Unknown Author" w:date="2026-05-29T10:08:32Z">
         <w:r>
           <w:rPr>
             <w:rFonts w:cs="Arial" w:ascii="Arial" w:hAnsi="Arial"/>
@@ -1502,12 +1466,42 @@
           <w:delText xml:space="preserve">Intra-sample </w:delText>
         </w:r>
       </w:del>
-      <w:del w:id="50" w:author="Unknown Author" w:date="2026-05-29T10:08:32Z">
+      <w:del w:id="45" w:author="Unknown Author" w:date="2026-05-29T10:08:32Z">
+        <w:r>
+          <w:rPr/>
+          <w:commentReference w:id="10"/>
+        </w:r>
+      </w:del>
+      <w:del w:id="46" w:author="Unknown Author" w:date="2026-05-29T10:08:32Z">
         <w:r>
           <w:rPr>
             <w:rFonts w:cs="Arial" w:ascii="Arial" w:hAnsi="Arial"/>
           </w:rPr>
-          <w:commentReference w:id="10"/>
+          <w:delText xml:space="preserve">and inter-sample </w:delText>
+        </w:r>
+      </w:del>
+      <w:del w:id="47" w:author="Unknown Author" w:date="2026-05-29T10:08:32Z">
+        <w:r>
+          <w:rPr/>
+          <w:commentReference w:id="11"/>
+        </w:r>
+      </w:del>
+      <w:del w:id="48" w:author="Unknown Author" w:date="2026-05-29T10:08:32Z">
+        <w:r>
+          <w:rPr/>
+          <w:commentReference w:id="12"/>
+        </w:r>
+      </w:del>
+      <w:del w:id="49" w:author="Unknown Author" w:date="2026-05-29T10:08:32Z">
+        <w:r>
+          <w:rPr/>
+          <w:commentReference w:id="13"/>
+        </w:r>
+      </w:del>
+      <w:del w:id="50" w:author="Unknown Author" w:date="2026-05-29T10:08:32Z">
+        <w:r>
+          <w:rPr/>
+          <w:commentReference w:id="14"/>
         </w:r>
       </w:del>
       <w:del w:id="51" w:author="Unknown Author" w:date="2026-05-29T10:08:32Z">
@@ -1515,50 +1509,10 @@
           <w:rPr>
             <w:rFonts w:cs="Arial" w:ascii="Arial" w:hAnsi="Arial"/>
           </w:rPr>
-          <w:delText xml:space="preserve">and inter-sample </w:delText>
-        </w:r>
-      </w:del>
-      <w:del w:id="52" w:author="Unknown Author" w:date="2026-05-29T10:08:32Z">
-        <w:r>
-          <w:rPr>
-            <w:rFonts w:cs="Arial" w:ascii="Arial" w:hAnsi="Arial"/>
-          </w:rPr>
-          <w:commentReference w:id="11"/>
-        </w:r>
-      </w:del>
-      <w:del w:id="53" w:author="Unknown Author" w:date="2026-05-29T10:08:32Z">
-        <w:r>
-          <w:rPr>
-            <w:rFonts w:cs="Arial" w:ascii="Arial" w:hAnsi="Arial"/>
-          </w:rPr>
-          <w:commentReference w:id="12"/>
-        </w:r>
-      </w:del>
-      <w:del w:id="54" w:author="Unknown Author" w:date="2026-05-29T10:08:32Z">
-        <w:r>
-          <w:rPr>
-            <w:rFonts w:cs="Arial" w:ascii="Arial" w:hAnsi="Arial"/>
-          </w:rPr>
-          <w:commentReference w:id="13"/>
-        </w:r>
-      </w:del>
-      <w:del w:id="55" w:author="Unknown Author" w:date="2026-05-29T10:08:32Z">
-        <w:r>
-          <w:rPr>
-            <w:rFonts w:cs="Arial" w:ascii="Arial" w:hAnsi="Arial"/>
-          </w:rPr>
-          <w:commentReference w:id="14"/>
-        </w:r>
-      </w:del>
-      <w:del w:id="56" w:author="Unknown Author" w:date="2026-05-29T10:08:32Z">
-        <w:r>
-          <w:rPr>
-            <w:rFonts w:cs="Arial" w:ascii="Arial" w:hAnsi="Arial"/>
-          </w:rPr>
           <w:delText>differences in microbial diversity</w:delText>
         </w:r>
       </w:del>
-      <w:ins w:id="57" w:author="Unknown Author" w:date="2026-05-29T10:08:39Z">
+      <w:ins w:id="52" w:author="Unknown Author" w:date="2026-05-29T10:08:39Z">
         <w:r>
           <w:rPr>
             <w:rFonts w:cs="Arial" w:ascii="Arial" w:hAnsi="Arial"/>
@@ -1570,22 +1524,64 @@
         <w:rPr>
           <w:rFonts w:cs="Arial" w:ascii="Arial" w:hAnsi="Arial"/>
         </w:rPr>
-        <w:t xml:space="preserve"> were observed across control types (Figures. 1.2 and 1.3). </w:t>
-      </w:r>
-      <w:commentRangeStart w:id="15"/>
-      <w:r>
-        <w:rPr>
-          <w:rFonts w:cs="Arial" w:ascii="Arial" w:hAnsi="Arial"/>
-        </w:rPr>
-        <w:t>Buffer controls exhibited significantly higher species richness and evenness compared to paraffin and PCR controls, as measured by observed species count, Shannon index, and inverse Simpson index</w:t>
-      </w:r>
-      <w:ins w:id="58" w:author="Unknown Author" w:date="2026-05-29T10:07:22Z">
+        <w:t xml:space="preserve"> were observed across control types (Figures. 1.</w:t>
+      </w:r>
+      <w:ins w:id="53" w:author="Linh Dang" w:date="2026-06-03T12:52:05Z">
         <w:r>
           <w:rPr>
             <w:rFonts w:cs="Arial" w:ascii="Arial" w:hAnsi="Arial"/>
           </w:rPr>
+          <w:t>B</w:t>
         </w:r>
       </w:ins>
+      <w:del w:id="54" w:author="Linh Dang" w:date="2026-06-03T12:52:04Z">
+        <w:r>
+          <w:rPr>
+            <w:rFonts w:cs="Arial" w:ascii="Arial" w:hAnsi="Arial"/>
+          </w:rPr>
+          <w:delText>2</w:delText>
+        </w:r>
+      </w:del>
+      <w:r>
+        <w:rPr>
+          <w:rFonts w:cs="Arial" w:ascii="Arial" w:hAnsi="Arial"/>
+        </w:rPr>
+        <w:t xml:space="preserve"> and 1.</w:t>
+      </w:r>
+      <w:ins w:id="55" w:author="Linh Dang" w:date="2026-06-03T12:52:10Z">
+        <w:r>
+          <w:rPr>
+            <w:rFonts w:cs="Arial" w:ascii="Arial" w:hAnsi="Arial"/>
+          </w:rPr>
+          <w:t>C</w:t>
+        </w:r>
+      </w:ins>
+      <w:del w:id="56" w:author="Linh Dang" w:date="2026-06-03T12:52:09Z">
+        <w:r>
+          <w:rPr>
+            <w:rFonts w:cs="Arial" w:ascii="Arial" w:hAnsi="Arial"/>
+          </w:rPr>
+          <w:delText>3</w:delText>
+        </w:r>
+      </w:del>
+      <w:r>
+        <w:rPr>
+          <w:rFonts w:cs="Arial" w:ascii="Arial" w:hAnsi="Arial"/>
+        </w:rPr>
+        <w:t xml:space="preserve">). </w:t>
+      </w:r>
+      <w:commentRangeStart w:id="15"/>
+      <w:r>
+        <w:rPr>
+          <w:rFonts w:cs="Arial" w:ascii="Arial" w:hAnsi="Arial"/>
+        </w:rPr>
+        <w:t>Buffer controls exhibited significantly higher species richness and evenness compared to paraffin and PCR controls, as measured by observed species count, Shannon index, and inverse Simpson index</w:t>
+      </w:r>
+      <w:r>
+        <w:rPr>
+          <w:rFonts w:cs="Arial" w:ascii="Arial" w:hAnsi="Arial"/>
+        </w:rPr>
+      </w:r>
       <w:commentRangeEnd w:id="15"/>
       <w:r>
         <w:commentReference w:id="15"/>
@@ -1632,7 +1628,7 @@
         <w:pStyle w:val="Compact"/>
         <w:numPr>
           <w:ilvl w:val="0"/>
-          <w:numId w:val="5"/>
+          <w:numId w:val="1"/>
         </w:numPr>
         <w:spacing w:lineRule="auto" w:line="480"/>
         <w:jc w:val="both"/>
@@ -1652,7 +1648,7 @@
         <w:pStyle w:val="Compact"/>
         <w:numPr>
           <w:ilvl w:val="0"/>
-          <w:numId w:val="6"/>
+          <w:numId w:val="4"/>
         </w:numPr>
         <w:spacing w:lineRule="auto" w:line="480"/>
         <w:jc w:val="both"/>
@@ -1798,9 +1794,7 @@
         <w:t xml:space="preserve">, were both high prevalent and high abundant in the NCTs suggesting an introduction of contamination by the LPs. </w:t>
       </w:r>
       <w:r>
-        <w:rPr>
-          <w:rFonts w:cs="Arial" w:ascii="Arial" w:hAnsi="Arial"/>
-        </w:rPr>
+        <w:rPr/>
         <w:commentReference w:id="18"/>
       </w:r>
       <w:commentRangeStart w:id="19"/>
@@ -1830,9 +1824,7 @@
         </w:rPr>
       </w:pPr>
       <w:r>
-        <w:rPr>
-          <w:rFonts w:cs="Arial" w:ascii="Arial" w:hAnsi="Arial"/>
-        </w:rPr>
+        <w:rPr/>
         <w:commentReference w:id="20"/>
       </w:r>
       <w:r>
@@ -1976,9 +1968,9 @@
         <w:tblLook w:val="0020" w:noHBand="0" w:noVBand="0" w:firstColumn="0" w:lastRow="0" w:lastColumn="0" w:firstRow="1"/>
       </w:tblPr>
       <w:tblGrid>
-        <w:gridCol w:w="1725"/>
-        <w:gridCol w:w="810"/>
-        <w:gridCol w:w="990"/>
+        <w:gridCol w:w="1724"/>
+        <w:gridCol w:w="811"/>
+        <w:gridCol w:w="989"/>
         <w:gridCol w:w="1170"/>
         <w:gridCol w:w="1080"/>
         <w:gridCol w:w="1350"/>
@@ -1990,7 +1982,7 @@
         </w:trPr>
         <w:tc>
           <w:tcPr>
-            <w:tcW w:w="1725" w:type="dxa"/>
+            <w:tcW w:w="1724" w:type="dxa"/>
             <w:tcBorders>
               <w:bottom w:val="single" w:sz="6" w:space="0" w:color="000000"/>
             </w:tcBorders>
@@ -2021,7 +2013,7 @@
         </w:tc>
         <w:tc>
           <w:tcPr>
-            <w:tcW w:w="810" w:type="dxa"/>
+            <w:tcW w:w="811" w:type="dxa"/>
             <w:tcBorders>
               <w:bottom w:val="single" w:sz="6" w:space="0" w:color="000000"/>
             </w:tcBorders>
@@ -2052,7 +2044,7 @@
         </w:tc>
         <w:tc>
           <w:tcPr>
-            <w:tcW w:w="990" w:type="dxa"/>
+            <w:tcW w:w="989" w:type="dxa"/>
             <w:tcBorders>
               <w:bottom w:val="single" w:sz="6" w:space="0" w:color="000000"/>
             </w:tcBorders>
@@ -2145,7 +2137,7 @@
         </w:tc>
         <w:tc>
           <w:tcPr>
-            <w:cellIns w:id="59" w:author="Unknown Author" w:date="2026-05-29T09:59:51Z"/>
+            <w:cellIns w:id="57" w:author="Unknown Author" w:date="2026-05-29T09:59:51Z"/>
             <w:tcW w:w="1350" w:type="dxa"/>
             <w:tcBorders>
               <w:bottom w:val="single" w:sz="6" w:space="0" w:color="000000"/>
@@ -2163,7 +2155,7 @@
                 <w:rFonts w:ascii="Arial" w:hAnsi="Arial" w:eastAsia="Aptos" w:cs="Arial"/>
               </w:rPr>
             </w:pPr>
-            <w:ins w:id="60" w:author="Unknown Author" w:date="2026-05-29T09:59:51Z">
+            <w:ins w:id="58" w:author="Unknown Author" w:date="2026-05-29T09:59:51Z">
               <w:r>
                 <w:rPr>
                   <w:rFonts w:eastAsia="Aptos" w:cs="Arial" w:ascii="Arial" w:hAnsi="Arial"/>
@@ -2175,7 +2167,7 @@
                 <w:t>‍</w:t>
               </w:r>
             </w:ins>
-            <w:ins w:id="61" w:author="Unknown Author" w:date="2026-05-29T09:59:51Z">
+            <w:ins w:id="59" w:author="Unknown Author" w:date="2026-05-29T09:59:51Z">
               <w:r>
                 <w:rPr>
                   <w:rFonts w:eastAsia="Aptos" w:cs="Arial" w:ascii="Arial" w:hAnsi="Arial"/>
@@ -2194,7 +2186,7 @@
         <w:trPr/>
         <w:tc>
           <w:tcPr>
-            <w:tcW w:w="1725" w:type="dxa"/>
+            <w:tcW w:w="1724" w:type="dxa"/>
             <w:tcBorders/>
           </w:tcPr>
           <w:p>
@@ -2222,7 +2214,7 @@
         </w:tc>
         <w:tc>
           <w:tcPr>
-            <w:tcW w:w="810" w:type="dxa"/>
+            <w:tcW w:w="811" w:type="dxa"/>
             <w:tcBorders/>
           </w:tcPr>
           <w:p>
@@ -2246,7 +2238,7 @@
               </w:rPr>
               <w:t>2</w:t>
             </w:r>
-            <w:ins w:id="62" w:author="Unknown Author" w:date="2026-05-29T10:03:40Z">
+            <w:ins w:id="60" w:author="Unknown Author" w:date="2026-05-29T10:03:40Z">
               <w:r>
                 <w:rPr>
                   <w:rFonts w:eastAsia="Aptos" w:cs="Arial" w:ascii="Arial" w:hAnsi="Arial"/>
@@ -2258,7 +2250,7 @@
                 <w:t>6</w:t>
               </w:r>
             </w:ins>
-            <w:del w:id="63" w:author="Unknown Author" w:date="2026-05-29T10:03:40Z">
+            <w:del w:id="61" w:author="Unknown Author" w:date="2026-05-29T10:03:40Z">
               <w:r>
                 <w:rPr>
                   <w:rFonts w:eastAsia="Aptos" w:cs="Arial" w:ascii="Arial" w:hAnsi="Arial"/>
@@ -2274,7 +2266,7 @@
         </w:tc>
         <w:tc>
           <w:tcPr>
-            <w:tcW w:w="990" w:type="dxa"/>
+            <w:tcW w:w="989" w:type="dxa"/>
             <w:tcBorders/>
           </w:tcPr>
           <w:p>
@@ -2298,7 +2290,7 @@
               </w:rPr>
               <w:t>6</w:t>
             </w:r>
-            <w:ins w:id="64" w:author="Unknown Author" w:date="2026-05-29T10:04:07Z">
+            <w:ins w:id="62" w:author="Unknown Author" w:date="2026-05-29T10:04:07Z">
               <w:r>
                 <w:rPr>
                   <w:rFonts w:eastAsia="Aptos" w:cs="Arial" w:ascii="Arial" w:hAnsi="Arial"/>
@@ -2310,7 +2302,7 @@
                 <w:t>7</w:t>
               </w:r>
             </w:ins>
-            <w:del w:id="65" w:author="Unknown Author" w:date="2026-05-29T10:04:06Z">
+            <w:del w:id="63" w:author="Unknown Author" w:date="2026-05-29T10:04:06Z">
               <w:r>
                 <w:rPr>
                   <w:rFonts w:eastAsia="Aptos" w:cs="Arial" w:ascii="Arial" w:hAnsi="Arial"/>
@@ -2340,7 +2332,7 @@
                 <w:rFonts w:ascii="Arial" w:hAnsi="Arial" w:eastAsia="Aptos" w:cs="Arial"/>
               </w:rPr>
             </w:pPr>
-            <w:ins w:id="66" w:author="Unknown Author" w:date="2026-05-29T10:04:30Z">
+            <w:ins w:id="64" w:author="Unknown Author" w:date="2026-05-29T10:04:30Z">
               <w:r>
                 <w:rPr>
                   <w:rFonts w:eastAsia="Aptos" w:cs="Arial" w:ascii="Arial" w:hAnsi="Arial"/>
@@ -2352,7 +2344,7 @@
                 <w:t>17</w:t>
               </w:r>
             </w:ins>
-            <w:del w:id="67" w:author="Unknown Author" w:date="2026-05-29T10:04:30Z">
+            <w:del w:id="65" w:author="Unknown Author" w:date="2026-05-29T10:04:30Z">
               <w:r>
                 <w:rPr>
                   <w:rFonts w:eastAsia="Aptos" w:cs="Arial" w:ascii="Arial" w:hAnsi="Arial"/>
@@ -2382,7 +2374,7 @@
                 <w:rFonts w:ascii="Arial" w:hAnsi="Arial" w:eastAsia="Aptos" w:cs="Arial"/>
               </w:rPr>
             </w:pPr>
-            <w:ins w:id="68" w:author="Unknown Author" w:date="2026-05-29T10:04:57Z">
+            <w:ins w:id="66" w:author="Unknown Author" w:date="2026-05-29T10:04:57Z">
               <w:r>
                 <w:rPr>
                   <w:rFonts w:eastAsia="Aptos" w:cs="Arial" w:ascii="Arial" w:hAnsi="Arial"/>
@@ -2394,7 +2386,7 @@
                 <w:t>38</w:t>
               </w:r>
             </w:ins>
-            <w:del w:id="69" w:author="Unknown Author" w:date="2026-05-29T10:04:56Z">
+            <w:del w:id="67" w:author="Unknown Author" w:date="2026-05-29T10:04:56Z">
               <w:r>
                 <w:rPr>
                   <w:rFonts w:eastAsia="Aptos" w:cs="Arial" w:ascii="Arial" w:hAnsi="Arial"/>
@@ -2410,7 +2402,7 @@
         </w:tc>
         <w:tc>
           <w:tcPr>
-            <w:cellIns w:id="70" w:author="Unknown Author" w:date="2026-05-29T09:59:51Z"/>
+            <w:cellIns w:id="68" w:author="Unknown Author" w:date="2026-05-29T09:59:51Z"/>
             <w:tcW w:w="1350" w:type="dxa"/>
             <w:tcBorders/>
           </w:tcPr>
@@ -2425,7 +2417,7 @@
                 <w:rFonts w:ascii="Arial" w:hAnsi="Arial" w:eastAsia="Aptos" w:cs="Arial"/>
               </w:rPr>
             </w:pPr>
-            <w:ins w:id="71" w:author="Unknown Author" w:date="2026-05-29T09:59:51Z">
+            <w:ins w:id="69" w:author="Unknown Author" w:date="2026-05-29T09:59:51Z">
               <w:r>
                 <w:rPr>
                   <w:rFonts w:eastAsia="Aptos" w:cs="Arial" w:ascii="Arial" w:hAnsi="Arial"/>
@@ -2437,7 +2429,7 @@
                 <w:t>‍</w:t>
               </w:r>
             </w:ins>
-            <w:ins w:id="72" w:author="Unknown Author" w:date="2026-05-29T10:03:06Z">
+            <w:ins w:id="70" w:author="Unknown Author" w:date="2026-05-29T10:03:06Z">
               <w:r>
                 <w:rPr>
                   <w:rFonts w:eastAsia="Aptos" w:cs="Arial" w:ascii="Arial" w:hAnsi="Arial"/>
@@ -2456,7 +2448,7 @@
         <w:trPr/>
         <w:tc>
           <w:tcPr>
-            <w:tcW w:w="1725" w:type="dxa"/>
+            <w:tcW w:w="1724" w:type="dxa"/>
             <w:tcBorders/>
           </w:tcPr>
           <w:p>
@@ -2484,7 +2476,7 @@
         </w:tc>
         <w:tc>
           <w:tcPr>
-            <w:tcW w:w="810" w:type="dxa"/>
+            <w:tcW w:w="811" w:type="dxa"/>
             <w:tcBorders/>
           </w:tcPr>
           <w:p>
@@ -2498,7 +2490,7 @@
                 <w:rFonts w:ascii="Arial" w:hAnsi="Arial" w:eastAsia="Aptos" w:cs="Arial"/>
               </w:rPr>
             </w:pPr>
-            <w:ins w:id="73" w:author="Unknown Author" w:date="2026-05-29T10:03:44Z">
+            <w:ins w:id="71" w:author="Unknown Author" w:date="2026-05-29T10:03:44Z">
               <w:r>
                 <w:rPr>
                   <w:rFonts w:eastAsia="Aptos" w:cs="Arial" w:ascii="Arial" w:hAnsi="Arial"/>
@@ -2510,7 +2502,7 @@
                 <w:t>2</w:t>
               </w:r>
             </w:ins>
-            <w:del w:id="74" w:author="Unknown Author" w:date="2026-05-29T10:03:44Z">
+            <w:del w:id="72" w:author="Unknown Author" w:date="2026-05-29T10:03:44Z">
               <w:r>
                 <w:rPr>
                   <w:rFonts w:eastAsia="Aptos" w:cs="Arial" w:ascii="Arial" w:hAnsi="Arial"/>
@@ -2526,7 +2518,7 @@
         </w:tc>
         <w:tc>
           <w:tcPr>
-            <w:tcW w:w="990" w:type="dxa"/>
+            <w:tcW w:w="989" w:type="dxa"/>
             <w:tcBorders/>
           </w:tcPr>
           <w:p>
@@ -2550,7 +2542,7 @@
               </w:rPr>
               <w:t>5</w:t>
             </w:r>
-            <w:ins w:id="75" w:author="Unknown Author" w:date="2026-05-29T10:04:11Z">
+            <w:ins w:id="73" w:author="Unknown Author" w:date="2026-05-29T10:04:11Z">
               <w:r>
                 <w:rPr>
                   <w:rFonts w:eastAsia="Aptos" w:cs="Arial" w:ascii="Arial" w:hAnsi="Arial"/>
@@ -2562,7 +2554,7 @@
                 <w:t>6</w:t>
               </w:r>
             </w:ins>
-            <w:del w:id="76" w:author="Unknown Author" w:date="2026-05-29T10:04:11Z">
+            <w:del w:id="74" w:author="Unknown Author" w:date="2026-05-29T10:04:11Z">
               <w:r>
                 <w:rPr>
                   <w:rFonts w:eastAsia="Aptos" w:cs="Arial" w:ascii="Arial" w:hAnsi="Arial"/>
@@ -2592,7 +2584,7 @@
                 <w:rFonts w:ascii="Arial" w:hAnsi="Arial" w:eastAsia="Aptos" w:cs="Arial"/>
               </w:rPr>
             </w:pPr>
-            <w:ins w:id="77" w:author="Unknown Author" w:date="2026-05-29T10:04:35Z">
+            <w:ins w:id="75" w:author="Unknown Author" w:date="2026-05-29T10:04:35Z">
               <w:r>
                 <w:rPr>
                   <w:rFonts w:eastAsia="Aptos" w:cs="Arial" w:ascii="Arial" w:hAnsi="Arial"/>
@@ -2604,7 +2596,7 @@
                 <w:t>9</w:t>
               </w:r>
             </w:ins>
-            <w:del w:id="78" w:author="Unknown Author" w:date="2026-05-29T10:04:34Z">
+            <w:del w:id="76" w:author="Unknown Author" w:date="2026-05-29T10:04:34Z">
               <w:r>
                 <w:rPr>
                   <w:rFonts w:eastAsia="Aptos" w:cs="Arial" w:ascii="Arial" w:hAnsi="Arial"/>
@@ -2644,7 +2636,7 @@
               </w:rPr>
               <w:t>1</w:t>
             </w:r>
-            <w:del w:id="79" w:author="Unknown Author" w:date="2026-05-29T10:05:01Z">
+            <w:del w:id="77" w:author="Unknown Author" w:date="2026-05-29T10:05:01Z">
               <w:r>
                 <w:rPr>
                   <w:rFonts w:eastAsia="Aptos" w:cs="Arial" w:ascii="Arial" w:hAnsi="Arial"/>
@@ -2660,7 +2652,7 @@
         </w:tc>
         <w:tc>
           <w:tcPr>
-            <w:cellIns w:id="80" w:author="Unknown Author" w:date="2026-05-29T09:59:51Z"/>
+            <w:cellIns w:id="78" w:author="Unknown Author" w:date="2026-05-29T09:59:51Z"/>
             <w:tcW w:w="1350" w:type="dxa"/>
             <w:tcBorders/>
           </w:tcPr>
@@ -2675,7 +2667,7 @@
                 <w:rFonts w:ascii="Arial" w:hAnsi="Arial" w:eastAsia="Aptos" w:cs="Arial"/>
               </w:rPr>
             </w:pPr>
-            <w:ins w:id="81" w:author="Unknown Author" w:date="2026-05-29T09:59:51Z">
+            <w:ins w:id="79" w:author="Unknown Author" w:date="2026-05-29T09:59:51Z">
               <w:r>
                 <w:rPr>
                   <w:rFonts w:eastAsia="Aptos" w:cs="Arial" w:ascii="Arial" w:hAnsi="Arial"/>
@@ -2687,7 +2679,7 @@
                 <w:t>‍</w:t>
               </w:r>
             </w:ins>
-            <w:ins w:id="82" w:author="Unknown Author" w:date="2026-05-29T10:03:14Z">
+            <w:ins w:id="80" w:author="Unknown Author" w:date="2026-05-29T10:03:14Z">
               <w:r>
                 <w:rPr>
                   <w:rFonts w:eastAsia="Aptos" w:cs="Arial" w:ascii="Arial" w:hAnsi="Arial"/>
@@ -2706,7 +2698,7 @@
         <w:trPr/>
         <w:tc>
           <w:tcPr>
-            <w:tcW w:w="1725" w:type="dxa"/>
+            <w:tcW w:w="1724" w:type="dxa"/>
             <w:tcBorders/>
           </w:tcPr>
           <w:p>
@@ -2734,7 +2726,7 @@
         </w:tc>
         <w:tc>
           <w:tcPr>
-            <w:tcW w:w="810" w:type="dxa"/>
+            <w:tcW w:w="811" w:type="dxa"/>
             <w:tcBorders/>
           </w:tcPr>
           <w:p>
@@ -2762,7 +2754,7 @@
         </w:tc>
         <w:tc>
           <w:tcPr>
-            <w:tcW w:w="990" w:type="dxa"/>
+            <w:tcW w:w="989" w:type="dxa"/>
             <w:tcBorders/>
           </w:tcPr>
           <w:p>
@@ -2776,7 +2768,7 @@
                 <w:rFonts w:ascii="Arial" w:hAnsi="Arial" w:eastAsia="Aptos" w:cs="Arial"/>
               </w:rPr>
             </w:pPr>
-            <w:ins w:id="83" w:author="Unknown Author" w:date="2026-05-29T10:04:16Z">
+            <w:ins w:id="81" w:author="Unknown Author" w:date="2026-05-29T10:04:16Z">
               <w:r>
                 <w:rPr>
                   <w:rFonts w:eastAsia="Aptos" w:cs="Arial" w:ascii="Arial" w:hAnsi="Arial"/>
@@ -2788,7 +2780,7 @@
                 <w:t>4</w:t>
               </w:r>
             </w:ins>
-            <w:del w:id="84" w:author="Unknown Author" w:date="2026-05-29T10:04:15Z">
+            <w:del w:id="82" w:author="Unknown Author" w:date="2026-05-29T10:04:15Z">
               <w:r>
                 <w:rPr>
                   <w:rFonts w:eastAsia="Aptos" w:cs="Arial" w:ascii="Arial" w:hAnsi="Arial"/>
@@ -2818,7 +2810,7 @@
                 <w:rFonts w:ascii="Arial" w:hAnsi="Arial" w:eastAsia="Aptos" w:cs="Arial"/>
               </w:rPr>
             </w:pPr>
-            <w:ins w:id="85" w:author="Unknown Author" w:date="2026-05-29T10:04:40Z">
+            <w:ins w:id="83" w:author="Unknown Author" w:date="2026-05-29T10:04:40Z">
               <w:r>
                 <w:rPr>
                   <w:rFonts w:eastAsia="Aptos" w:cs="Arial" w:ascii="Arial" w:hAnsi="Arial"/>
@@ -2830,7 +2822,7 @@
                 <w:t>4</w:t>
               </w:r>
             </w:ins>
-            <w:del w:id="86" w:author="Unknown Author" w:date="2026-05-29T10:04:40Z">
+            <w:del w:id="84" w:author="Unknown Author" w:date="2026-05-29T10:04:40Z">
               <w:r>
                 <w:rPr>
                   <w:rFonts w:eastAsia="Aptos" w:cs="Arial" w:ascii="Arial" w:hAnsi="Arial"/>
@@ -2860,7 +2852,7 @@
                 <w:rFonts w:ascii="Arial" w:hAnsi="Arial" w:eastAsia="Aptos" w:cs="Arial"/>
               </w:rPr>
             </w:pPr>
-            <w:ins w:id="87" w:author="Unknown Author" w:date="2026-05-29T10:05:05Z">
+            <w:ins w:id="85" w:author="Unknown Author" w:date="2026-05-29T10:05:05Z">
               <w:r>
                 <w:rPr>
                   <w:rFonts w:eastAsia="Aptos" w:cs="Arial" w:ascii="Arial" w:hAnsi="Arial"/>
@@ -2872,7 +2864,7 @@
                 <w:t>8</w:t>
               </w:r>
             </w:ins>
-            <w:del w:id="88" w:author="Unknown Author" w:date="2026-05-29T10:05:05Z">
+            <w:del w:id="86" w:author="Unknown Author" w:date="2026-05-29T10:05:05Z">
               <w:r>
                 <w:rPr>
                   <w:rFonts w:eastAsia="Aptos" w:cs="Arial" w:ascii="Arial" w:hAnsi="Arial"/>
@@ -2888,7 +2880,7 @@
         </w:tc>
         <w:tc>
           <w:tcPr>
-            <w:cellIns w:id="89" w:author="Unknown Author" w:date="2026-05-29T09:59:51Z"/>
+            <w:cellIns w:id="87" w:author="Unknown Author" w:date="2026-05-29T09:59:51Z"/>
             <w:tcW w:w="1350" w:type="dxa"/>
             <w:tcBorders/>
           </w:tcPr>
@@ -2903,7 +2895,7 @@
                 <w:rFonts w:ascii="Arial" w:hAnsi="Arial" w:eastAsia="Aptos" w:cs="Arial"/>
               </w:rPr>
             </w:pPr>
-            <w:ins w:id="90" w:author="Unknown Author" w:date="2026-05-29T09:59:51Z">
+            <w:ins w:id="88" w:author="Unknown Author" w:date="2026-05-29T09:59:51Z">
               <w:r>
                 <w:rPr>
                   <w:rFonts w:eastAsia="Aptos" w:cs="Arial" w:ascii="Arial" w:hAnsi="Arial"/>
@@ -2915,7 +2907,7 @@
                 <w:t>‍</w:t>
               </w:r>
             </w:ins>
-            <w:ins w:id="91" w:author="Unknown Author" w:date="2026-05-29T10:03:18Z">
+            <w:ins w:id="89" w:author="Unknown Author" w:date="2026-05-29T10:03:18Z">
               <w:r>
                 <w:rPr>
                   <w:rFonts w:eastAsia="Aptos" w:cs="Arial" w:ascii="Arial" w:hAnsi="Arial"/>
@@ -2940,8 +2932,8 @@
           <w:rFonts w:ascii="Arial" w:hAnsi="Arial" w:cs="Arial"/>
         </w:rPr>
       </w:pPr>
-      <w:bookmarkStart w:id="5" w:name="X6cee09c5ac2a1546c7829ea28769976f6c93ddd"/>
-      <w:bookmarkStart w:id="6" w:name="contamination-survey-in-the-laboratory"/>
+      <w:bookmarkStart w:id="5" w:name="contamination-survey-in-the-laboratory"/>
+      <w:bookmarkStart w:id="6" w:name="X6cee09c5ac2a1546c7829ea28769976f6c93ddd"/>
       <w:r>
         <w:rPr/>
         <mc:AlternateContent>
@@ -2950,15 +2942,11 @@
               <wp:inline distT="0" distB="0" distL="0" distR="0">
                 <wp:extent cx="635" cy="19050"/>
                 <wp:effectExtent l="114300" t="0" r="114300" b="0"/>
-                <wp:docPr id="3" name="Rechteck 3"/>
+                <wp:docPr id="2" name="Rechteck 3"/>
                 <a:graphic xmlns:a="http://schemas.openxmlformats.org/drawingml/2006/main">
                   <a:graphicData uri="http://schemas.microsoft.com/office/word/2010/wordprocessingShape">
                     <wps:wsp>
                       <wps:cNvSpPr/>
-                      <wps:nvSpPr>
-                        <wps:cNvPr id="4" name="Rechteck 3"/>
-                        <wps:cNvSpPr/>
-                      </wps:nvSpPr>
                       <wps:spPr>
                         <a:xfrm>
                           <a:off x="0" y="0"/>
@@ -2976,6 +2964,12 @@
                           </a:solidFill>
                         </a:ln>
                       </wps:spPr>
+                      <wps:style>
+                        <a:lnRef idx="0"/>
+                        <a:fillRef idx="0"/>
+                        <a:effectRef idx="0"/>
+                        <a:fontRef idx="minor"/>
+                      </wps:style>
                       <wps:bodyPr/>
                     </wps:wsp>
                   </a:graphicData>
@@ -2985,10 +2979,10 @@
           </mc:Choice>
           <mc:Fallback>
             <w:pict>
-              <v:rect id="shape_0" ID="Rechteck 3" fillcolor="white" stroked="t" o:allowincell="f" style="position:absolute;margin-left:0pt;margin-top:-1.55pt;width:0pt;height:1.45pt;mso-wrap-style:none;v-text-anchor:middle;mso-position-vertical:top">
+              <v:rect id="shape_0" ID="Rechteck 3" path="m0,0l-2147483645,0l-2147483645,-2147483646l0,-2147483646xe" fillcolor="white" stroked="t" o:allowincell="f" style="position:absolute;margin-left:0pt;margin-top:-1.55pt;width:0pt;height:1.45pt;mso-wrap-style:none;v-text-anchor:middle;mso-position-vertical:top">
                 <v:fill o:detectmouseclick="t" type="solid" color2="black"/>
                 <v:stroke color="black" joinstyle="round" endcap="flat"/>
-                <w10:wrap type="none"/>
+                <w10:wrap type="square"/>
               </v:rect>
             </w:pict>
           </mc:Fallback>
@@ -3063,18 +3057,18 @@
           <w:rFonts w:cs="Arial" w:ascii="Arial" w:hAnsi="Arial"/>
         </w:rPr>
       </w:r>
+      <w:commentRangeEnd w:id="25"/>
+      <w:r>
+        <w:commentReference w:id="25"/>
+      </w:r>
+      <w:r>
+        <w:rPr>
+          <w:rFonts w:cs="Arial" w:ascii="Arial" w:hAnsi="Arial"/>
+        </w:rPr>
+      </w:r>
       <w:commentRangeEnd w:id="24"/>
       <w:r>
         <w:commentReference w:id="24"/>
-      </w:r>
-      <w:r>
-        <w:rPr>
-          <w:rFonts w:cs="Arial" w:ascii="Arial" w:hAnsi="Arial"/>
-        </w:rPr>
-      </w:r>
-      <w:commentRangeEnd w:id="25"/>
-      <w:r>
-        <w:commentReference w:id="25"/>
       </w:r>
       <w:r>
         <w:rPr>
@@ -3346,15 +3340,11 @@
               <wp:inline distT="0" distB="0" distL="0" distR="0">
                 <wp:extent cx="5943600" cy="19050"/>
                 <wp:effectExtent l="114300" t="0" r="114300" b="0"/>
-                <wp:docPr id="5" name="Rechteck 5"/>
+                <wp:docPr id="3" name="Rechteck 5"/>
                 <a:graphic xmlns:a="http://schemas.openxmlformats.org/drawingml/2006/main">
                   <a:graphicData uri="http://schemas.microsoft.com/office/word/2010/wordprocessingShape">
                     <wps:wsp>
                       <wps:cNvSpPr/>
-                      <wps:nvSpPr>
-                        <wps:cNvPr id="6" name="Rechteck 5"/>
-                        <wps:cNvSpPr/>
-                      </wps:nvSpPr>
                       <wps:spPr>
                         <a:xfrm>
                           <a:off x="0" y="0"/>
@@ -3372,6 +3362,12 @@
                           </a:solidFill>
                         </a:ln>
                       </wps:spPr>
+                      <wps:style>
+                        <a:lnRef idx="0"/>
+                        <a:fillRef idx="0"/>
+                        <a:effectRef idx="0"/>
+                        <a:fontRef idx="minor"/>
+                      </wps:style>
                       <wps:bodyPr/>
                     </wps:wsp>
                   </a:graphicData>
@@ -3381,10 +3377,10 @@
           </mc:Choice>
           <mc:Fallback>
             <w:pict>
-              <v:rect id="shape_0" ID="Rechteck 5" fillcolor="white" stroked="t" o:allowincell="f" style="position:absolute;margin-left:0pt;margin-top:-1.55pt;width:467.95pt;height:1.45pt;mso-wrap-style:none;v-text-anchor:middle;mso-position-vertical:top">
+              <v:rect id="shape_0" ID="Rechteck 5" path="m0,0l-2147483645,0l-2147483645,-2147483646l0,-2147483646xe" fillcolor="white" stroked="t" o:allowincell="f" style="position:absolute;margin-left:0pt;margin-top:-1.55pt;width:467.95pt;height:1.45pt;mso-wrap-style:none;v-text-anchor:middle;mso-position-vertical:top">
                 <v:fill o:detectmouseclick="t" type="solid" color2="black"/>
                 <v:stroke color="black" joinstyle="round" endcap="flat"/>
-                <w10:wrap type="none"/>
+                <w10:wrap type="square"/>
               </v:rect>
             </w:pict>
           </mc:Fallback>
@@ -3510,15 +3506,11 @@
         </w:rPr>
       </w:pPr>
       <w:r>
-        <w:rPr>
-          <w:rFonts w:cs="Arial" w:ascii="Arial" w:hAnsi="Arial"/>
-        </w:rPr>
+        <w:rPr/>
         <w:commentReference w:id="36"/>
       </w:r>
       <w:r>
-        <w:rPr>
-          <w:rFonts w:cs="Arial" w:ascii="Arial" w:hAnsi="Arial"/>
-        </w:rPr>
+        <w:rPr/>
         <w:commentReference w:id="37"/>
       </w:r>
       <w:r>
@@ -3589,6 +3581,7 @@
         </w:rPr>
         <w:t xml:space="preserve">). </w:t>
       </w:r>
+      <w:bookmarkEnd w:id="8"/>
       <w:commentRangeStart w:id="41"/>
       <w:r>
         <w:rPr>
@@ -3604,7 +3597,6 @@
           <w:rFonts w:cs="Arial" w:ascii="Arial" w:hAnsi="Arial"/>
         </w:rPr>
       </w:r>
-      <w:bookmarkEnd w:id="8"/>
       <w:commentRangeEnd w:id="41"/>
       <w:r>
         <w:commentReference w:id="41"/>
@@ -3774,8 +3766,8 @@
         <w:tblLook w:val="0020" w:noHBand="0" w:noVBand="0" w:firstColumn="0" w:lastRow="0" w:lastColumn="0" w:firstRow="1"/>
       </w:tblPr>
       <w:tblGrid>
-        <w:gridCol w:w="1524"/>
-        <w:gridCol w:w="1662"/>
+        <w:gridCol w:w="1523"/>
+        <w:gridCol w:w="1663"/>
         <w:gridCol w:w="2015"/>
         <w:gridCol w:w="1688"/>
         <w:gridCol w:w="1170"/>
@@ -3788,7 +3780,7 @@
         </w:trPr>
         <w:tc>
           <w:tcPr>
-            <w:tcW w:w="1524" w:type="dxa"/>
+            <w:tcW w:w="1523" w:type="dxa"/>
             <w:tcBorders>
               <w:bottom w:val="single" w:sz="6" w:space="0" w:color="000000"/>
             </w:tcBorders>
@@ -3814,13 +3806,13 @@
                 <w:szCs w:val="24"/>
                 <w:lang w:val="en-US" w:eastAsia="en-US" w:bidi="ar-SA"/>
               </w:rPr>
-              <w:t xml:space="preserve">Methods  </w:t>
+              <w:t>Methods</w:t>
             </w:r>
           </w:p>
         </w:tc>
         <w:tc>
           <w:tcPr>
-            <w:tcW w:w="1662" w:type="dxa"/>
+            <w:tcW w:w="1663" w:type="dxa"/>
             <w:tcBorders>
               <w:bottom w:val="single" w:sz="6" w:space="0" w:color="000000"/>
             </w:tcBorders>
@@ -4007,7 +3999,7 @@
         <w:trPr/>
         <w:tc>
           <w:tcPr>
-            <w:tcW w:w="1524" w:type="dxa"/>
+            <w:tcW w:w="1523" w:type="dxa"/>
             <w:tcBorders/>
           </w:tcPr>
           <w:p>
@@ -4035,7 +4027,7 @@
         </w:tc>
         <w:tc>
           <w:tcPr>
-            <w:tcW w:w="1662" w:type="dxa"/>
+            <w:tcW w:w="1663" w:type="dxa"/>
             <w:tcBorders/>
           </w:tcPr>
           <w:p>
@@ -4178,7 +4170,7 @@
         <w:trPr/>
         <w:tc>
           <w:tcPr>
-            <w:tcW w:w="1524" w:type="dxa"/>
+            <w:tcW w:w="1523" w:type="dxa"/>
             <w:tcBorders/>
           </w:tcPr>
           <w:p>
@@ -4206,7 +4198,7 @@
         </w:tc>
         <w:tc>
           <w:tcPr>
-            <w:tcW w:w="1662" w:type="dxa"/>
+            <w:tcW w:w="1663" w:type="dxa"/>
             <w:tcBorders/>
           </w:tcPr>
           <w:p>
@@ -4349,7 +4341,7 @@
         <w:trPr/>
         <w:tc>
           <w:tcPr>
-            <w:tcW w:w="1524" w:type="dxa"/>
+            <w:tcW w:w="1523" w:type="dxa"/>
             <w:tcBorders/>
           </w:tcPr>
           <w:p>
@@ -4377,7 +4369,7 @@
         </w:tc>
         <w:tc>
           <w:tcPr>
-            <w:tcW w:w="1662" w:type="dxa"/>
+            <w:tcW w:w="1663" w:type="dxa"/>
             <w:tcBorders/>
           </w:tcPr>
           <w:p>
@@ -4520,7 +4512,7 @@
         <w:trPr/>
         <w:tc>
           <w:tcPr>
-            <w:tcW w:w="1524" w:type="dxa"/>
+            <w:tcW w:w="1523" w:type="dxa"/>
             <w:tcBorders/>
           </w:tcPr>
           <w:p>
@@ -4548,7 +4540,7 @@
         </w:tc>
         <w:tc>
           <w:tcPr>
-            <w:tcW w:w="1662" w:type="dxa"/>
+            <w:tcW w:w="1663" w:type="dxa"/>
             <w:tcBorders/>
           </w:tcPr>
           <w:p>
@@ -4691,7 +4683,7 @@
         <w:trPr/>
         <w:tc>
           <w:tcPr>
-            <w:tcW w:w="1524" w:type="dxa"/>
+            <w:tcW w:w="1523" w:type="dxa"/>
             <w:tcBorders/>
           </w:tcPr>
           <w:p>
@@ -4719,7 +4711,7 @@
         </w:tc>
         <w:tc>
           <w:tcPr>
-            <w:tcW w:w="1662" w:type="dxa"/>
+            <w:tcW w:w="1663" w:type="dxa"/>
             <w:tcBorders/>
           </w:tcPr>
           <w:p>
@@ -4855,8 +4847,8 @@
               </w:rPr>
               <w:t>0.641</w:t>
             </w:r>
-            <w:bookmarkStart w:id="9" w:name="assessment-using-technical-replicates"/>
-            <w:bookmarkStart w:id="10" w:name="benchmarking-of-decontamination-methods"/>
+            <w:bookmarkStart w:id="9" w:name="benchmarking-of-decontamination-methods"/>
+            <w:bookmarkStart w:id="10" w:name="assessment-using-technical-replicates"/>
             <w:bookmarkEnd w:id="9"/>
             <w:bookmarkEnd w:id="10"/>
           </w:p>
@@ -5167,14 +5159,14 @@
         <w:rPr>
           <w:rFonts w:cs="Arial" w:ascii="Arial" w:hAnsi="Arial"/>
         </w:rPr>
-        <w:t>genome of 13550 bacterial taxa, latest updated on December 2024</w:t>
+        <w:t>genome of 13550 bacterial taxa, latest updated on December 202</w:t>
       </w:r>
       <w:bookmarkEnd w:id="12"/>
       <w:r>
         <w:rPr>
           <w:rFonts w:cs="Arial" w:ascii="Arial" w:hAnsi="Arial"/>
         </w:rPr>
-        <w:t>.</w:t>
+        <w:t>4.</w:t>
       </w:r>
     </w:p>
     <w:p>
@@ -5474,14 +5466,14 @@
         <w:rPr>
           <w:rFonts w:cs="Arial" w:ascii="Arial" w:hAnsi="Arial"/>
         </w:rPr>
-        <w:t xml:space="preserve"> and Wrench method in R package (8) for normalization</w:t>
+        <w:t xml:space="preserve"> and Wrench method in R package (8) for normalizatio</w:t>
       </w:r>
       <w:bookmarkEnd w:id="14"/>
       <w:r>
         <w:rPr>
           <w:rFonts w:cs="Arial" w:ascii="Arial" w:hAnsi="Arial"/>
         </w:rPr>
-        <w:t>.</w:t>
+        <w:t>n.</w:t>
       </w:r>
     </w:p>
     <w:p>
@@ -5623,12 +5615,12 @@
         </w:rPr>
         <w:t>NCT samples were excluded from further analyses; (2) Decontam (6): probability-based classification of contaminant taxa using negative control prevalence; (3) SCRuB (2): source tracking-based contaminant removal; and (4) Nejman et. al. procedure (7): the decontamination strategy incorporating multiple filtering criteria. Notbly, instead of binomial testing as Nejman et al. described in (7), we applied Fisher test instead due to small number of samples and negative controls. The implementation of those four decontamination methods is available in the github repository</w:t>
       </w:r>
-      <w:r>
-        <w:rPr>
-          <w:rFonts w:cs="Arial" w:ascii="Arial" w:hAnsi="Arial"/>
-        </w:rPr>
-      </w:r>
       <w:bookmarkEnd w:id="17"/>
+      <w:r>
+        <w:rPr>
+          <w:rFonts w:cs="Arial" w:ascii="Arial" w:hAnsi="Arial"/>
+        </w:rPr>
+      </w:r>
       <w:commentRangeEnd w:id="49"/>
       <w:r>
         <w:commentReference w:id="49"/>
@@ -5665,8 +5657,8 @@
           <w:rFonts w:ascii="Arial" w:hAnsi="Arial" w:cs="Arial"/>
         </w:rPr>
       </w:pPr>
-      <w:bookmarkStart w:id="18" w:name="materials-and-methods"/>
-      <w:bookmarkStart w:id="19" w:name="composite-score"/>
+      <w:bookmarkStart w:id="18" w:name="composite-score"/>
+      <w:bookmarkStart w:id="19" w:name="materials-and-methods"/>
       <w:r>
         <w:rPr>
           <w:rFonts w:cs="Arial" w:ascii="Arial" w:hAnsi="Arial"/>
@@ -6493,7 +6485,7 @@
   <w:comment w:id="0" w:author="Christoph Ammer-Herrmenau" w:date="2026-04-13T22:16:00Z" w:initials="CA">
     <w:p>
       <w:pPr>
-        <w:overflowPunct w:val="false"/>
+        <w:overflowPunct w:val="true"/>
         <w:spacing w:before="0" w:after="0"/>
         <w:rPr/>
       </w:pPr>
@@ -6511,7 +6503,7 @@
   <w:comment w:id="1" w:author="Christoph Ammer-Herrmenau" w:date="2026-04-13T22:16:00Z" w:initials="CA">
     <w:p>
       <w:pPr>
-        <w:overflowPunct w:val="false"/>
+        <w:overflowPunct w:val="true"/>
         <w:spacing w:before="0" w:after="0"/>
         <w:rPr/>
       </w:pPr>
@@ -6527,7 +6519,7 @@
   <w:comment w:id="2" w:author="Christoph Ammer-Herrmenau" w:date="2026-04-13T22:19:00Z" w:initials="CA">
     <w:p>
       <w:pPr>
-        <w:overflowPunct w:val="false"/>
+        <w:overflowPunct w:val="true"/>
         <w:spacing w:before="0" w:after="0"/>
         <w:rPr/>
       </w:pPr>
@@ -6543,7 +6535,7 @@
   <w:comment w:id="3" w:author="Christoph Ammer-Herrmenau" w:date="2026-04-22T21:34:00Z" w:initials="CA">
     <w:p>
       <w:pPr>
-        <w:overflowPunct w:val="false"/>
+        <w:overflowPunct w:val="true"/>
         <w:spacing w:before="0" w:after="0"/>
         <w:rPr/>
       </w:pPr>
@@ -6559,7 +6551,7 @@
   <w:comment w:id="4" w:author="Christoph Ammer-Herrmenau" w:date="2026-04-22T21:53:00Z" w:initials="CA">
     <w:p>
       <w:pPr>
-        <w:overflowPunct w:val="false"/>
+        <w:overflowPunct w:val="true"/>
         <w:spacing w:before="0" w:after="0"/>
         <w:rPr/>
       </w:pPr>
@@ -6575,7 +6567,7 @@
   <w:comment w:id="5" w:author="Christoph Ammer-Herrmenau" w:date="2026-04-22T21:34:00Z" w:initials="CA">
     <w:p>
       <w:pPr>
-        <w:overflowPunct w:val="false"/>
+        <w:overflowPunct w:val="true"/>
         <w:spacing w:before="0" w:after="0"/>
         <w:rPr/>
       </w:pPr>
@@ -6591,7 +6583,7 @@
   <w:comment w:id="7" w:author="Christoph Ammer-Herrmenau" w:date="2026-04-22T21:54:00Z" w:initials="CA">
     <w:p>
       <w:pPr>
-        <w:overflowPunct w:val="false"/>
+        <w:overflowPunct w:val="true"/>
         <w:spacing w:before="0" w:after="0"/>
         <w:rPr/>
       </w:pPr>
@@ -6607,7 +6599,7 @@
   <w:comment w:id="6" w:author="Christoph Ammer-Herrmenau" w:date="2026-04-22T21:55:00Z" w:initials="CA">
     <w:p>
       <w:pPr>
-        <w:overflowPunct w:val="false"/>
+        <w:overflowPunct w:val="true"/>
         <w:spacing w:before="0" w:after="0"/>
         <w:rPr/>
       </w:pPr>
@@ -6623,7 +6615,7 @@
   <w:comment w:id="8" w:author="Christoph Ammer-Herrmenau" w:date="2026-04-22T21:37:00Z" w:initials="CA">
     <w:p>
       <w:pPr>
-        <w:overflowPunct w:val="false"/>
+        <w:overflowPunct w:val="true"/>
         <w:spacing w:before="0" w:after="0"/>
         <w:rPr/>
       </w:pPr>
@@ -6639,7 +6631,7 @@
   <w:comment w:id="9" w:author="Christoph Ammer-Herrmenau" w:date="2026-04-22T21:40:00Z" w:initials="CA">
     <w:p>
       <w:pPr>
-        <w:overflowPunct w:val="false"/>
+        <w:overflowPunct w:val="true"/>
         <w:spacing w:before="0" w:after="0"/>
         <w:rPr/>
       </w:pPr>
@@ -6655,7 +6647,7 @@
   <w:comment w:id="10" w:author="Christoph Ammer-Herrmenau" w:date="2026-04-23T21:35:00Z" w:initials="CA">
     <w:p>
       <w:pPr>
-        <w:overflowPunct w:val="false"/>
+        <w:overflowPunct w:val="true"/>
         <w:spacing w:before="0" w:after="0"/>
         <w:rPr/>
       </w:pPr>
@@ -6671,7 +6663,7 @@
   <w:comment w:id="11" w:author="Christoph Ammer-Herrmenau" w:date="2026-04-22T21:56:00Z" w:initials="CA">
     <w:p>
       <w:pPr>
-        <w:overflowPunct w:val="false"/>
+        <w:overflowPunct w:val="true"/>
         <w:spacing w:before="0" w:after="0"/>
         <w:rPr/>
       </w:pPr>
@@ -6687,7 +6679,7 @@
   <w:comment w:id="12" w:author="Christoph Ammer-Herrmenau" w:date="2026-04-22T21:57:00Z" w:initials="CA">
     <w:p>
       <w:pPr>
-        <w:overflowPunct w:val="false"/>
+        <w:overflowPunct w:val="true"/>
         <w:spacing w:before="0" w:after="0"/>
         <w:rPr/>
       </w:pPr>
@@ -6703,7 +6695,7 @@
   <w:comment w:id="13" w:author="Christoph Ammer-Herrmenau" w:date="2026-04-22T21:58:00Z" w:initials="CA">
     <w:p>
       <w:pPr>
-        <w:overflowPunct w:val="false"/>
+        <w:overflowPunct w:val="true"/>
         <w:spacing w:before="0" w:after="0"/>
         <w:rPr/>
       </w:pPr>
@@ -6719,7 +6711,7 @@
   <w:comment w:id="14" w:author="Christoph Ammer-Herrmenau" w:date="2026-04-22T21:59:00Z" w:initials="CA">
     <w:p>
       <w:pPr>
-        <w:overflowPunct w:val="false"/>
+        <w:overflowPunct w:val="true"/>
         <w:spacing w:before="0" w:after="0"/>
         <w:rPr/>
       </w:pPr>
@@ -6733,7 +6725,7 @@
     </w:p>
     <w:p>
       <w:pPr>
-        <w:overflowPunct w:val="false"/>
+        <w:overflowPunct w:val="true"/>
         <w:spacing w:before="0" w:after="0"/>
         <w:rPr/>
       </w:pPr>
@@ -6749,7 +6741,7 @@
   <w:comment w:id="15" w:author="Unknown Author" w:date="2026-05-29T10:07:22Z" w:initials="">
     <w:p>
       <w:pPr>
-        <w:overflowPunct w:val="false"/>
+        <w:overflowPunct w:val="true"/>
         <w:spacing w:before="0" w:after="0"/>
         <w:rPr/>
       </w:pPr>
@@ -6758,14 +6750,14 @@
           <w:rFonts w:ascii="Liberation Serif" w:hAnsi="Liberation Serif" w:eastAsia="DejaVu Sans" w:cs="Noto Sans Arabic UI"/>
           <w:lang w:val="en-US" w:eastAsia="en-US" w:bidi="en-US"/>
         </w:rPr>
-        <w:t>The story line here may be different</w:t>
+        <w:t>The story line here may be different (LD)</w:t>
       </w:r>
     </w:p>
   </w:comment>
   <w:comment w:id="16" w:author="Christoph Ammer-Herrmenau" w:date="2026-04-23T21:33:00Z" w:initials="CA">
     <w:p>
       <w:pPr>
-        <w:overflowPunct w:val="false"/>
+        <w:overflowPunct w:val="true"/>
         <w:spacing w:before="0" w:after="0"/>
         <w:rPr/>
       </w:pPr>
@@ -6781,7 +6773,7 @@
   <w:comment w:id="17" w:author="Christoph Ammer-Herrmenau" w:date="2026-04-23T21:43:00Z" w:initials="CA">
     <w:p>
       <w:pPr>
-        <w:overflowPunct w:val="false"/>
+        <w:overflowPunct w:val="true"/>
         <w:spacing w:before="0" w:after="0"/>
         <w:rPr/>
       </w:pPr>
@@ -6813,7 +6805,7 @@
   <w:comment w:id="18" w:author="Christoph Ammer-Herrmenau" w:date="2026-04-23T21:40:00Z" w:initials="CA">
     <w:p>
       <w:pPr>
-        <w:overflowPunct w:val="false"/>
+        <w:overflowPunct w:val="true"/>
         <w:spacing w:before="0" w:after="0"/>
         <w:rPr/>
       </w:pPr>
@@ -6829,7 +6821,7 @@
   <w:comment w:id="19" w:author="Christoph Ammer-Herrmenau" w:date="2026-04-23T21:40:00Z" w:initials="CA">
     <w:p>
       <w:pPr>
-        <w:overflowPunct w:val="false"/>
+        <w:overflowPunct w:val="true"/>
         <w:spacing w:before="0" w:after="0"/>
         <w:rPr/>
       </w:pPr>
@@ -6845,7 +6837,7 @@
   <w:comment w:id="20" w:author="Christoph Ammer-Herrmenau" w:date="2026-04-23T21:45:00Z" w:initials="CA">
     <w:p>
       <w:pPr>
-        <w:overflowPunct w:val="false"/>
+        <w:overflowPunct w:val="true"/>
         <w:spacing w:before="0" w:after="0"/>
         <w:rPr/>
       </w:pPr>
@@ -6861,7 +6853,7 @@
   <w:comment w:id="21" w:author="Christoph Ammer-Herrmenau" w:date="2026-04-23T21:50:00Z" w:initials="CA">
     <w:p>
       <w:pPr>
-        <w:overflowPunct w:val="false"/>
+        <w:overflowPunct w:val="true"/>
         <w:spacing w:before="0" w:after="0"/>
         <w:rPr/>
       </w:pPr>
@@ -6877,7 +6869,7 @@
   <w:comment w:id="22" w:author="Christoph Ammer-Herrmenau" w:date="2026-04-23T21:54:00Z" w:initials="CA">
     <w:p>
       <w:pPr>
-        <w:overflowPunct w:val="false"/>
+        <w:overflowPunct w:val="true"/>
         <w:spacing w:before="0" w:after="0"/>
         <w:rPr/>
       </w:pPr>
@@ -6893,7 +6885,7 @@
   <w:comment w:id="23" w:author="Christoph Ammer-Herrmenau" w:date="2026-04-24T21:14:00Z" w:initials="CA">
     <w:p>
       <w:pPr>
-        <w:overflowPunct w:val="false"/>
+        <w:overflowPunct w:val="true"/>
         <w:spacing w:before="0" w:after="0"/>
         <w:rPr/>
       </w:pPr>
@@ -6906,10 +6898,10 @@
       </w:r>
     </w:p>
   </w:comment>
-  <w:comment w:id="24" w:author="Christoph Ammer-Herrmenau" w:date="2026-04-24T22:59:00Z" w:initials="CA">
-    <w:p>
-      <w:pPr>
-        <w:overflowPunct w:val="false"/>
+  <w:comment w:id="25" w:author="Christoph Ammer-Herrmenau" w:date="2026-04-24T22:59:00Z" w:initials="CA">
+    <w:p>
+      <w:pPr>
+        <w:overflowPunct w:val="true"/>
         <w:spacing w:before="0" w:after="0"/>
         <w:rPr/>
       </w:pPr>
@@ -6922,10 +6914,10 @@
       </w:r>
     </w:p>
   </w:comment>
-  <w:comment w:id="25" w:author="Christoph Ammer-Herrmenau" w:date="2026-04-24T23:00:00Z" w:initials="CA">
-    <w:p>
-      <w:pPr>
-        <w:overflowPunct w:val="false"/>
+  <w:comment w:id="24" w:author="Christoph Ammer-Herrmenau" w:date="2026-04-24T23:00:00Z" w:initials="CA">
+    <w:p>
+      <w:pPr>
+        <w:overflowPunct w:val="true"/>
         <w:spacing w:before="0" w:after="0"/>
         <w:rPr/>
       </w:pPr>
@@ -6941,7 +6933,7 @@
   <w:comment w:id="26" w:author="Christoph Ammer-Herrmenau" w:date="2026-04-24T21:06:00Z" w:initials="CA">
     <w:p>
       <w:pPr>
-        <w:overflowPunct w:val="false"/>
+        <w:overflowPunct w:val="true"/>
         <w:spacing w:before="0" w:after="0"/>
         <w:rPr/>
       </w:pPr>
@@ -6957,7 +6949,7 @@
   <w:comment w:id="27" w:author="Christoph Ammer-Herrmenau" w:date="2026-04-24T23:01:00Z" w:initials="CA">
     <w:p>
       <w:pPr>
-        <w:overflowPunct w:val="false"/>
+        <w:overflowPunct w:val="true"/>
         <w:spacing w:before="0" w:after="0"/>
         <w:rPr/>
       </w:pPr>
@@ -6973,7 +6965,7 @@
   <w:comment w:id="28" w:author="Christoph Ammer-Herrmenau" w:date="2026-04-24T21:09:00Z" w:initials="CA">
     <w:p>
       <w:pPr>
-        <w:overflowPunct w:val="false"/>
+        <w:overflowPunct w:val="true"/>
         <w:spacing w:before="0" w:after="0"/>
         <w:rPr/>
       </w:pPr>
@@ -6989,7 +6981,7 @@
   <w:comment w:id="29" w:author="Christoph Ammer-Herrmenau" w:date="2026-04-24T21:07:00Z" w:initials="CA">
     <w:p>
       <w:pPr>
-        <w:overflowPunct w:val="false"/>
+        <w:overflowPunct w:val="true"/>
         <w:spacing w:before="0" w:after="0"/>
         <w:rPr/>
       </w:pPr>
@@ -7005,7 +6997,7 @@
   <w:comment w:id="30" w:author="Christoph Ammer-Herrmenau" w:date="2026-04-24T21:13:00Z" w:initials="CA">
     <w:p>
       <w:pPr>
-        <w:overflowPunct w:val="false"/>
+        <w:overflowPunct w:val="true"/>
         <w:spacing w:before="0" w:after="0"/>
         <w:rPr/>
       </w:pPr>
@@ -7021,7 +7013,7 @@
   <w:comment w:id="31" w:author="Christoph Ammer-Herrmenau" w:date="2026-04-24T21:11:00Z" w:initials="CA">
     <w:p>
       <w:pPr>
-        <w:overflowPunct w:val="false"/>
+        <w:overflowPunct w:val="true"/>
         <w:spacing w:before="0" w:after="0"/>
         <w:rPr/>
       </w:pPr>
@@ -7037,7 +7029,7 @@
   <w:comment w:id="32" w:author="Christoph Ammer-Herrmenau" w:date="2026-04-24T21:14:00Z" w:initials="CA">
     <w:p>
       <w:pPr>
-        <w:overflowPunct w:val="false"/>
+        <w:overflowPunct w:val="true"/>
         <w:spacing w:before="0" w:after="0"/>
         <w:rPr/>
       </w:pPr>
@@ -7053,7 +7045,7 @@
   <w:comment w:id="33" w:author="Christoph Ammer-Herrmenau" w:date="2026-04-24T23:03:00Z" w:initials="CA">
     <w:p>
       <w:pPr>
-        <w:overflowPunct w:val="false"/>
+        <w:overflowPunct w:val="true"/>
         <w:spacing w:before="0" w:after="0"/>
         <w:rPr/>
       </w:pPr>
@@ -7069,7 +7061,7 @@
   <w:comment w:id="34" w:author="Christoph Ammer-Herrmenau" w:date="2026-04-25T21:02:00Z" w:initials="CA">
     <w:p>
       <w:pPr>
-        <w:overflowPunct w:val="false"/>
+        <w:overflowPunct w:val="true"/>
         <w:spacing w:before="0" w:after="0"/>
         <w:rPr/>
       </w:pPr>
@@ -7085,7 +7077,7 @@
   <w:comment w:id="35" w:author="Christoph Ammer-Herrmenau" w:date="2026-04-25T21:20:00Z" w:initials="CA">
     <w:p>
       <w:pPr>
-        <w:overflowPunct w:val="false"/>
+        <w:overflowPunct w:val="true"/>
         <w:spacing w:before="0" w:after="0"/>
         <w:rPr/>
       </w:pPr>
@@ -7101,7 +7093,7 @@
   <w:comment w:id="36" w:author="Christoph Ammer-Herrmenau" w:date="2026-04-25T21:21:00Z" w:initials="CA">
     <w:p>
       <w:pPr>
-        <w:overflowPunct w:val="false"/>
+        <w:overflowPunct w:val="true"/>
         <w:spacing w:before="0" w:after="0"/>
         <w:rPr/>
       </w:pPr>
@@ -7117,7 +7109,7 @@
   <w:comment w:id="37" w:author="Christoph Ammer-Herrmenau" w:date="2026-04-25T21:21:00Z" w:initials="CA">
     <w:p>
       <w:pPr>
-        <w:overflowPunct w:val="false"/>
+        <w:overflowPunct w:val="true"/>
         <w:spacing w:before="0" w:after="0"/>
         <w:rPr/>
       </w:pPr>
@@ -7133,7 +7125,7 @@
   <w:comment w:id="38" w:author="Christoph Ammer-Herrmenau" w:date="2026-04-25T21:45:00Z" w:initials="CA">
     <w:p>
       <w:pPr>
-        <w:overflowPunct w:val="false"/>
+        <w:overflowPunct w:val="true"/>
         <w:spacing w:before="0" w:after="0"/>
         <w:rPr/>
       </w:pPr>
@@ -7149,7 +7141,7 @@
   <w:comment w:id="40" w:author="Christoph Ammer-Herrmenau" w:date="2026-04-25T21:50:00Z" w:initials="CA">
     <w:p>
       <w:pPr>
-        <w:overflowPunct w:val="false"/>
+        <w:overflowPunct w:val="true"/>
         <w:spacing w:before="0" w:after="0"/>
         <w:rPr/>
       </w:pPr>
@@ -7165,7 +7157,7 @@
   <w:comment w:id="39" w:author="Christoph Ammer-Herrmenau" w:date="2026-04-25T21:52:00Z" w:initials="CA">
     <w:p>
       <w:pPr>
-        <w:overflowPunct w:val="false"/>
+        <w:overflowPunct w:val="true"/>
         <w:spacing w:before="0" w:after="0"/>
         <w:rPr/>
       </w:pPr>
@@ -7181,7 +7173,7 @@
   <w:comment w:id="41" w:author="Christoph Ammer-Herrmenau" w:date="2026-04-25T21:47:00Z" w:initials="CA">
     <w:p>
       <w:pPr>
-        <w:overflowPunct w:val="false"/>
+        <w:overflowPunct w:val="true"/>
         <w:spacing w:before="0" w:after="0"/>
         <w:rPr/>
       </w:pPr>
@@ -7197,7 +7189,7 @@
   <w:comment w:id="42" w:author="Christoph Ammer-Herrmenau" w:date="2026-04-25T22:00:00Z" w:initials="CA">
     <w:p>
       <w:pPr>
-        <w:overflowPunct w:val="false"/>
+        <w:overflowPunct w:val="true"/>
         <w:spacing w:before="0" w:after="0"/>
         <w:rPr/>
       </w:pPr>
@@ -7213,7 +7205,7 @@
   <w:comment w:id="43" w:author="Christoph Ammer-Herrmenau" w:date="2026-04-25T22:01:00Z" w:initials="CA">
     <w:p>
       <w:pPr>
-        <w:overflowPunct w:val="false"/>
+        <w:overflowPunct w:val="true"/>
         <w:spacing w:before="0" w:after="0"/>
         <w:rPr/>
       </w:pPr>
@@ -7229,7 +7221,7 @@
   <w:comment w:id="44" w:author="Christoph Ammer-Herrmenau" w:date="2026-04-25T22:09:00Z" w:initials="CA">
     <w:p>
       <w:pPr>
-        <w:overflowPunct w:val="false"/>
+        <w:overflowPunct w:val="true"/>
         <w:spacing w:before="0" w:after="0"/>
         <w:rPr/>
       </w:pPr>
@@ -7245,7 +7237,7 @@
   <w:comment w:id="45" w:author="Christoph Ammer-Herrmenau" w:date="2026-04-25T22:24:00Z" w:initials="CA">
     <w:p>
       <w:pPr>
-        <w:overflowPunct w:val="false"/>
+        <w:overflowPunct w:val="true"/>
         <w:spacing w:before="0" w:after="0"/>
         <w:rPr/>
       </w:pPr>
@@ -7261,7 +7253,7 @@
   <w:comment w:id="46" w:author="Christoph Ammer-Herrmenau" w:date="2026-04-25T22:28:00Z" w:initials="CA">
     <w:p>
       <w:pPr>
-        <w:overflowPunct w:val="false"/>
+        <w:overflowPunct w:val="true"/>
         <w:spacing w:before="0" w:after="0"/>
         <w:rPr/>
       </w:pPr>
@@ -7277,7 +7269,7 @@
   <w:comment w:id="47" w:author="Christoph Ammer-Herrmenau" w:date="2026-04-25T22:33:00Z" w:initials="CA">
     <w:p>
       <w:pPr>
-        <w:overflowPunct w:val="false"/>
+        <w:overflowPunct w:val="true"/>
         <w:spacing w:before="0" w:after="0"/>
         <w:rPr/>
       </w:pPr>
@@ -7325,7 +7317,7 @@
   <w:comment w:id="48" w:author="Christoph Ammer-Herrmenau" w:date="2026-04-25T22:22:00Z" w:initials="CA">
     <w:p>
       <w:pPr>
-        <w:overflowPunct w:val="false"/>
+        <w:overflowPunct w:val="true"/>
         <w:spacing w:before="0" w:after="0"/>
         <w:rPr/>
       </w:pPr>
@@ -7341,7 +7333,7 @@
   <w:comment w:id="49" w:author="Christoph Ammer-Herrmenau" w:date="2026-04-25T22:21:00Z" w:initials="CA">
     <w:p>
       <w:pPr>
-        <w:overflowPunct w:val="false"/>
+        <w:overflowPunct w:val="true"/>
         <w:spacing w:before="0" w:after="0"/>
         <w:rPr/>
       </w:pPr>
@@ -7357,7 +7349,7 @@
   <w:comment w:id="50" w:author="Christoph Ammer-Herrmenau" w:date="2026-04-25T22:34:00Z" w:initials="CA">
     <w:p>
       <w:pPr>
-        <w:overflowPunct w:val="false"/>
+        <w:overflowPunct w:val="true"/>
         <w:spacing w:before="0" w:after="0"/>
         <w:rPr/>
       </w:pPr>
@@ -7660,142 +7652,6 @@
   </w:abstractNum>
   <w:abstractNum w:abstractNumId="3">
     <w:lvl w:ilvl="0">
-      <w:numFmt w:val="bullet"/>
-      <w:lvlText w:val=""/>
-      <w:lvlJc w:val="left"/>
-      <w:pPr>
-        <w:tabs>
-          <w:tab w:val="num" w:pos="0"/>
-        </w:tabs>
-        <w:ind w:left="720" w:hanging="360"/>
-      </w:pPr>
-      <w:rPr>
-        <w:rFonts w:ascii="Symbol" w:hAnsi="Symbol" w:cs="Symbol" w:hint="default"/>
-      </w:rPr>
-    </w:lvl>
-    <w:lvl w:ilvl="1">
-      <w:start w:val="0"/>
-      <w:numFmt w:val="bullet"/>
-      <w:lvlText w:val="o"/>
-      <w:lvlJc w:val="left"/>
-      <w:pPr>
-        <w:tabs>
-          <w:tab w:val="num" w:pos="0"/>
-        </w:tabs>
-        <w:ind w:left="1440" w:hanging="360"/>
-      </w:pPr>
-      <w:rPr>
-        <w:rFonts w:ascii="Courier New" w:hAnsi="Courier New" w:cs="Courier New" w:hint="default"/>
-      </w:rPr>
-    </w:lvl>
-    <w:lvl w:ilvl="2">
-      <w:start w:val="0"/>
-      <w:numFmt w:val="bullet"/>
-      <w:lvlText w:val=""/>
-      <w:lvlJc w:val="left"/>
-      <w:pPr>
-        <w:tabs>
-          <w:tab w:val="num" w:pos="0"/>
-        </w:tabs>
-        <w:ind w:left="2160" w:hanging="360"/>
-      </w:pPr>
-      <w:rPr>
-        <w:rFonts w:ascii="Wingdings" w:hAnsi="Wingdings" w:cs="Wingdings" w:hint="default"/>
-      </w:rPr>
-    </w:lvl>
-    <w:lvl w:ilvl="3">
-      <w:start w:val="0"/>
-      <w:numFmt w:val="bullet"/>
-      <w:lvlText w:val=""/>
-      <w:lvlJc w:val="left"/>
-      <w:pPr>
-        <w:tabs>
-          <w:tab w:val="num" w:pos="0"/>
-        </w:tabs>
-        <w:ind w:left="2880" w:hanging="360"/>
-      </w:pPr>
-      <w:rPr>
-        <w:rFonts w:ascii="Symbol" w:hAnsi="Symbol" w:cs="Symbol" w:hint="default"/>
-      </w:rPr>
-    </w:lvl>
-    <w:lvl w:ilvl="4">
-      <w:start w:val="0"/>
-      <w:numFmt w:val="bullet"/>
-      <w:lvlText w:val="o"/>
-      <w:lvlJc w:val="left"/>
-      <w:pPr>
-        <w:tabs>
-          <w:tab w:val="num" w:pos="0"/>
-        </w:tabs>
-        <w:ind w:left="3600" w:hanging="360"/>
-      </w:pPr>
-      <w:rPr>
-        <w:rFonts w:ascii="Courier New" w:hAnsi="Courier New" w:cs="Courier New" w:hint="default"/>
-      </w:rPr>
-    </w:lvl>
-    <w:lvl w:ilvl="5">
-      <w:start w:val="0"/>
-      <w:numFmt w:val="bullet"/>
-      <w:lvlText w:val=""/>
-      <w:lvlJc w:val="left"/>
-      <w:pPr>
-        <w:tabs>
-          <w:tab w:val="num" w:pos="0"/>
-        </w:tabs>
-        <w:ind w:left="4320" w:hanging="360"/>
-      </w:pPr>
-      <w:rPr>
-        <w:rFonts w:ascii="Wingdings" w:hAnsi="Wingdings" w:cs="Wingdings" w:hint="default"/>
-      </w:rPr>
-    </w:lvl>
-    <w:lvl w:ilvl="6">
-      <w:start w:val="0"/>
-      <w:numFmt w:val="bullet"/>
-      <w:lvlText w:val=""/>
-      <w:lvlJc w:val="left"/>
-      <w:pPr>
-        <w:tabs>
-          <w:tab w:val="num" w:pos="0"/>
-        </w:tabs>
-        <w:ind w:left="5040" w:hanging="360"/>
-      </w:pPr>
-      <w:rPr>
-        <w:rFonts w:ascii="Symbol" w:hAnsi="Symbol" w:cs="Symbol" w:hint="default"/>
-      </w:rPr>
-    </w:lvl>
-    <w:lvl w:ilvl="7">
-      <w:start w:val="0"/>
-      <w:numFmt w:val="bullet"/>
-      <w:lvlText w:val="o"/>
-      <w:lvlJc w:val="left"/>
-      <w:pPr>
-        <w:tabs>
-          <w:tab w:val="num" w:pos="0"/>
-        </w:tabs>
-        <w:ind w:left="5760" w:hanging="360"/>
-      </w:pPr>
-      <w:rPr>
-        <w:rFonts w:ascii="Courier New" w:hAnsi="Courier New" w:cs="Courier New" w:hint="default"/>
-      </w:rPr>
-    </w:lvl>
-    <w:lvl w:ilvl="8">
-      <w:start w:val="0"/>
-      <w:numFmt w:val="bullet"/>
-      <w:lvlText w:val=""/>
-      <w:lvlJc w:val="left"/>
-      <w:pPr>
-        <w:tabs>
-          <w:tab w:val="num" w:pos="0"/>
-        </w:tabs>
-        <w:ind w:left="6480" w:hanging="360"/>
-      </w:pPr>
-      <w:rPr>
-        <w:rFonts w:ascii="Wingdings" w:hAnsi="Wingdings" w:cs="Wingdings" w:hint="default"/>
-      </w:rPr>
-    </w:lvl>
-  </w:abstractNum>
-  <w:abstractNum w:abstractNumId="4">
-    <w:lvl w:ilvl="0">
       <w:start w:val="1"/>
       <w:numFmt w:val="none"/>
       <w:suff w:val="nothing"/>
@@ -7923,12 +7779,6 @@
     <w:abstractNumId w:val="3"/>
   </w:num>
   <w:num w:numId="4">
-    <w:abstractNumId w:val="4"/>
-  </w:num>
-  <w:num w:numId="5">
-    <w:abstractNumId w:val="1"/>
-  </w:num>
-  <w:num w:numId="6">
     <w:abstractNumId w:val="1"/>
   </w:num>
 </w:numbering>
@@ -9348,12 +9198,12 @@
       <w:jc w:val="left"/>
     </w:pPr>
     <w:rPr>
-      <w:rFonts w:eastAsia="" w:eastAsiaTheme="minorEastAsia" w:ascii="Aptos" w:hAnsi="Aptos" w:cs=""/>
+      <w:rFonts w:ascii="Aptos" w:hAnsi="Aptos" w:eastAsia="" w:cs="" w:eastAsiaTheme="minorEastAsia"/>
       <w:color w:val="auto"/>
       <w:kern w:val="0"/>
       <w:sz w:val="22"/>
       <w:szCs w:val="28"/>
-      <w:lang w:eastAsia="ko-KR" w:bidi="bn-BD" w:val="en-US"/>
+      <w:lang w:val="en-US" w:eastAsia="ko-KR" w:bidi="bn-BD"/>
     </w:rPr>
   </w:style>
   <w:style w:type="paragraph" w:styleId="AnnotationText">

--- a/Manuscript/Manuscript_V02_CAH.docx
+++ b/Manuscript/Manuscript_V02_CAH.docx
@@ -1049,7 +1049,9 @@
       </w:del>
       <w:del w:id="9" w:author="Unknown Author" w:date="2026-05-29T09:16:40Z">
         <w:r>
-          <w:rPr/>
+          <w:rPr>
+            <w:rFonts w:cs="Arial" w:ascii="Arial" w:hAnsi="Arial"/>
+          </w:rPr>
           <w:commentReference w:id="4"/>
         </w:r>
       </w:del>
@@ -1131,7 +1133,9 @@
       </w:del>
       <w:del w:id="14" w:author="Unknown Author" w:date="2026-05-29T09:20:21Z">
         <w:r>
-          <w:rPr/>
+          <w:rPr>
+            <w:rFonts w:cs="Arial" w:ascii="Arial" w:hAnsi="Arial"/>
+          </w:rPr>
           <w:commentReference w:id="8"/>
         </w:r>
       </w:del>
@@ -1156,10 +1160,36 @@
           <w:rPr>
             <w:rFonts w:cs="Arial" w:ascii="Arial" w:hAnsi="Arial"/>
           </w:rPr>
-          <w:t>To reduce noise, we applied the following filtering steps: (i) samples with fewer than 500 reads were removed from further analyses; and (ii) extremely rare taxa were excluded using the following criteria: a detection threshold of at least 2 reads per sample, presence in at least one sample, and a total abundance of at least 1 × 10⁻⁶ across all samples, corresponding to 19 reads in our dataset</w:t>
+          <w:t>To reduce noise, we applied the following filtering steps: (i) samples with fewer than 500 reads were removed from further analyses; and (ii) extremely rare taxa were excluded using the following criteria: a detection threshold of at least 2 reads per sample, presence in at least one sample, and a total abundance of at least 1 × 10⁻⁶ across all samples, corresponding to 1</w:t>
         </w:r>
       </w:ins>
-      <w:ins w:id="18" w:author="Unknown Author" w:date="2026-05-29T09:23:47Z">
+      <w:ins w:id="18" w:author="Linh Dang" w:date="2026-06-03T13:35:09Z">
+        <w:r>
+          <w:rPr>
+            <w:rFonts w:cs="Arial" w:ascii="Arial" w:hAnsi="Arial"/>
+          </w:rPr>
+          <w:t>8</w:t>
+        </w:r>
+      </w:ins>
+      <w:ins w:id="19" w:author="Unknown Author" w:date="2026-06-03T12:45:42Z">
+        <w:del w:id="20" w:author="Linh Dang" w:date="2026-06-03T13:35:07Z">
+          <w:r>
+            <w:rPr>
+              <w:rFonts w:cs="Arial" w:ascii="Arial" w:hAnsi="Arial"/>
+            </w:rPr>
+            <w:delText>9</w:delText>
+          </w:r>
+        </w:del>
+      </w:ins>
+      <w:ins w:id="21" w:author="Unknown Author" w:date="2026-06-03T12:45:42Z">
+        <w:r>
+          <w:rPr>
+            <w:rFonts w:cs="Arial" w:ascii="Arial" w:hAnsi="Arial"/>
+          </w:rPr>
+          <w:t xml:space="preserve"> reads in our dataset</w:t>
+        </w:r>
+      </w:ins>
+      <w:ins w:id="22" w:author="Unknown Author" w:date="2026-05-29T09:23:47Z">
         <w:r>
           <w:rPr>
             <w:rFonts w:cs="Arial" w:ascii="Arial" w:hAnsi="Arial"/>
@@ -1167,7 +1197,7 @@
           <w:t>.</w:t>
         </w:r>
       </w:ins>
-      <w:ins w:id="19" w:author="Unknown Author" w:date="2026-05-29T09:52:00Z">
+      <w:ins w:id="23" w:author="Unknown Author" w:date="2026-05-29T09:52:00Z">
         <w:r>
           <w:rPr>
             <w:rFonts w:cs="Arial" w:ascii="Arial" w:hAnsi="Arial"/>
@@ -1175,7 +1205,7 @@
           <w:t xml:space="preserve"> </w:t>
         </w:r>
       </w:ins>
-      <w:del w:id="20" w:author="Unknown Author" w:date="2026-05-29T09:42:35Z">
+      <w:del w:id="24" w:author="Unknown Author" w:date="2026-05-29T09:42:35Z">
         <w:r>
           <w:rPr>
             <w:rFonts w:cs="Arial" w:ascii="Arial" w:hAnsi="Arial"/>
@@ -1183,7 +1213,7 @@
           <w:delText xml:space="preserve"> and</w:delText>
         </w:r>
       </w:del>
-      <w:ins w:id="21" w:author="Unknown Author" w:date="2026-05-29T09:42:41Z">
+      <w:ins w:id="25" w:author="Unknown Author" w:date="2026-05-29T09:42:41Z">
         <w:r>
           <w:rPr>
             <w:rFonts w:cs="Arial" w:ascii="Arial" w:hAnsi="Arial"/>
@@ -1197,7 +1227,7 @@
         </w:rPr>
         <w:t xml:space="preserve"> samples were</w:t>
       </w:r>
-      <w:ins w:id="22" w:author="Unknown Author" w:date="2026-05-29T09:42:52Z">
+      <w:ins w:id="26" w:author="Unknown Author" w:date="2026-05-29T09:42:52Z">
         <w:r>
           <w:rPr>
             <w:rFonts w:cs="Arial" w:ascii="Arial" w:hAnsi="Arial"/>
@@ -1211,7 +1241,7 @@
         </w:rPr>
         <w:t xml:space="preserve"> normalized via Wrench (8) or rarefaction (9). After filtering, 2</w:t>
       </w:r>
-      <w:ins w:id="23" w:author="Unknown Author" w:date="2026-05-29T09:52:51Z">
+      <w:ins w:id="27" w:author="Unknown Author" w:date="2026-05-29T09:52:51Z">
         <w:r>
           <w:rPr>
             <w:rFonts w:cs="Arial" w:ascii="Arial" w:hAnsi="Arial"/>
@@ -1219,7 +1249,7 @@
           <w:t>6</w:t>
         </w:r>
       </w:ins>
-      <w:ins w:id="24" w:author="Unknown Author" w:date="2026-05-29T11:14:43Z">
+      <w:ins w:id="28" w:author="Unknown Author" w:date="2026-05-29T11:14:43Z">
         <w:r>
           <w:rPr>
             <w:rFonts w:cs="Arial" w:ascii="Arial" w:hAnsi="Arial"/>
@@ -1227,7 +1257,7 @@
           <w:t>2</w:t>
         </w:r>
       </w:ins>
-      <w:del w:id="25" w:author="Unknown Author" w:date="2026-05-29T09:52:50Z">
+      <w:del w:id="29" w:author="Unknown Author" w:date="2026-05-29T09:52:50Z">
         <w:r>
           <w:rPr>
             <w:rFonts w:cs="Arial" w:ascii="Arial" w:hAnsi="Arial"/>
@@ -1241,7 +1271,7 @@
         </w:rPr>
         <w:t xml:space="preserve"> NCT samples remained: 1</w:t>
       </w:r>
-      <w:ins w:id="26" w:author="Unknown Author" w:date="2026-05-29T09:53:47Z">
+      <w:ins w:id="30" w:author="Unknown Author" w:date="2026-05-29T09:53:47Z">
         <w:r>
           <w:rPr>
             <w:rFonts w:cs="Arial" w:ascii="Arial" w:hAnsi="Arial"/>
@@ -1249,7 +1279,7 @@
           <w:t>67</w:t>
         </w:r>
       </w:ins>
-      <w:del w:id="27" w:author="Unknown Author" w:date="2026-05-29T09:53:46Z">
+      <w:del w:id="31" w:author="Unknown Author" w:date="2026-05-29T09:53:46Z">
         <w:r>
           <w:rPr>
             <w:rFonts w:cs="Arial" w:ascii="Arial" w:hAnsi="Arial"/>
@@ -1263,7 +1293,7 @@
         </w:rPr>
         <w:t xml:space="preserve"> buffer controls, </w:t>
       </w:r>
-      <w:ins w:id="28" w:author="Unknown Author" w:date="2026-05-29T09:53:57Z">
+      <w:ins w:id="32" w:author="Unknown Author" w:date="2026-05-29T09:53:57Z">
         <w:r>
           <w:rPr>
             <w:rFonts w:cs="Arial" w:ascii="Arial" w:hAnsi="Arial"/>
@@ -1271,7 +1301,7 @@
           <w:t>75</w:t>
         </w:r>
       </w:ins>
-      <w:del w:id="29" w:author="Unknown Author" w:date="2026-05-29T09:53:56Z">
+      <w:del w:id="33" w:author="Unknown Author" w:date="2026-05-29T09:53:56Z">
         <w:r>
           <w:rPr>
             <w:rFonts w:cs="Arial" w:ascii="Arial" w:hAnsi="Arial"/>
@@ -1285,7 +1315,7 @@
         </w:rPr>
         <w:t xml:space="preserve"> paraffin controls, and </w:t>
       </w:r>
-      <w:ins w:id="30" w:author="Unknown Author" w:date="2026-05-29T09:54:08Z">
+      <w:ins w:id="34" w:author="Unknown Author" w:date="2026-05-29T09:54:08Z">
         <w:r>
           <w:rPr>
             <w:rFonts w:cs="Arial" w:ascii="Arial" w:hAnsi="Arial"/>
@@ -1293,7 +1323,7 @@
           <w:t>20</w:t>
         </w:r>
       </w:ins>
-      <w:del w:id="31" w:author="Unknown Author" w:date="2026-05-29T09:54:08Z">
+      <w:del w:id="35" w:author="Unknown Author" w:date="2026-05-29T09:54:08Z">
         <w:r>
           <w:rPr>
             <w:rFonts w:cs="Arial" w:ascii="Arial" w:hAnsi="Arial"/>
@@ -1307,7 +1337,7 @@
         </w:rPr>
         <w:t xml:space="preserve"> PCR controls, encompassing </w:t>
       </w:r>
-      <w:ins w:id="32" w:author="Unknown Author" w:date="2026-05-29T09:58:24Z">
+      <w:ins w:id="36" w:author="Unknown Author" w:date="2026-05-29T09:58:24Z">
         <w:r>
           <w:rPr>
             <w:rFonts w:cs="Arial" w:ascii="Arial" w:hAnsi="Arial"/>
@@ -1315,7 +1345,7 @@
           <w:t>2,223</w:t>
         </w:r>
       </w:ins>
-      <w:del w:id="33" w:author="Unknown Author" w:date="2026-05-29T09:54:22Z">
+      <w:del w:id="37" w:author="Unknown Author" w:date="2026-05-29T09:54:22Z">
         <w:r>
           <w:rPr>
             <w:rFonts w:cs="Arial" w:ascii="Arial" w:hAnsi="Arial"/>
@@ -1329,15 +1359,33 @@
         </w:rPr>
         <w:t xml:space="preserve"> taxa after rarefaction and </w:t>
       </w:r>
-      <w:ins w:id="34" w:author="Unknown Author" w:date="2026-05-29T09:57:46Z">
+      <w:ins w:id="38" w:author="Unknown Author" w:date="2026-05-29T09:57:46Z">
         <w:r>
           <w:rPr>
             <w:rFonts w:cs="Arial" w:ascii="Arial" w:hAnsi="Arial"/>
           </w:rPr>
-          <w:t>3,028</w:t>
+          <w:t>3,0</w:t>
         </w:r>
       </w:ins>
-      <w:del w:id="35" w:author="Unknown Author" w:date="2026-05-29T09:57:45Z">
+      <w:ins w:id="39" w:author="Linh Dang" w:date="2026-06-03T12:56:03Z">
+        <w:r>
+          <w:rPr>
+            <w:rFonts w:cs="Arial" w:ascii="Arial" w:hAnsi="Arial"/>
+          </w:rPr>
+          <w:t>73</w:t>
+        </w:r>
+      </w:ins>
+      <w:ins w:id="40" w:author="Unknown Author" w:date="2026-05-29T09:57:46Z">
+        <w:del w:id="41" w:author="Linh Dang" w:date="2026-06-03T12:56:00Z">
+          <w:r>
+            <w:rPr>
+              <w:rFonts w:cs="Arial" w:ascii="Arial" w:hAnsi="Arial"/>
+            </w:rPr>
+            <w:delText>28</w:delText>
+          </w:r>
+        </w:del>
+      </w:ins>
+      <w:del w:id="42" w:author="Unknown Author" w:date="2026-05-29T09:57:45Z">
         <w:r>
           <w:rPr>
             <w:rFonts w:cs="Arial" w:ascii="Arial" w:hAnsi="Arial"/>
@@ -1351,7 +1399,7 @@
         </w:rPr>
         <w:t xml:space="preserve"> taxa prior to rarefaction. These controls were accumulated between 2021 and 202</w:t>
       </w:r>
-      <w:ins w:id="36" w:author="Unknown Author" w:date="2026-05-29T09:59:19Z">
+      <w:ins w:id="43" w:author="Unknown Author" w:date="2026-05-29T09:59:19Z">
         <w:r>
           <w:rPr>
             <w:rFonts w:cs="Arial" w:ascii="Arial" w:hAnsi="Arial"/>
@@ -1359,7 +1407,7 @@
           <w:t>5</w:t>
         </w:r>
       </w:ins>
-      <w:del w:id="37" w:author="Unknown Author" w:date="2026-05-29T09:59:18Z">
+      <w:del w:id="44" w:author="Unknown Author" w:date="2026-05-29T09:59:18Z">
         <w:r>
           <w:rPr>
             <w:rFonts w:cs="Arial" w:ascii="Arial" w:hAnsi="Arial"/>
@@ -1373,7 +1421,7 @@
         </w:rPr>
         <w:t>, with a sharp expansion of paraffin and buffer control types introduced in 2022 (Table 1). Relevant batch covariates include processing laboratory person</w:t>
       </w:r>
-      <w:ins w:id="38" w:author="Unknown Author" w:date="2026-06-03T12:48:53Z">
+      <w:ins w:id="45" w:author="Unknown Author" w:date="2026-06-03T12:48:53Z">
         <w:r>
           <w:rPr>
             <w:rFonts w:cs="Arial" w:ascii="Arial" w:hAnsi="Arial"/>
@@ -1381,7 +1429,7 @@
           <w:t>nel</w:t>
         </w:r>
       </w:ins>
-      <w:del w:id="39" w:author="Unknown Author" w:date="2026-06-03T12:48:52Z">
+      <w:del w:id="46" w:author="Unknown Author" w:date="2026-06-03T12:48:52Z">
         <w:r>
           <w:rPr>
             <w:rFonts w:cs="Arial" w:ascii="Arial" w:hAnsi="Arial"/>
@@ -1395,7 +1443,7 @@
         </w:rPr>
         <w:t xml:space="preserve"> (LP), year, and season (Figure 1.</w:t>
       </w:r>
-      <w:ins w:id="40" w:author="Unknown Author" w:date="2026-05-29T10:14:39Z">
+      <w:ins w:id="47" w:author="Unknown Author" w:date="2026-05-29T10:14:39Z">
         <w:r>
           <w:rPr>
             <w:rFonts w:cs="Arial" w:ascii="Arial" w:hAnsi="Arial"/>
@@ -1403,7 +1451,8 @@
           <w:t>A, lower panel</w:t>
         </w:r>
       </w:ins>
-      <w:del w:id="41" w:author="Unknown Author" w:date="2026-05-29T09:51:32Z">
+      <w:del w:id="48" w:author="Unknown Author" w:date="2026-05-29T09:51:32Z">
+        <w:bookmarkEnd w:id="3"/>
         <w:r>
           <w:rPr>
             <w:rFonts w:cs="Arial" w:ascii="Arial" w:hAnsi="Arial"/>
@@ -1411,13 +1460,15 @@
           <w:delText xml:space="preserve">1, lower </w:delText>
         </w:r>
       </w:del>
-      <w:del w:id="42" w:author="Unknown Author" w:date="2026-05-29T09:51:32Z">
+      <w:del w:id="49" w:author="Unknown Author" w:date="2026-05-29T09:51:32Z">
         <w:r>
-          <w:rPr/>
+          <w:rPr>
+            <w:rFonts w:cs="Arial" w:ascii="Arial" w:hAnsi="Arial"/>
+          </w:rPr>
           <w:commentReference w:id="9"/>
         </w:r>
       </w:del>
-      <w:del w:id="43" w:author="Unknown Author" w:date="2026-05-29T09:51:32Z">
+      <w:del w:id="50" w:author="Unknown Author" w:date="2026-05-29T09:51:32Z">
         <w:r>
           <w:rPr>
             <w:rFonts w:cs="Arial" w:ascii="Arial" w:hAnsi="Arial"/>
@@ -1425,7 +1476,6 @@
           <w:delText>panel</w:delText>
         </w:r>
       </w:del>
-      <w:bookmarkEnd w:id="3"/>
       <w:r>
         <w:rPr>
           <w:rFonts w:cs="Arial" w:ascii="Arial" w:hAnsi="Arial"/>
@@ -1458,7 +1508,7 @@
           <w:rFonts w:ascii="Arial" w:hAnsi="Arial" w:cs="Arial"/>
         </w:rPr>
       </w:pPr>
-      <w:del w:id="44" w:author="Unknown Author" w:date="2026-05-29T10:08:32Z">
+      <w:del w:id="51" w:author="Unknown Author" w:date="2026-05-29T10:08:32Z">
         <w:r>
           <w:rPr>
             <w:rFonts w:cs="Arial" w:ascii="Arial" w:hAnsi="Arial"/>
@@ -1466,13 +1516,13 @@
           <w:delText xml:space="preserve">Intra-sample </w:delText>
         </w:r>
       </w:del>
-      <w:del w:id="45" w:author="Unknown Author" w:date="2026-05-29T10:08:32Z">
+      <w:del w:id="52" w:author="Unknown Author" w:date="2026-05-29T10:08:32Z">
         <w:r>
           <w:rPr/>
           <w:commentReference w:id="10"/>
         </w:r>
       </w:del>
-      <w:del w:id="46" w:author="Unknown Author" w:date="2026-05-29T10:08:32Z">
+      <w:del w:id="53" w:author="Unknown Author" w:date="2026-05-29T10:08:32Z">
         <w:r>
           <w:rPr>
             <w:rFonts w:cs="Arial" w:ascii="Arial" w:hAnsi="Arial"/>
@@ -1480,31 +1530,31 @@
           <w:delText xml:space="preserve">and inter-sample </w:delText>
         </w:r>
       </w:del>
-      <w:del w:id="47" w:author="Unknown Author" w:date="2026-05-29T10:08:32Z">
+      <w:del w:id="54" w:author="Unknown Author" w:date="2026-05-29T10:08:32Z">
         <w:r>
           <w:rPr/>
           <w:commentReference w:id="11"/>
         </w:r>
       </w:del>
-      <w:del w:id="48" w:author="Unknown Author" w:date="2026-05-29T10:08:32Z">
+      <w:del w:id="55" w:author="Unknown Author" w:date="2026-05-29T10:08:32Z">
         <w:r>
           <w:rPr/>
           <w:commentReference w:id="12"/>
         </w:r>
       </w:del>
-      <w:del w:id="49" w:author="Unknown Author" w:date="2026-05-29T10:08:32Z">
+      <w:del w:id="56" w:author="Unknown Author" w:date="2026-05-29T10:08:32Z">
         <w:r>
           <w:rPr/>
           <w:commentReference w:id="13"/>
         </w:r>
       </w:del>
-      <w:del w:id="50" w:author="Unknown Author" w:date="2026-05-29T10:08:32Z">
+      <w:del w:id="57" w:author="Unknown Author" w:date="2026-05-29T10:08:32Z">
         <w:r>
           <w:rPr/>
           <w:commentReference w:id="14"/>
         </w:r>
       </w:del>
-      <w:del w:id="51" w:author="Unknown Author" w:date="2026-05-29T10:08:32Z">
+      <w:del w:id="58" w:author="Unknown Author" w:date="2026-05-29T10:08:32Z">
         <w:r>
           <w:rPr>
             <w:rFonts w:cs="Arial" w:ascii="Arial" w:hAnsi="Arial"/>
@@ -1512,7 +1562,7 @@
           <w:delText>differences in microbial diversity</w:delText>
         </w:r>
       </w:del>
-      <w:ins w:id="52" w:author="Unknown Author" w:date="2026-05-29T10:08:39Z">
+      <w:ins w:id="59" w:author="Unknown Author" w:date="2026-05-29T10:08:39Z">
         <w:r>
           <w:rPr>
             <w:rFonts w:cs="Arial" w:ascii="Arial" w:hAnsi="Arial"/>
@@ -1526,7 +1576,7 @@
         </w:rPr>
         <w:t xml:space="preserve"> were observed across control types (Figures. 1.</w:t>
       </w:r>
-      <w:ins w:id="53" w:author="Linh Dang" w:date="2026-06-03T12:52:05Z">
+      <w:ins w:id="60" w:author="Linh Dang" w:date="2026-06-03T12:52:05Z">
         <w:r>
           <w:rPr>
             <w:rFonts w:cs="Arial" w:ascii="Arial" w:hAnsi="Arial"/>
@@ -1534,7 +1584,7 @@
           <w:t>B</w:t>
         </w:r>
       </w:ins>
-      <w:del w:id="54" w:author="Linh Dang" w:date="2026-06-03T12:52:04Z">
+      <w:del w:id="61" w:author="Linh Dang" w:date="2026-06-03T12:52:04Z">
         <w:r>
           <w:rPr>
             <w:rFonts w:cs="Arial" w:ascii="Arial" w:hAnsi="Arial"/>
@@ -1548,7 +1598,7 @@
         </w:rPr>
         <w:t xml:space="preserve"> and 1.</w:t>
       </w:r>
-      <w:ins w:id="55" w:author="Linh Dang" w:date="2026-06-03T12:52:10Z">
+      <w:ins w:id="62" w:author="Linh Dang" w:date="2026-06-03T12:52:10Z">
         <w:r>
           <w:rPr>
             <w:rFonts w:cs="Arial" w:ascii="Arial" w:hAnsi="Arial"/>
@@ -1556,7 +1606,7 @@
           <w:t>C</w:t>
         </w:r>
       </w:ins>
-      <w:del w:id="56" w:author="Linh Dang" w:date="2026-06-03T12:52:09Z">
+      <w:del w:id="63" w:author="Linh Dang" w:date="2026-06-03T12:52:09Z">
         <w:r>
           <w:rPr>
             <w:rFonts w:cs="Arial" w:ascii="Arial" w:hAnsi="Arial"/>
@@ -1614,14 +1664,17 @@
         <w:jc w:val="both"/>
         <w:rPr>
           <w:rFonts w:ascii="Arial" w:hAnsi="Arial" w:cs="Arial"/>
-        </w:rPr>
-      </w:pPr>
-      <w:r>
-        <w:rPr>
-          <w:rFonts w:cs="Arial" w:ascii="Arial" w:hAnsi="Arial"/>
-        </w:rPr>
-        <w:t>NOTES:</w:t>
-      </w:r>
+          <w:del w:id="65" w:author="Linh Dang" w:date="2026-06-03T14:00:24Z"/>
+        </w:rPr>
+      </w:pPr>
+      <w:del w:id="64" w:author="Linh Dang" w:date="2026-06-03T14:00:24Z">
+        <w:r>
+          <w:rPr>
+            <w:rFonts w:cs="Arial" w:ascii="Arial" w:hAnsi="Arial"/>
+          </w:rPr>
+          <w:delText>NOTES:</w:delText>
+        </w:r>
+      </w:del>
     </w:p>
     <w:p>
       <w:pPr>
@@ -1634,18 +1687,21 @@
         <w:jc w:val="both"/>
         <w:rPr>
           <w:rFonts w:ascii="Arial" w:hAnsi="Arial" w:cs="Arial"/>
-        </w:rPr>
-      </w:pPr>
-      <w:r>
-        <w:rPr>
-          <w:rFonts w:cs="Arial" w:ascii="Arial" w:hAnsi="Arial"/>
-        </w:rPr>
-        <w:t>Year: #observed species (sig. different), shannon index (n.s), beta diversity (significant)</w:t>
-      </w:r>
-    </w:p>
-    <w:p>
-      <w:pPr>
-        <w:pStyle w:val="Compact"/>
+          <w:del w:id="67" w:author="Linh Dang" w:date="2026-06-03T14:00:24Z"/>
+        </w:rPr>
+      </w:pPr>
+      <w:del w:id="66" w:author="Linh Dang" w:date="2026-06-03T14:00:24Z">
+        <w:r>
+          <w:rPr>
+            <w:rFonts w:cs="Arial" w:ascii="Arial" w:hAnsi="Arial"/>
+          </w:rPr>
+          <w:delText>Year: #observed species (sig. different), shannon index (n.s), beta diversity (significant)</w:delText>
+        </w:r>
+      </w:del>
+    </w:p>
+    <w:p>
+      <w:pPr>
+        <w:pStyle w:val="BodyText"/>
         <w:numPr>
           <w:ilvl w:val="0"/>
           <w:numId w:val="4"/>
@@ -1656,13 +1712,15 @@
           <w:rFonts w:ascii="Arial" w:hAnsi="Arial" w:cs="Arial"/>
         </w:rPr>
       </w:pPr>
-      <w:bookmarkStart w:id="4" w:name="diversity-of-negative-controls"/>
-      <w:r>
-        <w:rPr>
-          <w:rFonts w:cs="Arial" w:ascii="Arial" w:hAnsi="Arial"/>
-        </w:rPr>
-        <w:t>Techicians, seasons: alpha diversity (mixed), beta diversity (significant)</w:t>
-      </w:r>
+      <w:del w:id="68" w:author="Linh Dang" w:date="2026-06-03T14:00:24Z">
+        <w:bookmarkStart w:id="4" w:name="diversity-of-negative-controls_Copy_1_Co"/>
+        <w:r>
+          <w:rPr>
+            <w:rFonts w:cs="Arial" w:ascii="Arial" w:hAnsi="Arial"/>
+          </w:rPr>
+          <w:delText>Techicians, seasons: alpha diversity (mixed), beta diversity (significant)</w:delText>
+        </w:r>
+      </w:del>
       <w:bookmarkEnd w:id="4"/>
     </w:p>
     <w:p>
@@ -1690,11 +1748,27 @@
           <w:rFonts w:ascii="Arial" w:hAnsi="Arial" w:cs="Arial"/>
         </w:rPr>
       </w:pPr>
-      <w:r>
-        <w:rPr>
-          <w:rFonts w:cs="Arial" w:ascii="Arial" w:hAnsi="Arial"/>
-        </w:rPr>
-        <w:t xml:space="preserve">In total, … different species were identified in all NCTs. To explore the biological origin of these bacteria we focused on dominant genera in our NCT sample set (figure 1D) and revealed a mixture of well characterized environmental microbes and small portion of human commensals. For example, </w:t>
+      <w:del w:id="69" w:author="Linh Dang" w:date="2026-06-03T14:01:30Z">
+        <w:r>
+          <w:rPr>
+            <w:rFonts w:cs="Arial" w:ascii="Arial" w:hAnsi="Arial"/>
+          </w:rPr>
+          <w:delText>In total, … different species were identified in all NCTs. To</w:delText>
+        </w:r>
+      </w:del>
+      <w:ins w:id="70" w:author="Linh Dang" w:date="2026-06-03T14:01:32Z">
+        <w:r>
+          <w:rPr>
+            <w:rFonts w:cs="Arial" w:ascii="Arial" w:hAnsi="Arial"/>
+          </w:rPr>
+          <w:t>Next, we</w:t>
+        </w:r>
+      </w:ins>
+      <w:r>
+        <w:rPr>
+          <w:rFonts w:cs="Arial" w:ascii="Arial" w:hAnsi="Arial"/>
+        </w:rPr>
+        <w:t xml:space="preserve"> explore the biological origin of these bacteria we focused on dominant genera in our NCT sample set (figure 1D) and revealed a mixture of well characterized environmental microbes and small portion of human commensals. For example, </w:t>
       </w:r>
       <w:r>
         <w:rPr>
@@ -1791,22 +1865,78 @@
         <w:rPr>
           <w:rFonts w:cs="Arial" w:ascii="Arial" w:hAnsi="Arial"/>
         </w:rPr>
-        <w:t xml:space="preserve">, were both high prevalent and high abundant in the NCTs suggesting an introduction of contamination by the LPs. </w:t>
+        <w:t xml:space="preserve">, were </w:t>
+      </w:r>
+      <w:del w:id="71" w:author="Linh Dang" w:date="2026-06-03T15:46:39Z">
+        <w:r>
+          <w:rPr>
+            <w:rFonts w:cs="Arial" w:ascii="Arial" w:hAnsi="Arial"/>
+          </w:rPr>
+          <w:delText>both</w:delText>
+        </w:r>
+      </w:del>
+      <w:r>
+        <w:rPr>
+          <w:rFonts w:cs="Arial" w:ascii="Arial" w:hAnsi="Arial"/>
+        </w:rPr>
+        <w:t xml:space="preserve"> high prevalent </w:t>
+      </w:r>
+      <w:del w:id="72" w:author="Linh Dang" w:date="2026-06-03T15:46:45Z">
+        <w:r>
+          <w:rPr>
+            <w:rFonts w:cs="Arial" w:ascii="Arial" w:hAnsi="Arial"/>
+          </w:rPr>
+          <w:delText>and</w:delText>
+        </w:r>
+      </w:del>
+      <w:r>
+        <w:rPr>
+          <w:rFonts w:cs="Arial" w:ascii="Arial" w:hAnsi="Arial"/>
+        </w:rPr>
+        <w:t xml:space="preserve"> </w:t>
+      </w:r>
+      <w:del w:id="73" w:author="Linh Dang" w:date="2026-06-03T15:46:53Z">
+        <w:r>
+          <w:rPr>
+            <w:rFonts w:cs="Arial" w:ascii="Arial" w:hAnsi="Arial"/>
+          </w:rPr>
+          <w:delText>high</w:delText>
+        </w:r>
+      </w:del>
+      <w:ins w:id="74" w:author="Linh Dang" w:date="2026-06-03T15:46:55Z">
+        <w:r>
+          <w:rPr>
+            <w:rFonts w:cs="Arial" w:ascii="Arial" w:hAnsi="Arial"/>
+          </w:rPr>
+          <w:t>less</w:t>
+        </w:r>
+      </w:ins>
+      <w:r>
+        <w:rPr>
+          <w:rFonts w:cs="Arial" w:ascii="Arial" w:hAnsi="Arial"/>
+        </w:rPr>
+        <w:t xml:space="preserve"> abundant in the NCTs suggesting an introduction of contamination by the LPs. </w:t>
       </w:r>
       <w:r>
         <w:rPr/>
         <w:commentReference w:id="18"/>
       </w:r>
-      <w:commentRangeStart w:id="19"/>
+      <w:ins w:id="75" w:author="Linh Dang" w:date="2026-06-03T15:48:43Z">
+        <w:r>
+          <w:rPr/>
+          <w:commentReference w:id="19"/>
+        </w:r>
+      </w:ins>
+      <w:commentRangeStart w:id="20"/>
       <w:r>
         <w:rPr>
           <w:rFonts w:cs="Arial" w:ascii="Arial" w:hAnsi="Arial"/>
         </w:rPr>
         <w:t>This coexistence of environmental and human commensal taxa in negative controls requires a need for nuanced decontamination strategies, since an indiscriminate removal of all NCT-associated taxa risks eliminating clinically relevant tumor microbiome signals.</w:t>
       </w:r>
-      <w:commentRangeEnd w:id="19"/>
-      <w:r>
-        <w:commentReference w:id="19"/>
+      <w:commentRangeEnd w:id="20"/>
+      <w:r>
+        <w:commentReference w:id="20"/>
       </w:r>
       <w:r>
         <w:rPr>
@@ -1825,15 +1955,21 @@
       </w:pPr>
       <w:r>
         <w:rPr/>
-        <w:commentReference w:id="20"/>
-      </w:r>
+        <w:commentReference w:id="21"/>
+      </w:r>
+      <w:ins w:id="76" w:author="Linh Dang" w:date="2026-06-03T15:49:17Z">
+        <w:r>
+          <w:rPr/>
+          <w:commentReference w:id="22"/>
+        </w:r>
+      </w:ins>
       <w:r>
         <w:rPr>
           <w:rFonts w:cs="Arial" w:ascii="Arial" w:hAnsi="Arial"/>
         </w:rPr>
         <w:br/>
       </w:r>
-      <w:commentRangeStart w:id="21"/>
+      <w:commentRangeStart w:id="23"/>
       <w:r>
         <w:rPr>
           <w:rFonts w:cs="Arial" w:ascii="Arial" w:hAnsi="Arial"/>
@@ -1855,9 +1991,9 @@
           <w:bCs/>
         </w:rPr>
       </w:r>
-      <w:commentRangeEnd w:id="21"/>
-      <w:r>
-        <w:commentReference w:id="21"/>
+      <w:commentRangeEnd w:id="23"/>
+      <w:r>
+        <w:commentReference w:id="23"/>
       </w:r>
       <w:r>
         <w:rPr>
@@ -1875,7 +2011,7 @@
           <w:rFonts w:ascii="Arial" w:hAnsi="Arial" w:cs="Arial"/>
         </w:rPr>
       </w:pPr>
-      <w:commentRangeStart w:id="22"/>
+      <w:commentRangeStart w:id="24"/>
       <w:r>
         <w:rPr>
           <w:rFonts w:cs="Arial" w:ascii="Arial" w:hAnsi="Arial"/>
@@ -1901,9 +2037,9 @@
           <w:rFonts w:cs="Arial" w:ascii="Arial" w:hAnsi="Arial"/>
         </w:rPr>
       </w:r>
-      <w:commentRangeEnd w:id="22"/>
-      <w:r>
-        <w:commentReference w:id="22"/>
+      <w:commentRangeEnd w:id="24"/>
+      <w:r>
+        <w:commentReference w:id="24"/>
       </w:r>
       <w:r>
         <w:rPr>
@@ -2137,7 +2273,7 @@
         </w:tc>
         <w:tc>
           <w:tcPr>
-            <w:cellIns w:id="57" w:author="Unknown Author" w:date="2026-05-29T09:59:51Z"/>
+            <w:cellIns w:id="77" w:author="Unknown Author" w:date="2026-05-29T09:59:51Z"/>
             <w:tcW w:w="1350" w:type="dxa"/>
             <w:tcBorders>
               <w:bottom w:val="single" w:sz="6" w:space="0" w:color="000000"/>
@@ -2155,7 +2291,7 @@
                 <w:rFonts w:ascii="Arial" w:hAnsi="Arial" w:eastAsia="Aptos" w:cs="Arial"/>
               </w:rPr>
             </w:pPr>
-            <w:ins w:id="58" w:author="Unknown Author" w:date="2026-05-29T09:59:51Z">
+            <w:ins w:id="78" w:author="Unknown Author" w:date="2026-05-29T09:59:51Z">
               <w:r>
                 <w:rPr>
                   <w:rFonts w:eastAsia="Aptos" w:cs="Arial" w:ascii="Arial" w:hAnsi="Arial"/>
@@ -2167,7 +2303,7 @@
                 <w:t>‍</w:t>
               </w:r>
             </w:ins>
-            <w:ins w:id="59" w:author="Unknown Author" w:date="2026-05-29T09:59:51Z">
+            <w:ins w:id="79" w:author="Unknown Author" w:date="2026-05-29T09:59:51Z">
               <w:r>
                 <w:rPr>
                   <w:rFonts w:eastAsia="Aptos" w:cs="Arial" w:ascii="Arial" w:hAnsi="Arial"/>
@@ -2238,7 +2374,7 @@
               </w:rPr>
               <w:t>2</w:t>
             </w:r>
-            <w:ins w:id="60" w:author="Unknown Author" w:date="2026-05-29T10:03:40Z">
+            <w:ins w:id="80" w:author="Unknown Author" w:date="2026-05-29T10:03:40Z">
               <w:r>
                 <w:rPr>
                   <w:rFonts w:eastAsia="Aptos" w:cs="Arial" w:ascii="Arial" w:hAnsi="Arial"/>
@@ -2250,7 +2386,7 @@
                 <w:t>6</w:t>
               </w:r>
             </w:ins>
-            <w:del w:id="61" w:author="Unknown Author" w:date="2026-05-29T10:03:40Z">
+            <w:del w:id="81" w:author="Unknown Author" w:date="2026-05-29T10:03:40Z">
               <w:r>
                 <w:rPr>
                   <w:rFonts w:eastAsia="Aptos" w:cs="Arial" w:ascii="Arial" w:hAnsi="Arial"/>
@@ -2290,7 +2426,7 @@
               </w:rPr>
               <w:t>6</w:t>
             </w:r>
-            <w:ins w:id="62" w:author="Unknown Author" w:date="2026-05-29T10:04:07Z">
+            <w:ins w:id="82" w:author="Unknown Author" w:date="2026-05-29T10:04:07Z">
               <w:r>
                 <w:rPr>
                   <w:rFonts w:eastAsia="Aptos" w:cs="Arial" w:ascii="Arial" w:hAnsi="Arial"/>
@@ -2302,7 +2438,7 @@
                 <w:t>7</w:t>
               </w:r>
             </w:ins>
-            <w:del w:id="63" w:author="Unknown Author" w:date="2026-05-29T10:04:06Z">
+            <w:del w:id="83" w:author="Unknown Author" w:date="2026-05-29T10:04:06Z">
               <w:r>
                 <w:rPr>
                   <w:rFonts w:eastAsia="Aptos" w:cs="Arial" w:ascii="Arial" w:hAnsi="Arial"/>
@@ -2332,7 +2468,7 @@
                 <w:rFonts w:ascii="Arial" w:hAnsi="Arial" w:eastAsia="Aptos" w:cs="Arial"/>
               </w:rPr>
             </w:pPr>
-            <w:ins w:id="64" w:author="Unknown Author" w:date="2026-05-29T10:04:30Z">
+            <w:ins w:id="84" w:author="Unknown Author" w:date="2026-05-29T10:04:30Z">
               <w:r>
                 <w:rPr>
                   <w:rFonts w:eastAsia="Aptos" w:cs="Arial" w:ascii="Arial" w:hAnsi="Arial"/>
@@ -2344,7 +2480,7 @@
                 <w:t>17</w:t>
               </w:r>
             </w:ins>
-            <w:del w:id="65" w:author="Unknown Author" w:date="2026-05-29T10:04:30Z">
+            <w:del w:id="85" w:author="Unknown Author" w:date="2026-05-29T10:04:30Z">
               <w:r>
                 <w:rPr>
                   <w:rFonts w:eastAsia="Aptos" w:cs="Arial" w:ascii="Arial" w:hAnsi="Arial"/>
@@ -2374,7 +2510,7 @@
                 <w:rFonts w:ascii="Arial" w:hAnsi="Arial" w:eastAsia="Aptos" w:cs="Arial"/>
               </w:rPr>
             </w:pPr>
-            <w:ins w:id="66" w:author="Unknown Author" w:date="2026-05-29T10:04:57Z">
+            <w:ins w:id="86" w:author="Unknown Author" w:date="2026-05-29T10:04:57Z">
               <w:r>
                 <w:rPr>
                   <w:rFonts w:eastAsia="Aptos" w:cs="Arial" w:ascii="Arial" w:hAnsi="Arial"/>
@@ -2386,7 +2522,7 @@
                 <w:t>38</w:t>
               </w:r>
             </w:ins>
-            <w:del w:id="67" w:author="Unknown Author" w:date="2026-05-29T10:04:56Z">
+            <w:del w:id="87" w:author="Unknown Author" w:date="2026-05-29T10:04:56Z">
               <w:r>
                 <w:rPr>
                   <w:rFonts w:eastAsia="Aptos" w:cs="Arial" w:ascii="Arial" w:hAnsi="Arial"/>
@@ -2402,7 +2538,7 @@
         </w:tc>
         <w:tc>
           <w:tcPr>
-            <w:cellIns w:id="68" w:author="Unknown Author" w:date="2026-05-29T09:59:51Z"/>
+            <w:cellIns w:id="88" w:author="Unknown Author" w:date="2026-05-29T09:59:51Z"/>
             <w:tcW w:w="1350" w:type="dxa"/>
             <w:tcBorders/>
           </w:tcPr>
@@ -2417,7 +2553,7 @@
                 <w:rFonts w:ascii="Arial" w:hAnsi="Arial" w:eastAsia="Aptos" w:cs="Arial"/>
               </w:rPr>
             </w:pPr>
-            <w:ins w:id="69" w:author="Unknown Author" w:date="2026-05-29T09:59:51Z">
+            <w:ins w:id="89" w:author="Unknown Author" w:date="2026-05-29T09:59:51Z">
               <w:r>
                 <w:rPr>
                   <w:rFonts w:eastAsia="Aptos" w:cs="Arial" w:ascii="Arial" w:hAnsi="Arial"/>
@@ -2429,7 +2565,7 @@
                 <w:t>‍</w:t>
               </w:r>
             </w:ins>
-            <w:ins w:id="70" w:author="Unknown Author" w:date="2026-05-29T10:03:06Z">
+            <w:ins w:id="90" w:author="Unknown Author" w:date="2026-05-29T10:03:06Z">
               <w:r>
                 <w:rPr>
                   <w:rFonts w:eastAsia="Aptos" w:cs="Arial" w:ascii="Arial" w:hAnsi="Arial"/>
@@ -2490,7 +2626,7 @@
                 <w:rFonts w:ascii="Arial" w:hAnsi="Arial" w:eastAsia="Aptos" w:cs="Arial"/>
               </w:rPr>
             </w:pPr>
-            <w:ins w:id="71" w:author="Unknown Author" w:date="2026-05-29T10:03:44Z">
+            <w:ins w:id="91" w:author="Unknown Author" w:date="2026-05-29T10:03:44Z">
               <w:r>
                 <w:rPr>
                   <w:rFonts w:eastAsia="Aptos" w:cs="Arial" w:ascii="Arial" w:hAnsi="Arial"/>
@@ -2502,7 +2638,7 @@
                 <w:t>2</w:t>
               </w:r>
             </w:ins>
-            <w:del w:id="72" w:author="Unknown Author" w:date="2026-05-29T10:03:44Z">
+            <w:del w:id="92" w:author="Unknown Author" w:date="2026-05-29T10:03:44Z">
               <w:r>
                 <w:rPr>
                   <w:rFonts w:eastAsia="Aptos" w:cs="Arial" w:ascii="Arial" w:hAnsi="Arial"/>
@@ -2542,7 +2678,7 @@
               </w:rPr>
               <w:t>5</w:t>
             </w:r>
-            <w:ins w:id="73" w:author="Unknown Author" w:date="2026-05-29T10:04:11Z">
+            <w:ins w:id="93" w:author="Unknown Author" w:date="2026-05-29T10:04:11Z">
               <w:r>
                 <w:rPr>
                   <w:rFonts w:eastAsia="Aptos" w:cs="Arial" w:ascii="Arial" w:hAnsi="Arial"/>
@@ -2554,7 +2690,7 @@
                 <w:t>6</w:t>
               </w:r>
             </w:ins>
-            <w:del w:id="74" w:author="Unknown Author" w:date="2026-05-29T10:04:11Z">
+            <w:del w:id="94" w:author="Unknown Author" w:date="2026-05-29T10:04:11Z">
               <w:r>
                 <w:rPr>
                   <w:rFonts w:eastAsia="Aptos" w:cs="Arial" w:ascii="Arial" w:hAnsi="Arial"/>
@@ -2584,7 +2720,7 @@
                 <w:rFonts w:ascii="Arial" w:hAnsi="Arial" w:eastAsia="Aptos" w:cs="Arial"/>
               </w:rPr>
             </w:pPr>
-            <w:ins w:id="75" w:author="Unknown Author" w:date="2026-05-29T10:04:35Z">
+            <w:ins w:id="95" w:author="Unknown Author" w:date="2026-05-29T10:04:35Z">
               <w:r>
                 <w:rPr>
                   <w:rFonts w:eastAsia="Aptos" w:cs="Arial" w:ascii="Arial" w:hAnsi="Arial"/>
@@ -2596,7 +2732,7 @@
                 <w:t>9</w:t>
               </w:r>
             </w:ins>
-            <w:del w:id="76" w:author="Unknown Author" w:date="2026-05-29T10:04:34Z">
+            <w:del w:id="96" w:author="Unknown Author" w:date="2026-05-29T10:04:34Z">
               <w:r>
                 <w:rPr>
                   <w:rFonts w:eastAsia="Aptos" w:cs="Arial" w:ascii="Arial" w:hAnsi="Arial"/>
@@ -2636,7 +2772,7 @@
               </w:rPr>
               <w:t>1</w:t>
             </w:r>
-            <w:del w:id="77" w:author="Unknown Author" w:date="2026-05-29T10:05:01Z">
+            <w:del w:id="97" w:author="Unknown Author" w:date="2026-05-29T10:05:01Z">
               <w:r>
                 <w:rPr>
                   <w:rFonts w:eastAsia="Aptos" w:cs="Arial" w:ascii="Arial" w:hAnsi="Arial"/>
@@ -2652,7 +2788,7 @@
         </w:tc>
         <w:tc>
           <w:tcPr>
-            <w:cellIns w:id="78" w:author="Unknown Author" w:date="2026-05-29T09:59:51Z"/>
+            <w:cellIns w:id="98" w:author="Unknown Author" w:date="2026-05-29T09:59:51Z"/>
             <w:tcW w:w="1350" w:type="dxa"/>
             <w:tcBorders/>
           </w:tcPr>
@@ -2667,7 +2803,7 @@
                 <w:rFonts w:ascii="Arial" w:hAnsi="Arial" w:eastAsia="Aptos" w:cs="Arial"/>
               </w:rPr>
             </w:pPr>
-            <w:ins w:id="79" w:author="Unknown Author" w:date="2026-05-29T09:59:51Z">
+            <w:ins w:id="99" w:author="Unknown Author" w:date="2026-05-29T09:59:51Z">
               <w:r>
                 <w:rPr>
                   <w:rFonts w:eastAsia="Aptos" w:cs="Arial" w:ascii="Arial" w:hAnsi="Arial"/>
@@ -2679,7 +2815,7 @@
                 <w:t>‍</w:t>
               </w:r>
             </w:ins>
-            <w:ins w:id="80" w:author="Unknown Author" w:date="2026-05-29T10:03:14Z">
+            <w:ins w:id="100" w:author="Unknown Author" w:date="2026-05-29T10:03:14Z">
               <w:r>
                 <w:rPr>
                   <w:rFonts w:eastAsia="Aptos" w:cs="Arial" w:ascii="Arial" w:hAnsi="Arial"/>
@@ -2768,7 +2904,7 @@
                 <w:rFonts w:ascii="Arial" w:hAnsi="Arial" w:eastAsia="Aptos" w:cs="Arial"/>
               </w:rPr>
             </w:pPr>
-            <w:ins w:id="81" w:author="Unknown Author" w:date="2026-05-29T10:04:16Z">
+            <w:ins w:id="101" w:author="Unknown Author" w:date="2026-05-29T10:04:16Z">
               <w:r>
                 <w:rPr>
                   <w:rFonts w:eastAsia="Aptos" w:cs="Arial" w:ascii="Arial" w:hAnsi="Arial"/>
@@ -2780,7 +2916,7 @@
                 <w:t>4</w:t>
               </w:r>
             </w:ins>
-            <w:del w:id="82" w:author="Unknown Author" w:date="2026-05-29T10:04:15Z">
+            <w:del w:id="102" w:author="Unknown Author" w:date="2026-05-29T10:04:15Z">
               <w:r>
                 <w:rPr>
                   <w:rFonts w:eastAsia="Aptos" w:cs="Arial" w:ascii="Arial" w:hAnsi="Arial"/>
@@ -2810,7 +2946,7 @@
                 <w:rFonts w:ascii="Arial" w:hAnsi="Arial" w:eastAsia="Aptos" w:cs="Arial"/>
               </w:rPr>
             </w:pPr>
-            <w:ins w:id="83" w:author="Unknown Author" w:date="2026-05-29T10:04:40Z">
+            <w:ins w:id="103" w:author="Unknown Author" w:date="2026-05-29T10:04:40Z">
               <w:r>
                 <w:rPr>
                   <w:rFonts w:eastAsia="Aptos" w:cs="Arial" w:ascii="Arial" w:hAnsi="Arial"/>
@@ -2822,7 +2958,7 @@
                 <w:t>4</w:t>
               </w:r>
             </w:ins>
-            <w:del w:id="84" w:author="Unknown Author" w:date="2026-05-29T10:04:40Z">
+            <w:del w:id="104" w:author="Unknown Author" w:date="2026-05-29T10:04:40Z">
               <w:r>
                 <w:rPr>
                   <w:rFonts w:eastAsia="Aptos" w:cs="Arial" w:ascii="Arial" w:hAnsi="Arial"/>
@@ -2852,7 +2988,7 @@
                 <w:rFonts w:ascii="Arial" w:hAnsi="Arial" w:eastAsia="Aptos" w:cs="Arial"/>
               </w:rPr>
             </w:pPr>
-            <w:ins w:id="85" w:author="Unknown Author" w:date="2026-05-29T10:05:05Z">
+            <w:ins w:id="105" w:author="Unknown Author" w:date="2026-05-29T10:05:05Z">
               <w:r>
                 <w:rPr>
                   <w:rFonts w:eastAsia="Aptos" w:cs="Arial" w:ascii="Arial" w:hAnsi="Arial"/>
@@ -2864,7 +3000,7 @@
                 <w:t>8</w:t>
               </w:r>
             </w:ins>
-            <w:del w:id="86" w:author="Unknown Author" w:date="2026-05-29T10:05:05Z">
+            <w:del w:id="106" w:author="Unknown Author" w:date="2026-05-29T10:05:05Z">
               <w:r>
                 <w:rPr>
                   <w:rFonts w:eastAsia="Aptos" w:cs="Arial" w:ascii="Arial" w:hAnsi="Arial"/>
@@ -2880,7 +3016,7 @@
         </w:tc>
         <w:tc>
           <w:tcPr>
-            <w:cellIns w:id="87" w:author="Unknown Author" w:date="2026-05-29T09:59:51Z"/>
+            <w:cellIns w:id="107" w:author="Unknown Author" w:date="2026-05-29T09:59:51Z"/>
             <w:tcW w:w="1350" w:type="dxa"/>
             <w:tcBorders/>
           </w:tcPr>
@@ -2895,7 +3031,7 @@
                 <w:rFonts w:ascii="Arial" w:hAnsi="Arial" w:eastAsia="Aptos" w:cs="Arial"/>
               </w:rPr>
             </w:pPr>
-            <w:ins w:id="88" w:author="Unknown Author" w:date="2026-05-29T09:59:51Z">
+            <w:ins w:id="108" w:author="Unknown Author" w:date="2026-05-29T09:59:51Z">
               <w:r>
                 <w:rPr>
                   <w:rFonts w:eastAsia="Aptos" w:cs="Arial" w:ascii="Arial" w:hAnsi="Arial"/>
@@ -2907,7 +3043,7 @@
                 <w:t>‍</w:t>
               </w:r>
             </w:ins>
-            <w:ins w:id="89" w:author="Unknown Author" w:date="2026-05-29T10:03:18Z">
+            <w:ins w:id="109" w:author="Unknown Author" w:date="2026-05-29T10:03:18Z">
               <w:r>
                 <w:rPr>
                   <w:rFonts w:eastAsia="Aptos" w:cs="Arial" w:ascii="Arial" w:hAnsi="Arial"/>
@@ -3022,7 +3158,7 @@
         </w:rPr>
         <w:t xml:space="preserve">As we discovered highly </w:t>
       </w:r>
-      <w:commentRangeStart w:id="23"/>
+      <w:commentRangeStart w:id="25"/>
       <w:r>
         <w:rPr>
           <w:rFonts w:cs="Arial" w:ascii="Arial" w:hAnsi="Arial"/>
@@ -3034,9 +3170,9 @@
           <w:rFonts w:cs="Arial" w:ascii="Arial" w:hAnsi="Arial"/>
         </w:rPr>
       </w:r>
-      <w:commentRangeEnd w:id="23"/>
-      <w:r>
-        <w:commentReference w:id="23"/>
+      <w:commentRangeEnd w:id="25"/>
+      <w:r>
+        <w:commentReference w:id="25"/>
       </w:r>
       <w:r>
         <w:rPr>
@@ -3044,8 +3180,8 @@
         </w:rPr>
         <w:t>condition. For the repeated sample LPs switched processing environment (</w:t>
       </w:r>
-      <w:commentRangeStart w:id="24"/>
-      <w:commentRangeStart w:id="25"/>
+      <w:commentRangeStart w:id="26"/>
+      <w:commentRangeStart w:id="27"/>
       <w:r>
         <w:rPr>
           <w:rFonts w:cs="Arial" w:ascii="Arial" w:hAnsi="Arial"/>
@@ -3057,18 +3193,18 @@
           <w:rFonts w:cs="Arial" w:ascii="Arial" w:hAnsi="Arial"/>
         </w:rPr>
       </w:r>
-      <w:commentRangeEnd w:id="25"/>
-      <w:r>
-        <w:commentReference w:id="25"/>
-      </w:r>
-      <w:r>
-        <w:rPr>
-          <w:rFonts w:cs="Arial" w:ascii="Arial" w:hAnsi="Arial"/>
-        </w:rPr>
-      </w:r>
-      <w:commentRangeEnd w:id="24"/>
-      <w:r>
-        <w:commentReference w:id="24"/>
+      <w:commentRangeEnd w:id="27"/>
+      <w:r>
+        <w:commentReference w:id="27"/>
+      </w:r>
+      <w:r>
+        <w:rPr>
+          <w:rFonts w:cs="Arial" w:ascii="Arial" w:hAnsi="Arial"/>
+        </w:rPr>
+      </w:r>
+      <w:commentRangeEnd w:id="26"/>
+      <w:r>
+        <w:commentReference w:id="26"/>
       </w:r>
       <w:r>
         <w:rPr>
@@ -3076,7 +3212,7 @@
         </w:rPr>
         <w:t>; see Materials and Methods for full protocol). Notably, in univariate analyses alpha diversity analysis revealed no significant difference with respect to environmental condition (Observed species: OR = , p = , Shannon: OR = , p = ), but  a clear distinction between LPs was observed (Observed species: OR = , p = , Shannon: OR = , p = ,Figure 2.2). In line with this results, beta diversity revealed significant clustering by LPs identity (</w:t>
       </w:r>
-      <w:commentRangeStart w:id="26"/>
+      <w:commentRangeStart w:id="28"/>
       <w:r>
         <w:rPr/>
       </w:r>
@@ -3115,9 +3251,9 @@
       <w:r>
         <w:rPr/>
       </w:r>
-      <w:commentRangeEnd w:id="26"/>
-      <w:r>
-        <w:commentReference w:id="26"/>
+      <w:commentRangeEnd w:id="28"/>
+      <w:r>
+        <w:commentReference w:id="28"/>
       </w:r>
       <w:r>
         <w:rPr>
@@ -3125,7 +3261,7 @@
         </w:rPr>
         <w:t xml:space="preserve">), with no significant effect of environmental conditions (p-value = 0.3926; Fig. </w:t>
       </w:r>
-      <w:commentRangeStart w:id="27"/>
+      <w:commentRangeStart w:id="29"/>
       <w:r>
         <w:rPr>
           <w:rFonts w:cs="Arial" w:ascii="Arial" w:hAnsi="Arial"/>
@@ -3137,9 +3273,9 @@
           <w:rFonts w:cs="Arial" w:ascii="Arial" w:hAnsi="Arial"/>
         </w:rPr>
       </w:r>
-      <w:commentRangeEnd w:id="27"/>
-      <w:r>
-        <w:commentReference w:id="27"/>
+      <w:commentRangeEnd w:id="29"/>
+      <w:r>
+        <w:commentReference w:id="29"/>
       </w:r>
       <w:r>
         <w:rPr>
@@ -3147,7 +3283,7 @@
         </w:rPr>
         <w:t xml:space="preserve">). Notably, after adjusting LP as random effect in a </w:t>
       </w:r>
-      <w:commentRangeStart w:id="28"/>
+      <w:commentRangeStart w:id="30"/>
       <w:r>
         <w:rPr>
           <w:rFonts w:cs="Arial" w:ascii="Arial" w:hAnsi="Arial"/>
@@ -3159,9 +3295,9 @@
           <w:rFonts w:cs="Arial" w:ascii="Arial" w:hAnsi="Arial"/>
         </w:rPr>
       </w:r>
-      <w:commentRangeEnd w:id="28"/>
-      <w:r>
-        <w:commentReference w:id="28"/>
+      <w:commentRangeEnd w:id="30"/>
+      <w:r>
+        <w:commentReference w:id="30"/>
       </w:r>
       <w:r>
         <w:rPr>
@@ -3185,7 +3321,7 @@
         </w:rPr>
         <w:t xml:space="preserve">Given the low read counts and high sparsity of </w:t>
       </w:r>
-      <w:commentRangeStart w:id="29"/>
+      <w:commentRangeStart w:id="31"/>
       <w:r>
         <w:rPr>
           <w:rFonts w:cs="Arial" w:ascii="Arial" w:hAnsi="Arial"/>
@@ -3197,9 +3333,9 @@
           <w:rFonts w:cs="Arial" w:ascii="Arial" w:hAnsi="Arial"/>
         </w:rPr>
       </w:r>
-      <w:commentRangeEnd w:id="29"/>
-      <w:r>
-        <w:commentReference w:id="29"/>
+      <w:commentRangeEnd w:id="31"/>
+      <w:r>
+        <w:commentReference w:id="31"/>
       </w:r>
       <w:r>
         <w:rPr>
@@ -3207,7 +3343,7 @@
         </w:rPr>
         <w:t xml:space="preserve"> data, DAA between conditions was performed using </w:t>
       </w:r>
-      <w:commentRangeStart w:id="30"/>
+      <w:commentRangeStart w:id="32"/>
       <w:r>
         <w:rPr>
           <w:rFonts w:cs="Arial" w:ascii="Arial" w:hAnsi="Arial"/>
@@ -3219,9 +3355,9 @@
           <w:rFonts w:cs="Arial" w:ascii="Arial" w:hAnsi="Arial"/>
         </w:rPr>
       </w:r>
-      <w:commentRangeEnd w:id="30"/>
-      <w:r>
-        <w:commentReference w:id="30"/>
+      <w:commentRangeEnd w:id="32"/>
+      <w:r>
+        <w:commentReference w:id="32"/>
       </w:r>
       <w:r>
         <w:rPr>
@@ -3229,7 +3365,7 @@
         </w:rPr>
         <w:t xml:space="preserve">(12) with relaxed significance thresholds (ANCOM-BC2: </w:t>
       </w:r>
-      <w:commentRangeStart w:id="31"/>
+      <w:commentRangeStart w:id="33"/>
       <w:r>
         <w:rPr/>
       </w:r>
@@ -3256,9 +3392,9 @@
       <w:r>
         <w:rPr/>
       </w:r>
-      <w:commentRangeEnd w:id="31"/>
-      <w:r>
-        <w:commentReference w:id="31"/>
+      <w:commentRangeEnd w:id="33"/>
+      <w:r>
+        <w:commentReference w:id="33"/>
       </w:r>
       <w:r>
         <w:rPr>
@@ -3291,7 +3427,7 @@
       </m:oMath>
       <w:r>
         <w:rPr/>
-        <w:commentReference w:id="32"/>
+        <w:commentReference w:id="34"/>
       </w:r>
       <w:r>
         <w:rPr>
@@ -3299,7 +3435,7 @@
         </w:rPr>
         <w:t>). These analyses identified a set of taxa consistently enriched under bench conditions, consistent with human skin and oral commensals introduced during opening bench handling (</w:t>
       </w:r>
-      <w:commentRangeStart w:id="33"/>
+      <w:commentRangeStart w:id="35"/>
       <w:r>
         <w:rPr>
           <w:rFonts w:cs="Arial" w:ascii="Arial" w:hAnsi="Arial"/>
@@ -3311,9 +3447,9 @@
           <w:rFonts w:cs="Arial" w:ascii="Arial" w:hAnsi="Arial"/>
         </w:rPr>
       </w:r>
-      <w:commentRangeEnd w:id="33"/>
-      <w:r>
-        <w:commentReference w:id="33"/>
+      <w:commentRangeEnd w:id="35"/>
+      <w:r>
+        <w:commentReference w:id="35"/>
       </w:r>
       <w:r>
         <w:rPr>
@@ -3419,7 +3555,7 @@
         </w:rPr>
         <w:t xml:space="preserve">As previous hallmark publication pointed out, the intratumoral microbiome might play a crucial role in progression of PDAC and the development of chemotherapy </w:t>
       </w:r>
-      <w:commentRangeStart w:id="34"/>
+      <w:commentRangeStart w:id="36"/>
       <w:r>
         <w:rPr>
           <w:rFonts w:cs="Arial" w:ascii="Arial" w:hAnsi="Arial"/>
@@ -3431,9 +3567,9 @@
           <w:rFonts w:cs="Arial" w:ascii="Arial" w:hAnsi="Arial"/>
         </w:rPr>
       </w:r>
-      <w:commentRangeEnd w:id="34"/>
-      <w:r>
-        <w:commentReference w:id="34"/>
+      <w:commentRangeEnd w:id="36"/>
+      <w:r>
+        <w:commentReference w:id="36"/>
       </w:r>
       <w:r>
         <w:rPr>
@@ -3441,7 +3577,7 @@
         </w:rPr>
         <w:t xml:space="preserve"> In light of the low-biomass environment, the assessment of intratumoral microbes is susceptible to the presence of ubiquitous contaminants. To this end, a thorough decontamination approach is necessary to disentangle contaminants from true signals. To identify the most robust method we performed benchmarking experiments applying four decontamination strategies, including restrictive filtering, Decontam R package (6), SCRuB (2), and Nj procedure (7) to the 16S profiles of eighteen fresh frozen (FF) PDAC samples, generating four decontaminated abundance tables alongside the non-decontaminated data (</w:t>
       </w:r>
-      <w:commentRangeStart w:id="35"/>
+      <w:commentRangeStart w:id="37"/>
       <w:r>
         <w:rPr>
           <w:rFonts w:cs="Arial" w:ascii="Arial" w:hAnsi="Arial"/>
@@ -3453,9 +3589,9 @@
           <w:rFonts w:cs="Arial" w:ascii="Arial" w:hAnsi="Arial"/>
         </w:rPr>
       </w:r>
-      <w:commentRangeEnd w:id="35"/>
-      <w:r>
-        <w:commentReference w:id="35"/>
+      <w:commentRangeEnd w:id="37"/>
+      <w:r>
+        <w:commentReference w:id="37"/>
       </w:r>
       <w:r>
         <w:rPr>
@@ -3507,11 +3643,11 @@
       </w:pPr>
       <w:r>
         <w:rPr/>
-        <w:commentReference w:id="36"/>
+        <w:commentReference w:id="38"/>
       </w:r>
       <w:r>
         <w:rPr/>
-        <w:commentReference w:id="37"/>
+        <w:commentReference w:id="39"/>
       </w:r>
       <w:r>
         <w:rPr>
@@ -3519,7 +3655,7 @@
         </w:rPr>
         <w:t xml:space="preserve">We leveraged the longitudinally derived contaminant profile from above mentioned experiments as a negative reference for evaluation and defined a composite score comprising two complementary components: yield and purity. First, yield is the proportion of putative significant taxa absent from the NCT survey over the number of observed species. On the other hand, purity is the proportion of NCT-absent taxa among all putative significant taxa over the total number of putative significant taxa. The composite score, which is the product of yield and purity, simultaneously rewards methods that exclude contaminant taxa while prevents excessive removal of true taxa (see Materials and Methods section for more details). Scores were computed per sample, and methods were compared using a linear mixed model (LMM) to account for sample level random effects. The residual normality assumption of LMM was validated through quantile–quantile plot (Supplement Figure 3.A). The Nj method achieved the highest composite score, significantly outperforming all alternatives (Figure 3A, </w:t>
       </w:r>
-      <w:commentRangeStart w:id="38"/>
+      <w:commentRangeStart w:id="40"/>
       <w:r>
         <w:rPr>
           <w:rFonts w:cs="Arial" w:ascii="Arial" w:hAnsi="Arial"/>
@@ -3531,9 +3667,9 @@
           <w:rFonts w:cs="Arial" w:ascii="Arial" w:hAnsi="Arial"/>
         </w:rPr>
       </w:r>
-      <w:commentRangeEnd w:id="38"/>
-      <w:r>
-        <w:commentReference w:id="38"/>
+      <w:commentRangeEnd w:id="40"/>
+      <w:r>
+        <w:commentReference w:id="40"/>
       </w:r>
       <w:r>
         <w:rPr>
@@ -3552,14 +3688,14 @@
         </w:rPr>
       </w:pPr>
       <w:bookmarkStart w:id="8" w:name="Xa7c9418a3093274042901cee60f54be18df6fee"/>
-      <w:commentRangeStart w:id="39"/>
+      <w:commentRangeStart w:id="41"/>
       <w:r>
         <w:rPr>
           <w:rFonts w:cs="Arial" w:ascii="Arial" w:hAnsi="Arial"/>
         </w:rPr>
         <w:t>These results were confirmed with datasets normalized with rarefaction (Supplemental figure …, supplemental table</w:t>
       </w:r>
-      <w:commentRangeStart w:id="40"/>
+      <w:commentRangeStart w:id="42"/>
       <w:r>
         <w:rPr>
           <w:rFonts w:cs="Arial" w:ascii="Arial" w:hAnsi="Arial"/>
@@ -3571,9 +3707,9 @@
           <w:rFonts w:cs="Arial" w:ascii="Arial" w:hAnsi="Arial"/>
         </w:rPr>
       </w:r>
-      <w:commentRangeEnd w:id="40"/>
-      <w:r>
-        <w:commentReference w:id="40"/>
+      <w:commentRangeEnd w:id="42"/>
+      <w:r>
+        <w:commentReference w:id="42"/>
       </w:r>
       <w:r>
         <w:rPr>
@@ -3582,16 +3718,7 @@
         <w:t xml:space="preserve">). </w:t>
       </w:r>
       <w:bookmarkEnd w:id="8"/>
-      <w:commentRangeStart w:id="41"/>
-      <w:r>
-        <w:rPr>
-          <w:rFonts w:cs="Arial" w:ascii="Arial" w:hAnsi="Arial"/>
-        </w:rPr>
-      </w:r>
-      <w:commentRangeEnd w:id="39"/>
-      <w:r>
-        <w:commentReference w:id="39"/>
-      </w:r>
+      <w:commentRangeStart w:id="43"/>
       <w:r>
         <w:rPr>
           <w:rFonts w:cs="Arial" w:ascii="Arial" w:hAnsi="Arial"/>
@@ -3600,6 +3727,15 @@
       <w:commentRangeEnd w:id="41"/>
       <w:r>
         <w:commentReference w:id="41"/>
+      </w:r>
+      <w:r>
+        <w:rPr>
+          <w:rFonts w:cs="Arial" w:ascii="Arial" w:hAnsi="Arial"/>
+        </w:rPr>
+      </w:r>
+      <w:commentRangeEnd w:id="43"/>
+      <w:r>
+        <w:commentReference w:id="43"/>
       </w:r>
       <w:r>
         <w:rPr>
@@ -3639,7 +3775,7 @@
         </w:rPr>
         <w:t>Inter-replicate dissimilarity was quantified using Aitchison distance, with pairwise comparisons assessed by paired Wilcoxon signed-rank test. The Nj method obtained the smallest inter-replicate distances, indicating superior within sample consistency (figure 3B, supplemental table</w:t>
       </w:r>
-      <w:commentRangeStart w:id="42"/>
+      <w:commentRangeStart w:id="44"/>
       <w:r>
         <w:rPr>
           <w:rFonts w:cs="Arial" w:ascii="Arial" w:hAnsi="Arial"/>
@@ -3651,9 +3787,9 @@
           <w:rFonts w:cs="Arial" w:ascii="Arial" w:hAnsi="Arial"/>
         </w:rPr>
       </w:r>
-      <w:commentRangeEnd w:id="42"/>
-      <w:r>
-        <w:commentReference w:id="42"/>
+      <w:commentRangeEnd w:id="44"/>
+      <w:r>
+        <w:commentReference w:id="44"/>
       </w:r>
       <w:r>
         <w:rPr>
@@ -3677,7 +3813,7 @@
         </w:rPr>
         <w:t xml:space="preserve">We also validated the results with other distance metric such as Jaccard and various normalization methods </w:t>
       </w:r>
-      <w:commentRangeStart w:id="43"/>
+      <w:commentRangeStart w:id="45"/>
       <w:r>
         <w:rPr>
           <w:rFonts w:cs="Arial" w:ascii="Arial" w:hAnsi="Arial"/>
@@ -3689,9 +3825,9 @@
           <w:rFonts w:cs="Arial" w:ascii="Arial" w:hAnsi="Arial"/>
         </w:rPr>
       </w:r>
-      <w:commentRangeEnd w:id="43"/>
-      <w:r>
-        <w:commentReference w:id="43"/>
+      <w:commentRangeEnd w:id="45"/>
+      <w:r>
+        <w:commentReference w:id="45"/>
       </w:r>
       <w:r>
         <w:rPr>
@@ -3936,7 +4072,7 @@
               </w:rPr>
               <w:t>n</w:t>
             </w:r>
-            <w:commentRangeStart w:id="44"/>
+            <w:commentRangeStart w:id="46"/>
             <w:r>
               <w:rPr>
                 <w:rFonts w:eastAsia="Aptos" w:cs="Arial" w:ascii="Arial" w:hAnsi="Arial"/>
@@ -3947,9 +4083,9 @@
               </w:rPr>
               <w:t>_union</w:t>
             </w:r>
-            <w:commentRangeEnd w:id="44"/>
+            <w:commentRangeEnd w:id="46"/>
             <w:r>
-              <w:commentReference w:id="44"/>
+              <w:commentReference w:id="46"/>
             </w:r>
             <w:r>
               <w:rPr>
@@ -5139,7 +5275,7 @@
         </w:rPr>
         <w:t xml:space="preserve">Negative control samples were collected at several steps of a pipeline to counter against </w:t>
       </w:r>
-      <w:commentRangeStart w:id="45"/>
+      <w:commentRangeStart w:id="47"/>
       <w:r>
         <w:rPr>
           <w:rFonts w:cs="Arial" w:ascii="Arial" w:hAnsi="Arial"/>
@@ -5151,9 +5287,9 @@
           <w:rFonts w:cs="Arial" w:ascii="Arial" w:hAnsi="Arial"/>
         </w:rPr>
       </w:r>
-      <w:commentRangeEnd w:id="45"/>
-      <w:r>
-        <w:commentReference w:id="45"/>
+      <w:commentRangeEnd w:id="47"/>
+      <w:r>
+        <w:commentReference w:id="47"/>
       </w:r>
       <w:r>
         <w:rPr>
@@ -5321,7 +5457,7 @@
         <w:rPr/>
         <w:t xml:space="preserve">) mouse model used in this study has been previously </w:t>
       </w:r>
-      <w:commentRangeStart w:id="46"/>
+      <w:commentRangeStart w:id="48"/>
       <w:r>
         <w:rPr/>
         <w:t>described</w:t>
@@ -5329,9 +5465,9 @@
       <w:r>
         <w:rPr/>
       </w:r>
-      <w:commentRangeEnd w:id="46"/>
-      <w:r>
-        <w:commentReference w:id="46"/>
+      <w:commentRangeEnd w:id="48"/>
+      <w:r>
+        <w:commentReference w:id="48"/>
       </w:r>
       <w:r>
         <w:rPr/>
@@ -5381,7 +5517,7 @@
         <w:jc w:val="both"/>
         <w:rPr/>
       </w:pPr>
-      <w:commentRangeStart w:id="47"/>
+      <w:commentRangeStart w:id="49"/>
       <w:r>
         <w:rPr/>
         <w:t>DNA-Extraction</w:t>
@@ -5404,9 +5540,9 @@
         <w:t>16S rRNA Sequencing</w:t>
       </w:r>
       <w:bookmarkEnd w:id="13"/>
-      <w:commentRangeEnd w:id="47"/>
-      <w:r>
-        <w:commentReference w:id="47"/>
+      <w:commentRangeEnd w:id="49"/>
+      <w:r>
+        <w:commentReference w:id="49"/>
       </w:r>
       <w:r>
         <w:rPr>
@@ -5446,7 +5582,7 @@
         </w:rPr>
         <w:t xml:space="preserve">We applied </w:t>
       </w:r>
-      <w:commentRangeStart w:id="48"/>
+      <w:commentRangeStart w:id="50"/>
       <w:r>
         <w:rPr>
           <w:rFonts w:cs="Arial" w:ascii="Arial" w:hAnsi="Arial"/>
@@ -5458,9 +5594,9 @@
           <w:rFonts w:cs="Arial" w:ascii="Arial" w:hAnsi="Arial"/>
         </w:rPr>
       </w:r>
-      <w:commentRangeEnd w:id="48"/>
-      <w:r>
-        <w:commentReference w:id="48"/>
+      <w:commentRangeEnd w:id="50"/>
+      <w:r>
+        <w:commentReference w:id="50"/>
       </w:r>
       <w:r>
         <w:rPr>
@@ -5608,7 +5744,7 @@
         </w:rPr>
         <w:t xml:space="preserve">Four decontamination approaches were evaluated: (1) Restrictive filtering: taxa detected in any </w:t>
       </w:r>
-      <w:commentRangeStart w:id="49"/>
+      <w:commentRangeStart w:id="51"/>
       <w:r>
         <w:rPr>
           <w:rFonts w:cs="Arial" w:ascii="Arial" w:hAnsi="Arial"/>
@@ -5621,9 +5757,9 @@
           <w:rFonts w:cs="Arial" w:ascii="Arial" w:hAnsi="Arial"/>
         </w:rPr>
       </w:r>
-      <w:commentRangeEnd w:id="49"/>
-      <w:r>
-        <w:commentReference w:id="49"/>
+      <w:commentRangeEnd w:id="51"/>
+      <w:r>
+        <w:commentReference w:id="51"/>
       </w:r>
       <w:r>
         <w:rPr>
@@ -5924,7 +6060,7 @@
         </w:rPr>
         <w:t xml:space="preserve">We like to thank Jutta Blumberg and Ulrike Wegner, both excellent and reliable technician assistants who supported us immensely in terms of organising the DNA extraction, sequencing, preparation for </w:t>
       </w:r>
-      <w:commentRangeStart w:id="50"/>
+      <w:commentRangeStart w:id="52"/>
       <w:r>
         <w:rPr>
           <w:rFonts w:cs="Arial" w:ascii="Arial" w:hAnsi="Arial"/>
@@ -5940,9 +6076,9 @@
           <w:lang w:val="en-GB"/>
         </w:rPr>
       </w:r>
-      <w:commentRangeEnd w:id="50"/>
-      <w:r>
-        <w:commentReference w:id="50"/>
+      <w:commentRangeEnd w:id="52"/>
+      <w:r>
+        <w:commentReference w:id="52"/>
       </w:r>
       <w:r>
         <w:rPr>
@@ -6818,7 +6954,39 @@
       </w:r>
     </w:p>
   </w:comment>
-  <w:comment w:id="19" w:author="Christoph Ammer-Herrmenau" w:date="2026-04-23T21:40:00Z" w:initials="CA">
+  <w:comment w:id="19" w:author="Linh Dang" w:date="2026-06-03T15:48:43Z" w:initials="LD">
+    <w:p>
+      <w:pPr>
+        <w:overflowPunct w:val="false"/>
+        <w:spacing w:before="0" w:after="0"/>
+        <w:rPr/>
+      </w:pPr>
+      <w:r>
+        <w:rPr>
+          <w:rFonts w:ascii="Liberation Serif" w:hAnsi="Liberation Serif" w:eastAsia="DejaVu Sans" w:cs="Noto Sans Arabic"/>
+          <w:i/>
+          <w:sz w:val="16"/>
+          <w:lang w:val="en-US" w:eastAsia="en-US" w:bidi="en-US"/>
+        </w:rPr>
+        <w:t>Reply to Christoph Ammer-Herrmenau (04/23/2026, 21:40): "..."</w:t>
+      </w:r>
+    </w:p>
+    <w:p>
+      <w:pPr>
+        <w:overflowPunct w:val="false"/>
+        <w:spacing w:before="0" w:after="0"/>
+        <w:rPr/>
+      </w:pPr>
+      <w:r>
+        <w:rPr>
+          <w:rFonts w:ascii="Liberation Serif" w:hAnsi="Liberation Serif" w:eastAsia="DejaVu Sans" w:cs="Noto Sans Arabic"/>
+          <w:lang w:val="en-US" w:eastAsia="en-US" w:bidi="en-US"/>
+        </w:rPr>
+        <w:t>Agreed :)</w:t>
+      </w:r>
+    </w:p>
+  </w:comment>
+  <w:comment w:id="20" w:author="Christoph Ammer-Herrmenau" w:date="2026-04-23T21:40:00Z" w:initials="CA">
     <w:p>
       <w:pPr>
         <w:overflowPunct w:val="true"/>
@@ -6834,7 +7002,7 @@
       </w:r>
     </w:p>
   </w:comment>
-  <w:comment w:id="20" w:author="Christoph Ammer-Herrmenau" w:date="2026-04-23T21:45:00Z" w:initials="CA">
+  <w:comment w:id="21" w:author="Christoph Ammer-Herrmenau" w:date="2026-04-23T21:45:00Z" w:initials="CA">
     <w:p>
       <w:pPr>
         <w:overflowPunct w:val="true"/>
@@ -6850,7 +7018,39 @@
       </w:r>
     </w:p>
   </w:comment>
-  <w:comment w:id="21" w:author="Christoph Ammer-Herrmenau" w:date="2026-04-23T21:50:00Z" w:initials="CA">
+  <w:comment w:id="22" w:author="Linh Dang" w:date="2026-06-03T15:49:17Z" w:initials="LD">
+    <w:p>
+      <w:pPr>
+        <w:overflowPunct w:val="false"/>
+        <w:spacing w:before="0" w:after="0"/>
+        <w:rPr/>
+      </w:pPr>
+      <w:r>
+        <w:rPr>
+          <w:rFonts w:ascii="Liberation Serif" w:hAnsi="Liberation Serif" w:eastAsia="DejaVu Sans" w:cs="Noto Sans Arabic"/>
+          <w:i/>
+          <w:sz w:val="16"/>
+          <w:lang w:val="en-US" w:eastAsia="en-US" w:bidi="en-US"/>
+        </w:rPr>
+        <w:t>Reply to Christoph Ammer-Herrmenau (04/23/2026, 21:45): "..."</w:t>
+      </w:r>
+    </w:p>
+    <w:p>
+      <w:pPr>
+        <w:overflowPunct w:val="false"/>
+        <w:spacing w:before="0" w:after="0"/>
+        <w:rPr/>
+      </w:pPr>
+      <w:r>
+        <w:rPr>
+          <w:rFonts w:ascii="Liberation Serif" w:hAnsi="Liberation Serif" w:eastAsia="DejaVu Sans" w:cs="Noto Sans Arabic"/>
+          <w:lang w:val="en-US" w:eastAsia="en-US" w:bidi="en-US"/>
+        </w:rPr>
+        <w:t>Agreed!!</w:t>
+      </w:r>
+    </w:p>
+  </w:comment>
+  <w:comment w:id="23" w:author="Christoph Ammer-Herrmenau" w:date="2026-04-23T21:50:00Z" w:initials="CA">
     <w:p>
       <w:pPr>
         <w:overflowPunct w:val="true"/>
@@ -6866,7 +7066,7 @@
       </w:r>
     </w:p>
   </w:comment>
-  <w:comment w:id="22" w:author="Christoph Ammer-Herrmenau" w:date="2026-04-23T21:54:00Z" w:initials="CA">
+  <w:comment w:id="24" w:author="Christoph Ammer-Herrmenau" w:date="2026-04-23T21:54:00Z" w:initials="CA">
     <w:p>
       <w:pPr>
         <w:overflowPunct w:val="true"/>
@@ -6882,7 +7082,7 @@
       </w:r>
     </w:p>
   </w:comment>
-  <w:comment w:id="23" w:author="Christoph Ammer-Herrmenau" w:date="2026-04-24T21:14:00Z" w:initials="CA">
+  <w:comment w:id="25" w:author="Christoph Ammer-Herrmenau" w:date="2026-04-24T21:14:00Z" w:initials="CA">
     <w:p>
       <w:pPr>
         <w:overflowPunct w:val="true"/>
@@ -6898,7 +7098,7 @@
       </w:r>
     </w:p>
   </w:comment>
-  <w:comment w:id="25" w:author="Christoph Ammer-Herrmenau" w:date="2026-04-24T22:59:00Z" w:initials="CA">
+  <w:comment w:id="27" w:author="Christoph Ammer-Herrmenau" w:date="2026-04-24T22:59:00Z" w:initials="CA">
     <w:p>
       <w:pPr>
         <w:overflowPunct w:val="true"/>
@@ -6914,7 +7114,7 @@
       </w:r>
     </w:p>
   </w:comment>
-  <w:comment w:id="24" w:author="Christoph Ammer-Herrmenau" w:date="2026-04-24T23:00:00Z" w:initials="CA">
+  <w:comment w:id="26" w:author="Christoph Ammer-Herrmenau" w:date="2026-04-24T23:00:00Z" w:initials="CA">
     <w:p>
       <w:pPr>
         <w:overflowPunct w:val="true"/>
@@ -6930,7 +7130,7 @@
       </w:r>
     </w:p>
   </w:comment>
-  <w:comment w:id="26" w:author="Christoph Ammer-Herrmenau" w:date="2026-04-24T21:06:00Z" w:initials="CA">
+  <w:comment w:id="28" w:author="Christoph Ammer-Herrmenau" w:date="2026-04-24T21:06:00Z" w:initials="CA">
     <w:p>
       <w:pPr>
         <w:overflowPunct w:val="true"/>
@@ -6946,7 +7146,7 @@
       </w:r>
     </w:p>
   </w:comment>
-  <w:comment w:id="27" w:author="Christoph Ammer-Herrmenau" w:date="2026-04-24T23:01:00Z" w:initials="CA">
+  <w:comment w:id="29" w:author="Christoph Ammer-Herrmenau" w:date="2026-04-24T23:01:00Z" w:initials="CA">
     <w:p>
       <w:pPr>
         <w:overflowPunct w:val="true"/>
@@ -6962,7 +7162,7 @@
       </w:r>
     </w:p>
   </w:comment>
-  <w:comment w:id="28" w:author="Christoph Ammer-Herrmenau" w:date="2026-04-24T21:09:00Z" w:initials="CA">
+  <w:comment w:id="30" w:author="Christoph Ammer-Herrmenau" w:date="2026-04-24T21:09:00Z" w:initials="CA">
     <w:p>
       <w:pPr>
         <w:overflowPunct w:val="true"/>
@@ -6978,7 +7178,7 @@
       </w:r>
     </w:p>
   </w:comment>
-  <w:comment w:id="29" w:author="Christoph Ammer-Herrmenau" w:date="2026-04-24T21:07:00Z" w:initials="CA">
+  <w:comment w:id="31" w:author="Christoph Ammer-Herrmenau" w:date="2026-04-24T21:07:00Z" w:initials="CA">
     <w:p>
       <w:pPr>
         <w:overflowPunct w:val="true"/>
@@ -6994,7 +7194,7 @@
       </w:r>
     </w:p>
   </w:comment>
-  <w:comment w:id="30" w:author="Christoph Ammer-Herrmenau" w:date="2026-04-24T21:13:00Z" w:initials="CA">
+  <w:comment w:id="32" w:author="Christoph Ammer-Herrmenau" w:date="2026-04-24T21:13:00Z" w:initials="CA">
     <w:p>
       <w:pPr>
         <w:overflowPunct w:val="true"/>
@@ -7010,7 +7210,7 @@
       </w:r>
     </w:p>
   </w:comment>
-  <w:comment w:id="31" w:author="Christoph Ammer-Herrmenau" w:date="2026-04-24T21:11:00Z" w:initials="CA">
+  <w:comment w:id="33" w:author="Christoph Ammer-Herrmenau" w:date="2026-04-24T21:11:00Z" w:initials="CA">
     <w:p>
       <w:pPr>
         <w:overflowPunct w:val="true"/>
@@ -7026,7 +7226,7 @@
       </w:r>
     </w:p>
   </w:comment>
-  <w:comment w:id="32" w:author="Christoph Ammer-Herrmenau" w:date="2026-04-24T21:14:00Z" w:initials="CA">
+  <w:comment w:id="34" w:author="Christoph Ammer-Herrmenau" w:date="2026-04-24T21:14:00Z" w:initials="CA">
     <w:p>
       <w:pPr>
         <w:overflowPunct w:val="true"/>
@@ -7042,7 +7242,7 @@
       </w:r>
     </w:p>
   </w:comment>
-  <w:comment w:id="33" w:author="Christoph Ammer-Herrmenau" w:date="2026-04-24T23:03:00Z" w:initials="CA">
+  <w:comment w:id="35" w:author="Christoph Ammer-Herrmenau" w:date="2026-04-24T23:03:00Z" w:initials="CA">
     <w:p>
       <w:pPr>
         <w:overflowPunct w:val="true"/>
@@ -7058,7 +7258,7 @@
       </w:r>
     </w:p>
   </w:comment>
-  <w:comment w:id="34" w:author="Christoph Ammer-Herrmenau" w:date="2026-04-25T21:02:00Z" w:initials="CA">
+  <w:comment w:id="36" w:author="Christoph Ammer-Herrmenau" w:date="2026-04-25T21:02:00Z" w:initials="CA">
     <w:p>
       <w:pPr>
         <w:overflowPunct w:val="true"/>
@@ -7074,7 +7274,7 @@
       </w:r>
     </w:p>
   </w:comment>
-  <w:comment w:id="35" w:author="Christoph Ammer-Herrmenau" w:date="2026-04-25T21:20:00Z" w:initials="CA">
+  <w:comment w:id="37" w:author="Christoph Ammer-Herrmenau" w:date="2026-04-25T21:20:00Z" w:initials="CA">
     <w:p>
       <w:pPr>
         <w:overflowPunct w:val="true"/>
@@ -7090,7 +7290,7 @@
       </w:r>
     </w:p>
   </w:comment>
-  <w:comment w:id="36" w:author="Christoph Ammer-Herrmenau" w:date="2026-04-25T21:21:00Z" w:initials="CA">
+  <w:comment w:id="38" w:author="Christoph Ammer-Herrmenau" w:date="2026-04-25T21:21:00Z" w:initials="CA">
     <w:p>
       <w:pPr>
         <w:overflowPunct w:val="true"/>
@@ -7106,7 +7306,7 @@
       </w:r>
     </w:p>
   </w:comment>
-  <w:comment w:id="37" w:author="Christoph Ammer-Herrmenau" w:date="2026-04-25T21:21:00Z" w:initials="CA">
+  <w:comment w:id="39" w:author="Christoph Ammer-Herrmenau" w:date="2026-04-25T21:21:00Z" w:initials="CA">
     <w:p>
       <w:pPr>
         <w:overflowPunct w:val="true"/>
@@ -7122,7 +7322,7 @@
       </w:r>
     </w:p>
   </w:comment>
-  <w:comment w:id="38" w:author="Christoph Ammer-Herrmenau" w:date="2026-04-25T21:45:00Z" w:initials="CA">
+  <w:comment w:id="40" w:author="Christoph Ammer-Herrmenau" w:date="2026-04-25T21:45:00Z" w:initials="CA">
     <w:p>
       <w:pPr>
         <w:overflowPunct w:val="true"/>
@@ -7138,7 +7338,7 @@
       </w:r>
     </w:p>
   </w:comment>
-  <w:comment w:id="40" w:author="Christoph Ammer-Herrmenau" w:date="2026-04-25T21:50:00Z" w:initials="CA">
+  <w:comment w:id="42" w:author="Christoph Ammer-Herrmenau" w:date="2026-04-25T21:50:00Z" w:initials="CA">
     <w:p>
       <w:pPr>
         <w:overflowPunct w:val="true"/>
@@ -7154,7 +7354,7 @@
       </w:r>
     </w:p>
   </w:comment>
-  <w:comment w:id="39" w:author="Christoph Ammer-Herrmenau" w:date="2026-04-25T21:52:00Z" w:initials="CA">
+  <w:comment w:id="41" w:author="Christoph Ammer-Herrmenau" w:date="2026-04-25T21:52:00Z" w:initials="CA">
     <w:p>
       <w:pPr>
         <w:overflowPunct w:val="true"/>
@@ -7170,7 +7370,7 @@
       </w:r>
     </w:p>
   </w:comment>
-  <w:comment w:id="41" w:author="Christoph Ammer-Herrmenau" w:date="2026-04-25T21:47:00Z" w:initials="CA">
+  <w:comment w:id="43" w:author="Christoph Ammer-Herrmenau" w:date="2026-04-25T21:47:00Z" w:initials="CA">
     <w:p>
       <w:pPr>
         <w:overflowPunct w:val="true"/>
@@ -7186,7 +7386,7 @@
       </w:r>
     </w:p>
   </w:comment>
-  <w:comment w:id="42" w:author="Christoph Ammer-Herrmenau" w:date="2026-04-25T22:00:00Z" w:initials="CA">
+  <w:comment w:id="44" w:author="Christoph Ammer-Herrmenau" w:date="2026-04-25T22:00:00Z" w:initials="CA">
     <w:p>
       <w:pPr>
         <w:overflowPunct w:val="true"/>
@@ -7202,7 +7402,7 @@
       </w:r>
     </w:p>
   </w:comment>
-  <w:comment w:id="43" w:author="Christoph Ammer-Herrmenau" w:date="2026-04-25T22:01:00Z" w:initials="CA">
+  <w:comment w:id="45" w:author="Christoph Ammer-Herrmenau" w:date="2026-04-25T22:01:00Z" w:initials="CA">
     <w:p>
       <w:pPr>
         <w:overflowPunct w:val="true"/>
@@ -7218,7 +7418,7 @@
       </w:r>
     </w:p>
   </w:comment>
-  <w:comment w:id="44" w:author="Christoph Ammer-Herrmenau" w:date="2026-04-25T22:09:00Z" w:initials="CA">
+  <w:comment w:id="46" w:author="Christoph Ammer-Herrmenau" w:date="2026-04-25T22:09:00Z" w:initials="CA">
     <w:p>
       <w:pPr>
         <w:overflowPunct w:val="true"/>
@@ -7234,7 +7434,7 @@
       </w:r>
     </w:p>
   </w:comment>
-  <w:comment w:id="45" w:author="Christoph Ammer-Herrmenau" w:date="2026-04-25T22:24:00Z" w:initials="CA">
+  <w:comment w:id="47" w:author="Christoph Ammer-Herrmenau" w:date="2026-04-25T22:24:00Z" w:initials="CA">
     <w:p>
       <w:pPr>
         <w:overflowPunct w:val="true"/>
@@ -7250,7 +7450,7 @@
       </w:r>
     </w:p>
   </w:comment>
-  <w:comment w:id="46" w:author="Christoph Ammer-Herrmenau" w:date="2026-04-25T22:28:00Z" w:initials="CA">
+  <w:comment w:id="48" w:author="Christoph Ammer-Herrmenau" w:date="2026-04-25T22:28:00Z" w:initials="CA">
     <w:p>
       <w:pPr>
         <w:overflowPunct w:val="true"/>
@@ -7266,7 +7466,7 @@
       </w:r>
     </w:p>
   </w:comment>
-  <w:comment w:id="47" w:author="Christoph Ammer-Herrmenau" w:date="2026-04-25T22:33:00Z" w:initials="CA">
+  <w:comment w:id="49" w:author="Christoph Ammer-Herrmenau" w:date="2026-04-25T22:33:00Z" w:initials="CA">
     <w:p>
       <w:pPr>
         <w:overflowPunct w:val="true"/>
@@ -7314,7 +7514,7 @@
       </w:r>
     </w:p>
   </w:comment>
-  <w:comment w:id="48" w:author="Christoph Ammer-Herrmenau" w:date="2026-04-25T22:22:00Z" w:initials="CA">
+  <w:comment w:id="50" w:author="Christoph Ammer-Herrmenau" w:date="2026-04-25T22:22:00Z" w:initials="CA">
     <w:p>
       <w:pPr>
         <w:overflowPunct w:val="true"/>
@@ -7330,7 +7530,7 @@
       </w:r>
     </w:p>
   </w:comment>
-  <w:comment w:id="49" w:author="Christoph Ammer-Herrmenau" w:date="2026-04-25T22:21:00Z" w:initials="CA">
+  <w:comment w:id="51" w:author="Christoph Ammer-Herrmenau" w:date="2026-04-25T22:21:00Z" w:initials="CA">
     <w:p>
       <w:pPr>
         <w:overflowPunct w:val="true"/>
@@ -7346,7 +7546,7 @@
       </w:r>
     </w:p>
   </w:comment>
-  <w:comment w:id="50" w:author="Christoph Ammer-Herrmenau" w:date="2026-04-25T22:34:00Z" w:initials="CA">
+  <w:comment w:id="52" w:author="Christoph Ammer-Herrmenau" w:date="2026-04-25T22:34:00Z" w:initials="CA">
     <w:p>
       <w:pPr>
         <w:overflowPunct w:val="true"/>
@@ -7373,6 +7573,8 @@
   <w15:commentEx w15:paraId="06000000" w15:paraIdParent="04000000"/>
   <w15:commentEx w15:paraId="07000000" w15:paraIdParent="04000000"/>
   <w15:commentEx w15:paraId="09000000" w15:paraIdParent="08000000"/>
+  <w15:commentEx w15:paraId="0b000000" w15:paraIdParent="0a000000"/>
+  <w15:commentEx w15:paraId="0d000000" w15:paraIdParent="0c000000"/>
 </w15:commentsEx>
 </file>
 

--- a/Manuscript/Manuscript_V02_CAH.docx
+++ b/Manuscript/Manuscript_V02_CAH.docx
@@ -46,6 +46,19 @@
         </w:p>
       </w:sdtContent>
     </w:sdt>
+    <w:p>
+      <w:pPr>
+        <w:pStyle w:val="Normal"/>
+        <w:rPr>
+          <w:rFonts w:ascii="Arial" w:hAnsi="Arial" w:cs="Arial"/>
+        </w:rPr>
+      </w:pPr>
+      <w:r>
+        <w:rPr>
+          <w:rFonts w:cs="Arial" w:ascii="Arial" w:hAnsi="Arial"/>
+        </w:rPr>
+      </w:r>
+    </w:p>
     <w:p>
       <w:pPr>
         <w:pStyle w:val="Normal"/>
@@ -1448,27 +1461,35 @@
           <w:rPr>
             <w:rFonts w:cs="Arial" w:ascii="Arial" w:hAnsi="Arial"/>
           </w:rPr>
-          <w:t>A, lower panel</w:t>
+          <w:t>A, lower pane</w:t>
         </w:r>
       </w:ins>
-      <w:del w:id="48" w:author="Unknown Author" w:date="2026-05-29T09:51:32Z">
+      <w:ins w:id="48" w:author="Unknown Author" w:date="2026-05-29T10:14:39Z">
         <w:bookmarkEnd w:id="3"/>
         <w:r>
           <w:rPr>
             <w:rFonts w:cs="Arial" w:ascii="Arial" w:hAnsi="Arial"/>
           </w:rPr>
+          <w:t>l</w:t>
+        </w:r>
+      </w:ins>
+      <w:del w:id="49" w:author="Unknown Author" w:date="2026-05-29T09:51:32Z">
+        <w:r>
+          <w:rPr>
+            <w:rFonts w:cs="Arial" w:ascii="Arial" w:hAnsi="Arial"/>
+          </w:rPr>
           <w:delText xml:space="preserve">1, lower </w:delText>
-        </w:r>
-      </w:del>
-      <w:del w:id="49" w:author="Unknown Author" w:date="2026-05-29T09:51:32Z">
-        <w:r>
-          <w:rPr>
-            <w:rFonts w:cs="Arial" w:ascii="Arial" w:hAnsi="Arial"/>
-          </w:rPr>
-          <w:commentReference w:id="9"/>
         </w:r>
       </w:del>
       <w:del w:id="50" w:author="Unknown Author" w:date="2026-05-29T09:51:32Z">
+        <w:r>
+          <w:rPr>
+            <w:rFonts w:cs="Arial" w:ascii="Arial" w:hAnsi="Arial"/>
+          </w:rPr>
+          <w:commentReference w:id="9"/>
+        </w:r>
+      </w:del>
+      <w:del w:id="51" w:author="Unknown Author" w:date="2026-05-29T09:51:32Z">
         <w:r>
           <w:rPr>
             <w:rFonts w:cs="Arial" w:ascii="Arial" w:hAnsi="Arial"/>
@@ -1508,7 +1529,7 @@
           <w:rFonts w:ascii="Arial" w:hAnsi="Arial" w:cs="Arial"/>
         </w:rPr>
       </w:pPr>
-      <w:del w:id="51" w:author="Unknown Author" w:date="2026-05-29T10:08:32Z">
+      <w:del w:id="52" w:author="Unknown Author" w:date="2026-05-29T10:08:32Z">
         <w:r>
           <w:rPr>
             <w:rFonts w:cs="Arial" w:ascii="Arial" w:hAnsi="Arial"/>
@@ -1516,13 +1537,13 @@
           <w:delText xml:space="preserve">Intra-sample </w:delText>
         </w:r>
       </w:del>
-      <w:del w:id="52" w:author="Unknown Author" w:date="2026-05-29T10:08:32Z">
+      <w:del w:id="53" w:author="Unknown Author" w:date="2026-05-29T10:08:32Z">
         <w:r>
           <w:rPr/>
           <w:commentReference w:id="10"/>
         </w:r>
       </w:del>
-      <w:del w:id="53" w:author="Unknown Author" w:date="2026-05-29T10:08:32Z">
+      <w:del w:id="54" w:author="Unknown Author" w:date="2026-05-29T10:08:32Z">
         <w:r>
           <w:rPr>
             <w:rFonts w:cs="Arial" w:ascii="Arial" w:hAnsi="Arial"/>
@@ -1530,31 +1551,31 @@
           <w:delText xml:space="preserve">and inter-sample </w:delText>
         </w:r>
       </w:del>
-      <w:del w:id="54" w:author="Unknown Author" w:date="2026-05-29T10:08:32Z">
+      <w:del w:id="55" w:author="Unknown Author" w:date="2026-05-29T10:08:32Z">
         <w:r>
           <w:rPr/>
           <w:commentReference w:id="11"/>
         </w:r>
       </w:del>
-      <w:del w:id="55" w:author="Unknown Author" w:date="2026-05-29T10:08:32Z">
+      <w:del w:id="56" w:author="Unknown Author" w:date="2026-05-29T10:08:32Z">
         <w:r>
           <w:rPr/>
           <w:commentReference w:id="12"/>
         </w:r>
       </w:del>
-      <w:del w:id="56" w:author="Unknown Author" w:date="2026-05-29T10:08:32Z">
+      <w:del w:id="57" w:author="Unknown Author" w:date="2026-05-29T10:08:32Z">
         <w:r>
           <w:rPr/>
           <w:commentReference w:id="13"/>
         </w:r>
       </w:del>
-      <w:del w:id="57" w:author="Unknown Author" w:date="2026-05-29T10:08:32Z">
+      <w:del w:id="58" w:author="Unknown Author" w:date="2026-05-29T10:08:32Z">
         <w:r>
           <w:rPr/>
           <w:commentReference w:id="14"/>
         </w:r>
       </w:del>
-      <w:del w:id="58" w:author="Unknown Author" w:date="2026-05-29T10:08:32Z">
+      <w:del w:id="59" w:author="Unknown Author" w:date="2026-05-29T10:08:32Z">
         <w:r>
           <w:rPr>
             <w:rFonts w:cs="Arial" w:ascii="Arial" w:hAnsi="Arial"/>
@@ -1562,7 +1583,7 @@
           <w:delText>differences in microbial diversity</w:delText>
         </w:r>
       </w:del>
-      <w:ins w:id="59" w:author="Unknown Author" w:date="2026-05-29T10:08:39Z">
+      <w:ins w:id="60" w:author="Unknown Author" w:date="2026-05-29T10:08:39Z">
         <w:r>
           <w:rPr>
             <w:rFonts w:cs="Arial" w:ascii="Arial" w:hAnsi="Arial"/>
@@ -1576,7 +1597,7 @@
         </w:rPr>
         <w:t xml:space="preserve"> were observed across control types (Figures. 1.</w:t>
       </w:r>
-      <w:ins w:id="60" w:author="Linh Dang" w:date="2026-06-03T12:52:05Z">
+      <w:ins w:id="61" w:author="Linh Dang" w:date="2026-06-03T12:52:05Z">
         <w:r>
           <w:rPr>
             <w:rFonts w:cs="Arial" w:ascii="Arial" w:hAnsi="Arial"/>
@@ -1584,7 +1605,7 @@
           <w:t>B</w:t>
         </w:r>
       </w:ins>
-      <w:del w:id="61" w:author="Linh Dang" w:date="2026-06-03T12:52:04Z">
+      <w:del w:id="62" w:author="Linh Dang" w:date="2026-06-03T12:52:04Z">
         <w:r>
           <w:rPr>
             <w:rFonts w:cs="Arial" w:ascii="Arial" w:hAnsi="Arial"/>
@@ -1598,7 +1619,7 @@
         </w:rPr>
         <w:t xml:space="preserve"> and 1.</w:t>
       </w:r>
-      <w:ins w:id="62" w:author="Linh Dang" w:date="2026-06-03T12:52:10Z">
+      <w:ins w:id="63" w:author="Linh Dang" w:date="2026-06-03T12:52:10Z">
         <w:r>
           <w:rPr>
             <w:rFonts w:cs="Arial" w:ascii="Arial" w:hAnsi="Arial"/>
@@ -1606,7 +1627,7 @@
           <w:t>C</w:t>
         </w:r>
       </w:ins>
-      <w:del w:id="63" w:author="Linh Dang" w:date="2026-06-03T12:52:09Z">
+      <w:del w:id="64" w:author="Linh Dang" w:date="2026-06-03T12:52:09Z">
         <w:r>
           <w:rPr>
             <w:rFonts w:cs="Arial" w:ascii="Arial" w:hAnsi="Arial"/>
@@ -1664,10 +1685,10 @@
         <w:jc w:val="both"/>
         <w:rPr>
           <w:rFonts w:ascii="Arial" w:hAnsi="Arial" w:cs="Arial"/>
-          <w:del w:id="65" w:author="Linh Dang" w:date="2026-06-03T14:00:24Z"/>
-        </w:rPr>
-      </w:pPr>
-      <w:del w:id="64" w:author="Linh Dang" w:date="2026-06-03T14:00:24Z">
+          <w:del w:id="66" w:author="Linh Dang" w:date="2026-06-03T14:00:24Z"/>
+        </w:rPr>
+      </w:pPr>
+      <w:del w:id="65" w:author="Linh Dang" w:date="2026-06-03T14:00:24Z">
         <w:r>
           <w:rPr>
             <w:rFonts w:cs="Arial" w:ascii="Arial" w:hAnsi="Arial"/>
@@ -1687,10 +1708,10 @@
         <w:jc w:val="both"/>
         <w:rPr>
           <w:rFonts w:ascii="Arial" w:hAnsi="Arial" w:cs="Arial"/>
-          <w:del w:id="67" w:author="Linh Dang" w:date="2026-06-03T14:00:24Z"/>
-        </w:rPr>
-      </w:pPr>
-      <w:del w:id="66" w:author="Linh Dang" w:date="2026-06-03T14:00:24Z">
+          <w:del w:id="68" w:author="Linh Dang" w:date="2026-06-03T14:00:24Z"/>
+        </w:rPr>
+      </w:pPr>
+      <w:del w:id="67" w:author="Linh Dang" w:date="2026-06-03T14:00:24Z">
         <w:r>
           <w:rPr>
             <w:rFonts w:cs="Arial" w:ascii="Arial" w:hAnsi="Arial"/>
@@ -1712,7 +1733,7 @@
           <w:rFonts w:ascii="Arial" w:hAnsi="Arial" w:cs="Arial"/>
         </w:rPr>
       </w:pPr>
-      <w:del w:id="68" w:author="Linh Dang" w:date="2026-06-03T14:00:24Z">
+      <w:del w:id="69" w:author="Linh Dang" w:date="2026-06-03T14:00:24Z">
         <w:bookmarkStart w:id="4" w:name="diversity-of-negative-controls_Copy_1_Co"/>
         <w:r>
           <w:rPr>
@@ -1748,7 +1769,7 @@
           <w:rFonts w:ascii="Arial" w:hAnsi="Arial" w:cs="Arial"/>
         </w:rPr>
       </w:pPr>
-      <w:del w:id="69" w:author="Linh Dang" w:date="2026-06-03T14:01:30Z">
+      <w:del w:id="70" w:author="Linh Dang" w:date="2026-06-03T14:01:30Z">
         <w:r>
           <w:rPr>
             <w:rFonts w:cs="Arial" w:ascii="Arial" w:hAnsi="Arial"/>
@@ -1756,7 +1777,7 @@
           <w:delText>In total, … different species were identified in all NCTs. To</w:delText>
         </w:r>
       </w:del>
-      <w:ins w:id="70" w:author="Linh Dang" w:date="2026-06-03T14:01:32Z">
+      <w:ins w:id="71" w:author="Linh Dang" w:date="2026-06-03T14:01:32Z">
         <w:r>
           <w:rPr>
             <w:rFonts w:cs="Arial" w:ascii="Arial" w:hAnsi="Arial"/>
@@ -1867,7 +1888,7 @@
         </w:rPr>
         <w:t xml:space="preserve">, were </w:t>
       </w:r>
-      <w:del w:id="71" w:author="Linh Dang" w:date="2026-06-03T15:46:39Z">
+      <w:del w:id="72" w:author="Linh Dang" w:date="2026-06-03T15:46:39Z">
         <w:r>
           <w:rPr>
             <w:rFonts w:cs="Arial" w:ascii="Arial" w:hAnsi="Arial"/>
@@ -1881,7 +1902,7 @@
         </w:rPr>
         <w:t xml:space="preserve"> high prevalent </w:t>
       </w:r>
-      <w:del w:id="72" w:author="Linh Dang" w:date="2026-06-03T15:46:45Z">
+      <w:del w:id="73" w:author="Linh Dang" w:date="2026-06-03T15:46:45Z">
         <w:r>
           <w:rPr>
             <w:rFonts w:cs="Arial" w:ascii="Arial" w:hAnsi="Arial"/>
@@ -1895,7 +1916,7 @@
         </w:rPr>
         <w:t xml:space="preserve"> </w:t>
       </w:r>
-      <w:del w:id="73" w:author="Linh Dang" w:date="2026-06-03T15:46:53Z">
+      <w:del w:id="74" w:author="Linh Dang" w:date="2026-06-03T15:46:53Z">
         <w:r>
           <w:rPr>
             <w:rFonts w:cs="Arial" w:ascii="Arial" w:hAnsi="Arial"/>
@@ -1903,7 +1924,7 @@
           <w:delText>high</w:delText>
         </w:r>
       </w:del>
-      <w:ins w:id="74" w:author="Linh Dang" w:date="2026-06-03T15:46:55Z">
+      <w:ins w:id="75" w:author="Linh Dang" w:date="2026-06-03T15:46:55Z">
         <w:r>
           <w:rPr>
             <w:rFonts w:cs="Arial" w:ascii="Arial" w:hAnsi="Arial"/>
@@ -1921,7 +1942,7 @@
         <w:rPr/>
         <w:commentReference w:id="18"/>
       </w:r>
-      <w:ins w:id="75" w:author="Linh Dang" w:date="2026-06-03T15:48:43Z">
+      <w:ins w:id="76" w:author="Linh Dang" w:date="2026-06-03T15:48:43Z">
         <w:r>
           <w:rPr/>
           <w:commentReference w:id="19"/>
@@ -1957,7 +1978,7 @@
         <w:rPr/>
         <w:commentReference w:id="21"/>
       </w:r>
-      <w:ins w:id="76" w:author="Linh Dang" w:date="2026-06-03T15:49:17Z">
+      <w:ins w:id="77" w:author="Linh Dang" w:date="2026-06-03T15:49:17Z">
         <w:r>
           <w:rPr/>
           <w:commentReference w:id="22"/>
@@ -2012,6 +2033,7 @@
         </w:rPr>
       </w:pPr>
       <w:commentRangeStart w:id="24"/>
+      <w:commentRangeStart w:id="25"/>
       <w:r>
         <w:rPr>
           <w:rFonts w:cs="Arial" w:ascii="Arial" w:hAnsi="Arial"/>
@@ -2030,17 +2052,64 @@
         <w:rPr>
           <w:rFonts w:cs="Arial" w:ascii="Arial" w:hAnsi="Arial"/>
         </w:rPr>
-        <w:t xml:space="preserve"> from the analyses, Figure 1.6), </w:t>
-      </w:r>
-      <w:r>
-        <w:rPr>
-          <w:rFonts w:cs="Arial" w:ascii="Arial" w:hAnsi="Arial"/>
-        </w:rPr>
-      </w:r>
+        <w:t xml:space="preserve"> from the analyses, Figure 1.</w:t>
+      </w:r>
+      <w:ins w:id="78" w:author="Linh Dang" w:date="2026-06-04T13:29:54Z">
+        <w:r>
+          <w:rPr>
+            <w:rFonts w:cs="Arial" w:ascii="Arial" w:hAnsi="Arial"/>
+          </w:rPr>
+          <w:t>E</w:t>
+        </w:r>
+      </w:ins>
+      <w:del w:id="79" w:author="Linh Dang" w:date="2026-06-04T13:29:52Z">
+        <w:r>
+          <w:rPr>
+            <w:rFonts w:cs="Arial" w:ascii="Arial" w:hAnsi="Arial"/>
+          </w:rPr>
+          <w:delText>6</w:delText>
+        </w:r>
+      </w:del>
+      <w:r>
+        <w:rPr>
+          <w:rFonts w:cs="Arial" w:ascii="Arial" w:hAnsi="Arial"/>
+        </w:rPr>
+        <w:t>),</w:t>
+      </w:r>
+      <w:ins w:id="80" w:author="Linh Dang" w:date="2026-06-04T12:52:45Z">
+        <w:r>
+          <w:rPr>
+            <w:rFonts w:cs="Arial" w:ascii="Arial" w:hAnsi="Arial"/>
+          </w:rPr>
+        </w:r>
+      </w:ins>
       <w:commentRangeEnd w:id="24"/>
       <w:r>
         <w:commentReference w:id="24"/>
       </w:r>
+      <w:r>
+        <w:rPr>
+          <w:rFonts w:cs="Arial" w:ascii="Arial" w:hAnsi="Arial"/>
+        </w:rPr>
+        <w:t xml:space="preserve"> </w:t>
+      </w:r>
+      <w:r>
+        <w:rPr>
+          <w:rFonts w:cs="Arial" w:ascii="Arial" w:hAnsi="Arial"/>
+        </w:rPr>
+      </w:r>
+      <w:ins w:id="81" w:author="Linh Dang" w:date="2026-06-04T12:50:17Z">
+        <w:commentRangeEnd w:id="25"/>
+        <w:r>
+          <w:commentReference w:id="25"/>
+        </w:r>
+        <w:r>
+          <w:rPr>
+            <w:rFonts w:cs="Arial" w:ascii="Arial" w:hAnsi="Arial"/>
+          </w:rPr>
+          <w:commentReference w:id="26"/>
+        </w:r>
+      </w:ins>
       <w:r>
         <w:rPr>
           <w:rFonts w:cs="Arial" w:ascii="Arial" w:hAnsi="Arial"/>
@@ -2273,7 +2342,7 @@
         </w:tc>
         <w:tc>
           <w:tcPr>
-            <w:cellIns w:id="77" w:author="Unknown Author" w:date="2026-05-29T09:59:51Z"/>
+            <w:cellIns w:id="82" w:author="Unknown Author" w:date="2026-05-29T09:59:51Z"/>
             <w:tcW w:w="1350" w:type="dxa"/>
             <w:tcBorders>
               <w:bottom w:val="single" w:sz="6" w:space="0" w:color="000000"/>
@@ -2291,7 +2360,7 @@
                 <w:rFonts w:ascii="Arial" w:hAnsi="Arial" w:eastAsia="Aptos" w:cs="Arial"/>
               </w:rPr>
             </w:pPr>
-            <w:ins w:id="78" w:author="Unknown Author" w:date="2026-05-29T09:59:51Z">
+            <w:ins w:id="83" w:author="Unknown Author" w:date="2026-05-29T09:59:51Z">
               <w:r>
                 <w:rPr>
                   <w:rFonts w:eastAsia="Aptos" w:cs="Arial" w:ascii="Arial" w:hAnsi="Arial"/>
@@ -2303,7 +2372,7 @@
                 <w:t>‍</w:t>
               </w:r>
             </w:ins>
-            <w:ins w:id="79" w:author="Unknown Author" w:date="2026-05-29T09:59:51Z">
+            <w:ins w:id="84" w:author="Unknown Author" w:date="2026-05-29T09:59:51Z">
               <w:r>
                 <w:rPr>
                   <w:rFonts w:eastAsia="Aptos" w:cs="Arial" w:ascii="Arial" w:hAnsi="Arial"/>
@@ -2374,7 +2443,7 @@
               </w:rPr>
               <w:t>2</w:t>
             </w:r>
-            <w:ins w:id="80" w:author="Unknown Author" w:date="2026-05-29T10:03:40Z">
+            <w:ins w:id="85" w:author="Unknown Author" w:date="2026-05-29T10:03:40Z">
               <w:r>
                 <w:rPr>
                   <w:rFonts w:eastAsia="Aptos" w:cs="Arial" w:ascii="Arial" w:hAnsi="Arial"/>
@@ -2386,7 +2455,7 @@
                 <w:t>6</w:t>
               </w:r>
             </w:ins>
-            <w:del w:id="81" w:author="Unknown Author" w:date="2026-05-29T10:03:40Z">
+            <w:del w:id="86" w:author="Unknown Author" w:date="2026-05-29T10:03:40Z">
               <w:r>
                 <w:rPr>
                   <w:rFonts w:eastAsia="Aptos" w:cs="Arial" w:ascii="Arial" w:hAnsi="Arial"/>
@@ -2426,7 +2495,7 @@
               </w:rPr>
               <w:t>6</w:t>
             </w:r>
-            <w:ins w:id="82" w:author="Unknown Author" w:date="2026-05-29T10:04:07Z">
+            <w:ins w:id="87" w:author="Unknown Author" w:date="2026-05-29T10:04:07Z">
               <w:r>
                 <w:rPr>
                   <w:rFonts w:eastAsia="Aptos" w:cs="Arial" w:ascii="Arial" w:hAnsi="Arial"/>
@@ -2438,7 +2507,7 @@
                 <w:t>7</w:t>
               </w:r>
             </w:ins>
-            <w:del w:id="83" w:author="Unknown Author" w:date="2026-05-29T10:04:06Z">
+            <w:del w:id="88" w:author="Unknown Author" w:date="2026-05-29T10:04:06Z">
               <w:r>
                 <w:rPr>
                   <w:rFonts w:eastAsia="Aptos" w:cs="Arial" w:ascii="Arial" w:hAnsi="Arial"/>
@@ -2468,7 +2537,7 @@
                 <w:rFonts w:ascii="Arial" w:hAnsi="Arial" w:eastAsia="Aptos" w:cs="Arial"/>
               </w:rPr>
             </w:pPr>
-            <w:ins w:id="84" w:author="Unknown Author" w:date="2026-05-29T10:04:30Z">
+            <w:ins w:id="89" w:author="Unknown Author" w:date="2026-05-29T10:04:30Z">
               <w:r>
                 <w:rPr>
                   <w:rFonts w:eastAsia="Aptos" w:cs="Arial" w:ascii="Arial" w:hAnsi="Arial"/>
@@ -2480,7 +2549,7 @@
                 <w:t>17</w:t>
               </w:r>
             </w:ins>
-            <w:del w:id="85" w:author="Unknown Author" w:date="2026-05-29T10:04:30Z">
+            <w:del w:id="90" w:author="Unknown Author" w:date="2026-05-29T10:04:30Z">
               <w:r>
                 <w:rPr>
                   <w:rFonts w:eastAsia="Aptos" w:cs="Arial" w:ascii="Arial" w:hAnsi="Arial"/>
@@ -2510,7 +2579,7 @@
                 <w:rFonts w:ascii="Arial" w:hAnsi="Arial" w:eastAsia="Aptos" w:cs="Arial"/>
               </w:rPr>
             </w:pPr>
-            <w:ins w:id="86" w:author="Unknown Author" w:date="2026-05-29T10:04:57Z">
+            <w:ins w:id="91" w:author="Unknown Author" w:date="2026-05-29T10:04:57Z">
               <w:r>
                 <w:rPr>
                   <w:rFonts w:eastAsia="Aptos" w:cs="Arial" w:ascii="Arial" w:hAnsi="Arial"/>
@@ -2522,7 +2591,7 @@
                 <w:t>38</w:t>
               </w:r>
             </w:ins>
-            <w:del w:id="87" w:author="Unknown Author" w:date="2026-05-29T10:04:56Z">
+            <w:del w:id="92" w:author="Unknown Author" w:date="2026-05-29T10:04:56Z">
               <w:r>
                 <w:rPr>
                   <w:rFonts w:eastAsia="Aptos" w:cs="Arial" w:ascii="Arial" w:hAnsi="Arial"/>
@@ -2538,7 +2607,7 @@
         </w:tc>
         <w:tc>
           <w:tcPr>
-            <w:cellIns w:id="88" w:author="Unknown Author" w:date="2026-05-29T09:59:51Z"/>
+            <w:cellIns w:id="93" w:author="Unknown Author" w:date="2026-05-29T09:59:51Z"/>
             <w:tcW w:w="1350" w:type="dxa"/>
             <w:tcBorders/>
           </w:tcPr>
@@ -2553,7 +2622,7 @@
                 <w:rFonts w:ascii="Arial" w:hAnsi="Arial" w:eastAsia="Aptos" w:cs="Arial"/>
               </w:rPr>
             </w:pPr>
-            <w:ins w:id="89" w:author="Unknown Author" w:date="2026-05-29T09:59:51Z">
+            <w:ins w:id="94" w:author="Unknown Author" w:date="2026-05-29T09:59:51Z">
               <w:r>
                 <w:rPr>
                   <w:rFonts w:eastAsia="Aptos" w:cs="Arial" w:ascii="Arial" w:hAnsi="Arial"/>
@@ -2565,7 +2634,7 @@
                 <w:t>‍</w:t>
               </w:r>
             </w:ins>
-            <w:ins w:id="90" w:author="Unknown Author" w:date="2026-05-29T10:03:06Z">
+            <w:ins w:id="95" w:author="Unknown Author" w:date="2026-05-29T10:03:06Z">
               <w:r>
                 <w:rPr>
                   <w:rFonts w:eastAsia="Aptos" w:cs="Arial" w:ascii="Arial" w:hAnsi="Arial"/>
@@ -2626,7 +2695,7 @@
                 <w:rFonts w:ascii="Arial" w:hAnsi="Arial" w:eastAsia="Aptos" w:cs="Arial"/>
               </w:rPr>
             </w:pPr>
-            <w:ins w:id="91" w:author="Unknown Author" w:date="2026-05-29T10:03:44Z">
+            <w:ins w:id="96" w:author="Unknown Author" w:date="2026-05-29T10:03:44Z">
               <w:r>
                 <w:rPr>
                   <w:rFonts w:eastAsia="Aptos" w:cs="Arial" w:ascii="Arial" w:hAnsi="Arial"/>
@@ -2638,7 +2707,7 @@
                 <w:t>2</w:t>
               </w:r>
             </w:ins>
-            <w:del w:id="92" w:author="Unknown Author" w:date="2026-05-29T10:03:44Z">
+            <w:del w:id="97" w:author="Unknown Author" w:date="2026-05-29T10:03:44Z">
               <w:r>
                 <w:rPr>
                   <w:rFonts w:eastAsia="Aptos" w:cs="Arial" w:ascii="Arial" w:hAnsi="Arial"/>
@@ -2678,7 +2747,7 @@
               </w:rPr>
               <w:t>5</w:t>
             </w:r>
-            <w:ins w:id="93" w:author="Unknown Author" w:date="2026-05-29T10:04:11Z">
+            <w:ins w:id="98" w:author="Unknown Author" w:date="2026-05-29T10:04:11Z">
               <w:r>
                 <w:rPr>
                   <w:rFonts w:eastAsia="Aptos" w:cs="Arial" w:ascii="Arial" w:hAnsi="Arial"/>
@@ -2690,7 +2759,7 @@
                 <w:t>6</w:t>
               </w:r>
             </w:ins>
-            <w:del w:id="94" w:author="Unknown Author" w:date="2026-05-29T10:04:11Z">
+            <w:del w:id="99" w:author="Unknown Author" w:date="2026-05-29T10:04:11Z">
               <w:r>
                 <w:rPr>
                   <w:rFonts w:eastAsia="Aptos" w:cs="Arial" w:ascii="Arial" w:hAnsi="Arial"/>
@@ -2720,7 +2789,7 @@
                 <w:rFonts w:ascii="Arial" w:hAnsi="Arial" w:eastAsia="Aptos" w:cs="Arial"/>
               </w:rPr>
             </w:pPr>
-            <w:ins w:id="95" w:author="Unknown Author" w:date="2026-05-29T10:04:35Z">
+            <w:ins w:id="100" w:author="Unknown Author" w:date="2026-05-29T10:04:35Z">
               <w:r>
                 <w:rPr>
                   <w:rFonts w:eastAsia="Aptos" w:cs="Arial" w:ascii="Arial" w:hAnsi="Arial"/>
@@ -2732,7 +2801,7 @@
                 <w:t>9</w:t>
               </w:r>
             </w:ins>
-            <w:del w:id="96" w:author="Unknown Author" w:date="2026-05-29T10:04:34Z">
+            <w:del w:id="101" w:author="Unknown Author" w:date="2026-05-29T10:04:34Z">
               <w:r>
                 <w:rPr>
                   <w:rFonts w:eastAsia="Aptos" w:cs="Arial" w:ascii="Arial" w:hAnsi="Arial"/>
@@ -2772,7 +2841,7 @@
               </w:rPr>
               <w:t>1</w:t>
             </w:r>
-            <w:del w:id="97" w:author="Unknown Author" w:date="2026-05-29T10:05:01Z">
+            <w:del w:id="102" w:author="Unknown Author" w:date="2026-05-29T10:05:01Z">
               <w:r>
                 <w:rPr>
                   <w:rFonts w:eastAsia="Aptos" w:cs="Arial" w:ascii="Arial" w:hAnsi="Arial"/>
@@ -2788,7 +2857,7 @@
         </w:tc>
         <w:tc>
           <w:tcPr>
-            <w:cellIns w:id="98" w:author="Unknown Author" w:date="2026-05-29T09:59:51Z"/>
+            <w:cellIns w:id="103" w:author="Unknown Author" w:date="2026-05-29T09:59:51Z"/>
             <w:tcW w:w="1350" w:type="dxa"/>
             <w:tcBorders/>
           </w:tcPr>
@@ -2803,7 +2872,7 @@
                 <w:rFonts w:ascii="Arial" w:hAnsi="Arial" w:eastAsia="Aptos" w:cs="Arial"/>
               </w:rPr>
             </w:pPr>
-            <w:ins w:id="99" w:author="Unknown Author" w:date="2026-05-29T09:59:51Z">
+            <w:ins w:id="104" w:author="Unknown Author" w:date="2026-05-29T09:59:51Z">
               <w:r>
                 <w:rPr>
                   <w:rFonts w:eastAsia="Aptos" w:cs="Arial" w:ascii="Arial" w:hAnsi="Arial"/>
@@ -2815,7 +2884,7 @@
                 <w:t>‍</w:t>
               </w:r>
             </w:ins>
-            <w:ins w:id="100" w:author="Unknown Author" w:date="2026-05-29T10:03:14Z">
+            <w:ins w:id="105" w:author="Unknown Author" w:date="2026-05-29T10:03:14Z">
               <w:r>
                 <w:rPr>
                   <w:rFonts w:eastAsia="Aptos" w:cs="Arial" w:ascii="Arial" w:hAnsi="Arial"/>
@@ -2904,7 +2973,7 @@
                 <w:rFonts w:ascii="Arial" w:hAnsi="Arial" w:eastAsia="Aptos" w:cs="Arial"/>
               </w:rPr>
             </w:pPr>
-            <w:ins w:id="101" w:author="Unknown Author" w:date="2026-05-29T10:04:16Z">
+            <w:ins w:id="106" w:author="Unknown Author" w:date="2026-05-29T10:04:16Z">
               <w:r>
                 <w:rPr>
                   <w:rFonts w:eastAsia="Aptos" w:cs="Arial" w:ascii="Arial" w:hAnsi="Arial"/>
@@ -2916,7 +2985,7 @@
                 <w:t>4</w:t>
               </w:r>
             </w:ins>
-            <w:del w:id="102" w:author="Unknown Author" w:date="2026-05-29T10:04:15Z">
+            <w:del w:id="107" w:author="Unknown Author" w:date="2026-05-29T10:04:15Z">
               <w:r>
                 <w:rPr>
                   <w:rFonts w:eastAsia="Aptos" w:cs="Arial" w:ascii="Arial" w:hAnsi="Arial"/>
@@ -2946,7 +3015,7 @@
                 <w:rFonts w:ascii="Arial" w:hAnsi="Arial" w:eastAsia="Aptos" w:cs="Arial"/>
               </w:rPr>
             </w:pPr>
-            <w:ins w:id="103" w:author="Unknown Author" w:date="2026-05-29T10:04:40Z">
+            <w:ins w:id="108" w:author="Unknown Author" w:date="2026-05-29T10:04:40Z">
               <w:r>
                 <w:rPr>
                   <w:rFonts w:eastAsia="Aptos" w:cs="Arial" w:ascii="Arial" w:hAnsi="Arial"/>
@@ -2958,7 +3027,7 @@
                 <w:t>4</w:t>
               </w:r>
             </w:ins>
-            <w:del w:id="104" w:author="Unknown Author" w:date="2026-05-29T10:04:40Z">
+            <w:del w:id="109" w:author="Unknown Author" w:date="2026-05-29T10:04:40Z">
               <w:r>
                 <w:rPr>
                   <w:rFonts w:eastAsia="Aptos" w:cs="Arial" w:ascii="Arial" w:hAnsi="Arial"/>
@@ -2988,7 +3057,7 @@
                 <w:rFonts w:ascii="Arial" w:hAnsi="Arial" w:eastAsia="Aptos" w:cs="Arial"/>
               </w:rPr>
             </w:pPr>
-            <w:ins w:id="105" w:author="Unknown Author" w:date="2026-05-29T10:05:05Z">
+            <w:ins w:id="110" w:author="Unknown Author" w:date="2026-05-29T10:05:05Z">
               <w:r>
                 <w:rPr>
                   <w:rFonts w:eastAsia="Aptos" w:cs="Arial" w:ascii="Arial" w:hAnsi="Arial"/>
@@ -3000,7 +3069,7 @@
                 <w:t>8</w:t>
               </w:r>
             </w:ins>
-            <w:del w:id="106" w:author="Unknown Author" w:date="2026-05-29T10:05:05Z">
+            <w:del w:id="111" w:author="Unknown Author" w:date="2026-05-29T10:05:05Z">
               <w:r>
                 <w:rPr>
                   <w:rFonts w:eastAsia="Aptos" w:cs="Arial" w:ascii="Arial" w:hAnsi="Arial"/>
@@ -3016,7 +3085,7 @@
         </w:tc>
         <w:tc>
           <w:tcPr>
-            <w:cellIns w:id="107" w:author="Unknown Author" w:date="2026-05-29T09:59:51Z"/>
+            <w:cellIns w:id="112" w:author="Unknown Author" w:date="2026-05-29T09:59:51Z"/>
             <w:tcW w:w="1350" w:type="dxa"/>
             <w:tcBorders/>
           </w:tcPr>
@@ -3031,7 +3100,7 @@
                 <w:rFonts w:ascii="Arial" w:hAnsi="Arial" w:eastAsia="Aptos" w:cs="Arial"/>
               </w:rPr>
             </w:pPr>
-            <w:ins w:id="108" w:author="Unknown Author" w:date="2026-05-29T09:59:51Z">
+            <w:ins w:id="113" w:author="Unknown Author" w:date="2026-05-29T09:59:51Z">
               <w:r>
                 <w:rPr>
                   <w:rFonts w:eastAsia="Aptos" w:cs="Arial" w:ascii="Arial" w:hAnsi="Arial"/>
@@ -3043,7 +3112,7 @@
                 <w:t>‍</w:t>
               </w:r>
             </w:ins>
-            <w:ins w:id="109" w:author="Unknown Author" w:date="2026-05-29T10:03:18Z">
+            <w:ins w:id="114" w:author="Unknown Author" w:date="2026-05-29T10:03:18Z">
               <w:r>
                 <w:rPr>
                   <w:rFonts w:eastAsia="Aptos" w:cs="Arial" w:ascii="Arial" w:hAnsi="Arial"/>
@@ -3068,8 +3137,8 @@
           <w:rFonts w:ascii="Arial" w:hAnsi="Arial" w:cs="Arial"/>
         </w:rPr>
       </w:pPr>
-      <w:bookmarkStart w:id="5" w:name="contamination-survey-in-the-laboratory"/>
-      <w:bookmarkStart w:id="6" w:name="X6cee09c5ac2a1546c7829ea28769976f6c93ddd"/>
+      <w:bookmarkStart w:id="5" w:name="X6cee09c5ac2a1546c7829ea28769976f6c93ddd"/>
+      <w:bookmarkStart w:id="6" w:name="contamination-survey-in-the-laboratory"/>
       <w:r>
         <w:rPr/>
         <mc:AlternateContent>
@@ -3158,21 +3227,35 @@
         </w:rPr>
         <w:t xml:space="preserve">As we discovered highly </w:t>
       </w:r>
-      <w:commentRangeStart w:id="25"/>
-      <w:r>
-        <w:rPr>
-          <w:rFonts w:cs="Arial" w:ascii="Arial" w:hAnsi="Arial"/>
-        </w:rPr>
-        <w:t xml:space="preserve">prevalent and abundant oral microbiota in our NCT samples, we further explored the possible batch effect that is introduced by the LP that processed the samples. To this end, two LPs performed DNA extraction, library preparation and sequencing of four sterile water samples, which were equally distributed. The experiment was repeated twice in different environments. First one LP processed samples in a low-germ environment and the other one under standard </w:t>
-      </w:r>
-      <w:r>
-        <w:rPr>
-          <w:rFonts w:cs="Arial" w:ascii="Arial" w:hAnsi="Arial"/>
-        </w:rPr>
-      </w:r>
-      <w:commentRangeEnd w:id="25"/>
-      <w:r>
-        <w:commentReference w:id="25"/>
+      <w:commentRangeStart w:id="27"/>
+      <w:r>
+        <w:rPr>
+          <w:rFonts w:cs="Arial" w:ascii="Arial" w:hAnsi="Arial"/>
+        </w:rPr>
+        <w:t>prevalent and abundant oral microbiota in our NCT samples, we further explored the possible batch effect that is introduced by the LP that processed the samples. To this end, two LPs performed DNA extraction, library preparation and sequencing of four sterile water samples, which were equally distributed. The experiment was repeated twice in different environments. First</w:t>
+      </w:r>
+      <w:ins w:id="115" w:author="Linh Dang" w:date="2026-06-04T16:26:21Z">
+        <w:r>
+          <w:rPr>
+            <w:rFonts w:cs="Arial" w:ascii="Arial" w:hAnsi="Arial"/>
+          </w:rPr>
+          <w:t>,</w:t>
+        </w:r>
+      </w:ins>
+      <w:r>
+        <w:rPr>
+          <w:rFonts w:cs="Arial" w:ascii="Arial" w:hAnsi="Arial"/>
+        </w:rPr>
+        <w:t xml:space="preserve"> one LP processed samples in a low-germ environment and the other one under standard </w:t>
+      </w:r>
+      <w:r>
+        <w:rPr>
+          <w:rFonts w:cs="Arial" w:ascii="Arial" w:hAnsi="Arial"/>
+        </w:rPr>
+      </w:r>
+      <w:commentRangeEnd w:id="27"/>
+      <w:r>
+        <w:commentReference w:id="27"/>
       </w:r>
       <w:r>
         <w:rPr>
@@ -3180,8 +3263,8 @@
         </w:rPr>
         <w:t>condition. For the repeated sample LPs switched processing environment (</w:t>
       </w:r>
-      <w:commentRangeStart w:id="26"/>
-      <w:commentRangeStart w:id="27"/>
+      <w:commentRangeStart w:id="28"/>
+      <w:commentRangeStart w:id="29"/>
       <w:r>
         <w:rPr>
           <w:rFonts w:cs="Arial" w:ascii="Arial" w:hAnsi="Arial"/>
@@ -3193,18 +3276,18 @@
           <w:rFonts w:cs="Arial" w:ascii="Arial" w:hAnsi="Arial"/>
         </w:rPr>
       </w:r>
-      <w:commentRangeEnd w:id="27"/>
-      <w:r>
-        <w:commentReference w:id="27"/>
-      </w:r>
-      <w:r>
-        <w:rPr>
-          <w:rFonts w:cs="Arial" w:ascii="Arial" w:hAnsi="Arial"/>
-        </w:rPr>
-      </w:r>
-      <w:commentRangeEnd w:id="26"/>
-      <w:r>
-        <w:commentReference w:id="26"/>
+      <w:commentRangeEnd w:id="29"/>
+      <w:r>
+        <w:commentReference w:id="29"/>
+      </w:r>
+      <w:r>
+        <w:rPr>
+          <w:rFonts w:cs="Arial" w:ascii="Arial" w:hAnsi="Arial"/>
+        </w:rPr>
+      </w:r>
+      <w:commentRangeEnd w:id="28"/>
+      <w:r>
+        <w:commentReference w:id="28"/>
       </w:r>
       <w:r>
         <w:rPr>
@@ -3212,7 +3295,7 @@
         </w:rPr>
         <w:t>; see Materials and Methods for full protocol). Notably, in univariate analyses alpha diversity analysis revealed no significant difference with respect to environmental condition (Observed species: OR = , p = , Shannon: OR = , p = ), but  a clear distinction between LPs was observed (Observed species: OR = , p = , Shannon: OR = , p = ,Figure 2.2). In line with this results, beta diversity revealed significant clustering by LPs identity (</w:t>
       </w:r>
-      <w:commentRangeStart w:id="28"/>
+      <w:commentRangeStart w:id="30"/>
       <w:r>
         <w:rPr/>
       </w:r>
@@ -3251,9 +3334,9 @@
       <w:r>
         <w:rPr/>
       </w:r>
-      <w:commentRangeEnd w:id="28"/>
-      <w:r>
-        <w:commentReference w:id="28"/>
+      <w:commentRangeEnd w:id="30"/>
+      <w:r>
+        <w:commentReference w:id="30"/>
       </w:r>
       <w:r>
         <w:rPr>
@@ -3261,7 +3344,7 @@
         </w:rPr>
         <w:t xml:space="preserve">), with no significant effect of environmental conditions (p-value = 0.3926; Fig. </w:t>
       </w:r>
-      <w:commentRangeStart w:id="29"/>
+      <w:commentRangeStart w:id="31"/>
       <w:r>
         <w:rPr>
           <w:rFonts w:cs="Arial" w:ascii="Arial" w:hAnsi="Arial"/>
@@ -3273,9 +3356,9 @@
           <w:rFonts w:cs="Arial" w:ascii="Arial" w:hAnsi="Arial"/>
         </w:rPr>
       </w:r>
-      <w:commentRangeEnd w:id="29"/>
-      <w:r>
-        <w:commentReference w:id="29"/>
+      <w:commentRangeEnd w:id="31"/>
+      <w:r>
+        <w:commentReference w:id="31"/>
       </w:r>
       <w:r>
         <w:rPr>
@@ -3283,7 +3366,7 @@
         </w:rPr>
         <w:t xml:space="preserve">). Notably, after adjusting LP as random effect in a </w:t>
       </w:r>
-      <w:commentRangeStart w:id="30"/>
+      <w:commentRangeStart w:id="32"/>
       <w:r>
         <w:rPr>
           <w:rFonts w:cs="Arial" w:ascii="Arial" w:hAnsi="Arial"/>
@@ -3295,9 +3378,9 @@
           <w:rFonts w:cs="Arial" w:ascii="Arial" w:hAnsi="Arial"/>
         </w:rPr>
       </w:r>
-      <w:commentRangeEnd w:id="30"/>
-      <w:r>
-        <w:commentReference w:id="30"/>
+      <w:commentRangeEnd w:id="32"/>
+      <w:r>
+        <w:commentReference w:id="32"/>
       </w:r>
       <w:r>
         <w:rPr>
@@ -3321,7 +3404,7 @@
         </w:rPr>
         <w:t xml:space="preserve">Given the low read counts and high sparsity of </w:t>
       </w:r>
-      <w:commentRangeStart w:id="31"/>
+      <w:commentRangeStart w:id="33"/>
       <w:r>
         <w:rPr>
           <w:rFonts w:cs="Arial" w:ascii="Arial" w:hAnsi="Arial"/>
@@ -3333,9 +3416,9 @@
           <w:rFonts w:cs="Arial" w:ascii="Arial" w:hAnsi="Arial"/>
         </w:rPr>
       </w:r>
-      <w:commentRangeEnd w:id="31"/>
-      <w:r>
-        <w:commentReference w:id="31"/>
+      <w:commentRangeEnd w:id="33"/>
+      <w:r>
+        <w:commentReference w:id="33"/>
       </w:r>
       <w:r>
         <w:rPr>
@@ -3343,7 +3426,7 @@
         </w:rPr>
         <w:t xml:space="preserve"> data, DAA between conditions was performed using </w:t>
       </w:r>
-      <w:commentRangeStart w:id="32"/>
+      <w:commentRangeStart w:id="34"/>
       <w:r>
         <w:rPr>
           <w:rFonts w:cs="Arial" w:ascii="Arial" w:hAnsi="Arial"/>
@@ -3355,9 +3438,9 @@
           <w:rFonts w:cs="Arial" w:ascii="Arial" w:hAnsi="Arial"/>
         </w:rPr>
       </w:r>
-      <w:commentRangeEnd w:id="32"/>
-      <w:r>
-        <w:commentReference w:id="32"/>
+      <w:commentRangeEnd w:id="34"/>
+      <w:r>
+        <w:commentReference w:id="34"/>
       </w:r>
       <w:r>
         <w:rPr>
@@ -3365,7 +3448,7 @@
         </w:rPr>
         <w:t xml:space="preserve">(12) with relaxed significance thresholds (ANCOM-BC2: </w:t>
       </w:r>
-      <w:commentRangeStart w:id="33"/>
+      <w:commentRangeStart w:id="35"/>
       <w:r>
         <w:rPr/>
       </w:r>
@@ -3392,9 +3475,9 @@
       <w:r>
         <w:rPr/>
       </w:r>
-      <w:commentRangeEnd w:id="33"/>
-      <w:r>
-        <w:commentReference w:id="33"/>
+      <w:commentRangeEnd w:id="35"/>
+      <w:r>
+        <w:commentReference w:id="35"/>
       </w:r>
       <w:r>
         <w:rPr>
@@ -3427,7 +3510,7 @@
       </m:oMath>
       <w:r>
         <w:rPr/>
-        <w:commentReference w:id="34"/>
+        <w:commentReference w:id="36"/>
       </w:r>
       <w:r>
         <w:rPr>
@@ -3435,7 +3518,7 @@
         </w:rPr>
         <w:t>). These analyses identified a set of taxa consistently enriched under bench conditions, consistent with human skin and oral commensals introduced during opening bench handling (</w:t>
       </w:r>
-      <w:commentRangeStart w:id="35"/>
+      <w:commentRangeStart w:id="37"/>
       <w:r>
         <w:rPr>
           <w:rFonts w:cs="Arial" w:ascii="Arial" w:hAnsi="Arial"/>
@@ -3447,9 +3530,9 @@
           <w:rFonts w:cs="Arial" w:ascii="Arial" w:hAnsi="Arial"/>
         </w:rPr>
       </w:r>
-      <w:commentRangeEnd w:id="35"/>
-      <w:r>
-        <w:commentReference w:id="35"/>
+      <w:commentRangeEnd w:id="37"/>
+      <w:r>
+        <w:commentReference w:id="37"/>
       </w:r>
       <w:r>
         <w:rPr>
@@ -3555,7 +3638,7 @@
         </w:rPr>
         <w:t xml:space="preserve">As previous hallmark publication pointed out, the intratumoral microbiome might play a crucial role in progression of PDAC and the development of chemotherapy </w:t>
       </w:r>
-      <w:commentRangeStart w:id="36"/>
+      <w:commentRangeStart w:id="38"/>
       <w:r>
         <w:rPr>
           <w:rFonts w:cs="Arial" w:ascii="Arial" w:hAnsi="Arial"/>
@@ -3567,9 +3650,9 @@
           <w:rFonts w:cs="Arial" w:ascii="Arial" w:hAnsi="Arial"/>
         </w:rPr>
       </w:r>
-      <w:commentRangeEnd w:id="36"/>
-      <w:r>
-        <w:commentReference w:id="36"/>
+      <w:commentRangeEnd w:id="38"/>
+      <w:r>
+        <w:commentReference w:id="38"/>
       </w:r>
       <w:r>
         <w:rPr>
@@ -3577,7 +3660,7 @@
         </w:rPr>
         <w:t xml:space="preserve"> In light of the low-biomass environment, the assessment of intratumoral microbes is susceptible to the presence of ubiquitous contaminants. To this end, a thorough decontamination approach is necessary to disentangle contaminants from true signals. To identify the most robust method we performed benchmarking experiments applying four decontamination strategies, including restrictive filtering, Decontam R package (6), SCRuB (2), and Nj procedure (7) to the 16S profiles of eighteen fresh frozen (FF) PDAC samples, generating four decontaminated abundance tables alongside the non-decontaminated data (</w:t>
       </w:r>
-      <w:commentRangeStart w:id="37"/>
+      <w:commentRangeStart w:id="39"/>
       <w:r>
         <w:rPr>
           <w:rFonts w:cs="Arial" w:ascii="Arial" w:hAnsi="Arial"/>
@@ -3589,9 +3672,9 @@
           <w:rFonts w:cs="Arial" w:ascii="Arial" w:hAnsi="Arial"/>
         </w:rPr>
       </w:r>
-      <w:commentRangeEnd w:id="37"/>
-      <w:r>
-        <w:commentReference w:id="37"/>
+      <w:commentRangeEnd w:id="39"/>
+      <w:r>
+        <w:commentReference w:id="39"/>
       </w:r>
       <w:r>
         <w:rPr>
@@ -3643,11 +3726,11 @@
       </w:pPr>
       <w:r>
         <w:rPr/>
-        <w:commentReference w:id="38"/>
-      </w:r>
-      <w:r>
-        <w:rPr/>
-        <w:commentReference w:id="39"/>
+        <w:commentReference w:id="40"/>
+      </w:r>
+      <w:r>
+        <w:rPr/>
+        <w:commentReference w:id="41"/>
       </w:r>
       <w:r>
         <w:rPr>
@@ -3655,7 +3738,7 @@
         </w:rPr>
         <w:t xml:space="preserve">We leveraged the longitudinally derived contaminant profile from above mentioned experiments as a negative reference for evaluation and defined a composite score comprising two complementary components: yield and purity. First, yield is the proportion of putative significant taxa absent from the NCT survey over the number of observed species. On the other hand, purity is the proportion of NCT-absent taxa among all putative significant taxa over the total number of putative significant taxa. The composite score, which is the product of yield and purity, simultaneously rewards methods that exclude contaminant taxa while prevents excessive removal of true taxa (see Materials and Methods section for more details). Scores were computed per sample, and methods were compared using a linear mixed model (LMM) to account for sample level random effects. The residual normality assumption of LMM was validated through quantile–quantile plot (Supplement Figure 3.A). The Nj method achieved the highest composite score, significantly outperforming all alternatives (Figure 3A, </w:t>
       </w:r>
-      <w:commentRangeStart w:id="40"/>
+      <w:commentRangeStart w:id="42"/>
       <w:r>
         <w:rPr>
           <w:rFonts w:cs="Arial" w:ascii="Arial" w:hAnsi="Arial"/>
@@ -3667,9 +3750,9 @@
           <w:rFonts w:cs="Arial" w:ascii="Arial" w:hAnsi="Arial"/>
         </w:rPr>
       </w:r>
-      <w:commentRangeEnd w:id="40"/>
-      <w:r>
-        <w:commentReference w:id="40"/>
+      <w:commentRangeEnd w:id="42"/>
+      <w:r>
+        <w:commentReference w:id="42"/>
       </w:r>
       <w:r>
         <w:rPr>
@@ -3688,14 +3771,14 @@
         </w:rPr>
       </w:pPr>
       <w:bookmarkStart w:id="8" w:name="Xa7c9418a3093274042901cee60f54be18df6fee"/>
-      <w:commentRangeStart w:id="41"/>
+      <w:commentRangeStart w:id="43"/>
       <w:r>
         <w:rPr>
           <w:rFonts w:cs="Arial" w:ascii="Arial" w:hAnsi="Arial"/>
         </w:rPr>
         <w:t>These results were confirmed with datasets normalized with rarefaction (Supplemental figure …, supplemental table</w:t>
       </w:r>
-      <w:commentRangeStart w:id="42"/>
+      <w:commentRangeStart w:id="44"/>
       <w:r>
         <w:rPr>
           <w:rFonts w:cs="Arial" w:ascii="Arial" w:hAnsi="Arial"/>
@@ -3707,27 +3790,24 @@
           <w:rFonts w:cs="Arial" w:ascii="Arial" w:hAnsi="Arial"/>
         </w:rPr>
       </w:r>
-      <w:commentRangeEnd w:id="42"/>
-      <w:r>
-        <w:commentReference w:id="42"/>
-      </w:r>
-      <w:r>
-        <w:rPr>
-          <w:rFonts w:cs="Arial" w:ascii="Arial" w:hAnsi="Arial"/>
-        </w:rPr>
-        <w:t xml:space="preserve">). </w:t>
+      <w:commentRangeEnd w:id="44"/>
+      <w:r>
+        <w:commentReference w:id="44"/>
+      </w:r>
+      <w:r>
+        <w:rPr>
+          <w:rFonts w:cs="Arial" w:ascii="Arial" w:hAnsi="Arial"/>
+        </w:rPr>
+        <w:t>).</w:t>
       </w:r>
       <w:bookmarkEnd w:id="8"/>
-      <w:commentRangeStart w:id="43"/>
-      <w:r>
-        <w:rPr>
-          <w:rFonts w:cs="Arial" w:ascii="Arial" w:hAnsi="Arial"/>
-        </w:rPr>
-      </w:r>
-      <w:commentRangeEnd w:id="41"/>
-      <w:r>
-        <w:commentReference w:id="41"/>
-      </w:r>
+      <w:r>
+        <w:rPr>
+          <w:rFonts w:cs="Arial" w:ascii="Arial" w:hAnsi="Arial"/>
+        </w:rPr>
+        <w:t xml:space="preserve"> </w:t>
+      </w:r>
+      <w:commentRangeStart w:id="45"/>
       <w:r>
         <w:rPr>
           <w:rFonts w:cs="Arial" w:ascii="Arial" w:hAnsi="Arial"/>
@@ -3736,6 +3816,15 @@
       <w:commentRangeEnd w:id="43"/>
       <w:r>
         <w:commentReference w:id="43"/>
+      </w:r>
+      <w:r>
+        <w:rPr>
+          <w:rFonts w:cs="Arial" w:ascii="Arial" w:hAnsi="Arial"/>
+        </w:rPr>
+      </w:r>
+      <w:commentRangeEnd w:id="45"/>
+      <w:r>
+        <w:commentReference w:id="45"/>
       </w:r>
       <w:r>
         <w:rPr>
@@ -3775,7 +3864,7 @@
         </w:rPr>
         <w:t>Inter-replicate dissimilarity was quantified using Aitchison distance, with pairwise comparisons assessed by paired Wilcoxon signed-rank test. The Nj method obtained the smallest inter-replicate distances, indicating superior within sample consistency (figure 3B, supplemental table</w:t>
       </w:r>
-      <w:commentRangeStart w:id="44"/>
+      <w:commentRangeStart w:id="46"/>
       <w:r>
         <w:rPr>
           <w:rFonts w:cs="Arial" w:ascii="Arial" w:hAnsi="Arial"/>
@@ -3787,9 +3876,9 @@
           <w:rFonts w:cs="Arial" w:ascii="Arial" w:hAnsi="Arial"/>
         </w:rPr>
       </w:r>
-      <w:commentRangeEnd w:id="44"/>
-      <w:r>
-        <w:commentReference w:id="44"/>
+      <w:commentRangeEnd w:id="46"/>
+      <w:r>
+        <w:commentReference w:id="46"/>
       </w:r>
       <w:r>
         <w:rPr>
@@ -3813,7 +3902,7 @@
         </w:rPr>
         <w:t xml:space="preserve">We also validated the results with other distance metric such as Jaccard and various normalization methods </w:t>
       </w:r>
-      <w:commentRangeStart w:id="45"/>
+      <w:commentRangeStart w:id="47"/>
       <w:r>
         <w:rPr>
           <w:rFonts w:cs="Arial" w:ascii="Arial" w:hAnsi="Arial"/>
@@ -3825,9 +3914,9 @@
           <w:rFonts w:cs="Arial" w:ascii="Arial" w:hAnsi="Arial"/>
         </w:rPr>
       </w:r>
-      <w:commentRangeEnd w:id="45"/>
-      <w:r>
-        <w:commentReference w:id="45"/>
+      <w:commentRangeEnd w:id="47"/>
+      <w:r>
+        <w:commentReference w:id="47"/>
       </w:r>
       <w:r>
         <w:rPr>
@@ -3902,8 +3991,8 @@
         <w:tblLook w:val="0020" w:noHBand="0" w:noVBand="0" w:firstColumn="0" w:lastRow="0" w:lastColumn="0" w:firstRow="1"/>
       </w:tblPr>
       <w:tblGrid>
-        <w:gridCol w:w="1523"/>
-        <w:gridCol w:w="1663"/>
+        <w:gridCol w:w="1522"/>
+        <w:gridCol w:w="1664"/>
         <w:gridCol w:w="2015"/>
         <w:gridCol w:w="1688"/>
         <w:gridCol w:w="1170"/>
@@ -3916,7 +4005,7 @@
         </w:trPr>
         <w:tc>
           <w:tcPr>
-            <w:tcW w:w="1523" w:type="dxa"/>
+            <w:tcW w:w="1522" w:type="dxa"/>
             <w:tcBorders>
               <w:bottom w:val="single" w:sz="6" w:space="0" w:color="000000"/>
             </w:tcBorders>
@@ -3948,7 +4037,7 @@
         </w:tc>
         <w:tc>
           <w:tcPr>
-            <w:tcW w:w="1663" w:type="dxa"/>
+            <w:tcW w:w="1664" w:type="dxa"/>
             <w:tcBorders>
               <w:bottom w:val="single" w:sz="6" w:space="0" w:color="000000"/>
             </w:tcBorders>
@@ -4072,7 +4161,7 @@
               </w:rPr>
               <w:t>n</w:t>
             </w:r>
-            <w:commentRangeStart w:id="46"/>
+            <w:commentRangeStart w:id="48"/>
             <w:r>
               <w:rPr>
                 <w:rFonts w:eastAsia="Aptos" w:cs="Arial" w:ascii="Arial" w:hAnsi="Arial"/>
@@ -4083,9 +4172,9 @@
               </w:rPr>
               <w:t>_union</w:t>
             </w:r>
-            <w:commentRangeEnd w:id="46"/>
+            <w:commentRangeEnd w:id="48"/>
             <w:r>
-              <w:commentReference w:id="46"/>
+              <w:commentReference w:id="48"/>
             </w:r>
             <w:r>
               <w:rPr>
@@ -4135,7 +4224,7 @@
         <w:trPr/>
         <w:tc>
           <w:tcPr>
-            <w:tcW w:w="1523" w:type="dxa"/>
+            <w:tcW w:w="1522" w:type="dxa"/>
             <w:tcBorders/>
           </w:tcPr>
           <w:p>
@@ -4163,7 +4252,7 @@
         </w:tc>
         <w:tc>
           <w:tcPr>
-            <w:tcW w:w="1663" w:type="dxa"/>
+            <w:tcW w:w="1664" w:type="dxa"/>
             <w:tcBorders/>
           </w:tcPr>
           <w:p>
@@ -4306,7 +4395,7 @@
         <w:trPr/>
         <w:tc>
           <w:tcPr>
-            <w:tcW w:w="1523" w:type="dxa"/>
+            <w:tcW w:w="1522" w:type="dxa"/>
             <w:tcBorders/>
           </w:tcPr>
           <w:p>
@@ -4334,7 +4423,7 @@
         </w:tc>
         <w:tc>
           <w:tcPr>
-            <w:tcW w:w="1663" w:type="dxa"/>
+            <w:tcW w:w="1664" w:type="dxa"/>
             <w:tcBorders/>
           </w:tcPr>
           <w:p>
@@ -4477,7 +4566,7 @@
         <w:trPr/>
         <w:tc>
           <w:tcPr>
-            <w:tcW w:w="1523" w:type="dxa"/>
+            <w:tcW w:w="1522" w:type="dxa"/>
             <w:tcBorders/>
           </w:tcPr>
           <w:p>
@@ -4505,7 +4594,7 @@
         </w:tc>
         <w:tc>
           <w:tcPr>
-            <w:tcW w:w="1663" w:type="dxa"/>
+            <w:tcW w:w="1664" w:type="dxa"/>
             <w:tcBorders/>
           </w:tcPr>
           <w:p>
@@ -4648,7 +4737,7 @@
         <w:trPr/>
         <w:tc>
           <w:tcPr>
-            <w:tcW w:w="1523" w:type="dxa"/>
+            <w:tcW w:w="1522" w:type="dxa"/>
             <w:tcBorders/>
           </w:tcPr>
           <w:p>
@@ -4676,7 +4765,7 @@
         </w:tc>
         <w:tc>
           <w:tcPr>
-            <w:tcW w:w="1663" w:type="dxa"/>
+            <w:tcW w:w="1664" w:type="dxa"/>
             <w:tcBorders/>
           </w:tcPr>
           <w:p>
@@ -4819,7 +4908,7 @@
         <w:trPr/>
         <w:tc>
           <w:tcPr>
-            <w:tcW w:w="1523" w:type="dxa"/>
+            <w:tcW w:w="1522" w:type="dxa"/>
             <w:tcBorders/>
           </w:tcPr>
           <w:p>
@@ -4847,7 +4936,7 @@
         </w:tc>
         <w:tc>
           <w:tcPr>
-            <w:tcW w:w="1663" w:type="dxa"/>
+            <w:tcW w:w="1664" w:type="dxa"/>
             <w:tcBorders/>
           </w:tcPr>
           <w:p>
@@ -5275,7 +5364,7 @@
         </w:rPr>
         <w:t xml:space="preserve">Negative control samples were collected at several steps of a pipeline to counter against </w:t>
       </w:r>
-      <w:commentRangeStart w:id="47"/>
+      <w:commentRangeStart w:id="49"/>
       <w:r>
         <w:rPr>
           <w:rFonts w:cs="Arial" w:ascii="Arial" w:hAnsi="Arial"/>
@@ -5287,22 +5376,22 @@
           <w:rFonts w:cs="Arial" w:ascii="Arial" w:hAnsi="Arial"/>
         </w:rPr>
       </w:r>
-      <w:commentRangeEnd w:id="47"/>
-      <w:r>
-        <w:commentReference w:id="47"/>
-      </w:r>
-      <w:r>
-        <w:rPr>
-          <w:rFonts w:cs="Arial" w:ascii="Arial" w:hAnsi="Arial"/>
-        </w:rPr>
-        <w:t>genome of 13550 bacterial taxa, latest updated on December 202</w:t>
+      <w:commentRangeEnd w:id="49"/>
+      <w:r>
+        <w:commentReference w:id="49"/>
+      </w:r>
+      <w:r>
+        <w:rPr>
+          <w:rFonts w:cs="Arial" w:ascii="Arial" w:hAnsi="Arial"/>
+        </w:rPr>
+        <w:t>genome of 13550 bacterial taxa, latest updated on December 20</w:t>
       </w:r>
       <w:bookmarkEnd w:id="12"/>
       <w:r>
         <w:rPr>
           <w:rFonts w:cs="Arial" w:ascii="Arial" w:hAnsi="Arial"/>
         </w:rPr>
-        <w:t>4.</w:t>
+        <w:t>24.</w:t>
       </w:r>
     </w:p>
     <w:p>
@@ -5457,7 +5546,7 @@
         <w:rPr/>
         <w:t xml:space="preserve">) mouse model used in this study has been previously </w:t>
       </w:r>
-      <w:commentRangeStart w:id="48"/>
+      <w:commentRangeStart w:id="50"/>
       <w:r>
         <w:rPr/>
         <w:t>described</w:t>
@@ -5465,9 +5554,9 @@
       <w:r>
         <w:rPr/>
       </w:r>
-      <w:commentRangeEnd w:id="48"/>
-      <w:r>
-        <w:commentReference w:id="48"/>
+      <w:commentRangeEnd w:id="50"/>
+      <w:r>
+        <w:commentReference w:id="50"/>
       </w:r>
       <w:r>
         <w:rPr/>
@@ -5517,7 +5606,7 @@
         <w:jc w:val="both"/>
         <w:rPr/>
       </w:pPr>
-      <w:commentRangeStart w:id="49"/>
+      <w:commentRangeStart w:id="51"/>
       <w:r>
         <w:rPr/>
         <w:t>DNA-Extraction</w:t>
@@ -5540,9 +5629,9 @@
         <w:t>16S rRNA Sequencing</w:t>
       </w:r>
       <w:bookmarkEnd w:id="13"/>
-      <w:commentRangeEnd w:id="49"/>
-      <w:r>
-        <w:commentReference w:id="49"/>
+      <w:commentRangeEnd w:id="51"/>
+      <w:r>
+        <w:commentReference w:id="51"/>
       </w:r>
       <w:r>
         <w:rPr>
@@ -5582,7 +5671,7 @@
         </w:rPr>
         <w:t xml:space="preserve">We applied </w:t>
       </w:r>
-      <w:commentRangeStart w:id="50"/>
+      <w:commentRangeStart w:id="52"/>
       <w:r>
         <w:rPr>
           <w:rFonts w:cs="Arial" w:ascii="Arial" w:hAnsi="Arial"/>
@@ -5594,22 +5683,22 @@
           <w:rFonts w:cs="Arial" w:ascii="Arial" w:hAnsi="Arial"/>
         </w:rPr>
       </w:r>
-      <w:commentRangeEnd w:id="50"/>
-      <w:r>
-        <w:commentReference w:id="50"/>
-      </w:r>
-      <w:r>
-        <w:rPr>
-          <w:rFonts w:cs="Arial" w:ascii="Arial" w:hAnsi="Arial"/>
-        </w:rPr>
-        <w:t xml:space="preserve"> and Wrench method in R package (8) for normalizatio</w:t>
+      <w:commentRangeEnd w:id="52"/>
+      <w:r>
+        <w:commentReference w:id="52"/>
+      </w:r>
+      <w:r>
+        <w:rPr>
+          <w:rFonts w:cs="Arial" w:ascii="Arial" w:hAnsi="Arial"/>
+        </w:rPr>
+        <w:t xml:space="preserve"> and Wrench method in R package (8) for normalizati</w:t>
       </w:r>
       <w:bookmarkEnd w:id="14"/>
       <w:r>
         <w:rPr>
           <w:rFonts w:cs="Arial" w:ascii="Arial" w:hAnsi="Arial"/>
         </w:rPr>
-        <w:t>n.</w:t>
+        <w:t>on.</w:t>
       </w:r>
     </w:p>
     <w:p>
@@ -5744,7 +5833,7 @@
         </w:rPr>
         <w:t xml:space="preserve">Four decontamination approaches were evaluated: (1) Restrictive filtering: taxa detected in any </w:t>
       </w:r>
-      <w:commentRangeStart w:id="51"/>
+      <w:commentRangeStart w:id="53"/>
       <w:r>
         <w:rPr>
           <w:rFonts w:cs="Arial" w:ascii="Arial" w:hAnsi="Arial"/>
@@ -5757,9 +5846,9 @@
           <w:rFonts w:cs="Arial" w:ascii="Arial" w:hAnsi="Arial"/>
         </w:rPr>
       </w:r>
-      <w:commentRangeEnd w:id="51"/>
-      <w:r>
-        <w:commentReference w:id="51"/>
+      <w:commentRangeEnd w:id="53"/>
+      <w:r>
+        <w:commentReference w:id="53"/>
       </w:r>
       <w:r>
         <w:rPr>
@@ -5793,8 +5882,8 @@
           <w:rFonts w:ascii="Arial" w:hAnsi="Arial" w:cs="Arial"/>
         </w:rPr>
       </w:pPr>
-      <w:bookmarkStart w:id="18" w:name="composite-score"/>
-      <w:bookmarkStart w:id="19" w:name="materials-and-methods"/>
+      <w:bookmarkStart w:id="18" w:name="materials-and-methods"/>
+      <w:bookmarkStart w:id="19" w:name="composite-score"/>
       <w:r>
         <w:rPr>
           <w:rFonts w:cs="Arial" w:ascii="Arial" w:hAnsi="Arial"/>
@@ -6060,7 +6149,7 @@
         </w:rPr>
         <w:t xml:space="preserve">We like to thank Jutta Blumberg and Ulrike Wegner, both excellent and reliable technician assistants who supported us immensely in terms of organising the DNA extraction, sequencing, preparation for </w:t>
       </w:r>
-      <w:commentRangeStart w:id="52"/>
+      <w:commentRangeStart w:id="54"/>
       <w:r>
         <w:rPr>
           <w:rFonts w:cs="Arial" w:ascii="Arial" w:hAnsi="Arial"/>
@@ -6076,9 +6165,9 @@
           <w:lang w:val="en-GB"/>
         </w:rPr>
       </w:r>
-      <w:commentRangeEnd w:id="52"/>
-      <w:r>
-        <w:commentReference w:id="52"/>
+      <w:commentRangeEnd w:id="54"/>
+      <w:r>
+        <w:commentReference w:id="54"/>
       </w:r>
       <w:r>
         <w:rPr>
@@ -6621,7 +6710,7 @@
   <w:comment w:id="0" w:author="Christoph Ammer-Herrmenau" w:date="2026-04-13T22:16:00Z" w:initials="CA">
     <w:p>
       <w:pPr>
-        <w:overflowPunct w:val="true"/>
+        <w:overflowPunct w:val="false"/>
         <w:spacing w:before="0" w:after="0"/>
         <w:rPr/>
       </w:pPr>
@@ -6639,7 +6728,7 @@
   <w:comment w:id="1" w:author="Christoph Ammer-Herrmenau" w:date="2026-04-13T22:16:00Z" w:initials="CA">
     <w:p>
       <w:pPr>
-        <w:overflowPunct w:val="true"/>
+        <w:overflowPunct w:val="false"/>
         <w:spacing w:before="0" w:after="0"/>
         <w:rPr/>
       </w:pPr>
@@ -6655,7 +6744,7 @@
   <w:comment w:id="2" w:author="Christoph Ammer-Herrmenau" w:date="2026-04-13T22:19:00Z" w:initials="CA">
     <w:p>
       <w:pPr>
-        <w:overflowPunct w:val="true"/>
+        <w:overflowPunct w:val="false"/>
         <w:spacing w:before="0" w:after="0"/>
         <w:rPr/>
       </w:pPr>
@@ -6671,7 +6760,7 @@
   <w:comment w:id="3" w:author="Christoph Ammer-Herrmenau" w:date="2026-04-22T21:34:00Z" w:initials="CA">
     <w:p>
       <w:pPr>
-        <w:overflowPunct w:val="true"/>
+        <w:overflowPunct w:val="false"/>
         <w:spacing w:before="0" w:after="0"/>
         <w:rPr/>
       </w:pPr>
@@ -6687,7 +6776,7 @@
   <w:comment w:id="4" w:author="Christoph Ammer-Herrmenau" w:date="2026-04-22T21:53:00Z" w:initials="CA">
     <w:p>
       <w:pPr>
-        <w:overflowPunct w:val="true"/>
+        <w:overflowPunct w:val="false"/>
         <w:spacing w:before="0" w:after="0"/>
         <w:rPr/>
       </w:pPr>
@@ -6703,7 +6792,7 @@
   <w:comment w:id="5" w:author="Christoph Ammer-Herrmenau" w:date="2026-04-22T21:34:00Z" w:initials="CA">
     <w:p>
       <w:pPr>
-        <w:overflowPunct w:val="true"/>
+        <w:overflowPunct w:val="false"/>
         <w:spacing w:before="0" w:after="0"/>
         <w:rPr/>
       </w:pPr>
@@ -6719,7 +6808,7 @@
   <w:comment w:id="7" w:author="Christoph Ammer-Herrmenau" w:date="2026-04-22T21:54:00Z" w:initials="CA">
     <w:p>
       <w:pPr>
-        <w:overflowPunct w:val="true"/>
+        <w:overflowPunct w:val="false"/>
         <w:spacing w:before="0" w:after="0"/>
         <w:rPr/>
       </w:pPr>
@@ -6735,7 +6824,7 @@
   <w:comment w:id="6" w:author="Christoph Ammer-Herrmenau" w:date="2026-04-22T21:55:00Z" w:initials="CA">
     <w:p>
       <w:pPr>
-        <w:overflowPunct w:val="true"/>
+        <w:overflowPunct w:val="false"/>
         <w:spacing w:before="0" w:after="0"/>
         <w:rPr/>
       </w:pPr>
@@ -6751,7 +6840,7 @@
   <w:comment w:id="8" w:author="Christoph Ammer-Herrmenau" w:date="2026-04-22T21:37:00Z" w:initials="CA">
     <w:p>
       <w:pPr>
-        <w:overflowPunct w:val="true"/>
+        <w:overflowPunct w:val="false"/>
         <w:spacing w:before="0" w:after="0"/>
         <w:rPr/>
       </w:pPr>
@@ -6767,7 +6856,7 @@
   <w:comment w:id="9" w:author="Christoph Ammer-Herrmenau" w:date="2026-04-22T21:40:00Z" w:initials="CA">
     <w:p>
       <w:pPr>
-        <w:overflowPunct w:val="true"/>
+        <w:overflowPunct w:val="false"/>
         <w:spacing w:before="0" w:after="0"/>
         <w:rPr/>
       </w:pPr>
@@ -6783,7 +6872,7 @@
   <w:comment w:id="10" w:author="Christoph Ammer-Herrmenau" w:date="2026-04-23T21:35:00Z" w:initials="CA">
     <w:p>
       <w:pPr>
-        <w:overflowPunct w:val="true"/>
+        <w:overflowPunct w:val="false"/>
         <w:spacing w:before="0" w:after="0"/>
         <w:rPr/>
       </w:pPr>
@@ -6799,7 +6888,7 @@
   <w:comment w:id="11" w:author="Christoph Ammer-Herrmenau" w:date="2026-04-22T21:56:00Z" w:initials="CA">
     <w:p>
       <w:pPr>
-        <w:overflowPunct w:val="true"/>
+        <w:overflowPunct w:val="false"/>
         <w:spacing w:before="0" w:after="0"/>
         <w:rPr/>
       </w:pPr>
@@ -6815,7 +6904,7 @@
   <w:comment w:id="12" w:author="Christoph Ammer-Herrmenau" w:date="2026-04-22T21:57:00Z" w:initials="CA">
     <w:p>
       <w:pPr>
-        <w:overflowPunct w:val="true"/>
+        <w:overflowPunct w:val="false"/>
         <w:spacing w:before="0" w:after="0"/>
         <w:rPr/>
       </w:pPr>
@@ -6831,7 +6920,7 @@
   <w:comment w:id="13" w:author="Christoph Ammer-Herrmenau" w:date="2026-04-22T21:58:00Z" w:initials="CA">
     <w:p>
       <w:pPr>
-        <w:overflowPunct w:val="true"/>
+        <w:overflowPunct w:val="false"/>
         <w:spacing w:before="0" w:after="0"/>
         <w:rPr/>
       </w:pPr>
@@ -6847,7 +6936,7 @@
   <w:comment w:id="14" w:author="Christoph Ammer-Herrmenau" w:date="2026-04-22T21:59:00Z" w:initials="CA">
     <w:p>
       <w:pPr>
-        <w:overflowPunct w:val="true"/>
+        <w:overflowPunct w:val="false"/>
         <w:spacing w:before="0" w:after="0"/>
         <w:rPr/>
       </w:pPr>
@@ -6861,7 +6950,7 @@
     </w:p>
     <w:p>
       <w:pPr>
-        <w:overflowPunct w:val="true"/>
+        <w:overflowPunct w:val="false"/>
         <w:spacing w:before="0" w:after="0"/>
         <w:rPr/>
       </w:pPr>
@@ -6877,7 +6966,7 @@
   <w:comment w:id="15" w:author="Unknown Author" w:date="2026-05-29T10:07:22Z" w:initials="">
     <w:p>
       <w:pPr>
-        <w:overflowPunct w:val="true"/>
+        <w:overflowPunct w:val="false"/>
         <w:spacing w:before="0" w:after="0"/>
         <w:rPr/>
       </w:pPr>
@@ -6893,7 +6982,7 @@
   <w:comment w:id="16" w:author="Christoph Ammer-Herrmenau" w:date="2026-04-23T21:33:00Z" w:initials="CA">
     <w:p>
       <w:pPr>
-        <w:overflowPunct w:val="true"/>
+        <w:overflowPunct w:val="false"/>
         <w:spacing w:before="0" w:after="0"/>
         <w:rPr/>
       </w:pPr>
@@ -6909,7 +6998,7 @@
   <w:comment w:id="17" w:author="Christoph Ammer-Herrmenau" w:date="2026-04-23T21:43:00Z" w:initials="CA">
     <w:p>
       <w:pPr>
-        <w:overflowPunct w:val="true"/>
+        <w:overflowPunct w:val="false"/>
         <w:spacing w:before="0" w:after="0"/>
         <w:rPr/>
       </w:pPr>
@@ -6941,7 +7030,7 @@
   <w:comment w:id="18" w:author="Christoph Ammer-Herrmenau" w:date="2026-04-23T21:40:00Z" w:initials="CA">
     <w:p>
       <w:pPr>
-        <w:overflowPunct w:val="true"/>
+        <w:overflowPunct w:val="false"/>
         <w:spacing w:before="0" w:after="0"/>
         <w:rPr/>
       </w:pPr>
@@ -6957,7 +7046,7 @@
   <w:comment w:id="19" w:author="Linh Dang" w:date="2026-06-03T15:48:43Z" w:initials="LD">
     <w:p>
       <w:pPr>
-        <w:overflowPunct w:val="false"/>
+        <w:overflowPunct w:val="true"/>
         <w:spacing w:before="0" w:after="0"/>
         <w:rPr/>
       </w:pPr>
@@ -6973,28 +7062,28 @@
     </w:p>
     <w:p>
       <w:pPr>
+        <w:overflowPunct w:val="true"/>
+        <w:spacing w:before="0" w:after="0"/>
+        <w:rPr/>
+      </w:pPr>
+      <w:r>
+        <w:rPr>
+          <w:rFonts w:ascii="Liberation Serif" w:hAnsi="Liberation Serif" w:eastAsia="DejaVu Sans" w:cs="Noto Sans Arabic"/>
+          <w:lang w:val="en-US" w:eastAsia="en-US" w:bidi="en-US"/>
+        </w:rPr>
+        <w:t>Agreed :)</w:t>
+      </w:r>
+    </w:p>
+  </w:comment>
+  <w:comment w:id="20" w:author="Christoph Ammer-Herrmenau" w:date="2026-04-23T21:40:00Z" w:initials="CA">
+    <w:p>
+      <w:pPr>
         <w:overflowPunct w:val="false"/>
         <w:spacing w:before="0" w:after="0"/>
         <w:rPr/>
       </w:pPr>
       <w:r>
         <w:rPr>
-          <w:rFonts w:ascii="Liberation Serif" w:hAnsi="Liberation Serif" w:eastAsia="DejaVu Sans" w:cs="Noto Sans Arabic"/>
-          <w:lang w:val="en-US" w:eastAsia="en-US" w:bidi="en-US"/>
-        </w:rPr>
-        <w:t>Agreed :)</w:t>
-      </w:r>
-    </w:p>
-  </w:comment>
-  <w:comment w:id="20" w:author="Christoph Ammer-Herrmenau" w:date="2026-04-23T21:40:00Z" w:initials="CA">
-    <w:p>
-      <w:pPr>
-        <w:overflowPunct w:val="true"/>
-        <w:spacing w:before="0" w:after="0"/>
-        <w:rPr/>
-      </w:pPr>
-      <w:r>
-        <w:rPr>
           <w:rFonts w:ascii="Liberation Serif" w:hAnsi="Liberation Serif" w:eastAsia="DejaVu Sans" w:cs="Noto Sans Arabic UI"/>
           <w:lang w:val="en-US" w:eastAsia="en-US" w:bidi="en-US"/>
         </w:rPr>
@@ -7005,7 +7094,7 @@
   <w:comment w:id="21" w:author="Christoph Ammer-Herrmenau" w:date="2026-04-23T21:45:00Z" w:initials="CA">
     <w:p>
       <w:pPr>
-        <w:overflowPunct w:val="true"/>
+        <w:overflowPunct w:val="false"/>
         <w:spacing w:before="0" w:after="0"/>
         <w:rPr/>
       </w:pPr>
@@ -7021,7 +7110,7 @@
   <w:comment w:id="22" w:author="Linh Dang" w:date="2026-06-03T15:49:17Z" w:initials="LD">
     <w:p>
       <w:pPr>
-        <w:overflowPunct w:val="false"/>
+        <w:overflowPunct w:val="true"/>
         <w:spacing w:before="0" w:after="0"/>
         <w:rPr/>
       </w:pPr>
@@ -7037,28 +7126,28 @@
     </w:p>
     <w:p>
       <w:pPr>
+        <w:overflowPunct w:val="true"/>
+        <w:spacing w:before="0" w:after="0"/>
+        <w:rPr/>
+      </w:pPr>
+      <w:r>
+        <w:rPr>
+          <w:rFonts w:ascii="Liberation Serif" w:hAnsi="Liberation Serif" w:eastAsia="DejaVu Sans" w:cs="Noto Sans Arabic"/>
+          <w:lang w:val="en-US" w:eastAsia="en-US" w:bidi="en-US"/>
+        </w:rPr>
+        <w:t>Agreed!!</w:t>
+      </w:r>
+    </w:p>
+  </w:comment>
+  <w:comment w:id="23" w:author="Christoph Ammer-Herrmenau" w:date="2026-04-23T21:50:00Z" w:initials="CA">
+    <w:p>
+      <w:pPr>
         <w:overflowPunct w:val="false"/>
         <w:spacing w:before="0" w:after="0"/>
         <w:rPr/>
       </w:pPr>
       <w:r>
         <w:rPr>
-          <w:rFonts w:ascii="Liberation Serif" w:hAnsi="Liberation Serif" w:eastAsia="DejaVu Sans" w:cs="Noto Sans Arabic"/>
-          <w:lang w:val="en-US" w:eastAsia="en-US" w:bidi="en-US"/>
-        </w:rPr>
-        <w:t>Agreed!!</w:t>
-      </w:r>
-    </w:p>
-  </w:comment>
-  <w:comment w:id="23" w:author="Christoph Ammer-Herrmenau" w:date="2026-04-23T21:50:00Z" w:initials="CA">
-    <w:p>
-      <w:pPr>
-        <w:overflowPunct w:val="true"/>
-        <w:spacing w:before="0" w:after="0"/>
-        <w:rPr/>
-      </w:pPr>
-      <w:r>
-        <w:rPr>
           <w:rFonts w:ascii="Liberation Serif" w:hAnsi="Liberation Serif" w:eastAsia="DejaVu Sans" w:cs="Noto Sans Arabic UI"/>
           <w:lang w:val="en-US" w:eastAsia="en-US" w:bidi="en-US"/>
         </w:rPr>
@@ -7066,10 +7155,10 @@
       </w:r>
     </w:p>
   </w:comment>
-  <w:comment w:id="24" w:author="Christoph Ammer-Herrmenau" w:date="2026-04-23T21:54:00Z" w:initials="CA">
-    <w:p>
-      <w:pPr>
-        <w:overflowPunct w:val="true"/>
+  <w:comment w:id="24" w:author="Linh Dang" w:date="2026-06-04T12:52:45Z" w:initials="LD">
+    <w:p>
+      <w:pPr>
+        <w:overflowPunct w:val="false"/>
         <w:spacing w:before="0" w:after="0"/>
         <w:rPr/>
       </w:pPr>
@@ -7078,14 +7167,14 @@
           <w:rFonts w:ascii="Liberation Serif" w:hAnsi="Liberation Serif" w:eastAsia="DejaVu Sans" w:cs="Noto Sans Arabic UI"/>
           <w:lang w:val="en-US" w:eastAsia="en-US" w:bidi="en-US"/>
         </w:rPr>
-        <w:t>Also here I would ratheruse the species level. If there are too many species  we can use a suppl table. Why have you not used MaAsLin2 and stratified for LP, origin paraffin, buffer etc? If there are multiple species dominant in LP we can take it as a smooth bridge to the second chapter.</w:t>
+        <w:t>Question: the default option in MaAslin2 not for pairwise comparison, but rather compare one to a reference. In this case, we have: paraffin vs. PCR and Buffer vs. PCR. Is it also interesting to do: Paraffin vs. the rest, Buffer vs. the rest, and PCR vs. the rest.</w:t>
       </w:r>
     </w:p>
   </w:comment>
-  <w:comment w:id="25" w:author="Christoph Ammer-Herrmenau" w:date="2026-04-24T21:14:00Z" w:initials="CA">
-    <w:p>
-      <w:pPr>
-        <w:overflowPunct w:val="true"/>
+  <w:comment w:id="25" w:author="Christoph Ammer-Herrmenau" w:date="2026-04-23T21:54:00Z" w:initials="CA">
+    <w:p>
+      <w:pPr>
+        <w:overflowPunct w:val="false"/>
         <w:spacing w:before="0" w:after="0"/>
         <w:rPr/>
       </w:pPr>
@@ -7094,14 +7183,30 @@
           <w:rFonts w:ascii="Liberation Serif" w:hAnsi="Liberation Serif" w:eastAsia="DejaVu Sans" w:cs="Noto Sans Arabic UI"/>
           <w:lang w:val="en-US" w:eastAsia="en-US" w:bidi="en-US"/>
         </w:rPr>
-        <w:t xml:space="preserve">I expanded the description here, as most reviewer do not read thoroughly the methods and go directely to the results. </w:t>
+        <w:t>Also here I would ratheruse the species level. If there are too many species  we can use a suppl table. Why have you not used MaAsLin2 and stratified for LP, origin paraffin, buffer etc? If there are multiple species dominant in LP we can take it as a smooth bridge to the second chapter.</w:t>
       </w:r>
     </w:p>
   </w:comment>
-  <w:comment w:id="27" w:author="Christoph Ammer-Herrmenau" w:date="2026-04-24T22:59:00Z" w:initials="CA">
-    <w:p>
-      <w:pPr>
-        <w:overflowPunct w:val="true"/>
+  <w:comment w:id="26" w:author="Linh Dang" w:date="2026-06-04T12:50:17Z" w:initials="LD">
+    <w:p>
+      <w:pPr>
+        <w:overflowPunct w:val="false"/>
+        <w:spacing w:before="0" w:after="0"/>
+        <w:rPr/>
+      </w:pPr>
+      <w:r>
+        <w:rPr>
+          <w:rFonts w:ascii="Liberation Serif" w:hAnsi="Liberation Serif" w:eastAsia="DejaVu Sans" w:cs="Noto Sans Arabic UI"/>
+          <w:i/>
+          <w:sz w:val="16"/>
+          <w:lang w:val="en-US" w:eastAsia="en-US" w:bidi="en-US"/>
+        </w:rPr>
+        <w:t>Reply to Christoph Ammer-Herrmenau (04/23/2026, 21:54): "..."</w:t>
+      </w:r>
+    </w:p>
+    <w:p>
+      <w:pPr>
+        <w:overflowPunct w:val="false"/>
         <w:spacing w:before="0" w:after="0"/>
         <w:rPr/>
       </w:pPr>
@@ -7110,14 +7215,14 @@
           <w:rFonts w:ascii="Liberation Serif" w:hAnsi="Liberation Serif" w:eastAsia="DejaVu Sans" w:cs="Noto Sans Arabic UI"/>
           <w:lang w:val="en-US" w:eastAsia="en-US" w:bidi="en-US"/>
         </w:rPr>
-        <w:t>Please relabel technician to LP, and bench hood to low-germ and standard an the figures.</w:t>
+        <w:t>Actually I tried all 3 methods (Ancombc2, MaAslin2, ALDex2). Will we set the Maaslin2 as main method and the other two in Supp.(if requested by reviewers)?</w:t>
       </w:r>
     </w:p>
   </w:comment>
-  <w:comment w:id="26" w:author="Christoph Ammer-Herrmenau" w:date="2026-04-24T23:00:00Z" w:initials="CA">
-    <w:p>
-      <w:pPr>
-        <w:overflowPunct w:val="true"/>
+  <w:comment w:id="27" w:author="Christoph Ammer-Herrmenau" w:date="2026-04-24T21:14:00Z" w:initials="CA">
+    <w:p>
+      <w:pPr>
+        <w:overflowPunct w:val="false"/>
         <w:spacing w:before="0" w:after="0"/>
         <w:rPr/>
       </w:pPr>
@@ -7126,14 +7231,14 @@
           <w:rFonts w:ascii="Liberation Serif" w:hAnsi="Liberation Serif" w:eastAsia="DejaVu Sans" w:cs="Noto Sans Arabic UI"/>
           <w:lang w:val="en-US" w:eastAsia="en-US" w:bidi="en-US"/>
         </w:rPr>
-        <w:t>As mentioned above. Please write out all p-values, even if they are not significant.</w:t>
+        <w:t xml:space="preserve">I expanded the description here, as most reviewer do not read thoroughly the methods and go directely to the results. </w:t>
       </w:r>
     </w:p>
   </w:comment>
-  <w:comment w:id="28" w:author="Christoph Ammer-Herrmenau" w:date="2026-04-24T21:06:00Z" w:initials="CA">
-    <w:p>
-      <w:pPr>
-        <w:overflowPunct w:val="true"/>
+  <w:comment w:id="29" w:author="Christoph Ammer-Herrmenau" w:date="2026-04-24T22:59:00Z" w:initials="CA">
+    <w:p>
+      <w:pPr>
+        <w:overflowPunct w:val="false"/>
         <w:spacing w:before="0" w:after="0"/>
         <w:rPr/>
       </w:pPr>
@@ -7142,14 +7247,14 @@
           <w:rFonts w:ascii="Liberation Serif" w:hAnsi="Liberation Serif" w:eastAsia="DejaVu Sans" w:cs="Noto Sans Arabic UI"/>
           <w:lang w:val="en-US" w:eastAsia="en-US" w:bidi="en-US"/>
         </w:rPr>
-        <w:t>Please full p-value with 3 numbers after. And **.</w:t>
+        <w:t>Please relabel technician to LP, and bench hood to low-germ and standard an the figures.</w:t>
       </w:r>
     </w:p>
   </w:comment>
-  <w:comment w:id="29" w:author="Christoph Ammer-Herrmenau" w:date="2026-04-24T23:01:00Z" w:initials="CA">
-    <w:p>
-      <w:pPr>
-        <w:overflowPunct w:val="true"/>
+  <w:comment w:id="28" w:author="Christoph Ammer-Herrmenau" w:date="2026-04-24T23:00:00Z" w:initials="CA">
+    <w:p>
+      <w:pPr>
+        <w:overflowPunct w:val="false"/>
         <w:spacing w:before="0" w:after="0"/>
         <w:rPr/>
       </w:pPr>
@@ -7158,14 +7263,14 @@
           <w:rFonts w:ascii="Liberation Serif" w:hAnsi="Liberation Serif" w:eastAsia="DejaVu Sans" w:cs="Noto Sans Arabic UI"/>
           <w:lang w:val="en-US" w:eastAsia="en-US" w:bidi="en-US"/>
         </w:rPr>
-        <w:t>I would display only one figure with the elipse around TA. Condition with shape is enough.</w:t>
+        <w:t>As mentioned above. Please write out all p-values, even if they are not significant.</w:t>
       </w:r>
     </w:p>
   </w:comment>
-  <w:comment w:id="30" w:author="Christoph Ammer-Herrmenau" w:date="2026-04-24T21:09:00Z" w:initials="CA">
-    <w:p>
-      <w:pPr>
-        <w:overflowPunct w:val="true"/>
+  <w:comment w:id="30" w:author="Christoph Ammer-Herrmenau" w:date="2026-04-24T21:06:00Z" w:initials="CA">
+    <w:p>
+      <w:pPr>
+        <w:overflowPunct w:val="false"/>
         <w:spacing w:before="0" w:after="0"/>
         <w:rPr/>
       </w:pPr>
@@ -7174,14 +7279,14 @@
           <w:rFonts w:ascii="Liberation Serif" w:hAnsi="Liberation Serif" w:eastAsia="DejaVu Sans" w:cs="Noto Sans Arabic UI"/>
           <w:lang w:val="en-US" w:eastAsia="en-US" w:bidi="en-US"/>
         </w:rPr>
-        <w:t>Correct?</w:t>
+        <w:t>Please full p-value with 3 numbers after. And **.</w:t>
       </w:r>
     </w:p>
   </w:comment>
-  <w:comment w:id="31" w:author="Christoph Ammer-Herrmenau" w:date="2026-04-24T21:07:00Z" w:initials="CA">
-    <w:p>
-      <w:pPr>
-        <w:overflowPunct w:val="true"/>
+  <w:comment w:id="31" w:author="Christoph Ammer-Herrmenau" w:date="2026-04-24T23:01:00Z" w:initials="CA">
+    <w:p>
+      <w:pPr>
+        <w:overflowPunct w:val="false"/>
         <w:spacing w:before="0" w:after="0"/>
         <w:rPr/>
       </w:pPr>
@@ -7190,14 +7295,14 @@
           <w:rFonts w:ascii="Liberation Serif" w:hAnsi="Liberation Serif" w:eastAsia="DejaVu Sans" w:cs="Noto Sans Arabic UI"/>
           <w:lang w:val="en-US" w:eastAsia="en-US" w:bidi="en-US"/>
         </w:rPr>
-        <w:t>You need an abbreviation content list.</w:t>
+        <w:t>I would display only one figure with the elipse around TA. Condition with shape is enough.</w:t>
       </w:r>
     </w:p>
   </w:comment>
-  <w:comment w:id="32" w:author="Christoph Ammer-Herrmenau" w:date="2026-04-24T21:13:00Z" w:initials="CA">
-    <w:p>
-      <w:pPr>
-        <w:overflowPunct w:val="true"/>
+  <w:comment w:id="32" w:author="Christoph Ammer-Herrmenau" w:date="2026-04-24T21:09:00Z" w:initials="CA">
+    <w:p>
+      <w:pPr>
+        <w:overflowPunct w:val="false"/>
         <w:spacing w:before="0" w:after="0"/>
         <w:rPr/>
       </w:pPr>
@@ -7206,14 +7311,14 @@
           <w:rFonts w:ascii="Liberation Serif" w:hAnsi="Liberation Serif" w:eastAsia="DejaVu Sans" w:cs="Noto Sans Arabic UI"/>
           <w:lang w:val="en-US" w:eastAsia="en-US" w:bidi="en-US"/>
         </w:rPr>
-        <w:t xml:space="preserve">Also here I would suggest MaAsLin2 with LP and condition as fixed models. </w:t>
+        <w:t>Correct?</w:t>
       </w:r>
     </w:p>
   </w:comment>
-  <w:comment w:id="33" w:author="Christoph Ammer-Herrmenau" w:date="2026-04-24T21:11:00Z" w:initials="CA">
-    <w:p>
-      <w:pPr>
-        <w:overflowPunct w:val="true"/>
+  <w:comment w:id="33" w:author="Christoph Ammer-Herrmenau" w:date="2026-04-24T21:07:00Z" w:initials="CA">
+    <w:p>
+      <w:pPr>
+        <w:overflowPunct w:val="false"/>
         <w:spacing w:before="0" w:after="0"/>
         <w:rPr/>
       </w:pPr>
@@ -7222,14 +7327,14 @@
           <w:rFonts w:ascii="Liberation Serif" w:hAnsi="Liberation Serif" w:eastAsia="DejaVu Sans" w:cs="Noto Sans Arabic UI"/>
           <w:lang w:val="en-US" w:eastAsia="en-US" w:bidi="en-US"/>
         </w:rPr>
-        <w:t>Why was it relaxed?</w:t>
+        <w:t>You need an abbreviation content list.</w:t>
       </w:r>
     </w:p>
   </w:comment>
-  <w:comment w:id="34" w:author="Christoph Ammer-Herrmenau" w:date="2026-04-24T21:14:00Z" w:initials="CA">
-    <w:p>
-      <w:pPr>
-        <w:overflowPunct w:val="true"/>
+  <w:comment w:id="34" w:author="Christoph Ammer-Herrmenau" w:date="2026-04-24T21:13:00Z" w:initials="CA">
+    <w:p>
+      <w:pPr>
+        <w:overflowPunct w:val="false"/>
         <w:spacing w:before="0" w:after="0"/>
         <w:rPr/>
       </w:pPr>
@@ -7238,14 +7343,14 @@
           <w:rFonts w:ascii="Liberation Serif" w:hAnsi="Liberation Serif" w:eastAsia="DejaVu Sans" w:cs="Noto Sans Arabic UI"/>
           <w:lang w:val="en-US" w:eastAsia="en-US" w:bidi="en-US"/>
         </w:rPr>
-        <w:t>Please all p-values in the same manner.</w:t>
+        <w:t xml:space="preserve">Also here I would suggest MaAsLin2 with LP and condition as fixed models. </w:t>
       </w:r>
     </w:p>
   </w:comment>
-  <w:comment w:id="35" w:author="Christoph Ammer-Herrmenau" w:date="2026-04-24T23:03:00Z" w:initials="CA">
-    <w:p>
-      <w:pPr>
-        <w:overflowPunct w:val="true"/>
+  <w:comment w:id="35" w:author="Christoph Ammer-Herrmenau" w:date="2026-04-24T21:11:00Z" w:initials="CA">
+    <w:p>
+      <w:pPr>
+        <w:overflowPunct w:val="false"/>
         <w:spacing w:before="0" w:after="0"/>
         <w:rPr/>
       </w:pPr>
@@ -7254,14 +7359,14 @@
           <w:rFonts w:ascii="Liberation Serif" w:hAnsi="Liberation Serif" w:eastAsia="DejaVu Sans" w:cs="Noto Sans Arabic UI"/>
           <w:lang w:val="en-US" w:eastAsia="en-US" w:bidi="en-US"/>
         </w:rPr>
-        <w:t>Here I would but the DAA for condition/ environment in the suppl. And the LP in the maion figure. That would give more evidence that the batch effect is really introduced bei LP rather than by condition if we find human commensals.</w:t>
+        <w:t>Why was it relaxed?</w:t>
       </w:r>
     </w:p>
   </w:comment>
-  <w:comment w:id="36" w:author="Christoph Ammer-Herrmenau" w:date="2026-04-25T21:02:00Z" w:initials="CA">
-    <w:p>
-      <w:pPr>
-        <w:overflowPunct w:val="true"/>
+  <w:comment w:id="36" w:author="Christoph Ammer-Herrmenau" w:date="2026-04-24T21:14:00Z" w:initials="CA">
+    <w:p>
+      <w:pPr>
+        <w:overflowPunct w:val="false"/>
         <w:spacing w:before="0" w:after="0"/>
         <w:rPr/>
       </w:pPr>
@@ -7270,14 +7375,14 @@
           <w:rFonts w:ascii="Liberation Serif" w:hAnsi="Liberation Serif" w:eastAsia="DejaVu Sans" w:cs="Noto Sans Arabic UI"/>
           <w:lang w:val="en-US" w:eastAsia="en-US" w:bidi="en-US"/>
         </w:rPr>
-        <w:t>Please cite requilme, pushalkar, geller at this position</w:t>
+        <w:t>Please all p-values in the same manner.</w:t>
       </w:r>
     </w:p>
   </w:comment>
-  <w:comment w:id="37" w:author="Christoph Ammer-Herrmenau" w:date="2026-04-25T21:20:00Z" w:initials="CA">
-    <w:p>
-      <w:pPr>
-        <w:overflowPunct w:val="true"/>
+  <w:comment w:id="37" w:author="Christoph Ammer-Herrmenau" w:date="2026-04-24T23:03:00Z" w:initials="CA">
+    <w:p>
+      <w:pPr>
+        <w:overflowPunct w:val="false"/>
         <w:spacing w:before="0" w:after="0"/>
         <w:rPr/>
       </w:pPr>
@@ -7286,14 +7391,14 @@
           <w:rFonts w:ascii="Liberation Serif" w:hAnsi="Liberation Serif" w:eastAsia="DejaVu Sans" w:cs="Noto Sans Arabic UI"/>
           <w:lang w:val="en-US" w:eastAsia="en-US" w:bidi="en-US"/>
         </w:rPr>
-        <w:t>Can you please adopt this abbreviatiopn to the figures and tables and the rest of the script? If you have a better abbreviation you can of course aplly this.</w:t>
+        <w:t>Here I would but the DAA for condition/ environment in the suppl. And the LP in the maion figure. That would give more evidence that the batch effect is really introduced bei LP rather than by condition if we find human commensals.</w:t>
       </w:r>
     </w:p>
   </w:comment>
-  <w:comment w:id="38" w:author="Christoph Ammer-Herrmenau" w:date="2026-04-25T21:21:00Z" w:initials="CA">
-    <w:p>
-      <w:pPr>
-        <w:overflowPunct w:val="true"/>
+  <w:comment w:id="38" w:author="Christoph Ammer-Herrmenau" w:date="2026-04-25T21:02:00Z" w:initials="CA">
+    <w:p>
+      <w:pPr>
+        <w:overflowPunct w:val="false"/>
         <w:spacing w:before="0" w:after="0"/>
         <w:rPr/>
       </w:pPr>
@@ -7302,14 +7407,14 @@
           <w:rFonts w:ascii="Liberation Serif" w:hAnsi="Liberation Serif" w:eastAsia="DejaVu Sans" w:cs="Noto Sans Arabic UI"/>
           <w:lang w:val="en-US" w:eastAsia="en-US" w:bidi="en-US"/>
         </w:rPr>
-        <w:t>That sounds that we do not have to do it.</w:t>
+        <w:t>Please cite requilme, pushalkar, geller at this position</w:t>
       </w:r>
     </w:p>
   </w:comment>
-  <w:comment w:id="39" w:author="Christoph Ammer-Herrmenau" w:date="2026-04-25T21:21:00Z" w:initials="CA">
-    <w:p>
-      <w:pPr>
-        <w:overflowPunct w:val="true"/>
+  <w:comment w:id="39" w:author="Christoph Ammer-Herrmenau" w:date="2026-04-25T21:20:00Z" w:initials="CA">
+    <w:p>
+      <w:pPr>
+        <w:overflowPunct w:val="false"/>
         <w:spacing w:before="0" w:after="0"/>
         <w:rPr/>
       </w:pPr>
@@ -7318,14 +7423,14 @@
           <w:rFonts w:ascii="Liberation Serif" w:hAnsi="Liberation Serif" w:eastAsia="DejaVu Sans" w:cs="Noto Sans Arabic UI"/>
           <w:lang w:val="en-US" w:eastAsia="en-US" w:bidi="en-US"/>
         </w:rPr>
-        <w:t>That is discussion. You can shift it to the discussion section.</w:t>
+        <w:t>Can you please adopt this abbreviatiopn to the figures and tables and the rest of the script? If you have a better abbreviation you can of course aplly this.</w:t>
       </w:r>
     </w:p>
   </w:comment>
-  <w:comment w:id="40" w:author="Christoph Ammer-Herrmenau" w:date="2026-04-25T21:45:00Z" w:initials="CA">
-    <w:p>
-      <w:pPr>
-        <w:overflowPunct w:val="true"/>
+  <w:comment w:id="40" w:author="Christoph Ammer-Herrmenau" w:date="2026-04-25T21:21:00Z" w:initials="CA">
+    <w:p>
+      <w:pPr>
+        <w:overflowPunct w:val="false"/>
         <w:spacing w:before="0" w:after="0"/>
         <w:rPr/>
       </w:pPr>
@@ -7334,14 +7439,14 @@
           <w:rFonts w:ascii="Liberation Serif" w:hAnsi="Liberation Serif" w:eastAsia="DejaVu Sans" w:cs="Noto Sans Arabic UI"/>
           <w:lang w:val="en-US" w:eastAsia="en-US" w:bidi="en-US"/>
         </w:rPr>
-        <w:t>The pairwise comparison needs to be in the supplemental material</w:t>
+        <w:t>That sounds that we do not have to do it.</w:t>
       </w:r>
     </w:p>
   </w:comment>
-  <w:comment w:id="42" w:author="Christoph Ammer-Herrmenau" w:date="2026-04-25T21:50:00Z" w:initials="CA">
-    <w:p>
-      <w:pPr>
-        <w:overflowPunct w:val="true"/>
+  <w:comment w:id="41" w:author="Christoph Ammer-Herrmenau" w:date="2026-04-25T21:21:00Z" w:initials="CA">
+    <w:p>
+      <w:pPr>
+        <w:overflowPunct w:val="false"/>
         <w:spacing w:before="0" w:after="0"/>
         <w:rPr/>
       </w:pPr>
@@ -7350,14 +7455,14 @@
           <w:rFonts w:ascii="Liberation Serif" w:hAnsi="Liberation Serif" w:eastAsia="DejaVu Sans" w:cs="Noto Sans Arabic UI"/>
           <w:lang w:val="en-US" w:eastAsia="en-US" w:bidi="en-US"/>
         </w:rPr>
-        <w:t>Pairwise comparison</w:t>
+        <w:t>That is discussion. You can shift it to the discussion section.</w:t>
       </w:r>
     </w:p>
   </w:comment>
-  <w:comment w:id="41" w:author="Christoph Ammer-Herrmenau" w:date="2026-04-25T21:52:00Z" w:initials="CA">
-    <w:p>
-      <w:pPr>
-        <w:overflowPunct w:val="true"/>
+  <w:comment w:id="42" w:author="Christoph Ammer-Herrmenau" w:date="2026-04-25T21:45:00Z" w:initials="CA">
+    <w:p>
+      <w:pPr>
+        <w:overflowPunct w:val="false"/>
         <w:spacing w:before="0" w:after="0"/>
         <w:rPr/>
       </w:pPr>
@@ -7366,14 +7471,14 @@
           <w:rFonts w:ascii="Liberation Serif" w:hAnsi="Liberation Serif" w:eastAsia="DejaVu Sans" w:cs="Noto Sans Arabic UI"/>
           <w:lang w:val="en-US" w:eastAsia="en-US" w:bidi="en-US"/>
         </w:rPr>
-        <w:t xml:space="preserve">Are above data with rarefation or wrench? We should report the second normalization technique. Please expand in figure legends the abbreviations, the sample size and the normalization techniques in all figures. </w:t>
+        <w:t>The pairwise comparison needs to be in the supplemental material</w:t>
       </w:r>
     </w:p>
   </w:comment>
-  <w:comment w:id="43" w:author="Christoph Ammer-Herrmenau" w:date="2026-04-25T21:47:00Z" w:initials="CA">
-    <w:p>
-      <w:pPr>
-        <w:overflowPunct w:val="true"/>
+  <w:comment w:id="44" w:author="Christoph Ammer-Herrmenau" w:date="2026-04-25T21:50:00Z" w:initials="CA">
+    <w:p>
+      <w:pPr>
+        <w:overflowPunct w:val="false"/>
         <w:spacing w:before="0" w:after="0"/>
         <w:rPr/>
       </w:pPr>
@@ -7382,14 +7487,14 @@
           <w:rFonts w:ascii="Liberation Serif" w:hAnsi="Liberation Serif" w:eastAsia="DejaVu Sans" w:cs="Noto Sans Arabic UI"/>
           <w:lang w:val="en-US" w:eastAsia="en-US" w:bidi="en-US"/>
         </w:rPr>
-        <w:t>I would exclude this as non-parametric tests are less sophisticated as LMM and does not bring additional informatuion.</w:t>
+        <w:t>Pairwise comparison</w:t>
       </w:r>
     </w:p>
   </w:comment>
-  <w:comment w:id="44" w:author="Christoph Ammer-Herrmenau" w:date="2026-04-25T22:00:00Z" w:initials="CA">
-    <w:p>
-      <w:pPr>
-        <w:overflowPunct w:val="true"/>
+  <w:comment w:id="43" w:author="Christoph Ammer-Herrmenau" w:date="2026-04-25T21:52:00Z" w:initials="CA">
+    <w:p>
+      <w:pPr>
+        <w:overflowPunct w:val="false"/>
         <w:spacing w:before="0" w:after="0"/>
         <w:rPr/>
       </w:pPr>
@@ -7398,14 +7503,14 @@
           <w:rFonts w:ascii="Liberation Serif" w:hAnsi="Liberation Serif" w:eastAsia="DejaVu Sans" w:cs="Noto Sans Arabic UI"/>
           <w:lang w:val="en-US" w:eastAsia="en-US" w:bidi="en-US"/>
         </w:rPr>
-        <w:t>Pairwise comparison</w:t>
+        <w:t xml:space="preserve">Are above data with rarefation or wrench? We should report the second normalization technique. Please expand in figure legends the abbreviations, the sample size and the normalization techniques in all figures. </w:t>
       </w:r>
     </w:p>
   </w:comment>
-  <w:comment w:id="45" w:author="Christoph Ammer-Herrmenau" w:date="2026-04-25T22:01:00Z" w:initials="CA">
-    <w:p>
-      <w:pPr>
-        <w:overflowPunct w:val="true"/>
+  <w:comment w:id="45" w:author="Christoph Ammer-Herrmenau" w:date="2026-04-25T21:47:00Z" w:initials="CA">
+    <w:p>
+      <w:pPr>
+        <w:overflowPunct w:val="false"/>
         <w:spacing w:before="0" w:after="0"/>
         <w:rPr/>
       </w:pPr>
@@ -7414,14 +7519,14 @@
           <w:rFonts w:ascii="Liberation Serif" w:hAnsi="Liberation Serif" w:eastAsia="DejaVu Sans" w:cs="Noto Sans Arabic UI"/>
           <w:lang w:val="en-US" w:eastAsia="en-US" w:bidi="en-US"/>
         </w:rPr>
-        <w:t>Were the data from figure 3B not normalized?</w:t>
+        <w:t>I would exclude this as non-parametric tests are less sophisticated as LMM and does not bring additional informatuion.</w:t>
       </w:r>
     </w:p>
   </w:comment>
-  <w:comment w:id="46" w:author="Christoph Ammer-Herrmenau" w:date="2026-04-25T22:09:00Z" w:initials="CA">
-    <w:p>
-      <w:pPr>
-        <w:overflowPunct w:val="true"/>
+  <w:comment w:id="46" w:author="Christoph Ammer-Herrmenau" w:date="2026-04-25T22:00:00Z" w:initials="CA">
+    <w:p>
+      <w:pPr>
+        <w:overflowPunct w:val="false"/>
         <w:spacing w:before="0" w:after="0"/>
         <w:rPr/>
       </w:pPr>
@@ -7430,14 +7535,14 @@
           <w:rFonts w:ascii="Liberation Serif" w:hAnsi="Liberation Serif" w:eastAsia="DejaVu Sans" w:cs="Noto Sans Arabic UI"/>
           <w:lang w:val="en-US" w:eastAsia="en-US" w:bidi="en-US"/>
         </w:rPr>
-        <w:t>Please rephrase.</w:t>
+        <w:t>Pairwise comparison</w:t>
       </w:r>
     </w:p>
   </w:comment>
-  <w:comment w:id="47" w:author="Christoph Ammer-Herrmenau" w:date="2026-04-25T22:24:00Z" w:initials="CA">
-    <w:p>
-      <w:pPr>
-        <w:overflowPunct w:val="true"/>
+  <w:comment w:id="47" w:author="Christoph Ammer-Herrmenau" w:date="2026-04-25T22:01:00Z" w:initials="CA">
+    <w:p>
+      <w:pPr>
+        <w:overflowPunct w:val="false"/>
         <w:spacing w:before="0" w:after="0"/>
         <w:rPr/>
       </w:pPr>
@@ -7446,14 +7551,14 @@
           <w:rFonts w:ascii="Liberation Serif" w:hAnsi="Liberation Serif" w:eastAsia="DejaVu Sans" w:cs="Noto Sans Arabic UI"/>
           <w:lang w:val="en-US" w:eastAsia="en-US" w:bidi="en-US"/>
         </w:rPr>
-        <w:t xml:space="preserve">Here we need AS, coverage, qscore from basecalling. Also the KPC mice need to be mentioned. </w:t>
+        <w:t>Were the data from figure 3B not normalized?</w:t>
       </w:r>
     </w:p>
   </w:comment>
-  <w:comment w:id="48" w:author="Christoph Ammer-Herrmenau" w:date="2026-04-25T22:28:00Z" w:initials="CA">
-    <w:p>
-      <w:pPr>
-        <w:overflowPunct w:val="true"/>
+  <w:comment w:id="48" w:author="Christoph Ammer-Herrmenau" w:date="2026-04-25T22:09:00Z" w:initials="CA">
+    <w:p>
+      <w:pPr>
+        <w:overflowPunct w:val="false"/>
         <w:spacing w:before="0" w:after="0"/>
         <w:rPr/>
       </w:pPr>
@@ -7462,14 +7567,46 @@
           <w:rFonts w:ascii="Liberation Serif" w:hAnsi="Liberation Serif" w:eastAsia="DejaVu Sans" w:cs="Noto Sans Arabic UI"/>
           <w:lang w:val="en-US" w:eastAsia="en-US" w:bidi="en-US"/>
         </w:rPr>
+        <w:t>Please rephrase.</w:t>
+      </w:r>
+    </w:p>
+  </w:comment>
+  <w:comment w:id="49" w:author="Christoph Ammer-Herrmenau" w:date="2026-04-25T22:24:00Z" w:initials="CA">
+    <w:p>
+      <w:pPr>
+        <w:overflowPunct w:val="false"/>
+        <w:spacing w:before="0" w:after="0"/>
+        <w:rPr/>
+      </w:pPr>
+      <w:r>
+        <w:rPr>
+          <w:rFonts w:ascii="Liberation Serif" w:hAnsi="Liberation Serif" w:eastAsia="DejaVu Sans" w:cs="Noto Sans Arabic UI"/>
+          <w:lang w:val="en-US" w:eastAsia="en-US" w:bidi="en-US"/>
+        </w:rPr>
+        <w:t xml:space="preserve">Here we need AS, coverage, qscore from basecalling. Also the KPC mice need to be mentioned. </w:t>
+      </w:r>
+    </w:p>
+  </w:comment>
+  <w:comment w:id="50" w:author="Christoph Ammer-Herrmenau" w:date="2026-04-25T22:28:00Z" w:initials="CA">
+    <w:p>
+      <w:pPr>
+        <w:overflowPunct w:val="false"/>
+        <w:spacing w:before="0" w:after="0"/>
+        <w:rPr/>
+      </w:pPr>
+      <w:r>
+        <w:rPr>
+          <w:rFonts w:ascii="Liberation Serif" w:hAnsi="Liberation Serif" w:eastAsia="DejaVu Sans" w:cs="Noto Sans Arabic UI"/>
+          <w:lang w:val="en-US" w:eastAsia="en-US" w:bidi="en-US"/>
+        </w:rPr>
         <w:t xml:space="preserve">Trp53R172H and KrasG12D cooperate to promote chromosomal instability and widely metastatic pancreatic ductal adenocarcinoma in mice </w:t>
       </w:r>
     </w:p>
   </w:comment>
-  <w:comment w:id="49" w:author="Christoph Ammer-Herrmenau" w:date="2026-04-25T22:33:00Z" w:initials="CA">
-    <w:p>
-      <w:pPr>
-        <w:overflowPunct w:val="true"/>
+  <w:comment w:id="51" w:author="Christoph Ammer-Herrmenau" w:date="2026-04-25T22:33:00Z" w:initials="CA">
+    <w:p>
+      <w:pPr>
+        <w:overflowPunct w:val="false"/>
         <w:spacing w:before="0" w:after="0"/>
         <w:rPr/>
       </w:pPr>
@@ -7514,10 +7651,10 @@
       </w:r>
     </w:p>
   </w:comment>
-  <w:comment w:id="50" w:author="Christoph Ammer-Herrmenau" w:date="2026-04-25T22:22:00Z" w:initials="CA">
-    <w:p>
-      <w:pPr>
-        <w:overflowPunct w:val="true"/>
+  <w:comment w:id="52" w:author="Christoph Ammer-Herrmenau" w:date="2026-04-25T22:22:00Z" w:initials="CA">
+    <w:p>
+      <w:pPr>
+        <w:overflowPunct w:val="false"/>
         <w:spacing w:before="0" w:after="0"/>
         <w:rPr/>
       </w:pPr>
@@ -7530,10 +7667,10 @@
       </w:r>
     </w:p>
   </w:comment>
-  <w:comment w:id="51" w:author="Christoph Ammer-Herrmenau" w:date="2026-04-25T22:21:00Z" w:initials="CA">
-    <w:p>
-      <w:pPr>
-        <w:overflowPunct w:val="true"/>
+  <w:comment w:id="53" w:author="Christoph Ammer-Herrmenau" w:date="2026-04-25T22:21:00Z" w:initials="CA">
+    <w:p>
+      <w:pPr>
+        <w:overflowPunct w:val="false"/>
         <w:spacing w:before="0" w:after="0"/>
         <w:rPr/>
       </w:pPr>
@@ -7546,10 +7683,10 @@
       </w:r>
     </w:p>
   </w:comment>
-  <w:comment w:id="52" w:author="Christoph Ammer-Herrmenau" w:date="2026-04-25T22:34:00Z" w:initials="CA">
-    <w:p>
-      <w:pPr>
-        <w:overflowPunct w:val="true"/>
+  <w:comment w:id="54" w:author="Christoph Ammer-Herrmenau" w:date="2026-04-25T22:34:00Z" w:initials="CA">
+    <w:p>
+      <w:pPr>
+        <w:overflowPunct w:val="false"/>
         <w:spacing w:before="0" w:after="0"/>
         <w:rPr/>
       </w:pPr>
@@ -7575,6 +7712,7 @@
   <w15:commentEx w15:paraId="09000000" w15:paraIdParent="08000000"/>
   <w15:commentEx w15:paraId="0b000000" w15:paraIdParent="0a000000"/>
   <w15:commentEx w15:paraId="0d000000" w15:paraIdParent="0c000000"/>
+  <w15:commentEx w15:paraId="0f000000" w15:paraIdParent="0e000000"/>
 </w15:commentsEx>
 </file>
 

--- a/Manuscript/Manuscript_V02_CAH.docx
+++ b/Manuscript/Manuscript_V02_CAH.docx
@@ -46,6 +46,19 @@
         </w:p>
       </w:sdtContent>
     </w:sdt>
+    <w:p>
+      <w:pPr>
+        <w:pStyle w:val="Normal"/>
+        <w:rPr>
+          <w:rFonts w:ascii="Arial" w:hAnsi="Arial" w:cs="Arial"/>
+        </w:rPr>
+      </w:pPr>
+      <w:r>
+        <w:rPr>
+          <w:rFonts w:cs="Arial" w:ascii="Arial" w:hAnsi="Arial"/>
+        </w:rPr>
+      </w:r>
+    </w:p>
     <w:p>
       <w:pPr>
         <w:pStyle w:val="Normal"/>
@@ -1461,7 +1474,7 @@
           <w:rPr>
             <w:rFonts w:cs="Arial" w:ascii="Arial" w:hAnsi="Arial"/>
           </w:rPr>
-          <w:t>A, lower pane</w:t>
+          <w:t>A, lower pan</w:t>
         </w:r>
       </w:ins>
       <w:ins w:id="48" w:author="Unknown Author" w:date="2026-05-29T10:14:39Z">
@@ -1470,7 +1483,7 @@
           <w:rPr>
             <w:rFonts w:cs="Arial" w:ascii="Arial" w:hAnsi="Arial"/>
           </w:rPr>
-          <w:t>l</w:t>
+          <w:t>el</w:t>
         </w:r>
       </w:ins>
       <w:del w:id="49" w:author="Unknown Author" w:date="2026-05-29T09:51:32Z">
@@ -2076,16 +2089,14 @@
         </w:rPr>
         <w:t>),</w:t>
       </w:r>
-      <w:ins w:id="80" w:author="Linh Dang" w:date="2026-06-04T12:52:45Z">
-        <w:r>
-          <w:rPr>
-            <w:rFonts w:cs="Arial" w:ascii="Arial" w:hAnsi="Arial"/>
-          </w:rPr>
-        </w:r>
-      </w:ins>
-      <w:commentRangeEnd w:id="24"/>
-      <w:r>
-        <w:commentReference w:id="24"/>
+      <w:r>
+        <w:rPr>
+          <w:rFonts w:cs="Arial" w:ascii="Arial" w:hAnsi="Arial"/>
+        </w:rPr>
+      </w:r>
+      <w:commentRangeEnd w:id="25"/>
+      <w:r>
+        <w:commentReference w:id="25"/>
       </w:r>
       <w:r>
         <w:rPr>
@@ -2098,15 +2109,13 @@
           <w:rFonts w:cs="Arial" w:ascii="Arial" w:hAnsi="Arial"/>
         </w:rPr>
       </w:r>
-      <w:ins w:id="81" w:author="Linh Dang" w:date="2026-06-04T12:50:17Z">
-        <w:commentRangeEnd w:id="25"/>
-        <w:r>
-          <w:commentReference w:id="25"/>
-        </w:r>
-        <w:r>
-          <w:rPr>
-            <w:rFonts w:cs="Arial" w:ascii="Arial" w:hAnsi="Arial"/>
-          </w:rPr>
+      <w:ins w:id="80" w:author="Linh Dang" w:date="2026-06-04T12:50:17Z">
+        <w:commentRangeEnd w:id="24"/>
+        <w:r>
+          <w:commentReference w:id="24"/>
+        </w:r>
+        <w:r>
+          <w:rPr/>
           <w:commentReference w:id="26"/>
         </w:r>
       </w:ins>
@@ -2124,14 +2133,220 @@
         <w:jc w:val="both"/>
         <w:rPr>
           <w:rFonts w:ascii="Arial" w:hAnsi="Arial" w:cs="Arial"/>
-        </w:rPr>
-      </w:pPr>
-      <w:r>
-        <w:rPr>
-          <w:rFonts w:cs="Arial" w:ascii="Arial" w:hAnsi="Arial"/>
-        </w:rPr>
-        <w:t>Need elaborations</w:t>
-      </w:r>
+          <w:ins w:id="83" w:author="Linh Dang" w:date="2026-06-11T05:29:08Z"/>
+        </w:rPr>
+      </w:pPr>
+      <w:del w:id="81" w:author="Linh Dang" w:date="2026-06-11T05:29:00Z">
+        <w:r>
+          <w:rPr>
+            <w:rFonts w:cs="Arial" w:ascii="Arial" w:hAnsi="Arial"/>
+          </w:rPr>
+          <w:delText>Need elaborations</w:delText>
+        </w:r>
+      </w:del>
+      <w:ins w:id="82" w:author="Linh Dang" w:date="2026-06-11T05:29:08Z">
+        <w:r>
+          <w:rPr>
+            <w:rFonts w:cs="Arial" w:ascii="Arial" w:hAnsi="Arial"/>
+          </w:rPr>
+          <w:t>(My elaborations based on the DAA results):</w:t>
+        </w:r>
+      </w:ins>
+    </w:p>
+    <w:p>
+      <w:pPr>
+        <w:pStyle w:val="BodyText"/>
+        <w:spacing w:lineRule="auto" w:line="480"/>
+        <w:jc w:val="both"/>
+        <w:rPr>
+          <w:rFonts w:ascii="Arial" w:hAnsi="Arial" w:cs="Arial"/>
+        </w:rPr>
+      </w:pPr>
+      <w:ins w:id="84" w:author="Linh Dang" w:date="2026-06-11T05:35:48Z">
+        <w:r>
+          <w:rPr>
+            <w:rFonts w:cs="Arial" w:ascii="Arial" w:hAnsi="Arial"/>
+          </w:rPr>
+          <w:t>W</w:t>
+        </w:r>
+      </w:ins>
+      <w:ins w:id="85" w:author="Linh Dang" w:date="2026-06-11T05:35:48Z">
+        <w:r>
+          <w:rPr>
+            <w:rFonts w:cs="Arial" w:ascii="Arial" w:hAnsi="Arial"/>
+          </w:rPr>
+          <w:t xml:space="preserve">e applied The MaAslin2 R package for differential abundant analyses with respect to negative control types, as shown in Figure 1.E. </w:t>
+        </w:r>
+      </w:ins>
+      <w:ins w:id="86" w:author="Linh Dang" w:date="2026-06-11T05:35:48Z">
+        <w:r>
+          <w:rPr>
+            <w:rFonts w:eastAsia="Aptos" w:cs="Arial" w:ascii="Arial" w:hAnsi="Arial" w:eastAsiaTheme="minorHAnsi"/>
+            <w:color w:val="auto"/>
+            <w:kern w:val="0"/>
+            <w:sz w:val="24"/>
+            <w:szCs w:val="24"/>
+            <w:lang w:val="en-US" w:eastAsia="en-US" w:bidi="ar-SA"/>
+          </w:rPr>
+          <w:t>Notably</w:t>
+        </w:r>
+      </w:ins>
+      <w:ins w:id="87" w:author="Linh Dang" w:date="2026-06-11T05:35:48Z">
+        <w:r>
+          <w:rPr>
+            <w:rFonts w:cs="Arial" w:ascii="Arial" w:hAnsi="Arial"/>
+          </w:rPr>
+          <w:t>,</w:t>
+        </w:r>
+      </w:ins>
+      <w:ins w:id="88" w:author="Linh Dang" w:date="2026-06-11T05:44:47Z">
+        <w:r>
+          <w:rPr>
+            <w:rFonts w:cs="Arial" w:ascii="Arial" w:hAnsi="Arial"/>
+          </w:rPr>
+          <w:t xml:space="preserve"> </w:t>
+        </w:r>
+      </w:ins>
+      <w:ins w:id="89" w:author="Linh Dang" w:date="2026-06-11T05:48:17Z">
+        <w:r>
+          <w:rPr>
+            <w:rFonts w:cs="Arial" w:ascii="Arial" w:hAnsi="Arial"/>
+          </w:rPr>
+          <w:t xml:space="preserve">we </w:t>
+        </w:r>
+      </w:ins>
+      <w:ins w:id="90" w:author="Linh Dang" w:date="2026-06-11T05:50:10Z">
+        <w:r>
+          <w:rPr>
+            <w:rFonts w:cs="Arial" w:ascii="Arial" w:hAnsi="Arial"/>
+          </w:rPr>
+          <w:t xml:space="preserve">also add </w:t>
+        </w:r>
+      </w:ins>
+      <w:ins w:id="91" w:author="Linh Dang" w:date="2026-06-11T05:50:10Z">
+        <w:r>
+          <w:rPr>
+            <w:rFonts w:eastAsia="Aptos" w:cs="Arial" w:ascii="Arial" w:hAnsi="Arial" w:eastAsiaTheme="minorHAnsi"/>
+            <w:color w:val="auto"/>
+            <w:kern w:val="0"/>
+            <w:sz w:val="24"/>
+            <w:szCs w:val="24"/>
+            <w:lang w:val="en-US" w:eastAsia="en-US" w:bidi="ar-SA"/>
+          </w:rPr>
+          <w:t>laboratory</w:t>
+        </w:r>
+      </w:ins>
+      <w:ins w:id="92" w:author="Linh Dang" w:date="2026-06-11T05:50:10Z">
+        <w:r>
+          <w:rPr>
+            <w:rFonts w:cs="Arial" w:ascii="Arial" w:hAnsi="Arial"/>
+          </w:rPr>
+          <w:t xml:space="preserve"> </w:t>
+        </w:r>
+      </w:ins>
+      <w:ins w:id="93" w:author="Linh Dang" w:date="2026-06-11T05:50:10Z">
+        <w:r>
+          <w:rPr>
+            <w:rFonts w:eastAsia="Aptos" w:cs="Arial" w:ascii="Arial" w:hAnsi="Arial" w:eastAsiaTheme="minorHAnsi"/>
+            <w:color w:val="auto"/>
+            <w:kern w:val="0"/>
+            <w:sz w:val="24"/>
+            <w:szCs w:val="24"/>
+            <w:lang w:val="en-US" w:eastAsia="en-US" w:bidi="ar-SA"/>
+          </w:rPr>
+          <w:t>personnel</w:t>
+        </w:r>
+      </w:ins>
+      <w:ins w:id="94" w:author="Linh Dang" w:date="2026-06-11T05:50:10Z">
+        <w:r>
+          <w:rPr>
+            <w:rFonts w:cs="Arial" w:ascii="Arial" w:hAnsi="Arial"/>
+          </w:rPr>
+          <w:t xml:space="preserve"> as a covariate</w:t>
+        </w:r>
+      </w:ins>
+      <w:ins w:id="95" w:author="Linh Dang" w:date="2026-06-11T05:51:15Z">
+        <w:r>
+          <w:rPr>
+            <w:rFonts w:cs="Arial" w:ascii="Arial" w:hAnsi="Arial"/>
+          </w:rPr>
+          <w:t xml:space="preserve"> to the </w:t>
+        </w:r>
+      </w:ins>
+      <w:ins w:id="96" w:author="Linh Dang" w:date="2026-06-11T05:52:23Z">
+        <w:r>
+          <w:rPr>
+            <w:rFonts w:cs="Arial" w:ascii="Arial" w:hAnsi="Arial"/>
+          </w:rPr>
+          <w:t xml:space="preserve">model </w:t>
+        </w:r>
+      </w:ins>
+      <w:ins w:id="97" w:author="Linh Dang" w:date="2026-06-11T06:00:11Z">
+        <w:r>
+          <w:rPr>
+            <w:rFonts w:cs="Arial" w:ascii="Arial" w:hAnsi="Arial"/>
+          </w:rPr>
+          <w:t xml:space="preserve">to accounting for its batch effect. The analyses show </w:t>
+        </w:r>
+      </w:ins>
+      <w:ins w:id="98" w:author="Linh Dang" w:date="2026-06-11T06:04:35Z">
+        <w:r>
+          <w:rPr>
+            <w:rFonts w:cs="Arial" w:ascii="Arial" w:hAnsi="Arial"/>
+          </w:rPr>
+          <w:t>that the abundance of many sp</w:t>
+        </w:r>
+      </w:ins>
+      <w:ins w:id="99" w:author="Linh Dang" w:date="2026-06-11T06:05:36Z">
+        <w:r>
+          <w:rPr>
+            <w:rFonts w:cs="Arial" w:ascii="Arial" w:hAnsi="Arial"/>
+          </w:rPr>
+          <w:t xml:space="preserve">ecies from </w:t>
+        </w:r>
+      </w:ins>
+      <w:ins w:id="100" w:author="Linh Dang" w:date="2026-06-11T06:05:36Z">
+        <w:r>
+          <w:rPr>
+            <w:rFonts w:cs="Arial" w:ascii="Arial" w:hAnsi="Arial"/>
+            <w:i/>
+            <w:iCs/>
+          </w:rPr>
+          <w:t>Burkholderia</w:t>
+        </w:r>
+      </w:ins>
+      <w:ins w:id="101" w:author="Linh Dang" w:date="2026-06-11T06:05:36Z">
+        <w:r>
+          <w:rPr>
+            <w:rFonts w:cs="Arial" w:ascii="Arial" w:hAnsi="Arial"/>
+          </w:rPr>
+          <w:t xml:space="preserve"> are enriched in buffer control compared to</w:t>
+        </w:r>
+      </w:ins>
+      <w:ins w:id="102" w:author="Linh Dang" w:date="2026-06-11T06:06:37Z">
+        <w:r>
+          <w:rPr>
+            <w:rFonts w:cs="Arial" w:ascii="Arial" w:hAnsi="Arial"/>
+          </w:rPr>
+          <w:t xml:space="preserve"> PCR control, while</w:t>
+        </w:r>
+      </w:ins>
+      <w:ins w:id="103" w:author="Linh Dang" w:date="2026-06-11T06:08:35Z">
+        <w:r>
+          <w:rPr>
+            <w:rFonts w:cs="Arial" w:ascii="Arial" w:hAnsi="Arial"/>
+          </w:rPr>
+          <w:t xml:space="preserve"> in paraffin controls species from Sphingomonas</w:t>
+        </w:r>
+      </w:ins>
+      <w:ins w:id="104" w:author="Linh Dang" w:date="2026-06-11T06:09:42Z">
+        <w:r>
+          <w:rPr>
+            <w:rFonts w:cs="Arial" w:ascii="Arial" w:hAnsi="Arial"/>
+          </w:rPr>
+          <w:t xml:space="preserve"> are enriched. </w:t>
+        </w:r>
+      </w:ins>
     </w:p>
     <w:p>
       <w:pPr>
@@ -2342,7 +2557,7 @@
         </w:tc>
         <w:tc>
           <w:tcPr>
-            <w:cellIns w:id="82" w:author="Unknown Author" w:date="2026-05-29T09:59:51Z"/>
+            <w:cellIns w:id="105" w:author="Unknown Author" w:date="2026-05-29T09:59:51Z"/>
             <w:tcW w:w="1350" w:type="dxa"/>
             <w:tcBorders>
               <w:bottom w:val="single" w:sz="6" w:space="0" w:color="000000"/>
@@ -2360,7 +2575,7 @@
                 <w:rFonts w:ascii="Arial" w:hAnsi="Arial" w:eastAsia="Aptos" w:cs="Arial"/>
               </w:rPr>
             </w:pPr>
-            <w:ins w:id="83" w:author="Unknown Author" w:date="2026-05-29T09:59:51Z">
+            <w:ins w:id="106" w:author="Unknown Author" w:date="2026-05-29T09:59:51Z">
               <w:r>
                 <w:rPr>
                   <w:rFonts w:eastAsia="Aptos" w:cs="Arial" w:ascii="Arial" w:hAnsi="Arial"/>
@@ -2372,7 +2587,7 @@
                 <w:t>‍</w:t>
               </w:r>
             </w:ins>
-            <w:ins w:id="84" w:author="Unknown Author" w:date="2026-05-29T09:59:51Z">
+            <w:ins w:id="107" w:author="Unknown Author" w:date="2026-05-29T09:59:51Z">
               <w:r>
                 <w:rPr>
                   <w:rFonts w:eastAsia="Aptos" w:cs="Arial" w:ascii="Arial" w:hAnsi="Arial"/>
@@ -2443,7 +2658,7 @@
               </w:rPr>
               <w:t>2</w:t>
             </w:r>
-            <w:ins w:id="85" w:author="Unknown Author" w:date="2026-05-29T10:03:40Z">
+            <w:ins w:id="108" w:author="Unknown Author" w:date="2026-05-29T10:03:40Z">
               <w:r>
                 <w:rPr>
                   <w:rFonts w:eastAsia="Aptos" w:cs="Arial" w:ascii="Arial" w:hAnsi="Arial"/>
@@ -2455,7 +2670,7 @@
                 <w:t>6</w:t>
               </w:r>
             </w:ins>
-            <w:del w:id="86" w:author="Unknown Author" w:date="2026-05-29T10:03:40Z">
+            <w:del w:id="109" w:author="Unknown Author" w:date="2026-05-29T10:03:40Z">
               <w:r>
                 <w:rPr>
                   <w:rFonts w:eastAsia="Aptos" w:cs="Arial" w:ascii="Arial" w:hAnsi="Arial"/>
@@ -2495,7 +2710,7 @@
               </w:rPr>
               <w:t>6</w:t>
             </w:r>
-            <w:ins w:id="87" w:author="Unknown Author" w:date="2026-05-29T10:04:07Z">
+            <w:ins w:id="110" w:author="Unknown Author" w:date="2026-05-29T10:04:07Z">
               <w:r>
                 <w:rPr>
                   <w:rFonts w:eastAsia="Aptos" w:cs="Arial" w:ascii="Arial" w:hAnsi="Arial"/>
@@ -2507,7 +2722,7 @@
                 <w:t>7</w:t>
               </w:r>
             </w:ins>
-            <w:del w:id="88" w:author="Unknown Author" w:date="2026-05-29T10:04:06Z">
+            <w:del w:id="111" w:author="Unknown Author" w:date="2026-05-29T10:04:06Z">
               <w:r>
                 <w:rPr>
                   <w:rFonts w:eastAsia="Aptos" w:cs="Arial" w:ascii="Arial" w:hAnsi="Arial"/>
@@ -2537,7 +2752,7 @@
                 <w:rFonts w:ascii="Arial" w:hAnsi="Arial" w:eastAsia="Aptos" w:cs="Arial"/>
               </w:rPr>
             </w:pPr>
-            <w:ins w:id="89" w:author="Unknown Author" w:date="2026-05-29T10:04:30Z">
+            <w:ins w:id="112" w:author="Unknown Author" w:date="2026-05-29T10:04:30Z">
               <w:r>
                 <w:rPr>
                   <w:rFonts w:eastAsia="Aptos" w:cs="Arial" w:ascii="Arial" w:hAnsi="Arial"/>
@@ -2549,7 +2764,7 @@
                 <w:t>17</w:t>
               </w:r>
             </w:ins>
-            <w:del w:id="90" w:author="Unknown Author" w:date="2026-05-29T10:04:30Z">
+            <w:del w:id="113" w:author="Unknown Author" w:date="2026-05-29T10:04:30Z">
               <w:r>
                 <w:rPr>
                   <w:rFonts w:eastAsia="Aptos" w:cs="Arial" w:ascii="Arial" w:hAnsi="Arial"/>
@@ -2579,7 +2794,7 @@
                 <w:rFonts w:ascii="Arial" w:hAnsi="Arial" w:eastAsia="Aptos" w:cs="Arial"/>
               </w:rPr>
             </w:pPr>
-            <w:ins w:id="91" w:author="Unknown Author" w:date="2026-05-29T10:04:57Z">
+            <w:ins w:id="114" w:author="Unknown Author" w:date="2026-05-29T10:04:57Z">
               <w:r>
                 <w:rPr>
                   <w:rFonts w:eastAsia="Aptos" w:cs="Arial" w:ascii="Arial" w:hAnsi="Arial"/>
@@ -2591,7 +2806,7 @@
                 <w:t>38</w:t>
               </w:r>
             </w:ins>
-            <w:del w:id="92" w:author="Unknown Author" w:date="2026-05-29T10:04:56Z">
+            <w:del w:id="115" w:author="Unknown Author" w:date="2026-05-29T10:04:56Z">
               <w:r>
                 <w:rPr>
                   <w:rFonts w:eastAsia="Aptos" w:cs="Arial" w:ascii="Arial" w:hAnsi="Arial"/>
@@ -2607,7 +2822,7 @@
         </w:tc>
         <w:tc>
           <w:tcPr>
-            <w:cellIns w:id="93" w:author="Unknown Author" w:date="2026-05-29T09:59:51Z"/>
+            <w:cellIns w:id="116" w:author="Unknown Author" w:date="2026-05-29T09:59:51Z"/>
             <w:tcW w:w="1350" w:type="dxa"/>
             <w:tcBorders/>
           </w:tcPr>
@@ -2622,7 +2837,7 @@
                 <w:rFonts w:ascii="Arial" w:hAnsi="Arial" w:eastAsia="Aptos" w:cs="Arial"/>
               </w:rPr>
             </w:pPr>
-            <w:ins w:id="94" w:author="Unknown Author" w:date="2026-05-29T09:59:51Z">
+            <w:ins w:id="117" w:author="Unknown Author" w:date="2026-05-29T09:59:51Z">
               <w:r>
                 <w:rPr>
                   <w:rFonts w:eastAsia="Aptos" w:cs="Arial" w:ascii="Arial" w:hAnsi="Arial"/>
@@ -2634,7 +2849,7 @@
                 <w:t>‍</w:t>
               </w:r>
             </w:ins>
-            <w:ins w:id="95" w:author="Unknown Author" w:date="2026-05-29T10:03:06Z">
+            <w:ins w:id="118" w:author="Unknown Author" w:date="2026-05-29T10:03:06Z">
               <w:r>
                 <w:rPr>
                   <w:rFonts w:eastAsia="Aptos" w:cs="Arial" w:ascii="Arial" w:hAnsi="Arial"/>
@@ -2695,7 +2910,7 @@
                 <w:rFonts w:ascii="Arial" w:hAnsi="Arial" w:eastAsia="Aptos" w:cs="Arial"/>
               </w:rPr>
             </w:pPr>
-            <w:ins w:id="96" w:author="Unknown Author" w:date="2026-05-29T10:03:44Z">
+            <w:ins w:id="119" w:author="Unknown Author" w:date="2026-05-29T10:03:44Z">
               <w:r>
                 <w:rPr>
                   <w:rFonts w:eastAsia="Aptos" w:cs="Arial" w:ascii="Arial" w:hAnsi="Arial"/>
@@ -2707,7 +2922,7 @@
                 <w:t>2</w:t>
               </w:r>
             </w:ins>
-            <w:del w:id="97" w:author="Unknown Author" w:date="2026-05-29T10:03:44Z">
+            <w:del w:id="120" w:author="Unknown Author" w:date="2026-05-29T10:03:44Z">
               <w:r>
                 <w:rPr>
                   <w:rFonts w:eastAsia="Aptos" w:cs="Arial" w:ascii="Arial" w:hAnsi="Arial"/>
@@ -2747,7 +2962,7 @@
               </w:rPr>
               <w:t>5</w:t>
             </w:r>
-            <w:ins w:id="98" w:author="Unknown Author" w:date="2026-05-29T10:04:11Z">
+            <w:ins w:id="121" w:author="Unknown Author" w:date="2026-05-29T10:04:11Z">
               <w:r>
                 <w:rPr>
                   <w:rFonts w:eastAsia="Aptos" w:cs="Arial" w:ascii="Arial" w:hAnsi="Arial"/>
@@ -2759,7 +2974,7 @@
                 <w:t>6</w:t>
               </w:r>
             </w:ins>
-            <w:del w:id="99" w:author="Unknown Author" w:date="2026-05-29T10:04:11Z">
+            <w:del w:id="122" w:author="Unknown Author" w:date="2026-05-29T10:04:11Z">
               <w:r>
                 <w:rPr>
                   <w:rFonts w:eastAsia="Aptos" w:cs="Arial" w:ascii="Arial" w:hAnsi="Arial"/>
@@ -2789,7 +3004,7 @@
                 <w:rFonts w:ascii="Arial" w:hAnsi="Arial" w:eastAsia="Aptos" w:cs="Arial"/>
               </w:rPr>
             </w:pPr>
-            <w:ins w:id="100" w:author="Unknown Author" w:date="2026-05-29T10:04:35Z">
+            <w:ins w:id="123" w:author="Unknown Author" w:date="2026-05-29T10:04:35Z">
               <w:r>
                 <w:rPr>
                   <w:rFonts w:eastAsia="Aptos" w:cs="Arial" w:ascii="Arial" w:hAnsi="Arial"/>
@@ -2801,7 +3016,7 @@
                 <w:t>9</w:t>
               </w:r>
             </w:ins>
-            <w:del w:id="101" w:author="Unknown Author" w:date="2026-05-29T10:04:34Z">
+            <w:del w:id="124" w:author="Unknown Author" w:date="2026-05-29T10:04:34Z">
               <w:r>
                 <w:rPr>
                   <w:rFonts w:eastAsia="Aptos" w:cs="Arial" w:ascii="Arial" w:hAnsi="Arial"/>
@@ -2841,7 +3056,7 @@
               </w:rPr>
               <w:t>1</w:t>
             </w:r>
-            <w:del w:id="102" w:author="Unknown Author" w:date="2026-05-29T10:05:01Z">
+            <w:del w:id="125" w:author="Unknown Author" w:date="2026-05-29T10:05:01Z">
               <w:r>
                 <w:rPr>
                   <w:rFonts w:eastAsia="Aptos" w:cs="Arial" w:ascii="Arial" w:hAnsi="Arial"/>
@@ -2857,7 +3072,7 @@
         </w:tc>
         <w:tc>
           <w:tcPr>
-            <w:cellIns w:id="103" w:author="Unknown Author" w:date="2026-05-29T09:59:51Z"/>
+            <w:cellIns w:id="126" w:author="Unknown Author" w:date="2026-05-29T09:59:51Z"/>
             <w:tcW w:w="1350" w:type="dxa"/>
             <w:tcBorders/>
           </w:tcPr>
@@ -2872,7 +3087,7 @@
                 <w:rFonts w:ascii="Arial" w:hAnsi="Arial" w:eastAsia="Aptos" w:cs="Arial"/>
               </w:rPr>
             </w:pPr>
-            <w:ins w:id="104" w:author="Unknown Author" w:date="2026-05-29T09:59:51Z">
+            <w:ins w:id="127" w:author="Unknown Author" w:date="2026-05-29T09:59:51Z">
               <w:r>
                 <w:rPr>
                   <w:rFonts w:eastAsia="Aptos" w:cs="Arial" w:ascii="Arial" w:hAnsi="Arial"/>
@@ -2884,7 +3099,7 @@
                 <w:t>‍</w:t>
               </w:r>
             </w:ins>
-            <w:ins w:id="105" w:author="Unknown Author" w:date="2026-05-29T10:03:14Z">
+            <w:ins w:id="128" w:author="Unknown Author" w:date="2026-05-29T10:03:14Z">
               <w:r>
                 <w:rPr>
                   <w:rFonts w:eastAsia="Aptos" w:cs="Arial" w:ascii="Arial" w:hAnsi="Arial"/>
@@ -2973,7 +3188,7 @@
                 <w:rFonts w:ascii="Arial" w:hAnsi="Arial" w:eastAsia="Aptos" w:cs="Arial"/>
               </w:rPr>
             </w:pPr>
-            <w:ins w:id="106" w:author="Unknown Author" w:date="2026-05-29T10:04:16Z">
+            <w:ins w:id="129" w:author="Unknown Author" w:date="2026-05-29T10:04:16Z">
               <w:r>
                 <w:rPr>
                   <w:rFonts w:eastAsia="Aptos" w:cs="Arial" w:ascii="Arial" w:hAnsi="Arial"/>
@@ -2985,7 +3200,7 @@
                 <w:t>4</w:t>
               </w:r>
             </w:ins>
-            <w:del w:id="107" w:author="Unknown Author" w:date="2026-05-29T10:04:15Z">
+            <w:del w:id="130" w:author="Unknown Author" w:date="2026-05-29T10:04:15Z">
               <w:r>
                 <w:rPr>
                   <w:rFonts w:eastAsia="Aptos" w:cs="Arial" w:ascii="Arial" w:hAnsi="Arial"/>
@@ -3015,7 +3230,7 @@
                 <w:rFonts w:ascii="Arial" w:hAnsi="Arial" w:eastAsia="Aptos" w:cs="Arial"/>
               </w:rPr>
             </w:pPr>
-            <w:ins w:id="108" w:author="Unknown Author" w:date="2026-05-29T10:04:40Z">
+            <w:ins w:id="131" w:author="Unknown Author" w:date="2026-05-29T10:04:40Z">
               <w:r>
                 <w:rPr>
                   <w:rFonts w:eastAsia="Aptos" w:cs="Arial" w:ascii="Arial" w:hAnsi="Arial"/>
@@ -3027,7 +3242,7 @@
                 <w:t>4</w:t>
               </w:r>
             </w:ins>
-            <w:del w:id="109" w:author="Unknown Author" w:date="2026-05-29T10:04:40Z">
+            <w:del w:id="132" w:author="Unknown Author" w:date="2026-05-29T10:04:40Z">
               <w:r>
                 <w:rPr>
                   <w:rFonts w:eastAsia="Aptos" w:cs="Arial" w:ascii="Arial" w:hAnsi="Arial"/>
@@ -3057,7 +3272,7 @@
                 <w:rFonts w:ascii="Arial" w:hAnsi="Arial" w:eastAsia="Aptos" w:cs="Arial"/>
               </w:rPr>
             </w:pPr>
-            <w:ins w:id="110" w:author="Unknown Author" w:date="2026-05-29T10:05:05Z">
+            <w:ins w:id="133" w:author="Unknown Author" w:date="2026-05-29T10:05:05Z">
               <w:r>
                 <w:rPr>
                   <w:rFonts w:eastAsia="Aptos" w:cs="Arial" w:ascii="Arial" w:hAnsi="Arial"/>
@@ -3069,7 +3284,7 @@
                 <w:t>8</w:t>
               </w:r>
             </w:ins>
-            <w:del w:id="111" w:author="Unknown Author" w:date="2026-05-29T10:05:05Z">
+            <w:del w:id="134" w:author="Unknown Author" w:date="2026-05-29T10:05:05Z">
               <w:r>
                 <w:rPr>
                   <w:rFonts w:eastAsia="Aptos" w:cs="Arial" w:ascii="Arial" w:hAnsi="Arial"/>
@@ -3085,7 +3300,7 @@
         </w:tc>
         <w:tc>
           <w:tcPr>
-            <w:cellIns w:id="112" w:author="Unknown Author" w:date="2026-05-29T09:59:51Z"/>
+            <w:cellIns w:id="135" w:author="Unknown Author" w:date="2026-05-29T09:59:51Z"/>
             <w:tcW w:w="1350" w:type="dxa"/>
             <w:tcBorders/>
           </w:tcPr>
@@ -3100,7 +3315,7 @@
                 <w:rFonts w:ascii="Arial" w:hAnsi="Arial" w:eastAsia="Aptos" w:cs="Arial"/>
               </w:rPr>
             </w:pPr>
-            <w:ins w:id="113" w:author="Unknown Author" w:date="2026-05-29T09:59:51Z">
+            <w:ins w:id="136" w:author="Unknown Author" w:date="2026-05-29T09:59:51Z">
               <w:r>
                 <w:rPr>
                   <w:rFonts w:eastAsia="Aptos" w:cs="Arial" w:ascii="Arial" w:hAnsi="Arial"/>
@@ -3112,7 +3327,7 @@
                 <w:t>‍</w:t>
               </w:r>
             </w:ins>
-            <w:ins w:id="114" w:author="Unknown Author" w:date="2026-05-29T10:03:18Z">
+            <w:ins w:id="137" w:author="Unknown Author" w:date="2026-05-29T10:03:18Z">
               <w:r>
                 <w:rPr>
                   <w:rFonts w:eastAsia="Aptos" w:cs="Arial" w:ascii="Arial" w:hAnsi="Arial"/>
@@ -3137,8 +3352,8 @@
           <w:rFonts w:ascii="Arial" w:hAnsi="Arial" w:cs="Arial"/>
         </w:rPr>
       </w:pPr>
-      <w:bookmarkStart w:id="5" w:name="X6cee09c5ac2a1546c7829ea28769976f6c93ddd"/>
-      <w:bookmarkStart w:id="6" w:name="contamination-survey-in-the-laboratory"/>
+      <w:bookmarkStart w:id="5" w:name="contamination-survey-in-the-laboratory"/>
+      <w:bookmarkStart w:id="6" w:name="X6cee09c5ac2a1546c7829ea28769976f6c93ddd"/>
       <w:r>
         <w:rPr/>
         <mc:AlternateContent>
@@ -3234,7 +3449,7 @@
         </w:rPr>
         <w:t>prevalent and abundant oral microbiota in our NCT samples, we further explored the possible batch effect that is introduced by the LP that processed the samples. To this end, two LPs performed DNA extraction, library preparation and sequencing of four sterile water samples, which were equally distributed. The experiment was repeated twice in different environments. First</w:t>
       </w:r>
-      <w:ins w:id="115" w:author="Linh Dang" w:date="2026-06-04T16:26:21Z">
+      <w:ins w:id="138" w:author="Linh Dang" w:date="2026-06-04T16:26:21Z">
         <w:r>
           <w:rPr>
             <w:rFonts w:cs="Arial" w:ascii="Arial" w:hAnsi="Arial"/>
@@ -3798,14 +4013,14 @@
         <w:rPr>
           <w:rFonts w:cs="Arial" w:ascii="Arial" w:hAnsi="Arial"/>
         </w:rPr>
-        <w:t>).</w:t>
+        <w:t>)</w:t>
       </w:r>
       <w:bookmarkEnd w:id="8"/>
       <w:r>
         <w:rPr>
           <w:rFonts w:cs="Arial" w:ascii="Arial" w:hAnsi="Arial"/>
         </w:rPr>
-        <w:t xml:space="preserve"> </w:t>
+        <w:t xml:space="preserve">. </w:t>
       </w:r>
       <w:commentRangeStart w:id="45"/>
       <w:r>
@@ -3991,8 +4206,8 @@
         <w:tblLook w:val="0020" w:noHBand="0" w:noVBand="0" w:firstColumn="0" w:lastRow="0" w:lastColumn="0" w:firstRow="1"/>
       </w:tblPr>
       <w:tblGrid>
-        <w:gridCol w:w="1522"/>
-        <w:gridCol w:w="1664"/>
+        <w:gridCol w:w="1521"/>
+        <w:gridCol w:w="1665"/>
         <w:gridCol w:w="2015"/>
         <w:gridCol w:w="1688"/>
         <w:gridCol w:w="1170"/>
@@ -4005,7 +4220,7 @@
         </w:trPr>
         <w:tc>
           <w:tcPr>
-            <w:tcW w:w="1522" w:type="dxa"/>
+            <w:tcW w:w="1521" w:type="dxa"/>
             <w:tcBorders>
               <w:bottom w:val="single" w:sz="6" w:space="0" w:color="000000"/>
             </w:tcBorders>
@@ -4037,7 +4252,7 @@
         </w:tc>
         <w:tc>
           <w:tcPr>
-            <w:tcW w:w="1664" w:type="dxa"/>
+            <w:tcW w:w="1665" w:type="dxa"/>
             <w:tcBorders>
               <w:bottom w:val="single" w:sz="6" w:space="0" w:color="000000"/>
             </w:tcBorders>
@@ -4224,7 +4439,7 @@
         <w:trPr/>
         <w:tc>
           <w:tcPr>
-            <w:tcW w:w="1522" w:type="dxa"/>
+            <w:tcW w:w="1521" w:type="dxa"/>
             <w:tcBorders/>
           </w:tcPr>
           <w:p>
@@ -4252,7 +4467,7 @@
         </w:tc>
         <w:tc>
           <w:tcPr>
-            <w:tcW w:w="1664" w:type="dxa"/>
+            <w:tcW w:w="1665" w:type="dxa"/>
             <w:tcBorders/>
           </w:tcPr>
           <w:p>
@@ -4395,7 +4610,7 @@
         <w:trPr/>
         <w:tc>
           <w:tcPr>
-            <w:tcW w:w="1522" w:type="dxa"/>
+            <w:tcW w:w="1521" w:type="dxa"/>
             <w:tcBorders/>
           </w:tcPr>
           <w:p>
@@ -4423,7 +4638,7 @@
         </w:tc>
         <w:tc>
           <w:tcPr>
-            <w:tcW w:w="1664" w:type="dxa"/>
+            <w:tcW w:w="1665" w:type="dxa"/>
             <w:tcBorders/>
           </w:tcPr>
           <w:p>
@@ -4566,7 +4781,7 @@
         <w:trPr/>
         <w:tc>
           <w:tcPr>
-            <w:tcW w:w="1522" w:type="dxa"/>
+            <w:tcW w:w="1521" w:type="dxa"/>
             <w:tcBorders/>
           </w:tcPr>
           <w:p>
@@ -4594,7 +4809,7 @@
         </w:tc>
         <w:tc>
           <w:tcPr>
-            <w:tcW w:w="1664" w:type="dxa"/>
+            <w:tcW w:w="1665" w:type="dxa"/>
             <w:tcBorders/>
           </w:tcPr>
           <w:p>
@@ -4737,7 +4952,7 @@
         <w:trPr/>
         <w:tc>
           <w:tcPr>
-            <w:tcW w:w="1522" w:type="dxa"/>
+            <w:tcW w:w="1521" w:type="dxa"/>
             <w:tcBorders/>
           </w:tcPr>
           <w:p>
@@ -4765,7 +4980,7 @@
         </w:tc>
         <w:tc>
           <w:tcPr>
-            <w:tcW w:w="1664" w:type="dxa"/>
+            <w:tcW w:w="1665" w:type="dxa"/>
             <w:tcBorders/>
           </w:tcPr>
           <w:p>
@@ -4908,7 +5123,7 @@
         <w:trPr/>
         <w:tc>
           <w:tcPr>
-            <w:tcW w:w="1522" w:type="dxa"/>
+            <w:tcW w:w="1521" w:type="dxa"/>
             <w:tcBorders/>
           </w:tcPr>
           <w:p>
@@ -4936,7 +5151,7 @@
         </w:tc>
         <w:tc>
           <w:tcPr>
-            <w:tcW w:w="1664" w:type="dxa"/>
+            <w:tcW w:w="1665" w:type="dxa"/>
             <w:tcBorders/>
           </w:tcPr>
           <w:p>
@@ -5384,14 +5599,14 @@
         <w:rPr>
           <w:rFonts w:cs="Arial" w:ascii="Arial" w:hAnsi="Arial"/>
         </w:rPr>
-        <w:t>genome of 13550 bacterial taxa, latest updated on December 20</w:t>
+        <w:t>genome of 13550 bacterial taxa, latest updated on December 2</w:t>
       </w:r>
       <w:bookmarkEnd w:id="12"/>
       <w:r>
         <w:rPr>
           <w:rFonts w:cs="Arial" w:ascii="Arial" w:hAnsi="Arial"/>
         </w:rPr>
-        <w:t>24.</w:t>
+        <w:t>024.</w:t>
       </w:r>
     </w:p>
     <w:p>
@@ -5691,14 +5906,14 @@
         <w:rPr>
           <w:rFonts w:cs="Arial" w:ascii="Arial" w:hAnsi="Arial"/>
         </w:rPr>
-        <w:t xml:space="preserve"> and Wrench method in R package (8) for normalizati</w:t>
+        <w:t xml:space="preserve"> and Wrench method in R package (8) for normalizat</w:t>
       </w:r>
       <w:bookmarkEnd w:id="14"/>
       <w:r>
         <w:rPr>
           <w:rFonts w:cs="Arial" w:ascii="Arial" w:hAnsi="Arial"/>
         </w:rPr>
-        <w:t>on.</w:t>
+        <w:t>ion.</w:t>
       </w:r>
     </w:p>
     <w:p>
@@ -5882,8 +6097,8 @@
           <w:rFonts w:ascii="Arial" w:hAnsi="Arial" w:cs="Arial"/>
         </w:rPr>
       </w:pPr>
-      <w:bookmarkStart w:id="18" w:name="materials-and-methods"/>
-      <w:bookmarkStart w:id="19" w:name="composite-score"/>
+      <w:bookmarkStart w:id="18" w:name="composite-score"/>
+      <w:bookmarkStart w:id="19" w:name="materials-and-methods"/>
       <w:r>
         <w:rPr>
           <w:rFonts w:cs="Arial" w:ascii="Arial" w:hAnsi="Arial"/>
@@ -6710,7 +6925,7 @@
   <w:comment w:id="0" w:author="Christoph Ammer-Herrmenau" w:date="2026-04-13T22:16:00Z" w:initials="CA">
     <w:p>
       <w:pPr>
-        <w:overflowPunct w:val="false"/>
+        <w:overflowPunct w:val="true"/>
         <w:spacing w:before="0" w:after="0"/>
         <w:rPr/>
       </w:pPr>
@@ -6728,7 +6943,7 @@
   <w:comment w:id="1" w:author="Christoph Ammer-Herrmenau" w:date="2026-04-13T22:16:00Z" w:initials="CA">
     <w:p>
       <w:pPr>
-        <w:overflowPunct w:val="false"/>
+        <w:overflowPunct w:val="true"/>
         <w:spacing w:before="0" w:after="0"/>
         <w:rPr/>
       </w:pPr>
@@ -6744,7 +6959,7 @@
   <w:comment w:id="2" w:author="Christoph Ammer-Herrmenau" w:date="2026-04-13T22:19:00Z" w:initials="CA">
     <w:p>
       <w:pPr>
-        <w:overflowPunct w:val="false"/>
+        <w:overflowPunct w:val="true"/>
         <w:spacing w:before="0" w:after="0"/>
         <w:rPr/>
       </w:pPr>
@@ -6760,7 +6975,7 @@
   <w:comment w:id="3" w:author="Christoph Ammer-Herrmenau" w:date="2026-04-22T21:34:00Z" w:initials="CA">
     <w:p>
       <w:pPr>
-        <w:overflowPunct w:val="false"/>
+        <w:overflowPunct w:val="true"/>
         <w:spacing w:before="0" w:after="0"/>
         <w:rPr/>
       </w:pPr>
@@ -6776,7 +6991,7 @@
   <w:comment w:id="4" w:author="Christoph Ammer-Herrmenau" w:date="2026-04-22T21:53:00Z" w:initials="CA">
     <w:p>
       <w:pPr>
-        <w:overflowPunct w:val="false"/>
+        <w:overflowPunct w:val="true"/>
         <w:spacing w:before="0" w:after="0"/>
         <w:rPr/>
       </w:pPr>
@@ -6792,7 +7007,7 @@
   <w:comment w:id="5" w:author="Christoph Ammer-Herrmenau" w:date="2026-04-22T21:34:00Z" w:initials="CA">
     <w:p>
       <w:pPr>
-        <w:overflowPunct w:val="false"/>
+        <w:overflowPunct w:val="true"/>
         <w:spacing w:before="0" w:after="0"/>
         <w:rPr/>
       </w:pPr>
@@ -6808,7 +7023,7 @@
   <w:comment w:id="7" w:author="Christoph Ammer-Herrmenau" w:date="2026-04-22T21:54:00Z" w:initials="CA">
     <w:p>
       <w:pPr>
-        <w:overflowPunct w:val="false"/>
+        <w:overflowPunct w:val="true"/>
         <w:spacing w:before="0" w:after="0"/>
         <w:rPr/>
       </w:pPr>
@@ -6824,7 +7039,7 @@
   <w:comment w:id="6" w:author="Christoph Ammer-Herrmenau" w:date="2026-04-22T21:55:00Z" w:initials="CA">
     <w:p>
       <w:pPr>
-        <w:overflowPunct w:val="false"/>
+        <w:overflowPunct w:val="true"/>
         <w:spacing w:before="0" w:after="0"/>
         <w:rPr/>
       </w:pPr>
@@ -6840,7 +7055,7 @@
   <w:comment w:id="8" w:author="Christoph Ammer-Herrmenau" w:date="2026-04-22T21:37:00Z" w:initials="CA">
     <w:p>
       <w:pPr>
-        <w:overflowPunct w:val="false"/>
+        <w:overflowPunct w:val="true"/>
         <w:spacing w:before="0" w:after="0"/>
         <w:rPr/>
       </w:pPr>
@@ -6856,7 +7071,7 @@
   <w:comment w:id="9" w:author="Christoph Ammer-Herrmenau" w:date="2026-04-22T21:40:00Z" w:initials="CA">
     <w:p>
       <w:pPr>
-        <w:overflowPunct w:val="false"/>
+        <w:overflowPunct w:val="true"/>
         <w:spacing w:before="0" w:after="0"/>
         <w:rPr/>
       </w:pPr>
@@ -6872,7 +7087,7 @@
   <w:comment w:id="10" w:author="Christoph Ammer-Herrmenau" w:date="2026-04-23T21:35:00Z" w:initials="CA">
     <w:p>
       <w:pPr>
-        <w:overflowPunct w:val="false"/>
+        <w:overflowPunct w:val="true"/>
         <w:spacing w:before="0" w:after="0"/>
         <w:rPr/>
       </w:pPr>
@@ -6888,7 +7103,7 @@
   <w:comment w:id="11" w:author="Christoph Ammer-Herrmenau" w:date="2026-04-22T21:56:00Z" w:initials="CA">
     <w:p>
       <w:pPr>
-        <w:overflowPunct w:val="false"/>
+        <w:overflowPunct w:val="true"/>
         <w:spacing w:before="0" w:after="0"/>
         <w:rPr/>
       </w:pPr>
@@ -6904,7 +7119,7 @@
   <w:comment w:id="12" w:author="Christoph Ammer-Herrmenau" w:date="2026-04-22T21:57:00Z" w:initials="CA">
     <w:p>
       <w:pPr>
-        <w:overflowPunct w:val="false"/>
+        <w:overflowPunct w:val="true"/>
         <w:spacing w:before="0" w:after="0"/>
         <w:rPr/>
       </w:pPr>
@@ -6920,7 +7135,7 @@
   <w:comment w:id="13" w:author="Christoph Ammer-Herrmenau" w:date="2026-04-22T21:58:00Z" w:initials="CA">
     <w:p>
       <w:pPr>
-        <w:overflowPunct w:val="false"/>
+        <w:overflowPunct w:val="true"/>
         <w:spacing w:before="0" w:after="0"/>
         <w:rPr/>
       </w:pPr>
@@ -6936,7 +7151,7 @@
   <w:comment w:id="14" w:author="Christoph Ammer-Herrmenau" w:date="2026-04-22T21:59:00Z" w:initials="CA">
     <w:p>
       <w:pPr>
-        <w:overflowPunct w:val="false"/>
+        <w:overflowPunct w:val="true"/>
         <w:spacing w:before="0" w:after="0"/>
         <w:rPr/>
       </w:pPr>
@@ -6950,7 +7165,7 @@
     </w:p>
     <w:p>
       <w:pPr>
-        <w:overflowPunct w:val="false"/>
+        <w:overflowPunct w:val="true"/>
         <w:spacing w:before="0" w:after="0"/>
         <w:rPr/>
       </w:pPr>
@@ -6966,7 +7181,7 @@
   <w:comment w:id="15" w:author="Unknown Author" w:date="2026-05-29T10:07:22Z" w:initials="">
     <w:p>
       <w:pPr>
-        <w:overflowPunct w:val="false"/>
+        <w:overflowPunct w:val="true"/>
         <w:spacing w:before="0" w:after="0"/>
         <w:rPr/>
       </w:pPr>
@@ -6982,7 +7197,7 @@
   <w:comment w:id="16" w:author="Christoph Ammer-Herrmenau" w:date="2026-04-23T21:33:00Z" w:initials="CA">
     <w:p>
       <w:pPr>
-        <w:overflowPunct w:val="false"/>
+        <w:overflowPunct w:val="true"/>
         <w:spacing w:before="0" w:after="0"/>
         <w:rPr/>
       </w:pPr>
@@ -6998,7 +7213,7 @@
   <w:comment w:id="17" w:author="Christoph Ammer-Herrmenau" w:date="2026-04-23T21:43:00Z" w:initials="CA">
     <w:p>
       <w:pPr>
-        <w:overflowPunct w:val="false"/>
+        <w:overflowPunct w:val="true"/>
         <w:spacing w:before="0" w:after="0"/>
         <w:rPr/>
       </w:pPr>
@@ -7030,7 +7245,7 @@
   <w:comment w:id="18" w:author="Christoph Ammer-Herrmenau" w:date="2026-04-23T21:40:00Z" w:initials="CA">
     <w:p>
       <w:pPr>
-        <w:overflowPunct w:val="false"/>
+        <w:overflowPunct w:val="true"/>
         <w:spacing w:before="0" w:after="0"/>
         <w:rPr/>
       </w:pPr>
@@ -7046,7 +7261,7 @@
   <w:comment w:id="19" w:author="Linh Dang" w:date="2026-06-03T15:48:43Z" w:initials="LD">
     <w:p>
       <w:pPr>
-        <w:overflowPunct w:val="true"/>
+        <w:overflowPunct w:val="false"/>
         <w:spacing w:before="0" w:after="0"/>
         <w:rPr/>
       </w:pPr>
@@ -7062,23 +7277,39 @@
     </w:p>
     <w:p>
       <w:pPr>
+        <w:overflowPunct w:val="false"/>
+        <w:spacing w:before="0" w:after="0"/>
+        <w:rPr/>
+      </w:pPr>
+      <w:r>
+        <w:rPr>
+          <w:rFonts w:ascii="Liberation Serif" w:hAnsi="Liberation Serif" w:eastAsia="DejaVu Sans" w:cs="Noto Sans Arabic"/>
+          <w:lang w:val="en-US" w:eastAsia="en-US" w:bidi="en-US"/>
+        </w:rPr>
+        <w:t>Agreed :)</w:t>
+      </w:r>
+    </w:p>
+  </w:comment>
+  <w:comment w:id="20" w:author="Christoph Ammer-Herrmenau" w:date="2026-04-23T21:40:00Z" w:initials="CA">
+    <w:p>
+      <w:pPr>
         <w:overflowPunct w:val="true"/>
         <w:spacing w:before="0" w:after="0"/>
         <w:rPr/>
       </w:pPr>
       <w:r>
         <w:rPr>
-          <w:rFonts w:ascii="Liberation Serif" w:hAnsi="Liberation Serif" w:eastAsia="DejaVu Sans" w:cs="Noto Sans Arabic"/>
+          <w:rFonts w:ascii="Liberation Serif" w:hAnsi="Liberation Serif" w:eastAsia="DejaVu Sans" w:cs="Noto Sans Arabic UI"/>
           <w:lang w:val="en-US" w:eastAsia="en-US" w:bidi="en-US"/>
         </w:rPr>
-        <w:t>Agreed :)</w:t>
+        <w:t>Very well written!!</w:t>
       </w:r>
     </w:p>
   </w:comment>
-  <w:comment w:id="20" w:author="Christoph Ammer-Herrmenau" w:date="2026-04-23T21:40:00Z" w:initials="CA">
-    <w:p>
-      <w:pPr>
-        <w:overflowPunct w:val="false"/>
+  <w:comment w:id="21" w:author="Christoph Ammer-Herrmenau" w:date="2026-04-23T21:45:00Z" w:initials="CA">
+    <w:p>
+      <w:pPr>
+        <w:overflowPunct w:val="true"/>
         <w:spacing w:before="0" w:after="0"/>
         <w:rPr/>
       </w:pPr>
@@ -7087,22 +7318,6 @@
           <w:rFonts w:ascii="Liberation Serif" w:hAnsi="Liberation Serif" w:eastAsia="DejaVu Sans" w:cs="Noto Sans Arabic UI"/>
           <w:lang w:val="en-US" w:eastAsia="en-US" w:bidi="en-US"/>
         </w:rPr>
-        <w:t>Very well written!!</w:t>
-      </w:r>
-    </w:p>
-  </w:comment>
-  <w:comment w:id="21" w:author="Christoph Ammer-Herrmenau" w:date="2026-04-23T21:45:00Z" w:initials="CA">
-    <w:p>
-      <w:pPr>
-        <w:overflowPunct w:val="false"/>
-        <w:spacing w:before="0" w:after="0"/>
-        <w:rPr/>
-      </w:pPr>
-      <w:r>
-        <w:rPr>
-          <w:rFonts w:ascii="Liberation Serif" w:hAnsi="Liberation Serif" w:eastAsia="DejaVu Sans" w:cs="Noto Sans Arabic UI"/>
-          <w:lang w:val="en-US" w:eastAsia="en-US" w:bidi="en-US"/>
-        </w:rPr>
         <w:t>In order to reduce complexity of this complex work Iwould remove the analysis on phylum level. We focused on genus level, which is by far much more specific.</w:t>
       </w:r>
     </w:p>
@@ -7110,7 +7325,7 @@
   <w:comment w:id="22" w:author="Linh Dang" w:date="2026-06-03T15:49:17Z" w:initials="LD">
     <w:p>
       <w:pPr>
-        <w:overflowPunct w:val="true"/>
+        <w:overflowPunct w:val="false"/>
         <w:spacing w:before="0" w:after="0"/>
         <w:rPr/>
       </w:pPr>
@@ -7126,23 +7341,39 @@
     </w:p>
     <w:p>
       <w:pPr>
+        <w:overflowPunct w:val="false"/>
+        <w:spacing w:before="0" w:after="0"/>
+        <w:rPr/>
+      </w:pPr>
+      <w:r>
+        <w:rPr>
+          <w:rFonts w:ascii="Liberation Serif" w:hAnsi="Liberation Serif" w:eastAsia="DejaVu Sans" w:cs="Noto Sans Arabic"/>
+          <w:lang w:val="en-US" w:eastAsia="en-US" w:bidi="en-US"/>
+        </w:rPr>
+        <w:t>Agreed!!</w:t>
+      </w:r>
+    </w:p>
+  </w:comment>
+  <w:comment w:id="23" w:author="Christoph Ammer-Herrmenau" w:date="2026-04-23T21:50:00Z" w:initials="CA">
+    <w:p>
+      <w:pPr>
         <w:overflowPunct w:val="true"/>
         <w:spacing w:before="0" w:after="0"/>
         <w:rPr/>
       </w:pPr>
       <w:r>
         <w:rPr>
-          <w:rFonts w:ascii="Liberation Serif" w:hAnsi="Liberation Serif" w:eastAsia="DejaVu Sans" w:cs="Noto Sans Arabic"/>
+          <w:rFonts w:ascii="Liberation Serif" w:hAnsi="Liberation Serif" w:eastAsia="DejaVu Sans" w:cs="Noto Sans Arabic UI"/>
           <w:lang w:val="en-US" w:eastAsia="en-US" w:bidi="en-US"/>
         </w:rPr>
-        <w:t>Agreed!!</w:t>
+        <w:t>As mentioned above, I do not see the rationale to explore higher taxonomic ranks. Maybe it would be worth to have a lookt to the domiant species as our method allows robust analysis on species level.</w:t>
       </w:r>
     </w:p>
   </w:comment>
-  <w:comment w:id="23" w:author="Christoph Ammer-Herrmenau" w:date="2026-04-23T21:50:00Z" w:initials="CA">
-    <w:p>
-      <w:pPr>
-        <w:overflowPunct w:val="false"/>
+  <w:comment w:id="25" w:author="Linh Dang" w:date="2026-06-04T12:52:45Z" w:initials="LD">
+    <w:p>
+      <w:pPr>
+        <w:overflowPunct w:val="true"/>
         <w:spacing w:before="0" w:after="0"/>
         <w:rPr/>
       </w:pPr>
@@ -7151,14 +7382,14 @@
           <w:rFonts w:ascii="Liberation Serif" w:hAnsi="Liberation Serif" w:eastAsia="DejaVu Sans" w:cs="Noto Sans Arabic UI"/>
           <w:lang w:val="en-US" w:eastAsia="en-US" w:bidi="en-US"/>
         </w:rPr>
-        <w:t>As mentioned above, I do not see the rationale to explore higher taxonomic ranks. Maybe it would be worth to have a lookt to the domiant species as our method allows robust analysis on species level.</w:t>
+        <w:t>Question: the default option in MaAslin2 not for pairwise comparison, but rather compare one to a reference. In this case, we have: paraffin vs. PCR and Buffer vs. PCR. Is it also interesting to do: Paraffin vs. the rest, Buffer vs. the rest, and PCR vs. the rest.</w:t>
       </w:r>
     </w:p>
   </w:comment>
-  <w:comment w:id="24" w:author="Linh Dang" w:date="2026-06-04T12:52:45Z" w:initials="LD">
-    <w:p>
-      <w:pPr>
-        <w:overflowPunct w:val="false"/>
+  <w:comment w:id="24" w:author="Christoph Ammer-Herrmenau" w:date="2026-04-23T21:54:00Z" w:initials="CA">
+    <w:p>
+      <w:pPr>
+        <w:overflowPunct w:val="true"/>
         <w:spacing w:before="0" w:after="0"/>
         <w:rPr/>
       </w:pPr>
@@ -7167,22 +7398,6 @@
           <w:rFonts w:ascii="Liberation Serif" w:hAnsi="Liberation Serif" w:eastAsia="DejaVu Sans" w:cs="Noto Sans Arabic UI"/>
           <w:lang w:val="en-US" w:eastAsia="en-US" w:bidi="en-US"/>
         </w:rPr>
-        <w:t>Question: the default option in MaAslin2 not for pairwise comparison, but rather compare one to a reference. In this case, we have: paraffin vs. PCR and Buffer vs. PCR. Is it also interesting to do: Paraffin vs. the rest, Buffer vs. the rest, and PCR vs. the rest.</w:t>
-      </w:r>
-    </w:p>
-  </w:comment>
-  <w:comment w:id="25" w:author="Christoph Ammer-Herrmenau" w:date="2026-04-23T21:54:00Z" w:initials="CA">
-    <w:p>
-      <w:pPr>
-        <w:overflowPunct w:val="false"/>
-        <w:spacing w:before="0" w:after="0"/>
-        <w:rPr/>
-      </w:pPr>
-      <w:r>
-        <w:rPr>
-          <w:rFonts w:ascii="Liberation Serif" w:hAnsi="Liberation Serif" w:eastAsia="DejaVu Sans" w:cs="Noto Sans Arabic UI"/>
-          <w:lang w:val="en-US" w:eastAsia="en-US" w:bidi="en-US"/>
-        </w:rPr>
         <w:t>Also here I would ratheruse the species level. If there are too many species  we can use a suppl table. Why have you not used MaAsLin2 and stratified for LP, origin paraffin, buffer etc? If there are multiple species dominant in LP we can take it as a smooth bridge to the second chapter.</w:t>
       </w:r>
     </w:p>
@@ -7190,7 +7405,7 @@
   <w:comment w:id="26" w:author="Linh Dang" w:date="2026-06-04T12:50:17Z" w:initials="LD">
     <w:p>
       <w:pPr>
-        <w:overflowPunct w:val="false"/>
+        <w:overflowPunct w:val="true"/>
         <w:spacing w:before="0" w:after="0"/>
         <w:rPr/>
       </w:pPr>
@@ -7206,7 +7421,7 @@
     </w:p>
     <w:p>
       <w:pPr>
-        <w:overflowPunct w:val="false"/>
+        <w:overflowPunct w:val="true"/>
         <w:spacing w:before="0" w:after="0"/>
         <w:rPr/>
       </w:pPr>
@@ -7222,7 +7437,7 @@
   <w:comment w:id="27" w:author="Christoph Ammer-Herrmenau" w:date="2026-04-24T21:14:00Z" w:initials="CA">
     <w:p>
       <w:pPr>
-        <w:overflowPunct w:val="false"/>
+        <w:overflowPunct w:val="true"/>
         <w:spacing w:before="0" w:after="0"/>
         <w:rPr/>
       </w:pPr>
@@ -7238,7 +7453,7 @@
   <w:comment w:id="29" w:author="Christoph Ammer-Herrmenau" w:date="2026-04-24T22:59:00Z" w:initials="CA">
     <w:p>
       <w:pPr>
-        <w:overflowPunct w:val="false"/>
+        <w:overflowPunct w:val="true"/>
         <w:spacing w:before="0" w:after="0"/>
         <w:rPr/>
       </w:pPr>
@@ -7254,7 +7469,7 @@
   <w:comment w:id="28" w:author="Christoph Ammer-Herrmenau" w:date="2026-04-24T23:00:00Z" w:initials="CA">
     <w:p>
       <w:pPr>
-        <w:overflowPunct w:val="false"/>
+        <w:overflowPunct w:val="true"/>
         <w:spacing w:before="0" w:after="0"/>
         <w:rPr/>
       </w:pPr>
@@ -7270,7 +7485,7 @@
   <w:comment w:id="30" w:author="Christoph Ammer-Herrmenau" w:date="2026-04-24T21:06:00Z" w:initials="CA">
     <w:p>
       <w:pPr>
-        <w:overflowPunct w:val="false"/>
+        <w:overflowPunct w:val="true"/>
         <w:spacing w:before="0" w:after="0"/>
         <w:rPr/>
       </w:pPr>
@@ -7286,7 +7501,7 @@
   <w:comment w:id="31" w:author="Christoph Ammer-Herrmenau" w:date="2026-04-24T23:01:00Z" w:initials="CA">
     <w:p>
       <w:pPr>
-        <w:overflowPunct w:val="false"/>
+        <w:overflowPunct w:val="true"/>
         <w:spacing w:before="0" w:after="0"/>
         <w:rPr/>
       </w:pPr>
@@ -7302,7 +7517,7 @@
   <w:comment w:id="32" w:author="Christoph Ammer-Herrmenau" w:date="2026-04-24T21:09:00Z" w:initials="CA">
     <w:p>
       <w:pPr>
-        <w:overflowPunct w:val="false"/>
+        <w:overflowPunct w:val="true"/>
         <w:spacing w:before="0" w:after="0"/>
         <w:rPr/>
       </w:pPr>
@@ -7318,7 +7533,7 @@
   <w:comment w:id="33" w:author="Christoph Ammer-Herrmenau" w:date="2026-04-24T21:07:00Z" w:initials="CA">
     <w:p>
       <w:pPr>
-        <w:overflowPunct w:val="false"/>
+        <w:overflowPunct w:val="true"/>
         <w:spacing w:before="0" w:after="0"/>
         <w:rPr/>
       </w:pPr>
@@ -7334,7 +7549,7 @@
   <w:comment w:id="34" w:author="Christoph Ammer-Herrmenau" w:date="2026-04-24T21:13:00Z" w:initials="CA">
     <w:p>
       <w:pPr>
-        <w:overflowPunct w:val="false"/>
+        <w:overflowPunct w:val="true"/>
         <w:spacing w:before="0" w:after="0"/>
         <w:rPr/>
       </w:pPr>
@@ -7350,7 +7565,7 @@
   <w:comment w:id="35" w:author="Christoph Ammer-Herrmenau" w:date="2026-04-24T21:11:00Z" w:initials="CA">
     <w:p>
       <w:pPr>
-        <w:overflowPunct w:val="false"/>
+        <w:overflowPunct w:val="true"/>
         <w:spacing w:before="0" w:after="0"/>
         <w:rPr/>
       </w:pPr>
@@ -7366,7 +7581,7 @@
   <w:comment w:id="36" w:author="Christoph Ammer-Herrmenau" w:date="2026-04-24T21:14:00Z" w:initials="CA">
     <w:p>
       <w:pPr>
-        <w:overflowPunct w:val="false"/>
+        <w:overflowPunct w:val="true"/>
         <w:spacing w:before="0" w:after="0"/>
         <w:rPr/>
       </w:pPr>
@@ -7382,7 +7597,7 @@
   <w:comment w:id="37" w:author="Christoph Ammer-Herrmenau" w:date="2026-04-24T23:03:00Z" w:initials="CA">
     <w:p>
       <w:pPr>
-        <w:overflowPunct w:val="false"/>
+        <w:overflowPunct w:val="true"/>
         <w:spacing w:before="0" w:after="0"/>
         <w:rPr/>
       </w:pPr>
@@ -7398,7 +7613,7 @@
   <w:comment w:id="38" w:author="Christoph Ammer-Herrmenau" w:date="2026-04-25T21:02:00Z" w:initials="CA">
     <w:p>
       <w:pPr>
-        <w:overflowPunct w:val="false"/>
+        <w:overflowPunct w:val="true"/>
         <w:spacing w:before="0" w:after="0"/>
         <w:rPr/>
       </w:pPr>
@@ -7414,7 +7629,7 @@
   <w:comment w:id="39" w:author="Christoph Ammer-Herrmenau" w:date="2026-04-25T21:20:00Z" w:initials="CA">
     <w:p>
       <w:pPr>
-        <w:overflowPunct w:val="false"/>
+        <w:overflowPunct w:val="true"/>
         <w:spacing w:before="0" w:after="0"/>
         <w:rPr/>
       </w:pPr>
@@ -7430,7 +7645,7 @@
   <w:comment w:id="40" w:author="Christoph Ammer-Herrmenau" w:date="2026-04-25T21:21:00Z" w:initials="CA">
     <w:p>
       <w:pPr>
-        <w:overflowPunct w:val="false"/>
+        <w:overflowPunct w:val="true"/>
         <w:spacing w:before="0" w:after="0"/>
         <w:rPr/>
       </w:pPr>
@@ -7446,7 +7661,7 @@
   <w:comment w:id="41" w:author="Christoph Ammer-Herrmenau" w:date="2026-04-25T21:21:00Z" w:initials="CA">
     <w:p>
       <w:pPr>
-        <w:overflowPunct w:val="false"/>
+        <w:overflowPunct w:val="true"/>
         <w:spacing w:before="0" w:after="0"/>
         <w:rPr/>
       </w:pPr>
@@ -7462,7 +7677,7 @@
   <w:comment w:id="42" w:author="Christoph Ammer-Herrmenau" w:date="2026-04-25T21:45:00Z" w:initials="CA">
     <w:p>
       <w:pPr>
-        <w:overflowPunct w:val="false"/>
+        <w:overflowPunct w:val="true"/>
         <w:spacing w:before="0" w:after="0"/>
         <w:rPr/>
       </w:pPr>
@@ -7478,7 +7693,7 @@
   <w:comment w:id="44" w:author="Christoph Ammer-Herrmenau" w:date="2026-04-25T21:50:00Z" w:initials="CA">
     <w:p>
       <w:pPr>
-        <w:overflowPunct w:val="false"/>
+        <w:overflowPunct w:val="true"/>
         <w:spacing w:before="0" w:after="0"/>
         <w:rPr/>
       </w:pPr>
@@ -7494,7 +7709,7 @@
   <w:comment w:id="43" w:author="Christoph Ammer-Herrmenau" w:date="2026-04-25T21:52:00Z" w:initials="CA">
     <w:p>
       <w:pPr>
-        <w:overflowPunct w:val="false"/>
+        <w:overflowPunct w:val="true"/>
         <w:spacing w:before="0" w:after="0"/>
         <w:rPr/>
       </w:pPr>
@@ -7510,7 +7725,7 @@
   <w:comment w:id="45" w:author="Christoph Ammer-Herrmenau" w:date="2026-04-25T21:47:00Z" w:initials="CA">
     <w:p>
       <w:pPr>
-        <w:overflowPunct w:val="false"/>
+        <w:overflowPunct w:val="true"/>
         <w:spacing w:before="0" w:after="0"/>
         <w:rPr/>
       </w:pPr>
@@ -7526,7 +7741,7 @@
   <w:comment w:id="46" w:author="Christoph Ammer-Herrmenau" w:date="2026-04-25T22:00:00Z" w:initials="CA">
     <w:p>
       <w:pPr>
-        <w:overflowPunct w:val="false"/>
+        <w:overflowPunct w:val="true"/>
         <w:spacing w:before="0" w:after="0"/>
         <w:rPr/>
       </w:pPr>
@@ -7542,7 +7757,7 @@
   <w:comment w:id="47" w:author="Christoph Ammer-Herrmenau" w:date="2026-04-25T22:01:00Z" w:initials="CA">
     <w:p>
       <w:pPr>
-        <w:overflowPunct w:val="false"/>
+        <w:overflowPunct w:val="true"/>
         <w:spacing w:before="0" w:after="0"/>
         <w:rPr/>
       </w:pPr>
@@ -7558,7 +7773,7 @@
   <w:comment w:id="48" w:author="Christoph Ammer-Herrmenau" w:date="2026-04-25T22:09:00Z" w:initials="CA">
     <w:p>
       <w:pPr>
-        <w:overflowPunct w:val="false"/>
+        <w:overflowPunct w:val="true"/>
         <w:spacing w:before="0" w:after="0"/>
         <w:rPr/>
       </w:pPr>
@@ -7574,7 +7789,7 @@
   <w:comment w:id="49" w:author="Christoph Ammer-Herrmenau" w:date="2026-04-25T22:24:00Z" w:initials="CA">
     <w:p>
       <w:pPr>
-        <w:overflowPunct w:val="false"/>
+        <w:overflowPunct w:val="true"/>
         <w:spacing w:before="0" w:after="0"/>
         <w:rPr/>
       </w:pPr>
@@ -7590,7 +7805,7 @@
   <w:comment w:id="50" w:author="Christoph Ammer-Herrmenau" w:date="2026-04-25T22:28:00Z" w:initials="CA">
     <w:p>
       <w:pPr>
-        <w:overflowPunct w:val="false"/>
+        <w:overflowPunct w:val="true"/>
         <w:spacing w:before="0" w:after="0"/>
         <w:rPr/>
       </w:pPr>
@@ -7606,7 +7821,7 @@
   <w:comment w:id="51" w:author="Christoph Ammer-Herrmenau" w:date="2026-04-25T22:33:00Z" w:initials="CA">
     <w:p>
       <w:pPr>
-        <w:overflowPunct w:val="false"/>
+        <w:overflowPunct w:val="true"/>
         <w:spacing w:before="0" w:after="0"/>
         <w:rPr/>
       </w:pPr>
@@ -7654,7 +7869,7 @@
   <w:comment w:id="52" w:author="Christoph Ammer-Herrmenau" w:date="2026-04-25T22:22:00Z" w:initials="CA">
     <w:p>
       <w:pPr>
-        <w:overflowPunct w:val="false"/>
+        <w:overflowPunct w:val="true"/>
         <w:spacing w:before="0" w:after="0"/>
         <w:rPr/>
       </w:pPr>
@@ -7670,7 +7885,7 @@
   <w:comment w:id="53" w:author="Christoph Ammer-Herrmenau" w:date="2026-04-25T22:21:00Z" w:initials="CA">
     <w:p>
       <w:pPr>
-        <w:overflowPunct w:val="false"/>
+        <w:overflowPunct w:val="true"/>
         <w:spacing w:before="0" w:after="0"/>
         <w:rPr/>
       </w:pPr>
@@ -7686,7 +7901,7 @@
   <w:comment w:id="54" w:author="Christoph Ammer-Herrmenau" w:date="2026-04-25T22:34:00Z" w:initials="CA">
     <w:p>
       <w:pPr>
-        <w:overflowPunct w:val="false"/>
+        <w:overflowPunct w:val="true"/>
         <w:spacing w:before="0" w:after="0"/>
         <w:rPr/>
       </w:pPr>

--- a/Manuscript/Manuscript_V02_CAH.docx
+++ b/Manuscript/Manuscript_V02_CAH.docx
@@ -46,6 +46,19 @@
         </w:p>
       </w:sdtContent>
     </w:sdt>
+    <w:p>
+      <w:pPr>
+        <w:pStyle w:val="Normal"/>
+        <w:rPr>
+          <w:rFonts w:ascii="Arial" w:hAnsi="Arial" w:cs="Arial"/>
+        </w:rPr>
+      </w:pPr>
+      <w:r>
+        <w:rPr>
+          <w:rFonts w:cs="Arial" w:ascii="Arial" w:hAnsi="Arial"/>
+        </w:rPr>
+      </w:r>
+    </w:p>
     <w:p>
       <w:pPr>
         <w:pStyle w:val="Normal"/>
@@ -1474,7 +1487,7 @@
           <w:rPr>
             <w:rFonts w:cs="Arial" w:ascii="Arial" w:hAnsi="Arial"/>
           </w:rPr>
-          <w:t>A, lower pan</w:t>
+          <w:t>A, lower pa</w:t>
         </w:r>
       </w:ins>
       <w:ins w:id="48" w:author="Unknown Author" w:date="2026-05-29T10:14:39Z">
@@ -1483,7 +1496,7 @@
           <w:rPr>
             <w:rFonts w:cs="Arial" w:ascii="Arial" w:hAnsi="Arial"/>
           </w:rPr>
-          <w:t>el</w:t>
+          <w:t>nel</w:t>
         </w:r>
       </w:ins>
       <w:del w:id="49" w:author="Unknown Author" w:date="2026-05-29T09:51:32Z">
@@ -2167,18 +2180,10 @@
           <w:rPr>
             <w:rFonts w:cs="Arial" w:ascii="Arial" w:hAnsi="Arial"/>
           </w:rPr>
-          <w:t>W</w:t>
+          <w:t xml:space="preserve">We applied The MaAslin2 R package for differential abundant analyses with respect to negative control types, as shown in Figure 1.E. </w:t>
         </w:r>
       </w:ins>
       <w:ins w:id="85" w:author="Linh Dang" w:date="2026-06-11T05:35:48Z">
-        <w:r>
-          <w:rPr>
-            <w:rFonts w:cs="Arial" w:ascii="Arial" w:hAnsi="Arial"/>
-          </w:rPr>
-          <w:t xml:space="preserve">e applied The MaAslin2 R package for differential abundant analyses with respect to negative control types, as shown in Figure 1.E. </w:t>
-        </w:r>
-      </w:ins>
-      <w:ins w:id="86" w:author="Linh Dang" w:date="2026-06-11T05:35:48Z">
         <w:r>
           <w:rPr>
             <w:rFonts w:eastAsia="Aptos" w:cs="Arial" w:ascii="Arial" w:hAnsi="Arial" w:eastAsiaTheme="minorHAnsi"/>
@@ -2191,7 +2196,7 @@
           <w:t>Notably</w:t>
         </w:r>
       </w:ins>
-      <w:ins w:id="87" w:author="Linh Dang" w:date="2026-06-11T05:35:48Z">
+      <w:ins w:id="86" w:author="Linh Dang" w:date="2026-06-11T05:35:48Z">
         <w:r>
           <w:rPr>
             <w:rFonts w:cs="Arial" w:ascii="Arial" w:hAnsi="Arial"/>
@@ -2199,7 +2204,7 @@
           <w:t>,</w:t>
         </w:r>
       </w:ins>
-      <w:ins w:id="88" w:author="Linh Dang" w:date="2026-06-11T05:44:47Z">
+      <w:ins w:id="87" w:author="Linh Dang" w:date="2026-06-11T05:44:47Z">
         <w:r>
           <w:rPr>
             <w:rFonts w:cs="Arial" w:ascii="Arial" w:hAnsi="Arial"/>
@@ -2207,23 +2212,23 @@
           <w:t xml:space="preserve"> </w:t>
         </w:r>
       </w:ins>
-      <w:ins w:id="89" w:author="Linh Dang" w:date="2026-06-11T05:48:17Z">
+      <w:ins w:id="88" w:author="Linh Dang" w:date="2026-06-11T05:48:17Z">
         <w:r>
           <w:rPr>
             <w:rFonts w:cs="Arial" w:ascii="Arial" w:hAnsi="Arial"/>
           </w:rPr>
           <w:t xml:space="preserve">we </w:t>
+        </w:r>
+      </w:ins>
+      <w:ins w:id="89" w:author="Linh Dang" w:date="2026-06-11T05:50:10Z">
+        <w:r>
+          <w:rPr>
+            <w:rFonts w:cs="Arial" w:ascii="Arial" w:hAnsi="Arial"/>
+          </w:rPr>
+          <w:t xml:space="preserve">also add </w:t>
         </w:r>
       </w:ins>
       <w:ins w:id="90" w:author="Linh Dang" w:date="2026-06-11T05:50:10Z">
-        <w:r>
-          <w:rPr>
-            <w:rFonts w:cs="Arial" w:ascii="Arial" w:hAnsi="Arial"/>
-          </w:rPr>
-          <w:t xml:space="preserve">also add </w:t>
-        </w:r>
-      </w:ins>
-      <w:ins w:id="91" w:author="Linh Dang" w:date="2026-06-11T05:50:10Z">
         <w:r>
           <w:rPr>
             <w:rFonts w:eastAsia="Aptos" w:cs="Arial" w:ascii="Arial" w:hAnsi="Arial" w:eastAsiaTheme="minorHAnsi"/>
@@ -2236,15 +2241,15 @@
           <w:t>laboratory</w:t>
         </w:r>
       </w:ins>
+      <w:ins w:id="91" w:author="Linh Dang" w:date="2026-06-11T05:50:10Z">
+        <w:r>
+          <w:rPr>
+            <w:rFonts w:cs="Arial" w:ascii="Arial" w:hAnsi="Arial"/>
+          </w:rPr>
+          <w:t xml:space="preserve"> </w:t>
+        </w:r>
+      </w:ins>
       <w:ins w:id="92" w:author="Linh Dang" w:date="2026-06-11T05:50:10Z">
-        <w:r>
-          <w:rPr>
-            <w:rFonts w:cs="Arial" w:ascii="Arial" w:hAnsi="Arial"/>
-          </w:rPr>
-          <w:t xml:space="preserve"> </w:t>
-        </w:r>
-      </w:ins>
-      <w:ins w:id="93" w:author="Linh Dang" w:date="2026-06-11T05:50:10Z">
         <w:r>
           <w:rPr>
             <w:rFonts w:eastAsia="Aptos" w:cs="Arial" w:ascii="Arial" w:hAnsi="Arial" w:eastAsiaTheme="minorHAnsi"/>
@@ -2257,7 +2262,7 @@
           <w:t>personnel</w:t>
         </w:r>
       </w:ins>
-      <w:ins w:id="94" w:author="Linh Dang" w:date="2026-06-11T05:50:10Z">
+      <w:ins w:id="93" w:author="Linh Dang" w:date="2026-06-11T05:50:10Z">
         <w:r>
           <w:rPr>
             <w:rFonts w:cs="Arial" w:ascii="Arial" w:hAnsi="Arial"/>
@@ -2265,7 +2270,7 @@
           <w:t xml:space="preserve"> as a covariate</w:t>
         </w:r>
       </w:ins>
-      <w:ins w:id="95" w:author="Linh Dang" w:date="2026-06-11T05:51:15Z">
+      <w:ins w:id="94" w:author="Linh Dang" w:date="2026-06-11T05:51:15Z">
         <w:r>
           <w:rPr>
             <w:rFonts w:cs="Arial" w:ascii="Arial" w:hAnsi="Arial"/>
@@ -2273,7 +2278,7 @@
           <w:t xml:space="preserve"> to the </w:t>
         </w:r>
       </w:ins>
-      <w:ins w:id="96" w:author="Linh Dang" w:date="2026-06-11T05:52:23Z">
+      <w:ins w:id="95" w:author="Linh Dang" w:date="2026-06-11T05:52:23Z">
         <w:r>
           <w:rPr>
             <w:rFonts w:cs="Arial" w:ascii="Arial" w:hAnsi="Arial"/>
@@ -2281,7 +2286,7 @@
           <w:t xml:space="preserve">model </w:t>
         </w:r>
       </w:ins>
-      <w:ins w:id="97" w:author="Linh Dang" w:date="2026-06-11T06:00:11Z">
+      <w:ins w:id="96" w:author="Linh Dang" w:date="2026-06-11T06:00:11Z">
         <w:r>
           <w:rPr>
             <w:rFonts w:cs="Arial" w:ascii="Arial" w:hAnsi="Arial"/>
@@ -2289,57 +2294,57 @@
           <w:t xml:space="preserve">to accounting for its batch effect. The analyses show </w:t>
         </w:r>
       </w:ins>
-      <w:ins w:id="98" w:author="Linh Dang" w:date="2026-06-11T06:04:35Z">
+      <w:ins w:id="97" w:author="Linh Dang" w:date="2026-06-11T06:04:35Z">
         <w:r>
           <w:rPr>
             <w:rFonts w:cs="Arial" w:ascii="Arial" w:hAnsi="Arial"/>
           </w:rPr>
           <w:t>that the abundance of many sp</w:t>
+        </w:r>
+      </w:ins>
+      <w:ins w:id="98" w:author="Linh Dang" w:date="2026-06-11T06:05:36Z">
+        <w:r>
+          <w:rPr>
+            <w:rFonts w:cs="Arial" w:ascii="Arial" w:hAnsi="Arial"/>
+          </w:rPr>
+          <w:t xml:space="preserve">ecies from </w:t>
         </w:r>
       </w:ins>
       <w:ins w:id="99" w:author="Linh Dang" w:date="2026-06-11T06:05:36Z">
         <w:r>
           <w:rPr>
             <w:rFonts w:cs="Arial" w:ascii="Arial" w:hAnsi="Arial"/>
-          </w:rPr>
-          <w:t xml:space="preserve">ecies from </w:t>
+            <w:i/>
+            <w:iCs/>
+          </w:rPr>
+          <w:t>Burkholderia</w:t>
         </w:r>
       </w:ins>
       <w:ins w:id="100" w:author="Linh Dang" w:date="2026-06-11T06:05:36Z">
         <w:r>
           <w:rPr>
             <w:rFonts w:cs="Arial" w:ascii="Arial" w:hAnsi="Arial"/>
-            <w:i/>
-            <w:iCs/>
-          </w:rPr>
-          <w:t>Burkholderia</w:t>
+          </w:rPr>
+          <w:t xml:space="preserve"> are enriched in buffer control compared to</w:t>
         </w:r>
       </w:ins>
-      <w:ins w:id="101" w:author="Linh Dang" w:date="2026-06-11T06:05:36Z">
-        <w:r>
-          <w:rPr>
-            <w:rFonts w:cs="Arial" w:ascii="Arial" w:hAnsi="Arial"/>
-          </w:rPr>
-          <w:t xml:space="preserve"> are enriched in buffer control compared to</w:t>
+      <w:ins w:id="101" w:author="Linh Dang" w:date="2026-06-11T06:06:37Z">
+        <w:r>
+          <w:rPr>
+            <w:rFonts w:cs="Arial" w:ascii="Arial" w:hAnsi="Arial"/>
+          </w:rPr>
+          <w:t xml:space="preserve"> PCR control, while</w:t>
         </w:r>
       </w:ins>
-      <w:ins w:id="102" w:author="Linh Dang" w:date="2026-06-11T06:06:37Z">
-        <w:r>
-          <w:rPr>
-            <w:rFonts w:cs="Arial" w:ascii="Arial" w:hAnsi="Arial"/>
-          </w:rPr>
-          <w:t xml:space="preserve"> PCR control, while</w:t>
+      <w:ins w:id="102" w:author="Linh Dang" w:date="2026-06-11T06:08:35Z">
+        <w:r>
+          <w:rPr>
+            <w:rFonts w:cs="Arial" w:ascii="Arial" w:hAnsi="Arial"/>
+          </w:rPr>
+          <w:t xml:space="preserve"> in paraffin controls species from Sphingomonas</w:t>
         </w:r>
       </w:ins>
-      <w:ins w:id="103" w:author="Linh Dang" w:date="2026-06-11T06:08:35Z">
-        <w:r>
-          <w:rPr>
-            <w:rFonts w:cs="Arial" w:ascii="Arial" w:hAnsi="Arial"/>
-          </w:rPr>
-          <w:t xml:space="preserve"> in paraffin controls species from Sphingomonas</w:t>
-        </w:r>
-      </w:ins>
-      <w:ins w:id="104" w:author="Linh Dang" w:date="2026-06-11T06:09:42Z">
+      <w:ins w:id="103" w:author="Linh Dang" w:date="2026-06-11T06:09:42Z">
         <w:r>
           <w:rPr>
             <w:rFonts w:cs="Arial" w:ascii="Arial" w:hAnsi="Arial"/>
@@ -2557,7 +2562,7 @@
         </w:tc>
         <w:tc>
           <w:tcPr>
-            <w:cellIns w:id="105" w:author="Unknown Author" w:date="2026-05-29T09:59:51Z"/>
+            <w:cellIns w:id="104" w:author="Unknown Author" w:date="2026-05-29T09:59:51Z"/>
             <w:tcW w:w="1350" w:type="dxa"/>
             <w:tcBorders>
               <w:bottom w:val="single" w:sz="6" w:space="0" w:color="000000"/>
@@ -2575,7 +2580,7 @@
                 <w:rFonts w:ascii="Arial" w:hAnsi="Arial" w:eastAsia="Aptos" w:cs="Arial"/>
               </w:rPr>
             </w:pPr>
-            <w:ins w:id="106" w:author="Unknown Author" w:date="2026-05-29T09:59:51Z">
+            <w:ins w:id="105" w:author="Unknown Author" w:date="2026-05-29T09:59:51Z">
               <w:r>
                 <w:rPr>
                   <w:rFonts w:eastAsia="Aptos" w:cs="Arial" w:ascii="Arial" w:hAnsi="Arial"/>
@@ -2587,7 +2592,7 @@
                 <w:t>‍</w:t>
               </w:r>
             </w:ins>
-            <w:ins w:id="107" w:author="Unknown Author" w:date="2026-05-29T09:59:51Z">
+            <w:ins w:id="106" w:author="Unknown Author" w:date="2026-05-29T09:59:51Z">
               <w:r>
                 <w:rPr>
                   <w:rFonts w:eastAsia="Aptos" w:cs="Arial" w:ascii="Arial" w:hAnsi="Arial"/>
@@ -2658,7 +2663,7 @@
               </w:rPr>
               <w:t>2</w:t>
             </w:r>
-            <w:ins w:id="108" w:author="Unknown Author" w:date="2026-05-29T10:03:40Z">
+            <w:ins w:id="107" w:author="Unknown Author" w:date="2026-05-29T10:03:40Z">
               <w:r>
                 <w:rPr>
                   <w:rFonts w:eastAsia="Aptos" w:cs="Arial" w:ascii="Arial" w:hAnsi="Arial"/>
@@ -2670,7 +2675,7 @@
                 <w:t>6</w:t>
               </w:r>
             </w:ins>
-            <w:del w:id="109" w:author="Unknown Author" w:date="2026-05-29T10:03:40Z">
+            <w:del w:id="108" w:author="Unknown Author" w:date="2026-05-29T10:03:40Z">
               <w:r>
                 <w:rPr>
                   <w:rFonts w:eastAsia="Aptos" w:cs="Arial" w:ascii="Arial" w:hAnsi="Arial"/>
@@ -2710,7 +2715,7 @@
               </w:rPr>
               <w:t>6</w:t>
             </w:r>
-            <w:ins w:id="110" w:author="Unknown Author" w:date="2026-05-29T10:04:07Z">
+            <w:ins w:id="109" w:author="Unknown Author" w:date="2026-05-29T10:04:07Z">
               <w:r>
                 <w:rPr>
                   <w:rFonts w:eastAsia="Aptos" w:cs="Arial" w:ascii="Arial" w:hAnsi="Arial"/>
@@ -2722,7 +2727,7 @@
                 <w:t>7</w:t>
               </w:r>
             </w:ins>
-            <w:del w:id="111" w:author="Unknown Author" w:date="2026-05-29T10:04:06Z">
+            <w:del w:id="110" w:author="Unknown Author" w:date="2026-05-29T10:04:06Z">
               <w:r>
                 <w:rPr>
                   <w:rFonts w:eastAsia="Aptos" w:cs="Arial" w:ascii="Arial" w:hAnsi="Arial"/>
@@ -2752,7 +2757,7 @@
                 <w:rFonts w:ascii="Arial" w:hAnsi="Arial" w:eastAsia="Aptos" w:cs="Arial"/>
               </w:rPr>
             </w:pPr>
-            <w:ins w:id="112" w:author="Unknown Author" w:date="2026-05-29T10:04:30Z">
+            <w:ins w:id="111" w:author="Unknown Author" w:date="2026-05-29T10:04:30Z">
               <w:r>
                 <w:rPr>
                   <w:rFonts w:eastAsia="Aptos" w:cs="Arial" w:ascii="Arial" w:hAnsi="Arial"/>
@@ -2764,7 +2769,7 @@
                 <w:t>17</w:t>
               </w:r>
             </w:ins>
-            <w:del w:id="113" w:author="Unknown Author" w:date="2026-05-29T10:04:30Z">
+            <w:del w:id="112" w:author="Unknown Author" w:date="2026-05-29T10:04:30Z">
               <w:r>
                 <w:rPr>
                   <w:rFonts w:eastAsia="Aptos" w:cs="Arial" w:ascii="Arial" w:hAnsi="Arial"/>
@@ -2794,7 +2799,7 @@
                 <w:rFonts w:ascii="Arial" w:hAnsi="Arial" w:eastAsia="Aptos" w:cs="Arial"/>
               </w:rPr>
             </w:pPr>
-            <w:ins w:id="114" w:author="Unknown Author" w:date="2026-05-29T10:04:57Z">
+            <w:ins w:id="113" w:author="Unknown Author" w:date="2026-05-29T10:04:57Z">
               <w:r>
                 <w:rPr>
                   <w:rFonts w:eastAsia="Aptos" w:cs="Arial" w:ascii="Arial" w:hAnsi="Arial"/>
@@ -2806,7 +2811,7 @@
                 <w:t>38</w:t>
               </w:r>
             </w:ins>
-            <w:del w:id="115" w:author="Unknown Author" w:date="2026-05-29T10:04:56Z">
+            <w:del w:id="114" w:author="Unknown Author" w:date="2026-05-29T10:04:56Z">
               <w:r>
                 <w:rPr>
                   <w:rFonts w:eastAsia="Aptos" w:cs="Arial" w:ascii="Arial" w:hAnsi="Arial"/>
@@ -2822,7 +2827,7 @@
         </w:tc>
         <w:tc>
           <w:tcPr>
-            <w:cellIns w:id="116" w:author="Unknown Author" w:date="2026-05-29T09:59:51Z"/>
+            <w:cellIns w:id="115" w:author="Unknown Author" w:date="2026-05-29T09:59:51Z"/>
             <w:tcW w:w="1350" w:type="dxa"/>
             <w:tcBorders/>
           </w:tcPr>
@@ -2837,7 +2842,7 @@
                 <w:rFonts w:ascii="Arial" w:hAnsi="Arial" w:eastAsia="Aptos" w:cs="Arial"/>
               </w:rPr>
             </w:pPr>
-            <w:ins w:id="117" w:author="Unknown Author" w:date="2026-05-29T09:59:51Z">
+            <w:ins w:id="116" w:author="Unknown Author" w:date="2026-05-29T09:59:51Z">
               <w:r>
                 <w:rPr>
                   <w:rFonts w:eastAsia="Aptos" w:cs="Arial" w:ascii="Arial" w:hAnsi="Arial"/>
@@ -2849,7 +2854,7 @@
                 <w:t>‍</w:t>
               </w:r>
             </w:ins>
-            <w:ins w:id="118" w:author="Unknown Author" w:date="2026-05-29T10:03:06Z">
+            <w:ins w:id="117" w:author="Unknown Author" w:date="2026-05-29T10:03:06Z">
               <w:r>
                 <w:rPr>
                   <w:rFonts w:eastAsia="Aptos" w:cs="Arial" w:ascii="Arial" w:hAnsi="Arial"/>
@@ -2910,7 +2915,7 @@
                 <w:rFonts w:ascii="Arial" w:hAnsi="Arial" w:eastAsia="Aptos" w:cs="Arial"/>
               </w:rPr>
             </w:pPr>
-            <w:ins w:id="119" w:author="Unknown Author" w:date="2026-05-29T10:03:44Z">
+            <w:ins w:id="118" w:author="Unknown Author" w:date="2026-05-29T10:03:44Z">
               <w:r>
                 <w:rPr>
                   <w:rFonts w:eastAsia="Aptos" w:cs="Arial" w:ascii="Arial" w:hAnsi="Arial"/>
@@ -2922,7 +2927,7 @@
                 <w:t>2</w:t>
               </w:r>
             </w:ins>
-            <w:del w:id="120" w:author="Unknown Author" w:date="2026-05-29T10:03:44Z">
+            <w:del w:id="119" w:author="Unknown Author" w:date="2026-05-29T10:03:44Z">
               <w:r>
                 <w:rPr>
                   <w:rFonts w:eastAsia="Aptos" w:cs="Arial" w:ascii="Arial" w:hAnsi="Arial"/>
@@ -2962,7 +2967,7 @@
               </w:rPr>
               <w:t>5</w:t>
             </w:r>
-            <w:ins w:id="121" w:author="Unknown Author" w:date="2026-05-29T10:04:11Z">
+            <w:ins w:id="120" w:author="Unknown Author" w:date="2026-05-29T10:04:11Z">
               <w:r>
                 <w:rPr>
                   <w:rFonts w:eastAsia="Aptos" w:cs="Arial" w:ascii="Arial" w:hAnsi="Arial"/>
@@ -2974,7 +2979,7 @@
                 <w:t>6</w:t>
               </w:r>
             </w:ins>
-            <w:del w:id="122" w:author="Unknown Author" w:date="2026-05-29T10:04:11Z">
+            <w:del w:id="121" w:author="Unknown Author" w:date="2026-05-29T10:04:11Z">
               <w:r>
                 <w:rPr>
                   <w:rFonts w:eastAsia="Aptos" w:cs="Arial" w:ascii="Arial" w:hAnsi="Arial"/>
@@ -3004,7 +3009,7 @@
                 <w:rFonts w:ascii="Arial" w:hAnsi="Arial" w:eastAsia="Aptos" w:cs="Arial"/>
               </w:rPr>
             </w:pPr>
-            <w:ins w:id="123" w:author="Unknown Author" w:date="2026-05-29T10:04:35Z">
+            <w:ins w:id="122" w:author="Unknown Author" w:date="2026-05-29T10:04:35Z">
               <w:r>
                 <w:rPr>
                   <w:rFonts w:eastAsia="Aptos" w:cs="Arial" w:ascii="Arial" w:hAnsi="Arial"/>
@@ -3016,7 +3021,7 @@
                 <w:t>9</w:t>
               </w:r>
             </w:ins>
-            <w:del w:id="124" w:author="Unknown Author" w:date="2026-05-29T10:04:34Z">
+            <w:del w:id="123" w:author="Unknown Author" w:date="2026-05-29T10:04:34Z">
               <w:r>
                 <w:rPr>
                   <w:rFonts w:eastAsia="Aptos" w:cs="Arial" w:ascii="Arial" w:hAnsi="Arial"/>
@@ -3056,7 +3061,7 @@
               </w:rPr>
               <w:t>1</w:t>
             </w:r>
-            <w:del w:id="125" w:author="Unknown Author" w:date="2026-05-29T10:05:01Z">
+            <w:del w:id="124" w:author="Unknown Author" w:date="2026-05-29T10:05:01Z">
               <w:r>
                 <w:rPr>
                   <w:rFonts w:eastAsia="Aptos" w:cs="Arial" w:ascii="Arial" w:hAnsi="Arial"/>
@@ -3072,7 +3077,7 @@
         </w:tc>
         <w:tc>
           <w:tcPr>
-            <w:cellIns w:id="126" w:author="Unknown Author" w:date="2026-05-29T09:59:51Z"/>
+            <w:cellIns w:id="125" w:author="Unknown Author" w:date="2026-05-29T09:59:51Z"/>
             <w:tcW w:w="1350" w:type="dxa"/>
             <w:tcBorders/>
           </w:tcPr>
@@ -3087,7 +3092,7 @@
                 <w:rFonts w:ascii="Arial" w:hAnsi="Arial" w:eastAsia="Aptos" w:cs="Arial"/>
               </w:rPr>
             </w:pPr>
-            <w:ins w:id="127" w:author="Unknown Author" w:date="2026-05-29T09:59:51Z">
+            <w:ins w:id="126" w:author="Unknown Author" w:date="2026-05-29T09:59:51Z">
               <w:r>
                 <w:rPr>
                   <w:rFonts w:eastAsia="Aptos" w:cs="Arial" w:ascii="Arial" w:hAnsi="Arial"/>
@@ -3099,7 +3104,7 @@
                 <w:t>‍</w:t>
               </w:r>
             </w:ins>
-            <w:ins w:id="128" w:author="Unknown Author" w:date="2026-05-29T10:03:14Z">
+            <w:ins w:id="127" w:author="Unknown Author" w:date="2026-05-29T10:03:14Z">
               <w:r>
                 <w:rPr>
                   <w:rFonts w:eastAsia="Aptos" w:cs="Arial" w:ascii="Arial" w:hAnsi="Arial"/>
@@ -3188,7 +3193,7 @@
                 <w:rFonts w:ascii="Arial" w:hAnsi="Arial" w:eastAsia="Aptos" w:cs="Arial"/>
               </w:rPr>
             </w:pPr>
-            <w:ins w:id="129" w:author="Unknown Author" w:date="2026-05-29T10:04:16Z">
+            <w:ins w:id="128" w:author="Unknown Author" w:date="2026-05-29T10:04:16Z">
               <w:r>
                 <w:rPr>
                   <w:rFonts w:eastAsia="Aptos" w:cs="Arial" w:ascii="Arial" w:hAnsi="Arial"/>
@@ -3200,7 +3205,7 @@
                 <w:t>4</w:t>
               </w:r>
             </w:ins>
-            <w:del w:id="130" w:author="Unknown Author" w:date="2026-05-29T10:04:15Z">
+            <w:del w:id="129" w:author="Unknown Author" w:date="2026-05-29T10:04:15Z">
               <w:r>
                 <w:rPr>
                   <w:rFonts w:eastAsia="Aptos" w:cs="Arial" w:ascii="Arial" w:hAnsi="Arial"/>
@@ -3230,7 +3235,7 @@
                 <w:rFonts w:ascii="Arial" w:hAnsi="Arial" w:eastAsia="Aptos" w:cs="Arial"/>
               </w:rPr>
             </w:pPr>
-            <w:ins w:id="131" w:author="Unknown Author" w:date="2026-05-29T10:04:40Z">
+            <w:ins w:id="130" w:author="Unknown Author" w:date="2026-05-29T10:04:40Z">
               <w:r>
                 <w:rPr>
                   <w:rFonts w:eastAsia="Aptos" w:cs="Arial" w:ascii="Arial" w:hAnsi="Arial"/>
@@ -3242,7 +3247,7 @@
                 <w:t>4</w:t>
               </w:r>
             </w:ins>
-            <w:del w:id="132" w:author="Unknown Author" w:date="2026-05-29T10:04:40Z">
+            <w:del w:id="131" w:author="Unknown Author" w:date="2026-05-29T10:04:40Z">
               <w:r>
                 <w:rPr>
                   <w:rFonts w:eastAsia="Aptos" w:cs="Arial" w:ascii="Arial" w:hAnsi="Arial"/>
@@ -3272,7 +3277,7 @@
                 <w:rFonts w:ascii="Arial" w:hAnsi="Arial" w:eastAsia="Aptos" w:cs="Arial"/>
               </w:rPr>
             </w:pPr>
-            <w:ins w:id="133" w:author="Unknown Author" w:date="2026-05-29T10:05:05Z">
+            <w:ins w:id="132" w:author="Unknown Author" w:date="2026-05-29T10:05:05Z">
               <w:r>
                 <w:rPr>
                   <w:rFonts w:eastAsia="Aptos" w:cs="Arial" w:ascii="Arial" w:hAnsi="Arial"/>
@@ -3284,7 +3289,7 @@
                 <w:t>8</w:t>
               </w:r>
             </w:ins>
-            <w:del w:id="134" w:author="Unknown Author" w:date="2026-05-29T10:05:05Z">
+            <w:del w:id="133" w:author="Unknown Author" w:date="2026-05-29T10:05:05Z">
               <w:r>
                 <w:rPr>
                   <w:rFonts w:eastAsia="Aptos" w:cs="Arial" w:ascii="Arial" w:hAnsi="Arial"/>
@@ -3300,7 +3305,7 @@
         </w:tc>
         <w:tc>
           <w:tcPr>
-            <w:cellIns w:id="135" w:author="Unknown Author" w:date="2026-05-29T09:59:51Z"/>
+            <w:cellIns w:id="134" w:author="Unknown Author" w:date="2026-05-29T09:59:51Z"/>
             <w:tcW w:w="1350" w:type="dxa"/>
             <w:tcBorders/>
           </w:tcPr>
@@ -3315,7 +3320,7 @@
                 <w:rFonts w:ascii="Arial" w:hAnsi="Arial" w:eastAsia="Aptos" w:cs="Arial"/>
               </w:rPr>
             </w:pPr>
-            <w:ins w:id="136" w:author="Unknown Author" w:date="2026-05-29T09:59:51Z">
+            <w:ins w:id="135" w:author="Unknown Author" w:date="2026-05-29T09:59:51Z">
               <w:r>
                 <w:rPr>
                   <w:rFonts w:eastAsia="Aptos" w:cs="Arial" w:ascii="Arial" w:hAnsi="Arial"/>
@@ -3327,7 +3332,7 @@
                 <w:t>‍</w:t>
               </w:r>
             </w:ins>
-            <w:ins w:id="137" w:author="Unknown Author" w:date="2026-05-29T10:03:18Z">
+            <w:ins w:id="136" w:author="Unknown Author" w:date="2026-05-29T10:03:18Z">
               <w:r>
                 <w:rPr>
                   <w:rFonts w:eastAsia="Aptos" w:cs="Arial" w:ascii="Arial" w:hAnsi="Arial"/>
@@ -3352,8 +3357,8 @@
           <w:rFonts w:ascii="Arial" w:hAnsi="Arial" w:cs="Arial"/>
         </w:rPr>
       </w:pPr>
-      <w:bookmarkStart w:id="5" w:name="contamination-survey-in-the-laboratory"/>
-      <w:bookmarkStart w:id="6" w:name="X6cee09c5ac2a1546c7829ea28769976f6c93ddd"/>
+      <w:bookmarkStart w:id="5" w:name="X6cee09c5ac2a1546c7829ea28769976f6c93ddd"/>
+      <w:bookmarkStart w:id="6" w:name="contamination-survey-in-the-laboratory"/>
       <w:r>
         <w:rPr/>
         <mc:AlternateContent>
@@ -3449,7 +3454,7 @@
         </w:rPr>
         <w:t>prevalent and abundant oral microbiota in our NCT samples, we further explored the possible batch effect that is introduced by the LP that processed the samples. To this end, two LPs performed DNA extraction, library preparation and sequencing of four sterile water samples, which were equally distributed. The experiment was repeated twice in different environments. First</w:t>
       </w:r>
-      <w:ins w:id="138" w:author="Linh Dang" w:date="2026-06-04T16:26:21Z">
+      <w:ins w:id="137" w:author="Linh Dang" w:date="2026-06-04T16:26:21Z">
         <w:r>
           <w:rPr>
             <w:rFonts w:cs="Arial" w:ascii="Arial" w:hAnsi="Arial"/>
@@ -3491,26 +3496,42 @@
           <w:rFonts w:cs="Arial" w:ascii="Arial" w:hAnsi="Arial"/>
         </w:rPr>
       </w:r>
-      <w:commentRangeEnd w:id="29"/>
-      <w:r>
-        <w:commentReference w:id="29"/>
-      </w:r>
-      <w:r>
-        <w:rPr>
-          <w:rFonts w:cs="Arial" w:ascii="Arial" w:hAnsi="Arial"/>
-        </w:rPr>
-      </w:r>
-      <w:commentRangeEnd w:id="28"/>
-      <w:r>
-        <w:commentReference w:id="28"/>
-      </w:r>
+      <w:ins w:id="138" w:author="Linh Dang" w:date="2026-06-11T09:33:44Z">
+        <w:commentRangeEnd w:id="29"/>
+        <w:r>
+          <w:commentReference w:id="29"/>
+        </w:r>
+        <w:r>
+          <w:rPr>
+            <w:rFonts w:cs="Arial" w:ascii="Arial" w:hAnsi="Arial"/>
+          </w:rPr>
+          <w:commentReference w:id="30"/>
+        </w:r>
+      </w:ins>
+      <w:r>
+        <w:rPr>
+          <w:rFonts w:cs="Arial" w:ascii="Arial" w:hAnsi="Arial"/>
+        </w:rPr>
+      </w:r>
+      <w:ins w:id="139" w:author="Linh Dang" w:date="2026-06-11T09:34:00Z">
+        <w:commentRangeEnd w:id="28"/>
+        <w:r>
+          <w:commentReference w:id="28"/>
+        </w:r>
+        <w:r>
+          <w:rPr>
+            <w:rFonts w:cs="Arial" w:ascii="Arial" w:hAnsi="Arial"/>
+          </w:rPr>
+          <w:commentReference w:id="31"/>
+        </w:r>
+      </w:ins>
       <w:r>
         <w:rPr>
           <w:rFonts w:cs="Arial" w:ascii="Arial" w:hAnsi="Arial"/>
         </w:rPr>
         <w:t>; see Materials and Methods for full protocol). Notably, in univariate analyses alpha diversity analysis revealed no significant difference with respect to environmental condition (Observed species: OR = , p = , Shannon: OR = , p = ), but  a clear distinction between LPs was observed (Observed species: OR = , p = , Shannon: OR = , p = ,Figure 2.2). In line with this results, beta diversity revealed significant clustering by LPs identity (</w:t>
       </w:r>
-      <w:commentRangeStart w:id="30"/>
+      <w:commentRangeStart w:id="32"/>
       <w:r>
         <w:rPr/>
       </w:r>
@@ -3549,17 +3570,23 @@
       <w:r>
         <w:rPr/>
       </w:r>
-      <w:commentRangeEnd w:id="30"/>
-      <w:r>
-        <w:commentReference w:id="30"/>
-      </w:r>
+      <w:ins w:id="140" w:author="Linh Dang" w:date="2026-06-11T09:50:53Z">
+        <w:commentRangeEnd w:id="32"/>
+        <w:r>
+          <w:commentReference w:id="32"/>
+        </w:r>
+        <w:r>
+          <w:rPr/>
+          <w:commentReference w:id="33"/>
+        </w:r>
+      </w:ins>
       <w:r>
         <w:rPr>
           <w:rFonts w:cs="Arial" w:ascii="Arial" w:hAnsi="Arial"/>
         </w:rPr>
         <w:t xml:space="preserve">), with no significant effect of environmental conditions (p-value = 0.3926; Fig. </w:t>
       </w:r>
-      <w:commentRangeStart w:id="31"/>
+      <w:commentRangeStart w:id="34"/>
       <w:r>
         <w:rPr>
           <w:rFonts w:cs="Arial" w:ascii="Arial" w:hAnsi="Arial"/>
@@ -3571,9 +3598,9 @@
           <w:rFonts w:cs="Arial" w:ascii="Arial" w:hAnsi="Arial"/>
         </w:rPr>
       </w:r>
-      <w:commentRangeEnd w:id="31"/>
-      <w:r>
-        <w:commentReference w:id="31"/>
+      <w:commentRangeEnd w:id="34"/>
+      <w:r>
+        <w:commentReference w:id="34"/>
       </w:r>
       <w:r>
         <w:rPr>
@@ -3581,7 +3608,7 @@
         </w:rPr>
         <w:t xml:space="preserve">). Notably, after adjusting LP as random effect in a </w:t>
       </w:r>
-      <w:commentRangeStart w:id="32"/>
+      <w:commentRangeStart w:id="35"/>
       <w:r>
         <w:rPr>
           <w:rFonts w:cs="Arial" w:ascii="Arial" w:hAnsi="Arial"/>
@@ -3593,9 +3620,9 @@
           <w:rFonts w:cs="Arial" w:ascii="Arial" w:hAnsi="Arial"/>
         </w:rPr>
       </w:r>
-      <w:commentRangeEnd w:id="32"/>
-      <w:r>
-        <w:commentReference w:id="32"/>
+      <w:commentRangeEnd w:id="35"/>
+      <w:r>
+        <w:commentReference w:id="35"/>
       </w:r>
       <w:r>
         <w:rPr>
@@ -3619,7 +3646,7 @@
         </w:rPr>
         <w:t xml:space="preserve">Given the low read counts and high sparsity of </w:t>
       </w:r>
-      <w:commentRangeStart w:id="33"/>
+      <w:commentRangeStart w:id="36"/>
       <w:r>
         <w:rPr>
           <w:rFonts w:cs="Arial" w:ascii="Arial" w:hAnsi="Arial"/>
@@ -3631,9 +3658,9 @@
           <w:rFonts w:cs="Arial" w:ascii="Arial" w:hAnsi="Arial"/>
         </w:rPr>
       </w:r>
-      <w:commentRangeEnd w:id="33"/>
-      <w:r>
-        <w:commentReference w:id="33"/>
+      <w:commentRangeEnd w:id="36"/>
+      <w:r>
+        <w:commentReference w:id="36"/>
       </w:r>
       <w:r>
         <w:rPr>
@@ -3641,7 +3668,7 @@
         </w:rPr>
         <w:t xml:space="preserve"> data, DAA between conditions was performed using </w:t>
       </w:r>
-      <w:commentRangeStart w:id="34"/>
+      <w:commentRangeStart w:id="37"/>
       <w:r>
         <w:rPr>
           <w:rFonts w:cs="Arial" w:ascii="Arial" w:hAnsi="Arial"/>
@@ -3653,9 +3680,9 @@
           <w:rFonts w:cs="Arial" w:ascii="Arial" w:hAnsi="Arial"/>
         </w:rPr>
       </w:r>
-      <w:commentRangeEnd w:id="34"/>
-      <w:r>
-        <w:commentReference w:id="34"/>
+      <w:commentRangeEnd w:id="37"/>
+      <w:r>
+        <w:commentReference w:id="37"/>
       </w:r>
       <w:r>
         <w:rPr>
@@ -3663,7 +3690,7 @@
         </w:rPr>
         <w:t xml:space="preserve">(12) with relaxed significance thresholds (ANCOM-BC2: </w:t>
       </w:r>
-      <w:commentRangeStart w:id="35"/>
+      <w:commentRangeStart w:id="38"/>
       <w:r>
         <w:rPr/>
       </w:r>
@@ -3690,9 +3717,9 @@
       <w:r>
         <w:rPr/>
       </w:r>
-      <w:commentRangeEnd w:id="35"/>
-      <w:r>
-        <w:commentReference w:id="35"/>
+      <w:commentRangeEnd w:id="38"/>
+      <w:r>
+        <w:commentReference w:id="38"/>
       </w:r>
       <w:r>
         <w:rPr>
@@ -3725,7 +3752,7 @@
       </m:oMath>
       <w:r>
         <w:rPr/>
-        <w:commentReference w:id="36"/>
+        <w:commentReference w:id="39"/>
       </w:r>
       <w:r>
         <w:rPr>
@@ -3733,7 +3760,7 @@
         </w:rPr>
         <w:t>). These analyses identified a set of taxa consistently enriched under bench conditions, consistent with human skin and oral commensals introduced during opening bench handling (</w:t>
       </w:r>
-      <w:commentRangeStart w:id="37"/>
+      <w:commentRangeStart w:id="40"/>
       <w:r>
         <w:rPr>
           <w:rFonts w:cs="Arial" w:ascii="Arial" w:hAnsi="Arial"/>
@@ -3745,9 +3772,9 @@
           <w:rFonts w:cs="Arial" w:ascii="Arial" w:hAnsi="Arial"/>
         </w:rPr>
       </w:r>
-      <w:commentRangeEnd w:id="37"/>
-      <w:r>
-        <w:commentReference w:id="37"/>
+      <w:commentRangeEnd w:id="40"/>
+      <w:r>
+        <w:commentReference w:id="40"/>
       </w:r>
       <w:r>
         <w:rPr>
@@ -3853,7 +3880,7 @@
         </w:rPr>
         <w:t xml:space="preserve">As previous hallmark publication pointed out, the intratumoral microbiome might play a crucial role in progression of PDAC and the development of chemotherapy </w:t>
       </w:r>
-      <w:commentRangeStart w:id="38"/>
+      <w:commentRangeStart w:id="41"/>
       <w:r>
         <w:rPr>
           <w:rFonts w:cs="Arial" w:ascii="Arial" w:hAnsi="Arial"/>
@@ -3865,9 +3892,9 @@
           <w:rFonts w:cs="Arial" w:ascii="Arial" w:hAnsi="Arial"/>
         </w:rPr>
       </w:r>
-      <w:commentRangeEnd w:id="38"/>
-      <w:r>
-        <w:commentReference w:id="38"/>
+      <w:commentRangeEnd w:id="41"/>
+      <w:r>
+        <w:commentReference w:id="41"/>
       </w:r>
       <w:r>
         <w:rPr>
@@ -3875,7 +3902,7 @@
         </w:rPr>
         <w:t xml:space="preserve"> In light of the low-biomass environment, the assessment of intratumoral microbes is susceptible to the presence of ubiquitous contaminants. To this end, a thorough decontamination approach is necessary to disentangle contaminants from true signals. To identify the most robust method we performed benchmarking experiments applying four decontamination strategies, including restrictive filtering, Decontam R package (6), SCRuB (2), and Nj procedure (7) to the 16S profiles of eighteen fresh frozen (FF) PDAC samples, generating four decontaminated abundance tables alongside the non-decontaminated data (</w:t>
       </w:r>
-      <w:commentRangeStart w:id="39"/>
+      <w:commentRangeStart w:id="42"/>
       <w:r>
         <w:rPr>
           <w:rFonts w:cs="Arial" w:ascii="Arial" w:hAnsi="Arial"/>
@@ -3887,9 +3914,9 @@
           <w:rFonts w:cs="Arial" w:ascii="Arial" w:hAnsi="Arial"/>
         </w:rPr>
       </w:r>
-      <w:commentRangeEnd w:id="39"/>
-      <w:r>
-        <w:commentReference w:id="39"/>
+      <w:commentRangeEnd w:id="42"/>
+      <w:r>
+        <w:commentReference w:id="42"/>
       </w:r>
       <w:r>
         <w:rPr>
@@ -3941,11 +3968,11 @@
       </w:pPr>
       <w:r>
         <w:rPr/>
-        <w:commentReference w:id="40"/>
-      </w:r>
-      <w:r>
-        <w:rPr/>
-        <w:commentReference w:id="41"/>
+        <w:commentReference w:id="43"/>
+      </w:r>
+      <w:r>
+        <w:rPr/>
+        <w:commentReference w:id="44"/>
       </w:r>
       <w:r>
         <w:rPr>
@@ -3953,7 +3980,7 @@
         </w:rPr>
         <w:t xml:space="preserve">We leveraged the longitudinally derived contaminant profile from above mentioned experiments as a negative reference for evaluation and defined a composite score comprising two complementary components: yield and purity. First, yield is the proportion of putative significant taxa absent from the NCT survey over the number of observed species. On the other hand, purity is the proportion of NCT-absent taxa among all putative significant taxa over the total number of putative significant taxa. The composite score, which is the product of yield and purity, simultaneously rewards methods that exclude contaminant taxa while prevents excessive removal of true taxa (see Materials and Methods section for more details). Scores were computed per sample, and methods were compared using a linear mixed model (LMM) to account for sample level random effects. The residual normality assumption of LMM was validated through quantile–quantile plot (Supplement Figure 3.A). The Nj method achieved the highest composite score, significantly outperforming all alternatives (Figure 3A, </w:t>
       </w:r>
-      <w:commentRangeStart w:id="42"/>
+      <w:commentRangeStart w:id="45"/>
       <w:r>
         <w:rPr>
           <w:rFonts w:cs="Arial" w:ascii="Arial" w:hAnsi="Arial"/>
@@ -3965,9 +3992,9 @@
           <w:rFonts w:cs="Arial" w:ascii="Arial" w:hAnsi="Arial"/>
         </w:rPr>
       </w:r>
-      <w:commentRangeEnd w:id="42"/>
-      <w:r>
-        <w:commentReference w:id="42"/>
+      <w:commentRangeEnd w:id="45"/>
+      <w:r>
+        <w:commentReference w:id="45"/>
       </w:r>
       <w:r>
         <w:rPr>
@@ -3986,14 +4013,14 @@
         </w:rPr>
       </w:pPr>
       <w:bookmarkStart w:id="8" w:name="Xa7c9418a3093274042901cee60f54be18df6fee"/>
-      <w:commentRangeStart w:id="43"/>
+      <w:commentRangeStart w:id="46"/>
       <w:r>
         <w:rPr>
           <w:rFonts w:cs="Arial" w:ascii="Arial" w:hAnsi="Arial"/>
         </w:rPr>
         <w:t>These results were confirmed with datasets normalized with rarefaction (Supplemental figure …, supplemental table</w:t>
       </w:r>
-      <w:commentRangeStart w:id="44"/>
+      <w:commentRangeStart w:id="47"/>
       <w:r>
         <w:rPr>
           <w:rFonts w:cs="Arial" w:ascii="Arial" w:hAnsi="Arial"/>
@@ -4005,41 +4032,35 @@
           <w:rFonts w:cs="Arial" w:ascii="Arial" w:hAnsi="Arial"/>
         </w:rPr>
       </w:r>
-      <w:commentRangeEnd w:id="44"/>
-      <w:r>
-        <w:commentReference w:id="44"/>
-      </w:r>
-      <w:r>
-        <w:rPr>
-          <w:rFonts w:cs="Arial" w:ascii="Arial" w:hAnsi="Arial"/>
-        </w:rPr>
-        <w:t>)</w:t>
-      </w:r>
       <w:bookmarkEnd w:id="8"/>
-      <w:r>
-        <w:rPr>
-          <w:rFonts w:cs="Arial" w:ascii="Arial" w:hAnsi="Arial"/>
-        </w:rPr>
-        <w:t xml:space="preserve">. </w:t>
-      </w:r>
-      <w:commentRangeStart w:id="45"/>
-      <w:r>
-        <w:rPr>
-          <w:rFonts w:cs="Arial" w:ascii="Arial" w:hAnsi="Arial"/>
-        </w:rPr>
-      </w:r>
-      <w:commentRangeEnd w:id="43"/>
-      <w:r>
-        <w:commentReference w:id="43"/>
-      </w:r>
-      <w:r>
-        <w:rPr>
-          <w:rFonts w:cs="Arial" w:ascii="Arial" w:hAnsi="Arial"/>
-        </w:rPr>
-      </w:r>
-      <w:commentRangeEnd w:id="45"/>
-      <w:r>
-        <w:commentReference w:id="45"/>
+      <w:commentRangeEnd w:id="47"/>
+      <w:r>
+        <w:commentReference w:id="47"/>
+      </w:r>
+      <w:r>
+        <w:rPr>
+          <w:rFonts w:cs="Arial" w:ascii="Arial" w:hAnsi="Arial"/>
+        </w:rPr>
+        <w:t xml:space="preserve">). </w:t>
+      </w:r>
+      <w:commentRangeStart w:id="48"/>
+      <w:r>
+        <w:rPr>
+          <w:rFonts w:cs="Arial" w:ascii="Arial" w:hAnsi="Arial"/>
+        </w:rPr>
+      </w:r>
+      <w:commentRangeEnd w:id="46"/>
+      <w:r>
+        <w:commentReference w:id="46"/>
+      </w:r>
+      <w:r>
+        <w:rPr>
+          <w:rFonts w:cs="Arial" w:ascii="Arial" w:hAnsi="Arial"/>
+        </w:rPr>
+      </w:r>
+      <w:commentRangeEnd w:id="48"/>
+      <w:r>
+        <w:commentReference w:id="48"/>
       </w:r>
       <w:r>
         <w:rPr>
@@ -4079,7 +4100,7 @@
         </w:rPr>
         <w:t>Inter-replicate dissimilarity was quantified using Aitchison distance, with pairwise comparisons assessed by paired Wilcoxon signed-rank test. The Nj method obtained the smallest inter-replicate distances, indicating superior within sample consistency (figure 3B, supplemental table</w:t>
       </w:r>
-      <w:commentRangeStart w:id="46"/>
+      <w:commentRangeStart w:id="49"/>
       <w:r>
         <w:rPr>
           <w:rFonts w:cs="Arial" w:ascii="Arial" w:hAnsi="Arial"/>
@@ -4091,9 +4112,9 @@
           <w:rFonts w:cs="Arial" w:ascii="Arial" w:hAnsi="Arial"/>
         </w:rPr>
       </w:r>
-      <w:commentRangeEnd w:id="46"/>
-      <w:r>
-        <w:commentReference w:id="46"/>
+      <w:commentRangeEnd w:id="49"/>
+      <w:r>
+        <w:commentReference w:id="49"/>
       </w:r>
       <w:r>
         <w:rPr>
@@ -4117,7 +4138,7 @@
         </w:rPr>
         <w:t xml:space="preserve">We also validated the results with other distance metric such as Jaccard and various normalization methods </w:t>
       </w:r>
-      <w:commentRangeStart w:id="47"/>
+      <w:commentRangeStart w:id="50"/>
       <w:r>
         <w:rPr>
           <w:rFonts w:cs="Arial" w:ascii="Arial" w:hAnsi="Arial"/>
@@ -4129,9 +4150,9 @@
           <w:rFonts w:cs="Arial" w:ascii="Arial" w:hAnsi="Arial"/>
         </w:rPr>
       </w:r>
-      <w:commentRangeEnd w:id="47"/>
-      <w:r>
-        <w:commentReference w:id="47"/>
+      <w:commentRangeEnd w:id="50"/>
+      <w:r>
+        <w:commentReference w:id="50"/>
       </w:r>
       <w:r>
         <w:rPr>
@@ -4206,8 +4227,8 @@
         <w:tblLook w:val="0020" w:noHBand="0" w:noVBand="0" w:firstColumn="0" w:lastRow="0" w:lastColumn="0" w:firstRow="1"/>
       </w:tblPr>
       <w:tblGrid>
-        <w:gridCol w:w="1521"/>
-        <w:gridCol w:w="1665"/>
+        <w:gridCol w:w="1520"/>
+        <w:gridCol w:w="1666"/>
         <w:gridCol w:w="2015"/>
         <w:gridCol w:w="1688"/>
         <w:gridCol w:w="1170"/>
@@ -4220,7 +4241,7 @@
         </w:trPr>
         <w:tc>
           <w:tcPr>
-            <w:tcW w:w="1521" w:type="dxa"/>
+            <w:tcW w:w="1520" w:type="dxa"/>
             <w:tcBorders>
               <w:bottom w:val="single" w:sz="6" w:space="0" w:color="000000"/>
             </w:tcBorders>
@@ -4252,7 +4273,7 @@
         </w:tc>
         <w:tc>
           <w:tcPr>
-            <w:tcW w:w="1665" w:type="dxa"/>
+            <w:tcW w:w="1666" w:type="dxa"/>
             <w:tcBorders>
               <w:bottom w:val="single" w:sz="6" w:space="0" w:color="000000"/>
             </w:tcBorders>
@@ -4376,7 +4397,7 @@
               </w:rPr>
               <w:t>n</w:t>
             </w:r>
-            <w:commentRangeStart w:id="48"/>
+            <w:commentRangeStart w:id="51"/>
             <w:r>
               <w:rPr>
                 <w:rFonts w:eastAsia="Aptos" w:cs="Arial" w:ascii="Arial" w:hAnsi="Arial"/>
@@ -4387,9 +4408,9 @@
               </w:rPr>
               <w:t>_union</w:t>
             </w:r>
-            <w:commentRangeEnd w:id="48"/>
+            <w:commentRangeEnd w:id="51"/>
             <w:r>
-              <w:commentReference w:id="48"/>
+              <w:commentReference w:id="51"/>
             </w:r>
             <w:r>
               <w:rPr>
@@ -4439,7 +4460,7 @@
         <w:trPr/>
         <w:tc>
           <w:tcPr>
-            <w:tcW w:w="1521" w:type="dxa"/>
+            <w:tcW w:w="1520" w:type="dxa"/>
             <w:tcBorders/>
           </w:tcPr>
           <w:p>
@@ -4467,7 +4488,7 @@
         </w:tc>
         <w:tc>
           <w:tcPr>
-            <w:tcW w:w="1665" w:type="dxa"/>
+            <w:tcW w:w="1666" w:type="dxa"/>
             <w:tcBorders/>
           </w:tcPr>
           <w:p>
@@ -4610,7 +4631,7 @@
         <w:trPr/>
         <w:tc>
           <w:tcPr>
-            <w:tcW w:w="1521" w:type="dxa"/>
+            <w:tcW w:w="1520" w:type="dxa"/>
             <w:tcBorders/>
           </w:tcPr>
           <w:p>
@@ -4638,7 +4659,7 @@
         </w:tc>
         <w:tc>
           <w:tcPr>
-            <w:tcW w:w="1665" w:type="dxa"/>
+            <w:tcW w:w="1666" w:type="dxa"/>
             <w:tcBorders/>
           </w:tcPr>
           <w:p>
@@ -4781,7 +4802,7 @@
         <w:trPr/>
         <w:tc>
           <w:tcPr>
-            <w:tcW w:w="1521" w:type="dxa"/>
+            <w:tcW w:w="1520" w:type="dxa"/>
             <w:tcBorders/>
           </w:tcPr>
           <w:p>
@@ -4809,7 +4830,7 @@
         </w:tc>
         <w:tc>
           <w:tcPr>
-            <w:tcW w:w="1665" w:type="dxa"/>
+            <w:tcW w:w="1666" w:type="dxa"/>
             <w:tcBorders/>
           </w:tcPr>
           <w:p>
@@ -4952,7 +4973,7 @@
         <w:trPr/>
         <w:tc>
           <w:tcPr>
-            <w:tcW w:w="1521" w:type="dxa"/>
+            <w:tcW w:w="1520" w:type="dxa"/>
             <w:tcBorders/>
           </w:tcPr>
           <w:p>
@@ -4980,7 +5001,7 @@
         </w:tc>
         <w:tc>
           <w:tcPr>
-            <w:tcW w:w="1665" w:type="dxa"/>
+            <w:tcW w:w="1666" w:type="dxa"/>
             <w:tcBorders/>
           </w:tcPr>
           <w:p>
@@ -5123,7 +5144,7 @@
         <w:trPr/>
         <w:tc>
           <w:tcPr>
-            <w:tcW w:w="1521" w:type="dxa"/>
+            <w:tcW w:w="1520" w:type="dxa"/>
             <w:tcBorders/>
           </w:tcPr>
           <w:p>
@@ -5151,7 +5172,7 @@
         </w:tc>
         <w:tc>
           <w:tcPr>
-            <w:tcW w:w="1665" w:type="dxa"/>
+            <w:tcW w:w="1666" w:type="dxa"/>
             <w:tcBorders/>
           </w:tcPr>
           <w:p>
@@ -5579,7 +5600,7 @@
         </w:rPr>
         <w:t xml:space="preserve">Negative control samples were collected at several steps of a pipeline to counter against </w:t>
       </w:r>
-      <w:commentRangeStart w:id="49"/>
+      <w:commentRangeStart w:id="52"/>
       <w:r>
         <w:rPr>
           <w:rFonts w:cs="Arial" w:ascii="Arial" w:hAnsi="Arial"/>
@@ -5591,22 +5612,22 @@
           <w:rFonts w:cs="Arial" w:ascii="Arial" w:hAnsi="Arial"/>
         </w:rPr>
       </w:r>
-      <w:commentRangeEnd w:id="49"/>
-      <w:r>
-        <w:commentReference w:id="49"/>
-      </w:r>
-      <w:r>
-        <w:rPr>
-          <w:rFonts w:cs="Arial" w:ascii="Arial" w:hAnsi="Arial"/>
-        </w:rPr>
-        <w:t>genome of 13550 bacterial taxa, latest updated on December 2</w:t>
+      <w:commentRangeEnd w:id="52"/>
+      <w:r>
+        <w:commentReference w:id="52"/>
+      </w:r>
+      <w:r>
+        <w:rPr>
+          <w:rFonts w:cs="Arial" w:ascii="Arial" w:hAnsi="Arial"/>
+        </w:rPr>
+        <w:t xml:space="preserve">genome of 13550 bacterial taxa, latest updated on December </w:t>
       </w:r>
       <w:bookmarkEnd w:id="12"/>
       <w:r>
         <w:rPr>
           <w:rFonts w:cs="Arial" w:ascii="Arial" w:hAnsi="Arial"/>
         </w:rPr>
-        <w:t>024.</w:t>
+        <w:t>2024.</w:t>
       </w:r>
     </w:p>
     <w:p>
@@ -5761,7 +5782,7 @@
         <w:rPr/>
         <w:t xml:space="preserve">) mouse model used in this study has been previously </w:t>
       </w:r>
-      <w:commentRangeStart w:id="50"/>
+      <w:commentRangeStart w:id="53"/>
       <w:r>
         <w:rPr/>
         <w:t>described</w:t>
@@ -5769,9 +5790,9 @@
       <w:r>
         <w:rPr/>
       </w:r>
-      <w:commentRangeEnd w:id="50"/>
-      <w:r>
-        <w:commentReference w:id="50"/>
+      <w:commentRangeEnd w:id="53"/>
+      <w:r>
+        <w:commentReference w:id="53"/>
       </w:r>
       <w:r>
         <w:rPr/>
@@ -5821,7 +5842,7 @@
         <w:jc w:val="both"/>
         <w:rPr/>
       </w:pPr>
-      <w:commentRangeStart w:id="51"/>
+      <w:commentRangeStart w:id="54"/>
       <w:r>
         <w:rPr/>
         <w:t>DNA-Extraction</w:t>
@@ -5844,9 +5865,9 @@
         <w:t>16S rRNA Sequencing</w:t>
       </w:r>
       <w:bookmarkEnd w:id="13"/>
-      <w:commentRangeEnd w:id="51"/>
-      <w:r>
-        <w:commentReference w:id="51"/>
+      <w:commentRangeEnd w:id="54"/>
+      <w:r>
+        <w:commentReference w:id="54"/>
       </w:r>
       <w:r>
         <w:rPr>
@@ -5886,7 +5907,7 @@
         </w:rPr>
         <w:t xml:space="preserve">We applied </w:t>
       </w:r>
-      <w:commentRangeStart w:id="52"/>
+      <w:commentRangeStart w:id="55"/>
       <w:r>
         <w:rPr>
           <w:rFonts w:cs="Arial" w:ascii="Arial" w:hAnsi="Arial"/>
@@ -5898,22 +5919,22 @@
           <w:rFonts w:cs="Arial" w:ascii="Arial" w:hAnsi="Arial"/>
         </w:rPr>
       </w:r>
-      <w:commentRangeEnd w:id="52"/>
-      <w:r>
-        <w:commentReference w:id="52"/>
-      </w:r>
-      <w:r>
-        <w:rPr>
-          <w:rFonts w:cs="Arial" w:ascii="Arial" w:hAnsi="Arial"/>
-        </w:rPr>
-        <w:t xml:space="preserve"> and Wrench method in R package (8) for normalizat</w:t>
+      <w:commentRangeEnd w:id="55"/>
+      <w:r>
+        <w:commentReference w:id="55"/>
+      </w:r>
+      <w:r>
+        <w:rPr>
+          <w:rFonts w:cs="Arial" w:ascii="Arial" w:hAnsi="Arial"/>
+        </w:rPr>
+        <w:t xml:space="preserve"> and Wrench method in R package (8) for normaliza</w:t>
       </w:r>
       <w:bookmarkEnd w:id="14"/>
       <w:r>
         <w:rPr>
           <w:rFonts w:cs="Arial" w:ascii="Arial" w:hAnsi="Arial"/>
         </w:rPr>
-        <w:t>ion.</w:t>
+        <w:t>tion.</w:t>
       </w:r>
     </w:p>
     <w:p>
@@ -6048,7 +6069,7 @@
         </w:rPr>
         <w:t xml:space="preserve">Four decontamination approaches were evaluated: (1) Restrictive filtering: taxa detected in any </w:t>
       </w:r>
-      <w:commentRangeStart w:id="53"/>
+      <w:commentRangeStart w:id="56"/>
       <w:r>
         <w:rPr>
           <w:rFonts w:cs="Arial" w:ascii="Arial" w:hAnsi="Arial"/>
@@ -6061,9 +6082,9 @@
           <w:rFonts w:cs="Arial" w:ascii="Arial" w:hAnsi="Arial"/>
         </w:rPr>
       </w:r>
-      <w:commentRangeEnd w:id="53"/>
-      <w:r>
-        <w:commentReference w:id="53"/>
+      <w:commentRangeEnd w:id="56"/>
+      <w:r>
+        <w:commentReference w:id="56"/>
       </w:r>
       <w:r>
         <w:rPr>
@@ -6097,8 +6118,8 @@
           <w:rFonts w:ascii="Arial" w:hAnsi="Arial" w:cs="Arial"/>
         </w:rPr>
       </w:pPr>
-      <w:bookmarkStart w:id="18" w:name="composite-score"/>
-      <w:bookmarkStart w:id="19" w:name="materials-and-methods"/>
+      <w:bookmarkStart w:id="18" w:name="materials-and-methods"/>
+      <w:bookmarkStart w:id="19" w:name="composite-score"/>
       <w:r>
         <w:rPr>
           <w:rFonts w:cs="Arial" w:ascii="Arial" w:hAnsi="Arial"/>
@@ -6364,7 +6385,7 @@
         </w:rPr>
         <w:t xml:space="preserve">We like to thank Jutta Blumberg and Ulrike Wegner, both excellent and reliable technician assistants who supported us immensely in terms of organising the DNA extraction, sequencing, preparation for </w:t>
       </w:r>
-      <w:commentRangeStart w:id="54"/>
+      <w:commentRangeStart w:id="57"/>
       <w:r>
         <w:rPr>
           <w:rFonts w:cs="Arial" w:ascii="Arial" w:hAnsi="Arial"/>
@@ -6380,9 +6401,9 @@
           <w:lang w:val="en-GB"/>
         </w:rPr>
       </w:r>
-      <w:commentRangeEnd w:id="54"/>
-      <w:r>
-        <w:commentReference w:id="54"/>
+      <w:commentRangeEnd w:id="57"/>
+      <w:r>
+        <w:commentReference w:id="57"/>
       </w:r>
       <w:r>
         <w:rPr>
@@ -6925,7 +6946,7 @@
   <w:comment w:id="0" w:author="Christoph Ammer-Herrmenau" w:date="2026-04-13T22:16:00Z" w:initials="CA">
     <w:p>
       <w:pPr>
-        <w:overflowPunct w:val="true"/>
+        <w:overflowPunct w:val="false"/>
         <w:spacing w:before="0" w:after="0"/>
         <w:rPr/>
       </w:pPr>
@@ -6943,7 +6964,7 @@
   <w:comment w:id="1" w:author="Christoph Ammer-Herrmenau" w:date="2026-04-13T22:16:00Z" w:initials="CA">
     <w:p>
       <w:pPr>
-        <w:overflowPunct w:val="true"/>
+        <w:overflowPunct w:val="false"/>
         <w:spacing w:before="0" w:after="0"/>
         <w:rPr/>
       </w:pPr>
@@ -6959,7 +6980,7 @@
   <w:comment w:id="2" w:author="Christoph Ammer-Herrmenau" w:date="2026-04-13T22:19:00Z" w:initials="CA">
     <w:p>
       <w:pPr>
-        <w:overflowPunct w:val="true"/>
+        <w:overflowPunct w:val="false"/>
         <w:spacing w:before="0" w:after="0"/>
         <w:rPr/>
       </w:pPr>
@@ -6975,7 +6996,7 @@
   <w:comment w:id="3" w:author="Christoph Ammer-Herrmenau" w:date="2026-04-22T21:34:00Z" w:initials="CA">
     <w:p>
       <w:pPr>
-        <w:overflowPunct w:val="true"/>
+        <w:overflowPunct w:val="false"/>
         <w:spacing w:before="0" w:after="0"/>
         <w:rPr/>
       </w:pPr>
@@ -6991,7 +7012,7 @@
   <w:comment w:id="4" w:author="Christoph Ammer-Herrmenau" w:date="2026-04-22T21:53:00Z" w:initials="CA">
     <w:p>
       <w:pPr>
-        <w:overflowPunct w:val="true"/>
+        <w:overflowPunct w:val="false"/>
         <w:spacing w:before="0" w:after="0"/>
         <w:rPr/>
       </w:pPr>
@@ -7007,7 +7028,7 @@
   <w:comment w:id="5" w:author="Christoph Ammer-Herrmenau" w:date="2026-04-22T21:34:00Z" w:initials="CA">
     <w:p>
       <w:pPr>
-        <w:overflowPunct w:val="true"/>
+        <w:overflowPunct w:val="false"/>
         <w:spacing w:before="0" w:after="0"/>
         <w:rPr/>
       </w:pPr>
@@ -7023,7 +7044,7 @@
   <w:comment w:id="7" w:author="Christoph Ammer-Herrmenau" w:date="2026-04-22T21:54:00Z" w:initials="CA">
     <w:p>
       <w:pPr>
-        <w:overflowPunct w:val="true"/>
+        <w:overflowPunct w:val="false"/>
         <w:spacing w:before="0" w:after="0"/>
         <w:rPr/>
       </w:pPr>
@@ -7039,7 +7060,7 @@
   <w:comment w:id="6" w:author="Christoph Ammer-Herrmenau" w:date="2026-04-22T21:55:00Z" w:initials="CA">
     <w:p>
       <w:pPr>
-        <w:overflowPunct w:val="true"/>
+        <w:overflowPunct w:val="false"/>
         <w:spacing w:before="0" w:after="0"/>
         <w:rPr/>
       </w:pPr>
@@ -7055,7 +7076,7 @@
   <w:comment w:id="8" w:author="Christoph Ammer-Herrmenau" w:date="2026-04-22T21:37:00Z" w:initials="CA">
     <w:p>
       <w:pPr>
-        <w:overflowPunct w:val="true"/>
+        <w:overflowPunct w:val="false"/>
         <w:spacing w:before="0" w:after="0"/>
         <w:rPr/>
       </w:pPr>
@@ -7071,7 +7092,7 @@
   <w:comment w:id="9" w:author="Christoph Ammer-Herrmenau" w:date="2026-04-22T21:40:00Z" w:initials="CA">
     <w:p>
       <w:pPr>
-        <w:overflowPunct w:val="true"/>
+        <w:overflowPunct w:val="false"/>
         <w:spacing w:before="0" w:after="0"/>
         <w:rPr/>
       </w:pPr>
@@ -7087,7 +7108,7 @@
   <w:comment w:id="10" w:author="Christoph Ammer-Herrmenau" w:date="2026-04-23T21:35:00Z" w:initials="CA">
     <w:p>
       <w:pPr>
-        <w:overflowPunct w:val="true"/>
+        <w:overflowPunct w:val="false"/>
         <w:spacing w:before="0" w:after="0"/>
         <w:rPr/>
       </w:pPr>
@@ -7103,7 +7124,7 @@
   <w:comment w:id="11" w:author="Christoph Ammer-Herrmenau" w:date="2026-04-22T21:56:00Z" w:initials="CA">
     <w:p>
       <w:pPr>
-        <w:overflowPunct w:val="true"/>
+        <w:overflowPunct w:val="false"/>
         <w:spacing w:before="0" w:after="0"/>
         <w:rPr/>
       </w:pPr>
@@ -7119,7 +7140,7 @@
   <w:comment w:id="12" w:author="Christoph Ammer-Herrmenau" w:date="2026-04-22T21:57:00Z" w:initials="CA">
     <w:p>
       <w:pPr>
-        <w:overflowPunct w:val="true"/>
+        <w:overflowPunct w:val="false"/>
         <w:spacing w:before="0" w:after="0"/>
         <w:rPr/>
       </w:pPr>
@@ -7135,7 +7156,7 @@
   <w:comment w:id="13" w:author="Christoph Ammer-Herrmenau" w:date="2026-04-22T21:58:00Z" w:initials="CA">
     <w:p>
       <w:pPr>
-        <w:overflowPunct w:val="true"/>
+        <w:overflowPunct w:val="false"/>
         <w:spacing w:before="0" w:after="0"/>
         <w:rPr/>
       </w:pPr>
@@ -7151,7 +7172,7 @@
   <w:comment w:id="14" w:author="Christoph Ammer-Herrmenau" w:date="2026-04-22T21:59:00Z" w:initials="CA">
     <w:p>
       <w:pPr>
-        <w:overflowPunct w:val="true"/>
+        <w:overflowPunct w:val="false"/>
         <w:spacing w:before="0" w:after="0"/>
         <w:rPr/>
       </w:pPr>
@@ -7165,7 +7186,7 @@
     </w:p>
     <w:p>
       <w:pPr>
-        <w:overflowPunct w:val="true"/>
+        <w:overflowPunct w:val="false"/>
         <w:spacing w:before="0" w:after="0"/>
         <w:rPr/>
       </w:pPr>
@@ -7181,7 +7202,7 @@
   <w:comment w:id="15" w:author="Unknown Author" w:date="2026-05-29T10:07:22Z" w:initials="">
     <w:p>
       <w:pPr>
-        <w:overflowPunct w:val="true"/>
+        <w:overflowPunct w:val="false"/>
         <w:spacing w:before="0" w:after="0"/>
         <w:rPr/>
       </w:pPr>
@@ -7197,7 +7218,7 @@
   <w:comment w:id="16" w:author="Christoph Ammer-Herrmenau" w:date="2026-04-23T21:33:00Z" w:initials="CA">
     <w:p>
       <w:pPr>
-        <w:overflowPunct w:val="true"/>
+        <w:overflowPunct w:val="false"/>
         <w:spacing w:before="0" w:after="0"/>
         <w:rPr/>
       </w:pPr>
@@ -7213,7 +7234,7 @@
   <w:comment w:id="17" w:author="Christoph Ammer-Herrmenau" w:date="2026-04-23T21:43:00Z" w:initials="CA">
     <w:p>
       <w:pPr>
-        <w:overflowPunct w:val="true"/>
+        <w:overflowPunct w:val="false"/>
         <w:spacing w:before="0" w:after="0"/>
         <w:rPr/>
       </w:pPr>
@@ -7245,7 +7266,7 @@
   <w:comment w:id="18" w:author="Christoph Ammer-Herrmenau" w:date="2026-04-23T21:40:00Z" w:initials="CA">
     <w:p>
       <w:pPr>
-        <w:overflowPunct w:val="true"/>
+        <w:overflowPunct w:val="false"/>
         <w:spacing w:before="0" w:after="0"/>
         <w:rPr/>
       </w:pPr>
@@ -7261,7 +7282,7 @@
   <w:comment w:id="19" w:author="Linh Dang" w:date="2026-06-03T15:48:43Z" w:initials="LD">
     <w:p>
       <w:pPr>
-        <w:overflowPunct w:val="false"/>
+        <w:overflowPunct w:val="true"/>
         <w:spacing w:before="0" w:after="0"/>
         <w:rPr/>
       </w:pPr>
@@ -7277,28 +7298,28 @@
     </w:p>
     <w:p>
       <w:pPr>
+        <w:overflowPunct w:val="true"/>
+        <w:spacing w:before="0" w:after="0"/>
+        <w:rPr/>
+      </w:pPr>
+      <w:r>
+        <w:rPr>
+          <w:rFonts w:ascii="Liberation Serif" w:hAnsi="Liberation Serif" w:eastAsia="DejaVu Sans" w:cs="Noto Sans Arabic"/>
+          <w:lang w:val="en-US" w:eastAsia="en-US" w:bidi="en-US"/>
+        </w:rPr>
+        <w:t>Agreed :)</w:t>
+      </w:r>
+    </w:p>
+  </w:comment>
+  <w:comment w:id="20" w:author="Christoph Ammer-Herrmenau" w:date="2026-04-23T21:40:00Z" w:initials="CA">
+    <w:p>
+      <w:pPr>
         <w:overflowPunct w:val="false"/>
         <w:spacing w:before="0" w:after="0"/>
         <w:rPr/>
       </w:pPr>
       <w:r>
         <w:rPr>
-          <w:rFonts w:ascii="Liberation Serif" w:hAnsi="Liberation Serif" w:eastAsia="DejaVu Sans" w:cs="Noto Sans Arabic"/>
-          <w:lang w:val="en-US" w:eastAsia="en-US" w:bidi="en-US"/>
-        </w:rPr>
-        <w:t>Agreed :)</w:t>
-      </w:r>
-    </w:p>
-  </w:comment>
-  <w:comment w:id="20" w:author="Christoph Ammer-Herrmenau" w:date="2026-04-23T21:40:00Z" w:initials="CA">
-    <w:p>
-      <w:pPr>
-        <w:overflowPunct w:val="true"/>
-        <w:spacing w:before="0" w:after="0"/>
-        <w:rPr/>
-      </w:pPr>
-      <w:r>
-        <w:rPr>
           <w:rFonts w:ascii="Liberation Serif" w:hAnsi="Liberation Serif" w:eastAsia="DejaVu Sans" w:cs="Noto Sans Arabic UI"/>
           <w:lang w:val="en-US" w:eastAsia="en-US" w:bidi="en-US"/>
         </w:rPr>
@@ -7309,7 +7330,7 @@
   <w:comment w:id="21" w:author="Christoph Ammer-Herrmenau" w:date="2026-04-23T21:45:00Z" w:initials="CA">
     <w:p>
       <w:pPr>
-        <w:overflowPunct w:val="true"/>
+        <w:overflowPunct w:val="false"/>
         <w:spacing w:before="0" w:after="0"/>
         <w:rPr/>
       </w:pPr>
@@ -7325,7 +7346,7 @@
   <w:comment w:id="22" w:author="Linh Dang" w:date="2026-06-03T15:49:17Z" w:initials="LD">
     <w:p>
       <w:pPr>
-        <w:overflowPunct w:val="false"/>
+        <w:overflowPunct w:val="true"/>
         <w:spacing w:before="0" w:after="0"/>
         <w:rPr/>
       </w:pPr>
@@ -7341,28 +7362,28 @@
     </w:p>
     <w:p>
       <w:pPr>
+        <w:overflowPunct w:val="true"/>
+        <w:spacing w:before="0" w:after="0"/>
+        <w:rPr/>
+      </w:pPr>
+      <w:r>
+        <w:rPr>
+          <w:rFonts w:ascii="Liberation Serif" w:hAnsi="Liberation Serif" w:eastAsia="DejaVu Sans" w:cs="Noto Sans Arabic"/>
+          <w:lang w:val="en-US" w:eastAsia="en-US" w:bidi="en-US"/>
+        </w:rPr>
+        <w:t>Agreed!!</w:t>
+      </w:r>
+    </w:p>
+  </w:comment>
+  <w:comment w:id="23" w:author="Christoph Ammer-Herrmenau" w:date="2026-04-23T21:50:00Z" w:initials="CA">
+    <w:p>
+      <w:pPr>
         <w:overflowPunct w:val="false"/>
         <w:spacing w:before="0" w:after="0"/>
         <w:rPr/>
       </w:pPr>
       <w:r>
         <w:rPr>
-          <w:rFonts w:ascii="Liberation Serif" w:hAnsi="Liberation Serif" w:eastAsia="DejaVu Sans" w:cs="Noto Sans Arabic"/>
-          <w:lang w:val="en-US" w:eastAsia="en-US" w:bidi="en-US"/>
-        </w:rPr>
-        <w:t>Agreed!!</w:t>
-      </w:r>
-    </w:p>
-  </w:comment>
-  <w:comment w:id="23" w:author="Christoph Ammer-Herrmenau" w:date="2026-04-23T21:50:00Z" w:initials="CA">
-    <w:p>
-      <w:pPr>
-        <w:overflowPunct w:val="true"/>
-        <w:spacing w:before="0" w:after="0"/>
-        <w:rPr/>
-      </w:pPr>
-      <w:r>
-        <w:rPr>
           <w:rFonts w:ascii="Liberation Serif" w:hAnsi="Liberation Serif" w:eastAsia="DejaVu Sans" w:cs="Noto Sans Arabic UI"/>
           <w:lang w:val="en-US" w:eastAsia="en-US" w:bidi="en-US"/>
         </w:rPr>
@@ -7373,7 +7394,7 @@
   <w:comment w:id="25" w:author="Linh Dang" w:date="2026-06-04T12:52:45Z" w:initials="LD">
     <w:p>
       <w:pPr>
-        <w:overflowPunct w:val="true"/>
+        <w:overflowPunct w:val="false"/>
         <w:spacing w:before="0" w:after="0"/>
         <w:rPr/>
       </w:pPr>
@@ -7389,7 +7410,7 @@
   <w:comment w:id="24" w:author="Christoph Ammer-Herrmenau" w:date="2026-04-23T21:54:00Z" w:initials="CA">
     <w:p>
       <w:pPr>
-        <w:overflowPunct w:val="true"/>
+        <w:overflowPunct w:val="false"/>
         <w:spacing w:before="0" w:after="0"/>
         <w:rPr/>
       </w:pPr>
@@ -7405,7 +7426,7 @@
   <w:comment w:id="26" w:author="Linh Dang" w:date="2026-06-04T12:50:17Z" w:initials="LD">
     <w:p>
       <w:pPr>
-        <w:overflowPunct w:val="true"/>
+        <w:overflowPunct w:val="false"/>
         <w:spacing w:before="0" w:after="0"/>
         <w:rPr/>
       </w:pPr>
@@ -7421,7 +7442,7 @@
     </w:p>
     <w:p>
       <w:pPr>
-        <w:overflowPunct w:val="true"/>
+        <w:overflowPunct w:val="false"/>
         <w:spacing w:before="0" w:after="0"/>
         <w:rPr/>
       </w:pPr>
@@ -7437,7 +7458,7 @@
   <w:comment w:id="27" w:author="Christoph Ammer-Herrmenau" w:date="2026-04-24T21:14:00Z" w:initials="CA">
     <w:p>
       <w:pPr>
-        <w:overflowPunct w:val="true"/>
+        <w:overflowPunct w:val="false"/>
         <w:spacing w:before="0" w:after="0"/>
         <w:rPr/>
       </w:pPr>
@@ -7453,7 +7474,7 @@
   <w:comment w:id="29" w:author="Christoph Ammer-Herrmenau" w:date="2026-04-24T22:59:00Z" w:initials="CA">
     <w:p>
       <w:pPr>
-        <w:overflowPunct w:val="true"/>
+        <w:overflowPunct w:val="false"/>
         <w:spacing w:before="0" w:after="0"/>
         <w:rPr/>
       </w:pPr>
@@ -7466,10 +7487,42 @@
       </w:r>
     </w:p>
   </w:comment>
+  <w:comment w:id="30" w:author="Linh Dang" w:date="2026-06-11T09:33:44Z" w:initials="LD">
+    <w:p>
+      <w:pPr>
+        <w:overflowPunct w:val="false"/>
+        <w:spacing w:before="0" w:after="0"/>
+        <w:rPr/>
+      </w:pPr>
+      <w:r>
+        <w:rPr>
+          <w:rFonts w:ascii="Liberation Serif" w:hAnsi="Liberation Serif" w:eastAsia="DejaVu Sans" w:cs="Noto Sans Arabic"/>
+          <w:i/>
+          <w:sz w:val="16"/>
+          <w:lang w:val="en-US" w:eastAsia="en-US" w:bidi="en-US"/>
+        </w:rPr>
+        <w:t>Reply to Christoph Ammer-Herrmenau (04/24/2026, 22:59): "..."</w:t>
+      </w:r>
+    </w:p>
+    <w:p>
+      <w:pPr>
+        <w:overflowPunct w:val="false"/>
+        <w:spacing w:before="0" w:after="0"/>
+        <w:rPr/>
+      </w:pPr>
+      <w:r>
+        <w:rPr>
+          <w:rFonts w:ascii="Liberation Serif" w:hAnsi="Liberation Serif" w:eastAsia="DejaVu Sans" w:cs="Noto Sans Arabic"/>
+          <w:lang w:val="en-US" w:eastAsia="en-US" w:bidi="en-US"/>
+        </w:rPr>
+        <w:t>Done!</w:t>
+      </w:r>
+    </w:p>
+  </w:comment>
   <w:comment w:id="28" w:author="Christoph Ammer-Herrmenau" w:date="2026-04-24T23:00:00Z" w:initials="CA">
     <w:p>
       <w:pPr>
-        <w:overflowPunct w:val="true"/>
+        <w:overflowPunct w:val="false"/>
         <w:spacing w:before="0" w:after="0"/>
         <w:rPr/>
       </w:pPr>
@@ -7482,10 +7535,42 @@
       </w:r>
     </w:p>
   </w:comment>
-  <w:comment w:id="30" w:author="Christoph Ammer-Herrmenau" w:date="2026-04-24T21:06:00Z" w:initials="CA">
-    <w:p>
-      <w:pPr>
-        <w:overflowPunct w:val="true"/>
+  <w:comment w:id="31" w:author="Linh Dang" w:date="2026-06-11T09:34:00Z" w:initials="LD">
+    <w:p>
+      <w:pPr>
+        <w:overflowPunct w:val="false"/>
+        <w:spacing w:before="0" w:after="0"/>
+        <w:rPr/>
+      </w:pPr>
+      <w:r>
+        <w:rPr>
+          <w:rFonts w:ascii="Liberation Serif" w:hAnsi="Liberation Serif" w:eastAsia="DejaVu Sans" w:cs="Noto Sans Arabic"/>
+          <w:i/>
+          <w:sz w:val="16"/>
+          <w:lang w:val="en-US" w:eastAsia="en-US" w:bidi="en-US"/>
+        </w:rPr>
+        <w:t>Reply to Christoph Ammer-Herrmenau (04/24/2026, 23:00): "..."</w:t>
+      </w:r>
+    </w:p>
+    <w:p>
+      <w:pPr>
+        <w:overflowPunct w:val="false"/>
+        <w:spacing w:before="0" w:after="0"/>
+        <w:rPr/>
+      </w:pPr>
+      <w:r>
+        <w:rPr>
+          <w:rFonts w:ascii="Liberation Serif" w:hAnsi="Liberation Serif" w:eastAsia="DejaVu Sans" w:cs="Noto Sans Arabic"/>
+          <w:lang w:val="en-US" w:eastAsia="en-US" w:bidi="en-US"/>
+        </w:rPr>
+        <w:t>Done!</w:t>
+      </w:r>
+    </w:p>
+  </w:comment>
+  <w:comment w:id="32" w:author="Christoph Ammer-Herrmenau" w:date="2026-04-24T21:06:00Z" w:initials="CA">
+    <w:p>
+      <w:pPr>
+        <w:overflowPunct w:val="false"/>
         <w:spacing w:before="0" w:after="0"/>
         <w:rPr/>
       </w:pPr>
@@ -7498,10 +7583,55 @@
       </w:r>
     </w:p>
   </w:comment>
-  <w:comment w:id="31" w:author="Christoph Ammer-Herrmenau" w:date="2026-04-24T23:01:00Z" w:initials="CA">
-    <w:p>
-      <w:pPr>
-        <w:overflowPunct w:val="true"/>
+  <w:comment w:id="33" w:author="Linh Dang" w:date="2026-06-11T09:50:53Z" w:initials="LD">
+    <w:p>
+      <w:pPr>
+        <w:overflowPunct w:val="false"/>
+        <w:spacing w:before="0" w:after="0"/>
+        <w:rPr/>
+      </w:pPr>
+      <w:r>
+        <w:rPr>
+          <w:rFonts w:ascii="Liberation Serif" w:hAnsi="Liberation Serif" w:eastAsia="DejaVu Sans" w:cs="Noto Sans Arabic"/>
+          <w:i/>
+          <w:sz w:val="16"/>
+          <w:lang w:val="en-US" w:eastAsia="en-US" w:bidi="en-US"/>
+        </w:rPr>
+        <w:t>Reply to Christoph Ammer-Herrmenau (04/24/2026, 21:06): "..."</w:t>
+      </w:r>
+    </w:p>
+    <w:p>
+      <w:pPr>
+        <w:overflowPunct w:val="false"/>
+        <w:spacing w:before="0" w:after="0"/>
+        <w:rPr/>
+      </w:pPr>
+      <w:r>
+        <w:rPr>
+          <w:rFonts w:ascii="Liberation Serif" w:hAnsi="Liberation Serif" w:eastAsia="DejaVu Sans" w:cs="Noto Sans Arabic"/>
+          <w:lang w:val="en-US" w:eastAsia="en-US" w:bidi="en-US"/>
+        </w:rPr>
+        <w:t>Done!</w:t>
+      </w:r>
+    </w:p>
+    <w:p>
+      <w:pPr>
+        <w:overflowPunct w:val="false"/>
+        <w:spacing w:before="0" w:after="0"/>
+        <w:rPr/>
+      </w:pPr>
+      <w:r>
+        <w:rPr>
+          <w:rFonts w:ascii="Liberation Serif" w:hAnsi="Liberation Serif" w:eastAsia="DejaVu Sans" w:cs="Noto Sans Arabic"/>
+          <w:lang w:val="en-US" w:eastAsia="en-US" w:bidi="en-US"/>
+        </w:rPr>
+      </w:r>
+    </w:p>
+  </w:comment>
+  <w:comment w:id="34" w:author="Christoph Ammer-Herrmenau" w:date="2026-04-24T23:01:00Z" w:initials="CA">
+    <w:p>
+      <w:pPr>
+        <w:overflowPunct w:val="false"/>
         <w:spacing w:before="0" w:after="0"/>
         <w:rPr/>
       </w:pPr>
@@ -7514,10 +7644,10 @@
       </w:r>
     </w:p>
   </w:comment>
-  <w:comment w:id="32" w:author="Christoph Ammer-Herrmenau" w:date="2026-04-24T21:09:00Z" w:initials="CA">
-    <w:p>
-      <w:pPr>
-        <w:overflowPunct w:val="true"/>
+  <w:comment w:id="35" w:author="Christoph Ammer-Herrmenau" w:date="2026-04-24T21:09:00Z" w:initials="CA">
+    <w:p>
+      <w:pPr>
+        <w:overflowPunct w:val="false"/>
         <w:spacing w:before="0" w:after="0"/>
         <w:rPr/>
       </w:pPr>
@@ -7530,10 +7660,10 @@
       </w:r>
     </w:p>
   </w:comment>
-  <w:comment w:id="33" w:author="Christoph Ammer-Herrmenau" w:date="2026-04-24T21:07:00Z" w:initials="CA">
-    <w:p>
-      <w:pPr>
-        <w:overflowPunct w:val="true"/>
+  <w:comment w:id="36" w:author="Christoph Ammer-Herrmenau" w:date="2026-04-24T21:07:00Z" w:initials="CA">
+    <w:p>
+      <w:pPr>
+        <w:overflowPunct w:val="false"/>
         <w:spacing w:before="0" w:after="0"/>
         <w:rPr/>
       </w:pPr>
@@ -7546,10 +7676,10 @@
       </w:r>
     </w:p>
   </w:comment>
-  <w:comment w:id="34" w:author="Christoph Ammer-Herrmenau" w:date="2026-04-24T21:13:00Z" w:initials="CA">
-    <w:p>
-      <w:pPr>
-        <w:overflowPunct w:val="true"/>
+  <w:comment w:id="37" w:author="Christoph Ammer-Herrmenau" w:date="2026-04-24T21:13:00Z" w:initials="CA">
+    <w:p>
+      <w:pPr>
+        <w:overflowPunct w:val="false"/>
         <w:spacing w:before="0" w:after="0"/>
         <w:rPr/>
       </w:pPr>
@@ -7562,10 +7692,10 @@
       </w:r>
     </w:p>
   </w:comment>
-  <w:comment w:id="35" w:author="Christoph Ammer-Herrmenau" w:date="2026-04-24T21:11:00Z" w:initials="CA">
-    <w:p>
-      <w:pPr>
-        <w:overflowPunct w:val="true"/>
+  <w:comment w:id="38" w:author="Christoph Ammer-Herrmenau" w:date="2026-04-24T21:11:00Z" w:initials="CA">
+    <w:p>
+      <w:pPr>
+        <w:overflowPunct w:val="false"/>
         <w:spacing w:before="0" w:after="0"/>
         <w:rPr/>
       </w:pPr>
@@ -7578,10 +7708,10 @@
       </w:r>
     </w:p>
   </w:comment>
-  <w:comment w:id="36" w:author="Christoph Ammer-Herrmenau" w:date="2026-04-24T21:14:00Z" w:initials="CA">
-    <w:p>
-      <w:pPr>
-        <w:overflowPunct w:val="true"/>
+  <w:comment w:id="39" w:author="Christoph Ammer-Herrmenau" w:date="2026-04-24T21:14:00Z" w:initials="CA">
+    <w:p>
+      <w:pPr>
+        <w:overflowPunct w:val="false"/>
         <w:spacing w:before="0" w:after="0"/>
         <w:rPr/>
       </w:pPr>
@@ -7594,10 +7724,10 @@
       </w:r>
     </w:p>
   </w:comment>
-  <w:comment w:id="37" w:author="Christoph Ammer-Herrmenau" w:date="2026-04-24T23:03:00Z" w:initials="CA">
-    <w:p>
-      <w:pPr>
-        <w:overflowPunct w:val="true"/>
+  <w:comment w:id="40" w:author="Christoph Ammer-Herrmenau" w:date="2026-04-24T23:03:00Z" w:initials="CA">
+    <w:p>
+      <w:pPr>
+        <w:overflowPunct w:val="false"/>
         <w:spacing w:before="0" w:after="0"/>
         <w:rPr/>
       </w:pPr>
@@ -7610,10 +7740,10 @@
       </w:r>
     </w:p>
   </w:comment>
-  <w:comment w:id="38" w:author="Christoph Ammer-Herrmenau" w:date="2026-04-25T21:02:00Z" w:initials="CA">
-    <w:p>
-      <w:pPr>
-        <w:overflowPunct w:val="true"/>
+  <w:comment w:id="41" w:author="Christoph Ammer-Herrmenau" w:date="2026-04-25T21:02:00Z" w:initials="CA">
+    <w:p>
+      <w:pPr>
+        <w:overflowPunct w:val="false"/>
         <w:spacing w:before="0" w:after="0"/>
         <w:rPr/>
       </w:pPr>
@@ -7626,10 +7756,10 @@
       </w:r>
     </w:p>
   </w:comment>
-  <w:comment w:id="39" w:author="Christoph Ammer-Herrmenau" w:date="2026-04-25T21:20:00Z" w:initials="CA">
-    <w:p>
-      <w:pPr>
-        <w:overflowPunct w:val="true"/>
+  <w:comment w:id="42" w:author="Christoph Ammer-Herrmenau" w:date="2026-04-25T21:20:00Z" w:initials="CA">
+    <w:p>
+      <w:pPr>
+        <w:overflowPunct w:val="false"/>
         <w:spacing w:before="0" w:after="0"/>
         <w:rPr/>
       </w:pPr>
@@ -7642,10 +7772,10 @@
       </w:r>
     </w:p>
   </w:comment>
-  <w:comment w:id="40" w:author="Christoph Ammer-Herrmenau" w:date="2026-04-25T21:21:00Z" w:initials="CA">
-    <w:p>
-      <w:pPr>
-        <w:overflowPunct w:val="true"/>
+  <w:comment w:id="43" w:author="Christoph Ammer-Herrmenau" w:date="2026-04-25T21:21:00Z" w:initials="CA">
+    <w:p>
+      <w:pPr>
+        <w:overflowPunct w:val="false"/>
         <w:spacing w:before="0" w:after="0"/>
         <w:rPr/>
       </w:pPr>
@@ -7658,10 +7788,10 @@
       </w:r>
     </w:p>
   </w:comment>
-  <w:comment w:id="41" w:author="Christoph Ammer-Herrmenau" w:date="2026-04-25T21:21:00Z" w:initials="CA">
-    <w:p>
-      <w:pPr>
-        <w:overflowPunct w:val="true"/>
+  <w:comment w:id="44" w:author="Christoph Ammer-Herrmenau" w:date="2026-04-25T21:21:00Z" w:initials="CA">
+    <w:p>
+      <w:pPr>
+        <w:overflowPunct w:val="false"/>
         <w:spacing w:before="0" w:after="0"/>
         <w:rPr/>
       </w:pPr>
@@ -7674,10 +7804,10 @@
       </w:r>
     </w:p>
   </w:comment>
-  <w:comment w:id="42" w:author="Christoph Ammer-Herrmenau" w:date="2026-04-25T21:45:00Z" w:initials="CA">
-    <w:p>
-      <w:pPr>
-        <w:overflowPunct w:val="true"/>
+  <w:comment w:id="45" w:author="Christoph Ammer-Herrmenau" w:date="2026-04-25T21:45:00Z" w:initials="CA">
+    <w:p>
+      <w:pPr>
+        <w:overflowPunct w:val="false"/>
         <w:spacing w:before="0" w:after="0"/>
         <w:rPr/>
       </w:pPr>
@@ -7690,10 +7820,10 @@
       </w:r>
     </w:p>
   </w:comment>
-  <w:comment w:id="44" w:author="Christoph Ammer-Herrmenau" w:date="2026-04-25T21:50:00Z" w:initials="CA">
-    <w:p>
-      <w:pPr>
-        <w:overflowPunct w:val="true"/>
+  <w:comment w:id="47" w:author="Christoph Ammer-Herrmenau" w:date="2026-04-25T21:50:00Z" w:initials="CA">
+    <w:p>
+      <w:pPr>
+        <w:overflowPunct w:val="false"/>
         <w:spacing w:before="0" w:after="0"/>
         <w:rPr/>
       </w:pPr>
@@ -7706,10 +7836,10 @@
       </w:r>
     </w:p>
   </w:comment>
-  <w:comment w:id="43" w:author="Christoph Ammer-Herrmenau" w:date="2026-04-25T21:52:00Z" w:initials="CA">
-    <w:p>
-      <w:pPr>
-        <w:overflowPunct w:val="true"/>
+  <w:comment w:id="46" w:author="Christoph Ammer-Herrmenau" w:date="2026-04-25T21:52:00Z" w:initials="CA">
+    <w:p>
+      <w:pPr>
+        <w:overflowPunct w:val="false"/>
         <w:spacing w:before="0" w:after="0"/>
         <w:rPr/>
       </w:pPr>
@@ -7722,10 +7852,10 @@
       </w:r>
     </w:p>
   </w:comment>
-  <w:comment w:id="45" w:author="Christoph Ammer-Herrmenau" w:date="2026-04-25T21:47:00Z" w:initials="CA">
-    <w:p>
-      <w:pPr>
-        <w:overflowPunct w:val="true"/>
+  <w:comment w:id="48" w:author="Christoph Ammer-Herrmenau" w:date="2026-04-25T21:47:00Z" w:initials="CA">
+    <w:p>
+      <w:pPr>
+        <w:overflowPunct w:val="false"/>
         <w:spacing w:before="0" w:after="0"/>
         <w:rPr/>
       </w:pPr>
@@ -7738,10 +7868,10 @@
       </w:r>
     </w:p>
   </w:comment>
-  <w:comment w:id="46" w:author="Christoph Ammer-Herrmenau" w:date="2026-04-25T22:00:00Z" w:initials="CA">
-    <w:p>
-      <w:pPr>
-        <w:overflowPunct w:val="true"/>
+  <w:comment w:id="49" w:author="Christoph Ammer-Herrmenau" w:date="2026-04-25T22:00:00Z" w:initials="CA">
+    <w:p>
+      <w:pPr>
+        <w:overflowPunct w:val="false"/>
         <w:spacing w:before="0" w:after="0"/>
         <w:rPr/>
       </w:pPr>
@@ -7754,10 +7884,10 @@
       </w:r>
     </w:p>
   </w:comment>
-  <w:comment w:id="47" w:author="Christoph Ammer-Herrmenau" w:date="2026-04-25T22:01:00Z" w:initials="CA">
-    <w:p>
-      <w:pPr>
-        <w:overflowPunct w:val="true"/>
+  <w:comment w:id="50" w:author="Christoph Ammer-Herrmenau" w:date="2026-04-25T22:01:00Z" w:initials="CA">
+    <w:p>
+      <w:pPr>
+        <w:overflowPunct w:val="false"/>
         <w:spacing w:before="0" w:after="0"/>
         <w:rPr/>
       </w:pPr>
@@ -7770,10 +7900,10 @@
       </w:r>
     </w:p>
   </w:comment>
-  <w:comment w:id="48" w:author="Christoph Ammer-Herrmenau" w:date="2026-04-25T22:09:00Z" w:initials="CA">
-    <w:p>
-      <w:pPr>
-        <w:overflowPunct w:val="true"/>
+  <w:comment w:id="51" w:author="Christoph Ammer-Herrmenau" w:date="2026-04-25T22:09:00Z" w:initials="CA">
+    <w:p>
+      <w:pPr>
+        <w:overflowPunct w:val="false"/>
         <w:spacing w:before="0" w:after="0"/>
         <w:rPr/>
       </w:pPr>
@@ -7786,10 +7916,10 @@
       </w:r>
     </w:p>
   </w:comment>
-  <w:comment w:id="49" w:author="Christoph Ammer-Herrmenau" w:date="2026-04-25T22:24:00Z" w:initials="CA">
-    <w:p>
-      <w:pPr>
-        <w:overflowPunct w:val="true"/>
+  <w:comment w:id="52" w:author="Christoph Ammer-Herrmenau" w:date="2026-04-25T22:24:00Z" w:initials="CA">
+    <w:p>
+      <w:pPr>
+        <w:overflowPunct w:val="false"/>
         <w:spacing w:before="0" w:after="0"/>
         <w:rPr/>
       </w:pPr>
@@ -7802,10 +7932,10 @@
       </w:r>
     </w:p>
   </w:comment>
-  <w:comment w:id="50" w:author="Christoph Ammer-Herrmenau" w:date="2026-04-25T22:28:00Z" w:initials="CA">
-    <w:p>
-      <w:pPr>
-        <w:overflowPunct w:val="true"/>
+  <w:comment w:id="53" w:author="Christoph Ammer-Herrmenau" w:date="2026-04-25T22:28:00Z" w:initials="CA">
+    <w:p>
+      <w:pPr>
+        <w:overflowPunct w:val="false"/>
         <w:spacing w:before="0" w:after="0"/>
         <w:rPr/>
       </w:pPr>
@@ -7818,10 +7948,10 @@
       </w:r>
     </w:p>
   </w:comment>
-  <w:comment w:id="51" w:author="Christoph Ammer-Herrmenau" w:date="2026-04-25T22:33:00Z" w:initials="CA">
-    <w:p>
-      <w:pPr>
-        <w:overflowPunct w:val="true"/>
+  <w:comment w:id="54" w:author="Christoph Ammer-Herrmenau" w:date="2026-04-25T22:33:00Z" w:initials="CA">
+    <w:p>
+      <w:pPr>
+        <w:overflowPunct w:val="false"/>
         <w:spacing w:before="0" w:after="0"/>
         <w:rPr/>
       </w:pPr>
@@ -7866,10 +7996,10 @@
       </w:r>
     </w:p>
   </w:comment>
-  <w:comment w:id="52" w:author="Christoph Ammer-Herrmenau" w:date="2026-04-25T22:22:00Z" w:initials="CA">
-    <w:p>
-      <w:pPr>
-        <w:overflowPunct w:val="true"/>
+  <w:comment w:id="55" w:author="Christoph Ammer-Herrmenau" w:date="2026-04-25T22:22:00Z" w:initials="CA">
+    <w:p>
+      <w:pPr>
+        <w:overflowPunct w:val="false"/>
         <w:spacing w:before="0" w:after="0"/>
         <w:rPr/>
       </w:pPr>
@@ -7882,10 +8012,10 @@
       </w:r>
     </w:p>
   </w:comment>
-  <w:comment w:id="53" w:author="Christoph Ammer-Herrmenau" w:date="2026-04-25T22:21:00Z" w:initials="CA">
-    <w:p>
-      <w:pPr>
-        <w:overflowPunct w:val="true"/>
+  <w:comment w:id="56" w:author="Christoph Ammer-Herrmenau" w:date="2026-04-25T22:21:00Z" w:initials="CA">
+    <w:p>
+      <w:pPr>
+        <w:overflowPunct w:val="false"/>
         <w:spacing w:before="0" w:after="0"/>
         <w:rPr/>
       </w:pPr>
@@ -7898,10 +8028,10 @@
       </w:r>
     </w:p>
   </w:comment>
-  <w:comment w:id="54" w:author="Christoph Ammer-Herrmenau" w:date="2026-04-25T22:34:00Z" w:initials="CA">
-    <w:p>
-      <w:pPr>
-        <w:overflowPunct w:val="true"/>
+  <w:comment w:id="57" w:author="Christoph Ammer-Herrmenau" w:date="2026-04-25T22:34:00Z" w:initials="CA">
+    <w:p>
+      <w:pPr>
+        <w:overflowPunct w:val="false"/>
         <w:spacing w:before="0" w:after="0"/>
         <w:rPr/>
       </w:pPr>
@@ -7928,6 +8058,9 @@
   <w15:commentEx w15:paraId="0b000000" w15:paraIdParent="0a000000"/>
   <w15:commentEx w15:paraId="0d000000" w15:paraIdParent="0c000000"/>
   <w15:commentEx w15:paraId="0f000000" w15:paraIdParent="0e000000"/>
+  <w15:commentEx w15:paraId="10000000" w15:paraIdParent="0e000000"/>
+  <w15:commentEx w15:paraId="11000000" w15:paraIdParent="0e000000"/>
+  <w15:commentEx w15:paraId="13000000" w15:paraIdParent="12000000"/>
 </w15:commentsEx>
 </file>
 

--- a/Manuscript/Manuscript_V02_CAH.docx
+++ b/Manuscript/Manuscript_V02_CAH.docx
@@ -46,6 +46,32 @@
         </w:p>
       </w:sdtContent>
     </w:sdt>
+    <w:p>
+      <w:pPr>
+        <w:pStyle w:val="Normal"/>
+        <w:rPr>
+          <w:rFonts w:ascii="Arial" w:hAnsi="Arial" w:cs="Arial"/>
+        </w:rPr>
+      </w:pPr>
+      <w:r>
+        <w:rPr>
+          <w:rFonts w:cs="Arial" w:ascii="Arial" w:hAnsi="Arial"/>
+        </w:rPr>
+      </w:r>
+    </w:p>
+    <w:p>
+      <w:pPr>
+        <w:pStyle w:val="Normal"/>
+        <w:rPr>
+          <w:rFonts w:ascii="Arial" w:hAnsi="Arial" w:cs="Arial"/>
+        </w:rPr>
+      </w:pPr>
+      <w:r>
+        <w:rPr>
+          <w:rFonts w:cs="Arial" w:ascii="Arial" w:hAnsi="Arial"/>
+        </w:rPr>
+      </w:r>
+    </w:p>
     <w:p>
       <w:pPr>
         <w:pStyle w:val="Normal"/>
@@ -1487,7 +1513,7 @@
           <w:rPr>
             <w:rFonts w:cs="Arial" w:ascii="Arial" w:hAnsi="Arial"/>
           </w:rPr>
-          <w:t>A, lower pa</w:t>
+          <w:t xml:space="preserve">A, lower </w:t>
         </w:r>
       </w:ins>
       <w:ins w:id="48" w:author="Unknown Author" w:date="2026-05-29T10:14:39Z">
@@ -1496,7 +1522,7 @@
           <w:rPr>
             <w:rFonts w:cs="Arial" w:ascii="Arial" w:hAnsi="Arial"/>
           </w:rPr>
-          <w:t>nel</w:t>
+          <w:t>panel</w:t>
         </w:r>
       </w:ins>
       <w:del w:id="49" w:author="Unknown Author" w:date="2026-05-29T09:51:32Z">
@@ -2058,37 +2084,33 @@
           <w:rFonts w:ascii="Arial" w:hAnsi="Arial" w:cs="Arial"/>
         </w:rPr>
       </w:pPr>
-      <w:commentRangeStart w:id="24"/>
-      <w:commentRangeStart w:id="25"/>
-      <w:r>
-        <w:rPr>
-          <w:rFonts w:cs="Arial" w:ascii="Arial" w:hAnsi="Arial"/>
-        </w:rPr>
-        <w:t xml:space="preserve">Following the correction for batch effects, differential abundance analysis (DAA) among control types revealed several taxa specifically enriched in paraffin controls (taxa </w:t>
-      </w:r>
-      <w:r>
-        <w:rPr>
-          <w:rFonts w:cs="Arial" w:ascii="Arial" w:hAnsi="Arial"/>
-          <w:b/>
-          <w:bCs/>
-        </w:rPr>
-        <w:t>XXX</w:t>
-      </w:r>
-      <w:r>
-        <w:rPr>
-          <w:rFonts w:cs="Arial" w:ascii="Arial" w:hAnsi="Arial"/>
-        </w:rPr>
-        <w:t xml:space="preserve"> from the analyses, Figure 1.</w:t>
-      </w:r>
-      <w:ins w:id="78" w:author="Linh Dang" w:date="2026-06-04T13:29:54Z">
-        <w:r>
-          <w:rPr>
-            <w:rFonts w:cs="Arial" w:ascii="Arial" w:hAnsi="Arial"/>
-          </w:rPr>
-          <w:t>E</w:t>
-        </w:r>
-      </w:ins>
-      <w:del w:id="79" w:author="Linh Dang" w:date="2026-06-04T13:29:52Z">
+      <w:del w:id="78" w:author="Linh Dang" w:date="2026-06-16T13:20:04Z">
+        <w:r>
+          <w:rPr>
+            <w:rFonts w:cs="Arial" w:ascii="Arial" w:hAnsi="Arial"/>
+          </w:rPr>
+          <w:delText xml:space="preserve">Following the correction for batch effects, differential abundance analysis (DAA) among control types revealed several taxa specifically enriched in paraffin controls (taxa </w:delText>
+        </w:r>
+      </w:del>
+      <w:del w:id="79" w:author="Linh Dang" w:date="2026-06-16T13:20:04Z">
+        <w:r>
+          <w:rPr>
+            <w:rFonts w:cs="Arial" w:ascii="Arial" w:hAnsi="Arial"/>
+            <w:b/>
+            <w:bCs/>
+          </w:rPr>
+          <w:delText>XXX</w:delText>
+        </w:r>
+      </w:del>
+      <w:del w:id="80" w:author="Linh Dang" w:date="2026-06-16T13:20:04Z">
+        <w:r>
+          <w:rPr>
+            <w:rFonts w:cs="Arial" w:ascii="Arial" w:hAnsi="Arial"/>
+          </w:rPr>
+          <w:delText xml:space="preserve"> from the analyses, Figure 1.</w:delText>
+        </w:r>
+      </w:del>
+      <w:del w:id="81" w:author="Linh Dang" w:date="2026-06-04T13:29:52Z">
         <w:r>
           <w:rPr>
             <w:rFonts w:cs="Arial" w:ascii="Arial" w:hAnsi="Arial"/>
@@ -2096,48 +2118,46 @@
           <w:delText>6</w:delText>
         </w:r>
       </w:del>
-      <w:r>
-        <w:rPr>
-          <w:rFonts w:cs="Arial" w:ascii="Arial" w:hAnsi="Arial"/>
-        </w:rPr>
-        <w:t>),</w:t>
-      </w:r>
-      <w:r>
-        <w:rPr>
-          <w:rFonts w:cs="Arial" w:ascii="Arial" w:hAnsi="Arial"/>
-        </w:rPr>
-      </w:r>
-      <w:commentRangeEnd w:id="25"/>
-      <w:r>
-        <w:commentReference w:id="25"/>
-      </w:r>
-      <w:r>
-        <w:rPr>
-          <w:rFonts w:cs="Arial" w:ascii="Arial" w:hAnsi="Arial"/>
-        </w:rPr>
-        <w:t xml:space="preserve"> </w:t>
-      </w:r>
-      <w:r>
-        <w:rPr>
-          <w:rFonts w:cs="Arial" w:ascii="Arial" w:hAnsi="Arial"/>
-        </w:rPr>
-      </w:r>
-      <w:ins w:id="80" w:author="Linh Dang" w:date="2026-06-04T12:50:17Z">
-        <w:commentRangeEnd w:id="24"/>
-        <w:r>
+      <w:del w:id="82" w:author="Linh Dang" w:date="2026-06-16T13:20:04Z">
+        <w:r>
+          <w:rPr>
+            <w:rFonts w:cs="Arial" w:ascii="Arial" w:hAnsi="Arial"/>
+          </w:rPr>
+          <w:delText>),</w:delText>
+        </w:r>
+      </w:del>
+      <w:del w:id="83" w:author="Linh Dang" w:date="2026-06-16T13:20:04Z">
+        <w:r>
+          <w:rPr>
+            <w:rFonts w:cs="Arial" w:ascii="Arial" w:hAnsi="Arial"/>
+          </w:rPr>
           <w:commentReference w:id="24"/>
         </w:r>
-        <w:r>
-          <w:rPr/>
-          <w:commentReference w:id="26"/>
-        </w:r>
-      </w:ins>
-      <w:r>
-        <w:rPr>
-          <w:rFonts w:cs="Arial" w:ascii="Arial" w:hAnsi="Arial"/>
-        </w:rPr>
-        <w:t>pointing to contamination sources specific to paraffin embedding procedures.</w:t>
-      </w:r>
+      </w:del>
+      <w:del w:id="84" w:author="Linh Dang" w:date="2026-06-16T13:20:04Z">
+        <w:r>
+          <w:rPr>
+            <w:rFonts w:cs="Arial" w:ascii="Arial" w:hAnsi="Arial"/>
+          </w:rPr>
+          <w:delText xml:space="preserve"> </w:delText>
+        </w:r>
+      </w:del>
+      <w:del w:id="85" w:author="Linh Dang" w:date="2026-06-16T13:20:04Z">
+        <w:r>
+          <w:rPr>
+            <w:rFonts w:cs="Arial" w:ascii="Arial" w:hAnsi="Arial"/>
+          </w:rPr>
+          <w:commentReference w:id="25"/>
+        </w:r>
+      </w:del>
+      <w:del w:id="86" w:author="Linh Dang" w:date="2026-06-16T13:20:04Z">
+        <w:r>
+          <w:rPr>
+            <w:rFonts w:cs="Arial" w:ascii="Arial" w:hAnsi="Arial"/>
+          </w:rPr>
+          <w:delText>pointing to contamination sources specific to paraffin embedding procedures.</w:delText>
+        </w:r>
+      </w:del>
     </w:p>
     <w:p>
       <w:pPr>
@@ -2146,10 +2166,10 @@
         <w:jc w:val="both"/>
         <w:rPr>
           <w:rFonts w:ascii="Arial" w:hAnsi="Arial" w:cs="Arial"/>
-          <w:ins w:id="83" w:author="Linh Dang" w:date="2026-06-11T05:29:08Z"/>
-        </w:rPr>
-      </w:pPr>
-      <w:del w:id="81" w:author="Linh Dang" w:date="2026-06-11T05:29:00Z">
+          <w:ins w:id="89" w:author="Linh Dang" w:date="2026-06-11T05:29:08Z"/>
+        </w:rPr>
+      </w:pPr>
+      <w:del w:id="87" w:author="Linh Dang" w:date="2026-06-11T05:29:00Z">
         <w:r>
           <w:rPr>
             <w:rFonts w:cs="Arial" w:ascii="Arial" w:hAnsi="Arial"/>
@@ -2157,7 +2177,7 @@
           <w:delText>Need elaborations</w:delText>
         </w:r>
       </w:del>
-      <w:ins w:id="82" w:author="Linh Dang" w:date="2026-06-11T05:29:08Z">
+      <w:ins w:id="88" w:author="Linh Dang" w:date="2026-06-11T05:29:08Z">
         <w:r>
           <w:rPr>
             <w:rFonts w:cs="Arial" w:ascii="Arial" w:hAnsi="Arial"/>
@@ -2175,7 +2195,7 @@
           <w:rFonts w:ascii="Arial" w:hAnsi="Arial" w:cs="Arial"/>
         </w:rPr>
       </w:pPr>
-      <w:ins w:id="84" w:author="Linh Dang" w:date="2026-06-11T05:35:48Z">
+      <w:ins w:id="90" w:author="Linh Dang" w:date="2026-06-11T05:35:48Z">
         <w:r>
           <w:rPr>
             <w:rFonts w:cs="Arial" w:ascii="Arial" w:hAnsi="Arial"/>
@@ -2183,7 +2203,7 @@
           <w:t xml:space="preserve">We applied The MaAslin2 R package for differential abundant analyses with respect to negative control types, as shown in Figure 1.E. </w:t>
         </w:r>
       </w:ins>
-      <w:ins w:id="85" w:author="Linh Dang" w:date="2026-06-11T05:35:48Z">
+      <w:ins w:id="91" w:author="Linh Dang" w:date="2026-06-11T05:35:48Z">
         <w:r>
           <w:rPr>
             <w:rFonts w:eastAsia="Aptos" w:cs="Arial" w:ascii="Arial" w:hAnsi="Arial" w:eastAsiaTheme="minorHAnsi"/>
@@ -2196,7 +2216,7 @@
           <w:t>Notably</w:t>
         </w:r>
       </w:ins>
-      <w:ins w:id="86" w:author="Linh Dang" w:date="2026-06-11T05:35:48Z">
+      <w:ins w:id="92" w:author="Linh Dang" w:date="2026-06-11T05:35:48Z">
         <w:r>
           <w:rPr>
             <w:rFonts w:cs="Arial" w:ascii="Arial" w:hAnsi="Arial"/>
@@ -2204,7 +2224,7 @@
           <w:t>,</w:t>
         </w:r>
       </w:ins>
-      <w:ins w:id="87" w:author="Linh Dang" w:date="2026-06-11T05:44:47Z">
+      <w:ins w:id="93" w:author="Linh Dang" w:date="2026-06-11T05:44:47Z">
         <w:r>
           <w:rPr>
             <w:rFonts w:cs="Arial" w:ascii="Arial" w:hAnsi="Arial"/>
@@ -2212,7 +2232,7 @@
           <w:t xml:space="preserve"> </w:t>
         </w:r>
       </w:ins>
-      <w:ins w:id="88" w:author="Linh Dang" w:date="2026-06-11T05:48:17Z">
+      <w:ins w:id="94" w:author="Linh Dang" w:date="2026-06-11T05:48:17Z">
         <w:r>
           <w:rPr>
             <w:rFonts w:cs="Arial" w:ascii="Arial" w:hAnsi="Arial"/>
@@ -2220,7 +2240,7 @@
           <w:t xml:space="preserve">we </w:t>
         </w:r>
       </w:ins>
-      <w:ins w:id="89" w:author="Linh Dang" w:date="2026-06-11T05:50:10Z">
+      <w:ins w:id="95" w:author="Linh Dang" w:date="2026-06-11T05:50:10Z">
         <w:r>
           <w:rPr>
             <w:rFonts w:cs="Arial" w:ascii="Arial" w:hAnsi="Arial"/>
@@ -2228,7 +2248,7 @@
           <w:t xml:space="preserve">also add </w:t>
         </w:r>
       </w:ins>
-      <w:ins w:id="90" w:author="Linh Dang" w:date="2026-06-11T05:50:10Z">
+      <w:ins w:id="96" w:author="Linh Dang" w:date="2026-06-11T05:50:10Z">
         <w:r>
           <w:rPr>
             <w:rFonts w:eastAsia="Aptos" w:cs="Arial" w:ascii="Arial" w:hAnsi="Arial" w:eastAsiaTheme="minorHAnsi"/>
@@ -2241,7 +2261,7 @@
           <w:t>laboratory</w:t>
         </w:r>
       </w:ins>
-      <w:ins w:id="91" w:author="Linh Dang" w:date="2026-06-11T05:50:10Z">
+      <w:ins w:id="97" w:author="Linh Dang" w:date="2026-06-11T05:50:10Z">
         <w:r>
           <w:rPr>
             <w:rFonts w:cs="Arial" w:ascii="Arial" w:hAnsi="Arial"/>
@@ -2249,7 +2269,7 @@
           <w:t xml:space="preserve"> </w:t>
         </w:r>
       </w:ins>
-      <w:ins w:id="92" w:author="Linh Dang" w:date="2026-06-11T05:50:10Z">
+      <w:ins w:id="98" w:author="Linh Dang" w:date="2026-06-11T05:50:10Z">
         <w:r>
           <w:rPr>
             <w:rFonts w:eastAsia="Aptos" w:cs="Arial" w:ascii="Arial" w:hAnsi="Arial" w:eastAsiaTheme="minorHAnsi"/>
@@ -2262,7 +2282,7 @@
           <w:t>personnel</w:t>
         </w:r>
       </w:ins>
-      <w:ins w:id="93" w:author="Linh Dang" w:date="2026-06-11T05:50:10Z">
+      <w:ins w:id="99" w:author="Linh Dang" w:date="2026-06-11T05:50:10Z">
         <w:r>
           <w:rPr>
             <w:rFonts w:cs="Arial" w:ascii="Arial" w:hAnsi="Arial"/>
@@ -2270,7 +2290,7 @@
           <w:t xml:space="preserve"> as a covariate</w:t>
         </w:r>
       </w:ins>
-      <w:ins w:id="94" w:author="Linh Dang" w:date="2026-06-11T05:51:15Z">
+      <w:ins w:id="100" w:author="Linh Dang" w:date="2026-06-11T05:51:15Z">
         <w:r>
           <w:rPr>
             <w:rFonts w:cs="Arial" w:ascii="Arial" w:hAnsi="Arial"/>
@@ -2278,7 +2298,7 @@
           <w:t xml:space="preserve"> to the </w:t>
         </w:r>
       </w:ins>
-      <w:ins w:id="95" w:author="Linh Dang" w:date="2026-06-11T05:52:23Z">
+      <w:ins w:id="101" w:author="Linh Dang" w:date="2026-06-11T05:52:23Z">
         <w:r>
           <w:rPr>
             <w:rFonts w:cs="Arial" w:ascii="Arial" w:hAnsi="Arial"/>
@@ -2286,7 +2306,7 @@
           <w:t xml:space="preserve">model </w:t>
         </w:r>
       </w:ins>
-      <w:ins w:id="96" w:author="Linh Dang" w:date="2026-06-11T06:00:11Z">
+      <w:ins w:id="102" w:author="Linh Dang" w:date="2026-06-11T06:00:11Z">
         <w:r>
           <w:rPr>
             <w:rFonts w:cs="Arial" w:ascii="Arial" w:hAnsi="Arial"/>
@@ -2294,7 +2314,7 @@
           <w:t xml:space="preserve">to accounting for its batch effect. The analyses show </w:t>
         </w:r>
       </w:ins>
-      <w:ins w:id="97" w:author="Linh Dang" w:date="2026-06-11T06:04:35Z">
+      <w:ins w:id="103" w:author="Linh Dang" w:date="2026-06-11T06:04:35Z">
         <w:r>
           <w:rPr>
             <w:rFonts w:cs="Arial" w:ascii="Arial" w:hAnsi="Arial"/>
@@ -2302,7 +2322,7 @@
           <w:t>that the abundance of many sp</w:t>
         </w:r>
       </w:ins>
-      <w:ins w:id="98" w:author="Linh Dang" w:date="2026-06-11T06:05:36Z">
+      <w:ins w:id="104" w:author="Linh Dang" w:date="2026-06-11T06:05:36Z">
         <w:r>
           <w:rPr>
             <w:rFonts w:cs="Arial" w:ascii="Arial" w:hAnsi="Arial"/>
@@ -2310,7 +2330,7 @@
           <w:t xml:space="preserve">ecies from </w:t>
         </w:r>
       </w:ins>
-      <w:ins w:id="99" w:author="Linh Dang" w:date="2026-06-11T06:05:36Z">
+      <w:ins w:id="105" w:author="Linh Dang" w:date="2026-06-11T06:05:36Z">
         <w:r>
           <w:rPr>
             <w:rFonts w:cs="Arial" w:ascii="Arial" w:hAnsi="Arial"/>
@@ -2320,7 +2340,7 @@
           <w:t>Burkholderia</w:t>
         </w:r>
       </w:ins>
-      <w:ins w:id="100" w:author="Linh Dang" w:date="2026-06-11T06:05:36Z">
+      <w:ins w:id="106" w:author="Linh Dang" w:date="2026-06-11T06:05:36Z">
         <w:r>
           <w:rPr>
             <w:rFonts w:cs="Arial" w:ascii="Arial" w:hAnsi="Arial"/>
@@ -2328,7 +2348,7 @@
           <w:t xml:space="preserve"> are enriched in buffer control compared to</w:t>
         </w:r>
       </w:ins>
-      <w:ins w:id="101" w:author="Linh Dang" w:date="2026-06-11T06:06:37Z">
+      <w:ins w:id="107" w:author="Linh Dang" w:date="2026-06-11T06:06:37Z">
         <w:r>
           <w:rPr>
             <w:rFonts w:cs="Arial" w:ascii="Arial" w:hAnsi="Arial"/>
@@ -2336,7 +2356,7 @@
           <w:t xml:space="preserve"> PCR control, while</w:t>
         </w:r>
       </w:ins>
-      <w:ins w:id="102" w:author="Linh Dang" w:date="2026-06-11T06:08:35Z">
+      <w:ins w:id="108" w:author="Linh Dang" w:date="2026-06-11T06:08:35Z">
         <w:r>
           <w:rPr>
             <w:rFonts w:cs="Arial" w:ascii="Arial" w:hAnsi="Arial"/>
@@ -2344,7 +2364,7 @@
           <w:t xml:space="preserve"> in paraffin controls species from Sphingomonas</w:t>
         </w:r>
       </w:ins>
-      <w:ins w:id="103" w:author="Linh Dang" w:date="2026-06-11T06:09:42Z">
+      <w:ins w:id="109" w:author="Linh Dang" w:date="2026-06-11T06:09:42Z">
         <w:r>
           <w:rPr>
             <w:rFonts w:cs="Arial" w:ascii="Arial" w:hAnsi="Arial"/>
@@ -2562,7 +2582,7 @@
         </w:tc>
         <w:tc>
           <w:tcPr>
-            <w:cellIns w:id="104" w:author="Unknown Author" w:date="2026-05-29T09:59:51Z"/>
+            <w:cellIns w:id="110" w:author="Unknown Author" w:date="2026-05-29T09:59:51Z"/>
             <w:tcW w:w="1350" w:type="dxa"/>
             <w:tcBorders>
               <w:bottom w:val="single" w:sz="6" w:space="0" w:color="000000"/>
@@ -2580,7 +2600,7 @@
                 <w:rFonts w:ascii="Arial" w:hAnsi="Arial" w:eastAsia="Aptos" w:cs="Arial"/>
               </w:rPr>
             </w:pPr>
-            <w:ins w:id="105" w:author="Unknown Author" w:date="2026-05-29T09:59:51Z">
+            <w:ins w:id="111" w:author="Unknown Author" w:date="2026-05-29T09:59:51Z">
               <w:r>
                 <w:rPr>
                   <w:rFonts w:eastAsia="Aptos" w:cs="Arial" w:ascii="Arial" w:hAnsi="Arial"/>
@@ -2592,7 +2612,7 @@
                 <w:t>‍</w:t>
               </w:r>
             </w:ins>
-            <w:ins w:id="106" w:author="Unknown Author" w:date="2026-05-29T09:59:51Z">
+            <w:ins w:id="112" w:author="Unknown Author" w:date="2026-05-29T09:59:51Z">
               <w:r>
                 <w:rPr>
                   <w:rFonts w:eastAsia="Aptos" w:cs="Arial" w:ascii="Arial" w:hAnsi="Arial"/>
@@ -2663,7 +2683,7 @@
               </w:rPr>
               <w:t>2</w:t>
             </w:r>
-            <w:ins w:id="107" w:author="Unknown Author" w:date="2026-05-29T10:03:40Z">
+            <w:ins w:id="113" w:author="Unknown Author" w:date="2026-05-29T10:03:40Z">
               <w:r>
                 <w:rPr>
                   <w:rFonts w:eastAsia="Aptos" w:cs="Arial" w:ascii="Arial" w:hAnsi="Arial"/>
@@ -2675,7 +2695,7 @@
                 <w:t>6</w:t>
               </w:r>
             </w:ins>
-            <w:del w:id="108" w:author="Unknown Author" w:date="2026-05-29T10:03:40Z">
+            <w:del w:id="114" w:author="Unknown Author" w:date="2026-05-29T10:03:40Z">
               <w:r>
                 <w:rPr>
                   <w:rFonts w:eastAsia="Aptos" w:cs="Arial" w:ascii="Arial" w:hAnsi="Arial"/>
@@ -2715,7 +2735,7 @@
               </w:rPr>
               <w:t>6</w:t>
             </w:r>
-            <w:ins w:id="109" w:author="Unknown Author" w:date="2026-05-29T10:04:07Z">
+            <w:ins w:id="115" w:author="Unknown Author" w:date="2026-05-29T10:04:07Z">
               <w:r>
                 <w:rPr>
                   <w:rFonts w:eastAsia="Aptos" w:cs="Arial" w:ascii="Arial" w:hAnsi="Arial"/>
@@ -2727,7 +2747,7 @@
                 <w:t>7</w:t>
               </w:r>
             </w:ins>
-            <w:del w:id="110" w:author="Unknown Author" w:date="2026-05-29T10:04:06Z">
+            <w:del w:id="116" w:author="Unknown Author" w:date="2026-05-29T10:04:06Z">
               <w:r>
                 <w:rPr>
                   <w:rFonts w:eastAsia="Aptos" w:cs="Arial" w:ascii="Arial" w:hAnsi="Arial"/>
@@ -2757,7 +2777,7 @@
                 <w:rFonts w:ascii="Arial" w:hAnsi="Arial" w:eastAsia="Aptos" w:cs="Arial"/>
               </w:rPr>
             </w:pPr>
-            <w:ins w:id="111" w:author="Unknown Author" w:date="2026-05-29T10:04:30Z">
+            <w:ins w:id="117" w:author="Unknown Author" w:date="2026-05-29T10:04:30Z">
               <w:r>
                 <w:rPr>
                   <w:rFonts w:eastAsia="Aptos" w:cs="Arial" w:ascii="Arial" w:hAnsi="Arial"/>
@@ -2769,7 +2789,7 @@
                 <w:t>17</w:t>
               </w:r>
             </w:ins>
-            <w:del w:id="112" w:author="Unknown Author" w:date="2026-05-29T10:04:30Z">
+            <w:del w:id="118" w:author="Unknown Author" w:date="2026-05-29T10:04:30Z">
               <w:r>
                 <w:rPr>
                   <w:rFonts w:eastAsia="Aptos" w:cs="Arial" w:ascii="Arial" w:hAnsi="Arial"/>
@@ -2799,7 +2819,7 @@
                 <w:rFonts w:ascii="Arial" w:hAnsi="Arial" w:eastAsia="Aptos" w:cs="Arial"/>
               </w:rPr>
             </w:pPr>
-            <w:ins w:id="113" w:author="Unknown Author" w:date="2026-05-29T10:04:57Z">
+            <w:ins w:id="119" w:author="Unknown Author" w:date="2026-05-29T10:04:57Z">
               <w:r>
                 <w:rPr>
                   <w:rFonts w:eastAsia="Aptos" w:cs="Arial" w:ascii="Arial" w:hAnsi="Arial"/>
@@ -2811,7 +2831,7 @@
                 <w:t>38</w:t>
               </w:r>
             </w:ins>
-            <w:del w:id="114" w:author="Unknown Author" w:date="2026-05-29T10:04:56Z">
+            <w:del w:id="120" w:author="Unknown Author" w:date="2026-05-29T10:04:56Z">
               <w:r>
                 <w:rPr>
                   <w:rFonts w:eastAsia="Aptos" w:cs="Arial" w:ascii="Arial" w:hAnsi="Arial"/>
@@ -2827,7 +2847,7 @@
         </w:tc>
         <w:tc>
           <w:tcPr>
-            <w:cellIns w:id="115" w:author="Unknown Author" w:date="2026-05-29T09:59:51Z"/>
+            <w:cellIns w:id="121" w:author="Unknown Author" w:date="2026-05-29T09:59:51Z"/>
             <w:tcW w:w="1350" w:type="dxa"/>
             <w:tcBorders/>
           </w:tcPr>
@@ -2842,7 +2862,7 @@
                 <w:rFonts w:ascii="Arial" w:hAnsi="Arial" w:eastAsia="Aptos" w:cs="Arial"/>
               </w:rPr>
             </w:pPr>
-            <w:ins w:id="116" w:author="Unknown Author" w:date="2026-05-29T09:59:51Z">
+            <w:ins w:id="122" w:author="Unknown Author" w:date="2026-05-29T09:59:51Z">
               <w:r>
                 <w:rPr>
                   <w:rFonts w:eastAsia="Aptos" w:cs="Arial" w:ascii="Arial" w:hAnsi="Arial"/>
@@ -2854,7 +2874,7 @@
                 <w:t>‍</w:t>
               </w:r>
             </w:ins>
-            <w:ins w:id="117" w:author="Unknown Author" w:date="2026-05-29T10:03:06Z">
+            <w:ins w:id="123" w:author="Unknown Author" w:date="2026-05-29T10:03:06Z">
               <w:r>
                 <w:rPr>
                   <w:rFonts w:eastAsia="Aptos" w:cs="Arial" w:ascii="Arial" w:hAnsi="Arial"/>
@@ -2915,7 +2935,7 @@
                 <w:rFonts w:ascii="Arial" w:hAnsi="Arial" w:eastAsia="Aptos" w:cs="Arial"/>
               </w:rPr>
             </w:pPr>
-            <w:ins w:id="118" w:author="Unknown Author" w:date="2026-05-29T10:03:44Z">
+            <w:ins w:id="124" w:author="Unknown Author" w:date="2026-05-29T10:03:44Z">
               <w:r>
                 <w:rPr>
                   <w:rFonts w:eastAsia="Aptos" w:cs="Arial" w:ascii="Arial" w:hAnsi="Arial"/>
@@ -2927,7 +2947,7 @@
                 <w:t>2</w:t>
               </w:r>
             </w:ins>
-            <w:del w:id="119" w:author="Unknown Author" w:date="2026-05-29T10:03:44Z">
+            <w:del w:id="125" w:author="Unknown Author" w:date="2026-05-29T10:03:44Z">
               <w:r>
                 <w:rPr>
                   <w:rFonts w:eastAsia="Aptos" w:cs="Arial" w:ascii="Arial" w:hAnsi="Arial"/>
@@ -2967,7 +2987,7 @@
               </w:rPr>
               <w:t>5</w:t>
             </w:r>
-            <w:ins w:id="120" w:author="Unknown Author" w:date="2026-05-29T10:04:11Z">
+            <w:ins w:id="126" w:author="Unknown Author" w:date="2026-05-29T10:04:11Z">
               <w:r>
                 <w:rPr>
                   <w:rFonts w:eastAsia="Aptos" w:cs="Arial" w:ascii="Arial" w:hAnsi="Arial"/>
@@ -2979,7 +2999,7 @@
                 <w:t>6</w:t>
               </w:r>
             </w:ins>
-            <w:del w:id="121" w:author="Unknown Author" w:date="2026-05-29T10:04:11Z">
+            <w:del w:id="127" w:author="Unknown Author" w:date="2026-05-29T10:04:11Z">
               <w:r>
                 <w:rPr>
                   <w:rFonts w:eastAsia="Aptos" w:cs="Arial" w:ascii="Arial" w:hAnsi="Arial"/>
@@ -3009,7 +3029,7 @@
                 <w:rFonts w:ascii="Arial" w:hAnsi="Arial" w:eastAsia="Aptos" w:cs="Arial"/>
               </w:rPr>
             </w:pPr>
-            <w:ins w:id="122" w:author="Unknown Author" w:date="2026-05-29T10:04:35Z">
+            <w:ins w:id="128" w:author="Unknown Author" w:date="2026-05-29T10:04:35Z">
               <w:r>
                 <w:rPr>
                   <w:rFonts w:eastAsia="Aptos" w:cs="Arial" w:ascii="Arial" w:hAnsi="Arial"/>
@@ -3021,7 +3041,7 @@
                 <w:t>9</w:t>
               </w:r>
             </w:ins>
-            <w:del w:id="123" w:author="Unknown Author" w:date="2026-05-29T10:04:34Z">
+            <w:del w:id="129" w:author="Unknown Author" w:date="2026-05-29T10:04:34Z">
               <w:r>
                 <w:rPr>
                   <w:rFonts w:eastAsia="Aptos" w:cs="Arial" w:ascii="Arial" w:hAnsi="Arial"/>
@@ -3061,7 +3081,7 @@
               </w:rPr>
               <w:t>1</w:t>
             </w:r>
-            <w:del w:id="124" w:author="Unknown Author" w:date="2026-05-29T10:05:01Z">
+            <w:del w:id="130" w:author="Unknown Author" w:date="2026-05-29T10:05:01Z">
               <w:r>
                 <w:rPr>
                   <w:rFonts w:eastAsia="Aptos" w:cs="Arial" w:ascii="Arial" w:hAnsi="Arial"/>
@@ -3077,7 +3097,7 @@
         </w:tc>
         <w:tc>
           <w:tcPr>
-            <w:cellIns w:id="125" w:author="Unknown Author" w:date="2026-05-29T09:59:51Z"/>
+            <w:cellIns w:id="131" w:author="Unknown Author" w:date="2026-05-29T09:59:51Z"/>
             <w:tcW w:w="1350" w:type="dxa"/>
             <w:tcBorders/>
           </w:tcPr>
@@ -3092,7 +3112,7 @@
                 <w:rFonts w:ascii="Arial" w:hAnsi="Arial" w:eastAsia="Aptos" w:cs="Arial"/>
               </w:rPr>
             </w:pPr>
-            <w:ins w:id="126" w:author="Unknown Author" w:date="2026-05-29T09:59:51Z">
+            <w:ins w:id="132" w:author="Unknown Author" w:date="2026-05-29T09:59:51Z">
               <w:r>
                 <w:rPr>
                   <w:rFonts w:eastAsia="Aptos" w:cs="Arial" w:ascii="Arial" w:hAnsi="Arial"/>
@@ -3104,7 +3124,7 @@
                 <w:t>‍</w:t>
               </w:r>
             </w:ins>
-            <w:ins w:id="127" w:author="Unknown Author" w:date="2026-05-29T10:03:14Z">
+            <w:ins w:id="133" w:author="Unknown Author" w:date="2026-05-29T10:03:14Z">
               <w:r>
                 <w:rPr>
                   <w:rFonts w:eastAsia="Aptos" w:cs="Arial" w:ascii="Arial" w:hAnsi="Arial"/>
@@ -3193,7 +3213,7 @@
                 <w:rFonts w:ascii="Arial" w:hAnsi="Arial" w:eastAsia="Aptos" w:cs="Arial"/>
               </w:rPr>
             </w:pPr>
-            <w:ins w:id="128" w:author="Unknown Author" w:date="2026-05-29T10:04:16Z">
+            <w:ins w:id="134" w:author="Unknown Author" w:date="2026-05-29T10:04:16Z">
               <w:r>
                 <w:rPr>
                   <w:rFonts w:eastAsia="Aptos" w:cs="Arial" w:ascii="Arial" w:hAnsi="Arial"/>
@@ -3205,7 +3225,7 @@
                 <w:t>4</w:t>
               </w:r>
             </w:ins>
-            <w:del w:id="129" w:author="Unknown Author" w:date="2026-05-29T10:04:15Z">
+            <w:del w:id="135" w:author="Unknown Author" w:date="2026-05-29T10:04:15Z">
               <w:r>
                 <w:rPr>
                   <w:rFonts w:eastAsia="Aptos" w:cs="Arial" w:ascii="Arial" w:hAnsi="Arial"/>
@@ -3235,7 +3255,7 @@
                 <w:rFonts w:ascii="Arial" w:hAnsi="Arial" w:eastAsia="Aptos" w:cs="Arial"/>
               </w:rPr>
             </w:pPr>
-            <w:ins w:id="130" w:author="Unknown Author" w:date="2026-05-29T10:04:40Z">
+            <w:ins w:id="136" w:author="Unknown Author" w:date="2026-05-29T10:04:40Z">
               <w:r>
                 <w:rPr>
                   <w:rFonts w:eastAsia="Aptos" w:cs="Arial" w:ascii="Arial" w:hAnsi="Arial"/>
@@ -3247,7 +3267,7 @@
                 <w:t>4</w:t>
               </w:r>
             </w:ins>
-            <w:del w:id="131" w:author="Unknown Author" w:date="2026-05-29T10:04:40Z">
+            <w:del w:id="137" w:author="Unknown Author" w:date="2026-05-29T10:04:40Z">
               <w:r>
                 <w:rPr>
                   <w:rFonts w:eastAsia="Aptos" w:cs="Arial" w:ascii="Arial" w:hAnsi="Arial"/>
@@ -3277,7 +3297,7 @@
                 <w:rFonts w:ascii="Arial" w:hAnsi="Arial" w:eastAsia="Aptos" w:cs="Arial"/>
               </w:rPr>
             </w:pPr>
-            <w:ins w:id="132" w:author="Unknown Author" w:date="2026-05-29T10:05:05Z">
+            <w:ins w:id="138" w:author="Unknown Author" w:date="2026-05-29T10:05:05Z">
               <w:r>
                 <w:rPr>
                   <w:rFonts w:eastAsia="Aptos" w:cs="Arial" w:ascii="Arial" w:hAnsi="Arial"/>
@@ -3289,7 +3309,7 @@
                 <w:t>8</w:t>
               </w:r>
             </w:ins>
-            <w:del w:id="133" w:author="Unknown Author" w:date="2026-05-29T10:05:05Z">
+            <w:del w:id="139" w:author="Unknown Author" w:date="2026-05-29T10:05:05Z">
               <w:r>
                 <w:rPr>
                   <w:rFonts w:eastAsia="Aptos" w:cs="Arial" w:ascii="Arial" w:hAnsi="Arial"/>
@@ -3305,7 +3325,7 @@
         </w:tc>
         <w:tc>
           <w:tcPr>
-            <w:cellIns w:id="134" w:author="Unknown Author" w:date="2026-05-29T09:59:51Z"/>
+            <w:cellIns w:id="140" w:author="Unknown Author" w:date="2026-05-29T09:59:51Z"/>
             <w:tcW w:w="1350" w:type="dxa"/>
             <w:tcBorders/>
           </w:tcPr>
@@ -3320,7 +3340,7 @@
                 <w:rFonts w:ascii="Arial" w:hAnsi="Arial" w:eastAsia="Aptos" w:cs="Arial"/>
               </w:rPr>
             </w:pPr>
-            <w:ins w:id="135" w:author="Unknown Author" w:date="2026-05-29T09:59:51Z">
+            <w:ins w:id="141" w:author="Unknown Author" w:date="2026-05-29T09:59:51Z">
               <w:r>
                 <w:rPr>
                   <w:rFonts w:eastAsia="Aptos" w:cs="Arial" w:ascii="Arial" w:hAnsi="Arial"/>
@@ -3332,7 +3352,7 @@
                 <w:t>‍</w:t>
               </w:r>
             </w:ins>
-            <w:ins w:id="136" w:author="Unknown Author" w:date="2026-05-29T10:03:18Z">
+            <w:ins w:id="142" w:author="Unknown Author" w:date="2026-05-29T10:03:18Z">
               <w:r>
                 <w:rPr>
                   <w:rFonts w:eastAsia="Aptos" w:cs="Arial" w:ascii="Arial" w:hAnsi="Arial"/>
@@ -3447,64 +3467,75 @@
         </w:rPr>
         <w:t xml:space="preserve">As we discovered highly </w:t>
       </w:r>
+      <w:commentRangeStart w:id="26"/>
+      <w:r>
+        <w:rPr>
+          <w:rFonts w:cs="Arial" w:ascii="Arial" w:hAnsi="Arial"/>
+        </w:rPr>
+        <w:t>prevalent and abundant oral microbiota in our NCT samples, we further explored the possible batch effect that is introduced by the LP that processed the samples. To this end, two LPs performed DNA extraction, library preparation and sequencing of four sterile water samples, which were equally distributed. The experiment was repeated twice in different environments. First</w:t>
+      </w:r>
+      <w:ins w:id="143" w:author="Linh Dang" w:date="2026-06-04T16:26:21Z">
+        <w:r>
+          <w:rPr>
+            <w:rFonts w:cs="Arial" w:ascii="Arial" w:hAnsi="Arial"/>
+          </w:rPr>
+          <w:t>,</w:t>
+        </w:r>
+      </w:ins>
+      <w:r>
+        <w:rPr>
+          <w:rFonts w:cs="Arial" w:ascii="Arial" w:hAnsi="Arial"/>
+        </w:rPr>
+        <w:t xml:space="preserve"> one LP processed samples in a low-germ environment and the other one under standard </w:t>
+      </w:r>
+      <w:r>
+        <w:rPr>
+          <w:rFonts w:cs="Arial" w:ascii="Arial" w:hAnsi="Arial"/>
+        </w:rPr>
+      </w:r>
+      <w:commentRangeEnd w:id="26"/>
+      <w:r>
+        <w:commentReference w:id="26"/>
+      </w:r>
+      <w:r>
+        <w:rPr>
+          <w:rFonts w:cs="Arial" w:ascii="Arial" w:hAnsi="Arial"/>
+        </w:rPr>
+        <w:t>condition. For the repeated sample LPs switched processing environment (</w:t>
+      </w:r>
       <w:commentRangeStart w:id="27"/>
-      <w:r>
-        <w:rPr>
-          <w:rFonts w:cs="Arial" w:ascii="Arial" w:hAnsi="Arial"/>
-        </w:rPr>
-        <w:t>prevalent and abundant oral microbiota in our NCT samples, we further explored the possible batch effect that is introduced by the LP that processed the samples. To this end, two LPs performed DNA extraction, library preparation and sequencing of four sterile water samples, which were equally distributed. The experiment was repeated twice in different environments. First</w:t>
-      </w:r>
-      <w:ins w:id="137" w:author="Linh Dang" w:date="2026-06-04T16:26:21Z">
-        <w:r>
-          <w:rPr>
-            <w:rFonts w:cs="Arial" w:ascii="Arial" w:hAnsi="Arial"/>
-          </w:rPr>
-          <w:t>,</w:t>
+      <w:commentRangeStart w:id="28"/>
+      <w:r>
+        <w:rPr>
+          <w:rFonts w:cs="Arial" w:ascii="Arial" w:hAnsi="Arial"/>
+        </w:rPr>
+        <w:t>Figure 2.1</w:t>
+      </w:r>
+      <w:r>
+        <w:rPr>
+          <w:rFonts w:cs="Arial" w:ascii="Arial" w:hAnsi="Arial"/>
+        </w:rPr>
+      </w:r>
+      <w:ins w:id="144" w:author="Linh Dang" w:date="2026-06-11T09:33:44Z">
+        <w:commentRangeEnd w:id="28"/>
+        <w:r>
+          <w:commentReference w:id="28"/>
+        </w:r>
+        <w:r>
+          <w:rPr/>
+          <w:commentReference w:id="29"/>
         </w:r>
       </w:ins>
       <w:r>
-        <w:rPr>
-          <w:rFonts w:cs="Arial" w:ascii="Arial" w:hAnsi="Arial"/>
-        </w:rPr>
-        <w:t xml:space="preserve"> one LP processed samples in a low-germ environment and the other one under standard </w:t>
-      </w:r>
-      <w:r>
-        <w:rPr>
-          <w:rFonts w:cs="Arial" w:ascii="Arial" w:hAnsi="Arial"/>
-        </w:rPr>
-      </w:r>
-      <w:commentRangeEnd w:id="27"/>
-      <w:r>
-        <w:commentReference w:id="27"/>
-      </w:r>
-      <w:r>
-        <w:rPr>
-          <w:rFonts w:cs="Arial" w:ascii="Arial" w:hAnsi="Arial"/>
-        </w:rPr>
-        <w:t>condition. For the repeated sample LPs switched processing environment (</w:t>
-      </w:r>
-      <w:commentRangeStart w:id="28"/>
-      <w:commentRangeStart w:id="29"/>
-      <w:r>
-        <w:rPr>
-          <w:rFonts w:cs="Arial" w:ascii="Arial" w:hAnsi="Arial"/>
-        </w:rPr>
-        <w:t>Figure 2.1</w:t>
-      </w:r>
-      <w:r>
-        <w:rPr>
-          <w:rFonts w:cs="Arial" w:ascii="Arial" w:hAnsi="Arial"/>
-        </w:rPr>
-      </w:r>
-      <w:ins w:id="138" w:author="Linh Dang" w:date="2026-06-11T09:33:44Z">
-        <w:commentRangeEnd w:id="29"/>
-        <w:r>
-          <w:commentReference w:id="29"/>
-        </w:r>
-        <w:r>
-          <w:rPr>
-            <w:rFonts w:cs="Arial" w:ascii="Arial" w:hAnsi="Arial"/>
-          </w:rPr>
+        <w:rPr/>
+      </w:r>
+      <w:ins w:id="145" w:author="Linh Dang" w:date="2026-06-11T09:34:00Z">
+        <w:commentRangeEnd w:id="27"/>
+        <w:r>
+          <w:commentReference w:id="27"/>
+        </w:r>
+        <w:r>
+          <w:rPr/>
           <w:commentReference w:id="30"/>
         </w:r>
       </w:ins>
@@ -3512,24 +3543,205 @@
         <w:rPr>
           <w:rFonts w:cs="Arial" w:ascii="Arial" w:hAnsi="Arial"/>
         </w:rPr>
-      </w:r>
-      <w:ins w:id="139" w:author="Linh Dang" w:date="2026-06-11T09:34:00Z">
-        <w:commentRangeEnd w:id="28"/>
-        <w:r>
-          <w:commentReference w:id="28"/>
-        </w:r>
-        <w:r>
-          <w:rPr>
-            <w:rFonts w:cs="Arial" w:ascii="Arial" w:hAnsi="Arial"/>
-          </w:rPr>
-          <w:commentReference w:id="31"/>
+        <w:t>; see Materials and Methods for full protocol). Notably, in univariate analyses alpha diversity analysis revealed no significant difference with respect to environmental condition (</w:t>
+      </w:r>
+      <w:ins w:id="146" w:author="Linh Dang" w:date="2026-06-17T15:18:34Z">
+        <w:r>
+          <w:rPr>
+            <w:rFonts w:cs="Arial" w:ascii="Arial" w:hAnsi="Arial"/>
+          </w:rPr>
+          <w:t xml:space="preserve">Figure 2.B, </w:t>
         </w:r>
       </w:ins>
       <w:r>
         <w:rPr>
           <w:rFonts w:cs="Arial" w:ascii="Arial" w:hAnsi="Arial"/>
         </w:rPr>
-        <w:t>; see Materials and Methods for full protocol). Notably, in univariate analyses alpha diversity analysis revealed no significant difference with respect to environmental condition (Observed species: OR = , p = , Shannon: OR = , p = ), but  a clear distinction between LPs was observed (Observed species: OR = , p = , Shannon: OR = , p = ,Figure 2.2). In line with this results, beta diversity revealed significant clustering by LPs identity (</w:t>
+        <w:t xml:space="preserve">Observed species: </w:t>
+      </w:r>
+      <w:del w:id="147" w:author="Linh Dang" w:date="2026-06-17T15:10:13Z">
+        <w:r>
+          <w:rPr>
+            <w:rFonts w:cs="Arial" w:ascii="Arial" w:hAnsi="Arial"/>
+          </w:rPr>
+          <w:delText>OR = ,</w:delText>
+        </w:r>
+      </w:del>
+      <w:r>
+        <w:rPr>
+          <w:rFonts w:cs="Arial" w:ascii="Arial" w:hAnsi="Arial"/>
+        </w:rPr>
+        <w:t xml:space="preserve"> p = </w:t>
+      </w:r>
+      <w:ins w:id="148" w:author="Linh Dang" w:date="2026-06-17T15:19:18Z">
+        <w:r>
+          <w:rPr>
+            <w:rFonts w:cs="Arial" w:ascii="Arial" w:hAnsi="Arial"/>
+          </w:rPr>
+          <w:t>0.694</w:t>
+        </w:r>
+      </w:ins>
+      <w:r>
+        <w:rPr>
+          <w:rFonts w:cs="Arial" w:ascii="Arial" w:hAnsi="Arial"/>
+        </w:rPr>
+        <w:t>, Shannon</w:t>
+      </w:r>
+      <w:ins w:id="149" w:author="Linh Dang" w:date="2026-06-17T15:19:26Z">
+        <w:r>
+          <w:rPr>
+            <w:rFonts w:cs="Arial" w:ascii="Arial" w:hAnsi="Arial"/>
+          </w:rPr>
+          <w:t xml:space="preserve"> </w:t>
+        </w:r>
+      </w:ins>
+      <w:ins w:id="150" w:author="Linh Dang" w:date="2026-06-17T15:19:26Z">
+        <w:r>
+          <w:rPr>
+            <w:rFonts w:cs="Arial" w:ascii="Arial" w:hAnsi="Arial"/>
+          </w:rPr>
+          <w:t>index</w:t>
+        </w:r>
+      </w:ins>
+      <w:r>
+        <w:rPr>
+          <w:rFonts w:cs="Arial" w:ascii="Arial" w:hAnsi="Arial"/>
+        </w:rPr>
+        <w:t xml:space="preserve">: </w:t>
+      </w:r>
+      <w:del w:id="151" w:author="Linh Dang" w:date="2026-06-17T15:10:18Z">
+        <w:commentRangeStart w:id="31"/>
+        <w:r>
+          <w:rPr>
+            <w:rFonts w:cs="Arial" w:ascii="Arial" w:hAnsi="Arial"/>
+          </w:rPr>
+          <w:delText>OR = ,</w:delText>
+        </w:r>
+      </w:del>
+      <w:ins w:id="152" w:author="Linh Dang" w:date="2026-06-17T15:10:47Z">
+        <w:r>
+          <w:rPr>
+            <w:rFonts w:cs="Arial" w:ascii="Arial" w:hAnsi="Arial"/>
+          </w:rPr>
+        </w:r>
+      </w:ins>
+      <w:commentRangeEnd w:id="31"/>
+      <w:r>
+        <w:commentReference w:id="31"/>
+      </w:r>
+      <w:r>
+        <w:rPr>
+          <w:rFonts w:cs="Arial" w:ascii="Arial" w:hAnsi="Arial"/>
+        </w:rPr>
+        <w:t xml:space="preserve"> p = </w:t>
+      </w:r>
+      <w:ins w:id="153" w:author="Linh Dang" w:date="2026-06-17T15:19:41Z">
+        <w:r>
+          <w:rPr>
+            <w:rFonts w:cs="Arial" w:ascii="Arial" w:hAnsi="Arial"/>
+          </w:rPr>
+          <w:t>0.733</w:t>
+        </w:r>
+      </w:ins>
+      <w:r>
+        <w:rPr>
+          <w:rFonts w:cs="Arial" w:ascii="Arial" w:hAnsi="Arial"/>
+        </w:rPr>
+        <w:t xml:space="preserve">), but  a clear distinction between LPs was observed (Observed species: </w:t>
+      </w:r>
+      <w:del w:id="154" w:author="Linh Dang" w:date="2026-06-17T19:24:11Z">
+        <w:r>
+          <w:rPr>
+            <w:rFonts w:cs="Arial" w:ascii="Arial" w:hAnsi="Arial"/>
+          </w:rPr>
+          <w:delText xml:space="preserve">OR = </w:delText>
+        </w:r>
+      </w:del>
+      <w:r>
+        <w:rPr>
+          <w:rFonts w:cs="Arial" w:ascii="Arial" w:hAnsi="Arial"/>
+        </w:rPr>
+        <w:t xml:space="preserve">, p = </w:t>
+      </w:r>
+      <w:ins w:id="155" w:author="Linh Dang" w:date="2026-06-17T19:25:56Z">
+        <w:r>
+          <w:rPr>
+            <w:rFonts w:cs="Arial" w:ascii="Arial" w:hAnsi="Arial"/>
+          </w:rPr>
+          <w:t>0.001</w:t>
+        </w:r>
+      </w:ins>
+      <w:r>
+        <w:rPr>
+          <w:rFonts w:cs="Arial" w:ascii="Arial" w:hAnsi="Arial"/>
+        </w:rPr>
+        <w:t xml:space="preserve">, Shannon: </w:t>
+      </w:r>
+      <w:del w:id="156" w:author="Linh Dang" w:date="2026-06-17T19:24:20Z">
+        <w:r>
+          <w:rPr>
+            <w:rFonts w:cs="Arial" w:ascii="Arial" w:hAnsi="Arial"/>
+          </w:rPr>
+          <w:delText xml:space="preserve">OR = </w:delText>
+        </w:r>
+      </w:del>
+      <w:r>
+        <w:rPr>
+          <w:rFonts w:cs="Arial" w:ascii="Arial" w:hAnsi="Arial"/>
+        </w:rPr>
+        <w:t xml:space="preserve">, p </w:t>
+      </w:r>
+      <w:ins w:id="157" w:author="Linh Dang" w:date="2026-06-17T19:26:07Z">
+        <w:r>
+          <w:rPr>
+            <w:rFonts w:cs="Arial" w:ascii="Arial" w:hAnsi="Arial"/>
+          </w:rPr>
+          <w:t xml:space="preserve">&lt; </w:t>
+        </w:r>
+      </w:ins>
+      <w:ins w:id="158" w:author="Linh Dang" w:date="2026-06-17T19:26:07Z">
+        <w:r>
+          <w:rPr>
+            <w:rFonts w:cs="Arial" w:ascii="Arial" w:hAnsi="Arial"/>
+          </w:rPr>
+          <w:t>0.001</w:t>
+        </w:r>
+      </w:ins>
+      <w:del w:id="159" w:author="Linh Dang" w:date="2026-06-17T19:26:07Z">
+        <w:r>
+          <w:rPr>
+            <w:rFonts w:cs="Arial" w:ascii="Arial" w:hAnsi="Arial"/>
+          </w:rPr>
+          <w:delText>=</w:delText>
+        </w:r>
+      </w:del>
+      <w:r>
+        <w:rPr>
+          <w:rFonts w:cs="Arial" w:ascii="Arial" w:hAnsi="Arial"/>
+        </w:rPr>
+        <w:t xml:space="preserve"> ,Figure 2.</w:t>
+      </w:r>
+      <w:ins w:id="160" w:author="Linh Dang" w:date="2026-06-17T19:25:48Z">
+        <w:r>
+          <w:rPr>
+            <w:rFonts w:cs="Arial" w:ascii="Arial" w:hAnsi="Arial"/>
+          </w:rPr>
+          <w:t>B</w:t>
+        </w:r>
+      </w:ins>
+      <w:del w:id="161" w:author="Linh Dang" w:date="2026-06-17T19:25:46Z">
+        <w:r>
+          <w:rPr>
+            <w:rFonts w:cs="Arial" w:ascii="Arial" w:hAnsi="Arial"/>
+          </w:rPr>
+          <w:delText>2</w:delText>
+        </w:r>
+      </w:del>
+      <w:r>
+        <w:rPr>
+          <w:rFonts w:cs="Arial" w:ascii="Arial" w:hAnsi="Arial"/>
+        </w:rPr>
+        <w:t>). In line with this results, beta diversity revealed significant clustering by LPs identity (</w:t>
       </w:r>
       <w:commentRangeStart w:id="32"/>
       <w:r>
@@ -3570,7 +3782,7 @@
       <w:r>
         <w:rPr/>
       </w:r>
-      <w:ins w:id="140" w:author="Linh Dang" w:date="2026-06-11T09:50:53Z">
+      <w:ins w:id="162" w:author="Linh Dang" w:date="2026-06-11T09:50:53Z">
         <w:commentRangeEnd w:id="32"/>
         <w:r>
           <w:commentReference w:id="32"/>
@@ -3584,36 +3796,74 @@
         <w:rPr>
           <w:rFonts w:cs="Arial" w:ascii="Arial" w:hAnsi="Arial"/>
         </w:rPr>
-        <w:t xml:space="preserve">), with no significant effect of environmental conditions (p-value = 0.3926; Fig. </w:t>
-      </w:r>
-      <w:commentRangeStart w:id="34"/>
-      <w:r>
-        <w:rPr>
-          <w:rFonts w:cs="Arial" w:ascii="Arial" w:hAnsi="Arial"/>
-        </w:rPr>
-        <w:t>2.3</w:t>
-      </w:r>
-      <w:r>
-        <w:rPr>
-          <w:rFonts w:cs="Arial" w:ascii="Arial" w:hAnsi="Arial"/>
-        </w:rPr>
-      </w:r>
-      <w:commentRangeEnd w:id="34"/>
-      <w:r>
-        <w:commentReference w:id="34"/>
-      </w:r>
-      <w:r>
-        <w:rPr>
-          <w:rFonts w:cs="Arial" w:ascii="Arial" w:hAnsi="Arial"/>
-        </w:rPr>
-        <w:t xml:space="preserve">). Notably, after adjusting LP as random effect in a </w:t>
-      </w:r>
-      <w:commentRangeStart w:id="35"/>
-      <w:r>
-        <w:rPr>
-          <w:rFonts w:cs="Arial" w:ascii="Arial" w:hAnsi="Arial"/>
-        </w:rPr>
-        <w:t>multiple mixed model</w:t>
+        <w:t>), with no significant effect of environmental conditions (p-value = 0.3926; Fig. 2.</w:t>
+      </w:r>
+      <w:ins w:id="163" w:author="Linh Dang" w:date="2026-06-17T19:28:38Z">
+        <w:r>
+          <w:rPr>
+            <w:rFonts w:cs="Arial" w:ascii="Arial" w:hAnsi="Arial"/>
+          </w:rPr>
+          <w:t>C</w:t>
+        </w:r>
+      </w:ins>
+      <w:del w:id="164" w:author="Linh Dang" w:date="2026-06-17T19:28:37Z">
+        <w:r>
+          <w:rPr>
+            <w:rFonts w:cs="Arial" w:ascii="Arial" w:hAnsi="Arial"/>
+          </w:rPr>
+          <w:delText>3</w:delText>
+        </w:r>
+      </w:del>
+      <w:del w:id="165" w:author="Linh Dang" w:date="2026-06-17T19:28:32Z">
+        <w:r>
+          <w:rPr>
+            <w:rFonts w:cs="Arial" w:ascii="Arial" w:hAnsi="Arial"/>
+          </w:rPr>
+          <w:commentReference w:id="34"/>
+        </w:r>
+      </w:del>
+      <w:r>
+        <w:rPr>
+          <w:rFonts w:cs="Arial" w:ascii="Arial" w:hAnsi="Arial"/>
+        </w:rPr>
+        <w:t xml:space="preserve">). Notably, </w:t>
+      </w:r>
+      <w:ins w:id="166" w:author="Linh Dang" w:date="2026-06-17T19:44:30Z">
+        <w:r>
+          <w:rPr>
+            <w:rFonts w:cs="Arial" w:ascii="Arial" w:hAnsi="Arial"/>
+          </w:rPr>
+          <w:t xml:space="preserve">regarding the Shannon index, </w:t>
+        </w:r>
+      </w:ins>
+      <w:r>
+        <w:rPr>
+          <w:rFonts w:cs="Arial" w:ascii="Arial" w:hAnsi="Arial"/>
+        </w:rPr>
+        <w:t xml:space="preserve">after adjusting LP as random effect in a </w:t>
+      </w:r>
+      <w:del w:id="167" w:author="Linh Dang" w:date="2026-06-17T19:49:23Z">
+        <w:commentRangeStart w:id="35"/>
+        <w:r>
+          <w:rPr>
+            <w:rFonts w:cs="Arial" w:ascii="Arial" w:hAnsi="Arial"/>
+          </w:rPr>
+          <w:delText>multiple</w:delText>
+        </w:r>
+      </w:del>
+      <w:ins w:id="168" w:author="Linh Dang" w:date="2026-06-17T19:49:27Z">
+        <w:r>
+          <w:rPr>
+            <w:rFonts w:cs="Arial" w:ascii="Arial" w:hAnsi="Arial"/>
+          </w:rPr>
+          <w:t>linear</w:t>
+        </w:r>
+      </w:ins>
+      <w:r>
+        <w:rPr>
+          <w:rFonts w:cs="Arial" w:ascii="Arial" w:hAnsi="Arial"/>
+        </w:rPr>
+        <w:t xml:space="preserve"> mixed model</w:t>
       </w:r>
       <w:r>
         <w:rPr>
@@ -4027,12 +4277,12 @@
         </w:rPr>
         <w:t xml:space="preserve"> ….</w:t>
       </w:r>
-      <w:r>
-        <w:rPr>
-          <w:rFonts w:cs="Arial" w:ascii="Arial" w:hAnsi="Arial"/>
-        </w:rPr>
-      </w:r>
       <w:bookmarkEnd w:id="8"/>
+      <w:r>
+        <w:rPr>
+          <w:rFonts w:cs="Arial" w:ascii="Arial" w:hAnsi="Arial"/>
+        </w:rPr>
+      </w:r>
       <w:commentRangeEnd w:id="47"/>
       <w:r>
         <w:commentReference w:id="47"/>
@@ -4227,8 +4477,8 @@
         <w:tblLook w:val="0020" w:noHBand="0" w:noVBand="0" w:firstColumn="0" w:lastRow="0" w:lastColumn="0" w:firstRow="1"/>
       </w:tblPr>
       <w:tblGrid>
-        <w:gridCol w:w="1520"/>
-        <w:gridCol w:w="1666"/>
+        <w:gridCol w:w="1519"/>
+        <w:gridCol w:w="1667"/>
         <w:gridCol w:w="2015"/>
         <w:gridCol w:w="1688"/>
         <w:gridCol w:w="1170"/>
@@ -4241,7 +4491,7 @@
         </w:trPr>
         <w:tc>
           <w:tcPr>
-            <w:tcW w:w="1520" w:type="dxa"/>
+            <w:tcW w:w="1519" w:type="dxa"/>
             <w:tcBorders>
               <w:bottom w:val="single" w:sz="6" w:space="0" w:color="000000"/>
             </w:tcBorders>
@@ -4273,7 +4523,7 @@
         </w:tc>
         <w:tc>
           <w:tcPr>
-            <w:tcW w:w="1666" w:type="dxa"/>
+            <w:tcW w:w="1667" w:type="dxa"/>
             <w:tcBorders>
               <w:bottom w:val="single" w:sz="6" w:space="0" w:color="000000"/>
             </w:tcBorders>
@@ -4460,7 +4710,7 @@
         <w:trPr/>
         <w:tc>
           <w:tcPr>
-            <w:tcW w:w="1520" w:type="dxa"/>
+            <w:tcW w:w="1519" w:type="dxa"/>
             <w:tcBorders/>
           </w:tcPr>
           <w:p>
@@ -4488,7 +4738,7 @@
         </w:tc>
         <w:tc>
           <w:tcPr>
-            <w:tcW w:w="1666" w:type="dxa"/>
+            <w:tcW w:w="1667" w:type="dxa"/>
             <w:tcBorders/>
           </w:tcPr>
           <w:p>
@@ -4631,7 +4881,7 @@
         <w:trPr/>
         <w:tc>
           <w:tcPr>
-            <w:tcW w:w="1520" w:type="dxa"/>
+            <w:tcW w:w="1519" w:type="dxa"/>
             <w:tcBorders/>
           </w:tcPr>
           <w:p>
@@ -4659,7 +4909,7 @@
         </w:tc>
         <w:tc>
           <w:tcPr>
-            <w:tcW w:w="1666" w:type="dxa"/>
+            <w:tcW w:w="1667" w:type="dxa"/>
             <w:tcBorders/>
           </w:tcPr>
           <w:p>
@@ -4802,7 +5052,7 @@
         <w:trPr/>
         <w:tc>
           <w:tcPr>
-            <w:tcW w:w="1520" w:type="dxa"/>
+            <w:tcW w:w="1519" w:type="dxa"/>
             <w:tcBorders/>
           </w:tcPr>
           <w:p>
@@ -4830,7 +5080,7 @@
         </w:tc>
         <w:tc>
           <w:tcPr>
-            <w:tcW w:w="1666" w:type="dxa"/>
+            <w:tcW w:w="1667" w:type="dxa"/>
             <w:tcBorders/>
           </w:tcPr>
           <w:p>
@@ -4973,7 +5223,7 @@
         <w:trPr/>
         <w:tc>
           <w:tcPr>
-            <w:tcW w:w="1520" w:type="dxa"/>
+            <w:tcW w:w="1519" w:type="dxa"/>
             <w:tcBorders/>
           </w:tcPr>
           <w:p>
@@ -5001,7 +5251,7 @@
         </w:tc>
         <w:tc>
           <w:tcPr>
-            <w:tcW w:w="1666" w:type="dxa"/>
+            <w:tcW w:w="1667" w:type="dxa"/>
             <w:tcBorders/>
           </w:tcPr>
           <w:p>
@@ -5144,7 +5394,7 @@
         <w:trPr/>
         <w:tc>
           <w:tcPr>
-            <w:tcW w:w="1520" w:type="dxa"/>
+            <w:tcW w:w="1519" w:type="dxa"/>
             <w:tcBorders/>
           </w:tcPr>
           <w:p>
@@ -5172,7 +5422,7 @@
         </w:tc>
         <w:tc>
           <w:tcPr>
-            <w:tcW w:w="1666" w:type="dxa"/>
+            <w:tcW w:w="1667" w:type="dxa"/>
             <w:tcBorders/>
           </w:tcPr>
           <w:p>
@@ -5308,8 +5558,8 @@
               </w:rPr>
               <w:t>0.641</w:t>
             </w:r>
-            <w:bookmarkStart w:id="9" w:name="benchmarking-of-decontamination-methods"/>
-            <w:bookmarkStart w:id="10" w:name="assessment-using-technical-replicates"/>
+            <w:bookmarkStart w:id="9" w:name="assessment-using-technical-replicates"/>
+            <w:bookmarkStart w:id="10" w:name="benchmarking-of-decontamination-methods"/>
             <w:bookmarkEnd w:id="9"/>
             <w:bookmarkEnd w:id="10"/>
           </w:p>
@@ -5620,14 +5870,14 @@
         <w:rPr>
           <w:rFonts w:cs="Arial" w:ascii="Arial" w:hAnsi="Arial"/>
         </w:rPr>
-        <w:t xml:space="preserve">genome of 13550 bacterial taxa, latest updated on December </w:t>
+        <w:t>genome of 13550 bacterial taxa, latest updated on Decembe</w:t>
       </w:r>
       <w:bookmarkEnd w:id="12"/>
       <w:r>
         <w:rPr>
           <w:rFonts w:cs="Arial" w:ascii="Arial" w:hAnsi="Arial"/>
         </w:rPr>
-        <w:t>2024.</w:t>
+        <w:t>r 2024.</w:t>
       </w:r>
     </w:p>
     <w:p>
@@ -5927,14 +6177,14 @@
         <w:rPr>
           <w:rFonts w:cs="Arial" w:ascii="Arial" w:hAnsi="Arial"/>
         </w:rPr>
-        <w:t xml:space="preserve"> and Wrench method in R package (8) for normaliza</w:t>
+        <w:t xml:space="preserve"> and Wrench method in R package (8) for normali</w:t>
       </w:r>
       <w:bookmarkEnd w:id="14"/>
       <w:r>
         <w:rPr>
           <w:rFonts w:cs="Arial" w:ascii="Arial" w:hAnsi="Arial"/>
         </w:rPr>
-        <w:t>tion.</w:t>
+        <w:t>zation.</w:t>
       </w:r>
     </w:p>
     <w:p>
@@ -7391,7 +7641,7 @@
       </w:r>
     </w:p>
   </w:comment>
-  <w:comment w:id="25" w:author="Linh Dang" w:date="2026-06-04T12:52:45Z" w:initials="LD">
+  <w:comment w:id="24" w:author="Linh Dang" w:date="2026-06-04T12:52:45Z" w:initials="LD">
     <w:p>
       <w:pPr>
         <w:overflowPunct w:val="false"/>
@@ -7407,7 +7657,7 @@
       </w:r>
     </w:p>
   </w:comment>
-  <w:comment w:id="24" w:author="Christoph Ammer-Herrmenau" w:date="2026-04-23T21:54:00Z" w:initials="CA">
+  <w:comment w:id="25" w:author="Christoph Ammer-Herrmenau" w:date="2026-04-23T21:54:00Z" w:initials="CA">
     <w:p>
       <w:pPr>
         <w:overflowPunct w:val="false"/>
@@ -7423,7 +7673,7 @@
       </w:r>
     </w:p>
   </w:comment>
-  <w:comment w:id="26" w:author="Linh Dang" w:date="2026-06-04T12:50:17Z" w:initials="LD">
+  <w:comment w:id="26" w:author="Christoph Ammer-Herrmenau" w:date="2026-04-24T21:14:00Z" w:initials="CA">
     <w:p>
       <w:pPr>
         <w:overflowPunct w:val="false"/>
@@ -7433,13 +7683,13 @@
       <w:r>
         <w:rPr>
           <w:rFonts w:ascii="Liberation Serif" w:hAnsi="Liberation Serif" w:eastAsia="DejaVu Sans" w:cs="Noto Sans Arabic UI"/>
-          <w:i/>
-          <w:sz w:val="16"/>
           <w:lang w:val="en-US" w:eastAsia="en-US" w:bidi="en-US"/>
         </w:rPr>
-        <w:t>Reply to Christoph Ammer-Herrmenau (04/23/2026, 21:54): "..."</w:t>
-      </w:r>
-    </w:p>
+        <w:t xml:space="preserve">I expanded the description here, as most reviewer do not read thoroughly the methods and go directely to the results. </w:t>
+      </w:r>
+    </w:p>
+  </w:comment>
+  <w:comment w:id="28" w:author="Christoph Ammer-Herrmenau" w:date="2026-04-24T22:59:00Z" w:initials="CA">
     <w:p>
       <w:pPr>
         <w:overflowPunct w:val="false"/>
@@ -7451,43 +7701,11 @@
           <w:rFonts w:ascii="Liberation Serif" w:hAnsi="Liberation Serif" w:eastAsia="DejaVu Sans" w:cs="Noto Sans Arabic UI"/>
           <w:lang w:val="en-US" w:eastAsia="en-US" w:bidi="en-US"/>
         </w:rPr>
-        <w:t>Actually I tried all 3 methods (Ancombc2, MaAslin2, ALDex2). Will we set the Maaslin2 as main method and the other two in Supp.(if requested by reviewers)?</w:t>
+        <w:t>Please relabel technician to LP, and bench hood to low-germ and standard an the figures.</w:t>
       </w:r>
     </w:p>
   </w:comment>
-  <w:comment w:id="27" w:author="Christoph Ammer-Herrmenau" w:date="2026-04-24T21:14:00Z" w:initials="CA">
-    <w:p>
-      <w:pPr>
-        <w:overflowPunct w:val="false"/>
-        <w:spacing w:before="0" w:after="0"/>
-        <w:rPr/>
-      </w:pPr>
-      <w:r>
-        <w:rPr>
-          <w:rFonts w:ascii="Liberation Serif" w:hAnsi="Liberation Serif" w:eastAsia="DejaVu Sans" w:cs="Noto Sans Arabic UI"/>
-          <w:lang w:val="en-US" w:eastAsia="en-US" w:bidi="en-US"/>
-        </w:rPr>
-        <w:t xml:space="preserve">I expanded the description here, as most reviewer do not read thoroughly the methods and go directely to the results. </w:t>
-      </w:r>
-    </w:p>
-  </w:comment>
-  <w:comment w:id="29" w:author="Christoph Ammer-Herrmenau" w:date="2026-04-24T22:59:00Z" w:initials="CA">
-    <w:p>
-      <w:pPr>
-        <w:overflowPunct w:val="false"/>
-        <w:spacing w:before="0" w:after="0"/>
-        <w:rPr/>
-      </w:pPr>
-      <w:r>
-        <w:rPr>
-          <w:rFonts w:ascii="Liberation Serif" w:hAnsi="Liberation Serif" w:eastAsia="DejaVu Sans" w:cs="Noto Sans Arabic UI"/>
-          <w:lang w:val="en-US" w:eastAsia="en-US" w:bidi="en-US"/>
-        </w:rPr>
-        <w:t>Please relabel technician to LP, and bench hood to low-germ and standard an the figures.</w:t>
-      </w:r>
-    </w:p>
-  </w:comment>
-  <w:comment w:id="30" w:author="Linh Dang" w:date="2026-06-11T09:33:44Z" w:initials="LD">
+  <w:comment w:id="29" w:author="Linh Dang" w:date="2026-06-11T09:33:44Z" w:initials="LD">
     <w:p>
       <w:pPr>
         <w:overflowPunct w:val="false"/>
@@ -7519,7 +7737,7 @@
       </w:r>
     </w:p>
   </w:comment>
-  <w:comment w:id="28" w:author="Christoph Ammer-Herrmenau" w:date="2026-04-24T23:00:00Z" w:initials="CA">
+  <w:comment w:id="27" w:author="Christoph Ammer-Herrmenau" w:date="2026-04-24T23:00:00Z" w:initials="CA">
     <w:p>
       <w:pPr>
         <w:overflowPunct w:val="false"/>
@@ -7535,7 +7753,7 @@
       </w:r>
     </w:p>
   </w:comment>
-  <w:comment w:id="31" w:author="Linh Dang" w:date="2026-06-11T09:34:00Z" w:initials="LD">
+  <w:comment w:id="30" w:author="Linh Dang" w:date="2026-06-11T09:34:00Z" w:initials="LD">
     <w:p>
       <w:pPr>
         <w:overflowPunct w:val="false"/>
@@ -7564,6 +7782,22 @@
           <w:lang w:val="en-US" w:eastAsia="en-US" w:bidi="en-US"/>
         </w:rPr>
         <w:t>Done!</w:t>
+      </w:r>
+    </w:p>
+  </w:comment>
+  <w:comment w:id="31" w:author="Linh Dang" w:date="2026-06-17T15:10:47Z" w:initials="LD">
+    <w:p>
+      <w:pPr>
+        <w:overflowPunct w:val="false"/>
+        <w:spacing w:before="0" w:after="0"/>
+        <w:rPr/>
+      </w:pPr>
+      <w:r>
+        <w:rPr>
+          <w:rFonts w:ascii="Liberation Serif" w:hAnsi="Liberation Serif" w:eastAsia="DejaVu Sans" w:cs="Noto Sans Arabic"/>
+          <w:lang w:val="en-US" w:eastAsia="en-US" w:bidi="en-US"/>
+        </w:rPr>
+        <w:t>Odd ratio cannot be computed for continuous outcome such as Observed species, Shannon, …</w:t>
       </w:r>
     </w:p>
   </w:comment>
@@ -8057,10 +8291,9 @@
   <w15:commentEx w15:paraId="09000000" w15:paraIdParent="08000000"/>
   <w15:commentEx w15:paraId="0b000000" w15:paraIdParent="0a000000"/>
   <w15:commentEx w15:paraId="0d000000" w15:paraIdParent="0c000000"/>
-  <w15:commentEx w15:paraId="0f000000" w15:paraIdParent="0e000000"/>
-  <w15:commentEx w15:paraId="10000000" w15:paraIdParent="0e000000"/>
-  <w15:commentEx w15:paraId="11000000" w15:paraIdParent="0e000000"/>
-  <w15:commentEx w15:paraId="13000000" w15:paraIdParent="12000000"/>
+  <w15:commentEx w15:paraId="0e000000" w15:paraIdParent="0c000000"/>
+  <w15:commentEx w15:paraId="0f000000" w15:paraIdParent="0c000000"/>
+  <w15:commentEx w15:paraId="11000000" w15:paraIdParent="10000000"/>
 </w15:commentsEx>
 </file>
 

--- a/Manuscript/Manuscript_V02_CAH.docx
+++ b/Manuscript/Manuscript_V02_CAH.docx
@@ -46,6 +46,19 @@
         </w:p>
       </w:sdtContent>
     </w:sdt>
+    <w:p>
+      <w:pPr>
+        <w:pStyle w:val="Normal"/>
+        <w:rPr>
+          <w:rFonts w:ascii="Arial" w:hAnsi="Arial" w:cs="Arial"/>
+        </w:rPr>
+      </w:pPr>
+      <w:r>
+        <w:rPr>
+          <w:rFonts w:cs="Arial" w:ascii="Arial" w:hAnsi="Arial"/>
+        </w:rPr>
+      </w:r>
+    </w:p>
     <w:p>
       <w:pPr>
         <w:pStyle w:val="Normal"/>
@@ -1513,7 +1526,7 @@
           <w:rPr>
             <w:rFonts w:cs="Arial" w:ascii="Arial" w:hAnsi="Arial"/>
           </w:rPr>
-          <w:t xml:space="preserve">A, lower </w:t>
+          <w:t>A, lower</w:t>
         </w:r>
       </w:ins>
       <w:ins w:id="48" w:author="Unknown Author" w:date="2026-05-29T10:14:39Z">
@@ -1522,7 +1535,7 @@
           <w:rPr>
             <w:rFonts w:cs="Arial" w:ascii="Arial" w:hAnsi="Arial"/>
           </w:rPr>
-          <w:t>panel</w:t>
+          <w:t xml:space="preserve"> panel</w:t>
         </w:r>
       </w:ins>
       <w:del w:id="49" w:author="Unknown Author" w:date="2026-05-29T09:51:32Z">
@@ -1698,7 +1711,21 @@
         <w:rPr>
           <w:rFonts w:cs="Arial" w:ascii="Arial" w:hAnsi="Arial"/>
         </w:rPr>
-        <w:t>Buffer controls exhibited significantly higher species richness and evenness compared to paraffin and PCR controls, as measured by observed species count, Shannon index, and inverse Simpson index</w:t>
+        <w:t xml:space="preserve">Buffer controls exhibited significantly higher species richness and evenness compared to paraffin and PCR controls, as measured by </w:t>
+      </w:r>
+      <w:del w:id="65" w:author="Linh Dang" w:date="2026-07-06T18:14:02Z">
+        <w:r>
+          <w:rPr>
+            <w:rFonts w:cs="Arial" w:ascii="Arial" w:hAnsi="Arial"/>
+          </w:rPr>
+          <w:delText xml:space="preserve">observed species count, </w:delText>
+        </w:r>
+      </w:del>
+      <w:r>
+        <w:rPr>
+          <w:rFonts w:cs="Arial" w:ascii="Arial" w:hAnsi="Arial"/>
+        </w:rPr>
+        <w:t>Shannon index, and inverse Simpson index</w:t>
       </w:r>
       <w:r>
         <w:rPr>
@@ -1713,7 +1740,14 @@
         <w:rPr>
           <w:rFonts w:cs="Arial" w:ascii="Arial" w:hAnsi="Arial"/>
         </w:rPr>
-        <w:t xml:space="preserve">. Analogous patterns were observed when stratifying by LP, year, and season (Supplementary Figures </w:t>
+        <w:t xml:space="preserve">. </w:t>
+      </w:r>
+      <w:commentRangeStart w:id="16"/>
+      <w:r>
+        <w:rPr>
+          <w:rFonts w:cs="Arial" w:ascii="Arial" w:hAnsi="Arial"/>
+        </w:rPr>
+        <w:t xml:space="preserve">Analogous patterns were observed when stratifying by LP, year, and season (Supplementary Figures </w:t>
       </w:r>
       <w:r>
         <w:rPr>
@@ -1729,6 +1763,17 @@
         </w:rPr>
         <w:t>), suggesting pervasive batch structure in the contaminant pool.</w:t>
       </w:r>
+      <w:ins w:id="66" w:author="Linh Dang" w:date="2026-07-06T18:35:02Z">
+        <w:commentRangeEnd w:id="16"/>
+        <w:r>
+          <w:commentReference w:id="16"/>
+        </w:r>
+        <w:r>
+          <w:rPr>
+            <w:rFonts w:cs="Arial" w:ascii="Arial" w:hAnsi="Arial"/>
+          </w:rPr>
+        </w:r>
+      </w:ins>
     </w:p>
     <w:p>
       <w:pPr>
@@ -1737,10 +1782,10 @@
         <w:jc w:val="both"/>
         <w:rPr>
           <w:rFonts w:ascii="Arial" w:hAnsi="Arial" w:cs="Arial"/>
-          <w:del w:id="66" w:author="Linh Dang" w:date="2026-06-03T14:00:24Z"/>
-        </w:rPr>
-      </w:pPr>
-      <w:del w:id="65" w:author="Linh Dang" w:date="2026-06-03T14:00:24Z">
+          <w:del w:id="68" w:author="Linh Dang" w:date="2026-06-03T14:00:24Z"/>
+        </w:rPr>
+      </w:pPr>
+      <w:del w:id="67" w:author="Linh Dang" w:date="2026-06-03T14:00:24Z">
         <w:r>
           <w:rPr>
             <w:rFonts w:cs="Arial" w:ascii="Arial" w:hAnsi="Arial"/>
@@ -1760,10 +1805,10 @@
         <w:jc w:val="both"/>
         <w:rPr>
           <w:rFonts w:ascii="Arial" w:hAnsi="Arial" w:cs="Arial"/>
-          <w:del w:id="68" w:author="Linh Dang" w:date="2026-06-03T14:00:24Z"/>
-        </w:rPr>
-      </w:pPr>
-      <w:del w:id="67" w:author="Linh Dang" w:date="2026-06-03T14:00:24Z">
+          <w:del w:id="70" w:author="Linh Dang" w:date="2026-06-03T14:00:24Z"/>
+        </w:rPr>
+      </w:pPr>
+      <w:del w:id="69" w:author="Linh Dang" w:date="2026-06-03T14:00:24Z">
         <w:r>
           <w:rPr>
             <w:rFonts w:cs="Arial" w:ascii="Arial" w:hAnsi="Arial"/>
@@ -1785,7 +1830,7 @@
           <w:rFonts w:ascii="Arial" w:hAnsi="Arial" w:cs="Arial"/>
         </w:rPr>
       </w:pPr>
-      <w:del w:id="69" w:author="Linh Dang" w:date="2026-06-03T14:00:24Z">
+      <w:del w:id="71" w:author="Linh Dang" w:date="2026-06-03T14:00:24Z">
         <w:bookmarkStart w:id="4" w:name="diversity-of-negative-controls_Copy_1_Co"/>
         <w:r>
           <w:rPr>
@@ -1821,7 +1866,7 @@
           <w:rFonts w:ascii="Arial" w:hAnsi="Arial" w:cs="Arial"/>
         </w:rPr>
       </w:pPr>
-      <w:del w:id="70" w:author="Linh Dang" w:date="2026-06-03T14:01:30Z">
+      <w:del w:id="72" w:author="Linh Dang" w:date="2026-06-03T14:01:30Z">
         <w:r>
           <w:rPr>
             <w:rFonts w:cs="Arial" w:ascii="Arial" w:hAnsi="Arial"/>
@@ -1829,7 +1874,7 @@
           <w:delText>In total, … different species were identified in all NCTs. To</w:delText>
         </w:r>
       </w:del>
-      <w:ins w:id="71" w:author="Linh Dang" w:date="2026-06-03T14:01:32Z">
+      <w:ins w:id="73" w:author="Linh Dang" w:date="2026-06-03T14:01:32Z">
         <w:r>
           <w:rPr>
             <w:rFonts w:cs="Arial" w:ascii="Arial" w:hAnsi="Arial"/>
@@ -1857,7 +1902,7 @@
         </w:rPr>
         <w:t xml:space="preserve">, a ubiquitous environmental genus frequently detected </w:t>
       </w:r>
-      <w:commentRangeStart w:id="16"/>
+      <w:commentRangeStart w:id="17"/>
       <w:r>
         <w:rPr>
           <w:rFonts w:cs="Arial" w:ascii="Arial" w:hAnsi="Arial"/>
@@ -1869,9 +1914,9 @@
           <w:rFonts w:cs="Arial" w:ascii="Arial" w:hAnsi="Arial"/>
         </w:rPr>
       </w:r>
-      <w:commentRangeEnd w:id="16"/>
-      <w:r>
-        <w:commentReference w:id="16"/>
+      <w:commentRangeEnd w:id="17"/>
+      <w:r>
+        <w:commentReference w:id="17"/>
       </w:r>
       <w:r>
         <w:rPr>
@@ -1879,7 +1924,7 @@
         </w:rPr>
         <w:t xml:space="preserve">, was among the most abundant taxa in nearly all negative controls. In contrast, genera considered as normal flora from the oral </w:t>
       </w:r>
-      <w:commentRangeStart w:id="17"/>
+      <w:commentRangeStart w:id="18"/>
       <w:r>
         <w:rPr>
           <w:rFonts w:cs="Arial" w:ascii="Arial" w:hAnsi="Arial"/>
@@ -1891,9 +1936,9 @@
           <w:rFonts w:cs="Arial" w:ascii="Arial" w:hAnsi="Arial"/>
         </w:rPr>
       </w:r>
-      <w:commentRangeEnd w:id="17"/>
-      <w:r>
-        <w:commentReference w:id="17"/>
+      <w:commentRangeEnd w:id="18"/>
+      <w:r>
+        <w:commentReference w:id="18"/>
       </w:r>
       <w:r>
         <w:rPr>
@@ -1940,7 +1985,7 @@
         </w:rPr>
         <w:t xml:space="preserve">, were </w:t>
       </w:r>
-      <w:del w:id="72" w:author="Linh Dang" w:date="2026-06-03T15:46:39Z">
+      <w:del w:id="74" w:author="Linh Dang" w:date="2026-06-03T15:46:39Z">
         <w:r>
           <w:rPr>
             <w:rFonts w:cs="Arial" w:ascii="Arial" w:hAnsi="Arial"/>
@@ -1954,7 +1999,7 @@
         </w:rPr>
         <w:t xml:space="preserve"> high prevalent </w:t>
       </w:r>
-      <w:del w:id="73" w:author="Linh Dang" w:date="2026-06-03T15:46:45Z">
+      <w:del w:id="75" w:author="Linh Dang" w:date="2026-06-03T15:46:45Z">
         <w:r>
           <w:rPr>
             <w:rFonts w:cs="Arial" w:ascii="Arial" w:hAnsi="Arial"/>
@@ -1968,7 +2013,7 @@
         </w:rPr>
         <w:t xml:space="preserve"> </w:t>
       </w:r>
-      <w:del w:id="74" w:author="Linh Dang" w:date="2026-06-03T15:46:53Z">
+      <w:del w:id="76" w:author="Linh Dang" w:date="2026-06-03T15:46:53Z">
         <w:r>
           <w:rPr>
             <w:rFonts w:cs="Arial" w:ascii="Arial" w:hAnsi="Arial"/>
@@ -1976,7 +2021,7 @@
           <w:delText>high</w:delText>
         </w:r>
       </w:del>
-      <w:ins w:id="75" w:author="Linh Dang" w:date="2026-06-03T15:46:55Z">
+      <w:ins w:id="77" w:author="Linh Dang" w:date="2026-06-03T15:46:55Z">
         <w:r>
           <w:rPr>
             <w:rFonts w:cs="Arial" w:ascii="Arial" w:hAnsi="Arial"/>
@@ -1992,24 +2037,24 @@
       </w:r>
       <w:r>
         <w:rPr/>
-        <w:commentReference w:id="18"/>
-      </w:r>
-      <w:ins w:id="76" w:author="Linh Dang" w:date="2026-06-03T15:48:43Z">
+        <w:commentReference w:id="19"/>
+      </w:r>
+      <w:ins w:id="78" w:author="Linh Dang" w:date="2026-06-03T15:48:43Z">
         <w:r>
           <w:rPr/>
-          <w:commentReference w:id="19"/>
+          <w:commentReference w:id="20"/>
         </w:r>
       </w:ins>
-      <w:commentRangeStart w:id="20"/>
+      <w:commentRangeStart w:id="21"/>
       <w:r>
         <w:rPr>
           <w:rFonts w:cs="Arial" w:ascii="Arial" w:hAnsi="Arial"/>
         </w:rPr>
         <w:t>This coexistence of environmental and human commensal taxa in negative controls requires a need for nuanced decontamination strategies, since an indiscriminate removal of all NCT-associated taxa risks eliminating clinically relevant tumor microbiome signals.</w:t>
       </w:r>
-      <w:commentRangeEnd w:id="20"/>
-      <w:r>
-        <w:commentReference w:id="20"/>
+      <w:commentRangeEnd w:id="21"/>
+      <w:r>
+        <w:commentReference w:id="21"/>
       </w:r>
       <w:r>
         <w:rPr>
@@ -2028,12 +2073,12 @@
       </w:pPr>
       <w:r>
         <w:rPr/>
-        <w:commentReference w:id="21"/>
-      </w:r>
-      <w:ins w:id="77" w:author="Linh Dang" w:date="2026-06-03T15:49:17Z">
+        <w:commentReference w:id="22"/>
+      </w:r>
+      <w:ins w:id="79" w:author="Linh Dang" w:date="2026-06-03T15:49:17Z">
         <w:r>
           <w:rPr/>
-          <w:commentReference w:id="22"/>
+          <w:commentReference w:id="23"/>
         </w:r>
       </w:ins>
       <w:r>
@@ -2042,7 +2087,7 @@
         </w:rPr>
         <w:br/>
       </w:r>
-      <w:commentRangeStart w:id="23"/>
+      <w:commentRangeStart w:id="24"/>
       <w:r>
         <w:rPr>
           <w:rFonts w:cs="Arial" w:ascii="Arial" w:hAnsi="Arial"/>
@@ -2064,9 +2109,9 @@
           <w:bCs/>
         </w:rPr>
       </w:r>
-      <w:commentRangeEnd w:id="23"/>
-      <w:r>
-        <w:commentReference w:id="23"/>
+      <w:commentRangeEnd w:id="24"/>
+      <w:r>
+        <w:commentReference w:id="24"/>
       </w:r>
       <w:r>
         <w:rPr>
@@ -2084,7 +2129,7 @@
           <w:rFonts w:ascii="Arial" w:hAnsi="Arial" w:cs="Arial"/>
         </w:rPr>
       </w:pPr>
-      <w:del w:id="78" w:author="Linh Dang" w:date="2026-06-16T13:20:04Z">
+      <w:del w:id="80" w:author="Linh Dang" w:date="2026-06-16T13:20:04Z">
         <w:r>
           <w:rPr>
             <w:rFonts w:cs="Arial" w:ascii="Arial" w:hAnsi="Arial"/>
@@ -2092,7 +2137,7 @@
           <w:delText xml:space="preserve">Following the correction for batch effects, differential abundance analysis (DAA) among control types revealed several taxa specifically enriched in paraffin controls (taxa </w:delText>
         </w:r>
       </w:del>
-      <w:del w:id="79" w:author="Linh Dang" w:date="2026-06-16T13:20:04Z">
+      <w:del w:id="81" w:author="Linh Dang" w:date="2026-06-16T13:20:04Z">
         <w:r>
           <w:rPr>
             <w:rFonts w:cs="Arial" w:ascii="Arial" w:hAnsi="Arial"/>
@@ -2102,7 +2147,7 @@
           <w:delText>XXX</w:delText>
         </w:r>
       </w:del>
-      <w:del w:id="80" w:author="Linh Dang" w:date="2026-06-16T13:20:04Z">
+      <w:del w:id="82" w:author="Linh Dang" w:date="2026-06-16T13:20:04Z">
         <w:r>
           <w:rPr>
             <w:rFonts w:cs="Arial" w:ascii="Arial" w:hAnsi="Arial"/>
@@ -2110,28 +2155,12 @@
           <w:delText xml:space="preserve"> from the analyses, Figure 1.</w:delText>
         </w:r>
       </w:del>
-      <w:del w:id="81" w:author="Linh Dang" w:date="2026-06-04T13:29:52Z">
+      <w:del w:id="83" w:author="Linh Dang" w:date="2026-06-04T13:29:52Z">
         <w:r>
           <w:rPr>
             <w:rFonts w:cs="Arial" w:ascii="Arial" w:hAnsi="Arial"/>
           </w:rPr>
           <w:delText>6</w:delText>
-        </w:r>
-      </w:del>
-      <w:del w:id="82" w:author="Linh Dang" w:date="2026-06-16T13:20:04Z">
-        <w:r>
-          <w:rPr>
-            <w:rFonts w:cs="Arial" w:ascii="Arial" w:hAnsi="Arial"/>
-          </w:rPr>
-          <w:delText>),</w:delText>
-        </w:r>
-      </w:del>
-      <w:del w:id="83" w:author="Linh Dang" w:date="2026-06-16T13:20:04Z">
-        <w:r>
-          <w:rPr>
-            <w:rFonts w:cs="Arial" w:ascii="Arial" w:hAnsi="Arial"/>
-          </w:rPr>
-          <w:commentReference w:id="24"/>
         </w:r>
       </w:del>
       <w:del w:id="84" w:author="Linh Dang" w:date="2026-06-16T13:20:04Z">
@@ -2139,7 +2168,7 @@
           <w:rPr>
             <w:rFonts w:cs="Arial" w:ascii="Arial" w:hAnsi="Arial"/>
           </w:rPr>
-          <w:delText xml:space="preserve"> </w:delText>
+          <w:delText>),</w:delText>
         </w:r>
       </w:del>
       <w:del w:id="85" w:author="Linh Dang" w:date="2026-06-16T13:20:04Z">
@@ -2151,6 +2180,22 @@
         </w:r>
       </w:del>
       <w:del w:id="86" w:author="Linh Dang" w:date="2026-06-16T13:20:04Z">
+        <w:r>
+          <w:rPr>
+            <w:rFonts w:cs="Arial" w:ascii="Arial" w:hAnsi="Arial"/>
+          </w:rPr>
+          <w:delText xml:space="preserve"> </w:delText>
+        </w:r>
+      </w:del>
+      <w:del w:id="87" w:author="Linh Dang" w:date="2026-06-16T13:20:04Z">
+        <w:r>
+          <w:rPr>
+            <w:rFonts w:cs="Arial" w:ascii="Arial" w:hAnsi="Arial"/>
+          </w:rPr>
+          <w:commentReference w:id="26"/>
+        </w:r>
+      </w:del>
+      <w:del w:id="88" w:author="Linh Dang" w:date="2026-06-16T13:20:04Z">
         <w:r>
           <w:rPr>
             <w:rFonts w:cs="Arial" w:ascii="Arial" w:hAnsi="Arial"/>
@@ -2166,10 +2211,10 @@
         <w:jc w:val="both"/>
         <w:rPr>
           <w:rFonts w:ascii="Arial" w:hAnsi="Arial" w:cs="Arial"/>
-          <w:ins w:id="89" w:author="Linh Dang" w:date="2026-06-11T05:29:08Z"/>
-        </w:rPr>
-      </w:pPr>
-      <w:del w:id="87" w:author="Linh Dang" w:date="2026-06-11T05:29:00Z">
+          <w:ins w:id="91" w:author="Linh Dang" w:date="2026-06-11T05:29:08Z"/>
+        </w:rPr>
+      </w:pPr>
+      <w:del w:id="89" w:author="Linh Dang" w:date="2026-06-11T05:29:00Z">
         <w:r>
           <w:rPr>
             <w:rFonts w:cs="Arial" w:ascii="Arial" w:hAnsi="Arial"/>
@@ -2177,7 +2222,7 @@
           <w:delText>Need elaborations</w:delText>
         </w:r>
       </w:del>
-      <w:ins w:id="88" w:author="Linh Dang" w:date="2026-06-11T05:29:08Z">
+      <w:ins w:id="90" w:author="Linh Dang" w:date="2026-06-11T05:29:08Z">
         <w:r>
           <w:rPr>
             <w:rFonts w:cs="Arial" w:ascii="Arial" w:hAnsi="Arial"/>
@@ -2195,7 +2240,7 @@
           <w:rFonts w:ascii="Arial" w:hAnsi="Arial" w:cs="Arial"/>
         </w:rPr>
       </w:pPr>
-      <w:ins w:id="90" w:author="Linh Dang" w:date="2026-06-11T05:35:48Z">
+      <w:ins w:id="92" w:author="Linh Dang" w:date="2026-06-11T05:35:48Z">
         <w:r>
           <w:rPr>
             <w:rFonts w:cs="Arial" w:ascii="Arial" w:hAnsi="Arial"/>
@@ -2203,7 +2248,7 @@
           <w:t xml:space="preserve">We applied The MaAslin2 R package for differential abundant analyses with respect to negative control types, as shown in Figure 1.E. </w:t>
         </w:r>
       </w:ins>
-      <w:ins w:id="91" w:author="Linh Dang" w:date="2026-06-11T05:35:48Z">
+      <w:ins w:id="93" w:author="Linh Dang" w:date="2026-06-11T05:35:48Z">
         <w:r>
           <w:rPr>
             <w:rFonts w:eastAsia="Aptos" w:cs="Arial" w:ascii="Arial" w:hAnsi="Arial" w:eastAsiaTheme="minorHAnsi"/>
@@ -2216,7 +2261,7 @@
           <w:t>Notably</w:t>
         </w:r>
       </w:ins>
-      <w:ins w:id="92" w:author="Linh Dang" w:date="2026-06-11T05:35:48Z">
+      <w:ins w:id="94" w:author="Linh Dang" w:date="2026-06-11T05:35:48Z">
         <w:r>
           <w:rPr>
             <w:rFonts w:cs="Arial" w:ascii="Arial" w:hAnsi="Arial"/>
@@ -2224,7 +2269,7 @@
           <w:t>,</w:t>
         </w:r>
       </w:ins>
-      <w:ins w:id="93" w:author="Linh Dang" w:date="2026-06-11T05:44:47Z">
+      <w:ins w:id="95" w:author="Linh Dang" w:date="2026-06-11T05:44:47Z">
         <w:r>
           <w:rPr>
             <w:rFonts w:cs="Arial" w:ascii="Arial" w:hAnsi="Arial"/>
@@ -2232,7 +2277,7 @@
           <w:t xml:space="preserve"> </w:t>
         </w:r>
       </w:ins>
-      <w:ins w:id="94" w:author="Linh Dang" w:date="2026-06-11T05:48:17Z">
+      <w:ins w:id="96" w:author="Linh Dang" w:date="2026-06-11T05:48:17Z">
         <w:r>
           <w:rPr>
             <w:rFonts w:cs="Arial" w:ascii="Arial" w:hAnsi="Arial"/>
@@ -2240,7 +2285,7 @@
           <w:t xml:space="preserve">we </w:t>
         </w:r>
       </w:ins>
-      <w:ins w:id="95" w:author="Linh Dang" w:date="2026-06-11T05:50:10Z">
+      <w:ins w:id="97" w:author="Linh Dang" w:date="2026-06-11T05:50:10Z">
         <w:r>
           <w:rPr>
             <w:rFonts w:cs="Arial" w:ascii="Arial" w:hAnsi="Arial"/>
@@ -2248,7 +2293,7 @@
           <w:t xml:space="preserve">also add </w:t>
         </w:r>
       </w:ins>
-      <w:ins w:id="96" w:author="Linh Dang" w:date="2026-06-11T05:50:10Z">
+      <w:ins w:id="98" w:author="Linh Dang" w:date="2026-06-11T05:50:10Z">
         <w:r>
           <w:rPr>
             <w:rFonts w:eastAsia="Aptos" w:cs="Arial" w:ascii="Arial" w:hAnsi="Arial" w:eastAsiaTheme="minorHAnsi"/>
@@ -2261,7 +2306,7 @@
           <w:t>laboratory</w:t>
         </w:r>
       </w:ins>
-      <w:ins w:id="97" w:author="Linh Dang" w:date="2026-06-11T05:50:10Z">
+      <w:ins w:id="99" w:author="Linh Dang" w:date="2026-06-11T05:50:10Z">
         <w:r>
           <w:rPr>
             <w:rFonts w:cs="Arial" w:ascii="Arial" w:hAnsi="Arial"/>
@@ -2269,7 +2314,7 @@
           <w:t xml:space="preserve"> </w:t>
         </w:r>
       </w:ins>
-      <w:ins w:id="98" w:author="Linh Dang" w:date="2026-06-11T05:50:10Z">
+      <w:ins w:id="100" w:author="Linh Dang" w:date="2026-06-11T05:50:10Z">
         <w:r>
           <w:rPr>
             <w:rFonts w:eastAsia="Aptos" w:cs="Arial" w:ascii="Arial" w:hAnsi="Arial" w:eastAsiaTheme="minorHAnsi"/>
@@ -2282,7 +2327,7 @@
           <w:t>personnel</w:t>
         </w:r>
       </w:ins>
-      <w:ins w:id="99" w:author="Linh Dang" w:date="2026-06-11T05:50:10Z">
+      <w:ins w:id="101" w:author="Linh Dang" w:date="2026-06-11T05:50:10Z">
         <w:r>
           <w:rPr>
             <w:rFonts w:cs="Arial" w:ascii="Arial" w:hAnsi="Arial"/>
@@ -2290,7 +2335,7 @@
           <w:t xml:space="preserve"> as a covariate</w:t>
         </w:r>
       </w:ins>
-      <w:ins w:id="100" w:author="Linh Dang" w:date="2026-06-11T05:51:15Z">
+      <w:ins w:id="102" w:author="Linh Dang" w:date="2026-06-11T05:51:15Z">
         <w:r>
           <w:rPr>
             <w:rFonts w:cs="Arial" w:ascii="Arial" w:hAnsi="Arial"/>
@@ -2298,7 +2343,7 @@
           <w:t xml:space="preserve"> to the </w:t>
         </w:r>
       </w:ins>
-      <w:ins w:id="101" w:author="Linh Dang" w:date="2026-06-11T05:52:23Z">
+      <w:ins w:id="103" w:author="Linh Dang" w:date="2026-06-11T05:52:23Z">
         <w:r>
           <w:rPr>
             <w:rFonts w:cs="Arial" w:ascii="Arial" w:hAnsi="Arial"/>
@@ -2306,7 +2351,7 @@
           <w:t xml:space="preserve">model </w:t>
         </w:r>
       </w:ins>
-      <w:ins w:id="102" w:author="Linh Dang" w:date="2026-06-11T06:00:11Z">
+      <w:ins w:id="104" w:author="Linh Dang" w:date="2026-06-11T06:00:11Z">
         <w:r>
           <w:rPr>
             <w:rFonts w:cs="Arial" w:ascii="Arial" w:hAnsi="Arial"/>
@@ -2314,7 +2359,7 @@
           <w:t xml:space="preserve">to accounting for its batch effect. The analyses show </w:t>
         </w:r>
       </w:ins>
-      <w:ins w:id="103" w:author="Linh Dang" w:date="2026-06-11T06:04:35Z">
+      <w:ins w:id="105" w:author="Linh Dang" w:date="2026-06-11T06:04:35Z">
         <w:r>
           <w:rPr>
             <w:rFonts w:cs="Arial" w:ascii="Arial" w:hAnsi="Arial"/>
@@ -2322,7 +2367,7 @@
           <w:t>that the abundance of many sp</w:t>
         </w:r>
       </w:ins>
-      <w:ins w:id="104" w:author="Linh Dang" w:date="2026-06-11T06:05:36Z">
+      <w:ins w:id="106" w:author="Linh Dang" w:date="2026-06-11T06:05:36Z">
         <w:r>
           <w:rPr>
             <w:rFonts w:cs="Arial" w:ascii="Arial" w:hAnsi="Arial"/>
@@ -2330,7 +2375,7 @@
           <w:t xml:space="preserve">ecies from </w:t>
         </w:r>
       </w:ins>
-      <w:ins w:id="105" w:author="Linh Dang" w:date="2026-06-11T06:05:36Z">
+      <w:ins w:id="107" w:author="Linh Dang" w:date="2026-06-11T06:05:36Z">
         <w:r>
           <w:rPr>
             <w:rFonts w:cs="Arial" w:ascii="Arial" w:hAnsi="Arial"/>
@@ -2340,7 +2385,7 @@
           <w:t>Burkholderia</w:t>
         </w:r>
       </w:ins>
-      <w:ins w:id="106" w:author="Linh Dang" w:date="2026-06-11T06:05:36Z">
+      <w:ins w:id="108" w:author="Linh Dang" w:date="2026-06-11T06:05:36Z">
         <w:r>
           <w:rPr>
             <w:rFonts w:cs="Arial" w:ascii="Arial" w:hAnsi="Arial"/>
@@ -2348,7 +2393,7 @@
           <w:t xml:space="preserve"> are enriched in buffer control compared to</w:t>
         </w:r>
       </w:ins>
-      <w:ins w:id="107" w:author="Linh Dang" w:date="2026-06-11T06:06:37Z">
+      <w:ins w:id="109" w:author="Linh Dang" w:date="2026-06-11T06:06:37Z">
         <w:r>
           <w:rPr>
             <w:rFonts w:cs="Arial" w:ascii="Arial" w:hAnsi="Arial"/>
@@ -2356,7 +2401,7 @@
           <w:t xml:space="preserve"> PCR control, while</w:t>
         </w:r>
       </w:ins>
-      <w:ins w:id="108" w:author="Linh Dang" w:date="2026-06-11T06:08:35Z">
+      <w:ins w:id="110" w:author="Linh Dang" w:date="2026-06-11T06:08:35Z">
         <w:r>
           <w:rPr>
             <w:rFonts w:cs="Arial" w:ascii="Arial" w:hAnsi="Arial"/>
@@ -2364,7 +2409,7 @@
           <w:t xml:space="preserve"> in paraffin controls species from Sphingomonas</w:t>
         </w:r>
       </w:ins>
-      <w:ins w:id="109" w:author="Linh Dang" w:date="2026-06-11T06:09:42Z">
+      <w:ins w:id="111" w:author="Linh Dang" w:date="2026-06-11T06:09:42Z">
         <w:r>
           <w:rPr>
             <w:rFonts w:cs="Arial" w:ascii="Arial" w:hAnsi="Arial"/>
@@ -2582,7 +2627,7 @@
         </w:tc>
         <w:tc>
           <w:tcPr>
-            <w:cellIns w:id="110" w:author="Unknown Author" w:date="2026-05-29T09:59:51Z"/>
+            <w:cellIns w:id="112" w:author="Unknown Author" w:date="2026-05-29T09:59:51Z"/>
             <w:tcW w:w="1350" w:type="dxa"/>
             <w:tcBorders>
               <w:bottom w:val="single" w:sz="6" w:space="0" w:color="000000"/>
@@ -2600,7 +2645,7 @@
                 <w:rFonts w:ascii="Arial" w:hAnsi="Arial" w:eastAsia="Aptos" w:cs="Arial"/>
               </w:rPr>
             </w:pPr>
-            <w:ins w:id="111" w:author="Unknown Author" w:date="2026-05-29T09:59:51Z">
+            <w:ins w:id="113" w:author="Unknown Author" w:date="2026-05-29T09:59:51Z">
               <w:r>
                 <w:rPr>
                   <w:rFonts w:eastAsia="Aptos" w:cs="Arial" w:ascii="Arial" w:hAnsi="Arial"/>
@@ -2612,7 +2657,7 @@
                 <w:t>‍</w:t>
               </w:r>
             </w:ins>
-            <w:ins w:id="112" w:author="Unknown Author" w:date="2026-05-29T09:59:51Z">
+            <w:ins w:id="114" w:author="Unknown Author" w:date="2026-05-29T09:59:51Z">
               <w:r>
                 <w:rPr>
                   <w:rFonts w:eastAsia="Aptos" w:cs="Arial" w:ascii="Arial" w:hAnsi="Arial"/>
@@ -2683,7 +2728,7 @@
               </w:rPr>
               <w:t>2</w:t>
             </w:r>
-            <w:ins w:id="113" w:author="Unknown Author" w:date="2026-05-29T10:03:40Z">
+            <w:ins w:id="115" w:author="Unknown Author" w:date="2026-05-29T10:03:40Z">
               <w:r>
                 <w:rPr>
                   <w:rFonts w:eastAsia="Aptos" w:cs="Arial" w:ascii="Arial" w:hAnsi="Arial"/>
@@ -2695,7 +2740,7 @@
                 <w:t>6</w:t>
               </w:r>
             </w:ins>
-            <w:del w:id="114" w:author="Unknown Author" w:date="2026-05-29T10:03:40Z">
+            <w:del w:id="116" w:author="Unknown Author" w:date="2026-05-29T10:03:40Z">
               <w:r>
                 <w:rPr>
                   <w:rFonts w:eastAsia="Aptos" w:cs="Arial" w:ascii="Arial" w:hAnsi="Arial"/>
@@ -2735,7 +2780,7 @@
               </w:rPr>
               <w:t>6</w:t>
             </w:r>
-            <w:ins w:id="115" w:author="Unknown Author" w:date="2026-05-29T10:04:07Z">
+            <w:ins w:id="117" w:author="Unknown Author" w:date="2026-05-29T10:04:07Z">
               <w:r>
                 <w:rPr>
                   <w:rFonts w:eastAsia="Aptos" w:cs="Arial" w:ascii="Arial" w:hAnsi="Arial"/>
@@ -2747,7 +2792,7 @@
                 <w:t>7</w:t>
               </w:r>
             </w:ins>
-            <w:del w:id="116" w:author="Unknown Author" w:date="2026-05-29T10:04:06Z">
+            <w:del w:id="118" w:author="Unknown Author" w:date="2026-05-29T10:04:06Z">
               <w:r>
                 <w:rPr>
                   <w:rFonts w:eastAsia="Aptos" w:cs="Arial" w:ascii="Arial" w:hAnsi="Arial"/>
@@ -2777,7 +2822,7 @@
                 <w:rFonts w:ascii="Arial" w:hAnsi="Arial" w:eastAsia="Aptos" w:cs="Arial"/>
               </w:rPr>
             </w:pPr>
-            <w:ins w:id="117" w:author="Unknown Author" w:date="2026-05-29T10:04:30Z">
+            <w:ins w:id="119" w:author="Unknown Author" w:date="2026-05-29T10:04:30Z">
               <w:r>
                 <w:rPr>
                   <w:rFonts w:eastAsia="Aptos" w:cs="Arial" w:ascii="Arial" w:hAnsi="Arial"/>
@@ -2789,7 +2834,7 @@
                 <w:t>17</w:t>
               </w:r>
             </w:ins>
-            <w:del w:id="118" w:author="Unknown Author" w:date="2026-05-29T10:04:30Z">
+            <w:del w:id="120" w:author="Unknown Author" w:date="2026-05-29T10:04:30Z">
               <w:r>
                 <w:rPr>
                   <w:rFonts w:eastAsia="Aptos" w:cs="Arial" w:ascii="Arial" w:hAnsi="Arial"/>
@@ -2819,7 +2864,7 @@
                 <w:rFonts w:ascii="Arial" w:hAnsi="Arial" w:eastAsia="Aptos" w:cs="Arial"/>
               </w:rPr>
             </w:pPr>
-            <w:ins w:id="119" w:author="Unknown Author" w:date="2026-05-29T10:04:57Z">
+            <w:ins w:id="121" w:author="Unknown Author" w:date="2026-05-29T10:04:57Z">
               <w:r>
                 <w:rPr>
                   <w:rFonts w:eastAsia="Aptos" w:cs="Arial" w:ascii="Arial" w:hAnsi="Arial"/>
@@ -2831,7 +2876,7 @@
                 <w:t>38</w:t>
               </w:r>
             </w:ins>
-            <w:del w:id="120" w:author="Unknown Author" w:date="2026-05-29T10:04:56Z">
+            <w:del w:id="122" w:author="Unknown Author" w:date="2026-05-29T10:04:56Z">
               <w:r>
                 <w:rPr>
                   <w:rFonts w:eastAsia="Aptos" w:cs="Arial" w:ascii="Arial" w:hAnsi="Arial"/>
@@ -2847,7 +2892,7 @@
         </w:tc>
         <w:tc>
           <w:tcPr>
-            <w:cellIns w:id="121" w:author="Unknown Author" w:date="2026-05-29T09:59:51Z"/>
+            <w:cellIns w:id="123" w:author="Unknown Author" w:date="2026-05-29T09:59:51Z"/>
             <w:tcW w:w="1350" w:type="dxa"/>
             <w:tcBorders/>
           </w:tcPr>
@@ -2862,7 +2907,7 @@
                 <w:rFonts w:ascii="Arial" w:hAnsi="Arial" w:eastAsia="Aptos" w:cs="Arial"/>
               </w:rPr>
             </w:pPr>
-            <w:ins w:id="122" w:author="Unknown Author" w:date="2026-05-29T09:59:51Z">
+            <w:ins w:id="124" w:author="Unknown Author" w:date="2026-05-29T09:59:51Z">
               <w:r>
                 <w:rPr>
                   <w:rFonts w:eastAsia="Aptos" w:cs="Arial" w:ascii="Arial" w:hAnsi="Arial"/>
@@ -2874,7 +2919,7 @@
                 <w:t>‍</w:t>
               </w:r>
             </w:ins>
-            <w:ins w:id="123" w:author="Unknown Author" w:date="2026-05-29T10:03:06Z">
+            <w:ins w:id="125" w:author="Unknown Author" w:date="2026-05-29T10:03:06Z">
               <w:r>
                 <w:rPr>
                   <w:rFonts w:eastAsia="Aptos" w:cs="Arial" w:ascii="Arial" w:hAnsi="Arial"/>
@@ -2935,7 +2980,7 @@
                 <w:rFonts w:ascii="Arial" w:hAnsi="Arial" w:eastAsia="Aptos" w:cs="Arial"/>
               </w:rPr>
             </w:pPr>
-            <w:ins w:id="124" w:author="Unknown Author" w:date="2026-05-29T10:03:44Z">
+            <w:ins w:id="126" w:author="Unknown Author" w:date="2026-05-29T10:03:44Z">
               <w:r>
                 <w:rPr>
                   <w:rFonts w:eastAsia="Aptos" w:cs="Arial" w:ascii="Arial" w:hAnsi="Arial"/>
@@ -2947,7 +2992,7 @@
                 <w:t>2</w:t>
               </w:r>
             </w:ins>
-            <w:del w:id="125" w:author="Unknown Author" w:date="2026-05-29T10:03:44Z">
+            <w:del w:id="127" w:author="Unknown Author" w:date="2026-05-29T10:03:44Z">
               <w:r>
                 <w:rPr>
                   <w:rFonts w:eastAsia="Aptos" w:cs="Arial" w:ascii="Arial" w:hAnsi="Arial"/>
@@ -2987,7 +3032,7 @@
               </w:rPr>
               <w:t>5</w:t>
             </w:r>
-            <w:ins w:id="126" w:author="Unknown Author" w:date="2026-05-29T10:04:11Z">
+            <w:ins w:id="128" w:author="Unknown Author" w:date="2026-05-29T10:04:11Z">
               <w:r>
                 <w:rPr>
                   <w:rFonts w:eastAsia="Aptos" w:cs="Arial" w:ascii="Arial" w:hAnsi="Arial"/>
@@ -2999,7 +3044,7 @@
                 <w:t>6</w:t>
               </w:r>
             </w:ins>
-            <w:del w:id="127" w:author="Unknown Author" w:date="2026-05-29T10:04:11Z">
+            <w:del w:id="129" w:author="Unknown Author" w:date="2026-05-29T10:04:11Z">
               <w:r>
                 <w:rPr>
                   <w:rFonts w:eastAsia="Aptos" w:cs="Arial" w:ascii="Arial" w:hAnsi="Arial"/>
@@ -3029,7 +3074,7 @@
                 <w:rFonts w:ascii="Arial" w:hAnsi="Arial" w:eastAsia="Aptos" w:cs="Arial"/>
               </w:rPr>
             </w:pPr>
-            <w:ins w:id="128" w:author="Unknown Author" w:date="2026-05-29T10:04:35Z">
+            <w:ins w:id="130" w:author="Unknown Author" w:date="2026-05-29T10:04:35Z">
               <w:r>
                 <w:rPr>
                   <w:rFonts w:eastAsia="Aptos" w:cs="Arial" w:ascii="Arial" w:hAnsi="Arial"/>
@@ -3041,7 +3086,7 @@
                 <w:t>9</w:t>
               </w:r>
             </w:ins>
-            <w:del w:id="129" w:author="Unknown Author" w:date="2026-05-29T10:04:34Z">
+            <w:del w:id="131" w:author="Unknown Author" w:date="2026-05-29T10:04:34Z">
               <w:r>
                 <w:rPr>
                   <w:rFonts w:eastAsia="Aptos" w:cs="Arial" w:ascii="Arial" w:hAnsi="Arial"/>
@@ -3081,7 +3126,7 @@
               </w:rPr>
               <w:t>1</w:t>
             </w:r>
-            <w:del w:id="130" w:author="Unknown Author" w:date="2026-05-29T10:05:01Z">
+            <w:del w:id="132" w:author="Unknown Author" w:date="2026-05-29T10:05:01Z">
               <w:r>
                 <w:rPr>
                   <w:rFonts w:eastAsia="Aptos" w:cs="Arial" w:ascii="Arial" w:hAnsi="Arial"/>
@@ -3097,7 +3142,7 @@
         </w:tc>
         <w:tc>
           <w:tcPr>
-            <w:cellIns w:id="131" w:author="Unknown Author" w:date="2026-05-29T09:59:51Z"/>
+            <w:cellIns w:id="133" w:author="Unknown Author" w:date="2026-05-29T09:59:51Z"/>
             <w:tcW w:w="1350" w:type="dxa"/>
             <w:tcBorders/>
           </w:tcPr>
@@ -3112,7 +3157,7 @@
                 <w:rFonts w:ascii="Arial" w:hAnsi="Arial" w:eastAsia="Aptos" w:cs="Arial"/>
               </w:rPr>
             </w:pPr>
-            <w:ins w:id="132" w:author="Unknown Author" w:date="2026-05-29T09:59:51Z">
+            <w:ins w:id="134" w:author="Unknown Author" w:date="2026-05-29T09:59:51Z">
               <w:r>
                 <w:rPr>
                   <w:rFonts w:eastAsia="Aptos" w:cs="Arial" w:ascii="Arial" w:hAnsi="Arial"/>
@@ -3124,7 +3169,7 @@
                 <w:t>‍</w:t>
               </w:r>
             </w:ins>
-            <w:ins w:id="133" w:author="Unknown Author" w:date="2026-05-29T10:03:14Z">
+            <w:ins w:id="135" w:author="Unknown Author" w:date="2026-05-29T10:03:14Z">
               <w:r>
                 <w:rPr>
                   <w:rFonts w:eastAsia="Aptos" w:cs="Arial" w:ascii="Arial" w:hAnsi="Arial"/>
@@ -3213,7 +3258,7 @@
                 <w:rFonts w:ascii="Arial" w:hAnsi="Arial" w:eastAsia="Aptos" w:cs="Arial"/>
               </w:rPr>
             </w:pPr>
-            <w:ins w:id="134" w:author="Unknown Author" w:date="2026-05-29T10:04:16Z">
+            <w:ins w:id="136" w:author="Unknown Author" w:date="2026-05-29T10:04:16Z">
               <w:r>
                 <w:rPr>
                   <w:rFonts w:eastAsia="Aptos" w:cs="Arial" w:ascii="Arial" w:hAnsi="Arial"/>
@@ -3225,7 +3270,7 @@
                 <w:t>4</w:t>
               </w:r>
             </w:ins>
-            <w:del w:id="135" w:author="Unknown Author" w:date="2026-05-29T10:04:15Z">
+            <w:del w:id="137" w:author="Unknown Author" w:date="2026-05-29T10:04:15Z">
               <w:r>
                 <w:rPr>
                   <w:rFonts w:eastAsia="Aptos" w:cs="Arial" w:ascii="Arial" w:hAnsi="Arial"/>
@@ -3255,7 +3300,7 @@
                 <w:rFonts w:ascii="Arial" w:hAnsi="Arial" w:eastAsia="Aptos" w:cs="Arial"/>
               </w:rPr>
             </w:pPr>
-            <w:ins w:id="136" w:author="Unknown Author" w:date="2026-05-29T10:04:40Z">
+            <w:ins w:id="138" w:author="Unknown Author" w:date="2026-05-29T10:04:40Z">
               <w:r>
                 <w:rPr>
                   <w:rFonts w:eastAsia="Aptos" w:cs="Arial" w:ascii="Arial" w:hAnsi="Arial"/>
@@ -3267,7 +3312,7 @@
                 <w:t>4</w:t>
               </w:r>
             </w:ins>
-            <w:del w:id="137" w:author="Unknown Author" w:date="2026-05-29T10:04:40Z">
+            <w:del w:id="139" w:author="Unknown Author" w:date="2026-05-29T10:04:40Z">
               <w:r>
                 <w:rPr>
                   <w:rFonts w:eastAsia="Aptos" w:cs="Arial" w:ascii="Arial" w:hAnsi="Arial"/>
@@ -3297,7 +3342,7 @@
                 <w:rFonts w:ascii="Arial" w:hAnsi="Arial" w:eastAsia="Aptos" w:cs="Arial"/>
               </w:rPr>
             </w:pPr>
-            <w:ins w:id="138" w:author="Unknown Author" w:date="2026-05-29T10:05:05Z">
+            <w:ins w:id="140" w:author="Unknown Author" w:date="2026-05-29T10:05:05Z">
               <w:r>
                 <w:rPr>
                   <w:rFonts w:eastAsia="Aptos" w:cs="Arial" w:ascii="Arial" w:hAnsi="Arial"/>
@@ -3309,7 +3354,7 @@
                 <w:t>8</w:t>
               </w:r>
             </w:ins>
-            <w:del w:id="139" w:author="Unknown Author" w:date="2026-05-29T10:05:05Z">
+            <w:del w:id="141" w:author="Unknown Author" w:date="2026-05-29T10:05:05Z">
               <w:r>
                 <w:rPr>
                   <w:rFonts w:eastAsia="Aptos" w:cs="Arial" w:ascii="Arial" w:hAnsi="Arial"/>
@@ -3325,7 +3370,7 @@
         </w:tc>
         <w:tc>
           <w:tcPr>
-            <w:cellIns w:id="140" w:author="Unknown Author" w:date="2026-05-29T09:59:51Z"/>
+            <w:cellIns w:id="142" w:author="Unknown Author" w:date="2026-05-29T09:59:51Z"/>
             <w:tcW w:w="1350" w:type="dxa"/>
             <w:tcBorders/>
           </w:tcPr>
@@ -3340,7 +3385,7 @@
                 <w:rFonts w:ascii="Arial" w:hAnsi="Arial" w:eastAsia="Aptos" w:cs="Arial"/>
               </w:rPr>
             </w:pPr>
-            <w:ins w:id="141" w:author="Unknown Author" w:date="2026-05-29T09:59:51Z">
+            <w:ins w:id="143" w:author="Unknown Author" w:date="2026-05-29T09:59:51Z">
               <w:r>
                 <w:rPr>
                   <w:rFonts w:eastAsia="Aptos" w:cs="Arial" w:ascii="Arial" w:hAnsi="Arial"/>
@@ -3352,7 +3397,7 @@
                 <w:t>‍</w:t>
               </w:r>
             </w:ins>
-            <w:ins w:id="142" w:author="Unknown Author" w:date="2026-05-29T10:03:18Z">
+            <w:ins w:id="144" w:author="Unknown Author" w:date="2026-05-29T10:03:18Z">
               <w:r>
                 <w:rPr>
                   <w:rFonts w:eastAsia="Aptos" w:cs="Arial" w:ascii="Arial" w:hAnsi="Arial"/>
@@ -3377,8 +3422,8 @@
           <w:rFonts w:ascii="Arial" w:hAnsi="Arial" w:cs="Arial"/>
         </w:rPr>
       </w:pPr>
-      <w:bookmarkStart w:id="5" w:name="X6cee09c5ac2a1546c7829ea28769976f6c93ddd"/>
-      <w:bookmarkStart w:id="6" w:name="contamination-survey-in-the-laboratory"/>
+      <w:bookmarkStart w:id="5" w:name="contamination-survey-in-the-laboratory"/>
+      <w:bookmarkStart w:id="6" w:name="X6cee09c5ac2a1546c7829ea28769976f6c93ddd"/>
       <w:r>
         <w:rPr/>
         <mc:AlternateContent>
@@ -3467,14 +3512,14 @@
         </w:rPr>
         <w:t xml:space="preserve">As we discovered highly </w:t>
       </w:r>
-      <w:commentRangeStart w:id="26"/>
+      <w:commentRangeStart w:id="27"/>
       <w:r>
         <w:rPr>
           <w:rFonts w:cs="Arial" w:ascii="Arial" w:hAnsi="Arial"/>
         </w:rPr>
         <w:t>prevalent and abundant oral microbiota in our NCT samples, we further explored the possible batch effect that is introduced by the LP that processed the samples. To this end, two LPs performed DNA extraction, library preparation and sequencing of four sterile water samples, which were equally distributed. The experiment was repeated twice in different environments. First</w:t>
       </w:r>
-      <w:ins w:id="143" w:author="Linh Dang" w:date="2026-06-04T16:26:21Z">
+      <w:ins w:id="145" w:author="Linh Dang" w:date="2026-06-04T16:26:21Z">
         <w:r>
           <w:rPr>
             <w:rFonts w:cs="Arial" w:ascii="Arial" w:hAnsi="Arial"/>
@@ -3493,9 +3538,9 @@
           <w:rFonts w:cs="Arial" w:ascii="Arial" w:hAnsi="Arial"/>
         </w:rPr>
       </w:r>
-      <w:commentRangeEnd w:id="26"/>
-      <w:r>
-        <w:commentReference w:id="26"/>
+      <w:commentRangeEnd w:id="27"/>
+      <w:r>
+        <w:commentReference w:id="27"/>
       </w:r>
       <w:r>
         <w:rPr>
@@ -3503,8 +3548,8 @@
         </w:rPr>
         <w:t>condition. For the repeated sample LPs switched processing environment (</w:t>
       </w:r>
-      <w:commentRangeStart w:id="27"/>
       <w:commentRangeStart w:id="28"/>
+      <w:commentRangeStart w:id="29"/>
       <w:r>
         <w:rPr>
           <w:rFonts w:cs="Arial" w:ascii="Arial" w:hAnsi="Arial"/>
@@ -3516,23 +3561,10 @@
           <w:rFonts w:cs="Arial" w:ascii="Arial" w:hAnsi="Arial"/>
         </w:rPr>
       </w:r>
-      <w:ins w:id="144" w:author="Linh Dang" w:date="2026-06-11T09:33:44Z">
-        <w:commentRangeEnd w:id="28"/>
-        <w:r>
-          <w:commentReference w:id="28"/>
-        </w:r>
-        <w:r>
-          <w:rPr/>
+      <w:ins w:id="146" w:author="Linh Dang" w:date="2026-06-11T09:33:44Z">
+        <w:commentRangeEnd w:id="29"/>
+        <w:r>
           <w:commentReference w:id="29"/>
-        </w:r>
-      </w:ins>
-      <w:r>
-        <w:rPr/>
-      </w:r>
-      <w:ins w:id="145" w:author="Linh Dang" w:date="2026-06-11T09:34:00Z">
-        <w:commentRangeEnd w:id="27"/>
-        <w:r>
-          <w:commentReference w:id="27"/>
         </w:r>
         <w:r>
           <w:rPr/>
@@ -3540,12 +3572,25 @@
         </w:r>
       </w:ins>
       <w:r>
+        <w:rPr/>
+      </w:r>
+      <w:ins w:id="147" w:author="Linh Dang" w:date="2026-06-11T09:34:00Z">
+        <w:commentRangeEnd w:id="28"/>
+        <w:r>
+          <w:commentReference w:id="28"/>
+        </w:r>
+        <w:r>
+          <w:rPr/>
+          <w:commentReference w:id="31"/>
+        </w:r>
+      </w:ins>
+      <w:r>
         <w:rPr>
           <w:rFonts w:cs="Arial" w:ascii="Arial" w:hAnsi="Arial"/>
         </w:rPr>
         <w:t>; see Materials and Methods for full protocol). Notably, in univariate analyses alpha diversity analysis revealed no significant difference with respect to environmental condition (</w:t>
       </w:r>
-      <w:ins w:id="146" w:author="Linh Dang" w:date="2026-06-17T15:18:34Z">
+      <w:ins w:id="148" w:author="Linh Dang" w:date="2026-06-17T15:18:34Z">
         <w:r>
           <w:rPr>
             <w:rFonts w:cs="Arial" w:ascii="Arial" w:hAnsi="Arial"/>
@@ -3559,7 +3604,7 @@
         </w:rPr>
         <w:t xml:space="preserve">Observed species: </w:t>
       </w:r>
-      <w:del w:id="147" w:author="Linh Dang" w:date="2026-06-17T15:10:13Z">
+      <w:del w:id="149" w:author="Linh Dang" w:date="2026-06-17T15:10:13Z">
         <w:r>
           <w:rPr>
             <w:rFonts w:cs="Arial" w:ascii="Arial" w:hAnsi="Arial"/>
@@ -3573,7 +3618,7 @@
         </w:rPr>
         <w:t xml:space="preserve"> p = </w:t>
       </w:r>
-      <w:ins w:id="148" w:author="Linh Dang" w:date="2026-06-17T15:19:18Z">
+      <w:ins w:id="150" w:author="Linh Dang" w:date="2026-06-17T15:19:18Z">
         <w:r>
           <w:rPr>
             <w:rFonts w:cs="Arial" w:ascii="Arial" w:hAnsi="Arial"/>
@@ -3587,163 +3632,145 @@
         </w:rPr>
         <w:t>, Shannon</w:t>
       </w:r>
-      <w:ins w:id="149" w:author="Linh Dang" w:date="2026-06-17T15:19:26Z">
+      <w:ins w:id="151" w:author="Linh Dang" w:date="2026-06-17T15:19:26Z">
         <w:r>
           <w:rPr>
             <w:rFonts w:cs="Arial" w:ascii="Arial" w:hAnsi="Arial"/>
           </w:rPr>
-          <w:t xml:space="preserve"> </w:t>
+          <w:t xml:space="preserve"> index</w:t>
         </w:r>
       </w:ins>
-      <w:ins w:id="150" w:author="Linh Dang" w:date="2026-06-17T15:19:26Z">
+      <w:r>
+        <w:rPr>
+          <w:rFonts w:cs="Arial" w:ascii="Arial" w:hAnsi="Arial"/>
+        </w:rPr>
+        <w:t xml:space="preserve">: </w:t>
+      </w:r>
+      <w:del w:id="152" w:author="Linh Dang" w:date="2026-06-17T15:10:18Z">
+        <w:commentRangeStart w:id="32"/>
         <w:r>
           <w:rPr>
             <w:rFonts w:cs="Arial" w:ascii="Arial" w:hAnsi="Arial"/>
           </w:rPr>
-          <w:t>index</w:t>
+          <w:delText>OR = ,</w:delText>
+        </w:r>
+      </w:del>
+      <w:r>
+        <w:rPr>
+          <w:rFonts w:cs="Arial" w:ascii="Arial" w:hAnsi="Arial"/>
+        </w:rPr>
+      </w:r>
+      <w:commentRangeEnd w:id="32"/>
+      <w:r>
+        <w:commentReference w:id="32"/>
+      </w:r>
+      <w:r>
+        <w:rPr>
+          <w:rFonts w:cs="Arial" w:ascii="Arial" w:hAnsi="Arial"/>
+        </w:rPr>
+        <w:t xml:space="preserve"> p = </w:t>
+      </w:r>
+      <w:ins w:id="153" w:author="Linh Dang" w:date="2026-06-17T15:19:41Z">
+        <w:r>
+          <w:rPr>
+            <w:rFonts w:cs="Arial" w:ascii="Arial" w:hAnsi="Arial"/>
+          </w:rPr>
+          <w:t>0.733</w:t>
         </w:r>
       </w:ins>
       <w:r>
         <w:rPr>
           <w:rFonts w:cs="Arial" w:ascii="Arial" w:hAnsi="Arial"/>
         </w:rPr>
-        <w:t xml:space="preserve">: </w:t>
-      </w:r>
-      <w:del w:id="151" w:author="Linh Dang" w:date="2026-06-17T15:10:18Z">
-        <w:commentRangeStart w:id="31"/>
+        <w:t xml:space="preserve">), but  a clear distinction between LPs was observed (Observed species: </w:t>
+      </w:r>
+      <w:del w:id="154" w:author="Linh Dang" w:date="2026-06-17T19:24:11Z">
         <w:r>
           <w:rPr>
             <w:rFonts w:cs="Arial" w:ascii="Arial" w:hAnsi="Arial"/>
           </w:rPr>
-          <w:delText>OR = ,</w:delText>
+          <w:delText xml:space="preserve">OR = </w:delText>
         </w:r>
       </w:del>
-      <w:ins w:id="152" w:author="Linh Dang" w:date="2026-06-17T15:10:47Z">
+      <w:r>
+        <w:rPr>
+          <w:rFonts w:cs="Arial" w:ascii="Arial" w:hAnsi="Arial"/>
+        </w:rPr>
+        <w:t xml:space="preserve">, p = </w:t>
+      </w:r>
+      <w:ins w:id="155" w:author="Linh Dang" w:date="2026-06-17T19:25:56Z">
         <w:r>
           <w:rPr>
             <w:rFonts w:cs="Arial" w:ascii="Arial" w:hAnsi="Arial"/>
           </w:rPr>
+          <w:t>0.001</w:t>
         </w:r>
       </w:ins>
-      <w:commentRangeEnd w:id="31"/>
-      <w:r>
-        <w:commentReference w:id="31"/>
-      </w:r>
-      <w:r>
-        <w:rPr>
-          <w:rFonts w:cs="Arial" w:ascii="Arial" w:hAnsi="Arial"/>
-        </w:rPr>
-        <w:t xml:space="preserve"> p = </w:t>
-      </w:r>
-      <w:ins w:id="153" w:author="Linh Dang" w:date="2026-06-17T15:19:41Z">
+      <w:r>
+        <w:rPr>
+          <w:rFonts w:cs="Arial" w:ascii="Arial" w:hAnsi="Arial"/>
+        </w:rPr>
+        <w:t xml:space="preserve">, Shannon: </w:t>
+      </w:r>
+      <w:del w:id="156" w:author="Linh Dang" w:date="2026-06-17T19:24:20Z">
         <w:r>
           <w:rPr>
             <w:rFonts w:cs="Arial" w:ascii="Arial" w:hAnsi="Arial"/>
           </w:rPr>
-          <w:t>0.733</w:t>
+          <w:delText xml:space="preserve">OR = </w:delText>
+        </w:r>
+      </w:del>
+      <w:r>
+        <w:rPr>
+          <w:rFonts w:cs="Arial" w:ascii="Arial" w:hAnsi="Arial"/>
+        </w:rPr>
+        <w:t xml:space="preserve">, p </w:t>
+      </w:r>
+      <w:ins w:id="157" w:author="Linh Dang" w:date="2026-06-17T19:26:07Z">
+        <w:r>
+          <w:rPr>
+            <w:rFonts w:cs="Arial" w:ascii="Arial" w:hAnsi="Arial"/>
+          </w:rPr>
+          <w:t>&lt; 0.001</w:t>
         </w:r>
       </w:ins>
-      <w:r>
-        <w:rPr>
-          <w:rFonts w:cs="Arial" w:ascii="Arial" w:hAnsi="Arial"/>
-        </w:rPr>
-        <w:t xml:space="preserve">), but  a clear distinction between LPs was observed (Observed species: </w:t>
-      </w:r>
-      <w:del w:id="154" w:author="Linh Dang" w:date="2026-06-17T19:24:11Z">
+      <w:del w:id="158" w:author="Linh Dang" w:date="2026-06-17T19:26:07Z">
         <w:r>
           <w:rPr>
             <w:rFonts w:cs="Arial" w:ascii="Arial" w:hAnsi="Arial"/>
           </w:rPr>
-          <w:delText xml:space="preserve">OR = </w:delText>
+          <w:delText>=</w:delText>
         </w:r>
       </w:del>
       <w:r>
         <w:rPr>
           <w:rFonts w:cs="Arial" w:ascii="Arial" w:hAnsi="Arial"/>
         </w:rPr>
-        <w:t xml:space="preserve">, p = </w:t>
-      </w:r>
-      <w:ins w:id="155" w:author="Linh Dang" w:date="2026-06-17T19:25:56Z">
+        <w:t xml:space="preserve"> ,Figure 2.</w:t>
+      </w:r>
+      <w:ins w:id="159" w:author="Linh Dang" w:date="2026-06-17T19:25:48Z">
         <w:r>
           <w:rPr>
             <w:rFonts w:cs="Arial" w:ascii="Arial" w:hAnsi="Arial"/>
           </w:rPr>
-          <w:t>0.001</w:t>
+          <w:t>B</w:t>
         </w:r>
       </w:ins>
-      <w:r>
-        <w:rPr>
-          <w:rFonts w:cs="Arial" w:ascii="Arial" w:hAnsi="Arial"/>
-        </w:rPr>
-        <w:t xml:space="preserve">, Shannon: </w:t>
-      </w:r>
-      <w:del w:id="156" w:author="Linh Dang" w:date="2026-06-17T19:24:20Z">
+      <w:del w:id="160" w:author="Linh Dang" w:date="2026-06-17T19:25:46Z">
         <w:r>
           <w:rPr>
             <w:rFonts w:cs="Arial" w:ascii="Arial" w:hAnsi="Arial"/>
           </w:rPr>
-          <w:delText xml:space="preserve">OR = </w:delText>
+          <w:delText>2</w:delText>
         </w:r>
       </w:del>
       <w:r>
         <w:rPr>
           <w:rFonts w:cs="Arial" w:ascii="Arial" w:hAnsi="Arial"/>
         </w:rPr>
-        <w:t xml:space="preserve">, p </w:t>
-      </w:r>
-      <w:ins w:id="157" w:author="Linh Dang" w:date="2026-06-17T19:26:07Z">
-        <w:r>
-          <w:rPr>
-            <w:rFonts w:cs="Arial" w:ascii="Arial" w:hAnsi="Arial"/>
-          </w:rPr>
-          <w:t xml:space="preserve">&lt; </w:t>
-        </w:r>
-      </w:ins>
-      <w:ins w:id="158" w:author="Linh Dang" w:date="2026-06-17T19:26:07Z">
-        <w:r>
-          <w:rPr>
-            <w:rFonts w:cs="Arial" w:ascii="Arial" w:hAnsi="Arial"/>
-          </w:rPr>
-          <w:t>0.001</w:t>
-        </w:r>
-      </w:ins>
-      <w:del w:id="159" w:author="Linh Dang" w:date="2026-06-17T19:26:07Z">
-        <w:r>
-          <w:rPr>
-            <w:rFonts w:cs="Arial" w:ascii="Arial" w:hAnsi="Arial"/>
-          </w:rPr>
-          <w:delText>=</w:delText>
-        </w:r>
-      </w:del>
-      <w:r>
-        <w:rPr>
-          <w:rFonts w:cs="Arial" w:ascii="Arial" w:hAnsi="Arial"/>
-        </w:rPr>
-        <w:t xml:space="preserve"> ,Figure 2.</w:t>
-      </w:r>
-      <w:ins w:id="160" w:author="Linh Dang" w:date="2026-06-17T19:25:48Z">
-        <w:r>
-          <w:rPr>
-            <w:rFonts w:cs="Arial" w:ascii="Arial" w:hAnsi="Arial"/>
-          </w:rPr>
-          <w:t>B</w:t>
-        </w:r>
-      </w:ins>
-      <w:del w:id="161" w:author="Linh Dang" w:date="2026-06-17T19:25:46Z">
-        <w:r>
-          <w:rPr>
-            <w:rFonts w:cs="Arial" w:ascii="Arial" w:hAnsi="Arial"/>
-          </w:rPr>
-          <w:delText>2</w:delText>
-        </w:r>
-      </w:del>
-      <w:r>
-        <w:rPr>
-          <w:rFonts w:cs="Arial" w:ascii="Arial" w:hAnsi="Arial"/>
-        </w:rPr>
         <w:t>). In line with this results, beta diversity revealed significant clustering by LPs identity (</w:t>
       </w:r>
-      <w:commentRangeStart w:id="32"/>
+      <w:commentRangeStart w:id="33"/>
       <w:r>
         <w:rPr/>
       </w:r>
@@ -3782,14 +3809,14 @@
       <w:r>
         <w:rPr/>
       </w:r>
-      <w:ins w:id="162" w:author="Linh Dang" w:date="2026-06-11T09:50:53Z">
-        <w:commentRangeEnd w:id="32"/>
-        <w:r>
-          <w:commentReference w:id="32"/>
+      <w:ins w:id="161" w:author="Linh Dang" w:date="2026-06-11T09:50:53Z">
+        <w:commentRangeEnd w:id="33"/>
+        <w:r>
+          <w:commentReference w:id="33"/>
         </w:r>
         <w:r>
           <w:rPr/>
-          <w:commentReference w:id="33"/>
+          <w:commentReference w:id="34"/>
         </w:r>
       </w:ins>
       <w:r>
@@ -3798,7 +3825,7 @@
         </w:rPr>
         <w:t>), with no significant effect of environmental conditions (p-value = 0.3926; Fig. 2.</w:t>
       </w:r>
-      <w:ins w:id="163" w:author="Linh Dang" w:date="2026-06-17T19:28:38Z">
+      <w:ins w:id="162" w:author="Linh Dang" w:date="2026-06-17T19:28:38Z">
         <w:r>
           <w:rPr>
             <w:rFonts w:cs="Arial" w:ascii="Arial" w:hAnsi="Arial"/>
@@ -3806,7 +3833,7 @@
           <w:t>C</w:t>
         </w:r>
       </w:ins>
-      <w:del w:id="164" w:author="Linh Dang" w:date="2026-06-17T19:28:37Z">
+      <w:del w:id="163" w:author="Linh Dang" w:date="2026-06-17T19:28:32Z">
         <w:r>
           <w:rPr>
             <w:rFonts w:cs="Arial" w:ascii="Arial" w:hAnsi="Arial"/>
@@ -3814,12 +3841,12 @@
           <w:delText>3</w:delText>
         </w:r>
       </w:del>
-      <w:del w:id="165" w:author="Linh Dang" w:date="2026-06-17T19:28:32Z">
+      <w:del w:id="164" w:author="Linh Dang" w:date="2026-06-17T19:28:32Z">
         <w:r>
           <w:rPr>
             <w:rFonts w:cs="Arial" w:ascii="Arial" w:hAnsi="Arial"/>
           </w:rPr>
-          <w:commentReference w:id="34"/>
+          <w:commentReference w:id="35"/>
         </w:r>
       </w:del>
       <w:r>
@@ -3828,7 +3855,7 @@
         </w:rPr>
         <w:t xml:space="preserve">). Notably, </w:t>
       </w:r>
-      <w:ins w:id="166" w:author="Linh Dang" w:date="2026-06-17T19:44:30Z">
+      <w:ins w:id="165" w:author="Linh Dang" w:date="2026-06-17T19:44:30Z">
         <w:r>
           <w:rPr>
             <w:rFonts w:cs="Arial" w:ascii="Arial" w:hAnsi="Arial"/>
@@ -3842,8 +3869,8 @@
         </w:rPr>
         <w:t xml:space="preserve">after adjusting LP as random effect in a </w:t>
       </w:r>
-      <w:del w:id="167" w:author="Linh Dang" w:date="2026-06-17T19:49:23Z">
-        <w:commentRangeStart w:id="35"/>
+      <w:del w:id="166" w:author="Linh Dang" w:date="2026-06-17T19:49:23Z">
+        <w:commentRangeStart w:id="36"/>
         <w:r>
           <w:rPr>
             <w:rFonts w:cs="Arial" w:ascii="Arial" w:hAnsi="Arial"/>
@@ -3851,7 +3878,7 @@
           <w:delText>multiple</w:delText>
         </w:r>
       </w:del>
-      <w:ins w:id="168" w:author="Linh Dang" w:date="2026-06-17T19:49:27Z">
+      <w:ins w:id="167" w:author="Linh Dang" w:date="2026-06-17T19:49:27Z">
         <w:r>
           <w:rPr>
             <w:rFonts w:cs="Arial" w:ascii="Arial" w:hAnsi="Arial"/>
@@ -3870,9 +3897,9 @@
           <w:rFonts w:cs="Arial" w:ascii="Arial" w:hAnsi="Arial"/>
         </w:rPr>
       </w:r>
-      <w:commentRangeEnd w:id="35"/>
-      <w:r>
-        <w:commentReference w:id="35"/>
+      <w:commentRangeEnd w:id="36"/>
+      <w:r>
+        <w:commentReference w:id="36"/>
       </w:r>
       <w:r>
         <w:rPr>
@@ -3896,7 +3923,7 @@
         </w:rPr>
         <w:t xml:space="preserve">Given the low read counts and high sparsity of </w:t>
       </w:r>
-      <w:commentRangeStart w:id="36"/>
+      <w:commentRangeStart w:id="37"/>
       <w:r>
         <w:rPr>
           <w:rFonts w:cs="Arial" w:ascii="Arial" w:hAnsi="Arial"/>
@@ -3908,9 +3935,9 @@
           <w:rFonts w:cs="Arial" w:ascii="Arial" w:hAnsi="Arial"/>
         </w:rPr>
       </w:r>
-      <w:commentRangeEnd w:id="36"/>
-      <w:r>
-        <w:commentReference w:id="36"/>
+      <w:commentRangeEnd w:id="37"/>
+      <w:r>
+        <w:commentReference w:id="37"/>
       </w:r>
       <w:r>
         <w:rPr>
@@ -3918,7 +3945,7 @@
         </w:rPr>
         <w:t xml:space="preserve"> data, DAA between conditions was performed using </w:t>
       </w:r>
-      <w:commentRangeStart w:id="37"/>
+      <w:commentRangeStart w:id="38"/>
       <w:r>
         <w:rPr>
           <w:rFonts w:cs="Arial" w:ascii="Arial" w:hAnsi="Arial"/>
@@ -3930,9 +3957,9 @@
           <w:rFonts w:cs="Arial" w:ascii="Arial" w:hAnsi="Arial"/>
         </w:rPr>
       </w:r>
-      <w:commentRangeEnd w:id="37"/>
-      <w:r>
-        <w:commentReference w:id="37"/>
+      <w:commentRangeEnd w:id="38"/>
+      <w:r>
+        <w:commentReference w:id="38"/>
       </w:r>
       <w:r>
         <w:rPr>
@@ -3940,7 +3967,7 @@
         </w:rPr>
         <w:t xml:space="preserve">(12) with relaxed significance thresholds (ANCOM-BC2: </w:t>
       </w:r>
-      <w:commentRangeStart w:id="38"/>
+      <w:commentRangeStart w:id="39"/>
       <w:r>
         <w:rPr/>
       </w:r>
@@ -3967,9 +3994,9 @@
       <w:r>
         <w:rPr/>
       </w:r>
-      <w:commentRangeEnd w:id="38"/>
-      <w:r>
-        <w:commentReference w:id="38"/>
+      <w:commentRangeEnd w:id="39"/>
+      <w:r>
+        <w:commentReference w:id="39"/>
       </w:r>
       <w:r>
         <w:rPr>
@@ -4002,7 +4029,7 @@
       </m:oMath>
       <w:r>
         <w:rPr/>
-        <w:commentReference w:id="39"/>
+        <w:commentReference w:id="40"/>
       </w:r>
       <w:r>
         <w:rPr>
@@ -4010,7 +4037,7 @@
         </w:rPr>
         <w:t>). These analyses identified a set of taxa consistently enriched under bench conditions, consistent with human skin and oral commensals introduced during opening bench handling (</w:t>
       </w:r>
-      <w:commentRangeStart w:id="40"/>
+      <w:commentRangeStart w:id="41"/>
       <w:r>
         <w:rPr>
           <w:rFonts w:cs="Arial" w:ascii="Arial" w:hAnsi="Arial"/>
@@ -4022,9 +4049,9 @@
           <w:rFonts w:cs="Arial" w:ascii="Arial" w:hAnsi="Arial"/>
         </w:rPr>
       </w:r>
-      <w:commentRangeEnd w:id="40"/>
-      <w:r>
-        <w:commentReference w:id="40"/>
+      <w:commentRangeEnd w:id="41"/>
+      <w:r>
+        <w:commentReference w:id="41"/>
       </w:r>
       <w:r>
         <w:rPr>
@@ -4112,8 +4139,46 @@
         <w:rPr>
           <w:rFonts w:cs="Arial" w:ascii="Arial" w:hAnsi="Arial"/>
         </w:rPr>
-        <w:t>3. Benchmarking of Decontamination Methods</w:t>
-      </w:r>
+        <w:t xml:space="preserve">3. </w:t>
+      </w:r>
+      <w:del w:id="168" w:author="Linh Dang" w:date="2026-07-06T12:37:23Z">
+        <w:r>
+          <w:rPr>
+            <w:rFonts w:cs="Arial" w:ascii="Arial" w:hAnsi="Arial"/>
+          </w:rPr>
+          <w:delText xml:space="preserve">Benchmarking of </w:delText>
+        </w:r>
+      </w:del>
+      <w:r>
+        <w:rPr>
+          <w:rFonts w:cs="Arial" w:ascii="Arial" w:hAnsi="Arial"/>
+        </w:rPr>
+        <w:t>Decontamination Methods</w:t>
+      </w:r>
+      <w:ins w:id="169" w:author="Linh Dang" w:date="2026-07-06T12:37:31Z">
+        <w:r>
+          <w:rPr>
+            <w:rFonts w:cs="Arial" w:ascii="Arial" w:hAnsi="Arial"/>
+          </w:rPr>
+          <w:t xml:space="preserve"> </w:t>
+        </w:r>
+      </w:ins>
+      <w:ins w:id="170" w:author="Linh Dang" w:date="2026-07-06T12:37:31Z">
+        <w:r>
+          <w:rPr>
+            <w:rFonts w:cs="Arial" w:ascii="Arial" w:hAnsi="Arial"/>
+          </w:rPr>
+          <w:t>with multi-step filtering procedure performs the best</w:t>
+        </w:r>
+      </w:ins>
+      <w:ins w:id="171" w:author="Linh Dang" w:date="2026-07-06T12:31:19Z">
+        <w:r>
+          <w:rPr>
+            <w:rFonts w:cs="Arial" w:ascii="Arial" w:hAnsi="Arial"/>
+          </w:rPr>
+          <w:t xml:space="preserve"> </w:t>
+        </w:r>
+      </w:ins>
     </w:p>
     <w:p>
       <w:pPr>
@@ -4130,7 +4195,7 @@
         </w:rPr>
         <w:t xml:space="preserve">As previous hallmark publication pointed out, the intratumoral microbiome might play a crucial role in progression of PDAC and the development of chemotherapy </w:t>
       </w:r>
-      <w:commentRangeStart w:id="41"/>
+      <w:commentRangeStart w:id="42"/>
       <w:r>
         <w:rPr>
           <w:rFonts w:cs="Arial" w:ascii="Arial" w:hAnsi="Arial"/>
@@ -4142,9 +4207,9 @@
           <w:rFonts w:cs="Arial" w:ascii="Arial" w:hAnsi="Arial"/>
         </w:rPr>
       </w:r>
-      <w:commentRangeEnd w:id="41"/>
-      <w:r>
-        <w:commentReference w:id="41"/>
+      <w:commentRangeEnd w:id="42"/>
+      <w:r>
+        <w:commentReference w:id="42"/>
       </w:r>
       <w:r>
         <w:rPr>
@@ -4152,7 +4217,7 @@
         </w:rPr>
         <w:t xml:space="preserve"> In light of the low-biomass environment, the assessment of intratumoral microbes is susceptible to the presence of ubiquitous contaminants. To this end, a thorough decontamination approach is necessary to disentangle contaminants from true signals. To identify the most robust method we performed benchmarking experiments applying four decontamination strategies, including restrictive filtering, Decontam R package (6), SCRuB (2), and Nj procedure (7) to the 16S profiles of eighteen fresh frozen (FF) PDAC samples, generating four decontaminated abundance tables alongside the non-decontaminated data (</w:t>
       </w:r>
-      <w:commentRangeStart w:id="42"/>
+      <w:commentRangeStart w:id="43"/>
       <w:r>
         <w:rPr>
           <w:rFonts w:cs="Arial" w:ascii="Arial" w:hAnsi="Arial"/>
@@ -4164,9 +4229,9 @@
           <w:rFonts w:cs="Arial" w:ascii="Arial" w:hAnsi="Arial"/>
         </w:rPr>
       </w:r>
-      <w:commentRangeEnd w:id="42"/>
-      <w:r>
-        <w:commentReference w:id="42"/>
+      <w:commentRangeEnd w:id="43"/>
+      <w:r>
+        <w:commentReference w:id="43"/>
       </w:r>
       <w:r>
         <w:rPr>
@@ -4184,11 +4249,90 @@
           <w:rFonts w:ascii="Arial" w:hAnsi="Arial" w:cs="Arial"/>
         </w:rPr>
       </w:pPr>
-      <w:r>
-        <w:rPr>
-          <w:rFonts w:cs="Arial" w:ascii="Arial" w:hAnsi="Arial"/>
-        </w:rPr>
-        <w:t>Firstly, a comparison was made between decontamination data sets and the longitudinally derived contaminant profile. Secondly, we performed additional sequencing on the same samples more than two years later from a different LP to control for the batch effect and investigate which decontamination approach most robustly identifies the intratumoral microbial composition.</w:t>
+      <w:del w:id="172" w:author="Linh Dang" w:date="2026-07-06T11:06:38Z">
+        <w:r>
+          <w:rPr>
+            <w:rFonts w:cs="Arial" w:ascii="Arial" w:hAnsi="Arial"/>
+          </w:rPr>
+          <w:delText>Firstly</w:delText>
+        </w:r>
+      </w:del>
+      <w:ins w:id="173" w:author="Linh Dang" w:date="2026-07-06T11:06:42Z">
+        <w:r>
+          <w:rPr>
+            <w:rFonts w:cs="Arial" w:ascii="Arial" w:hAnsi="Arial"/>
+          </w:rPr>
+          <w:t>In the first assessment method</w:t>
+        </w:r>
+      </w:ins>
+      <w:r>
+        <w:rPr>
+          <w:rFonts w:cs="Arial" w:ascii="Arial" w:hAnsi="Arial"/>
+        </w:rPr>
+        <w:t xml:space="preserve">, a comparison was made between decontamination data sets </w:t>
+      </w:r>
+      <w:del w:id="174" w:author="Linh Dang" w:date="2026-07-06T11:05:43Z">
+        <w:r>
+          <w:rPr>
+            <w:rFonts w:cs="Arial" w:ascii="Arial" w:hAnsi="Arial"/>
+          </w:rPr>
+          <w:delText>and the</w:delText>
+        </w:r>
+      </w:del>
+      <w:ins w:id="175" w:author="Linh Dang" w:date="2026-07-06T11:05:45Z">
+        <w:r>
+          <w:rPr>
+            <w:rFonts w:cs="Arial" w:ascii="Arial" w:hAnsi="Arial"/>
+          </w:rPr>
+          <w:t>using composite score derived from</w:t>
+        </w:r>
+      </w:ins>
+      <w:r>
+        <w:rPr>
+          <w:rFonts w:cs="Arial" w:ascii="Arial" w:hAnsi="Arial"/>
+        </w:rPr>
+        <w:t xml:space="preserve"> longitudinally </w:t>
+      </w:r>
+      <w:del w:id="176" w:author="Linh Dang" w:date="2026-07-06T11:06:09Z">
+        <w:r>
+          <w:rPr>
+            <w:rFonts w:cs="Arial" w:ascii="Arial" w:hAnsi="Arial"/>
+          </w:rPr>
+          <w:delText>derived</w:delText>
+        </w:r>
+      </w:del>
+      <w:r>
+        <w:rPr>
+          <w:rFonts w:cs="Arial" w:ascii="Arial" w:hAnsi="Arial"/>
+        </w:rPr>
+        <w:t xml:space="preserve"> contaminant profile. </w:t>
+      </w:r>
+      <w:del w:id="177" w:author="Linh Dang" w:date="2026-07-06T11:07:25Z">
+        <w:r>
+          <w:rPr>
+            <w:rFonts w:cs="Arial" w:ascii="Arial" w:hAnsi="Arial"/>
+          </w:rPr>
+          <w:delText>Secondly</w:delText>
+        </w:r>
+      </w:del>
+      <w:ins w:id="178" w:author="Linh Dang" w:date="2026-07-06T11:07:29Z">
+        <w:r>
+          <w:rPr>
+            <w:rFonts w:eastAsia="Aptos" w:cs="Arial" w:ascii="Arial" w:hAnsi="Arial" w:eastAsiaTheme="minorHAnsi"/>
+            <w:color w:val="auto"/>
+            <w:kern w:val="0"/>
+            <w:sz w:val="24"/>
+            <w:szCs w:val="24"/>
+            <w:lang w:val="en-US" w:eastAsia="en-US" w:bidi="ar-SA"/>
+          </w:rPr>
+          <w:t>Orthogonally</w:t>
+        </w:r>
+      </w:ins>
+      <w:r>
+        <w:rPr>
+          <w:rFonts w:cs="Arial" w:ascii="Arial" w:hAnsi="Arial"/>
+        </w:rPr>
+        <w:t>, we performed additional sequencing on the same samples more than two years later from a different LP to control for the batch effect and investigate which decontamination approach most robustly identifies the intratumoral microbial composition.</w:t>
       </w:r>
     </w:p>
     <w:p>
@@ -4200,11 +4344,19 @@
           <w:rFonts w:ascii="Arial" w:hAnsi="Arial" w:cs="Arial"/>
         </w:rPr>
       </w:pPr>
-      <w:r>
-        <w:rPr>
-          <w:rFonts w:cs="Arial" w:ascii="Arial" w:hAnsi="Arial"/>
-        </w:rPr>
-        <w:t>3.1 Assessment Using Longitudinal Negative Control Survey</w:t>
+      <w:del w:id="179" w:author="Linh Dang" w:date="2026-07-06T12:42:20Z">
+        <w:r>
+          <w:rPr>
+            <w:rFonts w:cs="Arial" w:ascii="Arial" w:hAnsi="Arial"/>
+          </w:rPr>
+          <w:delText xml:space="preserve">3.1 </w:delText>
+        </w:r>
+      </w:del>
+      <w:r>
+        <w:rPr>
+          <w:rFonts w:cs="Arial" w:ascii="Arial" w:hAnsi="Arial"/>
+        </w:rPr>
+        <w:t>Assessment Using Longitudinal Negative Control Survey</w:t>
       </w:r>
     </w:p>
     <w:p>
@@ -4218,19 +4370,59 @@
       </w:pPr>
       <w:r>
         <w:rPr/>
-        <w:commentReference w:id="43"/>
+        <w:commentReference w:id="44"/>
       </w:r>
       <w:r>
         <w:rPr/>
-        <w:commentReference w:id="44"/>
-      </w:r>
-      <w:r>
-        <w:rPr>
-          <w:rFonts w:cs="Arial" w:ascii="Arial" w:hAnsi="Arial"/>
-        </w:rPr>
-        <w:t xml:space="preserve">We leveraged the longitudinally derived contaminant profile from above mentioned experiments as a negative reference for evaluation and defined a composite score comprising two complementary components: yield and purity. First, yield is the proportion of putative significant taxa absent from the NCT survey over the number of observed species. On the other hand, purity is the proportion of NCT-absent taxa among all putative significant taxa over the total number of putative significant taxa. The composite score, which is the product of yield and purity, simultaneously rewards methods that exclude contaminant taxa while prevents excessive removal of true taxa (see Materials and Methods section for more details). Scores were computed per sample, and methods were compared using a linear mixed model (LMM) to account for sample level random effects. The residual normality assumption of LMM was validated through quantile–quantile plot (Supplement Figure 3.A). The Nj method achieved the highest composite score, significantly outperforming all alternatives (Figure 3A, </w:t>
-      </w:r>
-      <w:commentRangeStart w:id="45"/>
+        <w:commentReference w:id="45"/>
+      </w:r>
+      <w:ins w:id="180" w:author="Linh Dang" w:date="2026-07-06T10:51:12Z">
+        <w:r>
+          <w:rPr/>
+          <w:commentReference w:id="46"/>
+        </w:r>
+      </w:ins>
+      <w:r>
+        <w:rPr>
+          <w:rFonts w:cs="Arial" w:ascii="Arial" w:hAnsi="Arial"/>
+        </w:rPr>
+        <w:t xml:space="preserve">We leveraged the longitudinally derived contaminant profile from above mentioned experiments as a negative reference for evaluation and defined a composite score comprising two complementary components: yield and purity. First, yield is the proportion of putative significant taxa absent from the NCT survey over the number of observed species. On the other hand, purity is the proportion of NCT-absent taxa among all putative significant taxa over the total number of putative significant taxa. The composite score, which is the product of yield and purity, simultaneously rewards methods that exclude contaminant taxa while prevents excessive removal of true taxa (see Materials and Methods section for more details). Scores were computed per sample, and methods were compared using a </w:t>
+      </w:r>
+      <w:ins w:id="181" w:author="Linh Dang" w:date="2026-07-06T12:21:19Z">
+        <w:commentRangeStart w:id="47"/>
+        <w:r>
+          <w:rPr>
+            <w:rFonts w:cs="Arial" w:ascii="Arial" w:hAnsi="Arial"/>
+          </w:rPr>
+          <w:t>paired Wilcox test</w:t>
+        </w:r>
+      </w:ins>
+      <w:ins w:id="182" w:author="Linh Dang" w:date="2026-07-06T12:21:51Z">
+        <w:r>
+          <w:rPr>
+            <w:rFonts w:cs="Arial" w:ascii="Arial" w:hAnsi="Arial"/>
+          </w:rPr>
+        </w:r>
+      </w:ins>
+      <w:del w:id="183" w:author="Linh Dang" w:date="2026-07-06T12:21:01Z">
+        <w:commentRangeEnd w:id="47"/>
+        <w:r>
+          <w:commentReference w:id="47"/>
+        </w:r>
+        <w:r>
+          <w:rPr>
+            <w:rFonts w:cs="Arial" w:ascii="Arial" w:hAnsi="Arial"/>
+          </w:rPr>
+          <w:delText>linear mixed model (LMM) to account for sample level random effects. The residual normality assumption of LMM was validated through quantile–quantile plot (Supplement Figure 3.A)</w:delText>
+        </w:r>
+      </w:del>
+      <w:r>
+        <w:rPr>
+          <w:rFonts w:cs="Arial" w:ascii="Arial" w:hAnsi="Arial"/>
+        </w:rPr>
+        <w:t xml:space="preserve">. The Nj method achieved the highest composite score, significantly outperforming all alternatives (Figure 3A, </w:t>
+      </w:r>
+      <w:commentRangeStart w:id="48"/>
       <w:r>
         <w:rPr>
           <w:rFonts w:cs="Arial" w:ascii="Arial" w:hAnsi="Arial"/>
@@ -4242,15 +4434,29 @@
           <w:rFonts w:cs="Arial" w:ascii="Arial" w:hAnsi="Arial"/>
         </w:rPr>
       </w:r>
-      <w:commentRangeEnd w:id="45"/>
-      <w:r>
-        <w:commentReference w:id="45"/>
-      </w:r>
-      <w:r>
-        <w:rPr>
-          <w:rFonts w:cs="Arial" w:ascii="Arial" w:hAnsi="Arial"/>
-        </w:rPr>
-        <w:t>ND data scored lower than Nj and restrictive method, on the same level with Decontam method. Interestingly, the composite score from SCRuB is the smallest. Normally SCRuB shows its effectiveness from the leakage well information, which was not applicable in our experimental settings.</w:t>
+      <w:commentRangeEnd w:id="48"/>
+      <w:r>
+        <w:commentReference w:id="48"/>
+      </w:r>
+      <w:r>
+        <w:rPr>
+          <w:rFonts w:cs="Arial" w:ascii="Arial" w:hAnsi="Arial"/>
+        </w:rPr>
+        <w:t>ND data scored lower than Nj and restrictive method, on the same level with Decontam method. Interestingly, the composite score from SCRuB is the smallest. Normally</w:t>
+      </w:r>
+      <w:ins w:id="184" w:author="Linh Dang" w:date="2026-07-06T12:27:06Z">
+        <w:r>
+          <w:rPr>
+            <w:rFonts w:cs="Arial" w:ascii="Arial" w:hAnsi="Arial"/>
+          </w:rPr>
+          <w:t>,</w:t>
+        </w:r>
+      </w:ins>
+      <w:r>
+        <w:rPr>
+          <w:rFonts w:cs="Arial" w:ascii="Arial" w:hAnsi="Arial"/>
+        </w:rPr>
+        <w:t xml:space="preserve"> SCRuB shows its effectiveness from the leakage well information, which was not applicable in our experimental settings.</w:t>
       </w:r>
     </w:p>
     <w:p>
@@ -4260,17 +4466,18 @@
         <w:jc w:val="both"/>
         <w:rPr>
           <w:rFonts w:ascii="Arial" w:hAnsi="Arial" w:cs="Arial"/>
+          <w:ins w:id="185" w:author="Linh Dang" w:date="2026-07-06T12:43:01Z"/>
         </w:rPr>
       </w:pPr>
       <w:bookmarkStart w:id="8" w:name="Xa7c9418a3093274042901cee60f54be18df6fee"/>
-      <w:commentRangeStart w:id="46"/>
+      <w:commentRangeStart w:id="49"/>
       <w:r>
         <w:rPr>
           <w:rFonts w:cs="Arial" w:ascii="Arial" w:hAnsi="Arial"/>
         </w:rPr>
         <w:t>These results were confirmed with datasets normalized with rarefaction (Supplemental figure …, supplemental table</w:t>
       </w:r>
-      <w:commentRangeStart w:id="47"/>
+      <w:commentRangeStart w:id="50"/>
       <w:r>
         <w:rPr>
           <w:rFonts w:cs="Arial" w:ascii="Arial" w:hAnsi="Arial"/>
@@ -4283,9 +4490,9 @@
           <w:rFonts w:cs="Arial" w:ascii="Arial" w:hAnsi="Arial"/>
         </w:rPr>
       </w:r>
-      <w:commentRangeEnd w:id="47"/>
-      <w:r>
-        <w:commentReference w:id="47"/>
+      <w:commentRangeEnd w:id="50"/>
+      <w:r>
+        <w:commentReference w:id="50"/>
       </w:r>
       <w:r>
         <w:rPr>
@@ -4293,29 +4500,33 @@
         </w:rPr>
         <w:t xml:space="preserve">). </w:t>
       </w:r>
-      <w:commentRangeStart w:id="48"/>
-      <w:r>
-        <w:rPr>
-          <w:rFonts w:cs="Arial" w:ascii="Arial" w:hAnsi="Arial"/>
-        </w:rPr>
-      </w:r>
-      <w:commentRangeEnd w:id="46"/>
-      <w:r>
-        <w:commentReference w:id="46"/>
-      </w:r>
-      <w:r>
-        <w:rPr>
-          <w:rFonts w:cs="Arial" w:ascii="Arial" w:hAnsi="Arial"/>
-        </w:rPr>
-      </w:r>
-      <w:commentRangeEnd w:id="48"/>
-      <w:r>
-        <w:commentReference w:id="48"/>
-      </w:r>
-      <w:r>
-        <w:rPr>
-          <w:rFonts w:cs="Arial" w:ascii="Arial" w:hAnsi="Arial"/>
-        </w:rPr>
+      <w:commentRangeStart w:id="51"/>
+      <w:r>
+        <w:rPr>
+          <w:rFonts w:cs="Arial" w:ascii="Arial" w:hAnsi="Arial"/>
+        </w:rPr>
+      </w:r>
+      <w:commentRangeEnd w:id="49"/>
+      <w:r>
+        <w:commentReference w:id="49"/>
+      </w:r>
+      <w:commentRangeEnd w:id="51"/>
+      <w:r>
+        <w:commentReference w:id="51"/>
+      </w:r>
+      <w:r>
+        <w:rPr>
+          <w:rFonts w:cs="Arial" w:ascii="Arial" w:hAnsi="Arial"/>
+        </w:rPr>
+      </w:r>
+    </w:p>
+    <w:p>
+      <w:pPr>
+        <w:pStyle w:val="Heading4"/>
+        <w:rPr/>
+      </w:pPr>
+      <w:r>
+        <w:rPr/>
         <w:t>3.2 Assessment Using Technical Replicates</w:t>
       </w:r>
     </w:p>
@@ -4350,7 +4561,7 @@
         </w:rPr>
         <w:t>Inter-replicate dissimilarity was quantified using Aitchison distance, with pairwise comparisons assessed by paired Wilcoxon signed-rank test. The Nj method obtained the smallest inter-replicate distances, indicating superior within sample consistency (figure 3B, supplemental table</w:t>
       </w:r>
-      <w:commentRangeStart w:id="49"/>
+      <w:commentRangeStart w:id="52"/>
       <w:r>
         <w:rPr>
           <w:rFonts w:cs="Arial" w:ascii="Arial" w:hAnsi="Arial"/>
@@ -4362,9 +4573,9 @@
           <w:rFonts w:cs="Arial" w:ascii="Arial" w:hAnsi="Arial"/>
         </w:rPr>
       </w:r>
-      <w:commentRangeEnd w:id="49"/>
-      <w:r>
-        <w:commentReference w:id="49"/>
+      <w:commentRangeEnd w:id="52"/>
+      <w:r>
+        <w:commentReference w:id="52"/>
       </w:r>
       <w:r>
         <w:rPr>
@@ -4388,7 +4599,7 @@
         </w:rPr>
         <w:t xml:space="preserve">We also validated the results with other distance metric such as Jaccard and various normalization methods </w:t>
       </w:r>
-      <w:commentRangeStart w:id="50"/>
+      <w:commentRangeStart w:id="53"/>
       <w:r>
         <w:rPr>
           <w:rFonts w:cs="Arial" w:ascii="Arial" w:hAnsi="Arial"/>
@@ -4400,9 +4611,9 @@
           <w:rFonts w:cs="Arial" w:ascii="Arial" w:hAnsi="Arial"/>
         </w:rPr>
       </w:r>
-      <w:commentRangeEnd w:id="50"/>
-      <w:r>
-        <w:commentReference w:id="50"/>
+      <w:commentRangeEnd w:id="53"/>
+      <w:r>
+        <w:commentReference w:id="53"/>
       </w:r>
       <w:r>
         <w:rPr>
@@ -4410,6 +4621,25 @@
         </w:rPr>
         <w:t>, result in similar pattern. (See supplemental figures S3.xxx)</w:t>
       </w:r>
+    </w:p>
+    <w:p>
+      <w:pPr>
+        <w:pStyle w:val="Heading4"/>
+        <w:pPrChange w:id="0" w:author="Linh Dang" w:date="2026-07-06T14:29:24Z">
+          <w:pPr>
+            <w:pStyle w:val="BodyText"/>
+          </w:pPr>
+        </w:pPrChange>
+        <w:rPr>
+          <w:ins w:id="187" w:author="Linh Dang" w:date="2026-07-06T14:29:09Z"/>
+        </w:rPr>
+      </w:pPr>
+      <w:ins w:id="186" w:author="Linh Dang" w:date="2026-07-06T14:29:09Z">
+        <w:r>
+          <w:rPr/>
+          <w:t>3.3 Test of Ratio</w:t>
+        </w:r>
+      </w:ins>
     </w:p>
     <w:p>
       <w:pPr>
@@ -4637,40 +4867,54 @@
                 <w:rFonts w:ascii="Arial" w:hAnsi="Arial" w:eastAsia="Aptos" w:cs="Arial"/>
               </w:rPr>
             </w:pPr>
-            <w:r>
-              <w:rPr>
-                <w:rFonts w:eastAsia="Aptos" w:cs="Arial" w:ascii="Arial" w:hAnsi="Arial"/>
-                <w:kern w:val="0"/>
-                <w:sz w:val="24"/>
-                <w:szCs w:val="24"/>
-                <w:lang w:val="en-US" w:eastAsia="en-US" w:bidi="ar-SA"/>
-              </w:rPr>
-              <w:t>n</w:t>
-            </w:r>
-            <w:commentRangeStart w:id="51"/>
-            <w:r>
-              <w:rPr>
-                <w:rFonts w:eastAsia="Aptos" w:cs="Arial" w:ascii="Arial" w:hAnsi="Arial"/>
-                <w:kern w:val="0"/>
-                <w:sz w:val="24"/>
-                <w:szCs w:val="24"/>
-                <w:lang w:val="en-US" w:eastAsia="en-US" w:bidi="ar-SA"/>
-              </w:rPr>
-              <w:t>_union</w:t>
-            </w:r>
-            <w:commentRangeEnd w:id="51"/>
-            <w:r>
-              <w:commentReference w:id="51"/>
-            </w:r>
-            <w:r>
-              <w:rPr>
-                <w:rFonts w:eastAsia="Aptos" w:cs="Arial" w:ascii="Arial" w:hAnsi="Arial"/>
-                <w:kern w:val="0"/>
-                <w:sz w:val="24"/>
-                <w:szCs w:val="24"/>
-                <w:lang w:val="en-US" w:eastAsia="en-US" w:bidi="ar-SA"/>
-              </w:rPr>
-            </w:r>
+            <w:ins w:id="188" w:author="Linh Dang" w:date="2026-07-06T14:30:58Z">
+              <w:r>
+                <w:rPr>
+                  <w:rFonts w:eastAsia="Aptos" w:cs="Arial" w:ascii="Arial" w:hAnsi="Arial"/>
+                  <w:kern w:val="0"/>
+                  <w:sz w:val="24"/>
+                  <w:szCs w:val="24"/>
+                  <w:lang w:val="en-US" w:eastAsia="en-US" w:bidi="ar-SA"/>
+                </w:rPr>
+                <w:t xml:space="preserve">Count of </w:t>
+              </w:r>
+            </w:ins>
+            <w:ins w:id="189" w:author="Linh Dang" w:date="2026-07-06T14:30:58Z">
+              <w:r>
+                <w:rPr>
+                  <w:rFonts w:eastAsia="Aptos" w:cs="Arial" w:ascii="Arial" w:hAnsi="Arial"/>
+                  <w:kern w:val="0"/>
+                  <w:sz w:val="24"/>
+                  <w:szCs w:val="24"/>
+                  <w:lang w:val="en-US" w:eastAsia="en-US" w:bidi="ar-SA"/>
+                </w:rPr>
+                <w:t>union</w:t>
+              </w:r>
+            </w:ins>
+            <w:del w:id="190" w:author="Linh Dang" w:date="2026-07-06T14:30:54Z">
+              <w:r>
+                <w:rPr>
+                  <w:rFonts w:eastAsia="Aptos" w:cs="Arial" w:ascii="Arial" w:hAnsi="Arial"/>
+                  <w:kern w:val="0"/>
+                  <w:sz w:val="24"/>
+                  <w:szCs w:val="24"/>
+                  <w:lang w:val="en-US" w:eastAsia="en-US" w:bidi="ar-SA"/>
+                </w:rPr>
+                <w:delText>n_union</w:delText>
+              </w:r>
+            </w:del>
+            <w:del w:id="191" w:author="Linh Dang" w:date="2026-07-06T14:30:54Z">
+              <w:r>
+                <w:rPr>
+                  <w:rFonts w:eastAsia="Aptos" w:cs="Arial" w:ascii="Arial" w:hAnsi="Arial"/>
+                  <w:kern w:val="0"/>
+                  <w:sz w:val="24"/>
+                  <w:szCs w:val="24"/>
+                  <w:lang w:val="en-US" w:eastAsia="en-US" w:bidi="ar-SA"/>
+                </w:rPr>
+                <w:commentReference w:id="54"/>
+              </w:r>
+            </w:del>
           </w:p>
         </w:tc>
         <w:tc>
@@ -5558,8 +5802,8 @@
               </w:rPr>
               <w:t>0.641</w:t>
             </w:r>
-            <w:bookmarkStart w:id="9" w:name="assessment-using-technical-replicates"/>
-            <w:bookmarkStart w:id="10" w:name="benchmarking-of-decontamination-methods"/>
+            <w:bookmarkStart w:id="9" w:name="benchmarking-of-decontamination-methods"/>
+            <w:bookmarkStart w:id="10" w:name="assessment-using-technical-replicates"/>
             <w:bookmarkEnd w:id="9"/>
             <w:bookmarkEnd w:id="10"/>
           </w:p>
@@ -5850,7 +6094,7 @@
         </w:rPr>
         <w:t xml:space="preserve">Negative control samples were collected at several steps of a pipeline to counter against </w:t>
       </w:r>
-      <w:commentRangeStart w:id="52"/>
+      <w:commentRangeStart w:id="55"/>
       <w:r>
         <w:rPr>
           <w:rFonts w:cs="Arial" w:ascii="Arial" w:hAnsi="Arial"/>
@@ -5862,22 +6106,22 @@
           <w:rFonts w:cs="Arial" w:ascii="Arial" w:hAnsi="Arial"/>
         </w:rPr>
       </w:r>
-      <w:commentRangeEnd w:id="52"/>
-      <w:r>
-        <w:commentReference w:id="52"/>
-      </w:r>
-      <w:r>
-        <w:rPr>
-          <w:rFonts w:cs="Arial" w:ascii="Arial" w:hAnsi="Arial"/>
-        </w:rPr>
-        <w:t>genome of 13550 bacterial taxa, latest updated on Decembe</w:t>
+      <w:commentRangeEnd w:id="55"/>
+      <w:r>
+        <w:commentReference w:id="55"/>
+      </w:r>
+      <w:r>
+        <w:rPr>
+          <w:rFonts w:cs="Arial" w:ascii="Arial" w:hAnsi="Arial"/>
+        </w:rPr>
+        <w:t>genome of 13550 bacterial taxa, latest updated on Decemb</w:t>
       </w:r>
       <w:bookmarkEnd w:id="12"/>
       <w:r>
         <w:rPr>
           <w:rFonts w:cs="Arial" w:ascii="Arial" w:hAnsi="Arial"/>
         </w:rPr>
-        <w:t>r 2024.</w:t>
+        <w:t>er 2024.</w:t>
       </w:r>
     </w:p>
     <w:p>
@@ -6032,7 +6276,7 @@
         <w:rPr/>
         <w:t xml:space="preserve">) mouse model used in this study has been previously </w:t>
       </w:r>
-      <w:commentRangeStart w:id="53"/>
+      <w:commentRangeStart w:id="56"/>
       <w:r>
         <w:rPr/>
         <w:t>described</w:t>
@@ -6040,9 +6284,9 @@
       <w:r>
         <w:rPr/>
       </w:r>
-      <w:commentRangeEnd w:id="53"/>
-      <w:r>
-        <w:commentReference w:id="53"/>
+      <w:commentRangeEnd w:id="56"/>
+      <w:r>
+        <w:commentReference w:id="56"/>
       </w:r>
       <w:r>
         <w:rPr/>
@@ -6092,7 +6336,7 @@
         <w:jc w:val="both"/>
         <w:rPr/>
       </w:pPr>
-      <w:commentRangeStart w:id="54"/>
+      <w:commentRangeStart w:id="57"/>
       <w:r>
         <w:rPr/>
         <w:t>DNA-Extraction</w:t>
@@ -6115,9 +6359,9 @@
         <w:t>16S rRNA Sequencing</w:t>
       </w:r>
       <w:bookmarkEnd w:id="13"/>
-      <w:commentRangeEnd w:id="54"/>
-      <w:r>
-        <w:commentReference w:id="54"/>
+      <w:commentRangeEnd w:id="57"/>
+      <w:r>
+        <w:commentReference w:id="57"/>
       </w:r>
       <w:r>
         <w:rPr>
@@ -6157,7 +6401,7 @@
         </w:rPr>
         <w:t xml:space="preserve">We applied </w:t>
       </w:r>
-      <w:commentRangeStart w:id="55"/>
+      <w:commentRangeStart w:id="58"/>
       <w:r>
         <w:rPr>
           <w:rFonts w:cs="Arial" w:ascii="Arial" w:hAnsi="Arial"/>
@@ -6169,22 +6413,22 @@
           <w:rFonts w:cs="Arial" w:ascii="Arial" w:hAnsi="Arial"/>
         </w:rPr>
       </w:r>
-      <w:commentRangeEnd w:id="55"/>
-      <w:r>
-        <w:commentReference w:id="55"/>
-      </w:r>
-      <w:r>
-        <w:rPr>
-          <w:rFonts w:cs="Arial" w:ascii="Arial" w:hAnsi="Arial"/>
-        </w:rPr>
-        <w:t xml:space="preserve"> and Wrench method in R package (8) for normali</w:t>
+      <w:commentRangeEnd w:id="58"/>
+      <w:r>
+        <w:commentReference w:id="58"/>
+      </w:r>
+      <w:r>
+        <w:rPr>
+          <w:rFonts w:cs="Arial" w:ascii="Arial" w:hAnsi="Arial"/>
+        </w:rPr>
+        <w:t xml:space="preserve"> and Wrench method in R package (8) for normal</w:t>
       </w:r>
       <w:bookmarkEnd w:id="14"/>
       <w:r>
         <w:rPr>
           <w:rFonts w:cs="Arial" w:ascii="Arial" w:hAnsi="Arial"/>
         </w:rPr>
-        <w:t>zation.</w:t>
+        <w:t>ization.</w:t>
       </w:r>
     </w:p>
     <w:p>
@@ -6319,7 +6563,7 @@
         </w:rPr>
         <w:t xml:space="preserve">Four decontamination approaches were evaluated: (1) Restrictive filtering: taxa detected in any </w:t>
       </w:r>
-      <w:commentRangeStart w:id="56"/>
+      <w:commentRangeStart w:id="59"/>
       <w:r>
         <w:rPr>
           <w:rFonts w:cs="Arial" w:ascii="Arial" w:hAnsi="Arial"/>
@@ -6332,9 +6576,9 @@
           <w:rFonts w:cs="Arial" w:ascii="Arial" w:hAnsi="Arial"/>
         </w:rPr>
       </w:r>
-      <w:commentRangeEnd w:id="56"/>
-      <w:r>
-        <w:commentReference w:id="56"/>
+      <w:commentRangeEnd w:id="59"/>
+      <w:r>
+        <w:commentReference w:id="59"/>
       </w:r>
       <w:r>
         <w:rPr>
@@ -6368,8 +6612,8 @@
           <w:rFonts w:ascii="Arial" w:hAnsi="Arial" w:cs="Arial"/>
         </w:rPr>
       </w:pPr>
-      <w:bookmarkStart w:id="18" w:name="materials-and-methods"/>
-      <w:bookmarkStart w:id="19" w:name="composite-score"/>
+      <w:bookmarkStart w:id="18" w:name="composite-score"/>
+      <w:bookmarkStart w:id="19" w:name="materials-and-methods"/>
       <w:r>
         <w:rPr>
           <w:rFonts w:cs="Arial" w:ascii="Arial" w:hAnsi="Arial"/>
@@ -6635,7 +6879,7 @@
         </w:rPr>
         <w:t xml:space="preserve">We like to thank Jutta Blumberg and Ulrike Wegner, both excellent and reliable technician assistants who supported us immensely in terms of organising the DNA extraction, sequencing, preparation for </w:t>
       </w:r>
-      <w:commentRangeStart w:id="57"/>
+      <w:commentRangeStart w:id="60"/>
       <w:r>
         <w:rPr>
           <w:rFonts w:cs="Arial" w:ascii="Arial" w:hAnsi="Arial"/>
@@ -6651,9 +6895,9 @@
           <w:lang w:val="en-GB"/>
         </w:rPr>
       </w:r>
-      <w:commentRangeEnd w:id="57"/>
-      <w:r>
-        <w:commentReference w:id="57"/>
+      <w:commentRangeEnd w:id="60"/>
+      <w:r>
+        <w:commentReference w:id="60"/>
       </w:r>
       <w:r>
         <w:rPr>
@@ -7196,25 +7440,295 @@
   <w:comment w:id="0" w:author="Christoph Ammer-Herrmenau" w:date="2026-04-13T22:16:00Z" w:initials="CA">
     <w:p>
       <w:pPr>
+        <w:overflowPunct w:val="true"/>
+        <w:spacing w:before="0" w:after="0"/>
+        <w:rPr/>
+      </w:pPr>
+      <w:hyperlink r:id="rId1">
+        <w:r>
+          <w:rPr>
+            <w:rFonts w:ascii="Liberation Serif" w:hAnsi="Liberation Serif" w:eastAsia="DejaVu Sans" w:cs="Noto Sans Arabic UI"/>
+            <w:lang w:val="en-US" w:eastAsia="en-US" w:bidi="en-US"/>
+          </w:rPr>
+          <w:t xml:space="preserve">https://doi.org/10.1158/2159-8290.CD-21-1059 </w:t>
+        </w:r>
+      </w:hyperlink>
+    </w:p>
+  </w:comment>
+  <w:comment w:id="1" w:author="Christoph Ammer-Herrmenau" w:date="2026-04-13T22:16:00Z" w:initials="CA">
+    <w:p>
+      <w:pPr>
+        <w:overflowPunct w:val="true"/>
+        <w:spacing w:before="0" w:after="0"/>
+        <w:rPr/>
+      </w:pPr>
+      <w:r>
+        <w:rPr>
+          <w:rFonts w:ascii="Liberation Serif" w:hAnsi="Liberation Serif" w:eastAsia="DejaVu Sans" w:cs="Noto Sans Arabic UI"/>
+          <w:lang w:val="en-US" w:eastAsia="en-US" w:bidi="en-US"/>
+        </w:rPr>
+        <w:t>Requilme et al, Pushalkar et al Nejman et al, Geller et al.</w:t>
+      </w:r>
+    </w:p>
+  </w:comment>
+  <w:comment w:id="2" w:author="Christoph Ammer-Herrmenau" w:date="2026-04-13T22:19:00Z" w:initials="CA">
+    <w:p>
+      <w:pPr>
+        <w:overflowPunct w:val="true"/>
+        <w:spacing w:before="0" w:after="0"/>
+        <w:rPr/>
+      </w:pPr>
+      <w:r>
+        <w:rPr>
+          <w:rFonts w:ascii="Liberation Serif" w:hAnsi="Liberation Serif" w:eastAsia="DejaVu Sans" w:cs="Noto Sans Arabic UI"/>
+          <w:lang w:val="en-US" w:eastAsia="en-US" w:bidi="en-US"/>
+        </w:rPr>
+        <w:t>Cell paper intratumoral microbiome.</w:t>
+      </w:r>
+    </w:p>
+  </w:comment>
+  <w:comment w:id="3" w:author="Christoph Ammer-Herrmenau" w:date="2026-04-22T21:34:00Z" w:initials="CA">
+    <w:p>
+      <w:pPr>
+        <w:overflowPunct w:val="true"/>
+        <w:spacing w:before="0" w:after="0"/>
+        <w:rPr/>
+      </w:pPr>
+      <w:r>
+        <w:rPr>
+          <w:rFonts w:ascii="Liberation Serif" w:hAnsi="Liberation Serif" w:eastAsia="DejaVu Sans" w:cs="Noto Sans Arabic UI"/>
+          <w:lang w:val="en-US" w:eastAsia="en-US" w:bidi="en-US"/>
+        </w:rPr>
+        <w:t>Better figure 1A, B etc.</w:t>
+      </w:r>
+    </w:p>
+  </w:comment>
+  <w:comment w:id="4" w:author="Christoph Ammer-Herrmenau" w:date="2026-04-22T21:53:00Z" w:initials="CA">
+    <w:p>
+      <w:pPr>
+        <w:overflowPunct w:val="true"/>
+        <w:spacing w:before="0" w:after="0"/>
+        <w:rPr/>
+      </w:pPr>
+      <w:r>
+        <w:rPr>
+          <w:rFonts w:ascii="Liberation Serif" w:hAnsi="Liberation Serif" w:eastAsia="DejaVu Sans" w:cs="Noto Sans Arabic UI"/>
+          <w:lang w:val="en-US" w:eastAsia="en-US" w:bidi="en-US"/>
+        </w:rPr>
+        <w:t>11 samples are pretty low samples size. I am convinced that we have by far more PCR samples. We need to discuss this.</w:t>
+      </w:r>
+    </w:p>
+  </w:comment>
+  <w:comment w:id="5" w:author="Christoph Ammer-Herrmenau" w:date="2026-04-22T21:34:00Z" w:initials="CA">
+    <w:p>
+      <w:pPr>
+        <w:overflowPunct w:val="true"/>
+        <w:spacing w:before="0" w:after="0"/>
+        <w:rPr/>
+      </w:pPr>
+      <w:r>
+        <w:rPr>
+          <w:rFonts w:ascii="Liberation Serif" w:hAnsi="Liberation Serif" w:eastAsia="DejaVu Sans" w:cs="Noto Sans Arabic UI"/>
+          <w:lang w:val="en-US" w:eastAsia="en-US" w:bidi="en-US"/>
+        </w:rPr>
+        <w:t>Here I identified more than 10 H2O controls in PDA-MAPS and P-MAPS has even more.</w:t>
+      </w:r>
+    </w:p>
+  </w:comment>
+  <w:comment w:id="7" w:author="Christoph Ammer-Herrmenau" w:date="2026-04-22T21:54:00Z" w:initials="CA">
+    <w:p>
+      <w:pPr>
+        <w:overflowPunct w:val="true"/>
+        <w:spacing w:before="0" w:after="0"/>
+        <w:rPr/>
+      </w:pPr>
+      <w:r>
+        <w:rPr>
+          <w:rFonts w:ascii="Liberation Serif" w:hAnsi="Liberation Serif" w:eastAsia="DejaVu Sans" w:cs="Noto Sans Arabic UI"/>
+          <w:lang w:val="en-US" w:eastAsia="en-US" w:bidi="en-US"/>
+        </w:rPr>
+        <w:t>I guess we should reevaluate the sample size too make the data more robust.</w:t>
+      </w:r>
+    </w:p>
+  </w:comment>
+  <w:comment w:id="6" w:author="Christoph Ammer-Herrmenau" w:date="2026-04-22T21:55:00Z" w:initials="CA">
+    <w:p>
+      <w:pPr>
+        <w:overflowPunct w:val="true"/>
+        <w:spacing w:before="0" w:after="0"/>
+        <w:rPr/>
+      </w:pPr>
+      <w:r>
+        <w:rPr>
+          <w:rFonts w:ascii="Liberation Serif" w:hAnsi="Liberation Serif" w:eastAsia="DejaVu Sans" w:cs="Noto Sans Arabic UI"/>
+          <w:lang w:val="en-US" w:eastAsia="en-US" w:bidi="en-US"/>
+        </w:rPr>
+        <w:t>Buffer and paraffin can remain like they are.</w:t>
+      </w:r>
+    </w:p>
+  </w:comment>
+  <w:comment w:id="8" w:author="Christoph Ammer-Herrmenau" w:date="2026-04-22T21:37:00Z" w:initials="CA">
+    <w:p>
+      <w:pPr>
+        <w:overflowPunct w:val="true"/>
+        <w:spacing w:before="0" w:after="0"/>
+        <w:rPr/>
+      </w:pPr>
+      <w:r>
+        <w:rPr>
+          <w:rFonts w:ascii="Liberation Serif" w:hAnsi="Liberation Serif" w:eastAsia="DejaVu Sans" w:cs="Noto Sans Arabic UI"/>
+          <w:lang w:val="en-US" w:eastAsia="en-US" w:bidi="en-US"/>
+        </w:rPr>
+        <w:t>I would define filter here as well.</w:t>
+      </w:r>
+    </w:p>
+  </w:comment>
+  <w:comment w:id="9" w:author="Christoph Ammer-Herrmenau" w:date="2026-04-22T21:40:00Z" w:initials="CA">
+    <w:p>
+      <w:pPr>
+        <w:overflowPunct w:val="true"/>
+        <w:spacing w:before="0" w:after="0"/>
+        <w:rPr/>
+      </w:pPr>
+      <w:r>
+        <w:rPr>
+          <w:rFonts w:ascii="Liberation Serif" w:hAnsi="Liberation Serif" w:eastAsia="DejaVu Sans" w:cs="Noto Sans Arabic UI"/>
+          <w:lang w:val="en-US" w:eastAsia="en-US" w:bidi="en-US"/>
+        </w:rPr>
+        <w:t>Figure 1B</w:t>
+      </w:r>
+    </w:p>
+  </w:comment>
+  <w:comment w:id="10" w:author="Christoph Ammer-Herrmenau" w:date="2026-04-23T21:35:00Z" w:initials="CA">
+    <w:p>
+      <w:pPr>
+        <w:overflowPunct w:val="true"/>
+        <w:spacing w:before="0" w:after="0"/>
+        <w:rPr/>
+      </w:pPr>
+      <w:r>
+        <w:rPr>
+          <w:rFonts w:ascii="Liberation Serif" w:hAnsi="Liberation Serif" w:eastAsia="DejaVu Sans" w:cs="Noto Sans Arabic UI"/>
+          <w:lang w:val="en-US" w:eastAsia="en-US" w:bidi="en-US"/>
+        </w:rPr>
+        <w:t>Do we have the alpha div for rarefaction or wrench normalization.</w:t>
+      </w:r>
+    </w:p>
+  </w:comment>
+  <w:comment w:id="11" w:author="Christoph Ammer-Herrmenau" w:date="2026-04-22T21:56:00Z" w:initials="CA">
+    <w:p>
+      <w:pPr>
+        <w:overflowPunct w:val="true"/>
+        <w:spacing w:before="0" w:after="0"/>
+        <w:rPr/>
+      </w:pPr>
+      <w:r>
+        <w:rPr>
+          <w:rFonts w:ascii="Liberation Serif" w:hAnsi="Liberation Serif" w:eastAsia="DejaVu Sans" w:cs="Noto Sans Arabic UI"/>
+          <w:lang w:val="en-US" w:eastAsia="en-US" w:bidi="en-US"/>
+        </w:rPr>
+        <w:t>Alpha- beta diversity?</w:t>
+      </w:r>
+    </w:p>
+  </w:comment>
+  <w:comment w:id="12" w:author="Christoph Ammer-Herrmenau" w:date="2026-04-22T21:57:00Z" w:initials="CA">
+    <w:p>
+      <w:pPr>
+        <w:overflowPunct w:val="true"/>
+        <w:spacing w:before="0" w:after="0"/>
+        <w:rPr/>
+      </w:pPr>
+      <w:r>
+        <w:rPr>
+          <w:rFonts w:ascii="Liberation Serif" w:hAnsi="Liberation Serif" w:eastAsia="DejaVu Sans" w:cs="Noto Sans Arabic UI"/>
+          <w:lang w:val="en-US" w:eastAsia="en-US" w:bidi="en-US"/>
+        </w:rPr>
+        <w:t>I would prefer to take only shannon OR Inv Simpson</w:t>
+      </w:r>
+    </w:p>
+  </w:comment>
+  <w:comment w:id="13" w:author="Christoph Ammer-Herrmenau" w:date="2026-04-22T21:58:00Z" w:initials="CA">
+    <w:p>
+      <w:pPr>
+        <w:overflowPunct w:val="true"/>
+        <w:spacing w:before="0" w:after="0"/>
+        <w:rPr/>
+      </w:pPr>
+      <w:r>
+        <w:rPr>
+          <w:rFonts w:ascii="Liberation Serif" w:hAnsi="Liberation Serif" w:eastAsia="DejaVu Sans" w:cs="Noto Sans Arabic UI"/>
+          <w:lang w:val="en-US" w:eastAsia="en-US" w:bidi="en-US"/>
+        </w:rPr>
+        <w:t>Please refine the figure legends. Buffer rather than buffer_ctrl, PCR rather than pcr_control</w:t>
+      </w:r>
+    </w:p>
+  </w:comment>
+  <w:comment w:id="14" w:author="Christoph Ammer-Herrmenau" w:date="2026-04-22T21:59:00Z" w:initials="CA">
+    <w:p>
+      <w:pPr>
+        <w:overflowPunct w:val="true"/>
+        <w:spacing w:before="0" w:after="0"/>
+        <w:rPr/>
+      </w:pPr>
+      <w:r>
+        <w:rPr>
+          <w:rFonts w:ascii="Liberation Serif" w:hAnsi="Liberation Serif" w:eastAsia="DejaVu Sans" w:cs="Noto Sans Arabic UI"/>
+          <w:lang w:val="en-US" w:eastAsia="en-US" w:bidi="en-US"/>
+        </w:rPr>
+        <w:t>I would always write a p-value + * if significant</w:t>
+      </w:r>
+    </w:p>
+    <w:p>
+      <w:pPr>
+        <w:overflowPunct w:val="true"/>
+        <w:spacing w:before="0" w:after="0"/>
+        <w:rPr/>
+      </w:pPr>
+      <w:r>
+        <w:rPr>
+          <w:rFonts w:ascii="Liberation Serif" w:hAnsi="Liberation Serif" w:eastAsia="DejaVu Sans" w:cs="Noto Sans Arabic UI"/>
+          <w:lang w:val="en-US" w:eastAsia="en-US" w:bidi="en-US"/>
+        </w:rPr>
+        <w:t>Please round p-values to 3 counts after comma like 0.034* or &lt; 0.001***</w:t>
+      </w:r>
+    </w:p>
+  </w:comment>
+  <w:comment w:id="15" w:author="Unknown Author" w:date="2026-05-29T10:07:22Z" w:initials="">
+    <w:p>
+      <w:pPr>
+        <w:overflowPunct w:val="true"/>
+        <w:spacing w:before="0" w:after="0"/>
+        <w:rPr/>
+      </w:pPr>
+      <w:r>
+        <w:rPr>
+          <w:rFonts w:ascii="Liberation Serif" w:hAnsi="Liberation Serif" w:eastAsia="DejaVu Sans" w:cs="Noto Sans Arabic UI"/>
+          <w:lang w:val="en-US" w:eastAsia="en-US" w:bidi="en-US"/>
+        </w:rPr>
+        <w:t>The story line here may be different (LD)</w:t>
+      </w:r>
+    </w:p>
+  </w:comment>
+  <w:comment w:id="16" w:author="Linh Dang" w:date="2026-07-06T18:35:02Z" w:initials="LD">
+    <w:p>
+      <w:pPr>
         <w:overflowPunct w:val="false"/>
         <w:spacing w:before="0" w:after="0"/>
         <w:rPr/>
       </w:pPr>
-      <w:hyperlink r:id="rId1">
-        <w:r>
-          <w:rPr>
-            <w:rFonts w:ascii="Liberation Serif" w:hAnsi="Liberation Serif" w:eastAsia="DejaVu Sans" w:cs="Noto Sans Arabic UI"/>
-            <w:lang w:val="en-US" w:eastAsia="en-US" w:bidi="en-US"/>
-          </w:rPr>
-          <w:t xml:space="preserve">https://doi.org/10.1158/2159-8290.CD-21-1059 </w:t>
-        </w:r>
-      </w:hyperlink>
+      <w:r>
+        <w:rPr>
+          <w:rFonts w:ascii="Liberation Serif" w:hAnsi="Liberation Serif" w:eastAsia="DejaVu Sans" w:cs="Noto Sans Arabic"/>
+          <w:lang w:val="en-US" w:eastAsia="en-US" w:bidi="en-US"/>
+        </w:rPr>
+        <w:t>We need a new story line here.</w:t>
+      </w:r>
     </w:p>
   </w:comment>
-  <w:comment w:id="1" w:author="Christoph Ammer-Herrmenau" w:date="2026-04-13T22:16:00Z" w:initials="CA">
-    <w:p>
-      <w:pPr>
-        <w:overflowPunct w:val="false"/>
+  <w:comment w:id="17" w:author="Christoph Ammer-Herrmenau" w:date="2026-04-23T21:33:00Z" w:initials="CA">
+    <w:p>
+      <w:pPr>
+        <w:overflowPunct w:val="true"/>
         <w:spacing w:before="0" w:after="0"/>
         <w:rPr/>
       </w:pPr>
@@ -7223,268 +7737,14 @@
           <w:rFonts w:ascii="Liberation Serif" w:hAnsi="Liberation Serif" w:eastAsia="DejaVu Sans" w:cs="Noto Sans Arabic UI"/>
           <w:lang w:val="en-US" w:eastAsia="en-US" w:bidi="en-US"/>
         </w:rPr>
-        <w:t>Requilme et al, Pushalkar et al Nejman et al, Geller et al.</w:t>
+        <w:t>Here we need a reference.</w:t>
       </w:r>
     </w:p>
   </w:comment>
-  <w:comment w:id="2" w:author="Christoph Ammer-Herrmenau" w:date="2026-04-13T22:19:00Z" w:initials="CA">
-    <w:p>
-      <w:pPr>
-        <w:overflowPunct w:val="false"/>
-        <w:spacing w:before="0" w:after="0"/>
-        <w:rPr/>
-      </w:pPr>
-      <w:r>
-        <w:rPr>
-          <w:rFonts w:ascii="Liberation Serif" w:hAnsi="Liberation Serif" w:eastAsia="DejaVu Sans" w:cs="Noto Sans Arabic UI"/>
-          <w:lang w:val="en-US" w:eastAsia="en-US" w:bidi="en-US"/>
-        </w:rPr>
-        <w:t>Cell paper intratumoral microbiome.</w:t>
-      </w:r>
-    </w:p>
-  </w:comment>
-  <w:comment w:id="3" w:author="Christoph Ammer-Herrmenau" w:date="2026-04-22T21:34:00Z" w:initials="CA">
-    <w:p>
-      <w:pPr>
-        <w:overflowPunct w:val="false"/>
-        <w:spacing w:before="0" w:after="0"/>
-        <w:rPr/>
-      </w:pPr>
-      <w:r>
-        <w:rPr>
-          <w:rFonts w:ascii="Liberation Serif" w:hAnsi="Liberation Serif" w:eastAsia="DejaVu Sans" w:cs="Noto Sans Arabic UI"/>
-          <w:lang w:val="en-US" w:eastAsia="en-US" w:bidi="en-US"/>
-        </w:rPr>
-        <w:t>Better figure 1A, B etc.</w:t>
-      </w:r>
-    </w:p>
-  </w:comment>
-  <w:comment w:id="4" w:author="Christoph Ammer-Herrmenau" w:date="2026-04-22T21:53:00Z" w:initials="CA">
-    <w:p>
-      <w:pPr>
-        <w:overflowPunct w:val="false"/>
-        <w:spacing w:before="0" w:after="0"/>
-        <w:rPr/>
-      </w:pPr>
-      <w:r>
-        <w:rPr>
-          <w:rFonts w:ascii="Liberation Serif" w:hAnsi="Liberation Serif" w:eastAsia="DejaVu Sans" w:cs="Noto Sans Arabic UI"/>
-          <w:lang w:val="en-US" w:eastAsia="en-US" w:bidi="en-US"/>
-        </w:rPr>
-        <w:t>11 samples are pretty low samples size. I am convinced that we have by far more PCR samples. We need to discuss this.</w:t>
-      </w:r>
-    </w:p>
-  </w:comment>
-  <w:comment w:id="5" w:author="Christoph Ammer-Herrmenau" w:date="2026-04-22T21:34:00Z" w:initials="CA">
-    <w:p>
-      <w:pPr>
-        <w:overflowPunct w:val="false"/>
-        <w:spacing w:before="0" w:after="0"/>
-        <w:rPr/>
-      </w:pPr>
-      <w:r>
-        <w:rPr>
-          <w:rFonts w:ascii="Liberation Serif" w:hAnsi="Liberation Serif" w:eastAsia="DejaVu Sans" w:cs="Noto Sans Arabic UI"/>
-          <w:lang w:val="en-US" w:eastAsia="en-US" w:bidi="en-US"/>
-        </w:rPr>
-        <w:t>Here I identified more than 10 H2O controls in PDA-MAPS and P-MAPS has even more.</w:t>
-      </w:r>
-    </w:p>
-  </w:comment>
-  <w:comment w:id="7" w:author="Christoph Ammer-Herrmenau" w:date="2026-04-22T21:54:00Z" w:initials="CA">
-    <w:p>
-      <w:pPr>
-        <w:overflowPunct w:val="false"/>
-        <w:spacing w:before="0" w:after="0"/>
-        <w:rPr/>
-      </w:pPr>
-      <w:r>
-        <w:rPr>
-          <w:rFonts w:ascii="Liberation Serif" w:hAnsi="Liberation Serif" w:eastAsia="DejaVu Sans" w:cs="Noto Sans Arabic UI"/>
-          <w:lang w:val="en-US" w:eastAsia="en-US" w:bidi="en-US"/>
-        </w:rPr>
-        <w:t>I guess we should reevaluate the sample size too make the data more robust.</w:t>
-      </w:r>
-    </w:p>
-  </w:comment>
-  <w:comment w:id="6" w:author="Christoph Ammer-Herrmenau" w:date="2026-04-22T21:55:00Z" w:initials="CA">
-    <w:p>
-      <w:pPr>
-        <w:overflowPunct w:val="false"/>
-        <w:spacing w:before="0" w:after="0"/>
-        <w:rPr/>
-      </w:pPr>
-      <w:r>
-        <w:rPr>
-          <w:rFonts w:ascii="Liberation Serif" w:hAnsi="Liberation Serif" w:eastAsia="DejaVu Sans" w:cs="Noto Sans Arabic UI"/>
-          <w:lang w:val="en-US" w:eastAsia="en-US" w:bidi="en-US"/>
-        </w:rPr>
-        <w:t>Buffer and paraffin can remain like they are.</w:t>
-      </w:r>
-    </w:p>
-  </w:comment>
-  <w:comment w:id="8" w:author="Christoph Ammer-Herrmenau" w:date="2026-04-22T21:37:00Z" w:initials="CA">
-    <w:p>
-      <w:pPr>
-        <w:overflowPunct w:val="false"/>
-        <w:spacing w:before="0" w:after="0"/>
-        <w:rPr/>
-      </w:pPr>
-      <w:r>
-        <w:rPr>
-          <w:rFonts w:ascii="Liberation Serif" w:hAnsi="Liberation Serif" w:eastAsia="DejaVu Sans" w:cs="Noto Sans Arabic UI"/>
-          <w:lang w:val="en-US" w:eastAsia="en-US" w:bidi="en-US"/>
-        </w:rPr>
-        <w:t>I would define filter here as well.</w:t>
-      </w:r>
-    </w:p>
-  </w:comment>
-  <w:comment w:id="9" w:author="Christoph Ammer-Herrmenau" w:date="2026-04-22T21:40:00Z" w:initials="CA">
-    <w:p>
-      <w:pPr>
-        <w:overflowPunct w:val="false"/>
-        <w:spacing w:before="0" w:after="0"/>
-        <w:rPr/>
-      </w:pPr>
-      <w:r>
-        <w:rPr>
-          <w:rFonts w:ascii="Liberation Serif" w:hAnsi="Liberation Serif" w:eastAsia="DejaVu Sans" w:cs="Noto Sans Arabic UI"/>
-          <w:lang w:val="en-US" w:eastAsia="en-US" w:bidi="en-US"/>
-        </w:rPr>
-        <w:t>Figure 1B</w:t>
-      </w:r>
-    </w:p>
-  </w:comment>
-  <w:comment w:id="10" w:author="Christoph Ammer-Herrmenau" w:date="2026-04-23T21:35:00Z" w:initials="CA">
-    <w:p>
-      <w:pPr>
-        <w:overflowPunct w:val="false"/>
-        <w:spacing w:before="0" w:after="0"/>
-        <w:rPr/>
-      </w:pPr>
-      <w:r>
-        <w:rPr>
-          <w:rFonts w:ascii="Liberation Serif" w:hAnsi="Liberation Serif" w:eastAsia="DejaVu Sans" w:cs="Noto Sans Arabic UI"/>
-          <w:lang w:val="en-US" w:eastAsia="en-US" w:bidi="en-US"/>
-        </w:rPr>
-        <w:t>Do we have the alpha div for rarefaction or wrench normalization.</w:t>
-      </w:r>
-    </w:p>
-  </w:comment>
-  <w:comment w:id="11" w:author="Christoph Ammer-Herrmenau" w:date="2026-04-22T21:56:00Z" w:initials="CA">
-    <w:p>
-      <w:pPr>
-        <w:overflowPunct w:val="false"/>
-        <w:spacing w:before="0" w:after="0"/>
-        <w:rPr/>
-      </w:pPr>
-      <w:r>
-        <w:rPr>
-          <w:rFonts w:ascii="Liberation Serif" w:hAnsi="Liberation Serif" w:eastAsia="DejaVu Sans" w:cs="Noto Sans Arabic UI"/>
-          <w:lang w:val="en-US" w:eastAsia="en-US" w:bidi="en-US"/>
-        </w:rPr>
-        <w:t>Alpha- beta diversity?</w:t>
-      </w:r>
-    </w:p>
-  </w:comment>
-  <w:comment w:id="12" w:author="Christoph Ammer-Herrmenau" w:date="2026-04-22T21:57:00Z" w:initials="CA">
-    <w:p>
-      <w:pPr>
-        <w:overflowPunct w:val="false"/>
-        <w:spacing w:before="0" w:after="0"/>
-        <w:rPr/>
-      </w:pPr>
-      <w:r>
-        <w:rPr>
-          <w:rFonts w:ascii="Liberation Serif" w:hAnsi="Liberation Serif" w:eastAsia="DejaVu Sans" w:cs="Noto Sans Arabic UI"/>
-          <w:lang w:val="en-US" w:eastAsia="en-US" w:bidi="en-US"/>
-        </w:rPr>
-        <w:t>I would prefer to take only shannon OR Inv Simpson</w:t>
-      </w:r>
-    </w:p>
-  </w:comment>
-  <w:comment w:id="13" w:author="Christoph Ammer-Herrmenau" w:date="2026-04-22T21:58:00Z" w:initials="CA">
-    <w:p>
-      <w:pPr>
-        <w:overflowPunct w:val="false"/>
-        <w:spacing w:before="0" w:after="0"/>
-        <w:rPr/>
-      </w:pPr>
-      <w:r>
-        <w:rPr>
-          <w:rFonts w:ascii="Liberation Serif" w:hAnsi="Liberation Serif" w:eastAsia="DejaVu Sans" w:cs="Noto Sans Arabic UI"/>
-          <w:lang w:val="en-US" w:eastAsia="en-US" w:bidi="en-US"/>
-        </w:rPr>
-        <w:t>Please refine the figure legends. Buffer rather than buffer_ctrl, PCR rather than pcr_control</w:t>
-      </w:r>
-    </w:p>
-  </w:comment>
-  <w:comment w:id="14" w:author="Christoph Ammer-Herrmenau" w:date="2026-04-22T21:59:00Z" w:initials="CA">
-    <w:p>
-      <w:pPr>
-        <w:overflowPunct w:val="false"/>
-        <w:spacing w:before="0" w:after="0"/>
-        <w:rPr/>
-      </w:pPr>
-      <w:r>
-        <w:rPr>
-          <w:rFonts w:ascii="Liberation Serif" w:hAnsi="Liberation Serif" w:eastAsia="DejaVu Sans" w:cs="Noto Sans Arabic UI"/>
-          <w:lang w:val="en-US" w:eastAsia="en-US" w:bidi="en-US"/>
-        </w:rPr>
-        <w:t>I would always write a p-value + * if significant</w:t>
-      </w:r>
-    </w:p>
-    <w:p>
-      <w:pPr>
-        <w:overflowPunct w:val="false"/>
-        <w:spacing w:before="0" w:after="0"/>
-        <w:rPr/>
-      </w:pPr>
-      <w:r>
-        <w:rPr>
-          <w:rFonts w:ascii="Liberation Serif" w:hAnsi="Liberation Serif" w:eastAsia="DejaVu Sans" w:cs="Noto Sans Arabic UI"/>
-          <w:lang w:val="en-US" w:eastAsia="en-US" w:bidi="en-US"/>
-        </w:rPr>
-        <w:t>Please round p-values to 3 counts after comma like 0.034* or &lt; 0.001***</w:t>
-      </w:r>
-    </w:p>
-  </w:comment>
-  <w:comment w:id="15" w:author="Unknown Author" w:date="2026-05-29T10:07:22Z" w:initials="">
-    <w:p>
-      <w:pPr>
-        <w:overflowPunct w:val="false"/>
-        <w:spacing w:before="0" w:after="0"/>
-        <w:rPr/>
-      </w:pPr>
-      <w:r>
-        <w:rPr>
-          <w:rFonts w:ascii="Liberation Serif" w:hAnsi="Liberation Serif" w:eastAsia="DejaVu Sans" w:cs="Noto Sans Arabic UI"/>
-          <w:lang w:val="en-US" w:eastAsia="en-US" w:bidi="en-US"/>
-        </w:rPr>
-        <w:t>The story line here may be different (LD)</w:t>
-      </w:r>
-    </w:p>
-  </w:comment>
-  <w:comment w:id="16" w:author="Christoph Ammer-Herrmenau" w:date="2026-04-23T21:33:00Z" w:initials="CA">
-    <w:p>
-      <w:pPr>
-        <w:overflowPunct w:val="false"/>
-        <w:spacing w:before="0" w:after="0"/>
-        <w:rPr/>
-      </w:pPr>
-      <w:r>
-        <w:rPr>
-          <w:rFonts w:ascii="Liberation Serif" w:hAnsi="Liberation Serif" w:eastAsia="DejaVu Sans" w:cs="Noto Sans Arabic UI"/>
-          <w:lang w:val="en-US" w:eastAsia="en-US" w:bidi="en-US"/>
-        </w:rPr>
-        <w:t>Here we need a reference.</w:t>
-      </w:r>
-    </w:p>
-  </w:comment>
-  <w:comment w:id="17" w:author="Christoph Ammer-Herrmenau" w:date="2026-04-23T21:43:00Z" w:initials="CA">
-    <w:p>
-      <w:pPr>
-        <w:overflowPunct w:val="false"/>
+  <w:comment w:id="18" w:author="Christoph Ammer-Herrmenau" w:date="2026-04-23T21:43:00Z" w:initials="CA">
+    <w:p>
+      <w:pPr>
+        <w:overflowPunct w:val="true"/>
         <w:spacing w:before="0" w:after="0"/>
         <w:rPr/>
       </w:pPr>
@@ -7513,10 +7773,10 @@
       </w:r>
     </w:p>
   </w:comment>
-  <w:comment w:id="18" w:author="Christoph Ammer-Herrmenau" w:date="2026-04-23T21:40:00Z" w:initials="CA">
-    <w:p>
-      <w:pPr>
-        <w:overflowPunct w:val="false"/>
+  <w:comment w:id="19" w:author="Christoph Ammer-Herrmenau" w:date="2026-04-23T21:40:00Z" w:initials="CA">
+    <w:p>
+      <w:pPr>
+        <w:overflowPunct w:val="true"/>
         <w:spacing w:before="0" w:after="0"/>
         <w:rPr/>
       </w:pPr>
@@ -7529,10 +7789,10 @@
       </w:r>
     </w:p>
   </w:comment>
-  <w:comment w:id="19" w:author="Linh Dang" w:date="2026-06-03T15:48:43Z" w:initials="LD">
-    <w:p>
-      <w:pPr>
-        <w:overflowPunct w:val="true"/>
+  <w:comment w:id="20" w:author="Linh Dang" w:date="2026-06-03T15:48:43Z" w:initials="LD">
+    <w:p>
+      <w:pPr>
+        <w:overflowPunct w:val="false"/>
         <w:spacing w:before="0" w:after="0"/>
         <w:rPr/>
       </w:pPr>
@@ -7548,23 +7808,39 @@
     </w:p>
     <w:p>
       <w:pPr>
+        <w:overflowPunct w:val="false"/>
+        <w:spacing w:before="0" w:after="0"/>
+        <w:rPr/>
+      </w:pPr>
+      <w:r>
+        <w:rPr>
+          <w:rFonts w:ascii="Liberation Serif" w:hAnsi="Liberation Serif" w:eastAsia="DejaVu Sans" w:cs="Noto Sans Arabic"/>
+          <w:lang w:val="en-US" w:eastAsia="en-US" w:bidi="en-US"/>
+        </w:rPr>
+        <w:t>Agreed :)</w:t>
+      </w:r>
+    </w:p>
+  </w:comment>
+  <w:comment w:id="21" w:author="Christoph Ammer-Herrmenau" w:date="2026-04-23T21:40:00Z" w:initials="CA">
+    <w:p>
+      <w:pPr>
         <w:overflowPunct w:val="true"/>
         <w:spacing w:before="0" w:after="0"/>
         <w:rPr/>
       </w:pPr>
       <w:r>
         <w:rPr>
-          <w:rFonts w:ascii="Liberation Serif" w:hAnsi="Liberation Serif" w:eastAsia="DejaVu Sans" w:cs="Noto Sans Arabic"/>
+          <w:rFonts w:ascii="Liberation Serif" w:hAnsi="Liberation Serif" w:eastAsia="DejaVu Sans" w:cs="Noto Sans Arabic UI"/>
           <w:lang w:val="en-US" w:eastAsia="en-US" w:bidi="en-US"/>
         </w:rPr>
-        <w:t>Agreed :)</w:t>
+        <w:t>Very well written!!</w:t>
       </w:r>
     </w:p>
   </w:comment>
-  <w:comment w:id="20" w:author="Christoph Ammer-Herrmenau" w:date="2026-04-23T21:40:00Z" w:initials="CA">
-    <w:p>
-      <w:pPr>
-        <w:overflowPunct w:val="false"/>
+  <w:comment w:id="22" w:author="Christoph Ammer-Herrmenau" w:date="2026-04-23T21:45:00Z" w:initials="CA">
+    <w:p>
+      <w:pPr>
+        <w:overflowPunct w:val="true"/>
         <w:spacing w:before="0" w:after="0"/>
         <w:rPr/>
       </w:pPr>
@@ -7573,30 +7849,14 @@
           <w:rFonts w:ascii="Liberation Serif" w:hAnsi="Liberation Serif" w:eastAsia="DejaVu Sans" w:cs="Noto Sans Arabic UI"/>
           <w:lang w:val="en-US" w:eastAsia="en-US" w:bidi="en-US"/>
         </w:rPr>
-        <w:t>Very well written!!</w:t>
+        <w:t>In order to reduce complexity of this complex work Iwould remove the analysis on phylum level. We focused on genus level, which is by far much more specific.</w:t>
       </w:r>
     </w:p>
   </w:comment>
-  <w:comment w:id="21" w:author="Christoph Ammer-Herrmenau" w:date="2026-04-23T21:45:00Z" w:initials="CA">
+  <w:comment w:id="23" w:author="Linh Dang" w:date="2026-06-03T15:49:17Z" w:initials="LD">
     <w:p>
       <w:pPr>
         <w:overflowPunct w:val="false"/>
-        <w:spacing w:before="0" w:after="0"/>
-        <w:rPr/>
-      </w:pPr>
-      <w:r>
-        <w:rPr>
-          <w:rFonts w:ascii="Liberation Serif" w:hAnsi="Liberation Serif" w:eastAsia="DejaVu Sans" w:cs="Noto Sans Arabic UI"/>
-          <w:lang w:val="en-US" w:eastAsia="en-US" w:bidi="en-US"/>
-        </w:rPr>
-        <w:t>In order to reduce complexity of this complex work Iwould remove the analysis on phylum level. We focused on genus level, which is by far much more specific.</w:t>
-      </w:r>
-    </w:p>
-  </w:comment>
-  <w:comment w:id="22" w:author="Linh Dang" w:date="2026-06-03T15:49:17Z" w:initials="LD">
-    <w:p>
-      <w:pPr>
-        <w:overflowPunct w:val="true"/>
         <w:spacing w:before="0" w:after="0"/>
         <w:rPr/>
       </w:pPr>
@@ -7612,23 +7872,39 @@
     </w:p>
     <w:p>
       <w:pPr>
+        <w:overflowPunct w:val="false"/>
+        <w:spacing w:before="0" w:after="0"/>
+        <w:rPr/>
+      </w:pPr>
+      <w:r>
+        <w:rPr>
+          <w:rFonts w:ascii="Liberation Serif" w:hAnsi="Liberation Serif" w:eastAsia="DejaVu Sans" w:cs="Noto Sans Arabic"/>
+          <w:lang w:val="en-US" w:eastAsia="en-US" w:bidi="en-US"/>
+        </w:rPr>
+        <w:t>Agreed!!</w:t>
+      </w:r>
+    </w:p>
+  </w:comment>
+  <w:comment w:id="24" w:author="Christoph Ammer-Herrmenau" w:date="2026-04-23T21:50:00Z" w:initials="CA">
+    <w:p>
+      <w:pPr>
         <w:overflowPunct w:val="true"/>
         <w:spacing w:before="0" w:after="0"/>
         <w:rPr/>
       </w:pPr>
       <w:r>
         <w:rPr>
-          <w:rFonts w:ascii="Liberation Serif" w:hAnsi="Liberation Serif" w:eastAsia="DejaVu Sans" w:cs="Noto Sans Arabic"/>
+          <w:rFonts w:ascii="Liberation Serif" w:hAnsi="Liberation Serif" w:eastAsia="DejaVu Sans" w:cs="Noto Sans Arabic UI"/>
           <w:lang w:val="en-US" w:eastAsia="en-US" w:bidi="en-US"/>
         </w:rPr>
-        <w:t>Agreed!!</w:t>
+        <w:t>As mentioned above, I do not see the rationale to explore higher taxonomic ranks. Maybe it would be worth to have a lookt to the domiant species as our method allows robust analysis on species level.</w:t>
       </w:r>
     </w:p>
   </w:comment>
-  <w:comment w:id="23" w:author="Christoph Ammer-Herrmenau" w:date="2026-04-23T21:50:00Z" w:initials="CA">
-    <w:p>
-      <w:pPr>
-        <w:overflowPunct w:val="false"/>
+  <w:comment w:id="25" w:author="Linh Dang" w:date="2026-06-04T12:52:45Z" w:initials="LD">
+    <w:p>
+      <w:pPr>
+        <w:overflowPunct w:val="true"/>
         <w:spacing w:before="0" w:after="0"/>
         <w:rPr/>
       </w:pPr>
@@ -7637,14 +7913,14 @@
           <w:rFonts w:ascii="Liberation Serif" w:hAnsi="Liberation Serif" w:eastAsia="DejaVu Sans" w:cs="Noto Sans Arabic UI"/>
           <w:lang w:val="en-US" w:eastAsia="en-US" w:bidi="en-US"/>
         </w:rPr>
-        <w:t>As mentioned above, I do not see the rationale to explore higher taxonomic ranks. Maybe it would be worth to have a lookt to the domiant species as our method allows robust analysis on species level.</w:t>
+        <w:t>Question: the default option in MaAslin2 not for pairwise comparison, but rather compare one to a reference. In this case, we have: paraffin vs. PCR and Buffer vs. PCR. Is it also interesting to do: Paraffin vs. the rest, Buffer vs. the rest, and PCR vs. the rest.</w:t>
       </w:r>
     </w:p>
   </w:comment>
-  <w:comment w:id="24" w:author="Linh Dang" w:date="2026-06-04T12:52:45Z" w:initials="LD">
-    <w:p>
-      <w:pPr>
-        <w:overflowPunct w:val="false"/>
+  <w:comment w:id="26" w:author="Christoph Ammer-Herrmenau" w:date="2026-04-23T21:54:00Z" w:initials="CA">
+    <w:p>
+      <w:pPr>
+        <w:overflowPunct w:val="true"/>
         <w:spacing w:before="0" w:after="0"/>
         <w:rPr/>
       </w:pPr>
@@ -7653,14 +7929,14 @@
           <w:rFonts w:ascii="Liberation Serif" w:hAnsi="Liberation Serif" w:eastAsia="DejaVu Sans" w:cs="Noto Sans Arabic UI"/>
           <w:lang w:val="en-US" w:eastAsia="en-US" w:bidi="en-US"/>
         </w:rPr>
-        <w:t>Question: the default option in MaAslin2 not for pairwise comparison, but rather compare one to a reference. In this case, we have: paraffin vs. PCR and Buffer vs. PCR. Is it also interesting to do: Paraffin vs. the rest, Buffer vs. the rest, and PCR vs. the rest.</w:t>
+        <w:t>Also here I would ratheruse the species level. If there are too many species  we can use a suppl table. Why have you not used MaAsLin2 and stratified for LP, origin paraffin, buffer etc? If there are multiple species dominant in LP we can take it as a smooth bridge to the second chapter.</w:t>
       </w:r>
     </w:p>
   </w:comment>
-  <w:comment w:id="25" w:author="Christoph Ammer-Herrmenau" w:date="2026-04-23T21:54:00Z" w:initials="CA">
-    <w:p>
-      <w:pPr>
-        <w:overflowPunct w:val="false"/>
+  <w:comment w:id="27" w:author="Christoph Ammer-Herrmenau" w:date="2026-04-24T21:14:00Z" w:initials="CA">
+    <w:p>
+      <w:pPr>
+        <w:overflowPunct w:val="true"/>
         <w:spacing w:before="0" w:after="0"/>
         <w:rPr/>
       </w:pPr>
@@ -7669,14 +7945,14 @@
           <w:rFonts w:ascii="Liberation Serif" w:hAnsi="Liberation Serif" w:eastAsia="DejaVu Sans" w:cs="Noto Sans Arabic UI"/>
           <w:lang w:val="en-US" w:eastAsia="en-US" w:bidi="en-US"/>
         </w:rPr>
-        <w:t>Also here I would ratheruse the species level. If there are too many species  we can use a suppl table. Why have you not used MaAsLin2 and stratified for LP, origin paraffin, buffer etc? If there are multiple species dominant in LP we can take it as a smooth bridge to the second chapter.</w:t>
+        <w:t xml:space="preserve">I expanded the description here, as most reviewer do not read thoroughly the methods and go directely to the results. </w:t>
       </w:r>
     </w:p>
   </w:comment>
-  <w:comment w:id="26" w:author="Christoph Ammer-Herrmenau" w:date="2026-04-24T21:14:00Z" w:initials="CA">
-    <w:p>
-      <w:pPr>
-        <w:overflowPunct w:val="false"/>
+  <w:comment w:id="29" w:author="Christoph Ammer-Herrmenau" w:date="2026-04-24T22:59:00Z" w:initials="CA">
+    <w:p>
+      <w:pPr>
+        <w:overflowPunct w:val="true"/>
         <w:spacing w:before="0" w:after="0"/>
         <w:rPr/>
       </w:pPr>
@@ -7685,30 +7961,14 @@
           <w:rFonts w:ascii="Liberation Serif" w:hAnsi="Liberation Serif" w:eastAsia="DejaVu Sans" w:cs="Noto Sans Arabic UI"/>
           <w:lang w:val="en-US" w:eastAsia="en-US" w:bidi="en-US"/>
         </w:rPr>
-        <w:t xml:space="preserve">I expanded the description here, as most reviewer do not read thoroughly the methods and go directely to the results. </w:t>
+        <w:t>Please relabel technician to LP, and bench hood to low-germ and standard an the figures.</w:t>
       </w:r>
     </w:p>
   </w:comment>
-  <w:comment w:id="28" w:author="Christoph Ammer-Herrmenau" w:date="2026-04-24T22:59:00Z" w:initials="CA">
-    <w:p>
-      <w:pPr>
-        <w:overflowPunct w:val="false"/>
-        <w:spacing w:before="0" w:after="0"/>
-        <w:rPr/>
-      </w:pPr>
-      <w:r>
-        <w:rPr>
-          <w:rFonts w:ascii="Liberation Serif" w:hAnsi="Liberation Serif" w:eastAsia="DejaVu Sans" w:cs="Noto Sans Arabic UI"/>
-          <w:lang w:val="en-US" w:eastAsia="en-US" w:bidi="en-US"/>
-        </w:rPr>
-        <w:t>Please relabel technician to LP, and bench hood to low-germ and standard an the figures.</w:t>
-      </w:r>
-    </w:p>
-  </w:comment>
-  <w:comment w:id="29" w:author="Linh Dang" w:date="2026-06-11T09:33:44Z" w:initials="LD">
-    <w:p>
-      <w:pPr>
-        <w:overflowPunct w:val="false"/>
+  <w:comment w:id="30" w:author="Linh Dang" w:date="2026-06-11T09:33:44Z" w:initials="LD">
+    <w:p>
+      <w:pPr>
+        <w:overflowPunct w:val="true"/>
         <w:spacing w:before="0" w:after="0"/>
         <w:rPr/>
       </w:pPr>
@@ -7724,7 +7984,7 @@
     </w:p>
     <w:p>
       <w:pPr>
-        <w:overflowPunct w:val="false"/>
+        <w:overflowPunct w:val="true"/>
         <w:spacing w:before="0" w:after="0"/>
         <w:rPr/>
       </w:pPr>
@@ -7737,10 +7997,10 @@
       </w:r>
     </w:p>
   </w:comment>
-  <w:comment w:id="27" w:author="Christoph Ammer-Herrmenau" w:date="2026-04-24T23:00:00Z" w:initials="CA">
-    <w:p>
-      <w:pPr>
-        <w:overflowPunct w:val="false"/>
+  <w:comment w:id="28" w:author="Christoph Ammer-Herrmenau" w:date="2026-04-24T23:00:00Z" w:initials="CA">
+    <w:p>
+      <w:pPr>
+        <w:overflowPunct w:val="true"/>
         <w:spacing w:before="0" w:after="0"/>
         <w:rPr/>
       </w:pPr>
@@ -7753,10 +8013,10 @@
       </w:r>
     </w:p>
   </w:comment>
-  <w:comment w:id="30" w:author="Linh Dang" w:date="2026-06-11T09:34:00Z" w:initials="LD">
-    <w:p>
-      <w:pPr>
-        <w:overflowPunct w:val="false"/>
+  <w:comment w:id="31" w:author="Linh Dang" w:date="2026-06-11T09:34:00Z" w:initials="LD">
+    <w:p>
+      <w:pPr>
+        <w:overflowPunct w:val="true"/>
         <w:spacing w:before="0" w:after="0"/>
         <w:rPr/>
       </w:pPr>
@@ -7772,7 +8032,7 @@
     </w:p>
     <w:p>
       <w:pPr>
-        <w:overflowPunct w:val="false"/>
+        <w:overflowPunct w:val="true"/>
         <w:spacing w:before="0" w:after="0"/>
         <w:rPr/>
       </w:pPr>
@@ -7785,10 +8045,10 @@
       </w:r>
     </w:p>
   </w:comment>
-  <w:comment w:id="31" w:author="Linh Dang" w:date="2026-06-17T15:10:47Z" w:initials="LD">
-    <w:p>
-      <w:pPr>
-        <w:overflowPunct w:val="false"/>
+  <w:comment w:id="32" w:author="Linh Dang" w:date="2026-06-17T15:10:47Z" w:initials="LD">
+    <w:p>
+      <w:pPr>
+        <w:overflowPunct w:val="true"/>
         <w:spacing w:before="0" w:after="0"/>
         <w:rPr/>
       </w:pPr>
@@ -7801,10 +8061,10 @@
       </w:r>
     </w:p>
   </w:comment>
-  <w:comment w:id="32" w:author="Christoph Ammer-Herrmenau" w:date="2026-04-24T21:06:00Z" w:initials="CA">
-    <w:p>
-      <w:pPr>
-        <w:overflowPunct w:val="false"/>
+  <w:comment w:id="33" w:author="Christoph Ammer-Herrmenau" w:date="2026-04-24T21:06:00Z" w:initials="CA">
+    <w:p>
+      <w:pPr>
+        <w:overflowPunct w:val="true"/>
         <w:spacing w:before="0" w:after="0"/>
         <w:rPr/>
       </w:pPr>
@@ -7817,10 +8077,10 @@
       </w:r>
     </w:p>
   </w:comment>
-  <w:comment w:id="33" w:author="Linh Dang" w:date="2026-06-11T09:50:53Z" w:initials="LD">
-    <w:p>
-      <w:pPr>
-        <w:overflowPunct w:val="false"/>
+  <w:comment w:id="34" w:author="Linh Dang" w:date="2026-06-11T09:50:53Z" w:initials="LD">
+    <w:p>
+      <w:pPr>
+        <w:overflowPunct w:val="true"/>
         <w:spacing w:before="0" w:after="0"/>
         <w:rPr/>
       </w:pPr>
@@ -7836,6 +8096,211 @@
     </w:p>
     <w:p>
       <w:pPr>
+        <w:overflowPunct w:val="true"/>
+        <w:spacing w:before="0" w:after="0"/>
+        <w:rPr/>
+      </w:pPr>
+      <w:r>
+        <w:rPr>
+          <w:rFonts w:ascii="Liberation Serif" w:hAnsi="Liberation Serif" w:eastAsia="DejaVu Sans" w:cs="Noto Sans Arabic"/>
+          <w:lang w:val="en-US" w:eastAsia="en-US" w:bidi="en-US"/>
+        </w:rPr>
+        <w:t>Done!</w:t>
+      </w:r>
+    </w:p>
+    <w:p>
+      <w:pPr>
+        <w:overflowPunct w:val="true"/>
+        <w:spacing w:before="0" w:after="0"/>
+        <w:rPr/>
+      </w:pPr>
+      <w:r>
+        <w:rPr>
+          <w:rFonts w:ascii="Liberation Serif" w:hAnsi="Liberation Serif" w:eastAsia="DejaVu Sans" w:cs="Noto Sans Arabic"/>
+          <w:lang w:val="en-US" w:eastAsia="en-US" w:bidi="en-US"/>
+        </w:rPr>
+      </w:r>
+    </w:p>
+  </w:comment>
+  <w:comment w:id="35" w:author="Christoph Ammer-Herrmenau" w:date="2026-04-24T23:01:00Z" w:initials="CA">
+    <w:p>
+      <w:pPr>
+        <w:overflowPunct w:val="true"/>
+        <w:spacing w:before="0" w:after="0"/>
+        <w:rPr/>
+      </w:pPr>
+      <w:r>
+        <w:rPr>
+          <w:rFonts w:ascii="Liberation Serif" w:hAnsi="Liberation Serif" w:eastAsia="DejaVu Sans" w:cs="Noto Sans Arabic UI"/>
+          <w:lang w:val="en-US" w:eastAsia="en-US" w:bidi="en-US"/>
+        </w:rPr>
+        <w:t>I would display only one figure with the elipse around TA. Condition with shape is enough.</w:t>
+      </w:r>
+    </w:p>
+  </w:comment>
+  <w:comment w:id="36" w:author="Christoph Ammer-Herrmenau" w:date="2026-04-24T21:09:00Z" w:initials="CA">
+    <w:p>
+      <w:pPr>
+        <w:overflowPunct w:val="true"/>
+        <w:spacing w:before="0" w:after="0"/>
+        <w:rPr/>
+      </w:pPr>
+      <w:r>
+        <w:rPr>
+          <w:rFonts w:ascii="Liberation Serif" w:hAnsi="Liberation Serif" w:eastAsia="DejaVu Sans" w:cs="Noto Sans Arabic UI"/>
+          <w:lang w:val="en-US" w:eastAsia="en-US" w:bidi="en-US"/>
+        </w:rPr>
+        <w:t>Correct?</w:t>
+      </w:r>
+    </w:p>
+  </w:comment>
+  <w:comment w:id="37" w:author="Christoph Ammer-Herrmenau" w:date="2026-04-24T21:07:00Z" w:initials="CA">
+    <w:p>
+      <w:pPr>
+        <w:overflowPunct w:val="true"/>
+        <w:spacing w:before="0" w:after="0"/>
+        <w:rPr/>
+      </w:pPr>
+      <w:r>
+        <w:rPr>
+          <w:rFonts w:ascii="Liberation Serif" w:hAnsi="Liberation Serif" w:eastAsia="DejaVu Sans" w:cs="Noto Sans Arabic UI"/>
+          <w:lang w:val="en-US" w:eastAsia="en-US" w:bidi="en-US"/>
+        </w:rPr>
+        <w:t>You need an abbreviation content list.</w:t>
+      </w:r>
+    </w:p>
+  </w:comment>
+  <w:comment w:id="38" w:author="Christoph Ammer-Herrmenau" w:date="2026-04-24T21:13:00Z" w:initials="CA">
+    <w:p>
+      <w:pPr>
+        <w:overflowPunct w:val="true"/>
+        <w:spacing w:before="0" w:after="0"/>
+        <w:rPr/>
+      </w:pPr>
+      <w:r>
+        <w:rPr>
+          <w:rFonts w:ascii="Liberation Serif" w:hAnsi="Liberation Serif" w:eastAsia="DejaVu Sans" w:cs="Noto Sans Arabic UI"/>
+          <w:lang w:val="en-US" w:eastAsia="en-US" w:bidi="en-US"/>
+        </w:rPr>
+        <w:t xml:space="preserve">Also here I would suggest MaAsLin2 with LP and condition as fixed models. </w:t>
+      </w:r>
+    </w:p>
+  </w:comment>
+  <w:comment w:id="39" w:author="Christoph Ammer-Herrmenau" w:date="2026-04-24T21:11:00Z" w:initials="CA">
+    <w:p>
+      <w:pPr>
+        <w:overflowPunct w:val="true"/>
+        <w:spacing w:before="0" w:after="0"/>
+        <w:rPr/>
+      </w:pPr>
+      <w:r>
+        <w:rPr>
+          <w:rFonts w:ascii="Liberation Serif" w:hAnsi="Liberation Serif" w:eastAsia="DejaVu Sans" w:cs="Noto Sans Arabic UI"/>
+          <w:lang w:val="en-US" w:eastAsia="en-US" w:bidi="en-US"/>
+        </w:rPr>
+        <w:t>Why was it relaxed?</w:t>
+      </w:r>
+    </w:p>
+  </w:comment>
+  <w:comment w:id="40" w:author="Christoph Ammer-Herrmenau" w:date="2026-04-24T21:14:00Z" w:initials="CA">
+    <w:p>
+      <w:pPr>
+        <w:overflowPunct w:val="true"/>
+        <w:spacing w:before="0" w:after="0"/>
+        <w:rPr/>
+      </w:pPr>
+      <w:r>
+        <w:rPr>
+          <w:rFonts w:ascii="Liberation Serif" w:hAnsi="Liberation Serif" w:eastAsia="DejaVu Sans" w:cs="Noto Sans Arabic UI"/>
+          <w:lang w:val="en-US" w:eastAsia="en-US" w:bidi="en-US"/>
+        </w:rPr>
+        <w:t>Please all p-values in the same manner.</w:t>
+      </w:r>
+    </w:p>
+  </w:comment>
+  <w:comment w:id="41" w:author="Christoph Ammer-Herrmenau" w:date="2026-04-24T23:03:00Z" w:initials="CA">
+    <w:p>
+      <w:pPr>
+        <w:overflowPunct w:val="true"/>
+        <w:spacing w:before="0" w:after="0"/>
+        <w:rPr/>
+      </w:pPr>
+      <w:r>
+        <w:rPr>
+          <w:rFonts w:ascii="Liberation Serif" w:hAnsi="Liberation Serif" w:eastAsia="DejaVu Sans" w:cs="Noto Sans Arabic UI"/>
+          <w:lang w:val="en-US" w:eastAsia="en-US" w:bidi="en-US"/>
+        </w:rPr>
+        <w:t>Here I would but the DAA for condition/ environment in the suppl. And the LP in the maion figure. That would give more evidence that the batch effect is really introduced bei LP rather than by condition if we find human commensals.</w:t>
+      </w:r>
+    </w:p>
+  </w:comment>
+  <w:comment w:id="42" w:author="Christoph Ammer-Herrmenau" w:date="2026-04-25T21:02:00Z" w:initials="CA">
+    <w:p>
+      <w:pPr>
+        <w:overflowPunct w:val="true"/>
+        <w:spacing w:before="0" w:after="0"/>
+        <w:rPr/>
+      </w:pPr>
+      <w:r>
+        <w:rPr>
+          <w:rFonts w:ascii="Liberation Serif" w:hAnsi="Liberation Serif" w:eastAsia="DejaVu Sans" w:cs="Noto Sans Arabic UI"/>
+          <w:lang w:val="en-US" w:eastAsia="en-US" w:bidi="en-US"/>
+        </w:rPr>
+        <w:t>Please cite requilme, pushalkar, geller at this position</w:t>
+      </w:r>
+    </w:p>
+  </w:comment>
+  <w:comment w:id="43" w:author="Christoph Ammer-Herrmenau" w:date="2026-04-25T21:20:00Z" w:initials="CA">
+    <w:p>
+      <w:pPr>
+        <w:overflowPunct w:val="true"/>
+        <w:spacing w:before="0" w:after="0"/>
+        <w:rPr/>
+      </w:pPr>
+      <w:r>
+        <w:rPr>
+          <w:rFonts w:ascii="Liberation Serif" w:hAnsi="Liberation Serif" w:eastAsia="DejaVu Sans" w:cs="Noto Sans Arabic UI"/>
+          <w:lang w:val="en-US" w:eastAsia="en-US" w:bidi="en-US"/>
+        </w:rPr>
+        <w:t>Can you please adopt this abbreviatiopn to the figures and tables and the rest of the script? If you have a better abbreviation you can of course aplly this.</w:t>
+      </w:r>
+    </w:p>
+  </w:comment>
+  <w:comment w:id="44" w:author="Christoph Ammer-Herrmenau" w:date="2026-04-25T21:21:00Z" w:initials="CA">
+    <w:p>
+      <w:pPr>
+        <w:overflowPunct w:val="true"/>
+        <w:spacing w:before="0" w:after="0"/>
+        <w:rPr/>
+      </w:pPr>
+      <w:r>
+        <w:rPr>
+          <w:rFonts w:ascii="Liberation Serif" w:hAnsi="Liberation Serif" w:eastAsia="DejaVu Sans" w:cs="Noto Sans Arabic UI"/>
+          <w:lang w:val="en-US" w:eastAsia="en-US" w:bidi="en-US"/>
+        </w:rPr>
+        <w:t>That sounds that we do not have to do it.</w:t>
+      </w:r>
+    </w:p>
+  </w:comment>
+  <w:comment w:id="45" w:author="Christoph Ammer-Herrmenau" w:date="2026-04-25T21:21:00Z" w:initials="CA">
+    <w:p>
+      <w:pPr>
+        <w:overflowPunct w:val="true"/>
+        <w:spacing w:before="0" w:after="0"/>
+        <w:rPr/>
+      </w:pPr>
+      <w:r>
+        <w:rPr>
+          <w:rFonts w:ascii="Liberation Serif" w:hAnsi="Liberation Serif" w:eastAsia="DejaVu Sans" w:cs="Noto Sans Arabic UI"/>
+          <w:lang w:val="en-US" w:eastAsia="en-US" w:bidi="en-US"/>
+        </w:rPr>
+        <w:t>That is discussion. You can shift it to the discussion section.</w:t>
+      </w:r>
+    </w:p>
+  </w:comment>
+  <w:comment w:id="46" w:author="Linh Dang" w:date="2026-07-06T10:51:12Z" w:initials="LD">
+    <w:p>
+      <w:pPr>
         <w:overflowPunct w:val="false"/>
         <w:spacing w:before="0" w:after="0"/>
         <w:rPr/>
@@ -7843,9 +8308,11 @@
       <w:r>
         <w:rPr>
           <w:rFonts w:ascii="Liberation Serif" w:hAnsi="Liberation Serif" w:eastAsia="DejaVu Sans" w:cs="Noto Sans Arabic"/>
+          <w:i/>
+          <w:sz w:val="16"/>
           <w:lang w:val="en-US" w:eastAsia="en-US" w:bidi="en-US"/>
         </w:rPr>
-        <w:t>Done!</w:t>
+        <w:t>Reply to Christoph Ammer-Herrmenau (04/25/2026, 21:21): "..."</w:t>
       </w:r>
     </w:p>
     <w:p>
@@ -7859,10 +8326,11 @@
           <w:rFonts w:ascii="Liberation Serif" w:hAnsi="Liberation Serif" w:eastAsia="DejaVu Sans" w:cs="Noto Sans Arabic"/>
           <w:lang w:val="en-US" w:eastAsia="en-US" w:bidi="en-US"/>
         </w:rPr>
+        <w:t>Why would it belong to the discussion? The longitudinal NCT is an essential part for the assessment.</w:t>
       </w:r>
     </w:p>
   </w:comment>
-  <w:comment w:id="34" w:author="Christoph Ammer-Herrmenau" w:date="2026-04-24T23:01:00Z" w:initials="CA">
+  <w:comment w:id="47" w:author="Linh Dang" w:date="2026-07-06T12:21:51Z" w:initials="LD">
     <w:p>
       <w:pPr>
         <w:overflowPunct w:val="false"/>
@@ -7871,17 +8339,33 @@
       </w:pPr>
       <w:r>
         <w:rPr>
+          <w:rFonts w:ascii="Liberation Serif" w:hAnsi="Liberation Serif" w:eastAsia="DejaVu Sans" w:cs="Noto Sans Arabic"/>
+          <w:lang w:val="en-US" w:eastAsia="en-US" w:bidi="en-US"/>
+        </w:rPr>
+        <w:t>For the consistency, I only use paired Wilcox test to compare decontamination methods.</w:t>
+      </w:r>
+    </w:p>
+  </w:comment>
+  <w:comment w:id="48" w:author="Christoph Ammer-Herrmenau" w:date="2026-04-25T21:45:00Z" w:initials="CA">
+    <w:p>
+      <w:pPr>
+        <w:overflowPunct w:val="true"/>
+        <w:spacing w:before="0" w:after="0"/>
+        <w:rPr/>
+      </w:pPr>
+      <w:r>
+        <w:rPr>
           <w:rFonts w:ascii="Liberation Serif" w:hAnsi="Liberation Serif" w:eastAsia="DejaVu Sans" w:cs="Noto Sans Arabic UI"/>
           <w:lang w:val="en-US" w:eastAsia="en-US" w:bidi="en-US"/>
         </w:rPr>
-        <w:t>I would display only one figure with the elipse around TA. Condition with shape is enough.</w:t>
+        <w:t>The pairwise comparison needs to be in the supplemental material</w:t>
       </w:r>
     </w:p>
   </w:comment>
-  <w:comment w:id="35" w:author="Christoph Ammer-Herrmenau" w:date="2026-04-24T21:09:00Z" w:initials="CA">
-    <w:p>
-      <w:pPr>
-        <w:overflowPunct w:val="false"/>
+  <w:comment w:id="50" w:author="Christoph Ammer-Herrmenau" w:date="2026-04-25T21:50:00Z" w:initials="CA">
+    <w:p>
+      <w:pPr>
+        <w:overflowPunct w:val="true"/>
         <w:spacing w:before="0" w:after="0"/>
         <w:rPr/>
       </w:pPr>
@@ -7890,14 +8374,14 @@
           <w:rFonts w:ascii="Liberation Serif" w:hAnsi="Liberation Serif" w:eastAsia="DejaVu Sans" w:cs="Noto Sans Arabic UI"/>
           <w:lang w:val="en-US" w:eastAsia="en-US" w:bidi="en-US"/>
         </w:rPr>
-        <w:t>Correct?</w:t>
+        <w:t>Pairwise comparison</w:t>
       </w:r>
     </w:p>
   </w:comment>
-  <w:comment w:id="36" w:author="Christoph Ammer-Herrmenau" w:date="2026-04-24T21:07:00Z" w:initials="CA">
-    <w:p>
-      <w:pPr>
-        <w:overflowPunct w:val="false"/>
+  <w:comment w:id="49" w:author="Christoph Ammer-Herrmenau" w:date="2026-04-25T21:52:00Z" w:initials="CA">
+    <w:p>
+      <w:pPr>
+        <w:overflowPunct w:val="true"/>
         <w:spacing w:before="0" w:after="0"/>
         <w:rPr/>
       </w:pPr>
@@ -7906,14 +8390,14 @@
           <w:rFonts w:ascii="Liberation Serif" w:hAnsi="Liberation Serif" w:eastAsia="DejaVu Sans" w:cs="Noto Sans Arabic UI"/>
           <w:lang w:val="en-US" w:eastAsia="en-US" w:bidi="en-US"/>
         </w:rPr>
-        <w:t>You need an abbreviation content list.</w:t>
+        <w:t xml:space="preserve">Are above data with rarefation or wrench? We should report the second normalization technique. Please expand in figure legends the abbreviations, the sample size and the normalization techniques in all figures. </w:t>
       </w:r>
     </w:p>
   </w:comment>
-  <w:comment w:id="37" w:author="Christoph Ammer-Herrmenau" w:date="2026-04-24T21:13:00Z" w:initials="CA">
-    <w:p>
-      <w:pPr>
-        <w:overflowPunct w:val="false"/>
+  <w:comment w:id="51" w:author="Christoph Ammer-Herrmenau" w:date="2026-04-25T21:47:00Z" w:initials="CA">
+    <w:p>
+      <w:pPr>
+        <w:overflowPunct w:val="true"/>
         <w:spacing w:before="0" w:after="0"/>
         <w:rPr/>
       </w:pPr>
@@ -7922,14 +8406,14 @@
           <w:rFonts w:ascii="Liberation Serif" w:hAnsi="Liberation Serif" w:eastAsia="DejaVu Sans" w:cs="Noto Sans Arabic UI"/>
           <w:lang w:val="en-US" w:eastAsia="en-US" w:bidi="en-US"/>
         </w:rPr>
-        <w:t xml:space="preserve">Also here I would suggest MaAsLin2 with LP and condition as fixed models. </w:t>
+        <w:t>I would exclude this as non-parametric tests are less sophisticated as LMM and does not bring additional informatuion.</w:t>
       </w:r>
     </w:p>
   </w:comment>
-  <w:comment w:id="38" w:author="Christoph Ammer-Herrmenau" w:date="2026-04-24T21:11:00Z" w:initials="CA">
-    <w:p>
-      <w:pPr>
-        <w:overflowPunct w:val="false"/>
+  <w:comment w:id="52" w:author="Christoph Ammer-Herrmenau" w:date="2026-04-25T22:00:00Z" w:initials="CA">
+    <w:p>
+      <w:pPr>
+        <w:overflowPunct w:val="true"/>
         <w:spacing w:before="0" w:after="0"/>
         <w:rPr/>
       </w:pPr>
@@ -7938,14 +8422,14 @@
           <w:rFonts w:ascii="Liberation Serif" w:hAnsi="Liberation Serif" w:eastAsia="DejaVu Sans" w:cs="Noto Sans Arabic UI"/>
           <w:lang w:val="en-US" w:eastAsia="en-US" w:bidi="en-US"/>
         </w:rPr>
-        <w:t>Why was it relaxed?</w:t>
+        <w:t>Pairwise comparison</w:t>
       </w:r>
     </w:p>
   </w:comment>
-  <w:comment w:id="39" w:author="Christoph Ammer-Herrmenau" w:date="2026-04-24T21:14:00Z" w:initials="CA">
-    <w:p>
-      <w:pPr>
-        <w:overflowPunct w:val="false"/>
+  <w:comment w:id="53" w:author="Christoph Ammer-Herrmenau" w:date="2026-04-25T22:01:00Z" w:initials="CA">
+    <w:p>
+      <w:pPr>
+        <w:overflowPunct w:val="true"/>
         <w:spacing w:before="0" w:after="0"/>
         <w:rPr/>
       </w:pPr>
@@ -7954,14 +8438,14 @@
           <w:rFonts w:ascii="Liberation Serif" w:hAnsi="Liberation Serif" w:eastAsia="DejaVu Sans" w:cs="Noto Sans Arabic UI"/>
           <w:lang w:val="en-US" w:eastAsia="en-US" w:bidi="en-US"/>
         </w:rPr>
-        <w:t>Please all p-values in the same manner.</w:t>
+        <w:t>Were the data from figure 3B not normalized?</w:t>
       </w:r>
     </w:p>
   </w:comment>
-  <w:comment w:id="40" w:author="Christoph Ammer-Herrmenau" w:date="2026-04-24T23:03:00Z" w:initials="CA">
-    <w:p>
-      <w:pPr>
-        <w:overflowPunct w:val="false"/>
+  <w:comment w:id="54" w:author="Christoph Ammer-Herrmenau" w:date="2026-04-25T22:09:00Z" w:initials="CA">
+    <w:p>
+      <w:pPr>
+        <w:overflowPunct w:val="true"/>
         <w:spacing w:before="0" w:after="0"/>
         <w:rPr/>
       </w:pPr>
@@ -7970,14 +8454,14 @@
           <w:rFonts w:ascii="Liberation Serif" w:hAnsi="Liberation Serif" w:eastAsia="DejaVu Sans" w:cs="Noto Sans Arabic UI"/>
           <w:lang w:val="en-US" w:eastAsia="en-US" w:bidi="en-US"/>
         </w:rPr>
-        <w:t>Here I would but the DAA for condition/ environment in the suppl. And the LP in the maion figure. That would give more evidence that the batch effect is really introduced bei LP rather than by condition if we find human commensals.</w:t>
+        <w:t>Please rephrase.</w:t>
       </w:r>
     </w:p>
   </w:comment>
-  <w:comment w:id="41" w:author="Christoph Ammer-Herrmenau" w:date="2026-04-25T21:02:00Z" w:initials="CA">
-    <w:p>
-      <w:pPr>
-        <w:overflowPunct w:val="false"/>
+  <w:comment w:id="55" w:author="Christoph Ammer-Herrmenau" w:date="2026-04-25T22:24:00Z" w:initials="CA">
+    <w:p>
+      <w:pPr>
+        <w:overflowPunct w:val="true"/>
         <w:spacing w:before="0" w:after="0"/>
         <w:rPr/>
       </w:pPr>
@@ -7986,14 +8470,14 @@
           <w:rFonts w:ascii="Liberation Serif" w:hAnsi="Liberation Serif" w:eastAsia="DejaVu Sans" w:cs="Noto Sans Arabic UI"/>
           <w:lang w:val="en-US" w:eastAsia="en-US" w:bidi="en-US"/>
         </w:rPr>
-        <w:t>Please cite requilme, pushalkar, geller at this position</w:t>
+        <w:t xml:space="preserve">Here we need AS, coverage, qscore from basecalling. Also the KPC mice need to be mentioned. </w:t>
       </w:r>
     </w:p>
   </w:comment>
-  <w:comment w:id="42" w:author="Christoph Ammer-Herrmenau" w:date="2026-04-25T21:20:00Z" w:initials="CA">
-    <w:p>
-      <w:pPr>
-        <w:overflowPunct w:val="false"/>
+  <w:comment w:id="56" w:author="Christoph Ammer-Herrmenau" w:date="2026-04-25T22:28:00Z" w:initials="CA">
+    <w:p>
+      <w:pPr>
+        <w:overflowPunct w:val="true"/>
         <w:spacing w:before="0" w:after="0"/>
         <w:rPr/>
       </w:pPr>
@@ -8002,190 +8486,14 @@
           <w:rFonts w:ascii="Liberation Serif" w:hAnsi="Liberation Serif" w:eastAsia="DejaVu Sans" w:cs="Noto Sans Arabic UI"/>
           <w:lang w:val="en-US" w:eastAsia="en-US" w:bidi="en-US"/>
         </w:rPr>
-        <w:t>Can you please adopt this abbreviatiopn to the figures and tables and the rest of the script? If you have a better abbreviation you can of course aplly this.</w:t>
+        <w:t xml:space="preserve">Trp53R172H and KrasG12D cooperate to promote chromosomal instability and widely metastatic pancreatic ductal adenocarcinoma in mice </w:t>
       </w:r>
     </w:p>
   </w:comment>
-  <w:comment w:id="43" w:author="Christoph Ammer-Herrmenau" w:date="2026-04-25T21:21:00Z" w:initials="CA">
-    <w:p>
-      <w:pPr>
-        <w:overflowPunct w:val="false"/>
-        <w:spacing w:before="0" w:after="0"/>
-        <w:rPr/>
-      </w:pPr>
-      <w:r>
-        <w:rPr>
-          <w:rFonts w:ascii="Liberation Serif" w:hAnsi="Liberation Serif" w:eastAsia="DejaVu Sans" w:cs="Noto Sans Arabic UI"/>
-          <w:lang w:val="en-US" w:eastAsia="en-US" w:bidi="en-US"/>
-        </w:rPr>
-        <w:t>That sounds that we do not have to do it.</w:t>
-      </w:r>
-    </w:p>
-  </w:comment>
-  <w:comment w:id="44" w:author="Christoph Ammer-Herrmenau" w:date="2026-04-25T21:21:00Z" w:initials="CA">
-    <w:p>
-      <w:pPr>
-        <w:overflowPunct w:val="false"/>
-        <w:spacing w:before="0" w:after="0"/>
-        <w:rPr/>
-      </w:pPr>
-      <w:r>
-        <w:rPr>
-          <w:rFonts w:ascii="Liberation Serif" w:hAnsi="Liberation Serif" w:eastAsia="DejaVu Sans" w:cs="Noto Sans Arabic UI"/>
-          <w:lang w:val="en-US" w:eastAsia="en-US" w:bidi="en-US"/>
-        </w:rPr>
-        <w:t>That is discussion. You can shift it to the discussion section.</w:t>
-      </w:r>
-    </w:p>
-  </w:comment>
-  <w:comment w:id="45" w:author="Christoph Ammer-Herrmenau" w:date="2026-04-25T21:45:00Z" w:initials="CA">
-    <w:p>
-      <w:pPr>
-        <w:overflowPunct w:val="false"/>
-        <w:spacing w:before="0" w:after="0"/>
-        <w:rPr/>
-      </w:pPr>
-      <w:r>
-        <w:rPr>
-          <w:rFonts w:ascii="Liberation Serif" w:hAnsi="Liberation Serif" w:eastAsia="DejaVu Sans" w:cs="Noto Sans Arabic UI"/>
-          <w:lang w:val="en-US" w:eastAsia="en-US" w:bidi="en-US"/>
-        </w:rPr>
-        <w:t>The pairwise comparison needs to be in the supplemental material</w:t>
-      </w:r>
-    </w:p>
-  </w:comment>
-  <w:comment w:id="47" w:author="Christoph Ammer-Herrmenau" w:date="2026-04-25T21:50:00Z" w:initials="CA">
-    <w:p>
-      <w:pPr>
-        <w:overflowPunct w:val="false"/>
-        <w:spacing w:before="0" w:after="0"/>
-        <w:rPr/>
-      </w:pPr>
-      <w:r>
-        <w:rPr>
-          <w:rFonts w:ascii="Liberation Serif" w:hAnsi="Liberation Serif" w:eastAsia="DejaVu Sans" w:cs="Noto Sans Arabic UI"/>
-          <w:lang w:val="en-US" w:eastAsia="en-US" w:bidi="en-US"/>
-        </w:rPr>
-        <w:t>Pairwise comparison</w:t>
-      </w:r>
-    </w:p>
-  </w:comment>
-  <w:comment w:id="46" w:author="Christoph Ammer-Herrmenau" w:date="2026-04-25T21:52:00Z" w:initials="CA">
-    <w:p>
-      <w:pPr>
-        <w:overflowPunct w:val="false"/>
-        <w:spacing w:before="0" w:after="0"/>
-        <w:rPr/>
-      </w:pPr>
-      <w:r>
-        <w:rPr>
-          <w:rFonts w:ascii="Liberation Serif" w:hAnsi="Liberation Serif" w:eastAsia="DejaVu Sans" w:cs="Noto Sans Arabic UI"/>
-          <w:lang w:val="en-US" w:eastAsia="en-US" w:bidi="en-US"/>
-        </w:rPr>
-        <w:t xml:space="preserve">Are above data with rarefation or wrench? We should report the second normalization technique. Please expand in figure legends the abbreviations, the sample size and the normalization techniques in all figures. </w:t>
-      </w:r>
-    </w:p>
-  </w:comment>
-  <w:comment w:id="48" w:author="Christoph Ammer-Herrmenau" w:date="2026-04-25T21:47:00Z" w:initials="CA">
-    <w:p>
-      <w:pPr>
-        <w:overflowPunct w:val="false"/>
-        <w:spacing w:before="0" w:after="0"/>
-        <w:rPr/>
-      </w:pPr>
-      <w:r>
-        <w:rPr>
-          <w:rFonts w:ascii="Liberation Serif" w:hAnsi="Liberation Serif" w:eastAsia="DejaVu Sans" w:cs="Noto Sans Arabic UI"/>
-          <w:lang w:val="en-US" w:eastAsia="en-US" w:bidi="en-US"/>
-        </w:rPr>
-        <w:t>I would exclude this as non-parametric tests are less sophisticated as LMM and does not bring additional informatuion.</w:t>
-      </w:r>
-    </w:p>
-  </w:comment>
-  <w:comment w:id="49" w:author="Christoph Ammer-Herrmenau" w:date="2026-04-25T22:00:00Z" w:initials="CA">
-    <w:p>
-      <w:pPr>
-        <w:overflowPunct w:val="false"/>
-        <w:spacing w:before="0" w:after="0"/>
-        <w:rPr/>
-      </w:pPr>
-      <w:r>
-        <w:rPr>
-          <w:rFonts w:ascii="Liberation Serif" w:hAnsi="Liberation Serif" w:eastAsia="DejaVu Sans" w:cs="Noto Sans Arabic UI"/>
-          <w:lang w:val="en-US" w:eastAsia="en-US" w:bidi="en-US"/>
-        </w:rPr>
-        <w:t>Pairwise comparison</w:t>
-      </w:r>
-    </w:p>
-  </w:comment>
-  <w:comment w:id="50" w:author="Christoph Ammer-Herrmenau" w:date="2026-04-25T22:01:00Z" w:initials="CA">
-    <w:p>
-      <w:pPr>
-        <w:overflowPunct w:val="false"/>
-        <w:spacing w:before="0" w:after="0"/>
-        <w:rPr/>
-      </w:pPr>
-      <w:r>
-        <w:rPr>
-          <w:rFonts w:ascii="Liberation Serif" w:hAnsi="Liberation Serif" w:eastAsia="DejaVu Sans" w:cs="Noto Sans Arabic UI"/>
-          <w:lang w:val="en-US" w:eastAsia="en-US" w:bidi="en-US"/>
-        </w:rPr>
-        <w:t>Were the data from figure 3B not normalized?</w:t>
-      </w:r>
-    </w:p>
-  </w:comment>
-  <w:comment w:id="51" w:author="Christoph Ammer-Herrmenau" w:date="2026-04-25T22:09:00Z" w:initials="CA">
-    <w:p>
-      <w:pPr>
-        <w:overflowPunct w:val="false"/>
-        <w:spacing w:before="0" w:after="0"/>
-        <w:rPr/>
-      </w:pPr>
-      <w:r>
-        <w:rPr>
-          <w:rFonts w:ascii="Liberation Serif" w:hAnsi="Liberation Serif" w:eastAsia="DejaVu Sans" w:cs="Noto Sans Arabic UI"/>
-          <w:lang w:val="en-US" w:eastAsia="en-US" w:bidi="en-US"/>
-        </w:rPr>
-        <w:t>Please rephrase.</w:t>
-      </w:r>
-    </w:p>
-  </w:comment>
-  <w:comment w:id="52" w:author="Christoph Ammer-Herrmenau" w:date="2026-04-25T22:24:00Z" w:initials="CA">
-    <w:p>
-      <w:pPr>
-        <w:overflowPunct w:val="false"/>
-        <w:spacing w:before="0" w:after="0"/>
-        <w:rPr/>
-      </w:pPr>
-      <w:r>
-        <w:rPr>
-          <w:rFonts w:ascii="Liberation Serif" w:hAnsi="Liberation Serif" w:eastAsia="DejaVu Sans" w:cs="Noto Sans Arabic UI"/>
-          <w:lang w:val="en-US" w:eastAsia="en-US" w:bidi="en-US"/>
-        </w:rPr>
-        <w:t xml:space="preserve">Here we need AS, coverage, qscore from basecalling. Also the KPC mice need to be mentioned. </w:t>
-      </w:r>
-    </w:p>
-  </w:comment>
-  <w:comment w:id="53" w:author="Christoph Ammer-Herrmenau" w:date="2026-04-25T22:28:00Z" w:initials="CA">
-    <w:p>
-      <w:pPr>
-        <w:overflowPunct w:val="false"/>
-        <w:spacing w:before="0" w:after="0"/>
-        <w:rPr/>
-      </w:pPr>
-      <w:r>
-        <w:rPr>
-          <w:rFonts w:ascii="Liberation Serif" w:hAnsi="Liberation Serif" w:eastAsia="DejaVu Sans" w:cs="Noto Sans Arabic UI"/>
-          <w:lang w:val="en-US" w:eastAsia="en-US" w:bidi="en-US"/>
-        </w:rPr>
-        <w:t xml:space="preserve">Trp53R172H and KrasG12D cooperate to promote chromosomal instability and widely metastatic pancreatic ductal adenocarcinoma in mice </w:t>
-      </w:r>
-    </w:p>
-  </w:comment>
-  <w:comment w:id="54" w:author="Christoph Ammer-Herrmenau" w:date="2026-04-25T22:33:00Z" w:initials="CA">
-    <w:p>
-      <w:pPr>
-        <w:overflowPunct w:val="false"/>
+  <w:comment w:id="57" w:author="Christoph Ammer-Herrmenau" w:date="2026-04-25T22:33:00Z" w:initials="CA">
+    <w:p>
+      <w:pPr>
+        <w:overflowPunct w:val="true"/>
         <w:spacing w:before="0" w:after="0"/>
         <w:rPr/>
       </w:pPr>
@@ -8230,10 +8538,10 @@
       </w:r>
     </w:p>
   </w:comment>
-  <w:comment w:id="55" w:author="Christoph Ammer-Herrmenau" w:date="2026-04-25T22:22:00Z" w:initials="CA">
-    <w:p>
-      <w:pPr>
-        <w:overflowPunct w:val="false"/>
+  <w:comment w:id="58" w:author="Christoph Ammer-Herrmenau" w:date="2026-04-25T22:22:00Z" w:initials="CA">
+    <w:p>
+      <w:pPr>
+        <w:overflowPunct w:val="true"/>
         <w:spacing w:before="0" w:after="0"/>
         <w:rPr/>
       </w:pPr>
@@ -8246,10 +8554,10 @@
       </w:r>
     </w:p>
   </w:comment>
-  <w:comment w:id="56" w:author="Christoph Ammer-Herrmenau" w:date="2026-04-25T22:21:00Z" w:initials="CA">
-    <w:p>
-      <w:pPr>
-        <w:overflowPunct w:val="false"/>
+  <w:comment w:id="59" w:author="Christoph Ammer-Herrmenau" w:date="2026-04-25T22:21:00Z" w:initials="CA">
+    <w:p>
+      <w:pPr>
+        <w:overflowPunct w:val="true"/>
         <w:spacing w:before="0" w:after="0"/>
         <w:rPr/>
       </w:pPr>
@@ -8262,10 +8570,10 @@
       </w:r>
     </w:p>
   </w:comment>
-  <w:comment w:id="57" w:author="Christoph Ammer-Herrmenau" w:date="2026-04-25T22:34:00Z" w:initials="CA">
-    <w:p>
-      <w:pPr>
-        <w:overflowPunct w:val="false"/>
+  <w:comment w:id="60" w:author="Christoph Ammer-Herrmenau" w:date="2026-04-25T22:34:00Z" w:initials="CA">
+    <w:p>
+      <w:pPr>
+        <w:overflowPunct w:val="true"/>
         <w:spacing w:before="0" w:after="0"/>
         <w:rPr/>
       </w:pPr>
@@ -8294,6 +8602,7 @@
   <w15:commentEx w15:paraId="0e000000" w15:paraIdParent="0c000000"/>
   <w15:commentEx w15:paraId="0f000000" w15:paraIdParent="0c000000"/>
   <w15:commentEx w15:paraId="11000000" w15:paraIdParent="10000000"/>
+  <w15:commentEx w15:paraId="13000000" w15:paraIdParent="12000000"/>
 </w15:commentsEx>
 </file>
 
@@ -10161,6 +10470,4456 @@
       <w:szCs w:val="20"/>
     </w:rPr>
   </w:style>
+  <w:style w:type="paragraph" w:styleId="DefaultDrawingStyle">
+    <w:name w:val="Default Drawing Style"/>
+    <w:qFormat/>
+    <w:pPr>
+      <w:widowControl/>
+      <w:bidi w:val="0"/>
+      <w:spacing w:lineRule="atLeast" w:line="200" w:before="0" w:after="0"/>
+      <w:jc w:val="left"/>
+    </w:pPr>
+    <w:rPr>
+      <w:rFonts w:ascii="Noto Sans Devanagari" w:hAnsi="Noto Sans Devanagari" w:eastAsia="Noto Sans" w:cs="Arial"/>
+      <w:b w:val="false"/>
+      <w:i w:val="false"/>
+      <w:caps w:val="false"/>
+      <w:smallCaps w:val="false"/>
+      <w:strike w:val="false"/>
+      <w:dstrike w:val="false"/>
+      <w:outline w:val="false"/>
+      <w:shadow w:val="false"/>
+      <w:color w:val="auto"/>
+      <w:kern w:val="2"/>
+      <w:sz w:val="36"/>
+      <w:szCs w:val="24"/>
+      <w:u w:val="none"/>
+      <w:em w:val="none"/>
+      <w:lang w:val="en-US" w:eastAsia="en-US" w:bidi="ar-SA"/>
+    </w:rPr>
+  </w:style>
+  <w:style w:type="paragraph" w:styleId="Objectwithoutfill">
+    <w:name w:val="Object without fill"/>
+    <w:basedOn w:val="DefaultDrawingStyle"/>
+    <w:qFormat/>
+    <w:pPr>
+      <w:spacing w:lineRule="atLeast" w:line="200" w:before="0" w:after="0"/>
+    </w:pPr>
+    <w:rPr>
+      <w:rFonts w:ascii="Noto Sans Devanagari" w:hAnsi="Noto Sans Devanagari"/>
+      <w:b w:val="false"/>
+      <w:i w:val="false"/>
+      <w:caps w:val="false"/>
+      <w:smallCaps w:val="false"/>
+      <w:strike w:val="false"/>
+      <w:dstrike w:val="false"/>
+      <w:outline w:val="false"/>
+      <w:shadow w:val="false"/>
+      <w:color w:val="auto"/>
+      <w:kern w:val="2"/>
+      <w:sz w:val="36"/>
+      <w:u w:val="none"/>
+      <w:em w:val="none"/>
+    </w:rPr>
+  </w:style>
+  <w:style w:type="paragraph" w:styleId="Objectwithnofillandnoline">
+    <w:name w:val="Object with no fill and no line"/>
+    <w:basedOn w:val="DefaultDrawingStyle"/>
+    <w:qFormat/>
+    <w:pPr>
+      <w:spacing w:lineRule="atLeast" w:line="200" w:before="0" w:after="0"/>
+    </w:pPr>
+    <w:rPr>
+      <w:rFonts w:ascii="Noto Sans Devanagari" w:hAnsi="Noto Sans Devanagari"/>
+      <w:b w:val="false"/>
+      <w:i w:val="false"/>
+      <w:caps w:val="false"/>
+      <w:smallCaps w:val="false"/>
+      <w:strike w:val="false"/>
+      <w:dstrike w:val="false"/>
+      <w:outline w:val="false"/>
+      <w:shadow w:val="false"/>
+      <w:color w:val="auto"/>
+      <w:kern w:val="2"/>
+      <w:sz w:val="36"/>
+      <w:u w:val="none"/>
+      <w:em w:val="none"/>
+    </w:rPr>
+  </w:style>
+  <w:style w:type="paragraph" w:styleId="A4">
+    <w:name w:val="A4"/>
+    <w:basedOn w:val="Text"/>
+    <w:qFormat/>
+    <w:pPr/>
+    <w:rPr>
+      <w:rFonts w:ascii="Noto Sans" w:hAnsi="Noto Sans"/>
+      <w:sz w:val="36"/>
+    </w:rPr>
+  </w:style>
+  <w:style w:type="paragraph" w:styleId="Text">
+    <w:name w:val="Text"/>
+    <w:basedOn w:val="Caption"/>
+    <w:qFormat/>
+    <w:pPr/>
+    <w:rPr/>
+  </w:style>
+  <w:style w:type="paragraph" w:styleId="TitleA4">
+    <w:name w:val="Title A4"/>
+    <w:basedOn w:val="A4"/>
+    <w:qFormat/>
+    <w:pPr/>
+    <w:rPr>
+      <w:rFonts w:ascii="Noto Sans" w:hAnsi="Noto Sans"/>
+      <w:sz w:val="87"/>
+    </w:rPr>
+  </w:style>
+  <w:style w:type="paragraph" w:styleId="HeadingA4">
+    <w:name w:val="Heading A4"/>
+    <w:basedOn w:val="A4"/>
+    <w:qFormat/>
+    <w:pPr/>
+    <w:rPr>
+      <w:rFonts w:ascii="Noto Sans" w:hAnsi="Noto Sans"/>
+      <w:sz w:val="48"/>
+    </w:rPr>
+  </w:style>
+  <w:style w:type="paragraph" w:styleId="TextA4">
+    <w:name w:val="Text A4"/>
+    <w:basedOn w:val="A4"/>
+    <w:qFormat/>
+    <w:pPr/>
+    <w:rPr>
+      <w:rFonts w:ascii="Noto Sans" w:hAnsi="Noto Sans"/>
+      <w:sz w:val="36"/>
+    </w:rPr>
+  </w:style>
+  <w:style w:type="paragraph" w:styleId="A0">
+    <w:name w:val="A0"/>
+    <w:basedOn w:val="Text"/>
+    <w:qFormat/>
+    <w:pPr/>
+    <w:rPr>
+      <w:rFonts w:ascii="Noto Sans" w:hAnsi="Noto Sans"/>
+      <w:sz w:val="95"/>
+    </w:rPr>
+  </w:style>
+  <w:style w:type="paragraph" w:styleId="TitleA0">
+    <w:name w:val="Title A0"/>
+    <w:basedOn w:val="A0"/>
+    <w:qFormat/>
+    <w:pPr/>
+    <w:rPr>
+      <w:rFonts w:ascii="Noto Sans" w:hAnsi="Noto Sans"/>
+      <w:sz w:val="191"/>
+    </w:rPr>
+  </w:style>
+  <w:style w:type="paragraph" w:styleId="HeadingA0">
+    <w:name w:val="Heading A0"/>
+    <w:basedOn w:val="A0"/>
+    <w:qFormat/>
+    <w:pPr/>
+    <w:rPr>
+      <w:rFonts w:ascii="Noto Sans" w:hAnsi="Noto Sans"/>
+      <w:sz w:val="143"/>
+    </w:rPr>
+  </w:style>
+  <w:style w:type="paragraph" w:styleId="TextA0">
+    <w:name w:val="Text A0"/>
+    <w:basedOn w:val="A0"/>
+    <w:qFormat/>
+    <w:pPr/>
+    <w:rPr>
+      <w:rFonts w:ascii="Noto Sans" w:hAnsi="Noto Sans"/>
+      <w:sz w:val="95"/>
+    </w:rPr>
+  </w:style>
+  <w:style w:type="paragraph" w:styleId="Graphic">
+    <w:name w:val="Graphic"/>
+    <w:qFormat/>
+    <w:pPr>
+      <w:widowControl/>
+      <w:bidi w:val="0"/>
+      <w:spacing w:before="0" w:after="0"/>
+      <w:jc w:val="left"/>
+    </w:pPr>
+    <w:rPr>
+      <w:rFonts w:ascii="Liberation Sans" w:hAnsi="Liberation Sans" w:eastAsia="Noto Sans" w:cs="Arial"/>
+      <w:color w:val="auto"/>
+      <w:kern w:val="0"/>
+      <w:sz w:val="36"/>
+      <w:szCs w:val="24"/>
+      <w:lang w:val="en-US" w:eastAsia="en-US" w:bidi="ar-SA"/>
+    </w:rPr>
+  </w:style>
+  <w:style w:type="paragraph" w:styleId="Shapes">
+    <w:name w:val="Shapes"/>
+    <w:basedOn w:val="Graphic"/>
+    <w:qFormat/>
+    <w:pPr/>
+    <w:rPr>
+      <w:rFonts w:ascii="Liberation Sans" w:hAnsi="Liberation Sans"/>
+      <w:b/>
+      <w:sz w:val="28"/>
+    </w:rPr>
+  </w:style>
+  <w:style w:type="paragraph" w:styleId="Filled">
+    <w:name w:val="Filled"/>
+    <w:basedOn w:val="Shapes"/>
+    <w:qFormat/>
+    <w:pPr/>
+    <w:rPr>
+      <w:rFonts w:ascii="Liberation Sans" w:hAnsi="Liberation Sans"/>
+      <w:b/>
+      <w:sz w:val="28"/>
+    </w:rPr>
+  </w:style>
+  <w:style w:type="paragraph" w:styleId="FilledBlue">
+    <w:name w:val="Filled Blue"/>
+    <w:basedOn w:val="Filled"/>
+    <w:qFormat/>
+    <w:pPr/>
+    <w:rPr>
+      <w:rFonts w:ascii="Liberation Sans" w:hAnsi="Liberation Sans"/>
+      <w:b/>
+      <w:color w:val="FFFFFF"/>
+      <w:sz w:val="28"/>
+    </w:rPr>
+  </w:style>
+  <w:style w:type="paragraph" w:styleId="FilledGreen">
+    <w:name w:val="Filled Green"/>
+    <w:basedOn w:val="Filled"/>
+    <w:qFormat/>
+    <w:pPr/>
+    <w:rPr>
+      <w:rFonts w:ascii="Liberation Sans" w:hAnsi="Liberation Sans"/>
+      <w:b/>
+      <w:color w:val="FFFFFF"/>
+      <w:sz w:val="28"/>
+    </w:rPr>
+  </w:style>
+  <w:style w:type="paragraph" w:styleId="FilledRed">
+    <w:name w:val="Filled Red"/>
+    <w:basedOn w:val="Filled"/>
+    <w:qFormat/>
+    <w:pPr/>
+    <w:rPr>
+      <w:rFonts w:ascii="Liberation Sans" w:hAnsi="Liberation Sans"/>
+      <w:b/>
+      <w:color w:val="FFFFFF"/>
+      <w:sz w:val="28"/>
+    </w:rPr>
+  </w:style>
+  <w:style w:type="paragraph" w:styleId="FilledYellow">
+    <w:name w:val="Filled Yellow"/>
+    <w:basedOn w:val="Filled"/>
+    <w:qFormat/>
+    <w:pPr/>
+    <w:rPr>
+      <w:rFonts w:ascii="Liberation Sans" w:hAnsi="Liberation Sans"/>
+      <w:b/>
+      <w:color w:val="FFFFFF"/>
+      <w:sz w:val="28"/>
+    </w:rPr>
+  </w:style>
+  <w:style w:type="paragraph" w:styleId="Outlined">
+    <w:name w:val="Outlined"/>
+    <w:basedOn w:val="Shapes"/>
+    <w:qFormat/>
+    <w:pPr/>
+    <w:rPr>
+      <w:rFonts w:ascii="Liberation Sans" w:hAnsi="Liberation Sans"/>
+      <w:b/>
+      <w:sz w:val="28"/>
+    </w:rPr>
+  </w:style>
+  <w:style w:type="paragraph" w:styleId="OutlinedBlue">
+    <w:name w:val="Outlined Blue"/>
+    <w:basedOn w:val="Outlined"/>
+    <w:qFormat/>
+    <w:pPr/>
+    <w:rPr>
+      <w:rFonts w:ascii="Liberation Sans" w:hAnsi="Liberation Sans"/>
+      <w:b/>
+      <w:color w:val="355269"/>
+      <w:sz w:val="28"/>
+    </w:rPr>
+  </w:style>
+  <w:style w:type="paragraph" w:styleId="OutlinedGreen">
+    <w:name w:val="Outlined Green"/>
+    <w:basedOn w:val="Outlined"/>
+    <w:qFormat/>
+    <w:pPr/>
+    <w:rPr>
+      <w:rFonts w:ascii="Liberation Sans" w:hAnsi="Liberation Sans"/>
+      <w:b/>
+      <w:color w:val="127622"/>
+      <w:sz w:val="28"/>
+    </w:rPr>
+  </w:style>
+  <w:style w:type="paragraph" w:styleId="OutlinedRed">
+    <w:name w:val="Outlined Red"/>
+    <w:basedOn w:val="Outlined"/>
+    <w:qFormat/>
+    <w:pPr/>
+    <w:rPr>
+      <w:rFonts w:ascii="Liberation Sans" w:hAnsi="Liberation Sans"/>
+      <w:b/>
+      <w:color w:val="C9211E"/>
+      <w:sz w:val="28"/>
+    </w:rPr>
+  </w:style>
+  <w:style w:type="paragraph" w:styleId="OutlinedYellow">
+    <w:name w:val="Outlined Yellow"/>
+    <w:basedOn w:val="Outlined"/>
+    <w:qFormat/>
+    <w:pPr/>
+    <w:rPr>
+      <w:rFonts w:ascii="Liberation Sans" w:hAnsi="Liberation Sans"/>
+      <w:b/>
+      <w:color w:val="B47804"/>
+      <w:sz w:val="28"/>
+    </w:rPr>
+  </w:style>
+  <w:style w:type="paragraph" w:styleId="Lines">
+    <w:name w:val="Lines"/>
+    <w:basedOn w:val="Graphic"/>
+    <w:qFormat/>
+    <w:pPr/>
+    <w:rPr>
+      <w:rFonts w:ascii="Liberation Sans" w:hAnsi="Liberation Sans"/>
+      <w:sz w:val="36"/>
+    </w:rPr>
+  </w:style>
+  <w:style w:type="paragraph" w:styleId="ArrowLine">
+    <w:name w:val="Arrow Line"/>
+    <w:basedOn w:val="Lines"/>
+    <w:qFormat/>
+    <w:pPr/>
+    <w:rPr>
+      <w:rFonts w:ascii="Liberation Sans" w:hAnsi="Liberation Sans"/>
+      <w:sz w:val="36"/>
+    </w:rPr>
+  </w:style>
+  <w:style w:type="paragraph" w:styleId="DashedLine">
+    <w:name w:val="Dashed Line"/>
+    <w:basedOn w:val="Lines"/>
+    <w:qFormat/>
+    <w:pPr/>
+    <w:rPr>
+      <w:rFonts w:ascii="Liberation Sans" w:hAnsi="Liberation Sans"/>
+      <w:sz w:val="36"/>
+    </w:rPr>
+  </w:style>
+  <w:style w:type="paragraph" w:styleId="TitelfolieLTGliederung1">
+    <w:name w:val="Titelfolie~LT~Gliederung 1"/>
+    <w:qFormat/>
+    <w:pPr>
+      <w:widowControl/>
+      <w:bidi w:val="0"/>
+      <w:spacing w:before="283" w:after="0"/>
+      <w:jc w:val="left"/>
+    </w:pPr>
+    <w:rPr>
+      <w:rFonts w:ascii="Noto Sans Devanagari" w:hAnsi="Noto Sans Devanagari" w:eastAsia="Noto Sans" w:cs="Arial"/>
+      <w:b w:val="false"/>
+      <w:i w:val="false"/>
+      <w:caps w:val="false"/>
+      <w:smallCaps w:val="false"/>
+      <w:strike w:val="false"/>
+      <w:dstrike w:val="false"/>
+      <w:outline w:val="false"/>
+      <w:shadow w:val="false"/>
+      <w:color w:val="auto"/>
+      <w:spacing w:val="0"/>
+      <w:kern w:val="2"/>
+      <w:sz w:val="64"/>
+      <w:szCs w:val="24"/>
+      <w:u w:val="none"/>
+      <w:em w:val="none"/>
+      <w:lang w:val="en-US" w:eastAsia="en-US" w:bidi="ar-SA"/>
+    </w:rPr>
+  </w:style>
+  <w:style w:type="paragraph" w:styleId="TitelfolieLTGliederung2">
+    <w:name w:val="Titelfolie~LT~Gliederung 2"/>
+    <w:basedOn w:val="TitelfolieLTGliederung1"/>
+    <w:qFormat/>
+    <w:pPr>
+      <w:spacing w:before="227" w:after="0"/>
+    </w:pPr>
+    <w:rPr>
+      <w:rFonts w:ascii="Noto Sans Devanagari" w:hAnsi="Noto Sans Devanagari"/>
+      <w:b w:val="false"/>
+      <w:i w:val="false"/>
+      <w:caps w:val="false"/>
+      <w:smallCaps w:val="false"/>
+      <w:strike w:val="false"/>
+      <w:dstrike w:val="false"/>
+      <w:outline w:val="false"/>
+      <w:shadow w:val="false"/>
+      <w:color w:val="auto"/>
+      <w:spacing w:val="0"/>
+      <w:kern w:val="2"/>
+      <w:sz w:val="56"/>
+      <w:u w:val="none"/>
+      <w:em w:val="none"/>
+    </w:rPr>
+  </w:style>
+  <w:style w:type="paragraph" w:styleId="TitelfolieLTGliederung3">
+    <w:name w:val="Titelfolie~LT~Gliederung 3"/>
+    <w:basedOn w:val="TitelfolieLTGliederung2"/>
+    <w:qFormat/>
+    <w:pPr>
+      <w:spacing w:before="170" w:after="0"/>
+    </w:pPr>
+    <w:rPr>
+      <w:rFonts w:ascii="Noto Sans Devanagari" w:hAnsi="Noto Sans Devanagari"/>
+      <w:b w:val="false"/>
+      <w:i w:val="false"/>
+      <w:caps w:val="false"/>
+      <w:smallCaps w:val="false"/>
+      <w:strike w:val="false"/>
+      <w:dstrike w:val="false"/>
+      <w:outline w:val="false"/>
+      <w:shadow w:val="false"/>
+      <w:color w:val="auto"/>
+      <w:spacing w:val="0"/>
+      <w:kern w:val="2"/>
+      <w:sz w:val="48"/>
+      <w:u w:val="none"/>
+      <w:em w:val="none"/>
+    </w:rPr>
+  </w:style>
+  <w:style w:type="paragraph" w:styleId="TitelfolieLTGliederung4">
+    <w:name w:val="Titelfolie~LT~Gliederung 4"/>
+    <w:basedOn w:val="TitelfolieLTGliederung3"/>
+    <w:qFormat/>
+    <w:pPr>
+      <w:spacing w:before="113" w:after="0"/>
+    </w:pPr>
+    <w:rPr>
+      <w:rFonts w:ascii="Noto Sans Devanagari" w:hAnsi="Noto Sans Devanagari"/>
+      <w:b w:val="false"/>
+      <w:i w:val="false"/>
+      <w:caps w:val="false"/>
+      <w:smallCaps w:val="false"/>
+      <w:strike w:val="false"/>
+      <w:dstrike w:val="false"/>
+      <w:outline w:val="false"/>
+      <w:shadow w:val="false"/>
+      <w:color w:val="auto"/>
+      <w:spacing w:val="0"/>
+      <w:kern w:val="2"/>
+      <w:sz w:val="40"/>
+      <w:u w:val="none"/>
+      <w:em w:val="none"/>
+    </w:rPr>
+  </w:style>
+  <w:style w:type="paragraph" w:styleId="TitelfolieLTGliederung5">
+    <w:name w:val="Titelfolie~LT~Gliederung 5"/>
+    <w:basedOn w:val="TitelfolieLTGliederung4"/>
+    <w:qFormat/>
+    <w:pPr>
+      <w:spacing w:before="57" w:after="0"/>
+    </w:pPr>
+    <w:rPr>
+      <w:rFonts w:ascii="Noto Sans Devanagari" w:hAnsi="Noto Sans Devanagari"/>
+      <w:b w:val="false"/>
+      <w:i w:val="false"/>
+      <w:caps w:val="false"/>
+      <w:smallCaps w:val="false"/>
+      <w:strike w:val="false"/>
+      <w:dstrike w:val="false"/>
+      <w:outline w:val="false"/>
+      <w:shadow w:val="false"/>
+      <w:color w:val="auto"/>
+      <w:spacing w:val="0"/>
+      <w:kern w:val="2"/>
+      <w:sz w:val="40"/>
+      <w:u w:val="none"/>
+      <w:em w:val="none"/>
+    </w:rPr>
+  </w:style>
+  <w:style w:type="paragraph" w:styleId="TitelfolieLTGliederung6">
+    <w:name w:val="Titelfolie~LT~Gliederung 6"/>
+    <w:basedOn w:val="TitelfolieLTGliederung5"/>
+    <w:qFormat/>
+    <w:pPr>
+      <w:spacing w:before="57" w:after="0"/>
+    </w:pPr>
+    <w:rPr>
+      <w:rFonts w:ascii="Noto Sans Devanagari" w:hAnsi="Noto Sans Devanagari"/>
+      <w:b w:val="false"/>
+      <w:i w:val="false"/>
+      <w:caps w:val="false"/>
+      <w:smallCaps w:val="false"/>
+      <w:strike w:val="false"/>
+      <w:dstrike w:val="false"/>
+      <w:outline w:val="false"/>
+      <w:shadow w:val="false"/>
+      <w:color w:val="auto"/>
+      <w:spacing w:val="0"/>
+      <w:kern w:val="2"/>
+      <w:sz w:val="40"/>
+      <w:u w:val="none"/>
+      <w:em w:val="none"/>
+    </w:rPr>
+  </w:style>
+  <w:style w:type="paragraph" w:styleId="TitelfolieLTGliederung7">
+    <w:name w:val="Titelfolie~LT~Gliederung 7"/>
+    <w:basedOn w:val="TitelfolieLTGliederung6"/>
+    <w:qFormat/>
+    <w:pPr>
+      <w:spacing w:before="57" w:after="0"/>
+    </w:pPr>
+    <w:rPr>
+      <w:rFonts w:ascii="Noto Sans Devanagari" w:hAnsi="Noto Sans Devanagari"/>
+      <w:b w:val="false"/>
+      <w:i w:val="false"/>
+      <w:caps w:val="false"/>
+      <w:smallCaps w:val="false"/>
+      <w:strike w:val="false"/>
+      <w:dstrike w:val="false"/>
+      <w:outline w:val="false"/>
+      <w:shadow w:val="false"/>
+      <w:color w:val="auto"/>
+      <w:spacing w:val="0"/>
+      <w:kern w:val="2"/>
+      <w:sz w:val="40"/>
+      <w:u w:val="none"/>
+      <w:em w:val="none"/>
+    </w:rPr>
+  </w:style>
+  <w:style w:type="paragraph" w:styleId="TitelfolieLTGliederung8">
+    <w:name w:val="Titelfolie~LT~Gliederung 8"/>
+    <w:basedOn w:val="TitelfolieLTGliederung7"/>
+    <w:qFormat/>
+    <w:pPr>
+      <w:spacing w:before="57" w:after="0"/>
+    </w:pPr>
+    <w:rPr>
+      <w:rFonts w:ascii="Noto Sans Devanagari" w:hAnsi="Noto Sans Devanagari"/>
+      <w:b w:val="false"/>
+      <w:i w:val="false"/>
+      <w:caps w:val="false"/>
+      <w:smallCaps w:val="false"/>
+      <w:strike w:val="false"/>
+      <w:dstrike w:val="false"/>
+      <w:outline w:val="false"/>
+      <w:shadow w:val="false"/>
+      <w:color w:val="auto"/>
+      <w:spacing w:val="0"/>
+      <w:kern w:val="2"/>
+      <w:sz w:val="40"/>
+      <w:u w:val="none"/>
+      <w:em w:val="none"/>
+    </w:rPr>
+  </w:style>
+  <w:style w:type="paragraph" w:styleId="TitelfolieLTGliederung9">
+    <w:name w:val="Titelfolie~LT~Gliederung 9"/>
+    <w:basedOn w:val="TitelfolieLTGliederung8"/>
+    <w:qFormat/>
+    <w:pPr>
+      <w:spacing w:before="57" w:after="0"/>
+    </w:pPr>
+    <w:rPr>
+      <w:rFonts w:ascii="Noto Sans Devanagari" w:hAnsi="Noto Sans Devanagari"/>
+      <w:b w:val="false"/>
+      <w:i w:val="false"/>
+      <w:caps w:val="false"/>
+      <w:smallCaps w:val="false"/>
+      <w:strike w:val="false"/>
+      <w:dstrike w:val="false"/>
+      <w:outline w:val="false"/>
+      <w:shadow w:val="false"/>
+      <w:color w:val="auto"/>
+      <w:spacing w:val="0"/>
+      <w:kern w:val="2"/>
+      <w:sz w:val="40"/>
+      <w:u w:val="none"/>
+      <w:em w:val="none"/>
+    </w:rPr>
+  </w:style>
+  <w:style w:type="paragraph" w:styleId="TitelfolieLTTitel">
+    <w:name w:val="Titelfolie~LT~Titel"/>
+    <w:qFormat/>
+    <w:pPr>
+      <w:widowControl/>
+      <w:bidi w:val="0"/>
+      <w:spacing w:before="0" w:after="0"/>
+      <w:jc w:val="center"/>
+    </w:pPr>
+    <w:rPr>
+      <w:rFonts w:ascii="Noto Sans Devanagari" w:hAnsi="Noto Sans Devanagari" w:eastAsia="Noto Sans" w:cs="Arial"/>
+      <w:b w:val="false"/>
+      <w:i w:val="false"/>
+      <w:caps w:val="false"/>
+      <w:smallCaps w:val="false"/>
+      <w:strike w:val="false"/>
+      <w:dstrike w:val="false"/>
+      <w:outline w:val="false"/>
+      <w:shadow w:val="false"/>
+      <w:color w:val="auto"/>
+      <w:spacing w:val="0"/>
+      <w:kern w:val="2"/>
+      <w:sz w:val="88"/>
+      <w:szCs w:val="24"/>
+      <w:u w:val="none"/>
+      <w:em w:val="none"/>
+      <w:lang w:val="en-US" w:eastAsia="en-US" w:bidi="ar-SA"/>
+    </w:rPr>
+  </w:style>
+  <w:style w:type="paragraph" w:styleId="TitelfolieLTUntertitel">
+    <w:name w:val="Titelfolie~LT~Untertitel"/>
+    <w:qFormat/>
+    <w:pPr>
+      <w:widowControl/>
+      <w:bidi w:val="0"/>
+      <w:spacing w:before="0" w:after="0"/>
+      <w:jc w:val="center"/>
+    </w:pPr>
+    <w:rPr>
+      <w:rFonts w:ascii="Noto Sans Devanagari" w:hAnsi="Noto Sans Devanagari" w:eastAsia="Noto Sans" w:cs="Arial"/>
+      <w:b w:val="false"/>
+      <w:i w:val="false"/>
+      <w:caps w:val="false"/>
+      <w:smallCaps w:val="false"/>
+      <w:strike w:val="false"/>
+      <w:dstrike w:val="false"/>
+      <w:outline w:val="false"/>
+      <w:shadow w:val="false"/>
+      <w:color w:val="auto"/>
+      <w:kern w:val="2"/>
+      <w:sz w:val="64"/>
+      <w:szCs w:val="24"/>
+      <w:u w:val="none"/>
+      <w:em w:val="none"/>
+      <w:lang w:val="en-US" w:eastAsia="en-US" w:bidi="ar-SA"/>
+    </w:rPr>
+  </w:style>
+  <w:style w:type="paragraph" w:styleId="TitelfolieLTNotizen">
+    <w:name w:val="Titelfolie~LT~Notizen"/>
+    <w:qFormat/>
+    <w:pPr>
+      <w:widowControl/>
+      <w:bidi w:val="0"/>
+      <w:spacing w:before="0" w:after="0"/>
+      <w:ind w:hanging="340" w:left="340"/>
+      <w:jc w:val="left"/>
+    </w:pPr>
+    <w:rPr>
+      <w:rFonts w:ascii="Noto Sans Devanagari" w:hAnsi="Noto Sans Devanagari" w:eastAsia="Noto Sans" w:cs="Arial"/>
+      <w:b w:val="false"/>
+      <w:i w:val="false"/>
+      <w:caps w:val="false"/>
+      <w:smallCaps w:val="false"/>
+      <w:strike w:val="false"/>
+      <w:dstrike w:val="false"/>
+      <w:outline w:val="false"/>
+      <w:shadow w:val="false"/>
+      <w:color w:val="auto"/>
+      <w:kern w:val="2"/>
+      <w:sz w:val="40"/>
+      <w:szCs w:val="24"/>
+      <w:u w:val="none"/>
+      <w:em w:val="none"/>
+      <w:lang w:val="en-US" w:eastAsia="en-US" w:bidi="ar-SA"/>
+    </w:rPr>
+  </w:style>
+  <w:style w:type="paragraph" w:styleId="TitelfolieLTHintergrundobjekte">
+    <w:name w:val="Titelfolie~LT~Hintergrundobjekte"/>
+    <w:qFormat/>
+    <w:pPr>
+      <w:widowControl/>
+      <w:bidi w:val="0"/>
+      <w:spacing w:before="0" w:after="0"/>
+      <w:jc w:val="left"/>
+    </w:pPr>
+    <w:rPr>
+      <w:rFonts w:ascii="Liberation Serif" w:hAnsi="Liberation Serif" w:eastAsia="Noto Sans" w:cs="Arial"/>
+      <w:color w:val="auto"/>
+      <w:kern w:val="2"/>
+      <w:sz w:val="24"/>
+      <w:szCs w:val="24"/>
+      <w:lang w:val="en-US" w:eastAsia="en-US" w:bidi="ar-SA"/>
+    </w:rPr>
+  </w:style>
+  <w:style w:type="paragraph" w:styleId="TitelfolieLTHintergrund">
+    <w:name w:val="Titelfolie~LT~Hintergrund"/>
+    <w:qFormat/>
+    <w:pPr>
+      <w:widowControl/>
+      <w:bidi w:val="0"/>
+      <w:spacing w:before="0" w:after="0"/>
+      <w:jc w:val="left"/>
+    </w:pPr>
+    <w:rPr>
+      <w:rFonts w:ascii="Liberation Serif" w:hAnsi="Liberation Serif" w:eastAsia="Noto Sans" w:cs="Arial"/>
+      <w:color w:val="auto"/>
+      <w:kern w:val="2"/>
+      <w:sz w:val="24"/>
+      <w:szCs w:val="24"/>
+      <w:lang w:val="en-US" w:eastAsia="en-US" w:bidi="ar-SA"/>
+    </w:rPr>
+  </w:style>
+  <w:style w:type="paragraph" w:styleId="default">
+    <w:name w:val="default"/>
+    <w:qFormat/>
+    <w:pPr>
+      <w:widowControl/>
+      <w:bidi w:val="0"/>
+      <w:spacing w:before="0" w:after="0"/>
+      <w:jc w:val="left"/>
+    </w:pPr>
+    <w:rPr>
+      <w:rFonts w:ascii="Noto Sans Devanagari" w:hAnsi="Noto Sans Devanagari" w:eastAsia="Noto Sans" w:cs="Arial"/>
+      <w:color w:val="auto"/>
+      <w:kern w:val="2"/>
+      <w:sz w:val="36"/>
+      <w:szCs w:val="24"/>
+      <w:lang w:val="en-US" w:eastAsia="en-US" w:bidi="ar-SA"/>
+    </w:rPr>
+  </w:style>
+  <w:style w:type="paragraph" w:styleId="bg-none">
+    <w:name w:val="bg-none"/>
+    <w:basedOn w:val="default"/>
+    <w:qFormat/>
+    <w:pPr/>
+    <w:rPr>
+      <w:rFonts w:ascii="Noto Sans Devanagari" w:hAnsi="Noto Sans Devanagari"/>
+      <w:color w:val="auto"/>
+      <w:kern w:val="2"/>
+      <w:sz w:val="36"/>
+    </w:rPr>
+  </w:style>
+  <w:style w:type="paragraph" w:styleId="gray">
+    <w:name w:val="gray"/>
+    <w:basedOn w:val="default"/>
+    <w:qFormat/>
+    <w:pPr/>
+    <w:rPr>
+      <w:rFonts w:ascii="Noto Sans Devanagari" w:hAnsi="Noto Sans Devanagari"/>
+      <w:color w:val="auto"/>
+      <w:kern w:val="2"/>
+      <w:sz w:val="36"/>
+    </w:rPr>
+  </w:style>
+  <w:style w:type="paragraph" w:styleId="dark-gray">
+    <w:name w:val="dark-gray"/>
+    <w:basedOn w:val="default"/>
+    <w:qFormat/>
+    <w:pPr/>
+    <w:rPr>
+      <w:rFonts w:ascii="Noto Sans Devanagari" w:hAnsi="Noto Sans Devanagari"/>
+      <w:color w:val="auto"/>
+      <w:kern w:val="2"/>
+      <w:sz w:val="36"/>
+    </w:rPr>
+  </w:style>
+  <w:style w:type="paragraph" w:styleId="black">
+    <w:name w:val="black"/>
+    <w:basedOn w:val="default"/>
+    <w:qFormat/>
+    <w:pPr/>
+    <w:rPr>
+      <w:rFonts w:ascii="Noto Sans Devanagari" w:hAnsi="Noto Sans Devanagari"/>
+      <w:color w:val="FFFFFF"/>
+      <w:kern w:val="2"/>
+      <w:sz w:val="36"/>
+    </w:rPr>
+  </w:style>
+  <w:style w:type="paragraph" w:styleId="black-with-border">
+    <w:name w:val="black-with-border"/>
+    <w:basedOn w:val="default"/>
+    <w:qFormat/>
+    <w:pPr/>
+    <w:rPr>
+      <w:rFonts w:ascii="Noto Sans Devanagari" w:hAnsi="Noto Sans Devanagari"/>
+      <w:color w:val="FFFFFF"/>
+      <w:kern w:val="2"/>
+      <w:sz w:val="36"/>
+    </w:rPr>
+  </w:style>
+  <w:style w:type="paragraph" w:styleId="gray-with-border">
+    <w:name w:val="gray-with-border"/>
+    <w:basedOn w:val="default"/>
+    <w:qFormat/>
+    <w:pPr/>
+    <w:rPr>
+      <w:rFonts w:ascii="Noto Sans Devanagari" w:hAnsi="Noto Sans Devanagari"/>
+      <w:color w:val="auto"/>
+      <w:kern w:val="2"/>
+      <w:sz w:val="36"/>
+    </w:rPr>
+  </w:style>
+  <w:style w:type="paragraph" w:styleId="white">
+    <w:name w:val="white"/>
+    <w:basedOn w:val="default"/>
+    <w:qFormat/>
+    <w:pPr/>
+    <w:rPr>
+      <w:rFonts w:ascii="Noto Sans Devanagari" w:hAnsi="Noto Sans Devanagari"/>
+      <w:color w:val="auto"/>
+      <w:kern w:val="2"/>
+      <w:sz w:val="36"/>
+    </w:rPr>
+  </w:style>
+  <w:style w:type="paragraph" w:styleId="white-with-border">
+    <w:name w:val="white-with-border"/>
+    <w:basedOn w:val="default"/>
+    <w:qFormat/>
+    <w:pPr/>
+    <w:rPr>
+      <w:rFonts w:ascii="Noto Sans Devanagari" w:hAnsi="Noto Sans Devanagari"/>
+      <w:color w:val="auto"/>
+      <w:kern w:val="2"/>
+      <w:sz w:val="36"/>
+    </w:rPr>
+  </w:style>
+  <w:style w:type="paragraph" w:styleId="blue-title">
+    <w:name w:val="blue-title"/>
+    <w:basedOn w:val="default"/>
+    <w:qFormat/>
+    <w:pPr/>
+    <w:rPr>
+      <w:rFonts w:ascii="Noto Sans Devanagari" w:hAnsi="Noto Sans Devanagari"/>
+      <w:color w:val="FFFFFF"/>
+      <w:kern w:val="2"/>
+      <w:sz w:val="36"/>
+    </w:rPr>
+  </w:style>
+  <w:style w:type="paragraph" w:styleId="blue-title-with-border">
+    <w:name w:val="blue-title-with-border"/>
+    <w:basedOn w:val="default"/>
+    <w:qFormat/>
+    <w:pPr/>
+    <w:rPr>
+      <w:rFonts w:ascii="Noto Sans Devanagari" w:hAnsi="Noto Sans Devanagari"/>
+      <w:color w:val="FFFFFF"/>
+      <w:kern w:val="2"/>
+      <w:sz w:val="36"/>
+    </w:rPr>
+  </w:style>
+  <w:style w:type="paragraph" w:styleId="blue-banded">
+    <w:name w:val="blue-banded"/>
+    <w:basedOn w:val="default"/>
+    <w:qFormat/>
+    <w:pPr/>
+    <w:rPr>
+      <w:rFonts w:ascii="Noto Sans Devanagari" w:hAnsi="Noto Sans Devanagari"/>
+      <w:color w:val="auto"/>
+      <w:kern w:val="2"/>
+      <w:sz w:val="36"/>
+    </w:rPr>
+  </w:style>
+  <w:style w:type="paragraph" w:styleId="blue-normal">
+    <w:name w:val="blue-normal"/>
+    <w:basedOn w:val="default"/>
+    <w:qFormat/>
+    <w:pPr/>
+    <w:rPr>
+      <w:rFonts w:ascii="Noto Sans Devanagari" w:hAnsi="Noto Sans Devanagari"/>
+      <w:color w:val="auto"/>
+      <w:kern w:val="2"/>
+      <w:sz w:val="36"/>
+    </w:rPr>
+  </w:style>
+  <w:style w:type="paragraph" w:styleId="orange-title">
+    <w:name w:val="orange-title"/>
+    <w:basedOn w:val="default"/>
+    <w:qFormat/>
+    <w:pPr/>
+    <w:rPr>
+      <w:rFonts w:ascii="Noto Sans Devanagari" w:hAnsi="Noto Sans Devanagari"/>
+      <w:color w:val="FFFFFF"/>
+      <w:kern w:val="2"/>
+      <w:sz w:val="36"/>
+    </w:rPr>
+  </w:style>
+  <w:style w:type="paragraph" w:styleId="orange-title-with-border">
+    <w:name w:val="orange-title-with-border"/>
+    <w:basedOn w:val="default"/>
+    <w:qFormat/>
+    <w:pPr/>
+    <w:rPr>
+      <w:rFonts w:ascii="Noto Sans Devanagari" w:hAnsi="Noto Sans Devanagari"/>
+      <w:color w:val="FFFFFF"/>
+      <w:kern w:val="2"/>
+      <w:sz w:val="36"/>
+    </w:rPr>
+  </w:style>
+  <w:style w:type="paragraph" w:styleId="orange-banded">
+    <w:name w:val="orange-banded"/>
+    <w:basedOn w:val="default"/>
+    <w:qFormat/>
+    <w:pPr/>
+    <w:rPr>
+      <w:rFonts w:ascii="Noto Sans Devanagari" w:hAnsi="Noto Sans Devanagari"/>
+      <w:color w:val="auto"/>
+      <w:kern w:val="2"/>
+      <w:sz w:val="36"/>
+    </w:rPr>
+  </w:style>
+  <w:style w:type="paragraph" w:styleId="orange-normal">
+    <w:name w:val="orange-normal"/>
+    <w:basedOn w:val="default"/>
+    <w:qFormat/>
+    <w:pPr/>
+    <w:rPr>
+      <w:rFonts w:ascii="Noto Sans Devanagari" w:hAnsi="Noto Sans Devanagari"/>
+      <w:color w:val="auto"/>
+      <w:kern w:val="2"/>
+      <w:sz w:val="36"/>
+    </w:rPr>
+  </w:style>
+  <w:style w:type="paragraph" w:styleId="teal-title">
+    <w:name w:val="teal-title"/>
+    <w:basedOn w:val="default"/>
+    <w:qFormat/>
+    <w:pPr/>
+    <w:rPr>
+      <w:rFonts w:ascii="Noto Sans Devanagari" w:hAnsi="Noto Sans Devanagari"/>
+      <w:color w:val="FFFFFF"/>
+      <w:kern w:val="2"/>
+      <w:sz w:val="36"/>
+    </w:rPr>
+  </w:style>
+  <w:style w:type="paragraph" w:styleId="teal-title-with-border">
+    <w:name w:val="teal-title-with-border"/>
+    <w:basedOn w:val="default"/>
+    <w:qFormat/>
+    <w:pPr/>
+    <w:rPr>
+      <w:rFonts w:ascii="Noto Sans Devanagari" w:hAnsi="Noto Sans Devanagari"/>
+      <w:color w:val="FFFFFF"/>
+      <w:kern w:val="2"/>
+      <w:sz w:val="36"/>
+    </w:rPr>
+  </w:style>
+  <w:style w:type="paragraph" w:styleId="teal-banded">
+    <w:name w:val="teal-banded"/>
+    <w:basedOn w:val="default"/>
+    <w:qFormat/>
+    <w:pPr/>
+    <w:rPr>
+      <w:rFonts w:ascii="Noto Sans Devanagari" w:hAnsi="Noto Sans Devanagari"/>
+      <w:color w:val="auto"/>
+      <w:kern w:val="2"/>
+      <w:sz w:val="36"/>
+    </w:rPr>
+  </w:style>
+  <w:style w:type="paragraph" w:styleId="teal-normal">
+    <w:name w:val="teal-normal"/>
+    <w:basedOn w:val="default"/>
+    <w:qFormat/>
+    <w:pPr/>
+    <w:rPr>
+      <w:rFonts w:ascii="Noto Sans Devanagari" w:hAnsi="Noto Sans Devanagari"/>
+      <w:color w:val="auto"/>
+      <w:kern w:val="2"/>
+      <w:sz w:val="36"/>
+    </w:rPr>
+  </w:style>
+  <w:style w:type="paragraph" w:styleId="magenta-title">
+    <w:name w:val="magenta-title"/>
+    <w:basedOn w:val="default"/>
+    <w:qFormat/>
+    <w:pPr/>
+    <w:rPr>
+      <w:rFonts w:ascii="Noto Sans Devanagari" w:hAnsi="Noto Sans Devanagari"/>
+      <w:color w:val="FFFFFF"/>
+      <w:kern w:val="2"/>
+      <w:sz w:val="36"/>
+    </w:rPr>
+  </w:style>
+  <w:style w:type="paragraph" w:styleId="magenta-title-with-border">
+    <w:name w:val="magenta-title-with-border"/>
+    <w:basedOn w:val="default"/>
+    <w:qFormat/>
+    <w:pPr/>
+    <w:rPr>
+      <w:rFonts w:ascii="Noto Sans Devanagari" w:hAnsi="Noto Sans Devanagari"/>
+      <w:color w:val="FFFFFF"/>
+      <w:kern w:val="2"/>
+      <w:sz w:val="36"/>
+    </w:rPr>
+  </w:style>
+  <w:style w:type="paragraph" w:styleId="magenta-banded">
+    <w:name w:val="magenta-banded"/>
+    <w:basedOn w:val="default"/>
+    <w:qFormat/>
+    <w:pPr/>
+    <w:rPr>
+      <w:rFonts w:ascii="Noto Sans Devanagari" w:hAnsi="Noto Sans Devanagari"/>
+      <w:color w:val="auto"/>
+      <w:kern w:val="2"/>
+      <w:sz w:val="36"/>
+    </w:rPr>
+  </w:style>
+  <w:style w:type="paragraph" w:styleId="magenta-normal">
+    <w:name w:val="magenta-normal"/>
+    <w:basedOn w:val="default"/>
+    <w:qFormat/>
+    <w:pPr/>
+    <w:rPr>
+      <w:rFonts w:ascii="Noto Sans Devanagari" w:hAnsi="Noto Sans Devanagari"/>
+      <w:color w:val="auto"/>
+      <w:kern w:val="2"/>
+      <w:sz w:val="36"/>
+    </w:rPr>
+  </w:style>
+  <w:style w:type="paragraph" w:styleId="Backgroundobjects">
+    <w:name w:val="Background objects"/>
+    <w:qFormat/>
+    <w:pPr>
+      <w:widowControl/>
+      <w:bidi w:val="0"/>
+      <w:spacing w:before="0" w:after="0"/>
+      <w:jc w:val="left"/>
+    </w:pPr>
+    <w:rPr>
+      <w:rFonts w:ascii="Liberation Serif" w:hAnsi="Liberation Serif" w:eastAsia="Noto Sans" w:cs="Arial"/>
+      <w:color w:val="auto"/>
+      <w:kern w:val="2"/>
+      <w:sz w:val="24"/>
+      <w:szCs w:val="24"/>
+      <w:lang w:val="en-US" w:eastAsia="en-US" w:bidi="ar-SA"/>
+    </w:rPr>
+  </w:style>
+  <w:style w:type="paragraph" w:styleId="Background">
+    <w:name w:val="Background"/>
+    <w:qFormat/>
+    <w:pPr>
+      <w:widowControl/>
+      <w:bidi w:val="0"/>
+      <w:spacing w:before="0" w:after="0"/>
+      <w:jc w:val="left"/>
+    </w:pPr>
+    <w:rPr>
+      <w:rFonts w:ascii="Liberation Serif" w:hAnsi="Liberation Serif" w:eastAsia="Noto Sans" w:cs="Arial"/>
+      <w:color w:val="auto"/>
+      <w:kern w:val="2"/>
+      <w:sz w:val="24"/>
+      <w:szCs w:val="24"/>
+      <w:lang w:val="en-US" w:eastAsia="en-US" w:bidi="ar-SA"/>
+    </w:rPr>
+  </w:style>
+  <w:style w:type="paragraph" w:styleId="Notes">
+    <w:name w:val="Notes"/>
+    <w:qFormat/>
+    <w:pPr>
+      <w:widowControl/>
+      <w:bidi w:val="0"/>
+      <w:spacing w:before="0" w:after="0"/>
+      <w:ind w:hanging="340" w:left="340"/>
+      <w:jc w:val="left"/>
+    </w:pPr>
+    <w:rPr>
+      <w:rFonts w:ascii="Noto Sans Devanagari" w:hAnsi="Noto Sans Devanagari" w:eastAsia="Noto Sans" w:cs="Arial"/>
+      <w:b w:val="false"/>
+      <w:i w:val="false"/>
+      <w:caps w:val="false"/>
+      <w:smallCaps w:val="false"/>
+      <w:strike w:val="false"/>
+      <w:dstrike w:val="false"/>
+      <w:outline w:val="false"/>
+      <w:shadow w:val="false"/>
+      <w:color w:val="auto"/>
+      <w:kern w:val="2"/>
+      <w:sz w:val="40"/>
+      <w:szCs w:val="24"/>
+      <w:u w:val="none"/>
+      <w:em w:val="none"/>
+      <w:lang w:val="en-US" w:eastAsia="en-US" w:bidi="ar-SA"/>
+    </w:rPr>
+  </w:style>
+  <w:style w:type="paragraph" w:styleId="Outline1">
+    <w:name w:val="Outline 1"/>
+    <w:qFormat/>
+    <w:pPr>
+      <w:widowControl/>
+      <w:bidi w:val="0"/>
+      <w:spacing w:before="283" w:after="0"/>
+      <w:jc w:val="left"/>
+    </w:pPr>
+    <w:rPr>
+      <w:rFonts w:ascii="Noto Sans Devanagari" w:hAnsi="Noto Sans Devanagari" w:eastAsia="Noto Sans" w:cs="Arial"/>
+      <w:b w:val="false"/>
+      <w:i w:val="false"/>
+      <w:caps w:val="false"/>
+      <w:smallCaps w:val="false"/>
+      <w:strike w:val="false"/>
+      <w:dstrike w:val="false"/>
+      <w:outline w:val="false"/>
+      <w:shadow w:val="false"/>
+      <w:color w:val="auto"/>
+      <w:spacing w:val="0"/>
+      <w:kern w:val="2"/>
+      <w:sz w:val="64"/>
+      <w:szCs w:val="24"/>
+      <w:u w:val="none"/>
+      <w:em w:val="none"/>
+      <w:lang w:val="en-US" w:eastAsia="en-US" w:bidi="ar-SA"/>
+    </w:rPr>
+  </w:style>
+  <w:style w:type="paragraph" w:styleId="Outline2">
+    <w:name w:val="Outline 2"/>
+    <w:basedOn w:val="Outline1"/>
+    <w:qFormat/>
+    <w:pPr>
+      <w:spacing w:before="227" w:after="0"/>
+    </w:pPr>
+    <w:rPr>
+      <w:rFonts w:ascii="Noto Sans Devanagari" w:hAnsi="Noto Sans Devanagari"/>
+      <w:b w:val="false"/>
+      <w:i w:val="false"/>
+      <w:caps w:val="false"/>
+      <w:smallCaps w:val="false"/>
+      <w:strike w:val="false"/>
+      <w:dstrike w:val="false"/>
+      <w:outline w:val="false"/>
+      <w:shadow w:val="false"/>
+      <w:color w:val="auto"/>
+      <w:spacing w:val="0"/>
+      <w:kern w:val="2"/>
+      <w:sz w:val="56"/>
+      <w:u w:val="none"/>
+      <w:em w:val="none"/>
+    </w:rPr>
+  </w:style>
+  <w:style w:type="paragraph" w:styleId="Outline3">
+    <w:name w:val="Outline 3"/>
+    <w:basedOn w:val="Outline2"/>
+    <w:qFormat/>
+    <w:pPr>
+      <w:spacing w:before="170" w:after="0"/>
+    </w:pPr>
+    <w:rPr>
+      <w:rFonts w:ascii="Noto Sans Devanagari" w:hAnsi="Noto Sans Devanagari"/>
+      <w:b w:val="false"/>
+      <w:i w:val="false"/>
+      <w:caps w:val="false"/>
+      <w:smallCaps w:val="false"/>
+      <w:strike w:val="false"/>
+      <w:dstrike w:val="false"/>
+      <w:outline w:val="false"/>
+      <w:shadow w:val="false"/>
+      <w:color w:val="auto"/>
+      <w:spacing w:val="0"/>
+      <w:kern w:val="2"/>
+      <w:sz w:val="48"/>
+      <w:u w:val="none"/>
+      <w:em w:val="none"/>
+    </w:rPr>
+  </w:style>
+  <w:style w:type="paragraph" w:styleId="Outline4">
+    <w:name w:val="Outline 4"/>
+    <w:basedOn w:val="Outline3"/>
+    <w:qFormat/>
+    <w:pPr>
+      <w:spacing w:before="113" w:after="0"/>
+    </w:pPr>
+    <w:rPr>
+      <w:rFonts w:ascii="Noto Sans Devanagari" w:hAnsi="Noto Sans Devanagari"/>
+      <w:b w:val="false"/>
+      <w:i w:val="false"/>
+      <w:caps w:val="false"/>
+      <w:smallCaps w:val="false"/>
+      <w:strike w:val="false"/>
+      <w:dstrike w:val="false"/>
+      <w:outline w:val="false"/>
+      <w:shadow w:val="false"/>
+      <w:color w:val="auto"/>
+      <w:spacing w:val="0"/>
+      <w:kern w:val="2"/>
+      <w:sz w:val="40"/>
+      <w:u w:val="none"/>
+      <w:em w:val="none"/>
+    </w:rPr>
+  </w:style>
+  <w:style w:type="paragraph" w:styleId="Outline5">
+    <w:name w:val="Outline 5"/>
+    <w:basedOn w:val="Outline4"/>
+    <w:qFormat/>
+    <w:pPr>
+      <w:spacing w:before="57" w:after="0"/>
+    </w:pPr>
+    <w:rPr>
+      <w:rFonts w:ascii="Noto Sans Devanagari" w:hAnsi="Noto Sans Devanagari"/>
+      <w:b w:val="false"/>
+      <w:i w:val="false"/>
+      <w:caps w:val="false"/>
+      <w:smallCaps w:val="false"/>
+      <w:strike w:val="false"/>
+      <w:dstrike w:val="false"/>
+      <w:outline w:val="false"/>
+      <w:shadow w:val="false"/>
+      <w:color w:val="auto"/>
+      <w:spacing w:val="0"/>
+      <w:kern w:val="2"/>
+      <w:sz w:val="40"/>
+      <w:u w:val="none"/>
+      <w:em w:val="none"/>
+    </w:rPr>
+  </w:style>
+  <w:style w:type="paragraph" w:styleId="Outline6">
+    <w:name w:val="Outline 6"/>
+    <w:basedOn w:val="Outline5"/>
+    <w:qFormat/>
+    <w:pPr>
+      <w:spacing w:before="57" w:after="0"/>
+    </w:pPr>
+    <w:rPr>
+      <w:rFonts w:ascii="Noto Sans Devanagari" w:hAnsi="Noto Sans Devanagari"/>
+      <w:b w:val="false"/>
+      <w:i w:val="false"/>
+      <w:caps w:val="false"/>
+      <w:smallCaps w:val="false"/>
+      <w:strike w:val="false"/>
+      <w:dstrike w:val="false"/>
+      <w:outline w:val="false"/>
+      <w:shadow w:val="false"/>
+      <w:color w:val="auto"/>
+      <w:spacing w:val="0"/>
+      <w:kern w:val="2"/>
+      <w:sz w:val="40"/>
+      <w:u w:val="none"/>
+      <w:em w:val="none"/>
+    </w:rPr>
+  </w:style>
+  <w:style w:type="paragraph" w:styleId="Outline7">
+    <w:name w:val="Outline 7"/>
+    <w:basedOn w:val="Outline6"/>
+    <w:qFormat/>
+    <w:pPr>
+      <w:spacing w:before="57" w:after="0"/>
+    </w:pPr>
+    <w:rPr>
+      <w:rFonts w:ascii="Noto Sans Devanagari" w:hAnsi="Noto Sans Devanagari"/>
+      <w:b w:val="false"/>
+      <w:i w:val="false"/>
+      <w:caps w:val="false"/>
+      <w:smallCaps w:val="false"/>
+      <w:strike w:val="false"/>
+      <w:dstrike w:val="false"/>
+      <w:outline w:val="false"/>
+      <w:shadow w:val="false"/>
+      <w:color w:val="auto"/>
+      <w:spacing w:val="0"/>
+      <w:kern w:val="2"/>
+      <w:sz w:val="40"/>
+      <w:u w:val="none"/>
+      <w:em w:val="none"/>
+    </w:rPr>
+  </w:style>
+  <w:style w:type="paragraph" w:styleId="Outline8">
+    <w:name w:val="Outline 8"/>
+    <w:basedOn w:val="Outline7"/>
+    <w:qFormat/>
+    <w:pPr>
+      <w:spacing w:before="57" w:after="0"/>
+    </w:pPr>
+    <w:rPr>
+      <w:rFonts w:ascii="Noto Sans Devanagari" w:hAnsi="Noto Sans Devanagari"/>
+      <w:b w:val="false"/>
+      <w:i w:val="false"/>
+      <w:caps w:val="false"/>
+      <w:smallCaps w:val="false"/>
+      <w:strike w:val="false"/>
+      <w:dstrike w:val="false"/>
+      <w:outline w:val="false"/>
+      <w:shadow w:val="false"/>
+      <w:color w:val="auto"/>
+      <w:spacing w:val="0"/>
+      <w:kern w:val="2"/>
+      <w:sz w:val="40"/>
+      <w:u w:val="none"/>
+      <w:em w:val="none"/>
+    </w:rPr>
+  </w:style>
+  <w:style w:type="paragraph" w:styleId="Outline9">
+    <w:name w:val="Outline 9"/>
+    <w:basedOn w:val="Outline8"/>
+    <w:qFormat/>
+    <w:pPr>
+      <w:spacing w:before="57" w:after="0"/>
+    </w:pPr>
+    <w:rPr>
+      <w:rFonts w:ascii="Noto Sans Devanagari" w:hAnsi="Noto Sans Devanagari"/>
+      <w:b w:val="false"/>
+      <w:i w:val="false"/>
+      <w:caps w:val="false"/>
+      <w:smallCaps w:val="false"/>
+      <w:strike w:val="false"/>
+      <w:dstrike w:val="false"/>
+      <w:outline w:val="false"/>
+      <w:shadow w:val="false"/>
+      <w:color w:val="auto"/>
+      <w:spacing w:val="0"/>
+      <w:kern w:val="2"/>
+      <w:sz w:val="40"/>
+      <w:u w:val="none"/>
+      <w:em w:val="none"/>
+    </w:rPr>
+  </w:style>
+  <w:style w:type="paragraph" w:styleId="TitelundvertikalerTextLTGliederung1">
+    <w:name w:val="Titel und vertikaler Text~LT~Gliederung 1"/>
+    <w:qFormat/>
+    <w:pPr>
+      <w:widowControl/>
+      <w:bidi w:val="0"/>
+      <w:spacing w:before="283" w:after="0"/>
+      <w:jc w:val="left"/>
+    </w:pPr>
+    <w:rPr>
+      <w:rFonts w:ascii="Noto Sans Devanagari" w:hAnsi="Noto Sans Devanagari" w:eastAsia="Noto Sans" w:cs="Arial"/>
+      <w:b w:val="false"/>
+      <w:i w:val="false"/>
+      <w:caps w:val="false"/>
+      <w:smallCaps w:val="false"/>
+      <w:strike w:val="false"/>
+      <w:dstrike w:val="false"/>
+      <w:outline w:val="false"/>
+      <w:shadow w:val="false"/>
+      <w:color w:val="auto"/>
+      <w:spacing w:val="0"/>
+      <w:kern w:val="2"/>
+      <w:sz w:val="64"/>
+      <w:szCs w:val="24"/>
+      <w:u w:val="none"/>
+      <w:em w:val="none"/>
+      <w:lang w:val="en-US" w:eastAsia="en-US" w:bidi="ar-SA"/>
+    </w:rPr>
+  </w:style>
+  <w:style w:type="paragraph" w:styleId="TitelundvertikalerTextLTGliederung2">
+    <w:name w:val="Titel und vertikaler Text~LT~Gliederung 2"/>
+    <w:basedOn w:val="TitelundvertikalerTextLTGliederung1"/>
+    <w:qFormat/>
+    <w:pPr>
+      <w:spacing w:before="227" w:after="0"/>
+    </w:pPr>
+    <w:rPr>
+      <w:rFonts w:ascii="Noto Sans Devanagari" w:hAnsi="Noto Sans Devanagari"/>
+      <w:b w:val="false"/>
+      <w:i w:val="false"/>
+      <w:caps w:val="false"/>
+      <w:smallCaps w:val="false"/>
+      <w:strike w:val="false"/>
+      <w:dstrike w:val="false"/>
+      <w:outline w:val="false"/>
+      <w:shadow w:val="false"/>
+      <w:color w:val="auto"/>
+      <w:spacing w:val="0"/>
+      <w:kern w:val="2"/>
+      <w:sz w:val="56"/>
+      <w:u w:val="none"/>
+      <w:em w:val="none"/>
+    </w:rPr>
+  </w:style>
+  <w:style w:type="paragraph" w:styleId="TitelundvertikalerTextLTGliederung3">
+    <w:name w:val="Titel und vertikaler Text~LT~Gliederung 3"/>
+    <w:basedOn w:val="TitelundvertikalerTextLTGliederung2"/>
+    <w:qFormat/>
+    <w:pPr>
+      <w:spacing w:before="170" w:after="0"/>
+    </w:pPr>
+    <w:rPr>
+      <w:rFonts w:ascii="Noto Sans Devanagari" w:hAnsi="Noto Sans Devanagari"/>
+      <w:b w:val="false"/>
+      <w:i w:val="false"/>
+      <w:caps w:val="false"/>
+      <w:smallCaps w:val="false"/>
+      <w:strike w:val="false"/>
+      <w:dstrike w:val="false"/>
+      <w:outline w:val="false"/>
+      <w:shadow w:val="false"/>
+      <w:color w:val="auto"/>
+      <w:spacing w:val="0"/>
+      <w:kern w:val="2"/>
+      <w:sz w:val="48"/>
+      <w:u w:val="none"/>
+      <w:em w:val="none"/>
+    </w:rPr>
+  </w:style>
+  <w:style w:type="paragraph" w:styleId="TitelundvertikalerTextLTGliederung4">
+    <w:name w:val="Titel und vertikaler Text~LT~Gliederung 4"/>
+    <w:basedOn w:val="TitelundvertikalerTextLTGliederung3"/>
+    <w:qFormat/>
+    <w:pPr>
+      <w:spacing w:before="113" w:after="0"/>
+    </w:pPr>
+    <w:rPr>
+      <w:rFonts w:ascii="Noto Sans Devanagari" w:hAnsi="Noto Sans Devanagari"/>
+      <w:b w:val="false"/>
+      <w:i w:val="false"/>
+      <w:caps w:val="false"/>
+      <w:smallCaps w:val="false"/>
+      <w:strike w:val="false"/>
+      <w:dstrike w:val="false"/>
+      <w:outline w:val="false"/>
+      <w:shadow w:val="false"/>
+      <w:color w:val="auto"/>
+      <w:spacing w:val="0"/>
+      <w:kern w:val="2"/>
+      <w:sz w:val="40"/>
+      <w:u w:val="none"/>
+      <w:em w:val="none"/>
+    </w:rPr>
+  </w:style>
+  <w:style w:type="paragraph" w:styleId="TitelundvertikalerTextLTGliederung5">
+    <w:name w:val="Titel und vertikaler Text~LT~Gliederung 5"/>
+    <w:basedOn w:val="TitelundvertikalerTextLTGliederung4"/>
+    <w:qFormat/>
+    <w:pPr>
+      <w:spacing w:before="57" w:after="0"/>
+    </w:pPr>
+    <w:rPr>
+      <w:rFonts w:ascii="Noto Sans Devanagari" w:hAnsi="Noto Sans Devanagari"/>
+      <w:b w:val="false"/>
+      <w:i w:val="false"/>
+      <w:caps w:val="false"/>
+      <w:smallCaps w:val="false"/>
+      <w:strike w:val="false"/>
+      <w:dstrike w:val="false"/>
+      <w:outline w:val="false"/>
+      <w:shadow w:val="false"/>
+      <w:color w:val="auto"/>
+      <w:spacing w:val="0"/>
+      <w:kern w:val="2"/>
+      <w:sz w:val="40"/>
+      <w:u w:val="none"/>
+      <w:em w:val="none"/>
+    </w:rPr>
+  </w:style>
+  <w:style w:type="paragraph" w:styleId="TitelundvertikalerTextLTGliederung6">
+    <w:name w:val="Titel und vertikaler Text~LT~Gliederung 6"/>
+    <w:basedOn w:val="TitelundvertikalerTextLTGliederung5"/>
+    <w:qFormat/>
+    <w:pPr>
+      <w:spacing w:before="57" w:after="0"/>
+    </w:pPr>
+    <w:rPr>
+      <w:rFonts w:ascii="Noto Sans Devanagari" w:hAnsi="Noto Sans Devanagari"/>
+      <w:b w:val="false"/>
+      <w:i w:val="false"/>
+      <w:caps w:val="false"/>
+      <w:smallCaps w:val="false"/>
+      <w:strike w:val="false"/>
+      <w:dstrike w:val="false"/>
+      <w:outline w:val="false"/>
+      <w:shadow w:val="false"/>
+      <w:color w:val="auto"/>
+      <w:spacing w:val="0"/>
+      <w:kern w:val="2"/>
+      <w:sz w:val="40"/>
+      <w:u w:val="none"/>
+      <w:em w:val="none"/>
+    </w:rPr>
+  </w:style>
+  <w:style w:type="paragraph" w:styleId="TitelundvertikalerTextLTGliederung7">
+    <w:name w:val="Titel und vertikaler Text~LT~Gliederung 7"/>
+    <w:basedOn w:val="TitelundvertikalerTextLTGliederung6"/>
+    <w:qFormat/>
+    <w:pPr>
+      <w:spacing w:before="57" w:after="0"/>
+    </w:pPr>
+    <w:rPr>
+      <w:rFonts w:ascii="Noto Sans Devanagari" w:hAnsi="Noto Sans Devanagari"/>
+      <w:b w:val="false"/>
+      <w:i w:val="false"/>
+      <w:caps w:val="false"/>
+      <w:smallCaps w:val="false"/>
+      <w:strike w:val="false"/>
+      <w:dstrike w:val="false"/>
+      <w:outline w:val="false"/>
+      <w:shadow w:val="false"/>
+      <w:color w:val="auto"/>
+      <w:spacing w:val="0"/>
+      <w:kern w:val="2"/>
+      <w:sz w:val="40"/>
+      <w:u w:val="none"/>
+      <w:em w:val="none"/>
+    </w:rPr>
+  </w:style>
+  <w:style w:type="paragraph" w:styleId="TitelundvertikalerTextLTGliederung8">
+    <w:name w:val="Titel und vertikaler Text~LT~Gliederung 8"/>
+    <w:basedOn w:val="TitelundvertikalerTextLTGliederung7"/>
+    <w:qFormat/>
+    <w:pPr>
+      <w:spacing w:before="57" w:after="0"/>
+    </w:pPr>
+    <w:rPr>
+      <w:rFonts w:ascii="Noto Sans Devanagari" w:hAnsi="Noto Sans Devanagari"/>
+      <w:b w:val="false"/>
+      <w:i w:val="false"/>
+      <w:caps w:val="false"/>
+      <w:smallCaps w:val="false"/>
+      <w:strike w:val="false"/>
+      <w:dstrike w:val="false"/>
+      <w:outline w:val="false"/>
+      <w:shadow w:val="false"/>
+      <w:color w:val="auto"/>
+      <w:spacing w:val="0"/>
+      <w:kern w:val="2"/>
+      <w:sz w:val="40"/>
+      <w:u w:val="none"/>
+      <w:em w:val="none"/>
+    </w:rPr>
+  </w:style>
+  <w:style w:type="paragraph" w:styleId="TitelundvertikalerTextLTGliederung9">
+    <w:name w:val="Titel und vertikaler Text~LT~Gliederung 9"/>
+    <w:basedOn w:val="TitelundvertikalerTextLTGliederung8"/>
+    <w:qFormat/>
+    <w:pPr>
+      <w:spacing w:before="57" w:after="0"/>
+    </w:pPr>
+    <w:rPr>
+      <w:rFonts w:ascii="Noto Sans Devanagari" w:hAnsi="Noto Sans Devanagari"/>
+      <w:b w:val="false"/>
+      <w:i w:val="false"/>
+      <w:caps w:val="false"/>
+      <w:smallCaps w:val="false"/>
+      <w:strike w:val="false"/>
+      <w:dstrike w:val="false"/>
+      <w:outline w:val="false"/>
+      <w:shadow w:val="false"/>
+      <w:color w:val="auto"/>
+      <w:spacing w:val="0"/>
+      <w:kern w:val="2"/>
+      <w:sz w:val="40"/>
+      <w:u w:val="none"/>
+      <w:em w:val="none"/>
+    </w:rPr>
+  </w:style>
+  <w:style w:type="paragraph" w:styleId="TitelundvertikalerTextLTTitel">
+    <w:name w:val="Titel und vertikaler Text~LT~Titel"/>
+    <w:qFormat/>
+    <w:pPr>
+      <w:widowControl/>
+      <w:bidi w:val="0"/>
+      <w:spacing w:before="0" w:after="0"/>
+      <w:jc w:val="center"/>
+    </w:pPr>
+    <w:rPr>
+      <w:rFonts w:ascii="Noto Sans Devanagari" w:hAnsi="Noto Sans Devanagari" w:eastAsia="Noto Sans" w:cs="Arial"/>
+      <w:b w:val="false"/>
+      <w:i w:val="false"/>
+      <w:caps w:val="false"/>
+      <w:smallCaps w:val="false"/>
+      <w:strike w:val="false"/>
+      <w:dstrike w:val="false"/>
+      <w:outline w:val="false"/>
+      <w:shadow w:val="false"/>
+      <w:color w:val="auto"/>
+      <w:spacing w:val="0"/>
+      <w:kern w:val="2"/>
+      <w:sz w:val="88"/>
+      <w:szCs w:val="24"/>
+      <w:u w:val="none"/>
+      <w:em w:val="none"/>
+      <w:lang w:val="en-US" w:eastAsia="en-US" w:bidi="ar-SA"/>
+    </w:rPr>
+  </w:style>
+  <w:style w:type="paragraph" w:styleId="TitelundvertikalerTextLTUntertitel">
+    <w:name w:val="Titel und vertikaler Text~LT~Untertitel"/>
+    <w:qFormat/>
+    <w:pPr>
+      <w:widowControl/>
+      <w:bidi w:val="0"/>
+      <w:spacing w:before="0" w:after="0"/>
+      <w:jc w:val="center"/>
+    </w:pPr>
+    <w:rPr>
+      <w:rFonts w:ascii="Noto Sans Devanagari" w:hAnsi="Noto Sans Devanagari" w:eastAsia="Noto Sans" w:cs="Arial"/>
+      <w:b w:val="false"/>
+      <w:i w:val="false"/>
+      <w:caps w:val="false"/>
+      <w:smallCaps w:val="false"/>
+      <w:strike w:val="false"/>
+      <w:dstrike w:val="false"/>
+      <w:outline w:val="false"/>
+      <w:shadow w:val="false"/>
+      <w:color w:val="auto"/>
+      <w:kern w:val="2"/>
+      <w:sz w:val="64"/>
+      <w:szCs w:val="24"/>
+      <w:u w:val="none"/>
+      <w:em w:val="none"/>
+      <w:lang w:val="en-US" w:eastAsia="en-US" w:bidi="ar-SA"/>
+    </w:rPr>
+  </w:style>
+  <w:style w:type="paragraph" w:styleId="TitelundvertikalerTextLTNotizen">
+    <w:name w:val="Titel und vertikaler Text~LT~Notizen"/>
+    <w:qFormat/>
+    <w:pPr>
+      <w:widowControl/>
+      <w:bidi w:val="0"/>
+      <w:spacing w:before="0" w:after="0"/>
+      <w:ind w:hanging="340" w:left="340"/>
+      <w:jc w:val="left"/>
+    </w:pPr>
+    <w:rPr>
+      <w:rFonts w:ascii="Noto Sans Devanagari" w:hAnsi="Noto Sans Devanagari" w:eastAsia="Noto Sans" w:cs="Arial"/>
+      <w:b w:val="false"/>
+      <w:i w:val="false"/>
+      <w:caps w:val="false"/>
+      <w:smallCaps w:val="false"/>
+      <w:strike w:val="false"/>
+      <w:dstrike w:val="false"/>
+      <w:outline w:val="false"/>
+      <w:shadow w:val="false"/>
+      <w:color w:val="auto"/>
+      <w:kern w:val="2"/>
+      <w:sz w:val="40"/>
+      <w:szCs w:val="24"/>
+      <w:u w:val="none"/>
+      <w:em w:val="none"/>
+      <w:lang w:val="en-US" w:eastAsia="en-US" w:bidi="ar-SA"/>
+    </w:rPr>
+  </w:style>
+  <w:style w:type="paragraph" w:styleId="TitelundvertikalerTextLTHintergrundobjekte">
+    <w:name w:val="Titel und vertikaler Text~LT~Hintergrundobjekte"/>
+    <w:qFormat/>
+    <w:pPr>
+      <w:widowControl/>
+      <w:bidi w:val="0"/>
+      <w:spacing w:before="0" w:after="0"/>
+      <w:jc w:val="left"/>
+    </w:pPr>
+    <w:rPr>
+      <w:rFonts w:ascii="Liberation Serif" w:hAnsi="Liberation Serif" w:eastAsia="Noto Sans" w:cs="Arial"/>
+      <w:color w:val="auto"/>
+      <w:kern w:val="2"/>
+      <w:sz w:val="24"/>
+      <w:szCs w:val="24"/>
+      <w:lang w:val="en-US" w:eastAsia="en-US" w:bidi="ar-SA"/>
+    </w:rPr>
+  </w:style>
+  <w:style w:type="paragraph" w:styleId="TitelundvertikalerTextLTHintergrund">
+    <w:name w:val="Titel und vertikaler Text~LT~Hintergrund"/>
+    <w:qFormat/>
+    <w:pPr>
+      <w:widowControl/>
+      <w:bidi w:val="0"/>
+      <w:spacing w:before="0" w:after="0"/>
+      <w:jc w:val="left"/>
+    </w:pPr>
+    <w:rPr>
+      <w:rFonts w:ascii="Liberation Serif" w:hAnsi="Liberation Serif" w:eastAsia="Noto Sans" w:cs="Arial"/>
+      <w:color w:val="auto"/>
+      <w:kern w:val="2"/>
+      <w:sz w:val="24"/>
+      <w:szCs w:val="24"/>
+      <w:lang w:val="en-US" w:eastAsia="en-US" w:bidi="ar-SA"/>
+    </w:rPr>
+  </w:style>
+  <w:style w:type="paragraph" w:styleId="TitelundInhaltLTGliederung1">
+    <w:name w:val="Titel und Inhalt~LT~Gliederung 1"/>
+    <w:qFormat/>
+    <w:pPr>
+      <w:widowControl/>
+      <w:bidi w:val="0"/>
+      <w:spacing w:before="283" w:after="0"/>
+      <w:jc w:val="left"/>
+    </w:pPr>
+    <w:rPr>
+      <w:rFonts w:ascii="Noto Sans Devanagari" w:hAnsi="Noto Sans Devanagari" w:eastAsia="Noto Sans" w:cs="Arial"/>
+      <w:b w:val="false"/>
+      <w:i w:val="false"/>
+      <w:caps w:val="false"/>
+      <w:smallCaps w:val="false"/>
+      <w:strike w:val="false"/>
+      <w:dstrike w:val="false"/>
+      <w:outline w:val="false"/>
+      <w:shadow w:val="false"/>
+      <w:color w:val="auto"/>
+      <w:spacing w:val="0"/>
+      <w:kern w:val="2"/>
+      <w:sz w:val="64"/>
+      <w:szCs w:val="24"/>
+      <w:u w:val="none"/>
+      <w:em w:val="none"/>
+      <w:lang w:val="en-US" w:eastAsia="en-US" w:bidi="ar-SA"/>
+    </w:rPr>
+  </w:style>
+  <w:style w:type="paragraph" w:styleId="TitelundInhaltLTGliederung2">
+    <w:name w:val="Titel und Inhalt~LT~Gliederung 2"/>
+    <w:basedOn w:val="TitelundInhaltLTGliederung1"/>
+    <w:qFormat/>
+    <w:pPr>
+      <w:spacing w:before="227" w:after="0"/>
+    </w:pPr>
+    <w:rPr>
+      <w:rFonts w:ascii="Noto Sans Devanagari" w:hAnsi="Noto Sans Devanagari"/>
+      <w:b w:val="false"/>
+      <w:i w:val="false"/>
+      <w:caps w:val="false"/>
+      <w:smallCaps w:val="false"/>
+      <w:strike w:val="false"/>
+      <w:dstrike w:val="false"/>
+      <w:outline w:val="false"/>
+      <w:shadow w:val="false"/>
+      <w:color w:val="auto"/>
+      <w:spacing w:val="0"/>
+      <w:kern w:val="2"/>
+      <w:sz w:val="56"/>
+      <w:u w:val="none"/>
+      <w:em w:val="none"/>
+    </w:rPr>
+  </w:style>
+  <w:style w:type="paragraph" w:styleId="TitelundInhaltLTGliederung3">
+    <w:name w:val="Titel und Inhalt~LT~Gliederung 3"/>
+    <w:basedOn w:val="TitelundInhaltLTGliederung2"/>
+    <w:qFormat/>
+    <w:pPr>
+      <w:spacing w:before="170" w:after="0"/>
+    </w:pPr>
+    <w:rPr>
+      <w:rFonts w:ascii="Noto Sans Devanagari" w:hAnsi="Noto Sans Devanagari"/>
+      <w:b w:val="false"/>
+      <w:i w:val="false"/>
+      <w:caps w:val="false"/>
+      <w:smallCaps w:val="false"/>
+      <w:strike w:val="false"/>
+      <w:dstrike w:val="false"/>
+      <w:outline w:val="false"/>
+      <w:shadow w:val="false"/>
+      <w:color w:val="auto"/>
+      <w:spacing w:val="0"/>
+      <w:kern w:val="2"/>
+      <w:sz w:val="48"/>
+      <w:u w:val="none"/>
+      <w:em w:val="none"/>
+    </w:rPr>
+  </w:style>
+  <w:style w:type="paragraph" w:styleId="TitelundInhaltLTGliederung4">
+    <w:name w:val="Titel und Inhalt~LT~Gliederung 4"/>
+    <w:basedOn w:val="TitelundInhaltLTGliederung3"/>
+    <w:qFormat/>
+    <w:pPr>
+      <w:spacing w:before="113" w:after="0"/>
+    </w:pPr>
+    <w:rPr>
+      <w:rFonts w:ascii="Noto Sans Devanagari" w:hAnsi="Noto Sans Devanagari"/>
+      <w:b w:val="false"/>
+      <w:i w:val="false"/>
+      <w:caps w:val="false"/>
+      <w:smallCaps w:val="false"/>
+      <w:strike w:val="false"/>
+      <w:dstrike w:val="false"/>
+      <w:outline w:val="false"/>
+      <w:shadow w:val="false"/>
+      <w:color w:val="auto"/>
+      <w:spacing w:val="0"/>
+      <w:kern w:val="2"/>
+      <w:sz w:val="40"/>
+      <w:u w:val="none"/>
+      <w:em w:val="none"/>
+    </w:rPr>
+  </w:style>
+  <w:style w:type="paragraph" w:styleId="TitelundInhaltLTGliederung5">
+    <w:name w:val="Titel und Inhalt~LT~Gliederung 5"/>
+    <w:basedOn w:val="TitelundInhaltLTGliederung4"/>
+    <w:qFormat/>
+    <w:pPr>
+      <w:spacing w:before="57" w:after="0"/>
+    </w:pPr>
+    <w:rPr>
+      <w:rFonts w:ascii="Noto Sans Devanagari" w:hAnsi="Noto Sans Devanagari"/>
+      <w:b w:val="false"/>
+      <w:i w:val="false"/>
+      <w:caps w:val="false"/>
+      <w:smallCaps w:val="false"/>
+      <w:strike w:val="false"/>
+      <w:dstrike w:val="false"/>
+      <w:outline w:val="false"/>
+      <w:shadow w:val="false"/>
+      <w:color w:val="auto"/>
+      <w:spacing w:val="0"/>
+      <w:kern w:val="2"/>
+      <w:sz w:val="40"/>
+      <w:u w:val="none"/>
+      <w:em w:val="none"/>
+    </w:rPr>
+  </w:style>
+  <w:style w:type="paragraph" w:styleId="TitelundInhaltLTGliederung6">
+    <w:name w:val="Titel und Inhalt~LT~Gliederung 6"/>
+    <w:basedOn w:val="TitelundInhaltLTGliederung5"/>
+    <w:qFormat/>
+    <w:pPr>
+      <w:spacing w:before="57" w:after="0"/>
+    </w:pPr>
+    <w:rPr>
+      <w:rFonts w:ascii="Noto Sans Devanagari" w:hAnsi="Noto Sans Devanagari"/>
+      <w:b w:val="false"/>
+      <w:i w:val="false"/>
+      <w:caps w:val="false"/>
+      <w:smallCaps w:val="false"/>
+      <w:strike w:val="false"/>
+      <w:dstrike w:val="false"/>
+      <w:outline w:val="false"/>
+      <w:shadow w:val="false"/>
+      <w:color w:val="auto"/>
+      <w:spacing w:val="0"/>
+      <w:kern w:val="2"/>
+      <w:sz w:val="40"/>
+      <w:u w:val="none"/>
+      <w:em w:val="none"/>
+    </w:rPr>
+  </w:style>
+  <w:style w:type="paragraph" w:styleId="TitelundInhaltLTGliederung7">
+    <w:name w:val="Titel und Inhalt~LT~Gliederung 7"/>
+    <w:basedOn w:val="TitelundInhaltLTGliederung6"/>
+    <w:qFormat/>
+    <w:pPr>
+      <w:spacing w:before="57" w:after="0"/>
+    </w:pPr>
+    <w:rPr>
+      <w:rFonts w:ascii="Noto Sans Devanagari" w:hAnsi="Noto Sans Devanagari"/>
+      <w:b w:val="false"/>
+      <w:i w:val="false"/>
+      <w:caps w:val="false"/>
+      <w:smallCaps w:val="false"/>
+      <w:strike w:val="false"/>
+      <w:dstrike w:val="false"/>
+      <w:outline w:val="false"/>
+      <w:shadow w:val="false"/>
+      <w:color w:val="auto"/>
+      <w:spacing w:val="0"/>
+      <w:kern w:val="2"/>
+      <w:sz w:val="40"/>
+      <w:u w:val="none"/>
+      <w:em w:val="none"/>
+    </w:rPr>
+  </w:style>
+  <w:style w:type="paragraph" w:styleId="TitelundInhaltLTGliederung8">
+    <w:name w:val="Titel und Inhalt~LT~Gliederung 8"/>
+    <w:basedOn w:val="TitelundInhaltLTGliederung7"/>
+    <w:qFormat/>
+    <w:pPr>
+      <w:spacing w:before="57" w:after="0"/>
+    </w:pPr>
+    <w:rPr>
+      <w:rFonts w:ascii="Noto Sans Devanagari" w:hAnsi="Noto Sans Devanagari"/>
+      <w:b w:val="false"/>
+      <w:i w:val="false"/>
+      <w:caps w:val="false"/>
+      <w:smallCaps w:val="false"/>
+      <w:strike w:val="false"/>
+      <w:dstrike w:val="false"/>
+      <w:outline w:val="false"/>
+      <w:shadow w:val="false"/>
+      <w:color w:val="auto"/>
+      <w:spacing w:val="0"/>
+      <w:kern w:val="2"/>
+      <w:sz w:val="40"/>
+      <w:u w:val="none"/>
+      <w:em w:val="none"/>
+    </w:rPr>
+  </w:style>
+  <w:style w:type="paragraph" w:styleId="TitelundInhaltLTGliederung9">
+    <w:name w:val="Titel und Inhalt~LT~Gliederung 9"/>
+    <w:basedOn w:val="TitelundInhaltLTGliederung8"/>
+    <w:qFormat/>
+    <w:pPr>
+      <w:spacing w:before="57" w:after="0"/>
+    </w:pPr>
+    <w:rPr>
+      <w:rFonts w:ascii="Noto Sans Devanagari" w:hAnsi="Noto Sans Devanagari"/>
+      <w:b w:val="false"/>
+      <w:i w:val="false"/>
+      <w:caps w:val="false"/>
+      <w:smallCaps w:val="false"/>
+      <w:strike w:val="false"/>
+      <w:dstrike w:val="false"/>
+      <w:outline w:val="false"/>
+      <w:shadow w:val="false"/>
+      <w:color w:val="auto"/>
+      <w:spacing w:val="0"/>
+      <w:kern w:val="2"/>
+      <w:sz w:val="40"/>
+      <w:u w:val="none"/>
+      <w:em w:val="none"/>
+    </w:rPr>
+  </w:style>
+  <w:style w:type="paragraph" w:styleId="TitelundInhaltLTTitel">
+    <w:name w:val="Titel und Inhalt~LT~Titel"/>
+    <w:qFormat/>
+    <w:pPr>
+      <w:widowControl/>
+      <w:bidi w:val="0"/>
+      <w:spacing w:before="0" w:after="0"/>
+      <w:jc w:val="center"/>
+    </w:pPr>
+    <w:rPr>
+      <w:rFonts w:ascii="Noto Sans Devanagari" w:hAnsi="Noto Sans Devanagari" w:eastAsia="Noto Sans" w:cs="Arial"/>
+      <w:b w:val="false"/>
+      <w:i w:val="false"/>
+      <w:caps w:val="false"/>
+      <w:smallCaps w:val="false"/>
+      <w:strike w:val="false"/>
+      <w:dstrike w:val="false"/>
+      <w:outline w:val="false"/>
+      <w:shadow w:val="false"/>
+      <w:color w:val="auto"/>
+      <w:spacing w:val="0"/>
+      <w:kern w:val="2"/>
+      <w:sz w:val="88"/>
+      <w:szCs w:val="24"/>
+      <w:u w:val="none"/>
+      <w:em w:val="none"/>
+      <w:lang w:val="en-US" w:eastAsia="en-US" w:bidi="ar-SA"/>
+    </w:rPr>
+  </w:style>
+  <w:style w:type="paragraph" w:styleId="TitelundInhaltLTUntertitel">
+    <w:name w:val="Titel und Inhalt~LT~Untertitel"/>
+    <w:qFormat/>
+    <w:pPr>
+      <w:widowControl/>
+      <w:bidi w:val="0"/>
+      <w:spacing w:before="0" w:after="0"/>
+      <w:jc w:val="center"/>
+    </w:pPr>
+    <w:rPr>
+      <w:rFonts w:ascii="Noto Sans Devanagari" w:hAnsi="Noto Sans Devanagari" w:eastAsia="Noto Sans" w:cs="Arial"/>
+      <w:b w:val="false"/>
+      <w:i w:val="false"/>
+      <w:caps w:val="false"/>
+      <w:smallCaps w:val="false"/>
+      <w:strike w:val="false"/>
+      <w:dstrike w:val="false"/>
+      <w:outline w:val="false"/>
+      <w:shadow w:val="false"/>
+      <w:color w:val="auto"/>
+      <w:kern w:val="2"/>
+      <w:sz w:val="64"/>
+      <w:szCs w:val="24"/>
+      <w:u w:val="none"/>
+      <w:em w:val="none"/>
+      <w:lang w:val="en-US" w:eastAsia="en-US" w:bidi="ar-SA"/>
+    </w:rPr>
+  </w:style>
+  <w:style w:type="paragraph" w:styleId="TitelundInhaltLTNotizen">
+    <w:name w:val="Titel und Inhalt~LT~Notizen"/>
+    <w:qFormat/>
+    <w:pPr>
+      <w:widowControl/>
+      <w:bidi w:val="0"/>
+      <w:spacing w:before="0" w:after="0"/>
+      <w:ind w:hanging="340" w:left="340"/>
+      <w:jc w:val="left"/>
+    </w:pPr>
+    <w:rPr>
+      <w:rFonts w:ascii="Noto Sans Devanagari" w:hAnsi="Noto Sans Devanagari" w:eastAsia="Noto Sans" w:cs="Arial"/>
+      <w:b w:val="false"/>
+      <w:i w:val="false"/>
+      <w:caps w:val="false"/>
+      <w:smallCaps w:val="false"/>
+      <w:strike w:val="false"/>
+      <w:dstrike w:val="false"/>
+      <w:outline w:val="false"/>
+      <w:shadow w:val="false"/>
+      <w:color w:val="auto"/>
+      <w:kern w:val="2"/>
+      <w:sz w:val="40"/>
+      <w:szCs w:val="24"/>
+      <w:u w:val="none"/>
+      <w:em w:val="none"/>
+      <w:lang w:val="en-US" w:eastAsia="en-US" w:bidi="ar-SA"/>
+    </w:rPr>
+  </w:style>
+  <w:style w:type="paragraph" w:styleId="TitelundInhaltLTHintergrundobjekte">
+    <w:name w:val="Titel und Inhalt~LT~Hintergrundobjekte"/>
+    <w:qFormat/>
+    <w:pPr>
+      <w:widowControl/>
+      <w:bidi w:val="0"/>
+      <w:spacing w:before="0" w:after="0"/>
+      <w:jc w:val="left"/>
+    </w:pPr>
+    <w:rPr>
+      <w:rFonts w:ascii="Liberation Serif" w:hAnsi="Liberation Serif" w:eastAsia="Noto Sans" w:cs="Arial"/>
+      <w:color w:val="auto"/>
+      <w:kern w:val="2"/>
+      <w:sz w:val="24"/>
+      <w:szCs w:val="24"/>
+      <w:lang w:val="en-US" w:eastAsia="en-US" w:bidi="ar-SA"/>
+    </w:rPr>
+  </w:style>
+  <w:style w:type="paragraph" w:styleId="TitelundInhaltLTHintergrund">
+    <w:name w:val="Titel und Inhalt~LT~Hintergrund"/>
+    <w:qFormat/>
+    <w:pPr>
+      <w:widowControl/>
+      <w:bidi w:val="0"/>
+      <w:spacing w:before="0" w:after="0"/>
+      <w:jc w:val="left"/>
+    </w:pPr>
+    <w:rPr>
+      <w:rFonts w:ascii="Liberation Serif" w:hAnsi="Liberation Serif" w:eastAsia="Noto Sans" w:cs="Arial"/>
+      <w:color w:val="auto"/>
+      <w:kern w:val="2"/>
+      <w:sz w:val="24"/>
+      <w:szCs w:val="24"/>
+      <w:lang w:val="en-US" w:eastAsia="en-US" w:bidi="ar-SA"/>
+    </w:rPr>
+  </w:style>
+  <w:style w:type="paragraph" w:styleId="AbschnittsberschriftLTGliederung1">
+    <w:name w:val="Abschnittsüberschrift~LT~Gliederung 1"/>
+    <w:qFormat/>
+    <w:pPr>
+      <w:widowControl/>
+      <w:bidi w:val="0"/>
+      <w:spacing w:before="283" w:after="0"/>
+      <w:jc w:val="left"/>
+    </w:pPr>
+    <w:rPr>
+      <w:rFonts w:ascii="Noto Sans Devanagari" w:hAnsi="Noto Sans Devanagari" w:eastAsia="Noto Sans" w:cs="Arial"/>
+      <w:b w:val="false"/>
+      <w:i w:val="false"/>
+      <w:caps w:val="false"/>
+      <w:smallCaps w:val="false"/>
+      <w:strike w:val="false"/>
+      <w:dstrike w:val="false"/>
+      <w:outline w:val="false"/>
+      <w:shadow w:val="false"/>
+      <w:color w:val="auto"/>
+      <w:spacing w:val="0"/>
+      <w:kern w:val="2"/>
+      <w:sz w:val="64"/>
+      <w:szCs w:val="24"/>
+      <w:u w:val="none"/>
+      <w:em w:val="none"/>
+      <w:lang w:val="en-US" w:eastAsia="en-US" w:bidi="ar-SA"/>
+    </w:rPr>
+  </w:style>
+  <w:style w:type="paragraph" w:styleId="AbschnittsberschriftLTGliederung2">
+    <w:name w:val="Abschnittsüberschrift~LT~Gliederung 2"/>
+    <w:basedOn w:val="AbschnittsberschriftLTGliederung1"/>
+    <w:qFormat/>
+    <w:pPr>
+      <w:spacing w:before="227" w:after="0"/>
+    </w:pPr>
+    <w:rPr>
+      <w:rFonts w:ascii="Noto Sans Devanagari" w:hAnsi="Noto Sans Devanagari"/>
+      <w:b w:val="false"/>
+      <w:i w:val="false"/>
+      <w:caps w:val="false"/>
+      <w:smallCaps w:val="false"/>
+      <w:strike w:val="false"/>
+      <w:dstrike w:val="false"/>
+      <w:outline w:val="false"/>
+      <w:shadow w:val="false"/>
+      <w:color w:val="auto"/>
+      <w:spacing w:val="0"/>
+      <w:kern w:val="2"/>
+      <w:sz w:val="56"/>
+      <w:u w:val="none"/>
+      <w:em w:val="none"/>
+    </w:rPr>
+  </w:style>
+  <w:style w:type="paragraph" w:styleId="AbschnittsberschriftLTGliederung3">
+    <w:name w:val="Abschnittsüberschrift~LT~Gliederung 3"/>
+    <w:basedOn w:val="AbschnittsberschriftLTGliederung2"/>
+    <w:qFormat/>
+    <w:pPr>
+      <w:spacing w:before="170" w:after="0"/>
+    </w:pPr>
+    <w:rPr>
+      <w:rFonts w:ascii="Noto Sans Devanagari" w:hAnsi="Noto Sans Devanagari"/>
+      <w:b w:val="false"/>
+      <w:i w:val="false"/>
+      <w:caps w:val="false"/>
+      <w:smallCaps w:val="false"/>
+      <w:strike w:val="false"/>
+      <w:dstrike w:val="false"/>
+      <w:outline w:val="false"/>
+      <w:shadow w:val="false"/>
+      <w:color w:val="auto"/>
+      <w:spacing w:val="0"/>
+      <w:kern w:val="2"/>
+      <w:sz w:val="48"/>
+      <w:u w:val="none"/>
+      <w:em w:val="none"/>
+    </w:rPr>
+  </w:style>
+  <w:style w:type="paragraph" w:styleId="AbschnittsberschriftLTGliederung4">
+    <w:name w:val="Abschnittsüberschrift~LT~Gliederung 4"/>
+    <w:basedOn w:val="AbschnittsberschriftLTGliederung3"/>
+    <w:qFormat/>
+    <w:pPr>
+      <w:spacing w:before="113" w:after="0"/>
+    </w:pPr>
+    <w:rPr>
+      <w:rFonts w:ascii="Noto Sans Devanagari" w:hAnsi="Noto Sans Devanagari"/>
+      <w:b w:val="false"/>
+      <w:i w:val="false"/>
+      <w:caps w:val="false"/>
+      <w:smallCaps w:val="false"/>
+      <w:strike w:val="false"/>
+      <w:dstrike w:val="false"/>
+      <w:outline w:val="false"/>
+      <w:shadow w:val="false"/>
+      <w:color w:val="auto"/>
+      <w:spacing w:val="0"/>
+      <w:kern w:val="2"/>
+      <w:sz w:val="40"/>
+      <w:u w:val="none"/>
+      <w:em w:val="none"/>
+    </w:rPr>
+  </w:style>
+  <w:style w:type="paragraph" w:styleId="AbschnittsberschriftLTGliederung5">
+    <w:name w:val="Abschnittsüberschrift~LT~Gliederung 5"/>
+    <w:basedOn w:val="AbschnittsberschriftLTGliederung4"/>
+    <w:qFormat/>
+    <w:pPr>
+      <w:spacing w:before="57" w:after="0"/>
+    </w:pPr>
+    <w:rPr>
+      <w:rFonts w:ascii="Noto Sans Devanagari" w:hAnsi="Noto Sans Devanagari"/>
+      <w:b w:val="false"/>
+      <w:i w:val="false"/>
+      <w:caps w:val="false"/>
+      <w:smallCaps w:val="false"/>
+      <w:strike w:val="false"/>
+      <w:dstrike w:val="false"/>
+      <w:outline w:val="false"/>
+      <w:shadow w:val="false"/>
+      <w:color w:val="auto"/>
+      <w:spacing w:val="0"/>
+      <w:kern w:val="2"/>
+      <w:sz w:val="40"/>
+      <w:u w:val="none"/>
+      <w:em w:val="none"/>
+    </w:rPr>
+  </w:style>
+  <w:style w:type="paragraph" w:styleId="AbschnittsberschriftLTGliederung6">
+    <w:name w:val="Abschnittsüberschrift~LT~Gliederung 6"/>
+    <w:basedOn w:val="AbschnittsberschriftLTGliederung5"/>
+    <w:qFormat/>
+    <w:pPr>
+      <w:spacing w:before="57" w:after="0"/>
+    </w:pPr>
+    <w:rPr>
+      <w:rFonts w:ascii="Noto Sans Devanagari" w:hAnsi="Noto Sans Devanagari"/>
+      <w:b w:val="false"/>
+      <w:i w:val="false"/>
+      <w:caps w:val="false"/>
+      <w:smallCaps w:val="false"/>
+      <w:strike w:val="false"/>
+      <w:dstrike w:val="false"/>
+      <w:outline w:val="false"/>
+      <w:shadow w:val="false"/>
+      <w:color w:val="auto"/>
+      <w:spacing w:val="0"/>
+      <w:kern w:val="2"/>
+      <w:sz w:val="40"/>
+      <w:u w:val="none"/>
+      <w:em w:val="none"/>
+    </w:rPr>
+  </w:style>
+  <w:style w:type="paragraph" w:styleId="AbschnittsberschriftLTGliederung7">
+    <w:name w:val="Abschnittsüberschrift~LT~Gliederung 7"/>
+    <w:basedOn w:val="AbschnittsberschriftLTGliederung6"/>
+    <w:qFormat/>
+    <w:pPr>
+      <w:spacing w:before="57" w:after="0"/>
+    </w:pPr>
+    <w:rPr>
+      <w:rFonts w:ascii="Noto Sans Devanagari" w:hAnsi="Noto Sans Devanagari"/>
+      <w:b w:val="false"/>
+      <w:i w:val="false"/>
+      <w:caps w:val="false"/>
+      <w:smallCaps w:val="false"/>
+      <w:strike w:val="false"/>
+      <w:dstrike w:val="false"/>
+      <w:outline w:val="false"/>
+      <w:shadow w:val="false"/>
+      <w:color w:val="auto"/>
+      <w:spacing w:val="0"/>
+      <w:kern w:val="2"/>
+      <w:sz w:val="40"/>
+      <w:u w:val="none"/>
+      <w:em w:val="none"/>
+    </w:rPr>
+  </w:style>
+  <w:style w:type="paragraph" w:styleId="AbschnittsberschriftLTGliederung8">
+    <w:name w:val="Abschnittsüberschrift~LT~Gliederung 8"/>
+    <w:basedOn w:val="AbschnittsberschriftLTGliederung7"/>
+    <w:qFormat/>
+    <w:pPr>
+      <w:spacing w:before="57" w:after="0"/>
+    </w:pPr>
+    <w:rPr>
+      <w:rFonts w:ascii="Noto Sans Devanagari" w:hAnsi="Noto Sans Devanagari"/>
+      <w:b w:val="false"/>
+      <w:i w:val="false"/>
+      <w:caps w:val="false"/>
+      <w:smallCaps w:val="false"/>
+      <w:strike w:val="false"/>
+      <w:dstrike w:val="false"/>
+      <w:outline w:val="false"/>
+      <w:shadow w:val="false"/>
+      <w:color w:val="auto"/>
+      <w:spacing w:val="0"/>
+      <w:kern w:val="2"/>
+      <w:sz w:val="40"/>
+      <w:u w:val="none"/>
+      <w:em w:val="none"/>
+    </w:rPr>
+  </w:style>
+  <w:style w:type="paragraph" w:styleId="AbschnittsberschriftLTGliederung9">
+    <w:name w:val="Abschnittsüberschrift~LT~Gliederung 9"/>
+    <w:basedOn w:val="AbschnittsberschriftLTGliederung8"/>
+    <w:qFormat/>
+    <w:pPr>
+      <w:spacing w:before="57" w:after="0"/>
+    </w:pPr>
+    <w:rPr>
+      <w:rFonts w:ascii="Noto Sans Devanagari" w:hAnsi="Noto Sans Devanagari"/>
+      <w:b w:val="false"/>
+      <w:i w:val="false"/>
+      <w:caps w:val="false"/>
+      <w:smallCaps w:val="false"/>
+      <w:strike w:val="false"/>
+      <w:dstrike w:val="false"/>
+      <w:outline w:val="false"/>
+      <w:shadow w:val="false"/>
+      <w:color w:val="auto"/>
+      <w:spacing w:val="0"/>
+      <w:kern w:val="2"/>
+      <w:sz w:val="40"/>
+      <w:u w:val="none"/>
+      <w:em w:val="none"/>
+    </w:rPr>
+  </w:style>
+  <w:style w:type="paragraph" w:styleId="AbschnittsberschriftLTTitel">
+    <w:name w:val="Abschnittsüberschrift~LT~Titel"/>
+    <w:qFormat/>
+    <w:pPr>
+      <w:widowControl/>
+      <w:bidi w:val="0"/>
+      <w:spacing w:before="0" w:after="0"/>
+      <w:jc w:val="center"/>
+    </w:pPr>
+    <w:rPr>
+      <w:rFonts w:ascii="Noto Sans Devanagari" w:hAnsi="Noto Sans Devanagari" w:eastAsia="Noto Sans" w:cs="Arial"/>
+      <w:b w:val="false"/>
+      <w:i w:val="false"/>
+      <w:caps w:val="false"/>
+      <w:smallCaps w:val="false"/>
+      <w:strike w:val="false"/>
+      <w:dstrike w:val="false"/>
+      <w:outline w:val="false"/>
+      <w:shadow w:val="false"/>
+      <w:color w:val="auto"/>
+      <w:spacing w:val="0"/>
+      <w:kern w:val="2"/>
+      <w:sz w:val="88"/>
+      <w:szCs w:val="24"/>
+      <w:u w:val="none"/>
+      <w:em w:val="none"/>
+      <w:lang w:val="en-US" w:eastAsia="en-US" w:bidi="ar-SA"/>
+    </w:rPr>
+  </w:style>
+  <w:style w:type="paragraph" w:styleId="AbschnittsberschriftLTUntertitel">
+    <w:name w:val="Abschnittsüberschrift~LT~Untertitel"/>
+    <w:qFormat/>
+    <w:pPr>
+      <w:widowControl/>
+      <w:bidi w:val="0"/>
+      <w:spacing w:before="0" w:after="0"/>
+      <w:jc w:val="center"/>
+    </w:pPr>
+    <w:rPr>
+      <w:rFonts w:ascii="Noto Sans Devanagari" w:hAnsi="Noto Sans Devanagari" w:eastAsia="Noto Sans" w:cs="Arial"/>
+      <w:b w:val="false"/>
+      <w:i w:val="false"/>
+      <w:caps w:val="false"/>
+      <w:smallCaps w:val="false"/>
+      <w:strike w:val="false"/>
+      <w:dstrike w:val="false"/>
+      <w:outline w:val="false"/>
+      <w:shadow w:val="false"/>
+      <w:color w:val="auto"/>
+      <w:kern w:val="2"/>
+      <w:sz w:val="64"/>
+      <w:szCs w:val="24"/>
+      <w:u w:val="none"/>
+      <w:em w:val="none"/>
+      <w:lang w:val="en-US" w:eastAsia="en-US" w:bidi="ar-SA"/>
+    </w:rPr>
+  </w:style>
+  <w:style w:type="paragraph" w:styleId="AbschnittsberschriftLTNotizen">
+    <w:name w:val="Abschnittsüberschrift~LT~Notizen"/>
+    <w:qFormat/>
+    <w:pPr>
+      <w:widowControl/>
+      <w:bidi w:val="0"/>
+      <w:spacing w:before="0" w:after="0"/>
+      <w:ind w:hanging="340" w:left="340"/>
+      <w:jc w:val="left"/>
+    </w:pPr>
+    <w:rPr>
+      <w:rFonts w:ascii="Noto Sans Devanagari" w:hAnsi="Noto Sans Devanagari" w:eastAsia="Noto Sans" w:cs="Arial"/>
+      <w:b w:val="false"/>
+      <w:i w:val="false"/>
+      <w:caps w:val="false"/>
+      <w:smallCaps w:val="false"/>
+      <w:strike w:val="false"/>
+      <w:dstrike w:val="false"/>
+      <w:outline w:val="false"/>
+      <w:shadow w:val="false"/>
+      <w:color w:val="auto"/>
+      <w:kern w:val="2"/>
+      <w:sz w:val="40"/>
+      <w:szCs w:val="24"/>
+      <w:u w:val="none"/>
+      <w:em w:val="none"/>
+      <w:lang w:val="en-US" w:eastAsia="en-US" w:bidi="ar-SA"/>
+    </w:rPr>
+  </w:style>
+  <w:style w:type="paragraph" w:styleId="AbschnittsberschriftLTHintergrundobjekte">
+    <w:name w:val="Abschnittsüberschrift~LT~Hintergrundobjekte"/>
+    <w:qFormat/>
+    <w:pPr>
+      <w:widowControl/>
+      <w:bidi w:val="0"/>
+      <w:spacing w:before="0" w:after="0"/>
+      <w:jc w:val="left"/>
+    </w:pPr>
+    <w:rPr>
+      <w:rFonts w:ascii="Liberation Serif" w:hAnsi="Liberation Serif" w:eastAsia="Noto Sans" w:cs="Arial"/>
+      <w:color w:val="auto"/>
+      <w:kern w:val="2"/>
+      <w:sz w:val="24"/>
+      <w:szCs w:val="24"/>
+      <w:lang w:val="en-US" w:eastAsia="en-US" w:bidi="ar-SA"/>
+    </w:rPr>
+  </w:style>
+  <w:style w:type="paragraph" w:styleId="AbschnittsberschriftLTHintergrund">
+    <w:name w:val="Abschnittsüberschrift~LT~Hintergrund"/>
+    <w:qFormat/>
+    <w:pPr>
+      <w:widowControl/>
+      <w:bidi w:val="0"/>
+      <w:spacing w:before="0" w:after="0"/>
+      <w:jc w:val="left"/>
+    </w:pPr>
+    <w:rPr>
+      <w:rFonts w:ascii="Liberation Serif" w:hAnsi="Liberation Serif" w:eastAsia="Noto Sans" w:cs="Arial"/>
+      <w:color w:val="auto"/>
+      <w:kern w:val="2"/>
+      <w:sz w:val="24"/>
+      <w:szCs w:val="24"/>
+      <w:lang w:val="en-US" w:eastAsia="en-US" w:bidi="ar-SA"/>
+    </w:rPr>
+  </w:style>
+  <w:style w:type="paragraph" w:styleId="VergleichLTGliederung1">
+    <w:name w:val="Vergleich~LT~Gliederung 1"/>
+    <w:qFormat/>
+    <w:pPr>
+      <w:widowControl/>
+      <w:bidi w:val="0"/>
+      <w:spacing w:before="283" w:after="0"/>
+      <w:jc w:val="left"/>
+    </w:pPr>
+    <w:rPr>
+      <w:rFonts w:ascii="Noto Sans Devanagari" w:hAnsi="Noto Sans Devanagari" w:eastAsia="Noto Sans" w:cs="Arial"/>
+      <w:b w:val="false"/>
+      <w:i w:val="false"/>
+      <w:caps w:val="false"/>
+      <w:smallCaps w:val="false"/>
+      <w:strike w:val="false"/>
+      <w:dstrike w:val="false"/>
+      <w:outline w:val="false"/>
+      <w:shadow w:val="false"/>
+      <w:color w:val="auto"/>
+      <w:spacing w:val="0"/>
+      <w:kern w:val="2"/>
+      <w:sz w:val="64"/>
+      <w:szCs w:val="24"/>
+      <w:u w:val="none"/>
+      <w:em w:val="none"/>
+      <w:lang w:val="en-US" w:eastAsia="en-US" w:bidi="ar-SA"/>
+    </w:rPr>
+  </w:style>
+  <w:style w:type="paragraph" w:styleId="VergleichLTGliederung2">
+    <w:name w:val="Vergleich~LT~Gliederung 2"/>
+    <w:basedOn w:val="VergleichLTGliederung1"/>
+    <w:qFormat/>
+    <w:pPr>
+      <w:spacing w:before="227" w:after="0"/>
+    </w:pPr>
+    <w:rPr>
+      <w:rFonts w:ascii="Noto Sans Devanagari" w:hAnsi="Noto Sans Devanagari"/>
+      <w:b w:val="false"/>
+      <w:i w:val="false"/>
+      <w:caps w:val="false"/>
+      <w:smallCaps w:val="false"/>
+      <w:strike w:val="false"/>
+      <w:dstrike w:val="false"/>
+      <w:outline w:val="false"/>
+      <w:shadow w:val="false"/>
+      <w:color w:val="auto"/>
+      <w:spacing w:val="0"/>
+      <w:kern w:val="2"/>
+      <w:sz w:val="56"/>
+      <w:u w:val="none"/>
+      <w:em w:val="none"/>
+    </w:rPr>
+  </w:style>
+  <w:style w:type="paragraph" w:styleId="VergleichLTGliederung3">
+    <w:name w:val="Vergleich~LT~Gliederung 3"/>
+    <w:basedOn w:val="VergleichLTGliederung2"/>
+    <w:qFormat/>
+    <w:pPr>
+      <w:spacing w:before="170" w:after="0"/>
+    </w:pPr>
+    <w:rPr>
+      <w:rFonts w:ascii="Noto Sans Devanagari" w:hAnsi="Noto Sans Devanagari"/>
+      <w:b w:val="false"/>
+      <w:i w:val="false"/>
+      <w:caps w:val="false"/>
+      <w:smallCaps w:val="false"/>
+      <w:strike w:val="false"/>
+      <w:dstrike w:val="false"/>
+      <w:outline w:val="false"/>
+      <w:shadow w:val="false"/>
+      <w:color w:val="auto"/>
+      <w:spacing w:val="0"/>
+      <w:kern w:val="2"/>
+      <w:sz w:val="48"/>
+      <w:u w:val="none"/>
+      <w:em w:val="none"/>
+    </w:rPr>
+  </w:style>
+  <w:style w:type="paragraph" w:styleId="VergleichLTGliederung4">
+    <w:name w:val="Vergleich~LT~Gliederung 4"/>
+    <w:basedOn w:val="VergleichLTGliederung3"/>
+    <w:qFormat/>
+    <w:pPr>
+      <w:spacing w:before="113" w:after="0"/>
+    </w:pPr>
+    <w:rPr>
+      <w:rFonts w:ascii="Noto Sans Devanagari" w:hAnsi="Noto Sans Devanagari"/>
+      <w:b w:val="false"/>
+      <w:i w:val="false"/>
+      <w:caps w:val="false"/>
+      <w:smallCaps w:val="false"/>
+      <w:strike w:val="false"/>
+      <w:dstrike w:val="false"/>
+      <w:outline w:val="false"/>
+      <w:shadow w:val="false"/>
+      <w:color w:val="auto"/>
+      <w:spacing w:val="0"/>
+      <w:kern w:val="2"/>
+      <w:sz w:val="40"/>
+      <w:u w:val="none"/>
+      <w:em w:val="none"/>
+    </w:rPr>
+  </w:style>
+  <w:style w:type="paragraph" w:styleId="VergleichLTGliederung5">
+    <w:name w:val="Vergleich~LT~Gliederung 5"/>
+    <w:basedOn w:val="VergleichLTGliederung4"/>
+    <w:qFormat/>
+    <w:pPr>
+      <w:spacing w:before="57" w:after="0"/>
+    </w:pPr>
+    <w:rPr>
+      <w:rFonts w:ascii="Noto Sans Devanagari" w:hAnsi="Noto Sans Devanagari"/>
+      <w:b w:val="false"/>
+      <w:i w:val="false"/>
+      <w:caps w:val="false"/>
+      <w:smallCaps w:val="false"/>
+      <w:strike w:val="false"/>
+      <w:dstrike w:val="false"/>
+      <w:outline w:val="false"/>
+      <w:shadow w:val="false"/>
+      <w:color w:val="auto"/>
+      <w:spacing w:val="0"/>
+      <w:kern w:val="2"/>
+      <w:sz w:val="40"/>
+      <w:u w:val="none"/>
+      <w:em w:val="none"/>
+    </w:rPr>
+  </w:style>
+  <w:style w:type="paragraph" w:styleId="VergleichLTGliederung6">
+    <w:name w:val="Vergleich~LT~Gliederung 6"/>
+    <w:basedOn w:val="VergleichLTGliederung5"/>
+    <w:qFormat/>
+    <w:pPr>
+      <w:spacing w:before="57" w:after="0"/>
+    </w:pPr>
+    <w:rPr>
+      <w:rFonts w:ascii="Noto Sans Devanagari" w:hAnsi="Noto Sans Devanagari"/>
+      <w:b w:val="false"/>
+      <w:i w:val="false"/>
+      <w:caps w:val="false"/>
+      <w:smallCaps w:val="false"/>
+      <w:strike w:val="false"/>
+      <w:dstrike w:val="false"/>
+      <w:outline w:val="false"/>
+      <w:shadow w:val="false"/>
+      <w:color w:val="auto"/>
+      <w:spacing w:val="0"/>
+      <w:kern w:val="2"/>
+      <w:sz w:val="40"/>
+      <w:u w:val="none"/>
+      <w:em w:val="none"/>
+    </w:rPr>
+  </w:style>
+  <w:style w:type="paragraph" w:styleId="VergleichLTGliederung7">
+    <w:name w:val="Vergleich~LT~Gliederung 7"/>
+    <w:basedOn w:val="VergleichLTGliederung6"/>
+    <w:qFormat/>
+    <w:pPr>
+      <w:spacing w:before="57" w:after="0"/>
+    </w:pPr>
+    <w:rPr>
+      <w:rFonts w:ascii="Noto Sans Devanagari" w:hAnsi="Noto Sans Devanagari"/>
+      <w:b w:val="false"/>
+      <w:i w:val="false"/>
+      <w:caps w:val="false"/>
+      <w:smallCaps w:val="false"/>
+      <w:strike w:val="false"/>
+      <w:dstrike w:val="false"/>
+      <w:outline w:val="false"/>
+      <w:shadow w:val="false"/>
+      <w:color w:val="auto"/>
+      <w:spacing w:val="0"/>
+      <w:kern w:val="2"/>
+      <w:sz w:val="40"/>
+      <w:u w:val="none"/>
+      <w:em w:val="none"/>
+    </w:rPr>
+  </w:style>
+  <w:style w:type="paragraph" w:styleId="VergleichLTGliederung8">
+    <w:name w:val="Vergleich~LT~Gliederung 8"/>
+    <w:basedOn w:val="VergleichLTGliederung7"/>
+    <w:qFormat/>
+    <w:pPr>
+      <w:spacing w:before="57" w:after="0"/>
+    </w:pPr>
+    <w:rPr>
+      <w:rFonts w:ascii="Noto Sans Devanagari" w:hAnsi="Noto Sans Devanagari"/>
+      <w:b w:val="false"/>
+      <w:i w:val="false"/>
+      <w:caps w:val="false"/>
+      <w:smallCaps w:val="false"/>
+      <w:strike w:val="false"/>
+      <w:dstrike w:val="false"/>
+      <w:outline w:val="false"/>
+      <w:shadow w:val="false"/>
+      <w:color w:val="auto"/>
+      <w:spacing w:val="0"/>
+      <w:kern w:val="2"/>
+      <w:sz w:val="40"/>
+      <w:u w:val="none"/>
+      <w:em w:val="none"/>
+    </w:rPr>
+  </w:style>
+  <w:style w:type="paragraph" w:styleId="VergleichLTGliederung9">
+    <w:name w:val="Vergleich~LT~Gliederung 9"/>
+    <w:basedOn w:val="VergleichLTGliederung8"/>
+    <w:qFormat/>
+    <w:pPr>
+      <w:spacing w:before="57" w:after="0"/>
+    </w:pPr>
+    <w:rPr>
+      <w:rFonts w:ascii="Noto Sans Devanagari" w:hAnsi="Noto Sans Devanagari"/>
+      <w:b w:val="false"/>
+      <w:i w:val="false"/>
+      <w:caps w:val="false"/>
+      <w:smallCaps w:val="false"/>
+      <w:strike w:val="false"/>
+      <w:dstrike w:val="false"/>
+      <w:outline w:val="false"/>
+      <w:shadow w:val="false"/>
+      <w:color w:val="auto"/>
+      <w:spacing w:val="0"/>
+      <w:kern w:val="2"/>
+      <w:sz w:val="40"/>
+      <w:u w:val="none"/>
+      <w:em w:val="none"/>
+    </w:rPr>
+  </w:style>
+  <w:style w:type="paragraph" w:styleId="VergleichLTTitel">
+    <w:name w:val="Vergleich~LT~Titel"/>
+    <w:qFormat/>
+    <w:pPr>
+      <w:widowControl/>
+      <w:bidi w:val="0"/>
+      <w:spacing w:before="0" w:after="0"/>
+      <w:jc w:val="center"/>
+    </w:pPr>
+    <w:rPr>
+      <w:rFonts w:ascii="Noto Sans Devanagari" w:hAnsi="Noto Sans Devanagari" w:eastAsia="Noto Sans" w:cs="Arial"/>
+      <w:b w:val="false"/>
+      <w:i w:val="false"/>
+      <w:caps w:val="false"/>
+      <w:smallCaps w:val="false"/>
+      <w:strike w:val="false"/>
+      <w:dstrike w:val="false"/>
+      <w:outline w:val="false"/>
+      <w:shadow w:val="false"/>
+      <w:color w:val="auto"/>
+      <w:spacing w:val="0"/>
+      <w:kern w:val="2"/>
+      <w:sz w:val="88"/>
+      <w:szCs w:val="24"/>
+      <w:u w:val="none"/>
+      <w:em w:val="none"/>
+      <w:lang w:val="en-US" w:eastAsia="en-US" w:bidi="ar-SA"/>
+    </w:rPr>
+  </w:style>
+  <w:style w:type="paragraph" w:styleId="VergleichLTUntertitel">
+    <w:name w:val="Vergleich~LT~Untertitel"/>
+    <w:qFormat/>
+    <w:pPr>
+      <w:widowControl/>
+      <w:bidi w:val="0"/>
+      <w:spacing w:before="0" w:after="0"/>
+      <w:jc w:val="center"/>
+    </w:pPr>
+    <w:rPr>
+      <w:rFonts w:ascii="Noto Sans Devanagari" w:hAnsi="Noto Sans Devanagari" w:eastAsia="Noto Sans" w:cs="Arial"/>
+      <w:b w:val="false"/>
+      <w:i w:val="false"/>
+      <w:caps w:val="false"/>
+      <w:smallCaps w:val="false"/>
+      <w:strike w:val="false"/>
+      <w:dstrike w:val="false"/>
+      <w:outline w:val="false"/>
+      <w:shadow w:val="false"/>
+      <w:color w:val="auto"/>
+      <w:kern w:val="2"/>
+      <w:sz w:val="64"/>
+      <w:szCs w:val="24"/>
+      <w:u w:val="none"/>
+      <w:em w:val="none"/>
+      <w:lang w:val="en-US" w:eastAsia="en-US" w:bidi="ar-SA"/>
+    </w:rPr>
+  </w:style>
+  <w:style w:type="paragraph" w:styleId="VergleichLTNotizen">
+    <w:name w:val="Vergleich~LT~Notizen"/>
+    <w:qFormat/>
+    <w:pPr>
+      <w:widowControl/>
+      <w:bidi w:val="0"/>
+      <w:spacing w:before="0" w:after="0"/>
+      <w:ind w:hanging="340" w:left="340"/>
+      <w:jc w:val="left"/>
+    </w:pPr>
+    <w:rPr>
+      <w:rFonts w:ascii="Noto Sans Devanagari" w:hAnsi="Noto Sans Devanagari" w:eastAsia="Noto Sans" w:cs="Arial"/>
+      <w:b w:val="false"/>
+      <w:i w:val="false"/>
+      <w:caps w:val="false"/>
+      <w:smallCaps w:val="false"/>
+      <w:strike w:val="false"/>
+      <w:dstrike w:val="false"/>
+      <w:outline w:val="false"/>
+      <w:shadow w:val="false"/>
+      <w:color w:val="auto"/>
+      <w:kern w:val="2"/>
+      <w:sz w:val="40"/>
+      <w:szCs w:val="24"/>
+      <w:u w:val="none"/>
+      <w:em w:val="none"/>
+      <w:lang w:val="en-US" w:eastAsia="en-US" w:bidi="ar-SA"/>
+    </w:rPr>
+  </w:style>
+  <w:style w:type="paragraph" w:styleId="VergleichLTHintergrundobjekte">
+    <w:name w:val="Vergleich~LT~Hintergrundobjekte"/>
+    <w:qFormat/>
+    <w:pPr>
+      <w:widowControl/>
+      <w:bidi w:val="0"/>
+      <w:spacing w:before="0" w:after="0"/>
+      <w:jc w:val="left"/>
+    </w:pPr>
+    <w:rPr>
+      <w:rFonts w:ascii="Liberation Serif" w:hAnsi="Liberation Serif" w:eastAsia="Noto Sans" w:cs="Arial"/>
+      <w:color w:val="auto"/>
+      <w:kern w:val="2"/>
+      <w:sz w:val="24"/>
+      <w:szCs w:val="24"/>
+      <w:lang w:val="en-US" w:eastAsia="en-US" w:bidi="ar-SA"/>
+    </w:rPr>
+  </w:style>
+  <w:style w:type="paragraph" w:styleId="VergleichLTHintergrund">
+    <w:name w:val="Vergleich~LT~Hintergrund"/>
+    <w:qFormat/>
+    <w:pPr>
+      <w:widowControl/>
+      <w:bidi w:val="0"/>
+      <w:spacing w:before="0" w:after="0"/>
+      <w:jc w:val="left"/>
+    </w:pPr>
+    <w:rPr>
+      <w:rFonts w:ascii="Liberation Serif" w:hAnsi="Liberation Serif" w:eastAsia="Noto Sans" w:cs="Arial"/>
+      <w:color w:val="auto"/>
+      <w:kern w:val="2"/>
+      <w:sz w:val="24"/>
+      <w:szCs w:val="24"/>
+      <w:lang w:val="en-US" w:eastAsia="en-US" w:bidi="ar-SA"/>
+    </w:rPr>
+  </w:style>
+  <w:style w:type="paragraph" w:styleId="LeerLTGliederung1">
+    <w:name w:val="Leer~LT~Gliederung 1"/>
+    <w:qFormat/>
+    <w:pPr>
+      <w:widowControl/>
+      <w:bidi w:val="0"/>
+      <w:spacing w:before="283" w:after="0"/>
+      <w:jc w:val="left"/>
+    </w:pPr>
+    <w:rPr>
+      <w:rFonts w:ascii="Noto Sans Devanagari" w:hAnsi="Noto Sans Devanagari" w:eastAsia="Noto Sans" w:cs="Arial"/>
+      <w:b w:val="false"/>
+      <w:i w:val="false"/>
+      <w:caps w:val="false"/>
+      <w:smallCaps w:val="false"/>
+      <w:strike w:val="false"/>
+      <w:dstrike w:val="false"/>
+      <w:outline w:val="false"/>
+      <w:shadow w:val="false"/>
+      <w:color w:val="auto"/>
+      <w:spacing w:val="0"/>
+      <w:kern w:val="2"/>
+      <w:sz w:val="64"/>
+      <w:szCs w:val="24"/>
+      <w:u w:val="none"/>
+      <w:em w:val="none"/>
+      <w:lang w:val="en-US" w:eastAsia="en-US" w:bidi="ar-SA"/>
+    </w:rPr>
+  </w:style>
+  <w:style w:type="paragraph" w:styleId="LeerLTGliederung2">
+    <w:name w:val="Leer~LT~Gliederung 2"/>
+    <w:basedOn w:val="LeerLTGliederung1"/>
+    <w:qFormat/>
+    <w:pPr>
+      <w:spacing w:before="227" w:after="0"/>
+    </w:pPr>
+    <w:rPr>
+      <w:rFonts w:ascii="Noto Sans Devanagari" w:hAnsi="Noto Sans Devanagari"/>
+      <w:b w:val="false"/>
+      <w:i w:val="false"/>
+      <w:caps w:val="false"/>
+      <w:smallCaps w:val="false"/>
+      <w:strike w:val="false"/>
+      <w:dstrike w:val="false"/>
+      <w:outline w:val="false"/>
+      <w:shadow w:val="false"/>
+      <w:color w:val="auto"/>
+      <w:spacing w:val="0"/>
+      <w:kern w:val="2"/>
+      <w:sz w:val="56"/>
+      <w:u w:val="none"/>
+      <w:em w:val="none"/>
+    </w:rPr>
+  </w:style>
+  <w:style w:type="paragraph" w:styleId="LeerLTGliederung3">
+    <w:name w:val="Leer~LT~Gliederung 3"/>
+    <w:basedOn w:val="LeerLTGliederung2"/>
+    <w:qFormat/>
+    <w:pPr>
+      <w:spacing w:before="170" w:after="0"/>
+    </w:pPr>
+    <w:rPr>
+      <w:rFonts w:ascii="Noto Sans Devanagari" w:hAnsi="Noto Sans Devanagari"/>
+      <w:b w:val="false"/>
+      <w:i w:val="false"/>
+      <w:caps w:val="false"/>
+      <w:smallCaps w:val="false"/>
+      <w:strike w:val="false"/>
+      <w:dstrike w:val="false"/>
+      <w:outline w:val="false"/>
+      <w:shadow w:val="false"/>
+      <w:color w:val="auto"/>
+      <w:spacing w:val="0"/>
+      <w:kern w:val="2"/>
+      <w:sz w:val="48"/>
+      <w:u w:val="none"/>
+      <w:em w:val="none"/>
+    </w:rPr>
+  </w:style>
+  <w:style w:type="paragraph" w:styleId="LeerLTGliederung4">
+    <w:name w:val="Leer~LT~Gliederung 4"/>
+    <w:basedOn w:val="LeerLTGliederung3"/>
+    <w:qFormat/>
+    <w:pPr>
+      <w:spacing w:before="113" w:after="0"/>
+    </w:pPr>
+    <w:rPr>
+      <w:rFonts w:ascii="Noto Sans Devanagari" w:hAnsi="Noto Sans Devanagari"/>
+      <w:b w:val="false"/>
+      <w:i w:val="false"/>
+      <w:caps w:val="false"/>
+      <w:smallCaps w:val="false"/>
+      <w:strike w:val="false"/>
+      <w:dstrike w:val="false"/>
+      <w:outline w:val="false"/>
+      <w:shadow w:val="false"/>
+      <w:color w:val="auto"/>
+      <w:spacing w:val="0"/>
+      <w:kern w:val="2"/>
+      <w:sz w:val="40"/>
+      <w:u w:val="none"/>
+      <w:em w:val="none"/>
+    </w:rPr>
+  </w:style>
+  <w:style w:type="paragraph" w:styleId="LeerLTGliederung5">
+    <w:name w:val="Leer~LT~Gliederung 5"/>
+    <w:basedOn w:val="LeerLTGliederung4"/>
+    <w:qFormat/>
+    <w:pPr>
+      <w:spacing w:before="57" w:after="0"/>
+    </w:pPr>
+    <w:rPr>
+      <w:rFonts w:ascii="Noto Sans Devanagari" w:hAnsi="Noto Sans Devanagari"/>
+      <w:b w:val="false"/>
+      <w:i w:val="false"/>
+      <w:caps w:val="false"/>
+      <w:smallCaps w:val="false"/>
+      <w:strike w:val="false"/>
+      <w:dstrike w:val="false"/>
+      <w:outline w:val="false"/>
+      <w:shadow w:val="false"/>
+      <w:color w:val="auto"/>
+      <w:spacing w:val="0"/>
+      <w:kern w:val="2"/>
+      <w:sz w:val="40"/>
+      <w:u w:val="none"/>
+      <w:em w:val="none"/>
+    </w:rPr>
+  </w:style>
+  <w:style w:type="paragraph" w:styleId="LeerLTGliederung6">
+    <w:name w:val="Leer~LT~Gliederung 6"/>
+    <w:basedOn w:val="LeerLTGliederung5"/>
+    <w:qFormat/>
+    <w:pPr>
+      <w:spacing w:before="57" w:after="0"/>
+    </w:pPr>
+    <w:rPr>
+      <w:rFonts w:ascii="Noto Sans Devanagari" w:hAnsi="Noto Sans Devanagari"/>
+      <w:b w:val="false"/>
+      <w:i w:val="false"/>
+      <w:caps w:val="false"/>
+      <w:smallCaps w:val="false"/>
+      <w:strike w:val="false"/>
+      <w:dstrike w:val="false"/>
+      <w:outline w:val="false"/>
+      <w:shadow w:val="false"/>
+      <w:color w:val="auto"/>
+      <w:spacing w:val="0"/>
+      <w:kern w:val="2"/>
+      <w:sz w:val="40"/>
+      <w:u w:val="none"/>
+      <w:em w:val="none"/>
+    </w:rPr>
+  </w:style>
+  <w:style w:type="paragraph" w:styleId="LeerLTGliederung7">
+    <w:name w:val="Leer~LT~Gliederung 7"/>
+    <w:basedOn w:val="LeerLTGliederung6"/>
+    <w:qFormat/>
+    <w:pPr>
+      <w:spacing w:before="57" w:after="0"/>
+    </w:pPr>
+    <w:rPr>
+      <w:rFonts w:ascii="Noto Sans Devanagari" w:hAnsi="Noto Sans Devanagari"/>
+      <w:b w:val="false"/>
+      <w:i w:val="false"/>
+      <w:caps w:val="false"/>
+      <w:smallCaps w:val="false"/>
+      <w:strike w:val="false"/>
+      <w:dstrike w:val="false"/>
+      <w:outline w:val="false"/>
+      <w:shadow w:val="false"/>
+      <w:color w:val="auto"/>
+      <w:spacing w:val="0"/>
+      <w:kern w:val="2"/>
+      <w:sz w:val="40"/>
+      <w:u w:val="none"/>
+      <w:em w:val="none"/>
+    </w:rPr>
+  </w:style>
+  <w:style w:type="paragraph" w:styleId="LeerLTGliederung8">
+    <w:name w:val="Leer~LT~Gliederung 8"/>
+    <w:basedOn w:val="LeerLTGliederung7"/>
+    <w:qFormat/>
+    <w:pPr>
+      <w:spacing w:before="57" w:after="0"/>
+    </w:pPr>
+    <w:rPr>
+      <w:rFonts w:ascii="Noto Sans Devanagari" w:hAnsi="Noto Sans Devanagari"/>
+      <w:b w:val="false"/>
+      <w:i w:val="false"/>
+      <w:caps w:val="false"/>
+      <w:smallCaps w:val="false"/>
+      <w:strike w:val="false"/>
+      <w:dstrike w:val="false"/>
+      <w:outline w:val="false"/>
+      <w:shadow w:val="false"/>
+      <w:color w:val="auto"/>
+      <w:spacing w:val="0"/>
+      <w:kern w:val="2"/>
+      <w:sz w:val="40"/>
+      <w:u w:val="none"/>
+      <w:em w:val="none"/>
+    </w:rPr>
+  </w:style>
+  <w:style w:type="paragraph" w:styleId="LeerLTGliederung9">
+    <w:name w:val="Leer~LT~Gliederung 9"/>
+    <w:basedOn w:val="LeerLTGliederung8"/>
+    <w:qFormat/>
+    <w:pPr>
+      <w:spacing w:before="57" w:after="0"/>
+    </w:pPr>
+    <w:rPr>
+      <w:rFonts w:ascii="Noto Sans Devanagari" w:hAnsi="Noto Sans Devanagari"/>
+      <w:b w:val="false"/>
+      <w:i w:val="false"/>
+      <w:caps w:val="false"/>
+      <w:smallCaps w:val="false"/>
+      <w:strike w:val="false"/>
+      <w:dstrike w:val="false"/>
+      <w:outline w:val="false"/>
+      <w:shadow w:val="false"/>
+      <w:color w:val="auto"/>
+      <w:spacing w:val="0"/>
+      <w:kern w:val="2"/>
+      <w:sz w:val="40"/>
+      <w:u w:val="none"/>
+      <w:em w:val="none"/>
+    </w:rPr>
+  </w:style>
+  <w:style w:type="paragraph" w:styleId="LeerLTTitel">
+    <w:name w:val="Leer~LT~Titel"/>
+    <w:qFormat/>
+    <w:pPr>
+      <w:widowControl/>
+      <w:bidi w:val="0"/>
+      <w:spacing w:before="0" w:after="0"/>
+      <w:jc w:val="center"/>
+    </w:pPr>
+    <w:rPr>
+      <w:rFonts w:ascii="Noto Sans Devanagari" w:hAnsi="Noto Sans Devanagari" w:eastAsia="Noto Sans" w:cs="Arial"/>
+      <w:b w:val="false"/>
+      <w:i w:val="false"/>
+      <w:caps w:val="false"/>
+      <w:smallCaps w:val="false"/>
+      <w:strike w:val="false"/>
+      <w:dstrike w:val="false"/>
+      <w:outline w:val="false"/>
+      <w:shadow w:val="false"/>
+      <w:color w:val="auto"/>
+      <w:spacing w:val="0"/>
+      <w:kern w:val="2"/>
+      <w:sz w:val="88"/>
+      <w:szCs w:val="24"/>
+      <w:u w:val="none"/>
+      <w:em w:val="none"/>
+      <w:lang w:val="en-US" w:eastAsia="en-US" w:bidi="ar-SA"/>
+    </w:rPr>
+  </w:style>
+  <w:style w:type="paragraph" w:styleId="LeerLTUntertitel">
+    <w:name w:val="Leer~LT~Untertitel"/>
+    <w:qFormat/>
+    <w:pPr>
+      <w:widowControl/>
+      <w:bidi w:val="0"/>
+      <w:spacing w:before="0" w:after="0"/>
+      <w:jc w:val="center"/>
+    </w:pPr>
+    <w:rPr>
+      <w:rFonts w:ascii="Noto Sans Devanagari" w:hAnsi="Noto Sans Devanagari" w:eastAsia="Noto Sans" w:cs="Arial"/>
+      <w:b w:val="false"/>
+      <w:i w:val="false"/>
+      <w:caps w:val="false"/>
+      <w:smallCaps w:val="false"/>
+      <w:strike w:val="false"/>
+      <w:dstrike w:val="false"/>
+      <w:outline w:val="false"/>
+      <w:shadow w:val="false"/>
+      <w:color w:val="auto"/>
+      <w:kern w:val="2"/>
+      <w:sz w:val="64"/>
+      <w:szCs w:val="24"/>
+      <w:u w:val="none"/>
+      <w:em w:val="none"/>
+      <w:lang w:val="en-US" w:eastAsia="en-US" w:bidi="ar-SA"/>
+    </w:rPr>
+  </w:style>
+  <w:style w:type="paragraph" w:styleId="LeerLTNotizen">
+    <w:name w:val="Leer~LT~Notizen"/>
+    <w:qFormat/>
+    <w:pPr>
+      <w:widowControl/>
+      <w:bidi w:val="0"/>
+      <w:spacing w:before="0" w:after="0"/>
+      <w:ind w:hanging="340" w:left="340"/>
+      <w:jc w:val="left"/>
+    </w:pPr>
+    <w:rPr>
+      <w:rFonts w:ascii="Noto Sans Devanagari" w:hAnsi="Noto Sans Devanagari" w:eastAsia="Noto Sans" w:cs="Arial"/>
+      <w:b w:val="false"/>
+      <w:i w:val="false"/>
+      <w:caps w:val="false"/>
+      <w:smallCaps w:val="false"/>
+      <w:strike w:val="false"/>
+      <w:dstrike w:val="false"/>
+      <w:outline w:val="false"/>
+      <w:shadow w:val="false"/>
+      <w:color w:val="auto"/>
+      <w:kern w:val="2"/>
+      <w:sz w:val="40"/>
+      <w:szCs w:val="24"/>
+      <w:u w:val="none"/>
+      <w:em w:val="none"/>
+      <w:lang w:val="en-US" w:eastAsia="en-US" w:bidi="ar-SA"/>
+    </w:rPr>
+  </w:style>
+  <w:style w:type="paragraph" w:styleId="LeerLTHintergrundobjekte">
+    <w:name w:val="Leer~LT~Hintergrundobjekte"/>
+    <w:qFormat/>
+    <w:pPr>
+      <w:widowControl/>
+      <w:bidi w:val="0"/>
+      <w:spacing w:before="0" w:after="0"/>
+      <w:jc w:val="left"/>
+    </w:pPr>
+    <w:rPr>
+      <w:rFonts w:ascii="Liberation Serif" w:hAnsi="Liberation Serif" w:eastAsia="Noto Sans" w:cs="Arial"/>
+      <w:color w:val="auto"/>
+      <w:kern w:val="2"/>
+      <w:sz w:val="24"/>
+      <w:szCs w:val="24"/>
+      <w:lang w:val="en-US" w:eastAsia="en-US" w:bidi="ar-SA"/>
+    </w:rPr>
+  </w:style>
+  <w:style w:type="paragraph" w:styleId="LeerLTHintergrund">
+    <w:name w:val="Leer~LT~Hintergrund"/>
+    <w:qFormat/>
+    <w:pPr>
+      <w:widowControl/>
+      <w:bidi w:val="0"/>
+      <w:spacing w:before="0" w:after="0"/>
+      <w:jc w:val="left"/>
+    </w:pPr>
+    <w:rPr>
+      <w:rFonts w:ascii="Liberation Serif" w:hAnsi="Liberation Serif" w:eastAsia="Noto Sans" w:cs="Arial"/>
+      <w:color w:val="auto"/>
+      <w:kern w:val="2"/>
+      <w:sz w:val="24"/>
+      <w:szCs w:val="24"/>
+      <w:lang w:val="en-US" w:eastAsia="en-US" w:bidi="ar-SA"/>
+    </w:rPr>
+  </w:style>
+  <w:style w:type="paragraph" w:styleId="DefaultLTGliederung1">
+    <w:name w:val="Default~LT~Gliederung 1"/>
+    <w:qFormat/>
+    <w:pPr>
+      <w:widowControl/>
+      <w:bidi w:val="0"/>
+      <w:spacing w:before="283" w:after="0"/>
+      <w:jc w:val="left"/>
+    </w:pPr>
+    <w:rPr>
+      <w:rFonts w:ascii="Noto Sans Devanagari" w:hAnsi="Noto Sans Devanagari" w:eastAsia="Noto Sans" w:cs="Arial"/>
+      <w:b w:val="false"/>
+      <w:i w:val="false"/>
+      <w:caps w:val="false"/>
+      <w:smallCaps w:val="false"/>
+      <w:strike w:val="false"/>
+      <w:dstrike w:val="false"/>
+      <w:outline w:val="false"/>
+      <w:shadow w:val="false"/>
+      <w:color w:val="auto"/>
+      <w:spacing w:val="0"/>
+      <w:kern w:val="2"/>
+      <w:sz w:val="64"/>
+      <w:szCs w:val="24"/>
+      <w:u w:val="none"/>
+      <w:em w:val="none"/>
+      <w:lang w:val="en-US" w:eastAsia="en-US" w:bidi="ar-SA"/>
+    </w:rPr>
+  </w:style>
+  <w:style w:type="paragraph" w:styleId="DefaultLTGliederung2">
+    <w:name w:val="Default~LT~Gliederung 2"/>
+    <w:basedOn w:val="DefaultLTGliederung1"/>
+    <w:qFormat/>
+    <w:pPr>
+      <w:spacing w:before="227" w:after="0"/>
+    </w:pPr>
+    <w:rPr>
+      <w:rFonts w:ascii="Noto Sans Devanagari" w:hAnsi="Noto Sans Devanagari"/>
+      <w:b w:val="false"/>
+      <w:i w:val="false"/>
+      <w:caps w:val="false"/>
+      <w:smallCaps w:val="false"/>
+      <w:strike w:val="false"/>
+      <w:dstrike w:val="false"/>
+      <w:outline w:val="false"/>
+      <w:shadow w:val="false"/>
+      <w:color w:val="auto"/>
+      <w:spacing w:val="0"/>
+      <w:kern w:val="2"/>
+      <w:sz w:val="56"/>
+      <w:u w:val="none"/>
+      <w:em w:val="none"/>
+    </w:rPr>
+  </w:style>
+  <w:style w:type="paragraph" w:styleId="DefaultLTGliederung3">
+    <w:name w:val="Default~LT~Gliederung 3"/>
+    <w:basedOn w:val="DefaultLTGliederung2"/>
+    <w:qFormat/>
+    <w:pPr>
+      <w:spacing w:before="170" w:after="0"/>
+    </w:pPr>
+    <w:rPr>
+      <w:rFonts w:ascii="Noto Sans Devanagari" w:hAnsi="Noto Sans Devanagari"/>
+      <w:b w:val="false"/>
+      <w:i w:val="false"/>
+      <w:caps w:val="false"/>
+      <w:smallCaps w:val="false"/>
+      <w:strike w:val="false"/>
+      <w:dstrike w:val="false"/>
+      <w:outline w:val="false"/>
+      <w:shadow w:val="false"/>
+      <w:color w:val="auto"/>
+      <w:spacing w:val="0"/>
+      <w:kern w:val="2"/>
+      <w:sz w:val="48"/>
+      <w:u w:val="none"/>
+      <w:em w:val="none"/>
+    </w:rPr>
+  </w:style>
+  <w:style w:type="paragraph" w:styleId="DefaultLTGliederung4">
+    <w:name w:val="Default~LT~Gliederung 4"/>
+    <w:basedOn w:val="DefaultLTGliederung3"/>
+    <w:qFormat/>
+    <w:pPr>
+      <w:spacing w:before="113" w:after="0"/>
+    </w:pPr>
+    <w:rPr>
+      <w:rFonts w:ascii="Noto Sans Devanagari" w:hAnsi="Noto Sans Devanagari"/>
+      <w:b w:val="false"/>
+      <w:i w:val="false"/>
+      <w:caps w:val="false"/>
+      <w:smallCaps w:val="false"/>
+      <w:strike w:val="false"/>
+      <w:dstrike w:val="false"/>
+      <w:outline w:val="false"/>
+      <w:shadow w:val="false"/>
+      <w:color w:val="auto"/>
+      <w:spacing w:val="0"/>
+      <w:kern w:val="2"/>
+      <w:sz w:val="40"/>
+      <w:u w:val="none"/>
+      <w:em w:val="none"/>
+    </w:rPr>
+  </w:style>
+  <w:style w:type="paragraph" w:styleId="DefaultLTGliederung5">
+    <w:name w:val="Default~LT~Gliederung 5"/>
+    <w:basedOn w:val="DefaultLTGliederung4"/>
+    <w:qFormat/>
+    <w:pPr>
+      <w:spacing w:before="57" w:after="0"/>
+    </w:pPr>
+    <w:rPr>
+      <w:rFonts w:ascii="Noto Sans Devanagari" w:hAnsi="Noto Sans Devanagari"/>
+      <w:b w:val="false"/>
+      <w:i w:val="false"/>
+      <w:caps w:val="false"/>
+      <w:smallCaps w:val="false"/>
+      <w:strike w:val="false"/>
+      <w:dstrike w:val="false"/>
+      <w:outline w:val="false"/>
+      <w:shadow w:val="false"/>
+      <w:color w:val="auto"/>
+      <w:spacing w:val="0"/>
+      <w:kern w:val="2"/>
+      <w:sz w:val="40"/>
+      <w:u w:val="none"/>
+      <w:em w:val="none"/>
+    </w:rPr>
+  </w:style>
+  <w:style w:type="paragraph" w:styleId="DefaultLTGliederung6">
+    <w:name w:val="Default~LT~Gliederung 6"/>
+    <w:basedOn w:val="DefaultLTGliederung5"/>
+    <w:qFormat/>
+    <w:pPr>
+      <w:spacing w:before="57" w:after="0"/>
+    </w:pPr>
+    <w:rPr>
+      <w:rFonts w:ascii="Noto Sans Devanagari" w:hAnsi="Noto Sans Devanagari"/>
+      <w:b w:val="false"/>
+      <w:i w:val="false"/>
+      <w:caps w:val="false"/>
+      <w:smallCaps w:val="false"/>
+      <w:strike w:val="false"/>
+      <w:dstrike w:val="false"/>
+      <w:outline w:val="false"/>
+      <w:shadow w:val="false"/>
+      <w:color w:val="auto"/>
+      <w:spacing w:val="0"/>
+      <w:kern w:val="2"/>
+      <w:sz w:val="40"/>
+      <w:u w:val="none"/>
+      <w:em w:val="none"/>
+    </w:rPr>
+  </w:style>
+  <w:style w:type="paragraph" w:styleId="DefaultLTGliederung7">
+    <w:name w:val="Default~LT~Gliederung 7"/>
+    <w:basedOn w:val="DefaultLTGliederung6"/>
+    <w:qFormat/>
+    <w:pPr>
+      <w:spacing w:before="57" w:after="0"/>
+    </w:pPr>
+    <w:rPr>
+      <w:rFonts w:ascii="Noto Sans Devanagari" w:hAnsi="Noto Sans Devanagari"/>
+      <w:b w:val="false"/>
+      <w:i w:val="false"/>
+      <w:caps w:val="false"/>
+      <w:smallCaps w:val="false"/>
+      <w:strike w:val="false"/>
+      <w:dstrike w:val="false"/>
+      <w:outline w:val="false"/>
+      <w:shadow w:val="false"/>
+      <w:color w:val="auto"/>
+      <w:spacing w:val="0"/>
+      <w:kern w:val="2"/>
+      <w:sz w:val="40"/>
+      <w:u w:val="none"/>
+      <w:em w:val="none"/>
+    </w:rPr>
+  </w:style>
+  <w:style w:type="paragraph" w:styleId="DefaultLTGliederung8">
+    <w:name w:val="Default~LT~Gliederung 8"/>
+    <w:basedOn w:val="DefaultLTGliederung7"/>
+    <w:qFormat/>
+    <w:pPr>
+      <w:spacing w:before="57" w:after="0"/>
+    </w:pPr>
+    <w:rPr>
+      <w:rFonts w:ascii="Noto Sans Devanagari" w:hAnsi="Noto Sans Devanagari"/>
+      <w:b w:val="false"/>
+      <w:i w:val="false"/>
+      <w:caps w:val="false"/>
+      <w:smallCaps w:val="false"/>
+      <w:strike w:val="false"/>
+      <w:dstrike w:val="false"/>
+      <w:outline w:val="false"/>
+      <w:shadow w:val="false"/>
+      <w:color w:val="auto"/>
+      <w:spacing w:val="0"/>
+      <w:kern w:val="2"/>
+      <w:sz w:val="40"/>
+      <w:u w:val="none"/>
+      <w:em w:val="none"/>
+    </w:rPr>
+  </w:style>
+  <w:style w:type="paragraph" w:styleId="DefaultLTGliederung9">
+    <w:name w:val="Default~LT~Gliederung 9"/>
+    <w:basedOn w:val="DefaultLTGliederung8"/>
+    <w:qFormat/>
+    <w:pPr>
+      <w:spacing w:before="57" w:after="0"/>
+    </w:pPr>
+    <w:rPr>
+      <w:rFonts w:ascii="Noto Sans Devanagari" w:hAnsi="Noto Sans Devanagari"/>
+      <w:b w:val="false"/>
+      <w:i w:val="false"/>
+      <w:caps w:val="false"/>
+      <w:smallCaps w:val="false"/>
+      <w:strike w:val="false"/>
+      <w:dstrike w:val="false"/>
+      <w:outline w:val="false"/>
+      <w:shadow w:val="false"/>
+      <w:color w:val="auto"/>
+      <w:spacing w:val="0"/>
+      <w:kern w:val="2"/>
+      <w:sz w:val="40"/>
+      <w:u w:val="none"/>
+      <w:em w:val="none"/>
+    </w:rPr>
+  </w:style>
+  <w:style w:type="paragraph" w:styleId="DefaultLTTitel">
+    <w:name w:val="Default~LT~Titel"/>
+    <w:qFormat/>
+    <w:pPr>
+      <w:widowControl/>
+      <w:bidi w:val="0"/>
+      <w:spacing w:before="0" w:after="0"/>
+      <w:jc w:val="center"/>
+    </w:pPr>
+    <w:rPr>
+      <w:rFonts w:ascii="Noto Sans Devanagari" w:hAnsi="Noto Sans Devanagari" w:eastAsia="Noto Sans" w:cs="Arial"/>
+      <w:b w:val="false"/>
+      <w:i w:val="false"/>
+      <w:caps w:val="false"/>
+      <w:smallCaps w:val="false"/>
+      <w:strike w:val="false"/>
+      <w:dstrike w:val="false"/>
+      <w:outline w:val="false"/>
+      <w:shadow w:val="false"/>
+      <w:color w:val="auto"/>
+      <w:spacing w:val="0"/>
+      <w:kern w:val="2"/>
+      <w:sz w:val="88"/>
+      <w:szCs w:val="24"/>
+      <w:u w:val="none"/>
+      <w:em w:val="none"/>
+      <w:lang w:val="en-US" w:eastAsia="en-US" w:bidi="ar-SA"/>
+    </w:rPr>
+  </w:style>
+  <w:style w:type="paragraph" w:styleId="DefaultLTUntertitel">
+    <w:name w:val="Default~LT~Untertitel"/>
+    <w:qFormat/>
+    <w:pPr>
+      <w:widowControl/>
+      <w:bidi w:val="0"/>
+      <w:spacing w:before="0" w:after="0"/>
+      <w:jc w:val="center"/>
+    </w:pPr>
+    <w:rPr>
+      <w:rFonts w:ascii="Noto Sans Devanagari" w:hAnsi="Noto Sans Devanagari" w:eastAsia="Noto Sans" w:cs="Arial"/>
+      <w:b w:val="false"/>
+      <w:i w:val="false"/>
+      <w:caps w:val="false"/>
+      <w:smallCaps w:val="false"/>
+      <w:strike w:val="false"/>
+      <w:dstrike w:val="false"/>
+      <w:outline w:val="false"/>
+      <w:shadow w:val="false"/>
+      <w:color w:val="auto"/>
+      <w:kern w:val="2"/>
+      <w:sz w:val="64"/>
+      <w:szCs w:val="24"/>
+      <w:u w:val="none"/>
+      <w:em w:val="none"/>
+      <w:lang w:val="en-US" w:eastAsia="en-US" w:bidi="ar-SA"/>
+    </w:rPr>
+  </w:style>
+  <w:style w:type="paragraph" w:styleId="DefaultLTNotizen">
+    <w:name w:val="Default~LT~Notizen"/>
+    <w:qFormat/>
+    <w:pPr>
+      <w:widowControl/>
+      <w:bidi w:val="0"/>
+      <w:spacing w:before="0" w:after="0"/>
+      <w:ind w:hanging="340" w:left="340"/>
+      <w:jc w:val="left"/>
+    </w:pPr>
+    <w:rPr>
+      <w:rFonts w:ascii="Noto Sans Devanagari" w:hAnsi="Noto Sans Devanagari" w:eastAsia="Noto Sans" w:cs="Arial"/>
+      <w:b w:val="false"/>
+      <w:i w:val="false"/>
+      <w:caps w:val="false"/>
+      <w:smallCaps w:val="false"/>
+      <w:strike w:val="false"/>
+      <w:dstrike w:val="false"/>
+      <w:outline w:val="false"/>
+      <w:shadow w:val="false"/>
+      <w:color w:val="auto"/>
+      <w:kern w:val="2"/>
+      <w:sz w:val="40"/>
+      <w:szCs w:val="24"/>
+      <w:u w:val="none"/>
+      <w:em w:val="none"/>
+      <w:lang w:val="en-US" w:eastAsia="en-US" w:bidi="ar-SA"/>
+    </w:rPr>
+  </w:style>
+  <w:style w:type="paragraph" w:styleId="DefaultLTHintergrundobjekte">
+    <w:name w:val="Default~LT~Hintergrundobjekte"/>
+    <w:qFormat/>
+    <w:pPr>
+      <w:widowControl/>
+      <w:bidi w:val="0"/>
+      <w:spacing w:before="0" w:after="0"/>
+      <w:jc w:val="left"/>
+    </w:pPr>
+    <w:rPr>
+      <w:rFonts w:ascii="Liberation Serif" w:hAnsi="Liberation Serif" w:eastAsia="Noto Sans" w:cs="Arial"/>
+      <w:color w:val="auto"/>
+      <w:kern w:val="2"/>
+      <w:sz w:val="24"/>
+      <w:szCs w:val="24"/>
+      <w:lang w:val="en-US" w:eastAsia="en-US" w:bidi="ar-SA"/>
+    </w:rPr>
+  </w:style>
+  <w:style w:type="paragraph" w:styleId="DefaultLTHintergrund">
+    <w:name w:val="Default~LT~Hintergrund"/>
+    <w:qFormat/>
+    <w:pPr>
+      <w:widowControl/>
+      <w:bidi w:val="0"/>
+      <w:spacing w:before="0" w:after="0"/>
+      <w:jc w:val="left"/>
+    </w:pPr>
+    <w:rPr>
+      <w:rFonts w:ascii="Liberation Serif" w:hAnsi="Liberation Serif" w:eastAsia="Noto Sans" w:cs="Arial"/>
+      <w:color w:val="auto"/>
+      <w:kern w:val="2"/>
+      <w:sz w:val="24"/>
+      <w:szCs w:val="24"/>
+      <w:lang w:val="en-US" w:eastAsia="en-US" w:bidi="ar-SA"/>
+    </w:rPr>
+  </w:style>
+  <w:style w:type="paragraph" w:styleId="VergleichLTGliederung11">
+    <w:name w:val="Vergleich_~LT~Gliederung 1"/>
+    <w:qFormat/>
+    <w:pPr>
+      <w:widowControl/>
+      <w:bidi w:val="0"/>
+      <w:spacing w:before="283" w:after="0"/>
+      <w:jc w:val="left"/>
+    </w:pPr>
+    <w:rPr>
+      <w:rFonts w:ascii="Noto Sans Devanagari" w:hAnsi="Noto Sans Devanagari" w:eastAsia="Noto Sans" w:cs="Arial"/>
+      <w:b w:val="false"/>
+      <w:i w:val="false"/>
+      <w:caps w:val="false"/>
+      <w:smallCaps w:val="false"/>
+      <w:strike w:val="false"/>
+      <w:dstrike w:val="false"/>
+      <w:outline w:val="false"/>
+      <w:shadow w:val="false"/>
+      <w:color w:val="auto"/>
+      <w:spacing w:val="0"/>
+      <w:kern w:val="2"/>
+      <w:sz w:val="64"/>
+      <w:szCs w:val="24"/>
+      <w:u w:val="none"/>
+      <w:em w:val="none"/>
+      <w:lang w:val="en-US" w:eastAsia="en-US" w:bidi="ar-SA"/>
+    </w:rPr>
+  </w:style>
+  <w:style w:type="paragraph" w:styleId="VergleichLTGliederung21">
+    <w:name w:val="Vergleich_~LT~Gliederung 2"/>
+    <w:basedOn w:val="VergleichLTGliederung11"/>
+    <w:qFormat/>
+    <w:pPr>
+      <w:spacing w:before="227" w:after="0"/>
+    </w:pPr>
+    <w:rPr>
+      <w:rFonts w:ascii="Noto Sans Devanagari" w:hAnsi="Noto Sans Devanagari"/>
+      <w:b w:val="false"/>
+      <w:i w:val="false"/>
+      <w:caps w:val="false"/>
+      <w:smallCaps w:val="false"/>
+      <w:strike w:val="false"/>
+      <w:dstrike w:val="false"/>
+      <w:outline w:val="false"/>
+      <w:shadow w:val="false"/>
+      <w:color w:val="auto"/>
+      <w:spacing w:val="0"/>
+      <w:kern w:val="2"/>
+      <w:sz w:val="56"/>
+      <w:u w:val="none"/>
+      <w:em w:val="none"/>
+    </w:rPr>
+  </w:style>
+  <w:style w:type="paragraph" w:styleId="VergleichLTGliederung31">
+    <w:name w:val="Vergleich_~LT~Gliederung 3"/>
+    <w:basedOn w:val="VergleichLTGliederung21"/>
+    <w:qFormat/>
+    <w:pPr>
+      <w:spacing w:before="170" w:after="0"/>
+    </w:pPr>
+    <w:rPr>
+      <w:rFonts w:ascii="Noto Sans Devanagari" w:hAnsi="Noto Sans Devanagari"/>
+      <w:b w:val="false"/>
+      <w:i w:val="false"/>
+      <w:caps w:val="false"/>
+      <w:smallCaps w:val="false"/>
+      <w:strike w:val="false"/>
+      <w:dstrike w:val="false"/>
+      <w:outline w:val="false"/>
+      <w:shadow w:val="false"/>
+      <w:color w:val="auto"/>
+      <w:spacing w:val="0"/>
+      <w:kern w:val="2"/>
+      <w:sz w:val="48"/>
+      <w:u w:val="none"/>
+      <w:em w:val="none"/>
+    </w:rPr>
+  </w:style>
+  <w:style w:type="paragraph" w:styleId="VergleichLTGliederung41">
+    <w:name w:val="Vergleich_~LT~Gliederung 4"/>
+    <w:basedOn w:val="VergleichLTGliederung31"/>
+    <w:qFormat/>
+    <w:pPr>
+      <w:spacing w:before="113" w:after="0"/>
+    </w:pPr>
+    <w:rPr>
+      <w:rFonts w:ascii="Noto Sans Devanagari" w:hAnsi="Noto Sans Devanagari"/>
+      <w:b w:val="false"/>
+      <w:i w:val="false"/>
+      <w:caps w:val="false"/>
+      <w:smallCaps w:val="false"/>
+      <w:strike w:val="false"/>
+      <w:dstrike w:val="false"/>
+      <w:outline w:val="false"/>
+      <w:shadow w:val="false"/>
+      <w:color w:val="auto"/>
+      <w:spacing w:val="0"/>
+      <w:kern w:val="2"/>
+      <w:sz w:val="40"/>
+      <w:u w:val="none"/>
+      <w:em w:val="none"/>
+    </w:rPr>
+  </w:style>
+  <w:style w:type="paragraph" w:styleId="VergleichLTGliederung51">
+    <w:name w:val="Vergleich_~LT~Gliederung 5"/>
+    <w:basedOn w:val="VergleichLTGliederung41"/>
+    <w:qFormat/>
+    <w:pPr>
+      <w:spacing w:before="57" w:after="0"/>
+    </w:pPr>
+    <w:rPr>
+      <w:rFonts w:ascii="Noto Sans Devanagari" w:hAnsi="Noto Sans Devanagari"/>
+      <w:b w:val="false"/>
+      <w:i w:val="false"/>
+      <w:caps w:val="false"/>
+      <w:smallCaps w:val="false"/>
+      <w:strike w:val="false"/>
+      <w:dstrike w:val="false"/>
+      <w:outline w:val="false"/>
+      <w:shadow w:val="false"/>
+      <w:color w:val="auto"/>
+      <w:spacing w:val="0"/>
+      <w:kern w:val="2"/>
+      <w:sz w:val="40"/>
+      <w:u w:val="none"/>
+      <w:em w:val="none"/>
+    </w:rPr>
+  </w:style>
+  <w:style w:type="paragraph" w:styleId="VergleichLTGliederung61">
+    <w:name w:val="Vergleich_~LT~Gliederung 6"/>
+    <w:basedOn w:val="VergleichLTGliederung51"/>
+    <w:qFormat/>
+    <w:pPr>
+      <w:spacing w:before="57" w:after="0"/>
+    </w:pPr>
+    <w:rPr>
+      <w:rFonts w:ascii="Noto Sans Devanagari" w:hAnsi="Noto Sans Devanagari"/>
+      <w:b w:val="false"/>
+      <w:i w:val="false"/>
+      <w:caps w:val="false"/>
+      <w:smallCaps w:val="false"/>
+      <w:strike w:val="false"/>
+      <w:dstrike w:val="false"/>
+      <w:outline w:val="false"/>
+      <w:shadow w:val="false"/>
+      <w:color w:val="auto"/>
+      <w:spacing w:val="0"/>
+      <w:kern w:val="2"/>
+      <w:sz w:val="40"/>
+      <w:u w:val="none"/>
+      <w:em w:val="none"/>
+    </w:rPr>
+  </w:style>
+  <w:style w:type="paragraph" w:styleId="VergleichLTGliederung71">
+    <w:name w:val="Vergleich_~LT~Gliederung 7"/>
+    <w:basedOn w:val="VergleichLTGliederung61"/>
+    <w:qFormat/>
+    <w:pPr>
+      <w:spacing w:before="57" w:after="0"/>
+    </w:pPr>
+    <w:rPr>
+      <w:rFonts w:ascii="Noto Sans Devanagari" w:hAnsi="Noto Sans Devanagari"/>
+      <w:b w:val="false"/>
+      <w:i w:val="false"/>
+      <w:caps w:val="false"/>
+      <w:smallCaps w:val="false"/>
+      <w:strike w:val="false"/>
+      <w:dstrike w:val="false"/>
+      <w:outline w:val="false"/>
+      <w:shadow w:val="false"/>
+      <w:color w:val="auto"/>
+      <w:spacing w:val="0"/>
+      <w:kern w:val="2"/>
+      <w:sz w:val="40"/>
+      <w:u w:val="none"/>
+      <w:em w:val="none"/>
+    </w:rPr>
+  </w:style>
+  <w:style w:type="paragraph" w:styleId="VergleichLTGliederung81">
+    <w:name w:val="Vergleich_~LT~Gliederung 8"/>
+    <w:basedOn w:val="VergleichLTGliederung71"/>
+    <w:qFormat/>
+    <w:pPr>
+      <w:spacing w:before="57" w:after="0"/>
+    </w:pPr>
+    <w:rPr>
+      <w:rFonts w:ascii="Noto Sans Devanagari" w:hAnsi="Noto Sans Devanagari"/>
+      <w:b w:val="false"/>
+      <w:i w:val="false"/>
+      <w:caps w:val="false"/>
+      <w:smallCaps w:val="false"/>
+      <w:strike w:val="false"/>
+      <w:dstrike w:val="false"/>
+      <w:outline w:val="false"/>
+      <w:shadow w:val="false"/>
+      <w:color w:val="auto"/>
+      <w:spacing w:val="0"/>
+      <w:kern w:val="2"/>
+      <w:sz w:val="40"/>
+      <w:u w:val="none"/>
+      <w:em w:val="none"/>
+    </w:rPr>
+  </w:style>
+  <w:style w:type="paragraph" w:styleId="VergleichLTGliederung91">
+    <w:name w:val="Vergleich_~LT~Gliederung 9"/>
+    <w:basedOn w:val="VergleichLTGliederung81"/>
+    <w:qFormat/>
+    <w:pPr>
+      <w:spacing w:before="57" w:after="0"/>
+    </w:pPr>
+    <w:rPr>
+      <w:rFonts w:ascii="Noto Sans Devanagari" w:hAnsi="Noto Sans Devanagari"/>
+      <w:b w:val="false"/>
+      <w:i w:val="false"/>
+      <w:caps w:val="false"/>
+      <w:smallCaps w:val="false"/>
+      <w:strike w:val="false"/>
+      <w:dstrike w:val="false"/>
+      <w:outline w:val="false"/>
+      <w:shadow w:val="false"/>
+      <w:color w:val="auto"/>
+      <w:spacing w:val="0"/>
+      <w:kern w:val="2"/>
+      <w:sz w:val="40"/>
+      <w:u w:val="none"/>
+      <w:em w:val="none"/>
+    </w:rPr>
+  </w:style>
+  <w:style w:type="paragraph" w:styleId="VergleichLTTitel1">
+    <w:name w:val="Vergleich_~LT~Titel"/>
+    <w:qFormat/>
+    <w:pPr>
+      <w:widowControl/>
+      <w:bidi w:val="0"/>
+      <w:spacing w:before="0" w:after="0"/>
+      <w:jc w:val="center"/>
+    </w:pPr>
+    <w:rPr>
+      <w:rFonts w:ascii="Noto Sans Devanagari" w:hAnsi="Noto Sans Devanagari" w:eastAsia="Noto Sans" w:cs="Arial"/>
+      <w:b w:val="false"/>
+      <w:i w:val="false"/>
+      <w:caps w:val="false"/>
+      <w:smallCaps w:val="false"/>
+      <w:strike w:val="false"/>
+      <w:dstrike w:val="false"/>
+      <w:outline w:val="false"/>
+      <w:shadow w:val="false"/>
+      <w:color w:val="auto"/>
+      <w:spacing w:val="0"/>
+      <w:kern w:val="2"/>
+      <w:sz w:val="88"/>
+      <w:szCs w:val="24"/>
+      <w:u w:val="none"/>
+      <w:em w:val="none"/>
+      <w:lang w:val="en-US" w:eastAsia="en-US" w:bidi="ar-SA"/>
+    </w:rPr>
+  </w:style>
+  <w:style w:type="paragraph" w:styleId="VergleichLTUntertitel1">
+    <w:name w:val="Vergleich_~LT~Untertitel"/>
+    <w:qFormat/>
+    <w:pPr>
+      <w:widowControl/>
+      <w:bidi w:val="0"/>
+      <w:spacing w:before="0" w:after="0"/>
+      <w:jc w:val="center"/>
+    </w:pPr>
+    <w:rPr>
+      <w:rFonts w:ascii="Noto Sans Devanagari" w:hAnsi="Noto Sans Devanagari" w:eastAsia="Noto Sans" w:cs="Arial"/>
+      <w:b w:val="false"/>
+      <w:i w:val="false"/>
+      <w:caps w:val="false"/>
+      <w:smallCaps w:val="false"/>
+      <w:strike w:val="false"/>
+      <w:dstrike w:val="false"/>
+      <w:outline w:val="false"/>
+      <w:shadow w:val="false"/>
+      <w:color w:val="auto"/>
+      <w:kern w:val="2"/>
+      <w:sz w:val="64"/>
+      <w:szCs w:val="24"/>
+      <w:u w:val="none"/>
+      <w:em w:val="none"/>
+      <w:lang w:val="en-US" w:eastAsia="en-US" w:bidi="ar-SA"/>
+    </w:rPr>
+  </w:style>
+  <w:style w:type="paragraph" w:styleId="VergleichLTNotizen1">
+    <w:name w:val="Vergleich_~LT~Notizen"/>
+    <w:qFormat/>
+    <w:pPr>
+      <w:widowControl/>
+      <w:bidi w:val="0"/>
+      <w:spacing w:before="0" w:after="0"/>
+      <w:ind w:hanging="340" w:left="340"/>
+      <w:jc w:val="left"/>
+    </w:pPr>
+    <w:rPr>
+      <w:rFonts w:ascii="Noto Sans Devanagari" w:hAnsi="Noto Sans Devanagari" w:eastAsia="Noto Sans" w:cs="Arial"/>
+      <w:b w:val="false"/>
+      <w:i w:val="false"/>
+      <w:caps w:val="false"/>
+      <w:smallCaps w:val="false"/>
+      <w:strike w:val="false"/>
+      <w:dstrike w:val="false"/>
+      <w:outline w:val="false"/>
+      <w:shadow w:val="false"/>
+      <w:color w:val="auto"/>
+      <w:kern w:val="2"/>
+      <w:sz w:val="40"/>
+      <w:szCs w:val="24"/>
+      <w:u w:val="none"/>
+      <w:em w:val="none"/>
+      <w:lang w:val="en-US" w:eastAsia="en-US" w:bidi="ar-SA"/>
+    </w:rPr>
+  </w:style>
+  <w:style w:type="paragraph" w:styleId="VergleichLTHintergrundobjekte1">
+    <w:name w:val="Vergleich_~LT~Hintergrundobjekte"/>
+    <w:qFormat/>
+    <w:pPr>
+      <w:widowControl/>
+      <w:bidi w:val="0"/>
+      <w:spacing w:before="0" w:after="0"/>
+      <w:jc w:val="left"/>
+    </w:pPr>
+    <w:rPr>
+      <w:rFonts w:ascii="Liberation Serif" w:hAnsi="Liberation Serif" w:eastAsia="Noto Sans" w:cs="Arial"/>
+      <w:color w:val="auto"/>
+      <w:kern w:val="2"/>
+      <w:sz w:val="24"/>
+      <w:szCs w:val="24"/>
+      <w:lang w:val="en-US" w:eastAsia="en-US" w:bidi="ar-SA"/>
+    </w:rPr>
+  </w:style>
+  <w:style w:type="paragraph" w:styleId="VergleichLTHintergrund1">
+    <w:name w:val="Vergleich_~LT~Hintergrund"/>
+    <w:qFormat/>
+    <w:pPr>
+      <w:widowControl/>
+      <w:bidi w:val="0"/>
+      <w:spacing w:before="0" w:after="0"/>
+      <w:jc w:val="left"/>
+    </w:pPr>
+    <w:rPr>
+      <w:rFonts w:ascii="Liberation Serif" w:hAnsi="Liberation Serif" w:eastAsia="Noto Sans" w:cs="Arial"/>
+      <w:color w:val="auto"/>
+      <w:kern w:val="2"/>
+      <w:sz w:val="24"/>
+      <w:szCs w:val="24"/>
+      <w:lang w:val="en-US" w:eastAsia="en-US" w:bidi="ar-SA"/>
+    </w:rPr>
+  </w:style>
+  <w:style w:type="paragraph" w:styleId="VergleichLTGliederung12">
+    <w:name w:val="Vergleich__~LT~Gliederung 1"/>
+    <w:qFormat/>
+    <w:pPr>
+      <w:widowControl/>
+      <w:bidi w:val="0"/>
+      <w:spacing w:before="283" w:after="0"/>
+      <w:jc w:val="left"/>
+    </w:pPr>
+    <w:rPr>
+      <w:rFonts w:ascii="Noto Sans Devanagari" w:hAnsi="Noto Sans Devanagari" w:eastAsia="Noto Sans" w:cs="Arial"/>
+      <w:b w:val="false"/>
+      <w:i w:val="false"/>
+      <w:caps w:val="false"/>
+      <w:smallCaps w:val="false"/>
+      <w:strike w:val="false"/>
+      <w:dstrike w:val="false"/>
+      <w:outline w:val="false"/>
+      <w:shadow w:val="false"/>
+      <w:color w:val="auto"/>
+      <w:spacing w:val="0"/>
+      <w:kern w:val="2"/>
+      <w:sz w:val="64"/>
+      <w:szCs w:val="24"/>
+      <w:u w:val="none"/>
+      <w:em w:val="none"/>
+      <w:lang w:val="en-US" w:eastAsia="en-US" w:bidi="ar-SA"/>
+    </w:rPr>
+  </w:style>
+  <w:style w:type="paragraph" w:styleId="VergleichLTGliederung22">
+    <w:name w:val="Vergleich__~LT~Gliederung 2"/>
+    <w:basedOn w:val="VergleichLTGliederung12"/>
+    <w:qFormat/>
+    <w:pPr>
+      <w:spacing w:before="227" w:after="0"/>
+    </w:pPr>
+    <w:rPr>
+      <w:rFonts w:ascii="Noto Sans Devanagari" w:hAnsi="Noto Sans Devanagari"/>
+      <w:b w:val="false"/>
+      <w:i w:val="false"/>
+      <w:caps w:val="false"/>
+      <w:smallCaps w:val="false"/>
+      <w:strike w:val="false"/>
+      <w:dstrike w:val="false"/>
+      <w:outline w:val="false"/>
+      <w:shadow w:val="false"/>
+      <w:color w:val="auto"/>
+      <w:spacing w:val="0"/>
+      <w:kern w:val="2"/>
+      <w:sz w:val="56"/>
+      <w:u w:val="none"/>
+      <w:em w:val="none"/>
+    </w:rPr>
+  </w:style>
+  <w:style w:type="paragraph" w:styleId="VergleichLTGliederung32">
+    <w:name w:val="Vergleich__~LT~Gliederung 3"/>
+    <w:basedOn w:val="VergleichLTGliederung22"/>
+    <w:qFormat/>
+    <w:pPr>
+      <w:spacing w:before="170" w:after="0"/>
+    </w:pPr>
+    <w:rPr>
+      <w:rFonts w:ascii="Noto Sans Devanagari" w:hAnsi="Noto Sans Devanagari"/>
+      <w:b w:val="false"/>
+      <w:i w:val="false"/>
+      <w:caps w:val="false"/>
+      <w:smallCaps w:val="false"/>
+      <w:strike w:val="false"/>
+      <w:dstrike w:val="false"/>
+      <w:outline w:val="false"/>
+      <w:shadow w:val="false"/>
+      <w:color w:val="auto"/>
+      <w:spacing w:val="0"/>
+      <w:kern w:val="2"/>
+      <w:sz w:val="48"/>
+      <w:u w:val="none"/>
+      <w:em w:val="none"/>
+    </w:rPr>
+  </w:style>
+  <w:style w:type="paragraph" w:styleId="VergleichLTGliederung42">
+    <w:name w:val="Vergleich__~LT~Gliederung 4"/>
+    <w:basedOn w:val="VergleichLTGliederung32"/>
+    <w:qFormat/>
+    <w:pPr>
+      <w:spacing w:before="113" w:after="0"/>
+    </w:pPr>
+    <w:rPr>
+      <w:rFonts w:ascii="Noto Sans Devanagari" w:hAnsi="Noto Sans Devanagari"/>
+      <w:b w:val="false"/>
+      <w:i w:val="false"/>
+      <w:caps w:val="false"/>
+      <w:smallCaps w:val="false"/>
+      <w:strike w:val="false"/>
+      <w:dstrike w:val="false"/>
+      <w:outline w:val="false"/>
+      <w:shadow w:val="false"/>
+      <w:color w:val="auto"/>
+      <w:spacing w:val="0"/>
+      <w:kern w:val="2"/>
+      <w:sz w:val="40"/>
+      <w:u w:val="none"/>
+      <w:em w:val="none"/>
+    </w:rPr>
+  </w:style>
+  <w:style w:type="paragraph" w:styleId="VergleichLTGliederung52">
+    <w:name w:val="Vergleich__~LT~Gliederung 5"/>
+    <w:basedOn w:val="VergleichLTGliederung42"/>
+    <w:qFormat/>
+    <w:pPr>
+      <w:spacing w:before="57" w:after="0"/>
+    </w:pPr>
+    <w:rPr>
+      <w:rFonts w:ascii="Noto Sans Devanagari" w:hAnsi="Noto Sans Devanagari"/>
+      <w:b w:val="false"/>
+      <w:i w:val="false"/>
+      <w:caps w:val="false"/>
+      <w:smallCaps w:val="false"/>
+      <w:strike w:val="false"/>
+      <w:dstrike w:val="false"/>
+      <w:outline w:val="false"/>
+      <w:shadow w:val="false"/>
+      <w:color w:val="auto"/>
+      <w:spacing w:val="0"/>
+      <w:kern w:val="2"/>
+      <w:sz w:val="40"/>
+      <w:u w:val="none"/>
+      <w:em w:val="none"/>
+    </w:rPr>
+  </w:style>
+  <w:style w:type="paragraph" w:styleId="VergleichLTGliederung62">
+    <w:name w:val="Vergleich__~LT~Gliederung 6"/>
+    <w:basedOn w:val="VergleichLTGliederung52"/>
+    <w:qFormat/>
+    <w:pPr>
+      <w:spacing w:before="57" w:after="0"/>
+    </w:pPr>
+    <w:rPr>
+      <w:rFonts w:ascii="Noto Sans Devanagari" w:hAnsi="Noto Sans Devanagari"/>
+      <w:b w:val="false"/>
+      <w:i w:val="false"/>
+      <w:caps w:val="false"/>
+      <w:smallCaps w:val="false"/>
+      <w:strike w:val="false"/>
+      <w:dstrike w:val="false"/>
+      <w:outline w:val="false"/>
+      <w:shadow w:val="false"/>
+      <w:color w:val="auto"/>
+      <w:spacing w:val="0"/>
+      <w:kern w:val="2"/>
+      <w:sz w:val="40"/>
+      <w:u w:val="none"/>
+      <w:em w:val="none"/>
+    </w:rPr>
+  </w:style>
+  <w:style w:type="paragraph" w:styleId="VergleichLTGliederung72">
+    <w:name w:val="Vergleich__~LT~Gliederung 7"/>
+    <w:basedOn w:val="VergleichLTGliederung62"/>
+    <w:qFormat/>
+    <w:pPr>
+      <w:spacing w:before="57" w:after="0"/>
+    </w:pPr>
+    <w:rPr>
+      <w:rFonts w:ascii="Noto Sans Devanagari" w:hAnsi="Noto Sans Devanagari"/>
+      <w:b w:val="false"/>
+      <w:i w:val="false"/>
+      <w:caps w:val="false"/>
+      <w:smallCaps w:val="false"/>
+      <w:strike w:val="false"/>
+      <w:dstrike w:val="false"/>
+      <w:outline w:val="false"/>
+      <w:shadow w:val="false"/>
+      <w:color w:val="auto"/>
+      <w:spacing w:val="0"/>
+      <w:kern w:val="2"/>
+      <w:sz w:val="40"/>
+      <w:u w:val="none"/>
+      <w:em w:val="none"/>
+    </w:rPr>
+  </w:style>
+  <w:style w:type="paragraph" w:styleId="VergleichLTGliederung82">
+    <w:name w:val="Vergleich__~LT~Gliederung 8"/>
+    <w:basedOn w:val="VergleichLTGliederung72"/>
+    <w:qFormat/>
+    <w:pPr>
+      <w:spacing w:before="57" w:after="0"/>
+    </w:pPr>
+    <w:rPr>
+      <w:rFonts w:ascii="Noto Sans Devanagari" w:hAnsi="Noto Sans Devanagari"/>
+      <w:b w:val="false"/>
+      <w:i w:val="false"/>
+      <w:caps w:val="false"/>
+      <w:smallCaps w:val="false"/>
+      <w:strike w:val="false"/>
+      <w:dstrike w:val="false"/>
+      <w:outline w:val="false"/>
+      <w:shadow w:val="false"/>
+      <w:color w:val="auto"/>
+      <w:spacing w:val="0"/>
+      <w:kern w:val="2"/>
+      <w:sz w:val="40"/>
+      <w:u w:val="none"/>
+      <w:em w:val="none"/>
+    </w:rPr>
+  </w:style>
+  <w:style w:type="paragraph" w:styleId="VergleichLTGliederung92">
+    <w:name w:val="Vergleich__~LT~Gliederung 9"/>
+    <w:basedOn w:val="VergleichLTGliederung82"/>
+    <w:qFormat/>
+    <w:pPr>
+      <w:spacing w:before="57" w:after="0"/>
+    </w:pPr>
+    <w:rPr>
+      <w:rFonts w:ascii="Noto Sans Devanagari" w:hAnsi="Noto Sans Devanagari"/>
+      <w:b w:val="false"/>
+      <w:i w:val="false"/>
+      <w:caps w:val="false"/>
+      <w:smallCaps w:val="false"/>
+      <w:strike w:val="false"/>
+      <w:dstrike w:val="false"/>
+      <w:outline w:val="false"/>
+      <w:shadow w:val="false"/>
+      <w:color w:val="auto"/>
+      <w:spacing w:val="0"/>
+      <w:kern w:val="2"/>
+      <w:sz w:val="40"/>
+      <w:u w:val="none"/>
+      <w:em w:val="none"/>
+    </w:rPr>
+  </w:style>
+  <w:style w:type="paragraph" w:styleId="VergleichLTTitel2">
+    <w:name w:val="Vergleich__~LT~Titel"/>
+    <w:qFormat/>
+    <w:pPr>
+      <w:widowControl/>
+      <w:bidi w:val="0"/>
+      <w:spacing w:before="0" w:after="0"/>
+      <w:jc w:val="center"/>
+    </w:pPr>
+    <w:rPr>
+      <w:rFonts w:ascii="Noto Sans Devanagari" w:hAnsi="Noto Sans Devanagari" w:eastAsia="Noto Sans" w:cs="Arial"/>
+      <w:b w:val="false"/>
+      <w:i w:val="false"/>
+      <w:caps w:val="false"/>
+      <w:smallCaps w:val="false"/>
+      <w:strike w:val="false"/>
+      <w:dstrike w:val="false"/>
+      <w:outline w:val="false"/>
+      <w:shadow w:val="false"/>
+      <w:color w:val="auto"/>
+      <w:spacing w:val="0"/>
+      <w:kern w:val="2"/>
+      <w:sz w:val="88"/>
+      <w:szCs w:val="24"/>
+      <w:u w:val="none"/>
+      <w:em w:val="none"/>
+      <w:lang w:val="en-US" w:eastAsia="en-US" w:bidi="ar-SA"/>
+    </w:rPr>
+  </w:style>
+  <w:style w:type="paragraph" w:styleId="VergleichLTUntertitel2">
+    <w:name w:val="Vergleich__~LT~Untertitel"/>
+    <w:qFormat/>
+    <w:pPr>
+      <w:widowControl/>
+      <w:bidi w:val="0"/>
+      <w:spacing w:before="0" w:after="0"/>
+      <w:jc w:val="center"/>
+    </w:pPr>
+    <w:rPr>
+      <w:rFonts w:ascii="Noto Sans Devanagari" w:hAnsi="Noto Sans Devanagari" w:eastAsia="Noto Sans" w:cs="Arial"/>
+      <w:b w:val="false"/>
+      <w:i w:val="false"/>
+      <w:caps w:val="false"/>
+      <w:smallCaps w:val="false"/>
+      <w:strike w:val="false"/>
+      <w:dstrike w:val="false"/>
+      <w:outline w:val="false"/>
+      <w:shadow w:val="false"/>
+      <w:color w:val="auto"/>
+      <w:kern w:val="2"/>
+      <w:sz w:val="64"/>
+      <w:szCs w:val="24"/>
+      <w:u w:val="none"/>
+      <w:em w:val="none"/>
+      <w:lang w:val="en-US" w:eastAsia="en-US" w:bidi="ar-SA"/>
+    </w:rPr>
+  </w:style>
+  <w:style w:type="paragraph" w:styleId="VergleichLTNotizen2">
+    <w:name w:val="Vergleich__~LT~Notizen"/>
+    <w:qFormat/>
+    <w:pPr>
+      <w:widowControl/>
+      <w:bidi w:val="0"/>
+      <w:spacing w:before="0" w:after="0"/>
+      <w:ind w:hanging="340" w:left="340"/>
+      <w:jc w:val="left"/>
+    </w:pPr>
+    <w:rPr>
+      <w:rFonts w:ascii="Noto Sans Devanagari" w:hAnsi="Noto Sans Devanagari" w:eastAsia="Noto Sans" w:cs="Arial"/>
+      <w:b w:val="false"/>
+      <w:i w:val="false"/>
+      <w:caps w:val="false"/>
+      <w:smallCaps w:val="false"/>
+      <w:strike w:val="false"/>
+      <w:dstrike w:val="false"/>
+      <w:outline w:val="false"/>
+      <w:shadow w:val="false"/>
+      <w:color w:val="auto"/>
+      <w:kern w:val="2"/>
+      <w:sz w:val="40"/>
+      <w:szCs w:val="24"/>
+      <w:u w:val="none"/>
+      <w:em w:val="none"/>
+      <w:lang w:val="en-US" w:eastAsia="en-US" w:bidi="ar-SA"/>
+    </w:rPr>
+  </w:style>
+  <w:style w:type="paragraph" w:styleId="VergleichLTHintergrundobjekte2">
+    <w:name w:val="Vergleich__~LT~Hintergrundobjekte"/>
+    <w:qFormat/>
+    <w:pPr>
+      <w:widowControl/>
+      <w:bidi w:val="0"/>
+      <w:spacing w:before="0" w:after="0"/>
+      <w:jc w:val="left"/>
+    </w:pPr>
+    <w:rPr>
+      <w:rFonts w:ascii="Liberation Serif" w:hAnsi="Liberation Serif" w:eastAsia="Noto Sans" w:cs="Arial"/>
+      <w:color w:val="auto"/>
+      <w:kern w:val="2"/>
+      <w:sz w:val="24"/>
+      <w:szCs w:val="24"/>
+      <w:lang w:val="en-US" w:eastAsia="en-US" w:bidi="ar-SA"/>
+    </w:rPr>
+  </w:style>
+  <w:style w:type="paragraph" w:styleId="VergleichLTHintergrund2">
+    <w:name w:val="Vergleich__~LT~Hintergrund"/>
+    <w:qFormat/>
+    <w:pPr>
+      <w:widowControl/>
+      <w:bidi w:val="0"/>
+      <w:spacing w:before="0" w:after="0"/>
+      <w:jc w:val="left"/>
+    </w:pPr>
+    <w:rPr>
+      <w:rFonts w:ascii="Liberation Serif" w:hAnsi="Liberation Serif" w:eastAsia="Noto Sans" w:cs="Arial"/>
+      <w:color w:val="auto"/>
+      <w:kern w:val="2"/>
+      <w:sz w:val="24"/>
+      <w:szCs w:val="24"/>
+      <w:lang w:val="en-US" w:eastAsia="en-US" w:bidi="ar-SA"/>
+    </w:rPr>
+  </w:style>
+  <w:style w:type="paragraph" w:styleId="LeerLTGliederung11">
+    <w:name w:val="Leer_~LT~Gliederung 1"/>
+    <w:qFormat/>
+    <w:pPr>
+      <w:widowControl/>
+      <w:bidi w:val="0"/>
+      <w:spacing w:before="283" w:after="0"/>
+      <w:jc w:val="left"/>
+    </w:pPr>
+    <w:rPr>
+      <w:rFonts w:ascii="Noto Sans Devanagari" w:hAnsi="Noto Sans Devanagari" w:eastAsia="Noto Sans" w:cs="Arial"/>
+      <w:b w:val="false"/>
+      <w:i w:val="false"/>
+      <w:caps w:val="false"/>
+      <w:smallCaps w:val="false"/>
+      <w:strike w:val="false"/>
+      <w:dstrike w:val="false"/>
+      <w:outline w:val="false"/>
+      <w:shadow w:val="false"/>
+      <w:color w:val="auto"/>
+      <w:spacing w:val="0"/>
+      <w:kern w:val="2"/>
+      <w:sz w:val="64"/>
+      <w:szCs w:val="24"/>
+      <w:u w:val="none"/>
+      <w:em w:val="none"/>
+      <w:lang w:val="en-US" w:eastAsia="en-US" w:bidi="ar-SA"/>
+    </w:rPr>
+  </w:style>
+  <w:style w:type="paragraph" w:styleId="LeerLTGliederung21">
+    <w:name w:val="Leer_~LT~Gliederung 2"/>
+    <w:basedOn w:val="LeerLTGliederung11"/>
+    <w:qFormat/>
+    <w:pPr>
+      <w:spacing w:before="227" w:after="0"/>
+    </w:pPr>
+    <w:rPr>
+      <w:rFonts w:ascii="Noto Sans Devanagari" w:hAnsi="Noto Sans Devanagari"/>
+      <w:b w:val="false"/>
+      <w:i w:val="false"/>
+      <w:caps w:val="false"/>
+      <w:smallCaps w:val="false"/>
+      <w:strike w:val="false"/>
+      <w:dstrike w:val="false"/>
+      <w:outline w:val="false"/>
+      <w:shadow w:val="false"/>
+      <w:color w:val="auto"/>
+      <w:spacing w:val="0"/>
+      <w:kern w:val="2"/>
+      <w:sz w:val="56"/>
+      <w:u w:val="none"/>
+      <w:em w:val="none"/>
+    </w:rPr>
+  </w:style>
+  <w:style w:type="paragraph" w:styleId="LeerLTGliederung31">
+    <w:name w:val="Leer_~LT~Gliederung 3"/>
+    <w:basedOn w:val="LeerLTGliederung21"/>
+    <w:qFormat/>
+    <w:pPr>
+      <w:spacing w:before="170" w:after="0"/>
+    </w:pPr>
+    <w:rPr>
+      <w:rFonts w:ascii="Noto Sans Devanagari" w:hAnsi="Noto Sans Devanagari"/>
+      <w:b w:val="false"/>
+      <w:i w:val="false"/>
+      <w:caps w:val="false"/>
+      <w:smallCaps w:val="false"/>
+      <w:strike w:val="false"/>
+      <w:dstrike w:val="false"/>
+      <w:outline w:val="false"/>
+      <w:shadow w:val="false"/>
+      <w:color w:val="auto"/>
+      <w:spacing w:val="0"/>
+      <w:kern w:val="2"/>
+      <w:sz w:val="48"/>
+      <w:u w:val="none"/>
+      <w:em w:val="none"/>
+    </w:rPr>
+  </w:style>
+  <w:style w:type="paragraph" w:styleId="LeerLTGliederung41">
+    <w:name w:val="Leer_~LT~Gliederung 4"/>
+    <w:basedOn w:val="LeerLTGliederung31"/>
+    <w:qFormat/>
+    <w:pPr>
+      <w:spacing w:before="113" w:after="0"/>
+    </w:pPr>
+    <w:rPr>
+      <w:rFonts w:ascii="Noto Sans Devanagari" w:hAnsi="Noto Sans Devanagari"/>
+      <w:b w:val="false"/>
+      <w:i w:val="false"/>
+      <w:caps w:val="false"/>
+      <w:smallCaps w:val="false"/>
+      <w:strike w:val="false"/>
+      <w:dstrike w:val="false"/>
+      <w:outline w:val="false"/>
+      <w:shadow w:val="false"/>
+      <w:color w:val="auto"/>
+      <w:spacing w:val="0"/>
+      <w:kern w:val="2"/>
+      <w:sz w:val="40"/>
+      <w:u w:val="none"/>
+      <w:em w:val="none"/>
+    </w:rPr>
+  </w:style>
+  <w:style w:type="paragraph" w:styleId="LeerLTGliederung51">
+    <w:name w:val="Leer_~LT~Gliederung 5"/>
+    <w:basedOn w:val="LeerLTGliederung41"/>
+    <w:qFormat/>
+    <w:pPr>
+      <w:spacing w:before="57" w:after="0"/>
+    </w:pPr>
+    <w:rPr>
+      <w:rFonts w:ascii="Noto Sans Devanagari" w:hAnsi="Noto Sans Devanagari"/>
+      <w:b w:val="false"/>
+      <w:i w:val="false"/>
+      <w:caps w:val="false"/>
+      <w:smallCaps w:val="false"/>
+      <w:strike w:val="false"/>
+      <w:dstrike w:val="false"/>
+      <w:outline w:val="false"/>
+      <w:shadow w:val="false"/>
+      <w:color w:val="auto"/>
+      <w:spacing w:val="0"/>
+      <w:kern w:val="2"/>
+      <w:sz w:val="40"/>
+      <w:u w:val="none"/>
+      <w:em w:val="none"/>
+    </w:rPr>
+  </w:style>
+  <w:style w:type="paragraph" w:styleId="LeerLTGliederung61">
+    <w:name w:val="Leer_~LT~Gliederung 6"/>
+    <w:basedOn w:val="LeerLTGliederung51"/>
+    <w:qFormat/>
+    <w:pPr>
+      <w:spacing w:before="57" w:after="0"/>
+    </w:pPr>
+    <w:rPr>
+      <w:rFonts w:ascii="Noto Sans Devanagari" w:hAnsi="Noto Sans Devanagari"/>
+      <w:b w:val="false"/>
+      <w:i w:val="false"/>
+      <w:caps w:val="false"/>
+      <w:smallCaps w:val="false"/>
+      <w:strike w:val="false"/>
+      <w:dstrike w:val="false"/>
+      <w:outline w:val="false"/>
+      <w:shadow w:val="false"/>
+      <w:color w:val="auto"/>
+      <w:spacing w:val="0"/>
+      <w:kern w:val="2"/>
+      <w:sz w:val="40"/>
+      <w:u w:val="none"/>
+      <w:em w:val="none"/>
+    </w:rPr>
+  </w:style>
+  <w:style w:type="paragraph" w:styleId="LeerLTGliederung71">
+    <w:name w:val="Leer_~LT~Gliederung 7"/>
+    <w:basedOn w:val="LeerLTGliederung61"/>
+    <w:qFormat/>
+    <w:pPr>
+      <w:spacing w:before="57" w:after="0"/>
+    </w:pPr>
+    <w:rPr>
+      <w:rFonts w:ascii="Noto Sans Devanagari" w:hAnsi="Noto Sans Devanagari"/>
+      <w:b w:val="false"/>
+      <w:i w:val="false"/>
+      <w:caps w:val="false"/>
+      <w:smallCaps w:val="false"/>
+      <w:strike w:val="false"/>
+      <w:dstrike w:val="false"/>
+      <w:outline w:val="false"/>
+      <w:shadow w:val="false"/>
+      <w:color w:val="auto"/>
+      <w:spacing w:val="0"/>
+      <w:kern w:val="2"/>
+      <w:sz w:val="40"/>
+      <w:u w:val="none"/>
+      <w:em w:val="none"/>
+    </w:rPr>
+  </w:style>
+  <w:style w:type="paragraph" w:styleId="LeerLTGliederung81">
+    <w:name w:val="Leer_~LT~Gliederung 8"/>
+    <w:basedOn w:val="LeerLTGliederung71"/>
+    <w:qFormat/>
+    <w:pPr>
+      <w:spacing w:before="57" w:after="0"/>
+    </w:pPr>
+    <w:rPr>
+      <w:rFonts w:ascii="Noto Sans Devanagari" w:hAnsi="Noto Sans Devanagari"/>
+      <w:b w:val="false"/>
+      <w:i w:val="false"/>
+      <w:caps w:val="false"/>
+      <w:smallCaps w:val="false"/>
+      <w:strike w:val="false"/>
+      <w:dstrike w:val="false"/>
+      <w:outline w:val="false"/>
+      <w:shadow w:val="false"/>
+      <w:color w:val="auto"/>
+      <w:spacing w:val="0"/>
+      <w:kern w:val="2"/>
+      <w:sz w:val="40"/>
+      <w:u w:val="none"/>
+      <w:em w:val="none"/>
+    </w:rPr>
+  </w:style>
+  <w:style w:type="paragraph" w:styleId="LeerLTGliederung91">
+    <w:name w:val="Leer_~LT~Gliederung 9"/>
+    <w:basedOn w:val="LeerLTGliederung81"/>
+    <w:qFormat/>
+    <w:pPr>
+      <w:spacing w:before="57" w:after="0"/>
+    </w:pPr>
+    <w:rPr>
+      <w:rFonts w:ascii="Noto Sans Devanagari" w:hAnsi="Noto Sans Devanagari"/>
+      <w:b w:val="false"/>
+      <w:i w:val="false"/>
+      <w:caps w:val="false"/>
+      <w:smallCaps w:val="false"/>
+      <w:strike w:val="false"/>
+      <w:dstrike w:val="false"/>
+      <w:outline w:val="false"/>
+      <w:shadow w:val="false"/>
+      <w:color w:val="auto"/>
+      <w:spacing w:val="0"/>
+      <w:kern w:val="2"/>
+      <w:sz w:val="40"/>
+      <w:u w:val="none"/>
+      <w:em w:val="none"/>
+    </w:rPr>
+  </w:style>
+  <w:style w:type="paragraph" w:styleId="LeerLTTitel1">
+    <w:name w:val="Leer_~LT~Titel"/>
+    <w:qFormat/>
+    <w:pPr>
+      <w:widowControl/>
+      <w:bidi w:val="0"/>
+      <w:spacing w:before="0" w:after="0"/>
+      <w:jc w:val="center"/>
+    </w:pPr>
+    <w:rPr>
+      <w:rFonts w:ascii="Noto Sans Devanagari" w:hAnsi="Noto Sans Devanagari" w:eastAsia="Noto Sans" w:cs="Arial"/>
+      <w:b w:val="false"/>
+      <w:i w:val="false"/>
+      <w:caps w:val="false"/>
+      <w:smallCaps w:val="false"/>
+      <w:strike w:val="false"/>
+      <w:dstrike w:val="false"/>
+      <w:outline w:val="false"/>
+      <w:shadow w:val="false"/>
+      <w:color w:val="auto"/>
+      <w:spacing w:val="0"/>
+      <w:kern w:val="2"/>
+      <w:sz w:val="88"/>
+      <w:szCs w:val="24"/>
+      <w:u w:val="none"/>
+      <w:em w:val="none"/>
+      <w:lang w:val="en-US" w:eastAsia="en-US" w:bidi="ar-SA"/>
+    </w:rPr>
+  </w:style>
+  <w:style w:type="paragraph" w:styleId="LeerLTUntertitel1">
+    <w:name w:val="Leer_~LT~Untertitel"/>
+    <w:qFormat/>
+    <w:pPr>
+      <w:widowControl/>
+      <w:bidi w:val="0"/>
+      <w:spacing w:before="0" w:after="0"/>
+      <w:jc w:val="center"/>
+    </w:pPr>
+    <w:rPr>
+      <w:rFonts w:ascii="Noto Sans Devanagari" w:hAnsi="Noto Sans Devanagari" w:eastAsia="Noto Sans" w:cs="Arial"/>
+      <w:b w:val="false"/>
+      <w:i w:val="false"/>
+      <w:caps w:val="false"/>
+      <w:smallCaps w:val="false"/>
+      <w:strike w:val="false"/>
+      <w:dstrike w:val="false"/>
+      <w:outline w:val="false"/>
+      <w:shadow w:val="false"/>
+      <w:color w:val="auto"/>
+      <w:kern w:val="2"/>
+      <w:sz w:val="64"/>
+      <w:szCs w:val="24"/>
+      <w:u w:val="none"/>
+      <w:em w:val="none"/>
+      <w:lang w:val="en-US" w:eastAsia="en-US" w:bidi="ar-SA"/>
+    </w:rPr>
+  </w:style>
+  <w:style w:type="paragraph" w:styleId="LeerLTNotizen1">
+    <w:name w:val="Leer_~LT~Notizen"/>
+    <w:qFormat/>
+    <w:pPr>
+      <w:widowControl/>
+      <w:bidi w:val="0"/>
+      <w:spacing w:before="0" w:after="0"/>
+      <w:ind w:hanging="340" w:left="340"/>
+      <w:jc w:val="left"/>
+    </w:pPr>
+    <w:rPr>
+      <w:rFonts w:ascii="Noto Sans Devanagari" w:hAnsi="Noto Sans Devanagari" w:eastAsia="Noto Sans" w:cs="Arial"/>
+      <w:b w:val="false"/>
+      <w:i w:val="false"/>
+      <w:caps w:val="false"/>
+      <w:smallCaps w:val="false"/>
+      <w:strike w:val="false"/>
+      <w:dstrike w:val="false"/>
+      <w:outline w:val="false"/>
+      <w:shadow w:val="false"/>
+      <w:color w:val="auto"/>
+      <w:kern w:val="2"/>
+      <w:sz w:val="40"/>
+      <w:szCs w:val="24"/>
+      <w:u w:val="none"/>
+      <w:em w:val="none"/>
+      <w:lang w:val="en-US" w:eastAsia="en-US" w:bidi="ar-SA"/>
+    </w:rPr>
+  </w:style>
+  <w:style w:type="paragraph" w:styleId="LeerLTHintergrundobjekte1">
+    <w:name w:val="Leer_~LT~Hintergrundobjekte"/>
+    <w:qFormat/>
+    <w:pPr>
+      <w:widowControl/>
+      <w:bidi w:val="0"/>
+      <w:spacing w:before="0" w:after="0"/>
+      <w:jc w:val="left"/>
+    </w:pPr>
+    <w:rPr>
+      <w:rFonts w:ascii="Liberation Serif" w:hAnsi="Liberation Serif" w:eastAsia="Noto Sans" w:cs="Arial"/>
+      <w:color w:val="auto"/>
+      <w:kern w:val="2"/>
+      <w:sz w:val="24"/>
+      <w:szCs w:val="24"/>
+      <w:lang w:val="en-US" w:eastAsia="en-US" w:bidi="ar-SA"/>
+    </w:rPr>
+  </w:style>
+  <w:style w:type="paragraph" w:styleId="LeerLTHintergrund1">
+    <w:name w:val="Leer_~LT~Hintergrund"/>
+    <w:qFormat/>
+    <w:pPr>
+      <w:widowControl/>
+      <w:bidi w:val="0"/>
+      <w:spacing w:before="0" w:after="0"/>
+      <w:jc w:val="left"/>
+    </w:pPr>
+    <w:rPr>
+      <w:rFonts w:ascii="Liberation Serif" w:hAnsi="Liberation Serif" w:eastAsia="Noto Sans" w:cs="Arial"/>
+      <w:color w:val="auto"/>
+      <w:kern w:val="2"/>
+      <w:sz w:val="24"/>
+      <w:szCs w:val="24"/>
+      <w:lang w:val="en-US" w:eastAsia="en-US" w:bidi="ar-SA"/>
+    </w:rPr>
+  </w:style>
   <w:style w:type="numbering" w:styleId="NoList" w:default="1">
     <w:name w:val="No List"/>
     <w:uiPriority w:val="99"/>

--- a/Manuscript/Manuscript_V02_CAH.docx
+++ b/Manuscript/Manuscript_V02_CAH.docx
@@ -46,6 +46,19 @@
         </w:p>
       </w:sdtContent>
     </w:sdt>
+    <w:p>
+      <w:pPr>
+        <w:pStyle w:val="Normal"/>
+        <w:rPr>
+          <w:rFonts w:ascii="Arial" w:hAnsi="Arial" w:cs="Arial"/>
+        </w:rPr>
+      </w:pPr>
+      <w:r>
+        <w:rPr>
+          <w:rFonts w:cs="Arial" w:ascii="Arial" w:hAnsi="Arial"/>
+        </w:rPr>
+      </w:r>
+    </w:p>
     <w:p>
       <w:pPr>
         <w:pStyle w:val="Normal"/>
@@ -1526,7 +1539,7 @@
           <w:rPr>
             <w:rFonts w:cs="Arial" w:ascii="Arial" w:hAnsi="Arial"/>
           </w:rPr>
-          <w:t>A, lower</w:t>
+          <w:t>A, lowe</w:t>
         </w:r>
       </w:ins>
       <w:ins w:id="48" w:author="Unknown Author" w:date="2026-05-29T10:14:39Z">
@@ -1535,7 +1548,7 @@
           <w:rPr>
             <w:rFonts w:cs="Arial" w:ascii="Arial" w:hAnsi="Arial"/>
           </w:rPr>
-          <w:t xml:space="preserve"> panel</w:t>
+          <w:t>r panel</w:t>
         </w:r>
       </w:ins>
       <w:del w:id="49" w:author="Unknown Author" w:date="2026-05-29T09:51:32Z">
@@ -1582,8 +1595,115 @@
         <w:rPr>
           <w:rFonts w:cs="Arial" w:ascii="Arial" w:hAnsi="Arial"/>
         </w:rPr>
-        <w:t>1.2 Diversity of Negative Controls</w:t>
-      </w:r>
+        <w:t xml:space="preserve">1.2 </w:t>
+      </w:r>
+      <w:del w:id="52" w:author="Linh Dang" w:date="2026-07-07T10:43:46Z">
+        <w:r>
+          <w:rPr>
+            <w:rFonts w:cs="Arial" w:ascii="Arial" w:hAnsi="Arial"/>
+          </w:rPr>
+          <w:delText xml:space="preserve">Diversity of </w:delText>
+        </w:r>
+      </w:del>
+      <w:ins w:id="53" w:author="Linh Dang" w:date="2026-07-07T10:43:51Z">
+        <w:r>
+          <w:rPr>
+            <w:rFonts w:cs="Arial" w:ascii="Arial" w:hAnsi="Arial"/>
+          </w:rPr>
+          <w:t xml:space="preserve">Different </w:t>
+        </w:r>
+      </w:ins>
+      <w:ins w:id="54" w:author="Linh Dang" w:date="2026-07-07T10:45:23Z">
+        <w:r>
+          <w:rPr>
+            <w:rFonts w:cs="Arial" w:ascii="Arial" w:hAnsi="Arial"/>
+          </w:rPr>
+          <w:t>n</w:t>
+        </w:r>
+      </w:ins>
+      <w:del w:id="55" w:author="Linh Dang" w:date="2026-07-07T10:45:23Z">
+        <w:r>
+          <w:rPr>
+            <w:rFonts w:cs="Arial" w:ascii="Arial" w:hAnsi="Arial"/>
+          </w:rPr>
+          <w:delText>N</w:delText>
+        </w:r>
+      </w:del>
+      <w:r>
+        <w:rPr>
+          <w:rFonts w:cs="Arial" w:ascii="Arial" w:hAnsi="Arial"/>
+        </w:rPr>
+        <w:t xml:space="preserve">egative </w:t>
+      </w:r>
+      <w:ins w:id="56" w:author="Linh Dang" w:date="2026-07-07T10:45:28Z">
+        <w:r>
+          <w:rPr>
+            <w:rFonts w:cs="Arial" w:ascii="Arial" w:hAnsi="Arial"/>
+          </w:rPr>
+          <w:t>c</w:t>
+        </w:r>
+      </w:ins>
+      <w:del w:id="57" w:author="Linh Dang" w:date="2026-07-07T10:45:27Z">
+        <w:r>
+          <w:rPr>
+            <w:rFonts w:cs="Arial" w:ascii="Arial" w:hAnsi="Arial"/>
+          </w:rPr>
+          <w:delText>C</w:delText>
+        </w:r>
+      </w:del>
+      <w:r>
+        <w:rPr>
+          <w:rFonts w:cs="Arial" w:ascii="Arial" w:hAnsi="Arial"/>
+        </w:rPr>
+        <w:t>ontrol</w:t>
+      </w:r>
+      <w:del w:id="58" w:author="Linh Dang" w:date="2026-07-07T10:44:00Z">
+        <w:r>
+          <w:rPr>
+            <w:rFonts w:cs="Arial" w:ascii="Arial" w:hAnsi="Arial"/>
+          </w:rPr>
+          <w:delText>s</w:delText>
+        </w:r>
+      </w:del>
+      <w:ins w:id="59" w:author="Linh Dang" w:date="2026-07-07T10:44:03Z">
+        <w:r>
+          <w:rPr>
+            <w:rFonts w:cs="Arial" w:ascii="Arial" w:hAnsi="Arial"/>
+          </w:rPr>
+          <w:t xml:space="preserve"> </w:t>
+        </w:r>
+      </w:ins>
+      <w:ins w:id="60" w:author="Linh Dang" w:date="2026-07-07T10:44:03Z">
+        <w:r>
+          <w:rPr>
+            <w:rFonts w:cs="Arial" w:ascii="Arial" w:hAnsi="Arial"/>
+          </w:rPr>
+          <w:t>Types h</w:t>
+        </w:r>
+      </w:ins>
+      <w:ins w:id="61" w:author="Linh Dang" w:date="2026-07-07T10:44:03Z">
+        <w:r>
+          <w:rPr>
+            <w:rFonts w:eastAsia="" w:cs="Arial" w:ascii="Arial" w:hAnsi="Arial" w:eastAsiaTheme="majorEastAsia"/>
+            <w:i/>
+            <w:iCs/>
+            <w:color w:themeColor="accent1" w:themeShade="bf" w:val="0F4761"/>
+            <w:kern w:val="0"/>
+            <w:sz w:val="24"/>
+            <w:szCs w:val="24"/>
+            <w:lang w:val="en-US" w:eastAsia="en-US" w:bidi="ar-SA"/>
+          </w:rPr>
+          <w:t>arbor</w:t>
+        </w:r>
+      </w:ins>
+      <w:ins w:id="62" w:author="Linh Dang" w:date="2026-07-07T10:44:03Z">
+        <w:r>
+          <w:rPr>
+            <w:rFonts w:cs="Arial" w:ascii="Arial" w:hAnsi="Arial"/>
+          </w:rPr>
+          <w:t xml:space="preserve"> their own contaminant profiles</w:t>
+        </w:r>
+      </w:ins>
     </w:p>
     <w:p>
       <w:pPr>
@@ -1594,7 +1714,7 @@
           <w:rFonts w:ascii="Arial" w:hAnsi="Arial" w:cs="Arial"/>
         </w:rPr>
       </w:pPr>
-      <w:del w:id="52" w:author="Unknown Author" w:date="2026-05-29T10:08:32Z">
+      <w:del w:id="63" w:author="Unknown Author" w:date="2026-05-29T10:08:32Z">
         <w:r>
           <w:rPr>
             <w:rFonts w:cs="Arial" w:ascii="Arial" w:hAnsi="Arial"/>
@@ -1602,13 +1722,13 @@
           <w:delText xml:space="preserve">Intra-sample </w:delText>
         </w:r>
       </w:del>
-      <w:del w:id="53" w:author="Unknown Author" w:date="2026-05-29T10:08:32Z">
+      <w:del w:id="64" w:author="Unknown Author" w:date="2026-05-29T10:08:32Z">
         <w:r>
           <w:rPr/>
           <w:commentReference w:id="10"/>
         </w:r>
       </w:del>
-      <w:del w:id="54" w:author="Unknown Author" w:date="2026-05-29T10:08:32Z">
+      <w:del w:id="65" w:author="Unknown Author" w:date="2026-05-29T10:08:32Z">
         <w:r>
           <w:rPr>
             <w:rFonts w:cs="Arial" w:ascii="Arial" w:hAnsi="Arial"/>
@@ -1616,31 +1736,31 @@
           <w:delText xml:space="preserve">and inter-sample </w:delText>
         </w:r>
       </w:del>
-      <w:del w:id="55" w:author="Unknown Author" w:date="2026-05-29T10:08:32Z">
+      <w:del w:id="66" w:author="Unknown Author" w:date="2026-05-29T10:08:32Z">
         <w:r>
           <w:rPr/>
           <w:commentReference w:id="11"/>
         </w:r>
       </w:del>
-      <w:del w:id="56" w:author="Unknown Author" w:date="2026-05-29T10:08:32Z">
+      <w:del w:id="67" w:author="Unknown Author" w:date="2026-05-29T10:08:32Z">
         <w:r>
           <w:rPr/>
           <w:commentReference w:id="12"/>
         </w:r>
       </w:del>
-      <w:del w:id="57" w:author="Unknown Author" w:date="2026-05-29T10:08:32Z">
+      <w:del w:id="68" w:author="Unknown Author" w:date="2026-05-29T10:08:32Z">
         <w:r>
           <w:rPr/>
           <w:commentReference w:id="13"/>
         </w:r>
       </w:del>
-      <w:del w:id="58" w:author="Unknown Author" w:date="2026-05-29T10:08:32Z">
+      <w:del w:id="69" w:author="Unknown Author" w:date="2026-05-29T10:08:32Z">
         <w:r>
           <w:rPr/>
           <w:commentReference w:id="14"/>
         </w:r>
       </w:del>
-      <w:del w:id="59" w:author="Unknown Author" w:date="2026-05-29T10:08:32Z">
+      <w:del w:id="70" w:author="Unknown Author" w:date="2026-05-29T10:08:32Z">
         <w:r>
           <w:rPr>
             <w:rFonts w:cs="Arial" w:ascii="Arial" w:hAnsi="Arial"/>
@@ -1648,7 +1768,7 @@
           <w:delText>differences in microbial diversity</w:delText>
         </w:r>
       </w:del>
-      <w:ins w:id="60" w:author="Unknown Author" w:date="2026-05-29T10:08:39Z">
+      <w:ins w:id="71" w:author="Unknown Author" w:date="2026-05-29T10:08:39Z">
         <w:r>
           <w:rPr>
             <w:rFonts w:cs="Arial" w:ascii="Arial" w:hAnsi="Arial"/>
@@ -1662,7 +1782,7 @@
         </w:rPr>
         <w:t xml:space="preserve"> were observed across control types (Figures. 1.</w:t>
       </w:r>
-      <w:ins w:id="61" w:author="Linh Dang" w:date="2026-06-03T12:52:05Z">
+      <w:ins w:id="72" w:author="Linh Dang" w:date="2026-06-03T12:52:05Z">
         <w:r>
           <w:rPr>
             <w:rFonts w:cs="Arial" w:ascii="Arial" w:hAnsi="Arial"/>
@@ -1670,7 +1790,7 @@
           <w:t>B</w:t>
         </w:r>
       </w:ins>
-      <w:del w:id="62" w:author="Linh Dang" w:date="2026-06-03T12:52:04Z">
+      <w:del w:id="73" w:author="Linh Dang" w:date="2026-06-03T12:52:04Z">
         <w:r>
           <w:rPr>
             <w:rFonts w:cs="Arial" w:ascii="Arial" w:hAnsi="Arial"/>
@@ -1684,7 +1804,7 @@
         </w:rPr>
         <w:t xml:space="preserve"> and 1.</w:t>
       </w:r>
-      <w:ins w:id="63" w:author="Linh Dang" w:date="2026-06-03T12:52:10Z">
+      <w:ins w:id="74" w:author="Linh Dang" w:date="2026-06-03T12:52:10Z">
         <w:r>
           <w:rPr>
             <w:rFonts w:cs="Arial" w:ascii="Arial" w:hAnsi="Arial"/>
@@ -1692,7 +1812,7 @@
           <w:t>C</w:t>
         </w:r>
       </w:ins>
-      <w:del w:id="64" w:author="Linh Dang" w:date="2026-06-03T12:52:09Z">
+      <w:del w:id="75" w:author="Linh Dang" w:date="2026-06-03T12:52:09Z">
         <w:r>
           <w:rPr>
             <w:rFonts w:cs="Arial" w:ascii="Arial" w:hAnsi="Arial"/>
@@ -1713,7 +1833,7 @@
         </w:rPr>
         <w:t xml:space="preserve">Buffer controls exhibited significantly higher species richness and evenness compared to paraffin and PCR controls, as measured by </w:t>
       </w:r>
-      <w:del w:id="65" w:author="Linh Dang" w:date="2026-07-06T18:14:02Z">
+      <w:del w:id="76" w:author="Linh Dang" w:date="2026-07-06T18:14:02Z">
         <w:r>
           <w:rPr>
             <w:rFonts w:cs="Arial" w:ascii="Arial" w:hAnsi="Arial"/>
@@ -1763,17 +1883,15 @@
         </w:rPr>
         <w:t>), suggesting pervasive batch structure in the contaminant pool.</w:t>
       </w:r>
-      <w:ins w:id="66" w:author="Linh Dang" w:date="2026-07-06T18:35:02Z">
-        <w:commentRangeEnd w:id="16"/>
-        <w:r>
-          <w:commentReference w:id="16"/>
-        </w:r>
-        <w:r>
-          <w:rPr>
-            <w:rFonts w:cs="Arial" w:ascii="Arial" w:hAnsi="Arial"/>
-          </w:rPr>
-        </w:r>
-      </w:ins>
+      <w:commentRangeEnd w:id="16"/>
+      <w:r>
+        <w:commentReference w:id="16"/>
+      </w:r>
+      <w:r>
+        <w:rPr>
+          <w:rFonts w:cs="Arial" w:ascii="Arial" w:hAnsi="Arial"/>
+        </w:rPr>
+      </w:r>
     </w:p>
     <w:p>
       <w:pPr>
@@ -1782,10 +1900,10 @@
         <w:jc w:val="both"/>
         <w:rPr>
           <w:rFonts w:ascii="Arial" w:hAnsi="Arial" w:cs="Arial"/>
-          <w:del w:id="68" w:author="Linh Dang" w:date="2026-06-03T14:00:24Z"/>
-        </w:rPr>
-      </w:pPr>
-      <w:del w:id="67" w:author="Linh Dang" w:date="2026-06-03T14:00:24Z">
+          <w:del w:id="78" w:author="Linh Dang" w:date="2026-06-03T14:00:24Z"/>
+        </w:rPr>
+      </w:pPr>
+      <w:del w:id="77" w:author="Linh Dang" w:date="2026-06-03T14:00:24Z">
         <w:r>
           <w:rPr>
             <w:rFonts w:cs="Arial" w:ascii="Arial" w:hAnsi="Arial"/>
@@ -1805,10 +1923,10 @@
         <w:jc w:val="both"/>
         <w:rPr>
           <w:rFonts w:ascii="Arial" w:hAnsi="Arial" w:cs="Arial"/>
-          <w:del w:id="70" w:author="Linh Dang" w:date="2026-06-03T14:00:24Z"/>
-        </w:rPr>
-      </w:pPr>
-      <w:del w:id="69" w:author="Linh Dang" w:date="2026-06-03T14:00:24Z">
+          <w:del w:id="80" w:author="Linh Dang" w:date="2026-06-03T14:00:24Z"/>
+        </w:rPr>
+      </w:pPr>
+      <w:del w:id="79" w:author="Linh Dang" w:date="2026-06-03T14:00:24Z">
         <w:r>
           <w:rPr>
             <w:rFonts w:cs="Arial" w:ascii="Arial" w:hAnsi="Arial"/>
@@ -1830,7 +1948,7 @@
           <w:rFonts w:ascii="Arial" w:hAnsi="Arial" w:cs="Arial"/>
         </w:rPr>
       </w:pPr>
-      <w:del w:id="71" w:author="Linh Dang" w:date="2026-06-03T14:00:24Z">
+      <w:del w:id="81" w:author="Linh Dang" w:date="2026-06-03T14:00:24Z">
         <w:bookmarkStart w:id="4" w:name="diversity-of-negative-controls_Copy_1_Co"/>
         <w:r>
           <w:rPr>
@@ -1866,7 +1984,7 @@
           <w:rFonts w:ascii="Arial" w:hAnsi="Arial" w:cs="Arial"/>
         </w:rPr>
       </w:pPr>
-      <w:del w:id="72" w:author="Linh Dang" w:date="2026-06-03T14:01:30Z">
+      <w:del w:id="82" w:author="Linh Dang" w:date="2026-06-03T14:01:30Z">
         <w:r>
           <w:rPr>
             <w:rFonts w:cs="Arial" w:ascii="Arial" w:hAnsi="Arial"/>
@@ -1874,7 +1992,7 @@
           <w:delText>In total, … different species were identified in all NCTs. To</w:delText>
         </w:r>
       </w:del>
-      <w:ins w:id="73" w:author="Linh Dang" w:date="2026-06-03T14:01:32Z">
+      <w:ins w:id="83" w:author="Linh Dang" w:date="2026-06-03T14:01:32Z">
         <w:r>
           <w:rPr>
             <w:rFonts w:cs="Arial" w:ascii="Arial" w:hAnsi="Arial"/>
@@ -1985,7 +2103,7 @@
         </w:rPr>
         <w:t xml:space="preserve">, were </w:t>
       </w:r>
-      <w:del w:id="74" w:author="Linh Dang" w:date="2026-06-03T15:46:39Z">
+      <w:del w:id="84" w:author="Linh Dang" w:date="2026-06-03T15:46:39Z">
         <w:r>
           <w:rPr>
             <w:rFonts w:cs="Arial" w:ascii="Arial" w:hAnsi="Arial"/>
@@ -1999,7 +2117,7 @@
         </w:rPr>
         <w:t xml:space="preserve"> high prevalent </w:t>
       </w:r>
-      <w:del w:id="75" w:author="Linh Dang" w:date="2026-06-03T15:46:45Z">
+      <w:del w:id="85" w:author="Linh Dang" w:date="2026-06-03T15:46:45Z">
         <w:r>
           <w:rPr>
             <w:rFonts w:cs="Arial" w:ascii="Arial" w:hAnsi="Arial"/>
@@ -2013,7 +2131,7 @@
         </w:rPr>
         <w:t xml:space="preserve"> </w:t>
       </w:r>
-      <w:del w:id="76" w:author="Linh Dang" w:date="2026-06-03T15:46:53Z">
+      <w:del w:id="86" w:author="Linh Dang" w:date="2026-06-03T15:46:53Z">
         <w:r>
           <w:rPr>
             <w:rFonts w:cs="Arial" w:ascii="Arial" w:hAnsi="Arial"/>
@@ -2021,7 +2139,7 @@
           <w:delText>high</w:delText>
         </w:r>
       </w:del>
-      <w:ins w:id="77" w:author="Linh Dang" w:date="2026-06-03T15:46:55Z">
+      <w:ins w:id="87" w:author="Linh Dang" w:date="2026-06-03T15:46:55Z">
         <w:r>
           <w:rPr>
             <w:rFonts w:cs="Arial" w:ascii="Arial" w:hAnsi="Arial"/>
@@ -2039,7 +2157,7 @@
         <w:rPr/>
         <w:commentReference w:id="19"/>
       </w:r>
-      <w:ins w:id="78" w:author="Linh Dang" w:date="2026-06-03T15:48:43Z">
+      <w:ins w:id="88" w:author="Linh Dang" w:date="2026-06-03T15:48:43Z">
         <w:r>
           <w:rPr/>
           <w:commentReference w:id="20"/>
@@ -2075,7 +2193,7 @@
         <w:rPr/>
         <w:commentReference w:id="22"/>
       </w:r>
-      <w:ins w:id="79" w:author="Linh Dang" w:date="2026-06-03T15:49:17Z">
+      <w:ins w:id="89" w:author="Linh Dang" w:date="2026-06-03T15:49:17Z">
         <w:r>
           <w:rPr/>
           <w:commentReference w:id="23"/>
@@ -2129,7 +2247,7 @@
           <w:rFonts w:ascii="Arial" w:hAnsi="Arial" w:cs="Arial"/>
         </w:rPr>
       </w:pPr>
-      <w:del w:id="80" w:author="Linh Dang" w:date="2026-06-16T13:20:04Z">
+      <w:del w:id="90" w:author="Linh Dang" w:date="2026-06-16T13:20:04Z">
         <w:r>
           <w:rPr>
             <w:rFonts w:cs="Arial" w:ascii="Arial" w:hAnsi="Arial"/>
@@ -2137,7 +2255,7 @@
           <w:delText xml:space="preserve">Following the correction for batch effects, differential abundance analysis (DAA) among control types revealed several taxa specifically enriched in paraffin controls (taxa </w:delText>
         </w:r>
       </w:del>
-      <w:del w:id="81" w:author="Linh Dang" w:date="2026-06-16T13:20:04Z">
+      <w:del w:id="91" w:author="Linh Dang" w:date="2026-06-16T13:20:04Z">
         <w:r>
           <w:rPr>
             <w:rFonts w:cs="Arial" w:ascii="Arial" w:hAnsi="Arial"/>
@@ -2147,7 +2265,7 @@
           <w:delText>XXX</w:delText>
         </w:r>
       </w:del>
-      <w:del w:id="82" w:author="Linh Dang" w:date="2026-06-16T13:20:04Z">
+      <w:del w:id="92" w:author="Linh Dang" w:date="2026-06-16T13:20:04Z">
         <w:r>
           <w:rPr>
             <w:rFonts w:cs="Arial" w:ascii="Arial" w:hAnsi="Arial"/>
@@ -2155,7 +2273,7 @@
           <w:delText xml:space="preserve"> from the analyses, Figure 1.</w:delText>
         </w:r>
       </w:del>
-      <w:del w:id="83" w:author="Linh Dang" w:date="2026-06-04T13:29:52Z">
+      <w:del w:id="93" w:author="Linh Dang" w:date="2026-06-04T13:29:52Z">
         <w:r>
           <w:rPr>
             <w:rFonts w:cs="Arial" w:ascii="Arial" w:hAnsi="Arial"/>
@@ -2163,7 +2281,7 @@
           <w:delText>6</w:delText>
         </w:r>
       </w:del>
-      <w:del w:id="84" w:author="Linh Dang" w:date="2026-06-16T13:20:04Z">
+      <w:del w:id="94" w:author="Linh Dang" w:date="2026-06-16T13:20:04Z">
         <w:r>
           <w:rPr>
             <w:rFonts w:cs="Arial" w:ascii="Arial" w:hAnsi="Arial"/>
@@ -2171,7 +2289,7 @@
           <w:delText>),</w:delText>
         </w:r>
       </w:del>
-      <w:del w:id="85" w:author="Linh Dang" w:date="2026-06-16T13:20:04Z">
+      <w:del w:id="95" w:author="Linh Dang" w:date="2026-06-16T13:20:04Z">
         <w:r>
           <w:rPr>
             <w:rFonts w:cs="Arial" w:ascii="Arial" w:hAnsi="Arial"/>
@@ -2179,7 +2297,7 @@
           <w:commentReference w:id="25"/>
         </w:r>
       </w:del>
-      <w:del w:id="86" w:author="Linh Dang" w:date="2026-06-16T13:20:04Z">
+      <w:del w:id="96" w:author="Linh Dang" w:date="2026-06-16T13:20:04Z">
         <w:r>
           <w:rPr>
             <w:rFonts w:cs="Arial" w:ascii="Arial" w:hAnsi="Arial"/>
@@ -2187,7 +2305,7 @@
           <w:delText xml:space="preserve"> </w:delText>
         </w:r>
       </w:del>
-      <w:del w:id="87" w:author="Linh Dang" w:date="2026-06-16T13:20:04Z">
+      <w:del w:id="97" w:author="Linh Dang" w:date="2026-06-16T13:20:04Z">
         <w:r>
           <w:rPr>
             <w:rFonts w:cs="Arial" w:ascii="Arial" w:hAnsi="Arial"/>
@@ -2195,7 +2313,7 @@
           <w:commentReference w:id="26"/>
         </w:r>
       </w:del>
-      <w:del w:id="88" w:author="Linh Dang" w:date="2026-06-16T13:20:04Z">
+      <w:del w:id="98" w:author="Linh Dang" w:date="2026-06-16T13:20:04Z">
         <w:r>
           <w:rPr>
             <w:rFonts w:cs="Arial" w:ascii="Arial" w:hAnsi="Arial"/>
@@ -2211,10 +2329,10 @@
         <w:jc w:val="both"/>
         <w:rPr>
           <w:rFonts w:ascii="Arial" w:hAnsi="Arial" w:cs="Arial"/>
-          <w:ins w:id="91" w:author="Linh Dang" w:date="2026-06-11T05:29:08Z"/>
-        </w:rPr>
-      </w:pPr>
-      <w:del w:id="89" w:author="Linh Dang" w:date="2026-06-11T05:29:00Z">
+          <w:ins w:id="101" w:author="Linh Dang" w:date="2026-06-11T05:29:08Z"/>
+        </w:rPr>
+      </w:pPr>
+      <w:del w:id="99" w:author="Linh Dang" w:date="2026-06-11T05:29:00Z">
         <w:r>
           <w:rPr>
             <w:rFonts w:cs="Arial" w:ascii="Arial" w:hAnsi="Arial"/>
@@ -2222,7 +2340,7 @@
           <w:delText>Need elaborations</w:delText>
         </w:r>
       </w:del>
-      <w:ins w:id="90" w:author="Linh Dang" w:date="2026-06-11T05:29:08Z">
+      <w:ins w:id="100" w:author="Linh Dang" w:date="2026-06-11T05:29:08Z">
         <w:r>
           <w:rPr>
             <w:rFonts w:cs="Arial" w:ascii="Arial" w:hAnsi="Arial"/>
@@ -2240,7 +2358,7 @@
           <w:rFonts w:ascii="Arial" w:hAnsi="Arial" w:cs="Arial"/>
         </w:rPr>
       </w:pPr>
-      <w:ins w:id="92" w:author="Linh Dang" w:date="2026-06-11T05:35:48Z">
+      <w:ins w:id="102" w:author="Linh Dang" w:date="2026-06-11T05:35:48Z">
         <w:r>
           <w:rPr>
             <w:rFonts w:cs="Arial" w:ascii="Arial" w:hAnsi="Arial"/>
@@ -2248,7 +2366,7 @@
           <w:t xml:space="preserve">We applied The MaAslin2 R package for differential abundant analyses with respect to negative control types, as shown in Figure 1.E. </w:t>
         </w:r>
       </w:ins>
-      <w:ins w:id="93" w:author="Linh Dang" w:date="2026-06-11T05:35:48Z">
+      <w:ins w:id="103" w:author="Linh Dang" w:date="2026-06-11T05:35:48Z">
         <w:r>
           <w:rPr>
             <w:rFonts w:eastAsia="Aptos" w:cs="Arial" w:ascii="Arial" w:hAnsi="Arial" w:eastAsiaTheme="minorHAnsi"/>
@@ -2261,7 +2379,7 @@
           <w:t>Notably</w:t>
         </w:r>
       </w:ins>
-      <w:ins w:id="94" w:author="Linh Dang" w:date="2026-06-11T05:35:48Z">
+      <w:ins w:id="104" w:author="Linh Dang" w:date="2026-06-11T05:35:48Z">
         <w:r>
           <w:rPr>
             <w:rFonts w:cs="Arial" w:ascii="Arial" w:hAnsi="Arial"/>
@@ -2269,7 +2387,7 @@
           <w:t>,</w:t>
         </w:r>
       </w:ins>
-      <w:ins w:id="95" w:author="Linh Dang" w:date="2026-06-11T05:44:47Z">
+      <w:ins w:id="105" w:author="Linh Dang" w:date="2026-06-11T05:44:47Z">
         <w:r>
           <w:rPr>
             <w:rFonts w:cs="Arial" w:ascii="Arial" w:hAnsi="Arial"/>
@@ -2277,7 +2395,7 @@
           <w:t xml:space="preserve"> </w:t>
         </w:r>
       </w:ins>
-      <w:ins w:id="96" w:author="Linh Dang" w:date="2026-06-11T05:48:17Z">
+      <w:ins w:id="106" w:author="Linh Dang" w:date="2026-06-11T05:48:17Z">
         <w:r>
           <w:rPr>
             <w:rFonts w:cs="Arial" w:ascii="Arial" w:hAnsi="Arial"/>
@@ -2285,7 +2403,7 @@
           <w:t xml:space="preserve">we </w:t>
         </w:r>
       </w:ins>
-      <w:ins w:id="97" w:author="Linh Dang" w:date="2026-06-11T05:50:10Z">
+      <w:ins w:id="107" w:author="Linh Dang" w:date="2026-06-11T05:50:10Z">
         <w:r>
           <w:rPr>
             <w:rFonts w:cs="Arial" w:ascii="Arial" w:hAnsi="Arial"/>
@@ -2293,7 +2411,7 @@
           <w:t xml:space="preserve">also add </w:t>
         </w:r>
       </w:ins>
-      <w:ins w:id="98" w:author="Linh Dang" w:date="2026-06-11T05:50:10Z">
+      <w:ins w:id="108" w:author="Linh Dang" w:date="2026-06-11T05:50:10Z">
         <w:r>
           <w:rPr>
             <w:rFonts w:eastAsia="Aptos" w:cs="Arial" w:ascii="Arial" w:hAnsi="Arial" w:eastAsiaTheme="minorHAnsi"/>
@@ -2306,7 +2424,7 @@
           <w:t>laboratory</w:t>
         </w:r>
       </w:ins>
-      <w:ins w:id="99" w:author="Linh Dang" w:date="2026-06-11T05:50:10Z">
+      <w:ins w:id="109" w:author="Linh Dang" w:date="2026-06-11T05:50:10Z">
         <w:r>
           <w:rPr>
             <w:rFonts w:cs="Arial" w:ascii="Arial" w:hAnsi="Arial"/>
@@ -2314,7 +2432,7 @@
           <w:t xml:space="preserve"> </w:t>
         </w:r>
       </w:ins>
-      <w:ins w:id="100" w:author="Linh Dang" w:date="2026-06-11T05:50:10Z">
+      <w:ins w:id="110" w:author="Linh Dang" w:date="2026-06-11T05:50:10Z">
         <w:r>
           <w:rPr>
             <w:rFonts w:eastAsia="Aptos" w:cs="Arial" w:ascii="Arial" w:hAnsi="Arial" w:eastAsiaTheme="minorHAnsi"/>
@@ -2327,7 +2445,7 @@
           <w:t>personnel</w:t>
         </w:r>
       </w:ins>
-      <w:ins w:id="101" w:author="Linh Dang" w:date="2026-06-11T05:50:10Z">
+      <w:ins w:id="111" w:author="Linh Dang" w:date="2026-06-11T05:50:10Z">
         <w:r>
           <w:rPr>
             <w:rFonts w:cs="Arial" w:ascii="Arial" w:hAnsi="Arial"/>
@@ -2335,7 +2453,7 @@
           <w:t xml:space="preserve"> as a covariate</w:t>
         </w:r>
       </w:ins>
-      <w:ins w:id="102" w:author="Linh Dang" w:date="2026-06-11T05:51:15Z">
+      <w:ins w:id="112" w:author="Linh Dang" w:date="2026-06-11T05:51:15Z">
         <w:r>
           <w:rPr>
             <w:rFonts w:cs="Arial" w:ascii="Arial" w:hAnsi="Arial"/>
@@ -2343,7 +2461,7 @@
           <w:t xml:space="preserve"> to the </w:t>
         </w:r>
       </w:ins>
-      <w:ins w:id="103" w:author="Linh Dang" w:date="2026-06-11T05:52:23Z">
+      <w:ins w:id="113" w:author="Linh Dang" w:date="2026-06-11T05:52:23Z">
         <w:r>
           <w:rPr>
             <w:rFonts w:cs="Arial" w:ascii="Arial" w:hAnsi="Arial"/>
@@ -2351,7 +2469,7 @@
           <w:t xml:space="preserve">model </w:t>
         </w:r>
       </w:ins>
-      <w:ins w:id="104" w:author="Linh Dang" w:date="2026-06-11T06:00:11Z">
+      <w:ins w:id="114" w:author="Linh Dang" w:date="2026-06-11T06:00:11Z">
         <w:r>
           <w:rPr>
             <w:rFonts w:cs="Arial" w:ascii="Arial" w:hAnsi="Arial"/>
@@ -2359,7 +2477,7 @@
           <w:t xml:space="preserve">to accounting for its batch effect. The analyses show </w:t>
         </w:r>
       </w:ins>
-      <w:ins w:id="105" w:author="Linh Dang" w:date="2026-06-11T06:04:35Z">
+      <w:ins w:id="115" w:author="Linh Dang" w:date="2026-06-11T06:04:35Z">
         <w:r>
           <w:rPr>
             <w:rFonts w:cs="Arial" w:ascii="Arial" w:hAnsi="Arial"/>
@@ -2367,7 +2485,7 @@
           <w:t>that the abundance of many sp</w:t>
         </w:r>
       </w:ins>
-      <w:ins w:id="106" w:author="Linh Dang" w:date="2026-06-11T06:05:36Z">
+      <w:ins w:id="116" w:author="Linh Dang" w:date="2026-06-11T06:05:36Z">
         <w:r>
           <w:rPr>
             <w:rFonts w:cs="Arial" w:ascii="Arial" w:hAnsi="Arial"/>
@@ -2375,7 +2493,7 @@
           <w:t xml:space="preserve">ecies from </w:t>
         </w:r>
       </w:ins>
-      <w:ins w:id="107" w:author="Linh Dang" w:date="2026-06-11T06:05:36Z">
+      <w:ins w:id="117" w:author="Linh Dang" w:date="2026-06-11T06:05:36Z">
         <w:r>
           <w:rPr>
             <w:rFonts w:cs="Arial" w:ascii="Arial" w:hAnsi="Arial"/>
@@ -2385,7 +2503,7 @@
           <w:t>Burkholderia</w:t>
         </w:r>
       </w:ins>
-      <w:ins w:id="108" w:author="Linh Dang" w:date="2026-06-11T06:05:36Z">
+      <w:ins w:id="118" w:author="Linh Dang" w:date="2026-06-11T06:05:36Z">
         <w:r>
           <w:rPr>
             <w:rFonts w:cs="Arial" w:ascii="Arial" w:hAnsi="Arial"/>
@@ -2393,7 +2511,7 @@
           <w:t xml:space="preserve"> are enriched in buffer control compared to</w:t>
         </w:r>
       </w:ins>
-      <w:ins w:id="109" w:author="Linh Dang" w:date="2026-06-11T06:06:37Z">
+      <w:ins w:id="119" w:author="Linh Dang" w:date="2026-06-11T06:06:37Z">
         <w:r>
           <w:rPr>
             <w:rFonts w:cs="Arial" w:ascii="Arial" w:hAnsi="Arial"/>
@@ -2401,7 +2519,7 @@
           <w:t xml:space="preserve"> PCR control, while</w:t>
         </w:r>
       </w:ins>
-      <w:ins w:id="110" w:author="Linh Dang" w:date="2026-06-11T06:08:35Z">
+      <w:ins w:id="120" w:author="Linh Dang" w:date="2026-06-11T06:08:35Z">
         <w:r>
           <w:rPr>
             <w:rFonts w:cs="Arial" w:ascii="Arial" w:hAnsi="Arial"/>
@@ -2409,7 +2527,7 @@
           <w:t xml:space="preserve"> in paraffin controls species from Sphingomonas</w:t>
         </w:r>
       </w:ins>
-      <w:ins w:id="111" w:author="Linh Dang" w:date="2026-06-11T06:09:42Z">
+      <w:ins w:id="121" w:author="Linh Dang" w:date="2026-06-11T06:09:42Z">
         <w:r>
           <w:rPr>
             <w:rFonts w:cs="Arial" w:ascii="Arial" w:hAnsi="Arial"/>
@@ -2627,7 +2745,7 @@
         </w:tc>
         <w:tc>
           <w:tcPr>
-            <w:cellIns w:id="112" w:author="Unknown Author" w:date="2026-05-29T09:59:51Z"/>
+            <w:cellIns w:id="122" w:author="Unknown Author" w:date="2026-05-29T09:59:51Z"/>
             <w:tcW w:w="1350" w:type="dxa"/>
             <w:tcBorders>
               <w:bottom w:val="single" w:sz="6" w:space="0" w:color="000000"/>
@@ -2645,7 +2763,7 @@
                 <w:rFonts w:ascii="Arial" w:hAnsi="Arial" w:eastAsia="Aptos" w:cs="Arial"/>
               </w:rPr>
             </w:pPr>
-            <w:ins w:id="113" w:author="Unknown Author" w:date="2026-05-29T09:59:51Z">
+            <w:ins w:id="123" w:author="Unknown Author" w:date="2026-05-29T09:59:51Z">
               <w:r>
                 <w:rPr>
                   <w:rFonts w:eastAsia="Aptos" w:cs="Arial" w:ascii="Arial" w:hAnsi="Arial"/>
@@ -2657,7 +2775,7 @@
                 <w:t>‍</w:t>
               </w:r>
             </w:ins>
-            <w:ins w:id="114" w:author="Unknown Author" w:date="2026-05-29T09:59:51Z">
+            <w:ins w:id="124" w:author="Unknown Author" w:date="2026-05-29T09:59:51Z">
               <w:r>
                 <w:rPr>
                   <w:rFonts w:eastAsia="Aptos" w:cs="Arial" w:ascii="Arial" w:hAnsi="Arial"/>
@@ -2728,7 +2846,7 @@
               </w:rPr>
               <w:t>2</w:t>
             </w:r>
-            <w:ins w:id="115" w:author="Unknown Author" w:date="2026-05-29T10:03:40Z">
+            <w:ins w:id="125" w:author="Unknown Author" w:date="2026-05-29T10:03:40Z">
               <w:r>
                 <w:rPr>
                   <w:rFonts w:eastAsia="Aptos" w:cs="Arial" w:ascii="Arial" w:hAnsi="Arial"/>
@@ -2740,7 +2858,7 @@
                 <w:t>6</w:t>
               </w:r>
             </w:ins>
-            <w:del w:id="116" w:author="Unknown Author" w:date="2026-05-29T10:03:40Z">
+            <w:del w:id="126" w:author="Unknown Author" w:date="2026-05-29T10:03:40Z">
               <w:r>
                 <w:rPr>
                   <w:rFonts w:eastAsia="Aptos" w:cs="Arial" w:ascii="Arial" w:hAnsi="Arial"/>
@@ -2780,7 +2898,7 @@
               </w:rPr>
               <w:t>6</w:t>
             </w:r>
-            <w:ins w:id="117" w:author="Unknown Author" w:date="2026-05-29T10:04:07Z">
+            <w:ins w:id="127" w:author="Unknown Author" w:date="2026-05-29T10:04:07Z">
               <w:r>
                 <w:rPr>
                   <w:rFonts w:eastAsia="Aptos" w:cs="Arial" w:ascii="Arial" w:hAnsi="Arial"/>
@@ -2792,7 +2910,7 @@
                 <w:t>7</w:t>
               </w:r>
             </w:ins>
-            <w:del w:id="118" w:author="Unknown Author" w:date="2026-05-29T10:04:06Z">
+            <w:del w:id="128" w:author="Unknown Author" w:date="2026-05-29T10:04:06Z">
               <w:r>
                 <w:rPr>
                   <w:rFonts w:eastAsia="Aptos" w:cs="Arial" w:ascii="Arial" w:hAnsi="Arial"/>
@@ -2822,7 +2940,7 @@
                 <w:rFonts w:ascii="Arial" w:hAnsi="Arial" w:eastAsia="Aptos" w:cs="Arial"/>
               </w:rPr>
             </w:pPr>
-            <w:ins w:id="119" w:author="Unknown Author" w:date="2026-05-29T10:04:30Z">
+            <w:ins w:id="129" w:author="Unknown Author" w:date="2026-05-29T10:04:30Z">
               <w:r>
                 <w:rPr>
                   <w:rFonts w:eastAsia="Aptos" w:cs="Arial" w:ascii="Arial" w:hAnsi="Arial"/>
@@ -2834,7 +2952,7 @@
                 <w:t>17</w:t>
               </w:r>
             </w:ins>
-            <w:del w:id="120" w:author="Unknown Author" w:date="2026-05-29T10:04:30Z">
+            <w:del w:id="130" w:author="Unknown Author" w:date="2026-05-29T10:04:30Z">
               <w:r>
                 <w:rPr>
                   <w:rFonts w:eastAsia="Aptos" w:cs="Arial" w:ascii="Arial" w:hAnsi="Arial"/>
@@ -2864,7 +2982,7 @@
                 <w:rFonts w:ascii="Arial" w:hAnsi="Arial" w:eastAsia="Aptos" w:cs="Arial"/>
               </w:rPr>
             </w:pPr>
-            <w:ins w:id="121" w:author="Unknown Author" w:date="2026-05-29T10:04:57Z">
+            <w:ins w:id="131" w:author="Unknown Author" w:date="2026-05-29T10:04:57Z">
               <w:r>
                 <w:rPr>
                   <w:rFonts w:eastAsia="Aptos" w:cs="Arial" w:ascii="Arial" w:hAnsi="Arial"/>
@@ -2876,7 +2994,7 @@
                 <w:t>38</w:t>
               </w:r>
             </w:ins>
-            <w:del w:id="122" w:author="Unknown Author" w:date="2026-05-29T10:04:56Z">
+            <w:del w:id="132" w:author="Unknown Author" w:date="2026-05-29T10:04:56Z">
               <w:r>
                 <w:rPr>
                   <w:rFonts w:eastAsia="Aptos" w:cs="Arial" w:ascii="Arial" w:hAnsi="Arial"/>
@@ -2892,7 +3010,7 @@
         </w:tc>
         <w:tc>
           <w:tcPr>
-            <w:cellIns w:id="123" w:author="Unknown Author" w:date="2026-05-29T09:59:51Z"/>
+            <w:cellIns w:id="133" w:author="Unknown Author" w:date="2026-05-29T09:59:51Z"/>
             <w:tcW w:w="1350" w:type="dxa"/>
             <w:tcBorders/>
           </w:tcPr>
@@ -2907,7 +3025,7 @@
                 <w:rFonts w:ascii="Arial" w:hAnsi="Arial" w:eastAsia="Aptos" w:cs="Arial"/>
               </w:rPr>
             </w:pPr>
-            <w:ins w:id="124" w:author="Unknown Author" w:date="2026-05-29T09:59:51Z">
+            <w:ins w:id="134" w:author="Unknown Author" w:date="2026-05-29T09:59:51Z">
               <w:r>
                 <w:rPr>
                   <w:rFonts w:eastAsia="Aptos" w:cs="Arial" w:ascii="Arial" w:hAnsi="Arial"/>
@@ -2919,7 +3037,7 @@
                 <w:t>‍</w:t>
               </w:r>
             </w:ins>
-            <w:ins w:id="125" w:author="Unknown Author" w:date="2026-05-29T10:03:06Z">
+            <w:ins w:id="135" w:author="Unknown Author" w:date="2026-05-29T10:03:06Z">
               <w:r>
                 <w:rPr>
                   <w:rFonts w:eastAsia="Aptos" w:cs="Arial" w:ascii="Arial" w:hAnsi="Arial"/>
@@ -2980,7 +3098,7 @@
                 <w:rFonts w:ascii="Arial" w:hAnsi="Arial" w:eastAsia="Aptos" w:cs="Arial"/>
               </w:rPr>
             </w:pPr>
-            <w:ins w:id="126" w:author="Unknown Author" w:date="2026-05-29T10:03:44Z">
+            <w:ins w:id="136" w:author="Unknown Author" w:date="2026-05-29T10:03:44Z">
               <w:r>
                 <w:rPr>
                   <w:rFonts w:eastAsia="Aptos" w:cs="Arial" w:ascii="Arial" w:hAnsi="Arial"/>
@@ -2992,7 +3110,7 @@
                 <w:t>2</w:t>
               </w:r>
             </w:ins>
-            <w:del w:id="127" w:author="Unknown Author" w:date="2026-05-29T10:03:44Z">
+            <w:del w:id="137" w:author="Unknown Author" w:date="2026-05-29T10:03:44Z">
               <w:r>
                 <w:rPr>
                   <w:rFonts w:eastAsia="Aptos" w:cs="Arial" w:ascii="Arial" w:hAnsi="Arial"/>
@@ -3032,7 +3150,7 @@
               </w:rPr>
               <w:t>5</w:t>
             </w:r>
-            <w:ins w:id="128" w:author="Unknown Author" w:date="2026-05-29T10:04:11Z">
+            <w:ins w:id="138" w:author="Unknown Author" w:date="2026-05-29T10:04:11Z">
               <w:r>
                 <w:rPr>
                   <w:rFonts w:eastAsia="Aptos" w:cs="Arial" w:ascii="Arial" w:hAnsi="Arial"/>
@@ -3044,7 +3162,7 @@
                 <w:t>6</w:t>
               </w:r>
             </w:ins>
-            <w:del w:id="129" w:author="Unknown Author" w:date="2026-05-29T10:04:11Z">
+            <w:del w:id="139" w:author="Unknown Author" w:date="2026-05-29T10:04:11Z">
               <w:r>
                 <w:rPr>
                   <w:rFonts w:eastAsia="Aptos" w:cs="Arial" w:ascii="Arial" w:hAnsi="Arial"/>
@@ -3074,7 +3192,7 @@
                 <w:rFonts w:ascii="Arial" w:hAnsi="Arial" w:eastAsia="Aptos" w:cs="Arial"/>
               </w:rPr>
             </w:pPr>
-            <w:ins w:id="130" w:author="Unknown Author" w:date="2026-05-29T10:04:35Z">
+            <w:ins w:id="140" w:author="Unknown Author" w:date="2026-05-29T10:04:35Z">
               <w:r>
                 <w:rPr>
                   <w:rFonts w:eastAsia="Aptos" w:cs="Arial" w:ascii="Arial" w:hAnsi="Arial"/>
@@ -3086,7 +3204,7 @@
                 <w:t>9</w:t>
               </w:r>
             </w:ins>
-            <w:del w:id="131" w:author="Unknown Author" w:date="2026-05-29T10:04:34Z">
+            <w:del w:id="141" w:author="Unknown Author" w:date="2026-05-29T10:04:34Z">
               <w:r>
                 <w:rPr>
                   <w:rFonts w:eastAsia="Aptos" w:cs="Arial" w:ascii="Arial" w:hAnsi="Arial"/>
@@ -3126,7 +3244,7 @@
               </w:rPr>
               <w:t>1</w:t>
             </w:r>
-            <w:del w:id="132" w:author="Unknown Author" w:date="2026-05-29T10:05:01Z">
+            <w:del w:id="142" w:author="Unknown Author" w:date="2026-05-29T10:05:01Z">
               <w:r>
                 <w:rPr>
                   <w:rFonts w:eastAsia="Aptos" w:cs="Arial" w:ascii="Arial" w:hAnsi="Arial"/>
@@ -3142,7 +3260,7 @@
         </w:tc>
         <w:tc>
           <w:tcPr>
-            <w:cellIns w:id="133" w:author="Unknown Author" w:date="2026-05-29T09:59:51Z"/>
+            <w:cellIns w:id="143" w:author="Unknown Author" w:date="2026-05-29T09:59:51Z"/>
             <w:tcW w:w="1350" w:type="dxa"/>
             <w:tcBorders/>
           </w:tcPr>
@@ -3157,7 +3275,7 @@
                 <w:rFonts w:ascii="Arial" w:hAnsi="Arial" w:eastAsia="Aptos" w:cs="Arial"/>
               </w:rPr>
             </w:pPr>
-            <w:ins w:id="134" w:author="Unknown Author" w:date="2026-05-29T09:59:51Z">
+            <w:ins w:id="144" w:author="Unknown Author" w:date="2026-05-29T09:59:51Z">
               <w:r>
                 <w:rPr>
                   <w:rFonts w:eastAsia="Aptos" w:cs="Arial" w:ascii="Arial" w:hAnsi="Arial"/>
@@ -3169,7 +3287,7 @@
                 <w:t>‍</w:t>
               </w:r>
             </w:ins>
-            <w:ins w:id="135" w:author="Unknown Author" w:date="2026-05-29T10:03:14Z">
+            <w:ins w:id="145" w:author="Unknown Author" w:date="2026-05-29T10:03:14Z">
               <w:r>
                 <w:rPr>
                   <w:rFonts w:eastAsia="Aptos" w:cs="Arial" w:ascii="Arial" w:hAnsi="Arial"/>
@@ -3258,7 +3376,7 @@
                 <w:rFonts w:ascii="Arial" w:hAnsi="Arial" w:eastAsia="Aptos" w:cs="Arial"/>
               </w:rPr>
             </w:pPr>
-            <w:ins w:id="136" w:author="Unknown Author" w:date="2026-05-29T10:04:16Z">
+            <w:ins w:id="146" w:author="Unknown Author" w:date="2026-05-29T10:04:16Z">
               <w:r>
                 <w:rPr>
                   <w:rFonts w:eastAsia="Aptos" w:cs="Arial" w:ascii="Arial" w:hAnsi="Arial"/>
@@ -3270,7 +3388,7 @@
                 <w:t>4</w:t>
               </w:r>
             </w:ins>
-            <w:del w:id="137" w:author="Unknown Author" w:date="2026-05-29T10:04:15Z">
+            <w:del w:id="147" w:author="Unknown Author" w:date="2026-05-29T10:04:15Z">
               <w:r>
                 <w:rPr>
                   <w:rFonts w:eastAsia="Aptos" w:cs="Arial" w:ascii="Arial" w:hAnsi="Arial"/>
@@ -3300,7 +3418,7 @@
                 <w:rFonts w:ascii="Arial" w:hAnsi="Arial" w:eastAsia="Aptos" w:cs="Arial"/>
               </w:rPr>
             </w:pPr>
-            <w:ins w:id="138" w:author="Unknown Author" w:date="2026-05-29T10:04:40Z">
+            <w:ins w:id="148" w:author="Unknown Author" w:date="2026-05-29T10:04:40Z">
               <w:r>
                 <w:rPr>
                   <w:rFonts w:eastAsia="Aptos" w:cs="Arial" w:ascii="Arial" w:hAnsi="Arial"/>
@@ -3312,7 +3430,7 @@
                 <w:t>4</w:t>
               </w:r>
             </w:ins>
-            <w:del w:id="139" w:author="Unknown Author" w:date="2026-05-29T10:04:40Z">
+            <w:del w:id="149" w:author="Unknown Author" w:date="2026-05-29T10:04:40Z">
               <w:r>
                 <w:rPr>
                   <w:rFonts w:eastAsia="Aptos" w:cs="Arial" w:ascii="Arial" w:hAnsi="Arial"/>
@@ -3342,7 +3460,7 @@
                 <w:rFonts w:ascii="Arial" w:hAnsi="Arial" w:eastAsia="Aptos" w:cs="Arial"/>
               </w:rPr>
             </w:pPr>
-            <w:ins w:id="140" w:author="Unknown Author" w:date="2026-05-29T10:05:05Z">
+            <w:ins w:id="150" w:author="Unknown Author" w:date="2026-05-29T10:05:05Z">
               <w:r>
                 <w:rPr>
                   <w:rFonts w:eastAsia="Aptos" w:cs="Arial" w:ascii="Arial" w:hAnsi="Arial"/>
@@ -3354,7 +3472,7 @@
                 <w:t>8</w:t>
               </w:r>
             </w:ins>
-            <w:del w:id="141" w:author="Unknown Author" w:date="2026-05-29T10:05:05Z">
+            <w:del w:id="151" w:author="Unknown Author" w:date="2026-05-29T10:05:05Z">
               <w:r>
                 <w:rPr>
                   <w:rFonts w:eastAsia="Aptos" w:cs="Arial" w:ascii="Arial" w:hAnsi="Arial"/>
@@ -3370,7 +3488,7 @@
         </w:tc>
         <w:tc>
           <w:tcPr>
-            <w:cellIns w:id="142" w:author="Unknown Author" w:date="2026-05-29T09:59:51Z"/>
+            <w:cellIns w:id="152" w:author="Unknown Author" w:date="2026-05-29T09:59:51Z"/>
             <w:tcW w:w="1350" w:type="dxa"/>
             <w:tcBorders/>
           </w:tcPr>
@@ -3385,7 +3503,7 @@
                 <w:rFonts w:ascii="Arial" w:hAnsi="Arial" w:eastAsia="Aptos" w:cs="Arial"/>
               </w:rPr>
             </w:pPr>
-            <w:ins w:id="143" w:author="Unknown Author" w:date="2026-05-29T09:59:51Z">
+            <w:ins w:id="153" w:author="Unknown Author" w:date="2026-05-29T09:59:51Z">
               <w:r>
                 <w:rPr>
                   <w:rFonts w:eastAsia="Aptos" w:cs="Arial" w:ascii="Arial" w:hAnsi="Arial"/>
@@ -3397,7 +3515,7 @@
                 <w:t>‍</w:t>
               </w:r>
             </w:ins>
-            <w:ins w:id="144" w:author="Unknown Author" w:date="2026-05-29T10:03:18Z">
+            <w:ins w:id="154" w:author="Unknown Author" w:date="2026-05-29T10:03:18Z">
               <w:r>
                 <w:rPr>
                   <w:rFonts w:eastAsia="Aptos" w:cs="Arial" w:ascii="Arial" w:hAnsi="Arial"/>
@@ -3519,7 +3637,7 @@
         </w:rPr>
         <w:t>prevalent and abundant oral microbiota in our NCT samples, we further explored the possible batch effect that is introduced by the LP that processed the samples. To this end, two LPs performed DNA extraction, library preparation and sequencing of four sterile water samples, which were equally distributed. The experiment was repeated twice in different environments. First</w:t>
       </w:r>
-      <w:ins w:id="145" w:author="Linh Dang" w:date="2026-06-04T16:26:21Z">
+      <w:ins w:id="155" w:author="Linh Dang" w:date="2026-06-04T16:26:21Z">
         <w:r>
           <w:rPr>
             <w:rFonts w:cs="Arial" w:ascii="Arial" w:hAnsi="Arial"/>
@@ -3561,7 +3679,7 @@
           <w:rFonts w:cs="Arial" w:ascii="Arial" w:hAnsi="Arial"/>
         </w:rPr>
       </w:r>
-      <w:ins w:id="146" w:author="Linh Dang" w:date="2026-06-11T09:33:44Z">
+      <w:ins w:id="156" w:author="Linh Dang" w:date="2026-06-11T09:33:44Z">
         <w:commentRangeEnd w:id="29"/>
         <w:r>
           <w:commentReference w:id="29"/>
@@ -3574,7 +3692,7 @@
       <w:r>
         <w:rPr/>
       </w:r>
-      <w:ins w:id="147" w:author="Linh Dang" w:date="2026-06-11T09:34:00Z">
+      <w:ins w:id="157" w:author="Linh Dang" w:date="2026-06-11T09:34:00Z">
         <w:commentRangeEnd w:id="28"/>
         <w:r>
           <w:commentReference w:id="28"/>
@@ -3590,7 +3708,7 @@
         </w:rPr>
         <w:t>; see Materials and Methods for full protocol). Notably, in univariate analyses alpha diversity analysis revealed no significant difference with respect to environmental condition (</w:t>
       </w:r>
-      <w:ins w:id="148" w:author="Linh Dang" w:date="2026-06-17T15:18:34Z">
+      <w:ins w:id="158" w:author="Linh Dang" w:date="2026-06-17T15:18:34Z">
         <w:r>
           <w:rPr>
             <w:rFonts w:cs="Arial" w:ascii="Arial" w:hAnsi="Arial"/>
@@ -3604,7 +3722,7 @@
         </w:rPr>
         <w:t xml:space="preserve">Observed species: </w:t>
       </w:r>
-      <w:del w:id="149" w:author="Linh Dang" w:date="2026-06-17T15:10:13Z">
+      <w:del w:id="159" w:author="Linh Dang" w:date="2026-06-17T15:10:13Z">
         <w:r>
           <w:rPr>
             <w:rFonts w:cs="Arial" w:ascii="Arial" w:hAnsi="Arial"/>
@@ -3618,7 +3736,7 @@
         </w:rPr>
         <w:t xml:space="preserve"> p = </w:t>
       </w:r>
-      <w:ins w:id="150" w:author="Linh Dang" w:date="2026-06-17T15:19:18Z">
+      <w:ins w:id="160" w:author="Linh Dang" w:date="2026-06-17T15:19:18Z">
         <w:r>
           <w:rPr>
             <w:rFonts w:cs="Arial" w:ascii="Arial" w:hAnsi="Arial"/>
@@ -3632,7 +3750,7 @@
         </w:rPr>
         <w:t>, Shannon</w:t>
       </w:r>
-      <w:ins w:id="151" w:author="Linh Dang" w:date="2026-06-17T15:19:26Z">
+      <w:ins w:id="161" w:author="Linh Dang" w:date="2026-06-17T15:19:26Z">
         <w:r>
           <w:rPr>
             <w:rFonts w:cs="Arial" w:ascii="Arial" w:hAnsi="Arial"/>
@@ -3646,7 +3764,7 @@
         </w:rPr>
         <w:t xml:space="preserve">: </w:t>
       </w:r>
-      <w:del w:id="152" w:author="Linh Dang" w:date="2026-06-17T15:10:18Z">
+      <w:del w:id="162" w:author="Linh Dang" w:date="2026-06-17T15:10:18Z">
         <w:commentRangeStart w:id="32"/>
         <w:r>
           <w:rPr>
@@ -3670,7 +3788,7 @@
         </w:rPr>
         <w:t xml:space="preserve"> p = </w:t>
       </w:r>
-      <w:ins w:id="153" w:author="Linh Dang" w:date="2026-06-17T15:19:41Z">
+      <w:ins w:id="163" w:author="Linh Dang" w:date="2026-06-17T15:19:41Z">
         <w:r>
           <w:rPr>
             <w:rFonts w:cs="Arial" w:ascii="Arial" w:hAnsi="Arial"/>
@@ -3684,7 +3802,7 @@
         </w:rPr>
         <w:t xml:space="preserve">), but  a clear distinction between LPs was observed (Observed species: </w:t>
       </w:r>
-      <w:del w:id="154" w:author="Linh Dang" w:date="2026-06-17T19:24:11Z">
+      <w:del w:id="164" w:author="Linh Dang" w:date="2026-06-17T19:24:11Z">
         <w:r>
           <w:rPr>
             <w:rFonts w:cs="Arial" w:ascii="Arial" w:hAnsi="Arial"/>
@@ -3698,7 +3816,7 @@
         </w:rPr>
         <w:t xml:space="preserve">, p = </w:t>
       </w:r>
-      <w:ins w:id="155" w:author="Linh Dang" w:date="2026-06-17T19:25:56Z">
+      <w:ins w:id="165" w:author="Linh Dang" w:date="2026-06-17T19:25:56Z">
         <w:r>
           <w:rPr>
             <w:rFonts w:cs="Arial" w:ascii="Arial" w:hAnsi="Arial"/>
@@ -3712,7 +3830,7 @@
         </w:rPr>
         <w:t xml:space="preserve">, Shannon: </w:t>
       </w:r>
-      <w:del w:id="156" w:author="Linh Dang" w:date="2026-06-17T19:24:20Z">
+      <w:del w:id="166" w:author="Linh Dang" w:date="2026-06-17T19:24:20Z">
         <w:r>
           <w:rPr>
             <w:rFonts w:cs="Arial" w:ascii="Arial" w:hAnsi="Arial"/>
@@ -3726,7 +3844,7 @@
         </w:rPr>
         <w:t xml:space="preserve">, p </w:t>
       </w:r>
-      <w:ins w:id="157" w:author="Linh Dang" w:date="2026-06-17T19:26:07Z">
+      <w:ins w:id="167" w:author="Linh Dang" w:date="2026-06-17T19:26:07Z">
         <w:r>
           <w:rPr>
             <w:rFonts w:cs="Arial" w:ascii="Arial" w:hAnsi="Arial"/>
@@ -3734,7 +3852,7 @@
           <w:t>&lt; 0.001</w:t>
         </w:r>
       </w:ins>
-      <w:del w:id="158" w:author="Linh Dang" w:date="2026-06-17T19:26:07Z">
+      <w:del w:id="168" w:author="Linh Dang" w:date="2026-06-17T19:26:07Z">
         <w:r>
           <w:rPr>
             <w:rFonts w:cs="Arial" w:ascii="Arial" w:hAnsi="Arial"/>
@@ -3748,7 +3866,7 @@
         </w:rPr>
         <w:t xml:space="preserve"> ,Figure 2.</w:t>
       </w:r>
-      <w:ins w:id="159" w:author="Linh Dang" w:date="2026-06-17T19:25:48Z">
+      <w:ins w:id="169" w:author="Linh Dang" w:date="2026-06-17T19:25:48Z">
         <w:r>
           <w:rPr>
             <w:rFonts w:cs="Arial" w:ascii="Arial" w:hAnsi="Arial"/>
@@ -3756,7 +3874,7 @@
           <w:t>B</w:t>
         </w:r>
       </w:ins>
-      <w:del w:id="160" w:author="Linh Dang" w:date="2026-06-17T19:25:46Z">
+      <w:del w:id="170" w:author="Linh Dang" w:date="2026-06-17T19:25:46Z">
         <w:r>
           <w:rPr>
             <w:rFonts w:cs="Arial" w:ascii="Arial" w:hAnsi="Arial"/>
@@ -3809,7 +3927,7 @@
       <w:r>
         <w:rPr/>
       </w:r>
-      <w:ins w:id="161" w:author="Linh Dang" w:date="2026-06-11T09:50:53Z">
+      <w:ins w:id="171" w:author="Linh Dang" w:date="2026-06-11T09:50:53Z">
         <w:commentRangeEnd w:id="33"/>
         <w:r>
           <w:commentReference w:id="33"/>
@@ -3825,7 +3943,7 @@
         </w:rPr>
         <w:t>), with no significant effect of environmental conditions (p-value = 0.3926; Fig. 2.</w:t>
       </w:r>
-      <w:ins w:id="162" w:author="Linh Dang" w:date="2026-06-17T19:28:38Z">
+      <w:ins w:id="172" w:author="Linh Dang" w:date="2026-06-17T19:28:38Z">
         <w:r>
           <w:rPr>
             <w:rFonts w:cs="Arial" w:ascii="Arial" w:hAnsi="Arial"/>
@@ -3833,7 +3951,7 @@
           <w:t>C</w:t>
         </w:r>
       </w:ins>
-      <w:del w:id="163" w:author="Linh Dang" w:date="2026-06-17T19:28:32Z">
+      <w:del w:id="173" w:author="Linh Dang" w:date="2026-06-17T19:28:32Z">
         <w:r>
           <w:rPr>
             <w:rFonts w:cs="Arial" w:ascii="Arial" w:hAnsi="Arial"/>
@@ -3841,7 +3959,7 @@
           <w:delText>3</w:delText>
         </w:r>
       </w:del>
-      <w:del w:id="164" w:author="Linh Dang" w:date="2026-06-17T19:28:32Z">
+      <w:del w:id="174" w:author="Linh Dang" w:date="2026-06-17T19:28:32Z">
         <w:r>
           <w:rPr>
             <w:rFonts w:cs="Arial" w:ascii="Arial" w:hAnsi="Arial"/>
@@ -3855,7 +3973,7 @@
         </w:rPr>
         <w:t xml:space="preserve">). Notably, </w:t>
       </w:r>
-      <w:ins w:id="165" w:author="Linh Dang" w:date="2026-06-17T19:44:30Z">
+      <w:ins w:id="175" w:author="Linh Dang" w:date="2026-06-17T19:44:30Z">
         <w:r>
           <w:rPr>
             <w:rFonts w:cs="Arial" w:ascii="Arial" w:hAnsi="Arial"/>
@@ -3869,7 +3987,7 @@
         </w:rPr>
         <w:t xml:space="preserve">after adjusting LP as random effect in a </w:t>
       </w:r>
-      <w:del w:id="166" w:author="Linh Dang" w:date="2026-06-17T19:49:23Z">
+      <w:del w:id="176" w:author="Linh Dang" w:date="2026-06-17T19:49:23Z">
         <w:commentRangeStart w:id="36"/>
         <w:r>
           <w:rPr>
@@ -3878,7 +3996,7 @@
           <w:delText>multiple</w:delText>
         </w:r>
       </w:del>
-      <w:ins w:id="167" w:author="Linh Dang" w:date="2026-06-17T19:49:27Z">
+      <w:ins w:id="177" w:author="Linh Dang" w:date="2026-06-17T19:49:27Z">
         <w:r>
           <w:rPr>
             <w:rFonts w:cs="Arial" w:ascii="Arial" w:hAnsi="Arial"/>
@@ -4141,7 +4259,7 @@
         </w:rPr>
         <w:t xml:space="preserve">3. </w:t>
       </w:r>
-      <w:del w:id="168" w:author="Linh Dang" w:date="2026-07-06T12:37:23Z">
+      <w:del w:id="178" w:author="Linh Dang" w:date="2026-07-06T12:37:23Z">
         <w:r>
           <w:rPr>
             <w:rFonts w:cs="Arial" w:ascii="Arial" w:hAnsi="Arial"/>
@@ -4155,23 +4273,15 @@
         </w:rPr>
         <w:t>Decontamination Methods</w:t>
       </w:r>
-      <w:ins w:id="169" w:author="Linh Dang" w:date="2026-07-06T12:37:31Z">
+      <w:ins w:id="179" w:author="Linh Dang" w:date="2026-07-06T12:37:31Z">
         <w:r>
           <w:rPr>
             <w:rFonts w:cs="Arial" w:ascii="Arial" w:hAnsi="Arial"/>
           </w:rPr>
-          <w:t xml:space="preserve"> </w:t>
+          <w:t xml:space="preserve"> with multi-step filtering procedure performs the best</w:t>
         </w:r>
       </w:ins>
-      <w:ins w:id="170" w:author="Linh Dang" w:date="2026-07-06T12:37:31Z">
-        <w:r>
-          <w:rPr>
-            <w:rFonts w:cs="Arial" w:ascii="Arial" w:hAnsi="Arial"/>
-          </w:rPr>
-          <w:t>with multi-step filtering procedure performs the best</w:t>
-        </w:r>
-      </w:ins>
-      <w:ins w:id="171" w:author="Linh Dang" w:date="2026-07-06T12:31:19Z">
+      <w:ins w:id="180" w:author="Linh Dang" w:date="2026-07-06T12:31:19Z">
         <w:r>
           <w:rPr>
             <w:rFonts w:cs="Arial" w:ascii="Arial" w:hAnsi="Arial"/>
@@ -4249,7 +4359,7 @@
           <w:rFonts w:ascii="Arial" w:hAnsi="Arial" w:cs="Arial"/>
         </w:rPr>
       </w:pPr>
-      <w:del w:id="172" w:author="Linh Dang" w:date="2026-07-06T11:06:38Z">
+      <w:del w:id="181" w:author="Linh Dang" w:date="2026-07-06T11:06:38Z">
         <w:r>
           <w:rPr>
             <w:rFonts w:cs="Arial" w:ascii="Arial" w:hAnsi="Arial"/>
@@ -4257,7 +4367,7 @@
           <w:delText>Firstly</w:delText>
         </w:r>
       </w:del>
-      <w:ins w:id="173" w:author="Linh Dang" w:date="2026-07-06T11:06:42Z">
+      <w:ins w:id="182" w:author="Linh Dang" w:date="2026-07-06T11:06:42Z">
         <w:r>
           <w:rPr>
             <w:rFonts w:cs="Arial" w:ascii="Arial" w:hAnsi="Arial"/>
@@ -4271,7 +4381,7 @@
         </w:rPr>
         <w:t xml:space="preserve">, a comparison was made between decontamination data sets </w:t>
       </w:r>
-      <w:del w:id="174" w:author="Linh Dang" w:date="2026-07-06T11:05:43Z">
+      <w:del w:id="183" w:author="Linh Dang" w:date="2026-07-06T11:05:43Z">
         <w:r>
           <w:rPr>
             <w:rFonts w:cs="Arial" w:ascii="Arial" w:hAnsi="Arial"/>
@@ -4279,7 +4389,7 @@
           <w:delText>and the</w:delText>
         </w:r>
       </w:del>
-      <w:ins w:id="175" w:author="Linh Dang" w:date="2026-07-06T11:05:45Z">
+      <w:ins w:id="184" w:author="Linh Dang" w:date="2026-07-06T11:05:45Z">
         <w:r>
           <w:rPr>
             <w:rFonts w:cs="Arial" w:ascii="Arial" w:hAnsi="Arial"/>
@@ -4293,7 +4403,7 @@
         </w:rPr>
         <w:t xml:space="preserve"> longitudinally </w:t>
       </w:r>
-      <w:del w:id="176" w:author="Linh Dang" w:date="2026-07-06T11:06:09Z">
+      <w:del w:id="185" w:author="Linh Dang" w:date="2026-07-06T11:06:09Z">
         <w:r>
           <w:rPr>
             <w:rFonts w:cs="Arial" w:ascii="Arial" w:hAnsi="Arial"/>
@@ -4307,7 +4417,7 @@
         </w:rPr>
         <w:t xml:space="preserve"> contaminant profile. </w:t>
       </w:r>
-      <w:del w:id="177" w:author="Linh Dang" w:date="2026-07-06T11:07:25Z">
+      <w:del w:id="186" w:author="Linh Dang" w:date="2026-07-06T11:07:25Z">
         <w:r>
           <w:rPr>
             <w:rFonts w:cs="Arial" w:ascii="Arial" w:hAnsi="Arial"/>
@@ -4315,7 +4425,7 @@
           <w:delText>Secondly</w:delText>
         </w:r>
       </w:del>
-      <w:ins w:id="178" w:author="Linh Dang" w:date="2026-07-06T11:07:29Z">
+      <w:ins w:id="187" w:author="Linh Dang" w:date="2026-07-06T11:07:29Z">
         <w:r>
           <w:rPr>
             <w:rFonts w:eastAsia="Aptos" w:cs="Arial" w:ascii="Arial" w:hAnsi="Arial" w:eastAsiaTheme="minorHAnsi"/>
@@ -4344,7 +4454,7 @@
           <w:rFonts w:ascii="Arial" w:hAnsi="Arial" w:cs="Arial"/>
         </w:rPr>
       </w:pPr>
-      <w:del w:id="179" w:author="Linh Dang" w:date="2026-07-06T12:42:20Z">
+      <w:del w:id="188" w:author="Linh Dang" w:date="2026-07-06T12:42:20Z">
         <w:r>
           <w:rPr>
             <w:rFonts w:cs="Arial" w:ascii="Arial" w:hAnsi="Arial"/>
@@ -4376,7 +4486,7 @@
         <w:rPr/>
         <w:commentReference w:id="45"/>
       </w:r>
-      <w:ins w:id="180" w:author="Linh Dang" w:date="2026-07-06T10:51:12Z">
+      <w:ins w:id="189" w:author="Linh Dang" w:date="2026-07-06T10:51:12Z">
         <w:r>
           <w:rPr/>
           <w:commentReference w:id="46"/>
@@ -4388,7 +4498,7 @@
         </w:rPr>
         <w:t xml:space="preserve">We leveraged the longitudinally derived contaminant profile from above mentioned experiments as a negative reference for evaluation and defined a composite score comprising two complementary components: yield and purity. First, yield is the proportion of putative significant taxa absent from the NCT survey over the number of observed species. On the other hand, purity is the proportion of NCT-absent taxa among all putative significant taxa over the total number of putative significant taxa. The composite score, which is the product of yield and purity, simultaneously rewards methods that exclude contaminant taxa while prevents excessive removal of true taxa (see Materials and Methods section for more details). Scores were computed per sample, and methods were compared using a </w:t>
       </w:r>
-      <w:ins w:id="181" w:author="Linh Dang" w:date="2026-07-06T12:21:19Z">
+      <w:ins w:id="190" w:author="Linh Dang" w:date="2026-07-06T12:21:19Z">
         <w:commentRangeStart w:id="47"/>
         <w:r>
           <w:rPr>
@@ -4397,22 +4507,20 @@
           <w:t>paired Wilcox test</w:t>
         </w:r>
       </w:ins>
-      <w:ins w:id="182" w:author="Linh Dang" w:date="2026-07-06T12:21:51Z">
+      <w:r>
+        <w:rPr>
+          <w:rFonts w:cs="Arial" w:ascii="Arial" w:hAnsi="Arial"/>
+        </w:rPr>
+      </w:r>
+      <w:del w:id="191" w:author="Linh Dang" w:date="2026-07-06T12:21:01Z">
+        <w:commentRangeEnd w:id="47"/>
+        <w:r>
+          <w:commentReference w:id="47"/>
+        </w:r>
         <w:r>
           <w:rPr>
             <w:rFonts w:cs="Arial" w:ascii="Arial" w:hAnsi="Arial"/>
           </w:rPr>
-        </w:r>
-      </w:ins>
-      <w:del w:id="183" w:author="Linh Dang" w:date="2026-07-06T12:21:01Z">
-        <w:commentRangeEnd w:id="47"/>
-        <w:r>
-          <w:commentReference w:id="47"/>
-        </w:r>
-        <w:r>
-          <w:rPr>
-            <w:rFonts w:cs="Arial" w:ascii="Arial" w:hAnsi="Arial"/>
-          </w:rPr>
           <w:delText>linear mixed model (LMM) to account for sample level random effects. The residual normality assumption of LMM was validated through quantile–quantile plot (Supplement Figure 3.A)</w:delText>
         </w:r>
       </w:del>
@@ -4444,7 +4552,7 @@
         </w:rPr>
         <w:t>ND data scored lower than Nj and restrictive method, on the same level with Decontam method. Interestingly, the composite score from SCRuB is the smallest. Normally</w:t>
       </w:r>
-      <w:ins w:id="184" w:author="Linh Dang" w:date="2026-07-06T12:27:06Z">
+      <w:ins w:id="192" w:author="Linh Dang" w:date="2026-07-06T12:27:06Z">
         <w:r>
           <w:rPr>
             <w:rFonts w:cs="Arial" w:ascii="Arial" w:hAnsi="Arial"/>
@@ -4466,7 +4574,6 @@
         <w:jc w:val="both"/>
         <w:rPr>
           <w:rFonts w:ascii="Arial" w:hAnsi="Arial" w:cs="Arial"/>
-          <w:ins w:id="185" w:author="Linh Dang" w:date="2026-07-06T12:43:01Z"/>
         </w:rPr>
       </w:pPr>
       <w:bookmarkStart w:id="8" w:name="Xa7c9418a3093274042901cee60f54be18df6fee"/>
@@ -4631,10 +4738,10 @@
           </w:pPr>
         </w:pPrChange>
         <w:rPr>
-          <w:ins w:id="187" w:author="Linh Dang" w:date="2026-07-06T14:29:09Z"/>
-        </w:rPr>
-      </w:pPr>
-      <w:ins w:id="186" w:author="Linh Dang" w:date="2026-07-06T14:29:09Z">
+          <w:ins w:id="194" w:author="Linh Dang" w:date="2026-07-06T14:29:09Z"/>
+        </w:rPr>
+      </w:pPr>
+      <w:ins w:id="193" w:author="Linh Dang" w:date="2026-07-06T14:29:09Z">
         <w:r>
           <w:rPr/>
           <w:t>3.3 Test of Ratio</w:t>
@@ -4867,7 +4974,7 @@
                 <w:rFonts w:ascii="Arial" w:hAnsi="Arial" w:eastAsia="Aptos" w:cs="Arial"/>
               </w:rPr>
             </w:pPr>
-            <w:ins w:id="188" w:author="Linh Dang" w:date="2026-07-06T14:30:58Z">
+            <w:ins w:id="195" w:author="Linh Dang" w:date="2026-07-06T14:30:58Z">
               <w:r>
                 <w:rPr>
                   <w:rFonts w:eastAsia="Aptos" w:cs="Arial" w:ascii="Arial" w:hAnsi="Arial"/>
@@ -4876,22 +4983,10 @@
                   <w:szCs w:val="24"/>
                   <w:lang w:val="en-US" w:eastAsia="en-US" w:bidi="ar-SA"/>
                 </w:rPr>
-                <w:t xml:space="preserve">Count of </w:t>
+                <w:t>Count of union</w:t>
               </w:r>
             </w:ins>
-            <w:ins w:id="189" w:author="Linh Dang" w:date="2026-07-06T14:30:58Z">
-              <w:r>
-                <w:rPr>
-                  <w:rFonts w:eastAsia="Aptos" w:cs="Arial" w:ascii="Arial" w:hAnsi="Arial"/>
-                  <w:kern w:val="0"/>
-                  <w:sz w:val="24"/>
-                  <w:szCs w:val="24"/>
-                  <w:lang w:val="en-US" w:eastAsia="en-US" w:bidi="ar-SA"/>
-                </w:rPr>
-                <w:t>union</w:t>
-              </w:r>
-            </w:ins>
-            <w:del w:id="190" w:author="Linh Dang" w:date="2026-07-06T14:30:54Z">
+            <w:del w:id="196" w:author="Linh Dang" w:date="2026-07-06T14:30:54Z">
               <w:r>
                 <w:rPr>
                   <w:rFonts w:eastAsia="Aptos" w:cs="Arial" w:ascii="Arial" w:hAnsi="Arial"/>
@@ -4903,7 +4998,7 @@
                 <w:delText>n_union</w:delText>
               </w:r>
             </w:del>
-            <w:del w:id="191" w:author="Linh Dang" w:date="2026-07-06T14:30:54Z">
+            <w:del w:id="197" w:author="Linh Dang" w:date="2026-07-06T14:30:54Z">
               <w:r>
                 <w:rPr>
                   <w:rFonts w:eastAsia="Aptos" w:cs="Arial" w:ascii="Arial" w:hAnsi="Arial"/>
@@ -6114,14 +6209,14 @@
         <w:rPr>
           <w:rFonts w:cs="Arial" w:ascii="Arial" w:hAnsi="Arial"/>
         </w:rPr>
-        <w:t>genome of 13550 bacterial taxa, latest updated on Decemb</w:t>
+        <w:t>genome of 13550 bacterial taxa, latest updated on Decem</w:t>
       </w:r>
       <w:bookmarkEnd w:id="12"/>
       <w:r>
         <w:rPr>
           <w:rFonts w:cs="Arial" w:ascii="Arial" w:hAnsi="Arial"/>
         </w:rPr>
-        <w:t>er 2024.</w:t>
+        <w:t>ber 2024.</w:t>
       </w:r>
     </w:p>
     <w:p>
@@ -6421,14 +6516,14 @@
         <w:rPr>
           <w:rFonts w:cs="Arial" w:ascii="Arial" w:hAnsi="Arial"/>
         </w:rPr>
-        <w:t xml:space="preserve"> and Wrench method in R package (8) for normal</w:t>
+        <w:t xml:space="preserve"> and Wrench method in R package (8) for norma</w:t>
       </w:r>
       <w:bookmarkEnd w:id="14"/>
       <w:r>
         <w:rPr>
           <w:rFonts w:cs="Arial" w:ascii="Arial" w:hAnsi="Arial"/>
         </w:rPr>
-        <w:t>ization.</w:t>
+        <w:t>lization.</w:t>
       </w:r>
     </w:p>
     <w:p>
@@ -6929,8 +7024,8 @@
           <w:rFonts w:ascii="Arial" w:hAnsi="Arial" w:cs="Arial"/>
         </w:rPr>
       </w:pPr>
-      <w:bookmarkStart w:id="22" w:name="refs"/>
-      <w:bookmarkStart w:id="23" w:name="ref-Salzberg2026"/>
+      <w:bookmarkStart w:id="22" w:name="ref-Salzberg2026"/>
+      <w:bookmarkStart w:id="23" w:name="refs"/>
       <w:r>
         <w:rPr>
           <w:rFonts w:cs="Arial" w:ascii="Arial" w:hAnsi="Arial"/>
@@ -6954,7 +7049,7 @@
         </w:rPr>
         <w:t>.</w:t>
       </w:r>
-      <w:bookmarkEnd w:id="23"/>
+      <w:bookmarkEnd w:id="22"/>
     </w:p>
     <w:p>
       <w:pPr>
@@ -7419,7 +7514,7 @@
       </w:r>
       <w:bookmarkEnd w:id="0"/>
       <w:bookmarkEnd w:id="21"/>
-      <w:bookmarkEnd w:id="22"/>
+      <w:bookmarkEnd w:id="23"/>
       <w:bookmarkEnd w:id="37"/>
     </w:p>
     <w:sectPr>
@@ -7440,276 +7535,292 @@
   <w:comment w:id="0" w:author="Christoph Ammer-Herrmenau" w:date="2026-04-13T22:16:00Z" w:initials="CA">
     <w:p>
       <w:pPr>
+        <w:overflowPunct w:val="false"/>
+        <w:spacing w:before="0" w:after="0"/>
+        <w:rPr/>
+      </w:pPr>
+      <w:hyperlink r:id="rId1">
+        <w:r>
+          <w:rPr>
+            <w:rFonts w:ascii="Liberation Serif" w:hAnsi="Liberation Serif" w:eastAsia="DejaVu Sans" w:cs="Noto Sans Arabic UI"/>
+            <w:lang w:val="en-US" w:eastAsia="en-US" w:bidi="en-US"/>
+          </w:rPr>
+          <w:t xml:space="preserve">https://doi.org/10.1158/2159-8290.CD-21-1059 </w:t>
+        </w:r>
+      </w:hyperlink>
+    </w:p>
+  </w:comment>
+  <w:comment w:id="1" w:author="Christoph Ammer-Herrmenau" w:date="2026-04-13T22:16:00Z" w:initials="CA">
+    <w:p>
+      <w:pPr>
+        <w:overflowPunct w:val="false"/>
+        <w:spacing w:before="0" w:after="0"/>
+        <w:rPr/>
+      </w:pPr>
+      <w:r>
+        <w:rPr>
+          <w:rFonts w:ascii="Liberation Serif" w:hAnsi="Liberation Serif" w:eastAsia="DejaVu Sans" w:cs="Noto Sans Arabic UI"/>
+          <w:lang w:val="en-US" w:eastAsia="en-US" w:bidi="en-US"/>
+        </w:rPr>
+        <w:t>Requilme et al, Pushalkar et al Nejman et al, Geller et al.</w:t>
+      </w:r>
+    </w:p>
+  </w:comment>
+  <w:comment w:id="2" w:author="Christoph Ammer-Herrmenau" w:date="2026-04-13T22:19:00Z" w:initials="CA">
+    <w:p>
+      <w:pPr>
+        <w:overflowPunct w:val="false"/>
+        <w:spacing w:before="0" w:after="0"/>
+        <w:rPr/>
+      </w:pPr>
+      <w:r>
+        <w:rPr>
+          <w:rFonts w:ascii="Liberation Serif" w:hAnsi="Liberation Serif" w:eastAsia="DejaVu Sans" w:cs="Noto Sans Arabic UI"/>
+          <w:lang w:val="en-US" w:eastAsia="en-US" w:bidi="en-US"/>
+        </w:rPr>
+        <w:t>Cell paper intratumoral microbiome.</w:t>
+      </w:r>
+    </w:p>
+  </w:comment>
+  <w:comment w:id="3" w:author="Christoph Ammer-Herrmenau" w:date="2026-04-22T21:34:00Z" w:initials="CA">
+    <w:p>
+      <w:pPr>
+        <w:overflowPunct w:val="false"/>
+        <w:spacing w:before="0" w:after="0"/>
+        <w:rPr/>
+      </w:pPr>
+      <w:r>
+        <w:rPr>
+          <w:rFonts w:ascii="Liberation Serif" w:hAnsi="Liberation Serif" w:eastAsia="DejaVu Sans" w:cs="Noto Sans Arabic UI"/>
+          <w:lang w:val="en-US" w:eastAsia="en-US" w:bidi="en-US"/>
+        </w:rPr>
+        <w:t>Better figure 1A, B etc.</w:t>
+      </w:r>
+    </w:p>
+  </w:comment>
+  <w:comment w:id="4" w:author="Christoph Ammer-Herrmenau" w:date="2026-04-22T21:53:00Z" w:initials="CA">
+    <w:p>
+      <w:pPr>
+        <w:overflowPunct w:val="false"/>
+        <w:spacing w:before="0" w:after="0"/>
+        <w:rPr/>
+      </w:pPr>
+      <w:r>
+        <w:rPr>
+          <w:rFonts w:ascii="Liberation Serif" w:hAnsi="Liberation Serif" w:eastAsia="DejaVu Sans" w:cs="Noto Sans Arabic UI"/>
+          <w:lang w:val="en-US" w:eastAsia="en-US" w:bidi="en-US"/>
+        </w:rPr>
+        <w:t>11 samples are pretty low samples size. I am convinced that we have by far more PCR samples. We need to discuss this.</w:t>
+      </w:r>
+    </w:p>
+  </w:comment>
+  <w:comment w:id="5" w:author="Christoph Ammer-Herrmenau" w:date="2026-04-22T21:34:00Z" w:initials="CA">
+    <w:p>
+      <w:pPr>
+        <w:overflowPunct w:val="false"/>
+        <w:spacing w:before="0" w:after="0"/>
+        <w:rPr/>
+      </w:pPr>
+      <w:r>
+        <w:rPr>
+          <w:rFonts w:ascii="Liberation Serif" w:hAnsi="Liberation Serif" w:eastAsia="DejaVu Sans" w:cs="Noto Sans Arabic UI"/>
+          <w:lang w:val="en-US" w:eastAsia="en-US" w:bidi="en-US"/>
+        </w:rPr>
+        <w:t>Here I identified more than 10 H2O controls in PDA-MAPS and P-MAPS has even more.</w:t>
+      </w:r>
+    </w:p>
+  </w:comment>
+  <w:comment w:id="7" w:author="Christoph Ammer-Herrmenau" w:date="2026-04-22T21:54:00Z" w:initials="CA">
+    <w:p>
+      <w:pPr>
+        <w:overflowPunct w:val="false"/>
+        <w:spacing w:before="0" w:after="0"/>
+        <w:rPr/>
+      </w:pPr>
+      <w:r>
+        <w:rPr>
+          <w:rFonts w:ascii="Liberation Serif" w:hAnsi="Liberation Serif" w:eastAsia="DejaVu Sans" w:cs="Noto Sans Arabic UI"/>
+          <w:lang w:val="en-US" w:eastAsia="en-US" w:bidi="en-US"/>
+        </w:rPr>
+        <w:t>I guess we should reevaluate the sample size too make the data more robust.</w:t>
+      </w:r>
+    </w:p>
+  </w:comment>
+  <w:comment w:id="6" w:author="Christoph Ammer-Herrmenau" w:date="2026-04-22T21:55:00Z" w:initials="CA">
+    <w:p>
+      <w:pPr>
+        <w:overflowPunct w:val="false"/>
+        <w:spacing w:before="0" w:after="0"/>
+        <w:rPr/>
+      </w:pPr>
+      <w:r>
+        <w:rPr>
+          <w:rFonts w:ascii="Liberation Serif" w:hAnsi="Liberation Serif" w:eastAsia="DejaVu Sans" w:cs="Noto Sans Arabic UI"/>
+          <w:lang w:val="en-US" w:eastAsia="en-US" w:bidi="en-US"/>
+        </w:rPr>
+        <w:t>Buffer and paraffin can remain like they are.</w:t>
+      </w:r>
+    </w:p>
+  </w:comment>
+  <w:comment w:id="8" w:author="Christoph Ammer-Herrmenau" w:date="2026-04-22T21:37:00Z" w:initials="CA">
+    <w:p>
+      <w:pPr>
+        <w:overflowPunct w:val="false"/>
+        <w:spacing w:before="0" w:after="0"/>
+        <w:rPr/>
+      </w:pPr>
+      <w:r>
+        <w:rPr>
+          <w:rFonts w:ascii="Liberation Serif" w:hAnsi="Liberation Serif" w:eastAsia="DejaVu Sans" w:cs="Noto Sans Arabic UI"/>
+          <w:lang w:val="en-US" w:eastAsia="en-US" w:bidi="en-US"/>
+        </w:rPr>
+        <w:t>I would define filter here as well.</w:t>
+      </w:r>
+    </w:p>
+  </w:comment>
+  <w:comment w:id="9" w:author="Christoph Ammer-Herrmenau" w:date="2026-04-22T21:40:00Z" w:initials="CA">
+    <w:p>
+      <w:pPr>
+        <w:overflowPunct w:val="false"/>
+        <w:spacing w:before="0" w:after="0"/>
+        <w:rPr/>
+      </w:pPr>
+      <w:r>
+        <w:rPr>
+          <w:rFonts w:ascii="Liberation Serif" w:hAnsi="Liberation Serif" w:eastAsia="DejaVu Sans" w:cs="Noto Sans Arabic UI"/>
+          <w:lang w:val="en-US" w:eastAsia="en-US" w:bidi="en-US"/>
+        </w:rPr>
+        <w:t>Figure 1B</w:t>
+      </w:r>
+    </w:p>
+  </w:comment>
+  <w:comment w:id="10" w:author="Christoph Ammer-Herrmenau" w:date="2026-04-23T21:35:00Z" w:initials="CA">
+    <w:p>
+      <w:pPr>
+        <w:overflowPunct w:val="false"/>
+        <w:spacing w:before="0" w:after="0"/>
+        <w:rPr/>
+      </w:pPr>
+      <w:r>
+        <w:rPr>
+          <w:rFonts w:ascii="Liberation Serif" w:hAnsi="Liberation Serif" w:eastAsia="DejaVu Sans" w:cs="Noto Sans Arabic UI"/>
+          <w:lang w:val="en-US" w:eastAsia="en-US" w:bidi="en-US"/>
+        </w:rPr>
+        <w:t>Do we have the alpha div for rarefaction or wrench normalization.</w:t>
+      </w:r>
+    </w:p>
+  </w:comment>
+  <w:comment w:id="11" w:author="Christoph Ammer-Herrmenau" w:date="2026-04-22T21:56:00Z" w:initials="CA">
+    <w:p>
+      <w:pPr>
+        <w:overflowPunct w:val="false"/>
+        <w:spacing w:before="0" w:after="0"/>
+        <w:rPr/>
+      </w:pPr>
+      <w:r>
+        <w:rPr>
+          <w:rFonts w:ascii="Liberation Serif" w:hAnsi="Liberation Serif" w:eastAsia="DejaVu Sans" w:cs="Noto Sans Arabic UI"/>
+          <w:lang w:val="en-US" w:eastAsia="en-US" w:bidi="en-US"/>
+        </w:rPr>
+        <w:t>Alpha- beta diversity?</w:t>
+      </w:r>
+    </w:p>
+  </w:comment>
+  <w:comment w:id="12" w:author="Christoph Ammer-Herrmenau" w:date="2026-04-22T21:57:00Z" w:initials="CA">
+    <w:p>
+      <w:pPr>
+        <w:overflowPunct w:val="false"/>
+        <w:spacing w:before="0" w:after="0"/>
+        <w:rPr/>
+      </w:pPr>
+      <w:r>
+        <w:rPr>
+          <w:rFonts w:ascii="Liberation Serif" w:hAnsi="Liberation Serif" w:eastAsia="DejaVu Sans" w:cs="Noto Sans Arabic UI"/>
+          <w:lang w:val="en-US" w:eastAsia="en-US" w:bidi="en-US"/>
+        </w:rPr>
+        <w:t>I would prefer to take only shannon OR Inv Simpson</w:t>
+      </w:r>
+    </w:p>
+  </w:comment>
+  <w:comment w:id="13" w:author="Christoph Ammer-Herrmenau" w:date="2026-04-22T21:58:00Z" w:initials="CA">
+    <w:p>
+      <w:pPr>
+        <w:overflowPunct w:val="false"/>
+        <w:spacing w:before="0" w:after="0"/>
+        <w:rPr/>
+      </w:pPr>
+      <w:r>
+        <w:rPr>
+          <w:rFonts w:ascii="Liberation Serif" w:hAnsi="Liberation Serif" w:eastAsia="DejaVu Sans" w:cs="Noto Sans Arabic UI"/>
+          <w:lang w:val="en-US" w:eastAsia="en-US" w:bidi="en-US"/>
+        </w:rPr>
+        <w:t>Please refine the figure legends. Buffer rather than buffer_ctrl, PCR rather than pcr_control</w:t>
+      </w:r>
+    </w:p>
+  </w:comment>
+  <w:comment w:id="14" w:author="Christoph Ammer-Herrmenau" w:date="2026-04-22T21:59:00Z" w:initials="CA">
+    <w:p>
+      <w:pPr>
+        <w:overflowPunct w:val="false"/>
+        <w:spacing w:before="0" w:after="0"/>
+        <w:rPr/>
+      </w:pPr>
+      <w:r>
+        <w:rPr>
+          <w:rFonts w:ascii="Liberation Serif" w:hAnsi="Liberation Serif" w:eastAsia="DejaVu Sans" w:cs="Noto Sans Arabic UI"/>
+          <w:lang w:val="en-US" w:eastAsia="en-US" w:bidi="en-US"/>
+        </w:rPr>
+        <w:t>I would always write a p-value + * if significant</w:t>
+      </w:r>
+    </w:p>
+    <w:p>
+      <w:pPr>
+        <w:overflowPunct w:val="false"/>
+        <w:spacing w:before="0" w:after="0"/>
+        <w:rPr/>
+      </w:pPr>
+      <w:r>
+        <w:rPr>
+          <w:rFonts w:ascii="Liberation Serif" w:hAnsi="Liberation Serif" w:eastAsia="DejaVu Sans" w:cs="Noto Sans Arabic UI"/>
+          <w:lang w:val="en-US" w:eastAsia="en-US" w:bidi="en-US"/>
+        </w:rPr>
+        <w:t>Please round p-values to 3 counts after comma like 0.034* or &lt; 0.001***</w:t>
+      </w:r>
+    </w:p>
+  </w:comment>
+  <w:comment w:id="15" w:author="Unknown Author" w:date="2026-05-29T10:07:22Z" w:initials="">
+    <w:p>
+      <w:pPr>
+        <w:overflowPunct w:val="false"/>
+        <w:spacing w:before="0" w:after="0"/>
+        <w:rPr/>
+      </w:pPr>
+      <w:r>
+        <w:rPr>
+          <w:rFonts w:ascii="Liberation Serif" w:hAnsi="Liberation Serif" w:eastAsia="DejaVu Sans" w:cs="Noto Sans Arabic UI"/>
+          <w:lang w:val="en-US" w:eastAsia="en-US" w:bidi="en-US"/>
+        </w:rPr>
+        <w:t>The story line here may be different (LD)</w:t>
+      </w:r>
+    </w:p>
+  </w:comment>
+  <w:comment w:id="16" w:author="Linh Dang" w:date="2026-07-06T18:35:02Z" w:initials="LD">
+    <w:p>
+      <w:pPr>
         <w:overflowPunct w:val="true"/>
         <w:spacing w:before="0" w:after="0"/>
         <w:rPr/>
       </w:pPr>
-      <w:hyperlink r:id="rId1">
-        <w:r>
-          <w:rPr>
-            <w:rFonts w:ascii="Liberation Serif" w:hAnsi="Liberation Serif" w:eastAsia="DejaVu Sans" w:cs="Noto Sans Arabic UI"/>
-            <w:lang w:val="en-US" w:eastAsia="en-US" w:bidi="en-US"/>
-          </w:rPr>
-          <w:t xml:space="preserve">https://doi.org/10.1158/2159-8290.CD-21-1059 </w:t>
-        </w:r>
-      </w:hyperlink>
+      <w:r>
+        <w:rPr>
+          <w:rFonts w:ascii="Liberation Serif" w:hAnsi="Liberation Serif" w:eastAsia="DejaVu Sans" w:cs="Noto Sans Arabic"/>
+          <w:lang w:val="en-US" w:eastAsia="en-US" w:bidi="en-US"/>
+        </w:rPr>
+        <w:t>We need a new story line here.</w:t>
+      </w:r>
     </w:p>
   </w:comment>
-  <w:comment w:id="1" w:author="Christoph Ammer-Herrmenau" w:date="2026-04-13T22:16:00Z" w:initials="CA">
-    <w:p>
-      <w:pPr>
-        <w:overflowPunct w:val="true"/>
-        <w:spacing w:before="0" w:after="0"/>
-        <w:rPr/>
-      </w:pPr>
-      <w:r>
-        <w:rPr>
-          <w:rFonts w:ascii="Liberation Serif" w:hAnsi="Liberation Serif" w:eastAsia="DejaVu Sans" w:cs="Noto Sans Arabic UI"/>
-          <w:lang w:val="en-US" w:eastAsia="en-US" w:bidi="en-US"/>
-        </w:rPr>
-        <w:t>Requilme et al, Pushalkar et al Nejman et al, Geller et al.</w:t>
-      </w:r>
-    </w:p>
-  </w:comment>
-  <w:comment w:id="2" w:author="Christoph Ammer-Herrmenau" w:date="2026-04-13T22:19:00Z" w:initials="CA">
-    <w:p>
-      <w:pPr>
-        <w:overflowPunct w:val="true"/>
-        <w:spacing w:before="0" w:after="0"/>
-        <w:rPr/>
-      </w:pPr>
-      <w:r>
-        <w:rPr>
-          <w:rFonts w:ascii="Liberation Serif" w:hAnsi="Liberation Serif" w:eastAsia="DejaVu Sans" w:cs="Noto Sans Arabic UI"/>
-          <w:lang w:val="en-US" w:eastAsia="en-US" w:bidi="en-US"/>
-        </w:rPr>
-        <w:t>Cell paper intratumoral microbiome.</w:t>
-      </w:r>
-    </w:p>
-  </w:comment>
-  <w:comment w:id="3" w:author="Christoph Ammer-Herrmenau" w:date="2026-04-22T21:34:00Z" w:initials="CA">
-    <w:p>
-      <w:pPr>
-        <w:overflowPunct w:val="true"/>
-        <w:spacing w:before="0" w:after="0"/>
-        <w:rPr/>
-      </w:pPr>
-      <w:r>
-        <w:rPr>
-          <w:rFonts w:ascii="Liberation Serif" w:hAnsi="Liberation Serif" w:eastAsia="DejaVu Sans" w:cs="Noto Sans Arabic UI"/>
-          <w:lang w:val="en-US" w:eastAsia="en-US" w:bidi="en-US"/>
-        </w:rPr>
-        <w:t>Better figure 1A, B etc.</w:t>
-      </w:r>
-    </w:p>
-  </w:comment>
-  <w:comment w:id="4" w:author="Christoph Ammer-Herrmenau" w:date="2026-04-22T21:53:00Z" w:initials="CA">
-    <w:p>
-      <w:pPr>
-        <w:overflowPunct w:val="true"/>
-        <w:spacing w:before="0" w:after="0"/>
-        <w:rPr/>
-      </w:pPr>
-      <w:r>
-        <w:rPr>
-          <w:rFonts w:ascii="Liberation Serif" w:hAnsi="Liberation Serif" w:eastAsia="DejaVu Sans" w:cs="Noto Sans Arabic UI"/>
-          <w:lang w:val="en-US" w:eastAsia="en-US" w:bidi="en-US"/>
-        </w:rPr>
-        <w:t>11 samples are pretty low samples size. I am convinced that we have by far more PCR samples. We need to discuss this.</w:t>
-      </w:r>
-    </w:p>
-  </w:comment>
-  <w:comment w:id="5" w:author="Christoph Ammer-Herrmenau" w:date="2026-04-22T21:34:00Z" w:initials="CA">
-    <w:p>
-      <w:pPr>
-        <w:overflowPunct w:val="true"/>
-        <w:spacing w:before="0" w:after="0"/>
-        <w:rPr/>
-      </w:pPr>
-      <w:r>
-        <w:rPr>
-          <w:rFonts w:ascii="Liberation Serif" w:hAnsi="Liberation Serif" w:eastAsia="DejaVu Sans" w:cs="Noto Sans Arabic UI"/>
-          <w:lang w:val="en-US" w:eastAsia="en-US" w:bidi="en-US"/>
-        </w:rPr>
-        <w:t>Here I identified more than 10 H2O controls in PDA-MAPS and P-MAPS has even more.</w:t>
-      </w:r>
-    </w:p>
-  </w:comment>
-  <w:comment w:id="7" w:author="Christoph Ammer-Herrmenau" w:date="2026-04-22T21:54:00Z" w:initials="CA">
-    <w:p>
-      <w:pPr>
-        <w:overflowPunct w:val="true"/>
-        <w:spacing w:before="0" w:after="0"/>
-        <w:rPr/>
-      </w:pPr>
-      <w:r>
-        <w:rPr>
-          <w:rFonts w:ascii="Liberation Serif" w:hAnsi="Liberation Serif" w:eastAsia="DejaVu Sans" w:cs="Noto Sans Arabic UI"/>
-          <w:lang w:val="en-US" w:eastAsia="en-US" w:bidi="en-US"/>
-        </w:rPr>
-        <w:t>I guess we should reevaluate the sample size too make the data more robust.</w:t>
-      </w:r>
-    </w:p>
-  </w:comment>
-  <w:comment w:id="6" w:author="Christoph Ammer-Herrmenau" w:date="2026-04-22T21:55:00Z" w:initials="CA">
-    <w:p>
-      <w:pPr>
-        <w:overflowPunct w:val="true"/>
-        <w:spacing w:before="0" w:after="0"/>
-        <w:rPr/>
-      </w:pPr>
-      <w:r>
-        <w:rPr>
-          <w:rFonts w:ascii="Liberation Serif" w:hAnsi="Liberation Serif" w:eastAsia="DejaVu Sans" w:cs="Noto Sans Arabic UI"/>
-          <w:lang w:val="en-US" w:eastAsia="en-US" w:bidi="en-US"/>
-        </w:rPr>
-        <w:t>Buffer and paraffin can remain like they are.</w:t>
-      </w:r>
-    </w:p>
-  </w:comment>
-  <w:comment w:id="8" w:author="Christoph Ammer-Herrmenau" w:date="2026-04-22T21:37:00Z" w:initials="CA">
-    <w:p>
-      <w:pPr>
-        <w:overflowPunct w:val="true"/>
-        <w:spacing w:before="0" w:after="0"/>
-        <w:rPr/>
-      </w:pPr>
-      <w:r>
-        <w:rPr>
-          <w:rFonts w:ascii="Liberation Serif" w:hAnsi="Liberation Serif" w:eastAsia="DejaVu Sans" w:cs="Noto Sans Arabic UI"/>
-          <w:lang w:val="en-US" w:eastAsia="en-US" w:bidi="en-US"/>
-        </w:rPr>
-        <w:t>I would define filter here as well.</w:t>
-      </w:r>
-    </w:p>
-  </w:comment>
-  <w:comment w:id="9" w:author="Christoph Ammer-Herrmenau" w:date="2026-04-22T21:40:00Z" w:initials="CA">
-    <w:p>
-      <w:pPr>
-        <w:overflowPunct w:val="true"/>
-        <w:spacing w:before="0" w:after="0"/>
-        <w:rPr/>
-      </w:pPr>
-      <w:r>
-        <w:rPr>
-          <w:rFonts w:ascii="Liberation Serif" w:hAnsi="Liberation Serif" w:eastAsia="DejaVu Sans" w:cs="Noto Sans Arabic UI"/>
-          <w:lang w:val="en-US" w:eastAsia="en-US" w:bidi="en-US"/>
-        </w:rPr>
-        <w:t>Figure 1B</w:t>
-      </w:r>
-    </w:p>
-  </w:comment>
-  <w:comment w:id="10" w:author="Christoph Ammer-Herrmenau" w:date="2026-04-23T21:35:00Z" w:initials="CA">
-    <w:p>
-      <w:pPr>
-        <w:overflowPunct w:val="true"/>
-        <w:spacing w:before="0" w:after="0"/>
-        <w:rPr/>
-      </w:pPr>
-      <w:r>
-        <w:rPr>
-          <w:rFonts w:ascii="Liberation Serif" w:hAnsi="Liberation Serif" w:eastAsia="DejaVu Sans" w:cs="Noto Sans Arabic UI"/>
-          <w:lang w:val="en-US" w:eastAsia="en-US" w:bidi="en-US"/>
-        </w:rPr>
-        <w:t>Do we have the alpha div for rarefaction or wrench normalization.</w:t>
-      </w:r>
-    </w:p>
-  </w:comment>
-  <w:comment w:id="11" w:author="Christoph Ammer-Herrmenau" w:date="2026-04-22T21:56:00Z" w:initials="CA">
-    <w:p>
-      <w:pPr>
-        <w:overflowPunct w:val="true"/>
-        <w:spacing w:before="0" w:after="0"/>
-        <w:rPr/>
-      </w:pPr>
-      <w:r>
-        <w:rPr>
-          <w:rFonts w:ascii="Liberation Serif" w:hAnsi="Liberation Serif" w:eastAsia="DejaVu Sans" w:cs="Noto Sans Arabic UI"/>
-          <w:lang w:val="en-US" w:eastAsia="en-US" w:bidi="en-US"/>
-        </w:rPr>
-        <w:t>Alpha- beta diversity?</w:t>
-      </w:r>
-    </w:p>
-  </w:comment>
-  <w:comment w:id="12" w:author="Christoph Ammer-Herrmenau" w:date="2026-04-22T21:57:00Z" w:initials="CA">
-    <w:p>
-      <w:pPr>
-        <w:overflowPunct w:val="true"/>
-        <w:spacing w:before="0" w:after="0"/>
-        <w:rPr/>
-      </w:pPr>
-      <w:r>
-        <w:rPr>
-          <w:rFonts w:ascii="Liberation Serif" w:hAnsi="Liberation Serif" w:eastAsia="DejaVu Sans" w:cs="Noto Sans Arabic UI"/>
-          <w:lang w:val="en-US" w:eastAsia="en-US" w:bidi="en-US"/>
-        </w:rPr>
-        <w:t>I would prefer to take only shannon OR Inv Simpson</w:t>
-      </w:r>
-    </w:p>
-  </w:comment>
-  <w:comment w:id="13" w:author="Christoph Ammer-Herrmenau" w:date="2026-04-22T21:58:00Z" w:initials="CA">
-    <w:p>
-      <w:pPr>
-        <w:overflowPunct w:val="true"/>
-        <w:spacing w:before="0" w:after="0"/>
-        <w:rPr/>
-      </w:pPr>
-      <w:r>
-        <w:rPr>
-          <w:rFonts w:ascii="Liberation Serif" w:hAnsi="Liberation Serif" w:eastAsia="DejaVu Sans" w:cs="Noto Sans Arabic UI"/>
-          <w:lang w:val="en-US" w:eastAsia="en-US" w:bidi="en-US"/>
-        </w:rPr>
-        <w:t>Please refine the figure legends. Buffer rather than buffer_ctrl, PCR rather than pcr_control</w:t>
-      </w:r>
-    </w:p>
-  </w:comment>
-  <w:comment w:id="14" w:author="Christoph Ammer-Herrmenau" w:date="2026-04-22T21:59:00Z" w:initials="CA">
-    <w:p>
-      <w:pPr>
-        <w:overflowPunct w:val="true"/>
-        <w:spacing w:before="0" w:after="0"/>
-        <w:rPr/>
-      </w:pPr>
-      <w:r>
-        <w:rPr>
-          <w:rFonts w:ascii="Liberation Serif" w:hAnsi="Liberation Serif" w:eastAsia="DejaVu Sans" w:cs="Noto Sans Arabic UI"/>
-          <w:lang w:val="en-US" w:eastAsia="en-US" w:bidi="en-US"/>
-        </w:rPr>
-        <w:t>I would always write a p-value + * if significant</w:t>
-      </w:r>
-    </w:p>
-    <w:p>
-      <w:pPr>
-        <w:overflowPunct w:val="true"/>
-        <w:spacing w:before="0" w:after="0"/>
-        <w:rPr/>
-      </w:pPr>
-      <w:r>
-        <w:rPr>
-          <w:rFonts w:ascii="Liberation Serif" w:hAnsi="Liberation Serif" w:eastAsia="DejaVu Sans" w:cs="Noto Sans Arabic UI"/>
-          <w:lang w:val="en-US" w:eastAsia="en-US" w:bidi="en-US"/>
-        </w:rPr>
-        <w:t>Please round p-values to 3 counts after comma like 0.034* or &lt; 0.001***</w:t>
-      </w:r>
-    </w:p>
-  </w:comment>
-  <w:comment w:id="15" w:author="Unknown Author" w:date="2026-05-29T10:07:22Z" w:initials="">
-    <w:p>
-      <w:pPr>
-        <w:overflowPunct w:val="true"/>
-        <w:spacing w:before="0" w:after="0"/>
-        <w:rPr/>
-      </w:pPr>
-      <w:r>
-        <w:rPr>
-          <w:rFonts w:ascii="Liberation Serif" w:hAnsi="Liberation Serif" w:eastAsia="DejaVu Sans" w:cs="Noto Sans Arabic UI"/>
-          <w:lang w:val="en-US" w:eastAsia="en-US" w:bidi="en-US"/>
-        </w:rPr>
-        <w:t>The story line here may be different (LD)</w:t>
-      </w:r>
-    </w:p>
-  </w:comment>
-  <w:comment w:id="16" w:author="Linh Dang" w:date="2026-07-06T18:35:02Z" w:initials="LD">
+  <w:comment w:id="17" w:author="Christoph Ammer-Herrmenau" w:date="2026-04-23T21:33:00Z" w:initials="CA">
     <w:p>
       <w:pPr>
         <w:overflowPunct w:val="false"/>
@@ -7718,22 +7829,6 @@
       </w:pPr>
       <w:r>
         <w:rPr>
-          <w:rFonts w:ascii="Liberation Serif" w:hAnsi="Liberation Serif" w:eastAsia="DejaVu Sans" w:cs="Noto Sans Arabic"/>
-          <w:lang w:val="en-US" w:eastAsia="en-US" w:bidi="en-US"/>
-        </w:rPr>
-        <w:t>We need a new story line here.</w:t>
-      </w:r>
-    </w:p>
-  </w:comment>
-  <w:comment w:id="17" w:author="Christoph Ammer-Herrmenau" w:date="2026-04-23T21:33:00Z" w:initials="CA">
-    <w:p>
-      <w:pPr>
-        <w:overflowPunct w:val="true"/>
-        <w:spacing w:before="0" w:after="0"/>
-        <w:rPr/>
-      </w:pPr>
-      <w:r>
-        <w:rPr>
           <w:rFonts w:ascii="Liberation Serif" w:hAnsi="Liberation Serif" w:eastAsia="DejaVu Sans" w:cs="Noto Sans Arabic UI"/>
           <w:lang w:val="en-US" w:eastAsia="en-US" w:bidi="en-US"/>
         </w:rPr>
@@ -7744,7 +7839,7 @@
   <w:comment w:id="18" w:author="Christoph Ammer-Herrmenau" w:date="2026-04-23T21:43:00Z" w:initials="CA">
     <w:p>
       <w:pPr>
-        <w:overflowPunct w:val="true"/>
+        <w:overflowPunct w:val="false"/>
         <w:spacing w:before="0" w:after="0"/>
         <w:rPr/>
       </w:pPr>
@@ -7776,7 +7871,7 @@
   <w:comment w:id="19" w:author="Christoph Ammer-Herrmenau" w:date="2026-04-23T21:40:00Z" w:initials="CA">
     <w:p>
       <w:pPr>
-        <w:overflowPunct w:val="true"/>
+        <w:overflowPunct w:val="false"/>
         <w:spacing w:before="0" w:after="0"/>
         <w:rPr/>
       </w:pPr>
@@ -7792,7 +7887,7 @@
   <w:comment w:id="20" w:author="Linh Dang" w:date="2026-06-03T15:48:43Z" w:initials="LD">
     <w:p>
       <w:pPr>
-        <w:overflowPunct w:val="false"/>
+        <w:overflowPunct w:val="true"/>
         <w:spacing w:before="0" w:after="0"/>
         <w:rPr/>
       </w:pPr>
@@ -7808,23 +7903,39 @@
     </w:p>
     <w:p>
       <w:pPr>
+        <w:overflowPunct w:val="true"/>
+        <w:spacing w:before="0" w:after="0"/>
+        <w:rPr/>
+      </w:pPr>
+      <w:r>
+        <w:rPr>
+          <w:rFonts w:ascii="Liberation Serif" w:hAnsi="Liberation Serif" w:eastAsia="DejaVu Sans" w:cs="Noto Sans Arabic"/>
+          <w:lang w:val="en-US" w:eastAsia="en-US" w:bidi="en-US"/>
+        </w:rPr>
+        <w:t>Agreed :)</w:t>
+      </w:r>
+    </w:p>
+  </w:comment>
+  <w:comment w:id="21" w:author="Christoph Ammer-Herrmenau" w:date="2026-04-23T21:40:00Z" w:initials="CA">
+    <w:p>
+      <w:pPr>
         <w:overflowPunct w:val="false"/>
         <w:spacing w:before="0" w:after="0"/>
         <w:rPr/>
       </w:pPr>
       <w:r>
         <w:rPr>
-          <w:rFonts w:ascii="Liberation Serif" w:hAnsi="Liberation Serif" w:eastAsia="DejaVu Sans" w:cs="Noto Sans Arabic"/>
+          <w:rFonts w:ascii="Liberation Serif" w:hAnsi="Liberation Serif" w:eastAsia="DejaVu Sans" w:cs="Noto Sans Arabic UI"/>
           <w:lang w:val="en-US" w:eastAsia="en-US" w:bidi="en-US"/>
         </w:rPr>
-        <w:t>Agreed :)</w:t>
+        <w:t>Very well written!!</w:t>
       </w:r>
     </w:p>
   </w:comment>
-  <w:comment w:id="21" w:author="Christoph Ammer-Herrmenau" w:date="2026-04-23T21:40:00Z" w:initials="CA">
-    <w:p>
-      <w:pPr>
-        <w:overflowPunct w:val="true"/>
+  <w:comment w:id="22" w:author="Christoph Ammer-Herrmenau" w:date="2026-04-23T21:45:00Z" w:initials="CA">
+    <w:p>
+      <w:pPr>
+        <w:overflowPunct w:val="false"/>
         <w:spacing w:before="0" w:after="0"/>
         <w:rPr/>
       </w:pPr>
@@ -7833,22 +7944,6 @@
           <w:rFonts w:ascii="Liberation Serif" w:hAnsi="Liberation Serif" w:eastAsia="DejaVu Sans" w:cs="Noto Sans Arabic UI"/>
           <w:lang w:val="en-US" w:eastAsia="en-US" w:bidi="en-US"/>
         </w:rPr>
-        <w:t>Very well written!!</w:t>
-      </w:r>
-    </w:p>
-  </w:comment>
-  <w:comment w:id="22" w:author="Christoph Ammer-Herrmenau" w:date="2026-04-23T21:45:00Z" w:initials="CA">
-    <w:p>
-      <w:pPr>
-        <w:overflowPunct w:val="true"/>
-        <w:spacing w:before="0" w:after="0"/>
-        <w:rPr/>
-      </w:pPr>
-      <w:r>
-        <w:rPr>
-          <w:rFonts w:ascii="Liberation Serif" w:hAnsi="Liberation Serif" w:eastAsia="DejaVu Sans" w:cs="Noto Sans Arabic UI"/>
-          <w:lang w:val="en-US" w:eastAsia="en-US" w:bidi="en-US"/>
-        </w:rPr>
         <w:t>In order to reduce complexity of this complex work Iwould remove the analysis on phylum level. We focused on genus level, which is by far much more specific.</w:t>
       </w:r>
     </w:p>
@@ -7856,7 +7951,7 @@
   <w:comment w:id="23" w:author="Linh Dang" w:date="2026-06-03T15:49:17Z" w:initials="LD">
     <w:p>
       <w:pPr>
-        <w:overflowPunct w:val="false"/>
+        <w:overflowPunct w:val="true"/>
         <w:spacing w:before="0" w:after="0"/>
         <w:rPr/>
       </w:pPr>
@@ -7872,23 +7967,39 @@
     </w:p>
     <w:p>
       <w:pPr>
+        <w:overflowPunct w:val="true"/>
+        <w:spacing w:before="0" w:after="0"/>
+        <w:rPr/>
+      </w:pPr>
+      <w:r>
+        <w:rPr>
+          <w:rFonts w:ascii="Liberation Serif" w:hAnsi="Liberation Serif" w:eastAsia="DejaVu Sans" w:cs="Noto Sans Arabic"/>
+          <w:lang w:val="en-US" w:eastAsia="en-US" w:bidi="en-US"/>
+        </w:rPr>
+        <w:t>Agreed!!</w:t>
+      </w:r>
+    </w:p>
+  </w:comment>
+  <w:comment w:id="24" w:author="Christoph Ammer-Herrmenau" w:date="2026-04-23T21:50:00Z" w:initials="CA">
+    <w:p>
+      <w:pPr>
         <w:overflowPunct w:val="false"/>
         <w:spacing w:before="0" w:after="0"/>
         <w:rPr/>
       </w:pPr>
       <w:r>
         <w:rPr>
-          <w:rFonts w:ascii="Liberation Serif" w:hAnsi="Liberation Serif" w:eastAsia="DejaVu Sans" w:cs="Noto Sans Arabic"/>
+          <w:rFonts w:ascii="Liberation Serif" w:hAnsi="Liberation Serif" w:eastAsia="DejaVu Sans" w:cs="Noto Sans Arabic UI"/>
           <w:lang w:val="en-US" w:eastAsia="en-US" w:bidi="en-US"/>
         </w:rPr>
-        <w:t>Agreed!!</w:t>
+        <w:t>As mentioned above, I do not see the rationale to explore higher taxonomic ranks. Maybe it would be worth to have a lookt to the domiant species as our method allows robust analysis on species level.</w:t>
       </w:r>
     </w:p>
   </w:comment>
-  <w:comment w:id="24" w:author="Christoph Ammer-Herrmenau" w:date="2026-04-23T21:50:00Z" w:initials="CA">
-    <w:p>
-      <w:pPr>
-        <w:overflowPunct w:val="true"/>
+  <w:comment w:id="25" w:author="Linh Dang" w:date="2026-06-04T12:52:45Z" w:initials="LD">
+    <w:p>
+      <w:pPr>
+        <w:overflowPunct w:val="false"/>
         <w:spacing w:before="0" w:after="0"/>
         <w:rPr/>
       </w:pPr>
@@ -7897,14 +8008,14 @@
           <w:rFonts w:ascii="Liberation Serif" w:hAnsi="Liberation Serif" w:eastAsia="DejaVu Sans" w:cs="Noto Sans Arabic UI"/>
           <w:lang w:val="en-US" w:eastAsia="en-US" w:bidi="en-US"/>
         </w:rPr>
-        <w:t>As mentioned above, I do not see the rationale to explore higher taxonomic ranks. Maybe it would be worth to have a lookt to the domiant species as our method allows robust analysis on species level.</w:t>
+        <w:t>Question: the default option in MaAslin2 not for pairwise comparison, but rather compare one to a reference. In this case, we have: paraffin vs. PCR and Buffer vs. PCR. Is it also interesting to do: Paraffin vs. the rest, Buffer vs. the rest, and PCR vs. the rest.</w:t>
       </w:r>
     </w:p>
   </w:comment>
-  <w:comment w:id="25" w:author="Linh Dang" w:date="2026-06-04T12:52:45Z" w:initials="LD">
-    <w:p>
-      <w:pPr>
-        <w:overflowPunct w:val="true"/>
+  <w:comment w:id="26" w:author="Christoph Ammer-Herrmenau" w:date="2026-04-23T21:54:00Z" w:initials="CA">
+    <w:p>
+      <w:pPr>
+        <w:overflowPunct w:val="false"/>
         <w:spacing w:before="0" w:after="0"/>
         <w:rPr/>
       </w:pPr>
@@ -7913,14 +8024,14 @@
           <w:rFonts w:ascii="Liberation Serif" w:hAnsi="Liberation Serif" w:eastAsia="DejaVu Sans" w:cs="Noto Sans Arabic UI"/>
           <w:lang w:val="en-US" w:eastAsia="en-US" w:bidi="en-US"/>
         </w:rPr>
-        <w:t>Question: the default option in MaAslin2 not for pairwise comparison, but rather compare one to a reference. In this case, we have: paraffin vs. PCR and Buffer vs. PCR. Is it also interesting to do: Paraffin vs. the rest, Buffer vs. the rest, and PCR vs. the rest.</w:t>
+        <w:t>Also here I would ratheruse the species level. If there are too many species  we can use a suppl table. Why have you not used MaAsLin2 and stratified for LP, origin paraffin, buffer etc? If there are multiple species dominant in LP we can take it as a smooth bridge to the second chapter.</w:t>
       </w:r>
     </w:p>
   </w:comment>
-  <w:comment w:id="26" w:author="Christoph Ammer-Herrmenau" w:date="2026-04-23T21:54:00Z" w:initials="CA">
-    <w:p>
-      <w:pPr>
-        <w:overflowPunct w:val="true"/>
+  <w:comment w:id="27" w:author="Christoph Ammer-Herrmenau" w:date="2026-04-24T21:14:00Z" w:initials="CA">
+    <w:p>
+      <w:pPr>
+        <w:overflowPunct w:val="false"/>
         <w:spacing w:before="0" w:after="0"/>
         <w:rPr/>
       </w:pPr>
@@ -7929,14 +8040,14 @@
           <w:rFonts w:ascii="Liberation Serif" w:hAnsi="Liberation Serif" w:eastAsia="DejaVu Sans" w:cs="Noto Sans Arabic UI"/>
           <w:lang w:val="en-US" w:eastAsia="en-US" w:bidi="en-US"/>
         </w:rPr>
-        <w:t>Also here I would ratheruse the species level. If there are too many species  we can use a suppl table. Why have you not used MaAsLin2 and stratified for LP, origin paraffin, buffer etc? If there are multiple species dominant in LP we can take it as a smooth bridge to the second chapter.</w:t>
+        <w:t xml:space="preserve">I expanded the description here, as most reviewer do not read thoroughly the methods and go directely to the results. </w:t>
       </w:r>
     </w:p>
   </w:comment>
-  <w:comment w:id="27" w:author="Christoph Ammer-Herrmenau" w:date="2026-04-24T21:14:00Z" w:initials="CA">
-    <w:p>
-      <w:pPr>
-        <w:overflowPunct w:val="true"/>
+  <w:comment w:id="29" w:author="Christoph Ammer-Herrmenau" w:date="2026-04-24T22:59:00Z" w:initials="CA">
+    <w:p>
+      <w:pPr>
+        <w:overflowPunct w:val="false"/>
         <w:spacing w:before="0" w:after="0"/>
         <w:rPr/>
       </w:pPr>
@@ -7945,22 +8056,6 @@
           <w:rFonts w:ascii="Liberation Serif" w:hAnsi="Liberation Serif" w:eastAsia="DejaVu Sans" w:cs="Noto Sans Arabic UI"/>
           <w:lang w:val="en-US" w:eastAsia="en-US" w:bidi="en-US"/>
         </w:rPr>
-        <w:t xml:space="preserve">I expanded the description here, as most reviewer do not read thoroughly the methods and go directely to the results. </w:t>
-      </w:r>
-    </w:p>
-  </w:comment>
-  <w:comment w:id="29" w:author="Christoph Ammer-Herrmenau" w:date="2026-04-24T22:59:00Z" w:initials="CA">
-    <w:p>
-      <w:pPr>
-        <w:overflowPunct w:val="true"/>
-        <w:spacing w:before="0" w:after="0"/>
-        <w:rPr/>
-      </w:pPr>
-      <w:r>
-        <w:rPr>
-          <w:rFonts w:ascii="Liberation Serif" w:hAnsi="Liberation Serif" w:eastAsia="DejaVu Sans" w:cs="Noto Sans Arabic UI"/>
-          <w:lang w:val="en-US" w:eastAsia="en-US" w:bidi="en-US"/>
-        </w:rPr>
         <w:t>Please relabel technician to LP, and bench hood to low-germ and standard an the figures.</w:t>
       </w:r>
     </w:p>
@@ -7968,7 +8063,7 @@
   <w:comment w:id="30" w:author="Linh Dang" w:date="2026-06-11T09:33:44Z" w:initials="LD">
     <w:p>
       <w:pPr>
-        <w:overflowPunct w:val="true"/>
+        <w:overflowPunct w:val="false"/>
         <w:spacing w:before="0" w:after="0"/>
         <w:rPr/>
       </w:pPr>
@@ -7984,7 +8079,7 @@
     </w:p>
     <w:p>
       <w:pPr>
-        <w:overflowPunct w:val="true"/>
+        <w:overflowPunct w:val="false"/>
         <w:spacing w:before="0" w:after="0"/>
         <w:rPr/>
       </w:pPr>
@@ -8000,7 +8095,7 @@
   <w:comment w:id="28" w:author="Christoph Ammer-Herrmenau" w:date="2026-04-24T23:00:00Z" w:initials="CA">
     <w:p>
       <w:pPr>
-        <w:overflowPunct w:val="true"/>
+        <w:overflowPunct w:val="false"/>
         <w:spacing w:before="0" w:after="0"/>
         <w:rPr/>
       </w:pPr>
@@ -8016,7 +8111,7 @@
   <w:comment w:id="31" w:author="Linh Dang" w:date="2026-06-11T09:34:00Z" w:initials="LD">
     <w:p>
       <w:pPr>
-        <w:overflowPunct w:val="true"/>
+        <w:overflowPunct w:val="false"/>
         <w:spacing w:before="0" w:after="0"/>
         <w:rPr/>
       </w:pPr>
@@ -8032,7 +8127,7 @@
     </w:p>
     <w:p>
       <w:pPr>
-        <w:overflowPunct w:val="true"/>
+        <w:overflowPunct w:val="false"/>
         <w:spacing w:before="0" w:after="0"/>
         <w:rPr/>
       </w:pPr>
@@ -8048,7 +8143,7 @@
   <w:comment w:id="32" w:author="Linh Dang" w:date="2026-06-17T15:10:47Z" w:initials="LD">
     <w:p>
       <w:pPr>
-        <w:overflowPunct w:val="true"/>
+        <w:overflowPunct w:val="false"/>
         <w:spacing w:before="0" w:after="0"/>
         <w:rPr/>
       </w:pPr>
@@ -8064,7 +8159,7 @@
   <w:comment w:id="33" w:author="Christoph Ammer-Herrmenau" w:date="2026-04-24T21:06:00Z" w:initials="CA">
     <w:p>
       <w:pPr>
-        <w:overflowPunct w:val="true"/>
+        <w:overflowPunct w:val="false"/>
         <w:spacing w:before="0" w:after="0"/>
         <w:rPr/>
       </w:pPr>
@@ -8080,7 +8175,7 @@
   <w:comment w:id="34" w:author="Linh Dang" w:date="2026-06-11T09:50:53Z" w:initials="LD">
     <w:p>
       <w:pPr>
-        <w:overflowPunct w:val="true"/>
+        <w:overflowPunct w:val="false"/>
         <w:spacing w:before="0" w:after="0"/>
         <w:rPr/>
       </w:pPr>
@@ -8096,7 +8191,7 @@
     </w:p>
     <w:p>
       <w:pPr>
-        <w:overflowPunct w:val="true"/>
+        <w:overflowPunct w:val="false"/>
         <w:spacing w:before="0" w:after="0"/>
         <w:rPr/>
       </w:pPr>
@@ -8110,13 +8205,13 @@
     </w:p>
     <w:p>
       <w:pPr>
-        <w:overflowPunct w:val="true"/>
+        <w:overflowPunct w:val="false"/>
         <w:spacing w:before="0" w:after="0"/>
         <w:rPr/>
       </w:pPr>
       <w:r>
         <w:rPr>
-          <w:rFonts w:ascii="Liberation Serif" w:hAnsi="Liberation Serif" w:eastAsia="DejaVu Sans" w:cs="Noto Sans Arabic"/>
+          <w:rFonts w:ascii="Liberation Serif" w:hAnsi="Liberation Serif" w:eastAsia="DejaVu Sans" w:cs="Noto Sans Arabic UI"/>
           <w:lang w:val="en-US" w:eastAsia="en-US" w:bidi="en-US"/>
         </w:rPr>
       </w:r>
@@ -8125,7 +8220,7 @@
   <w:comment w:id="35" w:author="Christoph Ammer-Herrmenau" w:date="2026-04-24T23:01:00Z" w:initials="CA">
     <w:p>
       <w:pPr>
-        <w:overflowPunct w:val="true"/>
+        <w:overflowPunct w:val="false"/>
         <w:spacing w:before="0" w:after="0"/>
         <w:rPr/>
       </w:pPr>
@@ -8141,7 +8236,7 @@
   <w:comment w:id="36" w:author="Christoph Ammer-Herrmenau" w:date="2026-04-24T21:09:00Z" w:initials="CA">
     <w:p>
       <w:pPr>
-        <w:overflowPunct w:val="true"/>
+        <w:overflowPunct w:val="false"/>
         <w:spacing w:before="0" w:after="0"/>
         <w:rPr/>
       </w:pPr>
@@ -8157,7 +8252,7 @@
   <w:comment w:id="37" w:author="Christoph Ammer-Herrmenau" w:date="2026-04-24T21:07:00Z" w:initials="CA">
     <w:p>
       <w:pPr>
-        <w:overflowPunct w:val="true"/>
+        <w:overflowPunct w:val="false"/>
         <w:spacing w:before="0" w:after="0"/>
         <w:rPr/>
       </w:pPr>
@@ -8173,7 +8268,7 @@
   <w:comment w:id="38" w:author="Christoph Ammer-Herrmenau" w:date="2026-04-24T21:13:00Z" w:initials="CA">
     <w:p>
       <w:pPr>
-        <w:overflowPunct w:val="true"/>
+        <w:overflowPunct w:val="false"/>
         <w:spacing w:before="0" w:after="0"/>
         <w:rPr/>
       </w:pPr>
@@ -8189,7 +8284,7 @@
   <w:comment w:id="39" w:author="Christoph Ammer-Herrmenau" w:date="2026-04-24T21:11:00Z" w:initials="CA">
     <w:p>
       <w:pPr>
-        <w:overflowPunct w:val="true"/>
+        <w:overflowPunct w:val="false"/>
         <w:spacing w:before="0" w:after="0"/>
         <w:rPr/>
       </w:pPr>
@@ -8205,7 +8300,7 @@
   <w:comment w:id="40" w:author="Christoph Ammer-Herrmenau" w:date="2026-04-24T21:14:00Z" w:initials="CA">
     <w:p>
       <w:pPr>
-        <w:overflowPunct w:val="true"/>
+        <w:overflowPunct w:val="false"/>
         <w:spacing w:before="0" w:after="0"/>
         <w:rPr/>
       </w:pPr>
@@ -8221,7 +8316,7 @@
   <w:comment w:id="41" w:author="Christoph Ammer-Herrmenau" w:date="2026-04-24T23:03:00Z" w:initials="CA">
     <w:p>
       <w:pPr>
-        <w:overflowPunct w:val="true"/>
+        <w:overflowPunct w:val="false"/>
         <w:spacing w:before="0" w:after="0"/>
         <w:rPr/>
       </w:pPr>
@@ -8237,7 +8332,7 @@
   <w:comment w:id="42" w:author="Christoph Ammer-Herrmenau" w:date="2026-04-25T21:02:00Z" w:initials="CA">
     <w:p>
       <w:pPr>
-        <w:overflowPunct w:val="true"/>
+        <w:overflowPunct w:val="false"/>
         <w:spacing w:before="0" w:after="0"/>
         <w:rPr/>
       </w:pPr>
@@ -8253,7 +8348,7 @@
   <w:comment w:id="43" w:author="Christoph Ammer-Herrmenau" w:date="2026-04-25T21:20:00Z" w:initials="CA">
     <w:p>
       <w:pPr>
-        <w:overflowPunct w:val="true"/>
+        <w:overflowPunct w:val="false"/>
         <w:spacing w:before="0" w:after="0"/>
         <w:rPr/>
       </w:pPr>
@@ -8269,7 +8364,7 @@
   <w:comment w:id="44" w:author="Christoph Ammer-Herrmenau" w:date="2026-04-25T21:21:00Z" w:initials="CA">
     <w:p>
       <w:pPr>
-        <w:overflowPunct w:val="true"/>
+        <w:overflowPunct w:val="false"/>
         <w:spacing w:before="0" w:after="0"/>
         <w:rPr/>
       </w:pPr>
@@ -8285,7 +8380,7 @@
   <w:comment w:id="45" w:author="Christoph Ammer-Herrmenau" w:date="2026-04-25T21:21:00Z" w:initials="CA">
     <w:p>
       <w:pPr>
-        <w:overflowPunct w:val="true"/>
+        <w:overflowPunct w:val="false"/>
         <w:spacing w:before="0" w:after="0"/>
         <w:rPr/>
       </w:pPr>
@@ -8301,7 +8396,7 @@
   <w:comment w:id="46" w:author="Linh Dang" w:date="2026-07-06T10:51:12Z" w:initials="LD">
     <w:p>
       <w:pPr>
-        <w:overflowPunct w:val="false"/>
+        <w:overflowPunct w:val="true"/>
         <w:spacing w:before="0" w:after="0"/>
         <w:rPr/>
       </w:pPr>
@@ -8317,20 +8412,52 @@
     </w:p>
     <w:p>
       <w:pPr>
+        <w:overflowPunct w:val="true"/>
+        <w:spacing w:before="0" w:after="0"/>
+        <w:rPr/>
+      </w:pPr>
+      <w:r>
+        <w:rPr>
+          <w:rFonts w:ascii="Liberation Serif" w:hAnsi="Liberation Serif" w:eastAsia="DejaVu Sans" w:cs="Noto Sans Arabic"/>
+          <w:lang w:val="en-US" w:eastAsia="en-US" w:bidi="en-US"/>
+        </w:rPr>
+        <w:t>Why would it belong to the discussion? The longitudinal NCT is an essential part for the assessment.</w:t>
+      </w:r>
+    </w:p>
+  </w:comment>
+  <w:comment w:id="47" w:author="Linh Dang" w:date="2026-07-06T12:21:51Z" w:initials="LD">
+    <w:p>
+      <w:pPr>
+        <w:overflowPunct w:val="true"/>
+        <w:spacing w:before="0" w:after="0"/>
+        <w:rPr/>
+      </w:pPr>
+      <w:r>
+        <w:rPr>
+          <w:rFonts w:ascii="Liberation Serif" w:hAnsi="Liberation Serif" w:eastAsia="DejaVu Sans" w:cs="Noto Sans Arabic"/>
+          <w:lang w:val="en-US" w:eastAsia="en-US" w:bidi="en-US"/>
+        </w:rPr>
+        <w:t>For the consistency, I only use paired Wilcox test to compare decontamination methods.</w:t>
+      </w:r>
+    </w:p>
+  </w:comment>
+  <w:comment w:id="48" w:author="Christoph Ammer-Herrmenau" w:date="2026-04-25T21:45:00Z" w:initials="CA">
+    <w:p>
+      <w:pPr>
         <w:overflowPunct w:val="false"/>
         <w:spacing w:before="0" w:after="0"/>
         <w:rPr/>
       </w:pPr>
       <w:r>
         <w:rPr>
-          <w:rFonts w:ascii="Liberation Serif" w:hAnsi="Liberation Serif" w:eastAsia="DejaVu Sans" w:cs="Noto Sans Arabic"/>
+          <w:rFonts w:ascii="Liberation Serif" w:hAnsi="Liberation Serif" w:eastAsia="DejaVu Sans" w:cs="Noto Sans Arabic UI"/>
           <w:lang w:val="en-US" w:eastAsia="en-US" w:bidi="en-US"/>
         </w:rPr>
-        <w:t>Why would it belong to the discussion? The longitudinal NCT is an essential part for the assessment.</w:t>
+        <w:t>The pairwise comparison needs to be in the supplemental material</w:t>
       </w:r>
     </w:p>
   </w:comment>
-  <w:comment w:id="47" w:author="Linh Dang" w:date="2026-07-06T12:21:51Z" w:initials="LD">
+  <w:comment w:id="50" w:author="Christoph Ammer-Herrmenau" w:date="2026-04-25T21:50:00Z" w:initials="CA">
     <w:p>
       <w:pPr>
         <w:overflowPunct w:val="false"/>
@@ -8339,17 +8466,17 @@
       </w:pPr>
       <w:r>
         <w:rPr>
-          <w:rFonts w:ascii="Liberation Serif" w:hAnsi="Liberation Serif" w:eastAsia="DejaVu Sans" w:cs="Noto Sans Arabic"/>
+          <w:rFonts w:ascii="Liberation Serif" w:hAnsi="Liberation Serif" w:eastAsia="DejaVu Sans" w:cs="Noto Sans Arabic UI"/>
           <w:lang w:val="en-US" w:eastAsia="en-US" w:bidi="en-US"/>
         </w:rPr>
-        <w:t>For the consistency, I only use paired Wilcox test to compare decontamination methods.</w:t>
+        <w:t>Pairwise comparison</w:t>
       </w:r>
     </w:p>
   </w:comment>
-  <w:comment w:id="48" w:author="Christoph Ammer-Herrmenau" w:date="2026-04-25T21:45:00Z" w:initials="CA">
-    <w:p>
-      <w:pPr>
-        <w:overflowPunct w:val="true"/>
+  <w:comment w:id="49" w:author="Christoph Ammer-Herrmenau" w:date="2026-04-25T21:52:00Z" w:initials="CA">
+    <w:p>
+      <w:pPr>
+        <w:overflowPunct w:val="false"/>
         <w:spacing w:before="0" w:after="0"/>
         <w:rPr/>
       </w:pPr>
@@ -8358,14 +8485,14 @@
           <w:rFonts w:ascii="Liberation Serif" w:hAnsi="Liberation Serif" w:eastAsia="DejaVu Sans" w:cs="Noto Sans Arabic UI"/>
           <w:lang w:val="en-US" w:eastAsia="en-US" w:bidi="en-US"/>
         </w:rPr>
-        <w:t>The pairwise comparison needs to be in the supplemental material</w:t>
+        <w:t xml:space="preserve">Are above data with rarefation or wrench? We should report the second normalization technique. Please expand in figure legends the abbreviations, the sample size and the normalization techniques in all figures. </w:t>
       </w:r>
     </w:p>
   </w:comment>
-  <w:comment w:id="50" w:author="Christoph Ammer-Herrmenau" w:date="2026-04-25T21:50:00Z" w:initials="CA">
-    <w:p>
-      <w:pPr>
-        <w:overflowPunct w:val="true"/>
+  <w:comment w:id="51" w:author="Christoph Ammer-Herrmenau" w:date="2026-04-25T21:47:00Z" w:initials="CA">
+    <w:p>
+      <w:pPr>
+        <w:overflowPunct w:val="false"/>
         <w:spacing w:before="0" w:after="0"/>
         <w:rPr/>
       </w:pPr>
@@ -8374,14 +8501,14 @@
           <w:rFonts w:ascii="Liberation Serif" w:hAnsi="Liberation Serif" w:eastAsia="DejaVu Sans" w:cs="Noto Sans Arabic UI"/>
           <w:lang w:val="en-US" w:eastAsia="en-US" w:bidi="en-US"/>
         </w:rPr>
-        <w:t>Pairwise comparison</w:t>
+        <w:t>I would exclude this as non-parametric tests are less sophisticated as LMM and does not bring additional informatuion.</w:t>
       </w:r>
     </w:p>
   </w:comment>
-  <w:comment w:id="49" w:author="Christoph Ammer-Herrmenau" w:date="2026-04-25T21:52:00Z" w:initials="CA">
-    <w:p>
-      <w:pPr>
-        <w:overflowPunct w:val="true"/>
+  <w:comment w:id="52" w:author="Christoph Ammer-Herrmenau" w:date="2026-04-25T22:00:00Z" w:initials="CA">
+    <w:p>
+      <w:pPr>
+        <w:overflowPunct w:val="false"/>
         <w:spacing w:before="0" w:after="0"/>
         <w:rPr/>
       </w:pPr>
@@ -8390,14 +8517,14 @@
           <w:rFonts w:ascii="Liberation Serif" w:hAnsi="Liberation Serif" w:eastAsia="DejaVu Sans" w:cs="Noto Sans Arabic UI"/>
           <w:lang w:val="en-US" w:eastAsia="en-US" w:bidi="en-US"/>
         </w:rPr>
-        <w:t xml:space="preserve">Are above data with rarefation or wrench? We should report the second normalization technique. Please expand in figure legends the abbreviations, the sample size and the normalization techniques in all figures. </w:t>
+        <w:t>Pairwise comparison</w:t>
       </w:r>
     </w:p>
   </w:comment>
-  <w:comment w:id="51" w:author="Christoph Ammer-Herrmenau" w:date="2026-04-25T21:47:00Z" w:initials="CA">
-    <w:p>
-      <w:pPr>
-        <w:overflowPunct w:val="true"/>
+  <w:comment w:id="53" w:author="Christoph Ammer-Herrmenau" w:date="2026-04-25T22:01:00Z" w:initials="CA">
+    <w:p>
+      <w:pPr>
+        <w:overflowPunct w:val="false"/>
         <w:spacing w:before="0" w:after="0"/>
         <w:rPr/>
       </w:pPr>
@@ -8406,14 +8533,14 @@
           <w:rFonts w:ascii="Liberation Serif" w:hAnsi="Liberation Serif" w:eastAsia="DejaVu Sans" w:cs="Noto Sans Arabic UI"/>
           <w:lang w:val="en-US" w:eastAsia="en-US" w:bidi="en-US"/>
         </w:rPr>
-        <w:t>I would exclude this as non-parametric tests are less sophisticated as LMM and does not bring additional informatuion.</w:t>
+        <w:t>Were the data from figure 3B not normalized?</w:t>
       </w:r>
     </w:p>
   </w:comment>
-  <w:comment w:id="52" w:author="Christoph Ammer-Herrmenau" w:date="2026-04-25T22:00:00Z" w:initials="CA">
-    <w:p>
-      <w:pPr>
-        <w:overflowPunct w:val="true"/>
+  <w:comment w:id="54" w:author="Christoph Ammer-Herrmenau" w:date="2026-04-25T22:09:00Z" w:initials="CA">
+    <w:p>
+      <w:pPr>
+        <w:overflowPunct w:val="false"/>
         <w:spacing w:before="0" w:after="0"/>
         <w:rPr/>
       </w:pPr>
@@ -8422,14 +8549,14 @@
           <w:rFonts w:ascii="Liberation Serif" w:hAnsi="Liberation Serif" w:eastAsia="DejaVu Sans" w:cs="Noto Sans Arabic UI"/>
           <w:lang w:val="en-US" w:eastAsia="en-US" w:bidi="en-US"/>
         </w:rPr>
-        <w:t>Pairwise comparison</w:t>
+        <w:t>Please rephrase.</w:t>
       </w:r>
     </w:p>
   </w:comment>
-  <w:comment w:id="53" w:author="Christoph Ammer-Herrmenau" w:date="2026-04-25T22:01:00Z" w:initials="CA">
-    <w:p>
-      <w:pPr>
-        <w:overflowPunct w:val="true"/>
+  <w:comment w:id="55" w:author="Christoph Ammer-Herrmenau" w:date="2026-04-25T22:24:00Z" w:initials="CA">
+    <w:p>
+      <w:pPr>
+        <w:overflowPunct w:val="false"/>
         <w:spacing w:before="0" w:after="0"/>
         <w:rPr/>
       </w:pPr>
@@ -8438,14 +8565,14 @@
           <w:rFonts w:ascii="Liberation Serif" w:hAnsi="Liberation Serif" w:eastAsia="DejaVu Sans" w:cs="Noto Sans Arabic UI"/>
           <w:lang w:val="en-US" w:eastAsia="en-US" w:bidi="en-US"/>
         </w:rPr>
-        <w:t>Were the data from figure 3B not normalized?</w:t>
+        <w:t xml:space="preserve">Here we need AS, coverage, qscore from basecalling. Also the KPC mice need to be mentioned. </w:t>
       </w:r>
     </w:p>
   </w:comment>
-  <w:comment w:id="54" w:author="Christoph Ammer-Herrmenau" w:date="2026-04-25T22:09:00Z" w:initials="CA">
-    <w:p>
-      <w:pPr>
-        <w:overflowPunct w:val="true"/>
+  <w:comment w:id="56" w:author="Christoph Ammer-Herrmenau" w:date="2026-04-25T22:28:00Z" w:initials="CA">
+    <w:p>
+      <w:pPr>
+        <w:overflowPunct w:val="false"/>
         <w:spacing w:before="0" w:after="0"/>
         <w:rPr/>
       </w:pPr>
@@ -8454,38 +8581,6 @@
           <w:rFonts w:ascii="Liberation Serif" w:hAnsi="Liberation Serif" w:eastAsia="DejaVu Sans" w:cs="Noto Sans Arabic UI"/>
           <w:lang w:val="en-US" w:eastAsia="en-US" w:bidi="en-US"/>
         </w:rPr>
-        <w:t>Please rephrase.</w:t>
-      </w:r>
-    </w:p>
-  </w:comment>
-  <w:comment w:id="55" w:author="Christoph Ammer-Herrmenau" w:date="2026-04-25T22:24:00Z" w:initials="CA">
-    <w:p>
-      <w:pPr>
-        <w:overflowPunct w:val="true"/>
-        <w:spacing w:before="0" w:after="0"/>
-        <w:rPr/>
-      </w:pPr>
-      <w:r>
-        <w:rPr>
-          <w:rFonts w:ascii="Liberation Serif" w:hAnsi="Liberation Serif" w:eastAsia="DejaVu Sans" w:cs="Noto Sans Arabic UI"/>
-          <w:lang w:val="en-US" w:eastAsia="en-US" w:bidi="en-US"/>
-        </w:rPr>
-        <w:t xml:space="preserve">Here we need AS, coverage, qscore from basecalling. Also the KPC mice need to be mentioned. </w:t>
-      </w:r>
-    </w:p>
-  </w:comment>
-  <w:comment w:id="56" w:author="Christoph Ammer-Herrmenau" w:date="2026-04-25T22:28:00Z" w:initials="CA">
-    <w:p>
-      <w:pPr>
-        <w:overflowPunct w:val="true"/>
-        <w:spacing w:before="0" w:after="0"/>
-        <w:rPr/>
-      </w:pPr>
-      <w:r>
-        <w:rPr>
-          <w:rFonts w:ascii="Liberation Serif" w:hAnsi="Liberation Serif" w:eastAsia="DejaVu Sans" w:cs="Noto Sans Arabic UI"/>
-          <w:lang w:val="en-US" w:eastAsia="en-US" w:bidi="en-US"/>
-        </w:rPr>
         <w:t xml:space="preserve">Trp53R172H and KrasG12D cooperate to promote chromosomal instability and widely metastatic pancreatic ductal adenocarcinoma in mice </w:t>
       </w:r>
     </w:p>
@@ -8493,7 +8588,7 @@
   <w:comment w:id="57" w:author="Christoph Ammer-Herrmenau" w:date="2026-04-25T22:33:00Z" w:initials="CA">
     <w:p>
       <w:pPr>
-        <w:overflowPunct w:val="true"/>
+        <w:overflowPunct w:val="false"/>
         <w:spacing w:before="0" w:after="0"/>
         <w:rPr/>
       </w:pPr>
@@ -8541,7 +8636,7 @@
   <w:comment w:id="58" w:author="Christoph Ammer-Herrmenau" w:date="2026-04-25T22:22:00Z" w:initials="CA">
     <w:p>
       <w:pPr>
-        <w:overflowPunct w:val="true"/>
+        <w:overflowPunct w:val="false"/>
         <w:spacing w:before="0" w:after="0"/>
         <w:rPr/>
       </w:pPr>
@@ -8557,7 +8652,7 @@
   <w:comment w:id="59" w:author="Christoph Ammer-Herrmenau" w:date="2026-04-25T22:21:00Z" w:initials="CA">
     <w:p>
       <w:pPr>
-        <w:overflowPunct w:val="true"/>
+        <w:overflowPunct w:val="false"/>
         <w:spacing w:before="0" w:after="0"/>
         <w:rPr/>
       </w:pPr>
@@ -8573,7 +8668,7 @@
   <w:comment w:id="60" w:author="Christoph Ammer-Herrmenau" w:date="2026-04-25T22:34:00Z" w:initials="CA">
     <w:p>
       <w:pPr>
-        <w:overflowPunct w:val="true"/>
+        <w:overflowPunct w:val="false"/>
         <w:spacing w:before="0" w:after="0"/>
         <w:rPr/>
       </w:pPr>
@@ -10475,6 +10570,7 @@
     <w:qFormat/>
     <w:pPr>
       <w:widowControl/>
+      <w:suppressAutoHyphens w:val="true"/>
       <w:bidi w:val="0"/>
       <w:spacing w:lineRule="atLeast" w:line="200" w:before="0" w:after="0"/>
       <w:jc w:val="left"/>
@@ -10638,6 +10734,7 @@
     <w:qFormat/>
     <w:pPr>
       <w:widowControl/>
+      <w:suppressAutoHyphens w:val="true"/>
       <w:bidi w:val="0"/>
       <w:spacing w:before="0" w:after="0"/>
       <w:jc w:val="left"/>
@@ -10815,6 +10912,7 @@
     <w:qFormat/>
     <w:pPr>
       <w:widowControl/>
+      <w:suppressAutoHyphens w:val="true"/>
       <w:bidi w:val="0"/>
       <w:spacing w:before="283" w:after="0"/>
       <w:jc w:val="left"/>
@@ -11044,6 +11142,7 @@
     <w:qFormat/>
     <w:pPr>
       <w:widowControl/>
+      <w:suppressAutoHyphens w:val="true"/>
       <w:bidi w:val="0"/>
       <w:spacing w:before="0" w:after="0"/>
       <w:jc w:val="center"/>
@@ -11073,6 +11172,7 @@
     <w:qFormat/>
     <w:pPr>
       <w:widowControl/>
+      <w:suppressAutoHyphens w:val="true"/>
       <w:bidi w:val="0"/>
       <w:spacing w:before="0" w:after="0"/>
       <w:jc w:val="center"/>
@@ -11101,6 +11201,7 @@
     <w:qFormat/>
     <w:pPr>
       <w:widowControl/>
+      <w:suppressAutoHyphens w:val="true"/>
       <w:bidi w:val="0"/>
       <w:spacing w:before="0" w:after="0"/>
       <w:ind w:hanging="340" w:left="340"/>
@@ -11130,6 +11231,7 @@
     <w:qFormat/>
     <w:pPr>
       <w:widowControl/>
+      <w:suppressAutoHyphens w:val="true"/>
       <w:bidi w:val="0"/>
       <w:spacing w:before="0" w:after="0"/>
       <w:jc w:val="left"/>
@@ -11148,6 +11250,7 @@
     <w:qFormat/>
     <w:pPr>
       <w:widowControl/>
+      <w:suppressAutoHyphens w:val="true"/>
       <w:bidi w:val="0"/>
       <w:spacing w:before="0" w:after="0"/>
       <w:jc w:val="left"/>
@@ -11166,6 +11269,7 @@
     <w:qFormat/>
     <w:pPr>
       <w:widowControl/>
+      <w:suppressAutoHyphens w:val="true"/>
       <w:bidi w:val="0"/>
       <w:spacing w:before="0" w:after="0"/>
       <w:jc w:val="left"/>
@@ -11472,6 +11576,7 @@
     <w:qFormat/>
     <w:pPr>
       <w:widowControl/>
+      <w:suppressAutoHyphens w:val="true"/>
       <w:bidi w:val="0"/>
       <w:spacing w:before="0" w:after="0"/>
       <w:jc w:val="left"/>
@@ -11490,6 +11595,7 @@
     <w:qFormat/>
     <w:pPr>
       <w:widowControl/>
+      <w:suppressAutoHyphens w:val="true"/>
       <w:bidi w:val="0"/>
       <w:spacing w:before="0" w:after="0"/>
       <w:jc w:val="left"/>
@@ -11508,6 +11614,7 @@
     <w:qFormat/>
     <w:pPr>
       <w:widowControl/>
+      <w:suppressAutoHyphens w:val="true"/>
       <w:bidi w:val="0"/>
       <w:spacing w:before="0" w:after="0"/>
       <w:ind w:hanging="340" w:left="340"/>
@@ -11537,6 +11644,7 @@
     <w:qFormat/>
     <w:pPr>
       <w:widowControl/>
+      <w:suppressAutoHyphens w:val="true"/>
       <w:bidi w:val="0"/>
       <w:spacing w:before="283" w:after="0"/>
       <w:jc w:val="left"/>
@@ -11766,6 +11874,7 @@
     <w:qFormat/>
     <w:pPr>
       <w:widowControl/>
+      <w:suppressAutoHyphens w:val="true"/>
       <w:bidi w:val="0"/>
       <w:spacing w:before="283" w:after="0"/>
       <w:jc w:val="left"/>
@@ -11995,6 +12104,7 @@
     <w:qFormat/>
     <w:pPr>
       <w:widowControl/>
+      <w:suppressAutoHyphens w:val="true"/>
       <w:bidi w:val="0"/>
       <w:spacing w:before="0" w:after="0"/>
       <w:jc w:val="center"/>
@@ -12024,6 +12134,7 @@
     <w:qFormat/>
     <w:pPr>
       <w:widowControl/>
+      <w:suppressAutoHyphens w:val="true"/>
       <w:bidi w:val="0"/>
       <w:spacing w:before="0" w:after="0"/>
       <w:jc w:val="center"/>
@@ -12052,6 +12163,7 @@
     <w:qFormat/>
     <w:pPr>
       <w:widowControl/>
+      <w:suppressAutoHyphens w:val="true"/>
       <w:bidi w:val="0"/>
       <w:spacing w:before="0" w:after="0"/>
       <w:ind w:hanging="340" w:left="340"/>
@@ -12081,6 +12193,7 @@
     <w:qFormat/>
     <w:pPr>
       <w:widowControl/>
+      <w:suppressAutoHyphens w:val="true"/>
       <w:bidi w:val="0"/>
       <w:spacing w:before="0" w:after="0"/>
       <w:jc w:val="left"/>
@@ -12099,6 +12212,7 @@
     <w:qFormat/>
     <w:pPr>
       <w:widowControl/>
+      <w:suppressAutoHyphens w:val="true"/>
       <w:bidi w:val="0"/>
       <w:spacing w:before="0" w:after="0"/>
       <w:jc w:val="left"/>
@@ -12117,6 +12231,7 @@
     <w:qFormat/>
     <w:pPr>
       <w:widowControl/>
+      <w:suppressAutoHyphens w:val="true"/>
       <w:bidi w:val="0"/>
       <w:spacing w:before="283" w:after="0"/>
       <w:jc w:val="left"/>
@@ -12346,6 +12461,7 @@
     <w:qFormat/>
     <w:pPr>
       <w:widowControl/>
+      <w:suppressAutoHyphens w:val="true"/>
       <w:bidi w:val="0"/>
       <w:spacing w:before="0" w:after="0"/>
       <w:jc w:val="center"/>
@@ -12375,6 +12491,7 @@
     <w:qFormat/>
     <w:pPr>
       <w:widowControl/>
+      <w:suppressAutoHyphens w:val="true"/>
       <w:bidi w:val="0"/>
       <w:spacing w:before="0" w:after="0"/>
       <w:jc w:val="center"/>
@@ -12403,6 +12520,7 @@
     <w:qFormat/>
     <w:pPr>
       <w:widowControl/>
+      <w:suppressAutoHyphens w:val="true"/>
       <w:bidi w:val="0"/>
       <w:spacing w:before="0" w:after="0"/>
       <w:ind w:hanging="340" w:left="340"/>
@@ -12432,6 +12550,7 @@
     <w:qFormat/>
     <w:pPr>
       <w:widowControl/>
+      <w:suppressAutoHyphens w:val="true"/>
       <w:bidi w:val="0"/>
       <w:spacing w:before="0" w:after="0"/>
       <w:jc w:val="left"/>
@@ -12450,6 +12569,7 @@
     <w:qFormat/>
     <w:pPr>
       <w:widowControl/>
+      <w:suppressAutoHyphens w:val="true"/>
       <w:bidi w:val="0"/>
       <w:spacing w:before="0" w:after="0"/>
       <w:jc w:val="left"/>
@@ -12468,6 +12588,7 @@
     <w:qFormat/>
     <w:pPr>
       <w:widowControl/>
+      <w:suppressAutoHyphens w:val="true"/>
       <w:bidi w:val="0"/>
       <w:spacing w:before="283" w:after="0"/>
       <w:jc w:val="left"/>
@@ -12697,6 +12818,7 @@
     <w:qFormat/>
     <w:pPr>
       <w:widowControl/>
+      <w:suppressAutoHyphens w:val="true"/>
       <w:bidi w:val="0"/>
       <w:spacing w:before="0" w:after="0"/>
       <w:jc w:val="center"/>
@@ -12726,6 +12848,7 @@
     <w:qFormat/>
     <w:pPr>
       <w:widowControl/>
+      <w:suppressAutoHyphens w:val="true"/>
       <w:bidi w:val="0"/>
       <w:spacing w:before="0" w:after="0"/>
       <w:jc w:val="center"/>
@@ -12754,6 +12877,7 @@
     <w:qFormat/>
     <w:pPr>
       <w:widowControl/>
+      <w:suppressAutoHyphens w:val="true"/>
       <w:bidi w:val="0"/>
       <w:spacing w:before="0" w:after="0"/>
       <w:ind w:hanging="340" w:left="340"/>
@@ -12783,6 +12907,7 @@
     <w:qFormat/>
     <w:pPr>
       <w:widowControl/>
+      <w:suppressAutoHyphens w:val="true"/>
       <w:bidi w:val="0"/>
       <w:spacing w:before="0" w:after="0"/>
       <w:jc w:val="left"/>
@@ -12801,6 +12926,7 @@
     <w:qFormat/>
     <w:pPr>
       <w:widowControl/>
+      <w:suppressAutoHyphens w:val="true"/>
       <w:bidi w:val="0"/>
       <w:spacing w:before="0" w:after="0"/>
       <w:jc w:val="left"/>
@@ -12819,6 +12945,7 @@
     <w:qFormat/>
     <w:pPr>
       <w:widowControl/>
+      <w:suppressAutoHyphens w:val="true"/>
       <w:bidi w:val="0"/>
       <w:spacing w:before="283" w:after="0"/>
       <w:jc w:val="left"/>
@@ -13048,6 +13175,7 @@
     <w:qFormat/>
     <w:pPr>
       <w:widowControl/>
+      <w:suppressAutoHyphens w:val="true"/>
       <w:bidi w:val="0"/>
       <w:spacing w:before="0" w:after="0"/>
       <w:jc w:val="center"/>
@@ -13077,6 +13205,7 @@
     <w:qFormat/>
     <w:pPr>
       <w:widowControl/>
+      <w:suppressAutoHyphens w:val="true"/>
       <w:bidi w:val="0"/>
       <w:spacing w:before="0" w:after="0"/>
       <w:jc w:val="center"/>
@@ -13105,6 +13234,7 @@
     <w:qFormat/>
     <w:pPr>
       <w:widowControl/>
+      <w:suppressAutoHyphens w:val="true"/>
       <w:bidi w:val="0"/>
       <w:spacing w:before="0" w:after="0"/>
       <w:ind w:hanging="340" w:left="340"/>
@@ -13134,6 +13264,7 @@
     <w:qFormat/>
     <w:pPr>
       <w:widowControl/>
+      <w:suppressAutoHyphens w:val="true"/>
       <w:bidi w:val="0"/>
       <w:spacing w:before="0" w:after="0"/>
       <w:jc w:val="left"/>
@@ -13152,6 +13283,7 @@
     <w:qFormat/>
     <w:pPr>
       <w:widowControl/>
+      <w:suppressAutoHyphens w:val="true"/>
       <w:bidi w:val="0"/>
       <w:spacing w:before="0" w:after="0"/>
       <w:jc w:val="left"/>
@@ -13170,6 +13302,7 @@
     <w:qFormat/>
     <w:pPr>
       <w:widowControl/>
+      <w:suppressAutoHyphens w:val="true"/>
       <w:bidi w:val="0"/>
       <w:spacing w:before="283" w:after="0"/>
       <w:jc w:val="left"/>
@@ -13399,6 +13532,7 @@
     <w:qFormat/>
     <w:pPr>
       <w:widowControl/>
+      <w:suppressAutoHyphens w:val="true"/>
       <w:bidi w:val="0"/>
       <w:spacing w:before="0" w:after="0"/>
       <w:jc w:val="center"/>
@@ -13428,6 +13562,7 @@
     <w:qFormat/>
     <w:pPr>
       <w:widowControl/>
+      <w:suppressAutoHyphens w:val="true"/>
       <w:bidi w:val="0"/>
       <w:spacing w:before="0" w:after="0"/>
       <w:jc w:val="center"/>
@@ -13456,6 +13591,7 @@
     <w:qFormat/>
     <w:pPr>
       <w:widowControl/>
+      <w:suppressAutoHyphens w:val="true"/>
       <w:bidi w:val="0"/>
       <w:spacing w:before="0" w:after="0"/>
       <w:ind w:hanging="340" w:left="340"/>
@@ -13485,6 +13621,7 @@
     <w:qFormat/>
     <w:pPr>
       <w:widowControl/>
+      <w:suppressAutoHyphens w:val="true"/>
       <w:bidi w:val="0"/>
       <w:spacing w:before="0" w:after="0"/>
       <w:jc w:val="left"/>
@@ -13503,6 +13640,7 @@
     <w:qFormat/>
     <w:pPr>
       <w:widowControl/>
+      <w:suppressAutoHyphens w:val="true"/>
       <w:bidi w:val="0"/>
       <w:spacing w:before="0" w:after="0"/>
       <w:jc w:val="left"/>
@@ -13521,6 +13659,7 @@
     <w:qFormat/>
     <w:pPr>
       <w:widowControl/>
+      <w:suppressAutoHyphens w:val="true"/>
       <w:bidi w:val="0"/>
       <w:spacing w:before="283" w:after="0"/>
       <w:jc w:val="left"/>
@@ -13750,6 +13889,7 @@
     <w:qFormat/>
     <w:pPr>
       <w:widowControl/>
+      <w:suppressAutoHyphens w:val="true"/>
       <w:bidi w:val="0"/>
       <w:spacing w:before="0" w:after="0"/>
       <w:jc w:val="center"/>
@@ -13779,6 +13919,7 @@
     <w:qFormat/>
     <w:pPr>
       <w:widowControl/>
+      <w:suppressAutoHyphens w:val="true"/>
       <w:bidi w:val="0"/>
       <w:spacing w:before="0" w:after="0"/>
       <w:jc w:val="center"/>
@@ -13807,6 +13948,7 @@
     <w:qFormat/>
     <w:pPr>
       <w:widowControl/>
+      <w:suppressAutoHyphens w:val="true"/>
       <w:bidi w:val="0"/>
       <w:spacing w:before="0" w:after="0"/>
       <w:ind w:hanging="340" w:left="340"/>
@@ -13836,6 +13978,7 @@
     <w:qFormat/>
     <w:pPr>
       <w:widowControl/>
+      <w:suppressAutoHyphens w:val="true"/>
       <w:bidi w:val="0"/>
       <w:spacing w:before="0" w:after="0"/>
       <w:jc w:val="left"/>
@@ -13854,6 +13997,7 @@
     <w:qFormat/>
     <w:pPr>
       <w:widowControl/>
+      <w:suppressAutoHyphens w:val="true"/>
       <w:bidi w:val="0"/>
       <w:spacing w:before="0" w:after="0"/>
       <w:jc w:val="left"/>
@@ -13872,6 +14016,7 @@
     <w:qFormat/>
     <w:pPr>
       <w:widowControl/>
+      <w:suppressAutoHyphens w:val="true"/>
       <w:bidi w:val="0"/>
       <w:spacing w:before="283" w:after="0"/>
       <w:jc w:val="left"/>
@@ -14101,6 +14246,7 @@
     <w:qFormat/>
     <w:pPr>
       <w:widowControl/>
+      <w:suppressAutoHyphens w:val="true"/>
       <w:bidi w:val="0"/>
       <w:spacing w:before="0" w:after="0"/>
       <w:jc w:val="center"/>
@@ -14130,6 +14276,7 @@
     <w:qFormat/>
     <w:pPr>
       <w:widowControl/>
+      <w:suppressAutoHyphens w:val="true"/>
       <w:bidi w:val="0"/>
       <w:spacing w:before="0" w:after="0"/>
       <w:jc w:val="center"/>
@@ -14158,6 +14305,7 @@
     <w:qFormat/>
     <w:pPr>
       <w:widowControl/>
+      <w:suppressAutoHyphens w:val="true"/>
       <w:bidi w:val="0"/>
       <w:spacing w:before="0" w:after="0"/>
       <w:ind w:hanging="340" w:left="340"/>
@@ -14187,6 +14335,7 @@
     <w:qFormat/>
     <w:pPr>
       <w:widowControl/>
+      <w:suppressAutoHyphens w:val="true"/>
       <w:bidi w:val="0"/>
       <w:spacing w:before="0" w:after="0"/>
       <w:jc w:val="left"/>
@@ -14205,6 +14354,7 @@
     <w:qFormat/>
     <w:pPr>
       <w:widowControl/>
+      <w:suppressAutoHyphens w:val="true"/>
       <w:bidi w:val="0"/>
       <w:spacing w:before="0" w:after="0"/>
       <w:jc w:val="left"/>
@@ -14223,6 +14373,7 @@
     <w:qFormat/>
     <w:pPr>
       <w:widowControl/>
+      <w:suppressAutoHyphens w:val="true"/>
       <w:bidi w:val="0"/>
       <w:spacing w:before="283" w:after="0"/>
       <w:jc w:val="left"/>
@@ -14452,6 +14603,7 @@
     <w:qFormat/>
     <w:pPr>
       <w:widowControl/>
+      <w:suppressAutoHyphens w:val="true"/>
       <w:bidi w:val="0"/>
       <w:spacing w:before="0" w:after="0"/>
       <w:jc w:val="center"/>
@@ -14481,6 +14633,7 @@
     <w:qFormat/>
     <w:pPr>
       <w:widowControl/>
+      <w:suppressAutoHyphens w:val="true"/>
       <w:bidi w:val="0"/>
       <w:spacing w:before="0" w:after="0"/>
       <w:jc w:val="center"/>
@@ -14509,6 +14662,7 @@
     <w:qFormat/>
     <w:pPr>
       <w:widowControl/>
+      <w:suppressAutoHyphens w:val="true"/>
       <w:bidi w:val="0"/>
       <w:spacing w:before="0" w:after="0"/>
       <w:ind w:hanging="340" w:left="340"/>
@@ -14538,6 +14692,7 @@
     <w:qFormat/>
     <w:pPr>
       <w:widowControl/>
+      <w:suppressAutoHyphens w:val="true"/>
       <w:bidi w:val="0"/>
       <w:spacing w:before="0" w:after="0"/>
       <w:jc w:val="left"/>
@@ -14556,6 +14711,7 @@
     <w:qFormat/>
     <w:pPr>
       <w:widowControl/>
+      <w:suppressAutoHyphens w:val="true"/>
       <w:bidi w:val="0"/>
       <w:spacing w:before="0" w:after="0"/>
       <w:jc w:val="left"/>
@@ -14574,6 +14730,7 @@
     <w:qFormat/>
     <w:pPr>
       <w:widowControl/>
+      <w:suppressAutoHyphens w:val="true"/>
       <w:bidi w:val="0"/>
       <w:spacing w:before="283" w:after="0"/>
       <w:jc w:val="left"/>
@@ -14803,6 +14960,7 @@
     <w:qFormat/>
     <w:pPr>
       <w:widowControl/>
+      <w:suppressAutoHyphens w:val="true"/>
       <w:bidi w:val="0"/>
       <w:spacing w:before="0" w:after="0"/>
       <w:jc w:val="center"/>
@@ -14832,6 +14990,7 @@
     <w:qFormat/>
     <w:pPr>
       <w:widowControl/>
+      <w:suppressAutoHyphens w:val="true"/>
       <w:bidi w:val="0"/>
       <w:spacing w:before="0" w:after="0"/>
       <w:jc w:val="center"/>
@@ -14860,6 +15019,7 @@
     <w:qFormat/>
     <w:pPr>
       <w:widowControl/>
+      <w:suppressAutoHyphens w:val="true"/>
       <w:bidi w:val="0"/>
       <w:spacing w:before="0" w:after="0"/>
       <w:ind w:hanging="340" w:left="340"/>
@@ -14889,6 +15049,7 @@
     <w:qFormat/>
     <w:pPr>
       <w:widowControl/>
+      <w:suppressAutoHyphens w:val="true"/>
       <w:bidi w:val="0"/>
       <w:spacing w:before="0" w:after="0"/>
       <w:jc w:val="left"/>
@@ -14907,6 +15068,7 @@
     <w:qFormat/>
     <w:pPr>
       <w:widowControl/>
+      <w:suppressAutoHyphens w:val="true"/>
       <w:bidi w:val="0"/>
       <w:spacing w:before="0" w:after="0"/>
       <w:jc w:val="left"/>
